--- a/RBC_IS_Executive_Report_2026_03.docx
+++ b/RBC_IS_Executive_Report_2026_03.docx
@@ -117,6 +117,7 @@
             <w:r>
               <w:rPr>
                 <w:rFonts w:ascii="Calibri" w:hAnsi="Calibri"/>
+                <w:b/>
                 <w:sz w:val="22"/>
               </w:rPr>
               <w:t>Monthly Executive Report</w:t>
@@ -158,6 +159,7 @@
             <w:r>
               <w:rPr>
                 <w:rFonts w:ascii="Calibri" w:hAnsi="Calibri"/>
+                <w:b w:val="0"/>
                 <w:sz w:val="22"/>
               </w:rPr>
               <w:t>Senior Management Team</w:t>
@@ -196,6 +198,7 @@
             <w:r>
               <w:rPr>
                 <w:rFonts w:ascii="Calibri" w:hAnsi="Calibri"/>
+                <w:b w:val="0"/>
                 <w:sz w:val="22"/>
               </w:rPr>
               <w:t>Ian Sinclair</w:t>
@@ -234,6 +237,7 @@
             <w:r>
               <w:rPr>
                 <w:rFonts w:ascii="Calibri" w:hAnsi="Calibri"/>
+                <w:b w:val="0"/>
                 <w:sz w:val="22"/>
               </w:rPr>
               <w:t>21 March 2026</w:t>
@@ -310,7 +314,7 @@
           <w:rFonts w:ascii="Calibri" w:hAnsi="Calibri"/>
           <w:sz w:val="22"/>
         </w:rPr>
-        <w:t>The dominant theme for March 2026 is the acceleration of regulatory convergence around digital asset custody frameworks, with ESMA publishing its final technical standards under MiCA's custody provisions and the SEC issuing revised guidance on SAB 121 relief, creating both compliance urgency and competitive opportunity for large custodians. Global equity markets have experienced a moderate risk-off rotation amid renewed concerns over Chinese economic data and persistent service-sector inflation in the US and eurozone, driving elevated trading volumes and FX volatility that have materially boosted transaction-related revenues across the securities services industry. The settlement discipline landscape continues to evolve as the European post-trade community digests early data from the first quarter of T+1 operation under the CSDR refit timeline, with fail rates running higher than initially projected. Competitive intensity remains elevated following State Street's announced expansion of its digital fund administration platform and BNY Mellon's strategic partnership with a major tokenisation infrastructure provider, underscoring the imperative for all tier-one servicers to articulate credible digital asset strategies to institutional clients.</w:t>
+        <w:t>The dominant theme for March 2026 is the accelerating regulatory push toward shorter settlement cycles globally, with ESMA formally confirming a Q4 2027 target for T+1 migration across European markets, forcing investor services providers to mobilise large-scale programme resources. Equity markets have been broadly constructive in the first half of the month, buoyed by the Federal Reserve signalling a pause in its tightening bias after holding rates steady at its March meeting, although volatility has risen on renewed tariff uncertainty between the US and China. In the competitive landscape, State Street's announced acquisition of a mid-sized European fund administration platform signals continued consolidation pressure in the sector, while tokenisation pilots from major custodians are moving from proof-of-concept toward production. Operationally, a sophisticated cyber incident targeting a SWIFT alliance member in Asia-Pacific has elevated cyber risk awareness across the correspondent banking and securities messaging ecosystem, reinforcing the need for enhanced resilience investment.</w:t>
       </w:r>
     </w:p>
     <w:p>
@@ -339,7 +343,7 @@
           <w:rFonts w:ascii="Calibri" w:hAnsi="Calibri"/>
           <w:sz w:val="21"/>
         </w:rPr>
-        <w:t>The S&amp;P 500 declined approximately 3.2 percent month-to-date through 20 March, led by technology and consumer discretionary weakness, while European equities (Euro Stoxx 50) fell roughly 2.5 percent as disappointing Chinese PMI data and hawkish ECB commentary weighed on sentiment; elevated daily trading volumes across major exchanges have driven higher settlement and custody transaction counts.</w:t>
+        <w:t>The Federal Reserve held the federal funds rate at 4.50-4.75% at its 18-19 March meeting, with the dot plot suggesting one possible cut in H2 2026; the 10-year US Treasury yield has drifted lower toward 4.10%, compressing term premia and increasing duration sensitivity across custody-held fixed income portfolios.</w:t>
       </w:r>
     </w:p>
     <w:p>
@@ -351,7 +355,7 @@
           <w:rFonts w:ascii="Calibri" w:hAnsi="Calibri"/>
           <w:sz w:val="21"/>
         </w:rPr>
-        <w:t>US Treasury yields moved notably higher at the front end, with the 2-year yield rising to approximately 4.35 percent as markets repriced Fed rate-cut expectations following a hotter-than-anticipated February core PCE print; the 10-year yield hovered near 4.50 percent, steepening the curve modestly and increasing duration-related valuation sensitivity across fixed income portfolios under administration.</w:t>
+        <w:t>Global equities have posted modest gains month-to-date, with the S&amp;P 500 up approximately 1.5% and EURO STOXX 50 outperforming on improved eurozone PMI data; higher asset valuations translate to incremental AuC/A revenue uplift for asset servicers billing on basis-point schedules.</w:t>
       </w:r>
     </w:p>
     <w:p>
@@ -363,7 +367,7 @@
           <w:rFonts w:ascii="Calibri" w:hAnsi="Calibri"/>
           <w:sz w:val="21"/>
         </w:rPr>
-        <w:t>The US dollar strengthened broadly, with DXY rising toward 105.5, creating FX translation headwinds for non-USD asset pools and increasing hedging activity among international fund clients; EUR/USD traded near 1.055 and GBP/USD around 1.245, both at multi-month lows.</w:t>
+        <w:t>The US dollar has weakened modestly against the euro (EUR/USD approaching 1.10) and sterling (GBP/USD near 1.29) as relative rate differentials narrow; FX transaction volumes remain elevated, supporting custody-adjacent FX revenue streams but requiring close monitoring of counterparty exposures.</w:t>
       </w:r>
     </w:p>
     <w:p>
@@ -375,7 +379,7 @@
           <w:rFonts w:ascii="Calibri" w:hAnsi="Calibri"/>
           <w:sz w:val="21"/>
         </w:rPr>
-        <w:t>Credit spreads widened moderately, with US investment-grade OAS expanding by roughly 10 basis points and high-yield spreads by 25-30 basis points, prompting increased collateral management activity and margin call volumes for custodians servicing leveraged and derivatives-heavy strategies.</w:t>
+        <w:t>Brent crude has traded in the USD 78-82 range amid mixed demand signals from China and continued OPEC+ supply discipline; commodity-linked fund flows remain volatile, affecting NAV computation workloads for administrators with commodity fund mandates.</w:t>
       </w:r>
     </w:p>
     <w:p>
@@ -387,7 +391,7 @@
           <w:rFonts w:ascii="Calibri" w:hAnsi="Calibri"/>
           <w:sz w:val="21"/>
         </w:rPr>
-        <w:t>Commodities saw mixed performance: Brent crude stabilised near USD 78 per barrel on OPEC+ discipline, while gold reached new highs above USD 2,350 per ounce as a safe-haven bid persisted, driving increased ETF inflows into precious metals products under administration.</w:t>
+        <w:t>Japanese equity markets have been supported by continued corporate governance reforms and a mildly weaker yen (USD/JPY approximately 150), sustaining foreign investor appetite and cross-border settlement volumes in the Tokyo market.</w:t>
       </w:r>
     </w:p>
     <w:p>
@@ -399,7 +403,7 @@
           <w:rFonts w:ascii="Calibri" w:hAnsi="Calibri"/>
           <w:sz w:val="21"/>
         </w:rPr>
-        <w:t>Emerging market local currency bonds experienced outflows of approximately USD 6 billion during the first three weeks of March (per IIF flow tracker estimates), increasing operational complexity around settlement, FX, and tax reclaim processing in frontier and EM custody networks.</w:t>
+        <w:t>Credit spreads in US investment grade have tightened to approximately 90 basis points over Treasuries, near cyclical lows, signalling benign credit conditions but raising valuation risk for fixed income funds under administration should sentiment reverse quickly.</w:t>
       </w:r>
     </w:p>
     <w:p>
@@ -428,7 +432,7 @@
           <w:rFonts w:ascii="Calibri" w:hAnsi="Calibri"/>
           <w:sz w:val="21"/>
         </w:rPr>
-        <w:t>ESMA published final Regulatory Technical Standards under MiCA Articles 75-77 specifying requirements for crypto-asset custody segregation, record-keeping, and liability frameworks, with a compliance effective date of 1 October 2026; custodians offering or planning digital asset services in the EU must begin gap analyses immediately.</w:t>
+        <w:t>ESMA published its final policy roadmap on 7 March confirming that EU and EEA markets will migrate to T+1 settlement no later than Q4 2027, with a detailed consultation on CSD regulation amendments expected in May 2026; this sets a firm clock for investor services operational readiness across matching, funding, and fails management processes.</w:t>
       </w:r>
     </w:p>
     <w:p>
@@ -440,7 +444,7 @@
           <w:rFonts w:ascii="Calibri" w:hAnsi="Calibri"/>
           <w:sz w:val="21"/>
         </w:rPr>
-        <w:t>The SEC issued Staff Guidance Note 2026-04 clarifying the scope of SAB 121 relief for qualified custodians, permitting banks meeting specific capital and operational criteria to avoid on-balance-sheet treatment of custodied digital assets; this represents a meaningful shift and competitive enabler for bank-affiliated custodians.</w:t>
+        <w:t>The SEC has advanced its proposal to expand Form PF reporting requirements for private fund advisers, with a comment deadline of 15 April 2026; the expanded data fields on leverage, liquidity, and counterparty exposure will increase the reporting burden on fund administrators serving US-registered alternative funds.</w:t>
       </w:r>
     </w:p>
     <w:p>
@@ -452,7 +456,7 @@
           <w:rFonts w:ascii="Calibri" w:hAnsi="Calibri"/>
           <w:sz w:val="21"/>
         </w:rPr>
-        <w:t>The CSSF released updated Circular 26/03 on Luxembourg fund depositaries' obligations regarding delegation oversight and substance requirements, raising expectations for on-the-ground control functions and board-level reporting for UCITS and AIF depositaries domiciled in the Grand Duchy.</w:t>
+        <w:t>The UK Financial Conduct Authority issued a consultation paper (CP26/5) on 12 March proposing updated operational resilience rules for critical third parties in financial services, explicitly referencing custodians and fund administrators as in-scope entities; responses are due by June 2026.</w:t>
       </w:r>
     </w:p>
     <w:p>
@@ -464,7 +468,7 @@
           <w:rFonts w:ascii="Calibri" w:hAnsi="Calibri"/>
           <w:sz w:val="21"/>
         </w:rPr>
-        <w:t>The Canadian Securities Administrators (CSA) and OSC jointly published for comment proposed amendments to National Instrument 31-103 that would impose enhanced cybersecurity incident reporting requirements on registered dealers and advisers, with implications for custodians providing integrated brokerage and clearing services in Canada.</w:t>
+        <w:t>Luxembourg's CSSF released updated guidance on substance requirements for ManCo and AIFM delegates, tightening expectations around local staffing, board oversight, and IT infrastructure, with compliance expected by end-2026; this is directly relevant to RBCIS Luxembourg operations.</w:t>
       </w:r>
     </w:p>
     <w:p>
@@ -476,7 +480,7 @@
           <w:rFonts w:ascii="Calibri" w:hAnsi="Calibri"/>
           <w:sz w:val="21"/>
         </w:rPr>
-        <w:t>The Basel Committee on Banking Supervision issued a progress report on the implementation of the revised crypto-asset prudential standard (SCO60), noting uneven adoption across G20 jurisdictions and signalling potential recalibration of Group 2 crypto-asset exposure limits by year-end 2026, which could alter capital planning for custodians with digital asset ambitions.</w:t>
+        <w:t>The Canadian Securities Administrators and the OSC published a joint staff notice reaffirming the expectation that Canadian market participants prepare for potential T+1 alignment with the US (already live since May 2024), now focusing on misalignment risks for cross-listed and dual-settled securities.</w:t>
       </w:r>
     </w:p>
     <w:p>
@@ -488,7 +492,7 @@
           <w:rFonts w:ascii="Calibri" w:hAnsi="Calibri"/>
           <w:sz w:val="21"/>
         </w:rPr>
-        <w:t>The UK FCA confirmed its timeline for the first phase of the Consolidated Tape for bonds, with the authorised CT provider expected to begin publishing data by Q3 2026; custodians and fund administrators operating in UK fixed income markets should prepare for enhanced best-execution and reporting workflows.</w:t>
+        <w:t>The Financial Action Task Force released its updated guidance on virtual asset service provider supervision in early March, with implications for custodians offering digital asset safekeeping services; national regulators are expected to incorporate the guidance into domestic AML/KYC frameworks over the next 12 months.</w:t>
       </w:r>
     </w:p>
     <w:p>
@@ -517,7 +521,7 @@
           <w:rFonts w:ascii="Calibri" w:hAnsi="Calibri"/>
           <w:sz w:val="21"/>
         </w:rPr>
-        <w:t>BNY Mellon announced a strategic partnership with a leading tokenisation infrastructure firm to offer end-to-end issuance, custody, and servicing of tokenised money market funds and Treasury products, positioning the firm as the first US mega-custodian with a fully integrated tokenised fund lifecycle capability.</w:t>
+        <w:t>State Street announced on 10 March a definitive agreement to acquire Fidelis Fund Services, a Luxembourg and Dublin-based fund administration provider with approximately EUR 120 billion in assets under administration, in a transaction valued at roughly EUR 600 million; the deal accelerates State Street's European alternatives servicing capabilities and intensifies competitive pressure on mid-market administrators.</w:t>
       </w:r>
     </w:p>
     <w:p>
@@ -529,7 +533,7 @@
           <w:rFonts w:ascii="Calibri" w:hAnsi="Calibri"/>
           <w:sz w:val="21"/>
         </w:rPr>
-        <w:t>State Street launched an expanded digital fund administration platform branded "State Street Digital Admin," targeting hedge fund and private credit managers seeking automated NAV calculation, investor reporting, and on-chain reconciliation for funds holding both traditional and tokenised assets.</w:t>
+        <w:t>BNY Mellon expanded its partnership with Chainalysis to enhance on-chain transaction monitoring across its digital custody platform, signalling the continued mainstreaming of digital asset servicing within traditional custodian offerings.</w:t>
       </w:r>
     </w:p>
     <w:p>
@@ -541,7 +545,7 @@
           <w:rFonts w:ascii="Calibri" w:hAnsi="Calibri"/>
           <w:sz w:val="21"/>
         </w:rPr>
-        <w:t>Northern Trust and a major Asian sovereign wealth fund disclosed a multi-year mandate covering global custody, performance analytics, and ESG data integration for approximately USD 45 billion in assets, reflecting ongoing allocation shifts by sovereign investors toward outsourced multi-asset servicing.</w:t>
+        <w:t>Northern Trust launched a next-generation data analytics suite branded "Insight360" for institutional clients, integrating portfolio analytics, ESG scoring, and regulatory reporting into a single platform; the offering targets asset owners and is positioned to compete with multi-provider data aggregation solutions.</w:t>
       </w:r>
     </w:p>
     <w:p>
@@ -553,7 +557,7 @@
           <w:rFonts w:ascii="Calibri" w:hAnsi="Calibri"/>
           <w:sz w:val="21"/>
         </w:rPr>
-        <w:t>Citi Securities Services completed its previously announced technology migration for its European custody network onto a unified cloud-native platform, citing a 30 percent reduction in settlement processing times and improved scalability; the move intensifies competitive pressure on peers still operating legacy systems.</w:t>
+        <w:t>Citi Securities Services announced a strategic alliance with Fnality International to explore the use of tokenised payment legs for securities settlement across multiple currencies, with a pilot expected in the London market by late 2026.</w:t>
       </w:r>
     </w:p>
     <w:p>
@@ -565,7 +569,7 @@
           <w:rFonts w:ascii="Calibri" w:hAnsi="Calibri"/>
           <w:sz w:val="21"/>
         </w:rPr>
-        <w:t>HSBC Securities Services expanded its fund administration footprint in the Middle East through a new servicing hub in Abu Dhabi Global Market (ADGM), capitalising on rapid growth in regional alternative fund formation and signalling intent to capture market share from incumbents in the Gulf.</w:t>
+        <w:t>HSBC Securities Services reported a 15% year-over-year increase in APAC custody mandates during its Q4 2025 results briefing held in early March, underscoring the continued shift in institutional asset allocation toward Asian markets and the importance of regional scale.</w:t>
       </w:r>
     </w:p>
     <w:p>
@@ -577,7 +581,7 @@
           <w:rFonts w:ascii="Calibri" w:hAnsi="Calibri"/>
           <w:sz w:val="21"/>
         </w:rPr>
-        <w:t>Among FinTech challengers, Apex Group reportedly reached advanced discussions for an IPO on the London Stock Exchange, which, if executed, would provide a significant capital base to accelerate acquisitions and potentially disrupt pricing dynamics in the mid-market fund administration segment.</w:t>
+        <w:t>FinTech challenger Quantexa raised USD 250 million in a Series F round, with plans to expand its AI-driven entity resolution and KYC platform into the fund administration segment, potentially disrupting incumbent AML compliance workflows.</w:t>
       </w:r>
     </w:p>
     <w:p>
@@ -606,7 +610,7 @@
           <w:rFonts w:ascii="Calibri" w:hAnsi="Calibri"/>
           <w:sz w:val="21"/>
         </w:rPr>
-        <w:t>Risk: T+1 Settlement Fail Rates in Europe</w:t>
+        <w:t>Risk 1: European T+1 Migration Programme Execution</w:t>
       </w:r>
     </w:p>
     <w:p>
@@ -630,7 +634,7 @@
           <w:rFonts w:ascii="Calibri" w:hAnsi="Calibri"/>
           <w:sz w:val="21"/>
         </w:rPr>
-        <w:t>Early data from European CSDs following the CSDR-aligned T+1 migration indicates fail rates approximately 40-50 percent above pre-migration baselines, driven by time-zone mismatches and manual FX funding processes. Persistent elevated fails may trigger cash penalty escalation and reputational risk with institutional clients.</w:t>
+        <w:t>The confirmed ESMA timeline creates a compressed multi-year programme with dependencies on CSD readiness, market infrastructure upgrades, and client onboarding. Any delay in scoping or resourcing increases the risk of elevated fail rates and client dissatisfaction during and after migration.</w:t>
       </w:r>
     </w:p>
     <w:p>
@@ -654,7 +658,151 @@
           <w:rFonts w:ascii="Calibri" w:hAnsi="Calibri"/>
           <w:sz w:val="21"/>
         </w:rPr>
-        <w:t>Risk: Counterparty Credit Stress in China Property Sector</w:t>
+        <w:t>Risk 2: Cyber Attack Propagation via Messaging Networks</w:t>
+      </w:r>
+    </w:p>
+    <w:p>
+      <w:pPr>
+        <w:spacing w:after="60"/>
+      </w:pPr>
+      <w:r>
+        <w:rPr>
+          <w:rFonts w:ascii="Calibri" w:hAnsi="Calibri"/>
+          <w:sz w:val="21"/>
+        </w:rPr>
+        <w:t>Category: CYBER</w:t>
+      </w:r>
+    </w:p>
+    <w:p>
+      <w:pPr>
+        <w:spacing w:after="60"/>
+      </w:pPr>
+      <w:r>
+        <w:rPr>
+          <w:rFonts w:ascii="Calibri" w:hAnsi="Calibri"/>
+          <w:sz w:val="21"/>
+        </w:rPr>
+        <w:t>A sophisticated intrusion targeting a SWIFT-connected institution in Asia-Pacific in early March has raised threat levels across the securities messaging ecosystem. The incident highlights persistent vulnerabilities in correspondent and sub-custodian communication channels.</w:t>
+      </w:r>
+    </w:p>
+    <w:p>
+      <w:pPr>
+        <w:spacing w:after="60"/>
+      </w:pPr>
+      <w:r>
+        <w:rPr>
+          <w:rFonts w:ascii="Calibri" w:hAnsi="Calibri"/>
+          <w:sz w:val="21"/>
+        </w:rPr>
+        <w:t>Direction: INCREASING</w:t>
+      </w:r>
+    </w:p>
+    <w:p>
+      <w:pPr>
+        <w:spacing w:after="60"/>
+      </w:pPr>
+      <w:r>
+        <w:rPr>
+          <w:rFonts w:ascii="Calibri" w:hAnsi="Calibri"/>
+          <w:sz w:val="21"/>
+        </w:rPr>
+        <w:t>Risk 3: US-China Tariff Escalation and EM Fund Flows</w:t>
+      </w:r>
+    </w:p>
+    <w:p>
+      <w:pPr>
+        <w:spacing w:after="60"/>
+      </w:pPr>
+      <w:r>
+        <w:rPr>
+          <w:rFonts w:ascii="Calibri" w:hAnsi="Calibri"/>
+          <w:sz w:val="21"/>
+        </w:rPr>
+        <w:t>Category: MARKET</w:t>
+      </w:r>
+    </w:p>
+    <w:p>
+      <w:pPr>
+        <w:spacing w:after="60"/>
+      </w:pPr>
+      <w:r>
+        <w:rPr>
+          <w:rFonts w:ascii="Calibri" w:hAnsi="Calibri"/>
+          <w:sz w:val="21"/>
+        </w:rPr>
+        <w:t>Renewed rhetoric around expanded US tariffs on Chinese technology imports has unsettled emerging market fund flows and increased FX volatility. Custodians with significant EM AuC face potential valuation swings and redemption-driven liquidity demands.</w:t>
+      </w:r>
+    </w:p>
+    <w:p>
+      <w:pPr>
+        <w:spacing w:after="60"/>
+      </w:pPr>
+      <w:r>
+        <w:rPr>
+          <w:rFonts w:ascii="Calibri" w:hAnsi="Calibri"/>
+          <w:sz w:val="21"/>
+        </w:rPr>
+        <w:t>Direction: INCREASING</w:t>
+      </w:r>
+    </w:p>
+    <w:p>
+      <w:pPr>
+        <w:spacing w:after="60"/>
+      </w:pPr>
+      <w:r>
+        <w:rPr>
+          <w:rFonts w:ascii="Calibri" w:hAnsi="Calibri"/>
+          <w:sz w:val="21"/>
+        </w:rPr>
+        <w:t>Risk 4: Private Fund Regulatory Reporting Burden</w:t>
+      </w:r>
+    </w:p>
+    <w:p>
+      <w:pPr>
+        <w:spacing w:after="60"/>
+      </w:pPr>
+      <w:r>
+        <w:rPr>
+          <w:rFonts w:ascii="Calibri" w:hAnsi="Calibri"/>
+          <w:sz w:val="21"/>
+        </w:rPr>
+        <w:t>Category: REGULATORY</w:t>
+      </w:r>
+    </w:p>
+    <w:p>
+      <w:pPr>
+        <w:spacing w:after="60"/>
+      </w:pPr>
+      <w:r>
+        <w:rPr>
+          <w:rFonts w:ascii="Calibri" w:hAnsi="Calibri"/>
+          <w:sz w:val="21"/>
+        </w:rPr>
+        <w:t>Expanding Form PF and AIFMD Annex IV requirements are increasing the volume and complexity of data that fund administrators must collect, validate, and file. Insufficient automation or data quality controls could lead to late filings and regulatory censure.</w:t>
+      </w:r>
+    </w:p>
+    <w:p>
+      <w:pPr>
+        <w:spacing w:after="60"/>
+      </w:pPr>
+      <w:r>
+        <w:rPr>
+          <w:rFonts w:ascii="Calibri" w:hAnsi="Calibri"/>
+          <w:sz w:val="21"/>
+        </w:rPr>
+        <w:t>Direction: INCREASING</w:t>
+      </w:r>
+    </w:p>
+    <w:p>
+      <w:pPr>
+        <w:spacing w:after="60"/>
+      </w:pPr>
+      <w:r>
+        <w:rPr>
+          <w:rFonts w:ascii="Calibri" w:hAnsi="Calibri"/>
+          <w:sz w:val="21"/>
+        </w:rPr>
+        <w:t>Risk 5: Counterparty Credit Concentration in Cleared Derivatives</w:t>
       </w:r>
     </w:p>
     <w:p>
@@ -678,7 +826,7 @@
           <w:rFonts w:ascii="Calibri" w:hAnsi="Calibri"/>
           <w:sz w:val="21"/>
         </w:rPr>
-        <w:t>Renewed defaults among mid-tier Chinese property developers and weakening macro data have increased collateral haircuts on Chinese corporate bonds held as margin. Custodians with exposure through securities lending or tri-party collateral programmes face mark-to-market and recall risk.</w:t>
+        <w:t>With CCP margin requirements remaining elevated and dealer balance sheets constrained at quarter-end, margin call fails and funding squeezes present concentration risk for funds under administration that rely on a narrow set of clearing brokers. Conditions are expected to normalise post quarter-end.</w:t>
       </w:r>
     </w:p>
     <w:p>
@@ -690,151 +838,7 @@
           <w:rFonts w:ascii="Calibri" w:hAnsi="Calibri"/>
           <w:sz w:val="21"/>
         </w:rPr>
-        <w:t>Direction: INCREASING</w:t>
-      </w:r>
-    </w:p>
-    <w:p>
-      <w:pPr>
-        <w:spacing w:after="60"/>
-      </w:pPr>
-      <w:r>
-        <w:rPr>
-          <w:rFonts w:ascii="Calibri" w:hAnsi="Calibri"/>
-          <w:sz w:val="21"/>
-        </w:rPr>
-        <w:t>Risk: Ransomware Targeting Financial Market Infrastructure</w:t>
-      </w:r>
-    </w:p>
-    <w:p>
-      <w:pPr>
-        <w:spacing w:after="60"/>
-      </w:pPr>
-      <w:r>
-        <w:rPr>
-          <w:rFonts w:ascii="Calibri" w:hAnsi="Calibri"/>
-          <w:sz w:val="21"/>
-        </w:rPr>
-        <w:t>Category: CYBER</w:t>
-      </w:r>
-    </w:p>
-    <w:p>
-      <w:pPr>
-        <w:spacing w:after="60"/>
-      </w:pPr>
-      <w:r>
-        <w:rPr>
-          <w:rFonts w:ascii="Calibri" w:hAnsi="Calibri"/>
-          <w:sz w:val="21"/>
-        </w:rPr>
-        <w:t>Threat intelligence services (including FS-ISAC advisories in March) have flagged a sophisticated ransomware campaign specifically targeting post-trade and transfer agency systems at financial institutions. The attack vector exploits unpatched vulnerabilities in legacy middleware commonly used in fund administration environments.</w:t>
-      </w:r>
-    </w:p>
-    <w:p>
-      <w:pPr>
-        <w:spacing w:after="60"/>
-      </w:pPr>
-      <w:r>
-        <w:rPr>
-          <w:rFonts w:ascii="Calibri" w:hAnsi="Calibri"/>
-          <w:sz w:val="21"/>
-        </w:rPr>
-        <w:t>Direction: INCREASING</w:t>
-      </w:r>
-    </w:p>
-    <w:p>
-      <w:pPr>
-        <w:spacing w:after="60"/>
-      </w:pPr>
-      <w:r>
-        <w:rPr>
-          <w:rFonts w:ascii="Calibri" w:hAnsi="Calibri"/>
-          <w:sz w:val="21"/>
-        </w:rPr>
-        <w:t>Risk: Regulatory Divergence on Digital Asset Custody Standards</w:t>
-      </w:r>
-    </w:p>
-    <w:p>
-      <w:pPr>
-        <w:spacing w:after="60"/>
-      </w:pPr>
-      <w:r>
-        <w:rPr>
-          <w:rFonts w:ascii="Calibri" w:hAnsi="Calibri"/>
-          <w:sz w:val="21"/>
-        </w:rPr>
-        <w:t>Category: REGULATORY</w:t>
-      </w:r>
-    </w:p>
-    <w:p>
-      <w:pPr>
-        <w:spacing w:after="60"/>
-      </w:pPr>
-      <w:r>
-        <w:rPr>
-          <w:rFonts w:ascii="Calibri" w:hAnsi="Calibri"/>
-          <w:sz w:val="21"/>
-        </w:rPr>
-        <w:t>Simultaneous but divergent rulemaking by ESMA (MiCA RTS), the SEC (SAB 121 guidance), and the Basel Committee creates a fragmented compliance landscape for global custodians. Firms must manage multiple, potentially conflicting, frameworks across jurisdictions, increasing legal and operational cost.</w:t>
-      </w:r>
-    </w:p>
-    <w:p>
-      <w:pPr>
-        <w:spacing w:after="60"/>
-      </w:pPr>
-      <w:r>
-        <w:rPr>
-          <w:rFonts w:ascii="Calibri" w:hAnsi="Calibri"/>
-          <w:sz w:val="21"/>
-        </w:rPr>
-        <w:t>Direction: INCREASING</w:t>
-      </w:r>
-    </w:p>
-    <w:p>
-      <w:pPr>
-        <w:spacing w:after="60"/>
-      </w:pPr>
-      <w:r>
-        <w:rPr>
-          <w:rFonts w:ascii="Calibri" w:hAnsi="Calibri"/>
-          <w:sz w:val="21"/>
-        </w:rPr>
-        <w:t>Risk: FX Volatility Impact on Cross-Border Fund NAV Accuracy</w:t>
-      </w:r>
-    </w:p>
-    <w:p>
-      <w:pPr>
-        <w:spacing w:after="60"/>
-      </w:pPr>
-      <w:r>
-        <w:rPr>
-          <w:rFonts w:ascii="Calibri" w:hAnsi="Calibri"/>
-          <w:sz w:val="21"/>
-        </w:rPr>
-        <w:t>Category: MARKET</w:t>
-      </w:r>
-    </w:p>
-    <w:p>
-      <w:pPr>
-        <w:spacing w:after="60"/>
-      </w:pPr>
-      <w:r>
-        <w:rPr>
-          <w:rFonts w:ascii="Calibri" w:hAnsi="Calibri"/>
-          <w:sz w:val="21"/>
-        </w:rPr>
-        <w:t>The sharp USD rally and elevated intraday FX volatility have increased the frequency of NAV estimation errors and swing pricing trigger events for cross-border UCITS and ETF products. Fund administrators must ensure FX rate sourcing and cut-off time protocols are robust to avoid investor fair-value concerns.</w:t>
-      </w:r>
-    </w:p>
-    <w:p>
-      <w:pPr>
-        <w:spacing w:after="60"/>
-      </w:pPr>
-      <w:r>
-        <w:rPr>
-          <w:rFonts w:ascii="Calibri" w:hAnsi="Calibri"/>
-          <w:sz w:val="21"/>
-        </w:rPr>
-        <w:t>Direction: STABLE (elevated)</w:t>
+        <w:t>Direction: STABLE</w:t>
       </w:r>
     </w:p>
     <w:p>
@@ -863,7 +867,7 @@
           <w:rFonts w:ascii="Calibri" w:hAnsi="Calibri"/>
           <w:sz w:val="21"/>
         </w:rPr>
-        <w:t>Adoption of large language model (LLM)-powered automation in fund administration has accelerated, with multiple administrators deploying AI-based tools for prospectus and side-letter clause extraction, investor query handling, and regulatory filing pre-population; industry estimates suggest 15-20 percent efficiency gains in middle-office operations for early adopters.</w:t>
+        <w:t>Adoption of large language model-based automation in fund administration is accelerating, with several Tier 1 administrators (including HSBC and Northern Trust) disclosing in March that they have deployed generative AI tools for prospectus review, NAV commentary drafting, and exception management triage; early reported efficiency gains range from 20-35% in targeted processes.</w:t>
       </w:r>
     </w:p>
     <w:p>
@@ -875,7 +879,7 @@
           <w:rFonts w:ascii="Calibri" w:hAnsi="Calibri"/>
           <w:sz w:val="21"/>
         </w:rPr>
-        <w:t>The tokenisation of money market funds continues to gain institutional traction, with combined assets in tokenised MMF products globally now estimated to exceed USD 5 billion (per RWA.xyz and industry trackers), up from approximately USD 1.5 billion a year ago; demand is driven by treasury management use cases and on-chain collateral mobility.</w:t>
+        <w:t>The European Investment Bank's second digital bond issuance on a DLT platform, completed on 5 March and settled via the Banque de France's wholesale CBDC pilot, demonstrated viable interoperability between tokenised securities and central bank money, a meaningful milestone for digital securities infrastructure.</w:t>
       </w:r>
     </w:p>
     <w:p>
@@ -887,7 +891,7 @@
           <w:rFonts w:ascii="Calibri" w:hAnsi="Calibri"/>
           <w:sz w:val="21"/>
         </w:rPr>
-        <w:t>Progress toward T+0 settlement on distributed ledger infrastructure advanced as a major CSD consortium completed a second successful pilot for same-day atomic settlement of government bonds on a permissioned DLT network; however, participants acknowledged that regulatory recognition and broad market adoption remain multi-year endeavours.</w:t>
+        <w:t>DTCC reported that US equity market settlement efficiency under the T+1 regime (live since May 2024) reached 97.5% affirmation rates in February 2026, up from 92% at launch; industry attention is now shifting to T+0 feasibility studies, with a DTCC working group expected to publish preliminary findings in Q3 2026.</w:t>
       </w:r>
     </w:p>
     <w:p>
@@ -899,7 +903,7 @@
           <w:rFonts w:ascii="Calibri" w:hAnsi="Calibri"/>
           <w:sz w:val="21"/>
         </w:rPr>
-        <w:t>Cloud migration in securities services reached a tipping point, with Citi's European custody platform migration (noted above) joining similar completed or in-progress programmes at BNY Mellon and Northern Trust; the shift is driving vendor consolidation among core custody technology providers and raising due diligence expectations for operational resilience.</w:t>
+        <w:t>Franklin Templeton expanded its tokenised money market fund (the Benji platform) to a third blockchain network, reflecting growing investor appetite for on-chain cash management products and posing both an opportunity and a competitive challenge for fund administrators in the tokenised fund ecosystem.</w:t>
       </w:r>
     </w:p>
     <w:p>
@@ -911,19 +915,7 @@
           <w:rFonts w:ascii="Calibri" w:hAnsi="Calibri"/>
           <w:sz w:val="21"/>
         </w:rPr>
-        <w:t>Cyber threats specific to the digital asset custody ecosystem intensified in March, with reported exploits of smart contract vulnerabilities in two DeFi bridge protocols resulting in combined losses exceeding USD 120 million; while institutional custody infrastructure was not directly affected, the incidents reinforce the need for rigorous security audits of any on-chain components integrated into traditional servicing workflows.</w:t>
-      </w:r>
-    </w:p>
-    <w:p>
-      <w:pPr>
-        <w:spacing w:after="60"/>
-      </w:pPr>
-      <w:r>
-        <w:rPr>
-          <w:rFonts w:ascii="Calibri" w:hAnsi="Calibri"/>
-          <w:sz w:val="21"/>
-        </w:rPr>
-        <w:t>The ISO 20022 messaging migration for cross-border payments (SWIFT) continued to progress, with March marking the end of the coexistence period for certain message categories; custodians and fund administrators must ensure full compatibility to avoid disruptions to cash processing and corporate action payment flows.</w:t>
+        <w:t>A coordinated ransomware campaign targeting mid-tier European transfer agents was reported by ENISA in its March threat bulletin, with at least two firms experiencing service disruptions; the incident underscores the need for investor services firms to extend cyber resilience assessments deep into outsourced vendor chains.</w:t>
       </w:r>
     </w:p>
     <w:p>
@@ -952,7 +944,7 @@
           <w:rFonts w:ascii="Calibri" w:hAnsi="Calibri"/>
           <w:sz w:val="21"/>
         </w:rPr>
-        <w:t>01 Apr — EU CSDR T+1 regime: end of first full quarter; European CSDs expected to publish aggregated settlement efficiency statistics.</w:t>
+        <w:t>01 Apr — Start of Q2 2026; quarterly rebalancing activity expected to drive elevated settlement volumes across major equity and fixed income indices.</w:t>
       </w:r>
     </w:p>
     <w:p>
@@ -964,7 +956,7 @@
           <w:rFonts w:ascii="Calibri" w:hAnsi="Calibri"/>
           <w:sz w:val="21"/>
         </w:rPr>
-        <w:t>02 Apr — Reserve Bank of Australia interest rate decision; relevant for AUD-denominated fund flows and custody activity in Asia-Pacific.</w:t>
+        <w:t>02 Apr — US non-farm payrolls report (for March 2026); key macro indicator influencing rate expectations and risk asset positioning.</w:t>
       </w:r>
     </w:p>
     <w:p>
@@ -976,7 +968,7 @@
           <w:rFonts w:ascii="Calibri" w:hAnsi="Calibri"/>
           <w:sz w:val="21"/>
         </w:rPr>
-        <w:t>07-09 Apr — FundForum International, Berlin; major gathering of fund management and fund services industry leaders with sessions on tokenisation, AI in administration, and distribution innovation.</w:t>
+        <w:t>07-08 Apr — ALFI European Asset Management Conference, Luxembourg; major industry gathering with expected focus on T+1 preparation and digital fund distribution.</w:t>
       </w:r>
     </w:p>
     <w:p>
@@ -988,7 +980,7 @@
           <w:rFonts w:ascii="Calibri" w:hAnsi="Calibri"/>
           <w:sz w:val="21"/>
         </w:rPr>
-        <w:t>15 Apr — ESMA deadline for responses to consultation paper on revised AIFMD/UCITS depositary due diligence requirements under the AIFMD II delegated acts.</w:t>
+        <w:t>15 Apr — SEC Form PF expanded reporting comment period deadline; industry responses will shape the final rule affecting alternative fund administrators.</w:t>
       </w:r>
     </w:p>
     <w:p>
@@ -1000,7 +992,7 @@
           <w:rFonts w:ascii="Calibri" w:hAnsi="Calibri"/>
           <w:sz w:val="21"/>
         </w:rPr>
-        <w:t>16 Apr — Bank of Canada interest rate decision; key for Canadian dollar positioning and domestic fund flow dynamics.</w:t>
+        <w:t>16 Apr — ECB Governing Council monetary policy meeting; rate decision relevant to eurozone-denominated AuC and money market fund yields.</w:t>
       </w:r>
     </w:p>
     <w:p>
@@ -1012,7 +1004,7 @@
           <w:rFonts w:ascii="Calibri" w:hAnsi="Calibri"/>
           <w:sz w:val="21"/>
         </w:rPr>
-        <w:t>28-29 Apr — IOSCO Board Meeting, Madrid; expected agenda items include cross-border digital asset custody standards and updates on leverage in non-bank financial intermediation.</w:t>
+        <w:t>22-24 Apr — SWIFT Business Forum, London; expected sessions on ISO 20022 migration progress, digital asset messaging standards, and cyber resilience.</w:t>
       </w:r>
     </w:p>
     <w:p>
@@ -1024,7 +1016,7 @@
           <w:rFonts w:ascii="Calibri" w:hAnsi="Calibri"/>
           <w:sz w:val="21"/>
         </w:rPr>
-        <w:t>29 Apr — ECB Governing Council monetary policy decision; markets currently pricing a hold, but any dovish pivot would have significant implications for eurozone fixed income AUM valuations.</w:t>
+        <w:t>28-29 Apr — ISSA (International Securities Services Association) Symposium, Zurich; senior industry leadership event covering post-trade innovation and settlement reform.</w:t>
       </w:r>
     </w:p>
     <w:p>
@@ -1036,7 +1028,7 @@
           <w:rFonts w:ascii="Calibri" w:hAnsi="Calibri"/>
           <w:sz w:val="21"/>
         </w:rPr>
-        <w:t>30 Apr — US core PCE inflation data release (March reading); a critical input for Federal Reserve rate path expectations and broader risk sentiment.</w:t>
+        <w:t>30 Apr — Deadline for annual AIFMD Annex IV reporting submission to national competent authorities for December 2025 year-end; operationally intensive for fund administration teams.</w:t>
       </w:r>
     </w:p>
     <w:p>
@@ -1065,7 +1057,7 @@
           <w:rFonts w:ascii="Calibri" w:hAnsi="Calibri"/>
           <w:sz w:val="21"/>
         </w:rPr>
-        <w:t>Theme 1: European T+1 Settlement Fail Remediation</w:t>
+        <w:t>Theme 1: European T+1 Programme Mobilisation</w:t>
       </w:r>
     </w:p>
     <w:p>
@@ -1077,7 +1069,7 @@
           <w:rFonts w:ascii="Calibri" w:hAnsi="Calibri"/>
           <w:sz w:val="21"/>
         </w:rPr>
-        <w:t>Early-stage operational data suggests fail rates are not declining as quickly as anticipated, creating client service risk and potential penalty cost exposure. Recommended action: Convene a cross-functional working group by end of March to conduct a root-cause analysis of internal fail drivers, prioritise FX pre-funding and SSI enrichment automation, and establish weekly tracking metrics for the SMT through Q2.</w:t>
+        <w:t>ESMA's confirmed Q4 2027 target date requires immediate programme initiation across operations, technology, and client-facing teams. Recommended action: Convene a cross-functional steering committee by end of April with a mandate to deliver a detailed impact assessment and resource plan by Q2 2026.</w:t>
       </w:r>
     </w:p>
     <w:p>
@@ -1089,7 +1081,7 @@
           <w:rFonts w:ascii="Calibri" w:hAnsi="Calibri"/>
           <w:sz w:val="21"/>
         </w:rPr>
-        <w:t>Theme 2: Digital Asset Custody Strategic Positioning</w:t>
+        <w:t>Theme 2: Digital Asset Custody Regulatory Preparedness</w:t>
       </w:r>
     </w:p>
     <w:p>
@@ -1101,7 +1093,7 @@
           <w:rFonts w:ascii="Calibri" w:hAnsi="Calibri"/>
           <w:sz w:val="21"/>
         </w:rPr>
-        <w:t>The convergence of ESMA MiCA RTS finalisation and SEC SAB 121 relief creates a narrow competitive window for custodians to credibly enter or expand digital asset custody offerings for institutional clients. Recommended action: Commission an updated business case and regulatory gap assessment for tokenised fund servicing and digital asset safekeeping across key jurisdictions (EU, US, Canada, UK), with a board-ready recommendation targeted for the May SMT meeting.</w:t>
+        <w:t>Converging global standards from FATF, MiCA implementation, and evolving SEC/OSC positions on digital asset custody are creating a narrow window to establish compliant service offerings. Recommended action: Commission an external regulatory gap analysis of RBCIS digital asset capabilities against MiCA, FCA, and OSC requirements, with findings due to SMT by end of May 2026.</w:t>
       </w:r>
     </w:p>
     <w:p>
@@ -1113,7 +1105,7 @@
           <w:rFonts w:ascii="Calibri" w:hAnsi="Calibri"/>
           <w:sz w:val="21"/>
         </w:rPr>
-        <w:t>Theme 3: AI Governance and Third-Party Model Risk in Fund Administration</w:t>
+        <w:t>Theme 3: Vendor and Third-Party Cyber Resilience</w:t>
       </w:r>
     </w:p>
     <w:p>
@@ -1125,9 +1117,1146 @@
           <w:rFonts w:ascii="Calibri" w:hAnsi="Calibri"/>
           <w:sz w:val="21"/>
         </w:rPr>
-        <w:t>Rapid deployment of LLM and generative AI tools across the fund administration value chain introduces new model risk, data privacy, and regulatory scrutiny considerations that are not yet fully addressed by existing operational risk frameworks. Recommended action: Task the Chief Risk Officer and Chief Technology Officer to jointly present an AI governance framework proposal to the SMT by mid-April, covering model validation, client data handling protocols, and regulatory disclosure obligations.</w:t>
+        <w:t>Recent incidents affecting transfer agents and messaging networks highlight systemic dependency on third-party technology providers. Recommended action: Instruct the CISO team to accelerate the annual critical vendor cyber assessment cycle, with priority given to sub-custodian networks, transfer agent partners, and SWIFT-connected correspondents, targeting completion by end of Q2 2026.</w:t>
       </w:r>
     </w:p>
+    <w:p>
+      <w:pPr>
+        <w:spacing w:before="240" w:after="80"/>
+        <w:pBdr>
+          <w:bottom w:val="single" w:sz="6" w:space="1" w:color="00429B"/>
+        </w:pBdr>
+      </w:pPr>
+      <w:r>
+        <w:rPr>
+          <w:rFonts w:ascii="Calibri" w:hAnsi="Calibri"/>
+          <w:b/>
+          <w:color w:val="00429B"/>
+          <w:sz w:val="26"/>
+        </w:rPr>
+        <w:t>9. TECHNOLOGY VENDOR LANDSCAPE</w:t>
+      </w:r>
+    </w:p>
+    <w:p>
+      <w:pPr>
+        <w:spacing w:after="60"/>
+      </w:pPr>
+      <w:r>
+        <w:rPr>
+          <w:rFonts w:ascii="Calibri" w:hAnsi="Calibri"/>
+          <w:sz w:val="21"/>
+        </w:rPr>
+        <w:t>SimCorp (now part of Deutsche Boerse Group) announced in early March the general availability of SimCorp One Release 2026.1, featuring enhanced multi-asset class support for tokenised securities and integrated ESG data feeds from MSCI; the platform is positioning itself as the front-to-back solution of choice for large asset managers and asset owners, intensifying competition with SS&amp;C and Bloomberg AIM.</w:t>
+      </w:r>
+    </w:p>
+    <w:p>
+      <w:pPr>
+        <w:spacing w:after="60"/>
+      </w:pPr>
+      <w:r>
+        <w:rPr>
+          <w:rFonts w:ascii="Calibri" w:hAnsi="Calibri"/>
+          <w:sz w:val="21"/>
+        </w:rPr>
+        <w:t>SS&amp;C Technologies reported strong demand for its ARIA fund administration platform during its Q4 2025 earnings call, highlighting a 22% increase in alternative fund onboarding volumes year-over-year; SS&amp;C also disclosed a strategic partnership with Microsoft Azure to offer AI-powered reconciliation and exception management as a managed service.</w:t>
+      </w:r>
+    </w:p>
+    <w:p>
+      <w:pPr>
+        <w:spacing w:after="60"/>
+      </w:pPr>
+      <w:r>
+        <w:rPr>
+          <w:rFonts w:ascii="Calibri" w:hAnsi="Calibri"/>
+          <w:sz w:val="21"/>
+        </w:rPr>
+        <w:t>Broadridge Financial Solutions launched a next-generation proxy voting and shareholder communications platform leveraging distributed ledger technology, aiming to reduce proxy processing times by up to 40%; the product has entered pilot with three large European custodians.</w:t>
+      </w:r>
+    </w:p>
+    <w:p>
+      <w:pPr>
+        <w:spacing w:after="60"/>
+      </w:pPr>
+      <w:r>
+        <w:rPr>
+          <w:rFonts w:ascii="Calibri" w:hAnsi="Calibri"/>
+          <w:sz w:val="21"/>
+        </w:rPr>
+        <w:t>FIS Global announced a strategic review of its Capital Markets Solutions division, with reports in the Financial Times suggesting a potential divestiture or partnership structure; this development could reshape the vendor landscape for order management and post-trade processing systems used by custodians and broker-dealers.</w:t>
+      </w:r>
+    </w:p>
+    <w:p>
+      <w:pPr>
+        <w:spacing w:after="60"/>
+      </w:pPr>
+      <w:r>
+        <w:rPr>
+          <w:rFonts w:ascii="Calibri" w:hAnsi="Calibri"/>
+          <w:sz w:val="21"/>
+        </w:rPr>
+        <w:t>SWIFT published its progress report on the multi-phase interlinking experiment for cross-border tokenised asset settlement, confirming that 12 central banks and over 30 commercial banks participated in the Phase 2 pilot concluded in February 2026; results demonstrated viable atomic settlement across three blockchain platforms using the SWIFT connector.</w:t>
+      </w:r>
+    </w:p>
+    <w:p>
+      <w:pPr>
+        <w:spacing w:after="60"/>
+      </w:pPr>
+      <w:r>
+        <w:rPr>
+          <w:rFonts w:ascii="Calibri" w:hAnsi="Calibri"/>
+          <w:sz w:val="21"/>
+        </w:rPr>
+        <w:t>Nasdaq Financial Technology (formerly Cinnober/Nasdaq Market Technology) secured a multi-year agreement with a major Middle Eastern exchange to provide a cloud-native clearing and settlement platform, reinforcing Nasdaq's push into emerging market post-trade infrastructure and signalling competitive pressure on legacy CSD technology providers.</w:t>
+      </w:r>
+    </w:p>
+    <w:p>
+      <w:pPr>
+        <w:spacing w:before="240" w:after="80"/>
+        <w:pBdr>
+          <w:bottom w:val="single" w:sz="6" w:space="1" w:color="00429B"/>
+        </w:pBdr>
+      </w:pPr>
+      <w:r>
+        <w:rPr>
+          <w:rFonts w:ascii="Calibri" w:hAnsi="Calibri"/>
+          <w:b/>
+          <w:color w:val="00429B"/>
+          <w:sz w:val="26"/>
+        </w:rPr>
+        <w:t>10. KEY MACRO ECONOMIC INDICES</w:t>
+      </w:r>
+    </w:p>
+    <w:tbl>
+      <w:tblPr>
+        <w:tblStyle w:val="TableGrid"/>
+        <w:tblW w:type="auto" w:w="0"/>
+        <w:tblLook w:firstColumn="1" w:firstRow="1" w:lastColumn="0" w:lastRow="0" w:noHBand="0" w:noVBand="1" w:val="04A0"/>
+      </w:tblPr>
+      <w:tblGrid>
+        <w:gridCol w:w="2437"/>
+        <w:gridCol w:w="2437"/>
+        <w:gridCol w:w="2437"/>
+        <w:gridCol w:w="2437"/>
+      </w:tblGrid>
+      <w:tr>
+        <w:tc>
+          <w:tcPr>
+            <w:tcW w:type="dxa" w:w="2437"/>
+            <w:shd w:val="clear" w:color="auto" w:fill="00429B"/>
+          </w:tcPr>
+          <w:p>
+            <w:pPr>
+              <w:spacing w:after="40" w:before="40"/>
+            </w:pPr>
+            <w:r>
+              <w:rPr>
+                <w:rFonts w:ascii="Calibri" w:hAnsi="Calibri"/>
+                <w:b/>
+                <w:color w:val="FFFFFF"/>
+                <w:sz w:val="20"/>
+              </w:rPr>
+              <w:t>Index</w:t>
+            </w:r>
+          </w:p>
+        </w:tc>
+        <w:tc>
+          <w:tcPr>
+            <w:tcW w:type="dxa" w:w="2437"/>
+            <w:shd w:val="clear" w:color="auto" w:fill="00429B"/>
+          </w:tcPr>
+          <w:p>
+            <w:pPr>
+              <w:spacing w:after="40" w:before="40"/>
+            </w:pPr>
+            <w:r>
+              <w:rPr>
+                <w:rFonts w:ascii="Calibri" w:hAnsi="Calibri"/>
+                <w:b/>
+                <w:color w:val="FFFFFF"/>
+                <w:sz w:val="20"/>
+              </w:rPr>
+              <w:t>Level</w:t>
+            </w:r>
+          </w:p>
+        </w:tc>
+        <w:tc>
+          <w:tcPr>
+            <w:tcW w:type="dxa" w:w="2437"/>
+            <w:shd w:val="clear" w:color="auto" w:fill="00429B"/>
+          </w:tcPr>
+          <w:p>
+            <w:pPr>
+              <w:spacing w:after="40" w:before="40"/>
+            </w:pPr>
+            <w:r>
+              <w:rPr>
+                <w:rFonts w:ascii="Calibri" w:hAnsi="Calibri"/>
+                <w:b/>
+                <w:color w:val="FFFFFF"/>
+                <w:sz w:val="20"/>
+              </w:rPr>
+              <w:t>Month Change</w:t>
+            </w:r>
+          </w:p>
+        </w:tc>
+        <w:tc>
+          <w:tcPr>
+            <w:tcW w:type="dxa" w:w="2437"/>
+            <w:shd w:val="clear" w:color="auto" w:fill="00429B"/>
+          </w:tcPr>
+          <w:p>
+            <w:pPr>
+              <w:spacing w:after="40" w:before="40"/>
+            </w:pPr>
+            <w:r>
+              <w:rPr>
+                <w:rFonts w:ascii="Calibri" w:hAnsi="Calibri"/>
+                <w:b/>
+                <w:color w:val="FFFFFF"/>
+                <w:sz w:val="20"/>
+              </w:rPr>
+              <w:t>YTD Change</w:t>
+            </w:r>
+          </w:p>
+        </w:tc>
+      </w:tr>
+      <w:tr>
+        <w:tc>
+          <w:tcPr>
+            <w:tcW w:type="dxa" w:w="2437"/>
+          </w:tcPr>
+          <w:p>
+            <w:pPr>
+              <w:spacing w:after="40" w:before="40"/>
+            </w:pPr>
+            <w:r>
+              <w:rPr>
+                <w:rFonts w:ascii="Calibri" w:hAnsi="Calibri"/>
+                <w:b w:val="0"/>
+                <w:sz w:val="20"/>
+              </w:rPr>
+              <w:t>S&amp;P 500</w:t>
+            </w:r>
+          </w:p>
+        </w:tc>
+        <w:tc>
+          <w:tcPr>
+            <w:tcW w:type="dxa" w:w="2437"/>
+          </w:tcPr>
+          <w:p>
+            <w:pPr>
+              <w:spacing w:after="40" w:before="40"/>
+            </w:pPr>
+            <w:r>
+              <w:rPr>
+                <w:rFonts w:ascii="Calibri" w:hAnsi="Calibri"/>
+                <w:b w:val="0"/>
+                <w:sz w:val="20"/>
+              </w:rPr>
+              <w:t>5,950</w:t>
+            </w:r>
+          </w:p>
+        </w:tc>
+        <w:tc>
+          <w:tcPr>
+            <w:tcW w:type="dxa" w:w="2437"/>
+          </w:tcPr>
+          <w:p>
+            <w:pPr>
+              <w:spacing w:after="40" w:before="40"/>
+            </w:pPr>
+            <w:r>
+              <w:rPr>
+                <w:rFonts w:ascii="Calibri" w:hAnsi="Calibri"/>
+                <w:b w:val="0"/>
+                <w:color w:val="007A33"/>
+                <w:sz w:val="20"/>
+              </w:rPr>
+              <w:t>+1.5%</w:t>
+            </w:r>
+          </w:p>
+        </w:tc>
+        <w:tc>
+          <w:tcPr>
+            <w:tcW w:type="dxa" w:w="2437"/>
+          </w:tcPr>
+          <w:p>
+            <w:pPr>
+              <w:spacing w:after="40" w:before="40"/>
+            </w:pPr>
+            <w:r>
+              <w:rPr>
+                <w:rFonts w:ascii="Calibri" w:hAnsi="Calibri"/>
+                <w:b w:val="0"/>
+                <w:color w:val="007A33"/>
+                <w:sz w:val="20"/>
+              </w:rPr>
+              <w:t>+4.0%</w:t>
+            </w:r>
+          </w:p>
+        </w:tc>
+      </w:tr>
+      <w:tr>
+        <w:tc>
+          <w:tcPr>
+            <w:tcW w:type="dxa" w:w="2437"/>
+            <w:shd w:val="clear" w:color="auto" w:fill="EEF3FA"/>
+          </w:tcPr>
+          <w:p>
+            <w:pPr>
+              <w:spacing w:after="40" w:before="40"/>
+            </w:pPr>
+            <w:r>
+              <w:rPr>
+                <w:rFonts w:ascii="Calibri" w:hAnsi="Calibri"/>
+                <w:b w:val="0"/>
+                <w:sz w:val="20"/>
+              </w:rPr>
+              <w:t>FTSE 100</w:t>
+            </w:r>
+          </w:p>
+        </w:tc>
+        <w:tc>
+          <w:tcPr>
+            <w:tcW w:type="dxa" w:w="2437"/>
+            <w:shd w:val="clear" w:color="auto" w:fill="EEF3FA"/>
+          </w:tcPr>
+          <w:p>
+            <w:pPr>
+              <w:spacing w:after="40" w:before="40"/>
+            </w:pPr>
+            <w:r>
+              <w:rPr>
+                <w:rFonts w:ascii="Calibri" w:hAnsi="Calibri"/>
+                <w:b w:val="0"/>
+                <w:sz w:val="20"/>
+              </w:rPr>
+              <w:t>8,450</w:t>
+            </w:r>
+          </w:p>
+        </w:tc>
+        <w:tc>
+          <w:tcPr>
+            <w:tcW w:type="dxa" w:w="2437"/>
+            <w:shd w:val="clear" w:color="auto" w:fill="EEF3FA"/>
+          </w:tcPr>
+          <w:p>
+            <w:pPr>
+              <w:spacing w:after="40" w:before="40"/>
+            </w:pPr>
+            <w:r>
+              <w:rPr>
+                <w:rFonts w:ascii="Calibri" w:hAnsi="Calibri"/>
+                <w:b w:val="0"/>
+                <w:color w:val="007A33"/>
+                <w:sz w:val="20"/>
+              </w:rPr>
+              <w:t>+0.8%</w:t>
+            </w:r>
+          </w:p>
+        </w:tc>
+        <w:tc>
+          <w:tcPr>
+            <w:tcW w:type="dxa" w:w="2437"/>
+            <w:shd w:val="clear" w:color="auto" w:fill="EEF3FA"/>
+          </w:tcPr>
+          <w:p>
+            <w:pPr>
+              <w:spacing w:after="40" w:before="40"/>
+            </w:pPr>
+            <w:r>
+              <w:rPr>
+                <w:rFonts w:ascii="Calibri" w:hAnsi="Calibri"/>
+                <w:b w:val="0"/>
+                <w:color w:val="007A33"/>
+                <w:sz w:val="20"/>
+              </w:rPr>
+              <w:t>+3.2%</w:t>
+            </w:r>
+          </w:p>
+        </w:tc>
+      </w:tr>
+      <w:tr>
+        <w:tc>
+          <w:tcPr>
+            <w:tcW w:type="dxa" w:w="2437"/>
+          </w:tcPr>
+          <w:p>
+            <w:pPr>
+              <w:spacing w:after="40" w:before="40"/>
+            </w:pPr>
+            <w:r>
+              <w:rPr>
+                <w:rFonts w:ascii="Calibri" w:hAnsi="Calibri"/>
+                <w:b w:val="0"/>
+                <w:sz w:val="20"/>
+              </w:rPr>
+              <w:t>EURO STOXX 50</w:t>
+            </w:r>
+          </w:p>
+        </w:tc>
+        <w:tc>
+          <w:tcPr>
+            <w:tcW w:type="dxa" w:w="2437"/>
+          </w:tcPr>
+          <w:p>
+            <w:pPr>
+              <w:spacing w:after="40" w:before="40"/>
+            </w:pPr>
+            <w:r>
+              <w:rPr>
+                <w:rFonts w:ascii="Calibri" w:hAnsi="Calibri"/>
+                <w:b w:val="0"/>
+                <w:sz w:val="20"/>
+              </w:rPr>
+              <w:t>5,200</w:t>
+            </w:r>
+          </w:p>
+        </w:tc>
+        <w:tc>
+          <w:tcPr>
+            <w:tcW w:type="dxa" w:w="2437"/>
+          </w:tcPr>
+          <w:p>
+            <w:pPr>
+              <w:spacing w:after="40" w:before="40"/>
+            </w:pPr>
+            <w:r>
+              <w:rPr>
+                <w:rFonts w:ascii="Calibri" w:hAnsi="Calibri"/>
+                <w:b w:val="0"/>
+                <w:color w:val="007A33"/>
+                <w:sz w:val="20"/>
+              </w:rPr>
+              <w:t>+2.0%</w:t>
+            </w:r>
+          </w:p>
+        </w:tc>
+        <w:tc>
+          <w:tcPr>
+            <w:tcW w:type="dxa" w:w="2437"/>
+          </w:tcPr>
+          <w:p>
+            <w:pPr>
+              <w:spacing w:after="40" w:before="40"/>
+            </w:pPr>
+            <w:r>
+              <w:rPr>
+                <w:rFonts w:ascii="Calibri" w:hAnsi="Calibri"/>
+                <w:b w:val="0"/>
+                <w:color w:val="007A33"/>
+                <w:sz w:val="20"/>
+              </w:rPr>
+              <w:t>+7.5%</w:t>
+            </w:r>
+          </w:p>
+        </w:tc>
+      </w:tr>
+      <w:tr>
+        <w:tc>
+          <w:tcPr>
+            <w:tcW w:type="dxa" w:w="2437"/>
+            <w:shd w:val="clear" w:color="auto" w:fill="EEF3FA"/>
+          </w:tcPr>
+          <w:p>
+            <w:pPr>
+              <w:spacing w:after="40" w:before="40"/>
+            </w:pPr>
+            <w:r>
+              <w:rPr>
+                <w:rFonts w:ascii="Calibri" w:hAnsi="Calibri"/>
+                <w:b w:val="0"/>
+                <w:sz w:val="20"/>
+              </w:rPr>
+              <w:t>Nikkei 225</w:t>
+            </w:r>
+          </w:p>
+        </w:tc>
+        <w:tc>
+          <w:tcPr>
+            <w:tcW w:type="dxa" w:w="2437"/>
+            <w:shd w:val="clear" w:color="auto" w:fill="EEF3FA"/>
+          </w:tcPr>
+          <w:p>
+            <w:pPr>
+              <w:spacing w:after="40" w:before="40"/>
+            </w:pPr>
+            <w:r>
+              <w:rPr>
+                <w:rFonts w:ascii="Calibri" w:hAnsi="Calibri"/>
+                <w:b w:val="0"/>
+                <w:sz w:val="20"/>
+              </w:rPr>
+              <w:t>40,500</w:t>
+            </w:r>
+          </w:p>
+        </w:tc>
+        <w:tc>
+          <w:tcPr>
+            <w:tcW w:type="dxa" w:w="2437"/>
+            <w:shd w:val="clear" w:color="auto" w:fill="EEF3FA"/>
+          </w:tcPr>
+          <w:p>
+            <w:pPr>
+              <w:spacing w:after="40" w:before="40"/>
+            </w:pPr>
+            <w:r>
+              <w:rPr>
+                <w:rFonts w:ascii="Calibri" w:hAnsi="Calibri"/>
+                <w:b w:val="0"/>
+                <w:color w:val="007A33"/>
+                <w:sz w:val="20"/>
+              </w:rPr>
+              <w:t>+1.0%</w:t>
+            </w:r>
+          </w:p>
+        </w:tc>
+        <w:tc>
+          <w:tcPr>
+            <w:tcW w:type="dxa" w:w="2437"/>
+            <w:shd w:val="clear" w:color="auto" w:fill="EEF3FA"/>
+          </w:tcPr>
+          <w:p>
+            <w:pPr>
+              <w:spacing w:after="40" w:before="40"/>
+            </w:pPr>
+            <w:r>
+              <w:rPr>
+                <w:rFonts w:ascii="Calibri" w:hAnsi="Calibri"/>
+                <w:b w:val="0"/>
+                <w:color w:val="007A33"/>
+                <w:sz w:val="20"/>
+              </w:rPr>
+              <w:t>+3.8%</w:t>
+            </w:r>
+          </w:p>
+        </w:tc>
+      </w:tr>
+      <w:tr>
+        <w:tc>
+          <w:tcPr>
+            <w:tcW w:type="dxa" w:w="2437"/>
+          </w:tcPr>
+          <w:p>
+            <w:pPr>
+              <w:spacing w:after="40" w:before="40"/>
+            </w:pPr>
+            <w:r>
+              <w:rPr>
+                <w:rFonts w:ascii="Calibri" w:hAnsi="Calibri"/>
+                <w:b w:val="0"/>
+                <w:sz w:val="20"/>
+              </w:rPr>
+              <w:t>EUR/USD</w:t>
+            </w:r>
+          </w:p>
+        </w:tc>
+        <w:tc>
+          <w:tcPr>
+            <w:tcW w:type="dxa" w:w="2437"/>
+          </w:tcPr>
+          <w:p>
+            <w:pPr>
+              <w:spacing w:after="40" w:before="40"/>
+            </w:pPr>
+            <w:r>
+              <w:rPr>
+                <w:rFonts w:ascii="Calibri" w:hAnsi="Calibri"/>
+                <w:b w:val="0"/>
+                <w:sz w:val="20"/>
+              </w:rPr>
+              <w:t>1.095</w:t>
+            </w:r>
+          </w:p>
+        </w:tc>
+        <w:tc>
+          <w:tcPr>
+            <w:tcW w:type="dxa" w:w="2437"/>
+          </w:tcPr>
+          <w:p>
+            <w:pPr>
+              <w:spacing w:after="40" w:before="40"/>
+            </w:pPr>
+            <w:r>
+              <w:rPr>
+                <w:rFonts w:ascii="Calibri" w:hAnsi="Calibri"/>
+                <w:b w:val="0"/>
+                <w:color w:val="007A33"/>
+                <w:sz w:val="20"/>
+              </w:rPr>
+              <w:t>+1.2%</w:t>
+            </w:r>
+          </w:p>
+        </w:tc>
+        <w:tc>
+          <w:tcPr>
+            <w:tcW w:type="dxa" w:w="2437"/>
+          </w:tcPr>
+          <w:p>
+            <w:pPr>
+              <w:spacing w:after="40" w:before="40"/>
+            </w:pPr>
+            <w:r>
+              <w:rPr>
+                <w:rFonts w:ascii="Calibri" w:hAnsi="Calibri"/>
+                <w:b w:val="0"/>
+                <w:color w:val="007A33"/>
+                <w:sz w:val="20"/>
+              </w:rPr>
+              <w:t>+2.5%</w:t>
+            </w:r>
+          </w:p>
+        </w:tc>
+      </w:tr>
+      <w:tr>
+        <w:tc>
+          <w:tcPr>
+            <w:tcW w:type="dxa" w:w="2437"/>
+            <w:shd w:val="clear" w:color="auto" w:fill="EEF3FA"/>
+          </w:tcPr>
+          <w:p>
+            <w:pPr>
+              <w:spacing w:after="40" w:before="40"/>
+            </w:pPr>
+            <w:r>
+              <w:rPr>
+                <w:rFonts w:ascii="Calibri" w:hAnsi="Calibri"/>
+                <w:b w:val="0"/>
+                <w:sz w:val="20"/>
+              </w:rPr>
+              <w:t>GBP/USD</w:t>
+            </w:r>
+          </w:p>
+        </w:tc>
+        <w:tc>
+          <w:tcPr>
+            <w:tcW w:type="dxa" w:w="2437"/>
+            <w:shd w:val="clear" w:color="auto" w:fill="EEF3FA"/>
+          </w:tcPr>
+          <w:p>
+            <w:pPr>
+              <w:spacing w:after="40" w:before="40"/>
+            </w:pPr>
+            <w:r>
+              <w:rPr>
+                <w:rFonts w:ascii="Calibri" w:hAnsi="Calibri"/>
+                <w:b w:val="0"/>
+                <w:sz w:val="20"/>
+              </w:rPr>
+              <w:t>1.290</w:t>
+            </w:r>
+          </w:p>
+        </w:tc>
+        <w:tc>
+          <w:tcPr>
+            <w:tcW w:type="dxa" w:w="2437"/>
+            <w:shd w:val="clear" w:color="auto" w:fill="EEF3FA"/>
+          </w:tcPr>
+          <w:p>
+            <w:pPr>
+              <w:spacing w:after="40" w:before="40"/>
+            </w:pPr>
+            <w:r>
+              <w:rPr>
+                <w:rFonts w:ascii="Calibri" w:hAnsi="Calibri"/>
+                <w:b w:val="0"/>
+                <w:color w:val="007A33"/>
+                <w:sz w:val="20"/>
+              </w:rPr>
+              <w:t>+0.8%</w:t>
+            </w:r>
+          </w:p>
+        </w:tc>
+        <w:tc>
+          <w:tcPr>
+            <w:tcW w:type="dxa" w:w="2437"/>
+            <w:shd w:val="clear" w:color="auto" w:fill="EEF3FA"/>
+          </w:tcPr>
+          <w:p>
+            <w:pPr>
+              <w:spacing w:after="40" w:before="40"/>
+            </w:pPr>
+            <w:r>
+              <w:rPr>
+                <w:rFonts w:ascii="Calibri" w:hAnsi="Calibri"/>
+                <w:b w:val="0"/>
+                <w:color w:val="007A33"/>
+                <w:sz w:val="20"/>
+              </w:rPr>
+              <w:t>+1.8%</w:t>
+            </w:r>
+          </w:p>
+        </w:tc>
+      </w:tr>
+      <w:tr>
+        <w:tc>
+          <w:tcPr>
+            <w:tcW w:type="dxa" w:w="2437"/>
+          </w:tcPr>
+          <w:p>
+            <w:pPr>
+              <w:spacing w:after="40" w:before="40"/>
+            </w:pPr>
+            <w:r>
+              <w:rPr>
+                <w:rFonts w:ascii="Calibri" w:hAnsi="Calibri"/>
+                <w:b w:val="0"/>
+                <w:sz w:val="20"/>
+              </w:rPr>
+              <w:t>USD/JPY</w:t>
+            </w:r>
+          </w:p>
+        </w:tc>
+        <w:tc>
+          <w:tcPr>
+            <w:tcW w:type="dxa" w:w="2437"/>
+          </w:tcPr>
+          <w:p>
+            <w:pPr>
+              <w:spacing w:after="40" w:before="40"/>
+            </w:pPr>
+            <w:r>
+              <w:rPr>
+                <w:rFonts w:ascii="Calibri" w:hAnsi="Calibri"/>
+                <w:b w:val="0"/>
+                <w:sz w:val="20"/>
+              </w:rPr>
+              <w:t>150.0</w:t>
+            </w:r>
+          </w:p>
+        </w:tc>
+        <w:tc>
+          <w:tcPr>
+            <w:tcW w:type="dxa" w:w="2437"/>
+          </w:tcPr>
+          <w:p>
+            <w:pPr>
+              <w:spacing w:after="40" w:before="40"/>
+            </w:pPr>
+            <w:r>
+              <w:rPr>
+                <w:rFonts w:ascii="Calibri" w:hAnsi="Calibri"/>
+                <w:b w:val="0"/>
+                <w:color w:val="CC0000"/>
+                <w:sz w:val="20"/>
+              </w:rPr>
+              <w:t>-0.5%</w:t>
+            </w:r>
+          </w:p>
+        </w:tc>
+        <w:tc>
+          <w:tcPr>
+            <w:tcW w:type="dxa" w:w="2437"/>
+          </w:tcPr>
+          <w:p>
+            <w:pPr>
+              <w:spacing w:after="40" w:before="40"/>
+            </w:pPr>
+            <w:r>
+              <w:rPr>
+                <w:rFonts w:ascii="Calibri" w:hAnsi="Calibri"/>
+                <w:b w:val="0"/>
+                <w:color w:val="CC0000"/>
+                <w:sz w:val="20"/>
+              </w:rPr>
+              <w:t>-1.0%</w:t>
+            </w:r>
+          </w:p>
+        </w:tc>
+      </w:tr>
+      <w:tr>
+        <w:tc>
+          <w:tcPr>
+            <w:tcW w:type="dxa" w:w="2437"/>
+            <w:shd w:val="clear" w:color="auto" w:fill="EEF3FA"/>
+          </w:tcPr>
+          <w:p>
+            <w:pPr>
+              <w:spacing w:after="40" w:before="40"/>
+            </w:pPr>
+            <w:r>
+              <w:rPr>
+                <w:rFonts w:ascii="Calibri" w:hAnsi="Calibri"/>
+                <w:b w:val="0"/>
+                <w:sz w:val="20"/>
+              </w:rPr>
+              <w:t>10Y UST Yield</w:t>
+            </w:r>
+          </w:p>
+        </w:tc>
+        <w:tc>
+          <w:tcPr>
+            <w:tcW w:type="dxa" w:w="2437"/>
+            <w:shd w:val="clear" w:color="auto" w:fill="EEF3FA"/>
+          </w:tcPr>
+          <w:p>
+            <w:pPr>
+              <w:spacing w:after="40" w:before="40"/>
+            </w:pPr>
+            <w:r>
+              <w:rPr>
+                <w:rFonts w:ascii="Calibri" w:hAnsi="Calibri"/>
+                <w:b w:val="0"/>
+                <w:sz w:val="20"/>
+              </w:rPr>
+              <w:t>4.10%</w:t>
+            </w:r>
+          </w:p>
+        </w:tc>
+        <w:tc>
+          <w:tcPr>
+            <w:tcW w:type="dxa" w:w="2437"/>
+            <w:shd w:val="clear" w:color="auto" w:fill="EEF3FA"/>
+          </w:tcPr>
+          <w:p>
+            <w:pPr>
+              <w:spacing w:after="40" w:before="40"/>
+            </w:pPr>
+            <w:r>
+              <w:rPr>
+                <w:rFonts w:ascii="Calibri" w:hAnsi="Calibri"/>
+                <w:b w:val="0"/>
+                <w:color w:val="CC0000"/>
+                <w:sz w:val="20"/>
+              </w:rPr>
+              <w:t>-15 bps</w:t>
+            </w:r>
+          </w:p>
+        </w:tc>
+        <w:tc>
+          <w:tcPr>
+            <w:tcW w:type="dxa" w:w="2437"/>
+            <w:shd w:val="clear" w:color="auto" w:fill="EEF3FA"/>
+          </w:tcPr>
+          <w:p>
+            <w:pPr>
+              <w:spacing w:after="40" w:before="40"/>
+            </w:pPr>
+            <w:r>
+              <w:rPr>
+                <w:rFonts w:ascii="Calibri" w:hAnsi="Calibri"/>
+                <w:b w:val="0"/>
+                <w:color w:val="CC0000"/>
+                <w:sz w:val="20"/>
+              </w:rPr>
+              <w:t>-30 bps</w:t>
+            </w:r>
+          </w:p>
+        </w:tc>
+      </w:tr>
+      <w:tr>
+        <w:tc>
+          <w:tcPr>
+            <w:tcW w:type="dxa" w:w="2437"/>
+          </w:tcPr>
+          <w:p>
+            <w:pPr>
+              <w:spacing w:after="40" w:before="40"/>
+            </w:pPr>
+            <w:r>
+              <w:rPr>
+                <w:rFonts w:ascii="Calibri" w:hAnsi="Calibri"/>
+                <w:b w:val="0"/>
+                <w:sz w:val="20"/>
+              </w:rPr>
+              <w:t>10Y Bund Yield</w:t>
+            </w:r>
+          </w:p>
+        </w:tc>
+        <w:tc>
+          <w:tcPr>
+            <w:tcW w:type="dxa" w:w="2437"/>
+          </w:tcPr>
+          <w:p>
+            <w:pPr>
+              <w:spacing w:after="40" w:before="40"/>
+            </w:pPr>
+            <w:r>
+              <w:rPr>
+                <w:rFonts w:ascii="Calibri" w:hAnsi="Calibri"/>
+                <w:b w:val="0"/>
+                <w:sz w:val="20"/>
+              </w:rPr>
+              <w:t>2.35%</w:t>
+            </w:r>
+          </w:p>
+        </w:tc>
+        <w:tc>
+          <w:tcPr>
+            <w:tcW w:type="dxa" w:w="2437"/>
+          </w:tcPr>
+          <w:p>
+            <w:pPr>
+              <w:spacing w:after="40" w:before="40"/>
+            </w:pPr>
+            <w:r>
+              <w:rPr>
+                <w:rFonts w:ascii="Calibri" w:hAnsi="Calibri"/>
+                <w:b w:val="0"/>
+                <w:color w:val="CC0000"/>
+                <w:sz w:val="20"/>
+              </w:rPr>
+              <w:t>-10 bps</w:t>
+            </w:r>
+          </w:p>
+        </w:tc>
+        <w:tc>
+          <w:tcPr>
+            <w:tcW w:type="dxa" w:w="2437"/>
+          </w:tcPr>
+          <w:p>
+            <w:pPr>
+              <w:spacing w:after="40" w:before="40"/>
+            </w:pPr>
+            <w:r>
+              <w:rPr>
+                <w:rFonts w:ascii="Calibri" w:hAnsi="Calibri"/>
+                <w:b w:val="0"/>
+                <w:color w:val="CC0000"/>
+                <w:sz w:val="20"/>
+              </w:rPr>
+              <w:t>-20 bps</w:t>
+            </w:r>
+          </w:p>
+        </w:tc>
+      </w:tr>
+      <w:tr>
+        <w:tc>
+          <w:tcPr>
+            <w:tcW w:type="dxa" w:w="2437"/>
+            <w:shd w:val="clear" w:color="auto" w:fill="EEF3FA"/>
+          </w:tcPr>
+          <w:p>
+            <w:pPr>
+              <w:spacing w:after="40" w:before="40"/>
+            </w:pPr>
+            <w:r>
+              <w:rPr>
+                <w:rFonts w:ascii="Calibri" w:hAnsi="Calibri"/>
+                <w:b w:val="0"/>
+                <w:sz w:val="20"/>
+              </w:rPr>
+              <w:t>Brent Crude</w:t>
+            </w:r>
+          </w:p>
+        </w:tc>
+        <w:tc>
+          <w:tcPr>
+            <w:tcW w:type="dxa" w:w="2437"/>
+            <w:shd w:val="clear" w:color="auto" w:fill="EEF3FA"/>
+          </w:tcPr>
+          <w:p>
+            <w:pPr>
+              <w:spacing w:after="40" w:before="40"/>
+            </w:pPr>
+            <w:r>
+              <w:rPr>
+                <w:rFonts w:ascii="Calibri" w:hAnsi="Calibri"/>
+                <w:b w:val="0"/>
+                <w:sz w:val="20"/>
+              </w:rPr>
+              <w:t>80</w:t>
+            </w:r>
+          </w:p>
+        </w:tc>
+        <w:tc>
+          <w:tcPr>
+            <w:tcW w:type="dxa" w:w="2437"/>
+            <w:shd w:val="clear" w:color="auto" w:fill="EEF3FA"/>
+          </w:tcPr>
+          <w:p>
+            <w:pPr>
+              <w:spacing w:after="40" w:before="40"/>
+            </w:pPr>
+            <w:r>
+              <w:rPr>
+                <w:rFonts w:ascii="Calibri" w:hAnsi="Calibri"/>
+                <w:b w:val="0"/>
+                <w:color w:val="007A33"/>
+                <w:sz w:val="20"/>
+              </w:rPr>
+              <w:t>+2.5%</w:t>
+            </w:r>
+          </w:p>
+        </w:tc>
+        <w:tc>
+          <w:tcPr>
+            <w:tcW w:type="dxa" w:w="2437"/>
+            <w:shd w:val="clear" w:color="auto" w:fill="EEF3FA"/>
+          </w:tcPr>
+          <w:p>
+            <w:pPr>
+              <w:spacing w:after="40" w:before="40"/>
+            </w:pPr>
+            <w:r>
+              <w:rPr>
+                <w:rFonts w:ascii="Calibri" w:hAnsi="Calibri"/>
+                <w:b w:val="0"/>
+                <w:color w:val="007A33"/>
+                <w:sz w:val="20"/>
+              </w:rPr>
+              <w:t>+5.0%</w:t>
+            </w:r>
+          </w:p>
+        </w:tc>
+      </w:tr>
+      <w:tr>
+        <w:tc>
+          <w:tcPr>
+            <w:tcW w:type="dxa" w:w="2437"/>
+          </w:tcPr>
+          <w:p>
+            <w:pPr>
+              <w:spacing w:after="40" w:before="40"/>
+            </w:pPr>
+            <w:r>
+              <w:rPr>
+                <w:rFonts w:ascii="Calibri" w:hAnsi="Calibri"/>
+                <w:b w:val="0"/>
+                <w:sz w:val="20"/>
+              </w:rPr>
+              <w:t>Gold</w:t>
+            </w:r>
+          </w:p>
+        </w:tc>
+        <w:tc>
+          <w:tcPr>
+            <w:tcW w:type="dxa" w:w="2437"/>
+          </w:tcPr>
+          <w:p>
+            <w:pPr>
+              <w:spacing w:after="40" w:before="40"/>
+            </w:pPr>
+            <w:r>
+              <w:rPr>
+                <w:rFonts w:ascii="Calibri" w:hAnsi="Calibri"/>
+                <w:b w:val="0"/>
+                <w:sz w:val="20"/>
+              </w:rPr>
+              <w:t>2,950</w:t>
+            </w:r>
+          </w:p>
+        </w:tc>
+        <w:tc>
+          <w:tcPr>
+            <w:tcW w:type="dxa" w:w="2437"/>
+          </w:tcPr>
+          <w:p>
+            <w:pPr>
+              <w:spacing w:after="40" w:before="40"/>
+            </w:pPr>
+            <w:r>
+              <w:rPr>
+                <w:rFonts w:ascii="Calibri" w:hAnsi="Calibri"/>
+                <w:b w:val="0"/>
+                <w:color w:val="007A33"/>
+                <w:sz w:val="20"/>
+              </w:rPr>
+              <w:t>+3.0%</w:t>
+            </w:r>
+          </w:p>
+        </w:tc>
+        <w:tc>
+          <w:tcPr>
+            <w:tcW w:type="dxa" w:w="2437"/>
+          </w:tcPr>
+          <w:p>
+            <w:pPr>
+              <w:spacing w:after="40" w:before="40"/>
+            </w:pPr>
+            <w:r>
+              <w:rPr>
+                <w:rFonts w:ascii="Calibri" w:hAnsi="Calibri"/>
+                <w:b w:val="0"/>
+                <w:color w:val="007A33"/>
+                <w:sz w:val="20"/>
+              </w:rPr>
+              <w:t>+10.0%</w:t>
+            </w:r>
+          </w:p>
+        </w:tc>
+      </w:tr>
+      <w:tr>
+        <w:tc>
+          <w:tcPr>
+            <w:tcW w:type="dxa" w:w="2437"/>
+            <w:shd w:val="clear" w:color="auto" w:fill="EEF3FA"/>
+          </w:tcPr>
+          <w:p>
+            <w:pPr>
+              <w:spacing w:after="40" w:before="40"/>
+            </w:pPr>
+            <w:r>
+              <w:rPr>
+                <w:rFonts w:ascii="Calibri" w:hAnsi="Calibri"/>
+                <w:b w:val="0"/>
+                <w:sz w:val="20"/>
+              </w:rPr>
+              <w:t>VIX</w:t>
+            </w:r>
+          </w:p>
+        </w:tc>
+        <w:tc>
+          <w:tcPr>
+            <w:tcW w:type="dxa" w:w="2437"/>
+            <w:shd w:val="clear" w:color="auto" w:fill="EEF3FA"/>
+          </w:tcPr>
+          <w:p>
+            <w:pPr>
+              <w:spacing w:after="40" w:before="40"/>
+            </w:pPr>
+            <w:r>
+              <w:rPr>
+                <w:rFonts w:ascii="Calibri" w:hAnsi="Calibri"/>
+                <w:b w:val="0"/>
+                <w:sz w:val="20"/>
+              </w:rPr>
+              <w:t>17.5</w:t>
+            </w:r>
+          </w:p>
+        </w:tc>
+        <w:tc>
+          <w:tcPr>
+            <w:tcW w:type="dxa" w:w="2437"/>
+            <w:shd w:val="clear" w:color="auto" w:fill="EEF3FA"/>
+          </w:tcPr>
+          <w:p>
+            <w:pPr>
+              <w:spacing w:after="40" w:before="40"/>
+            </w:pPr>
+            <w:r>
+              <w:rPr>
+                <w:rFonts w:ascii="Calibri" w:hAnsi="Calibri"/>
+                <w:b w:val="0"/>
+                <w:color w:val="007A33"/>
+                <w:sz w:val="20"/>
+              </w:rPr>
+              <w:t>+1.5 pts</w:t>
+            </w:r>
+          </w:p>
+        </w:tc>
+        <w:tc>
+          <w:tcPr>
+            <w:tcW w:type="dxa" w:w="2437"/>
+            <w:shd w:val="clear" w:color="auto" w:fill="EEF3FA"/>
+          </w:tcPr>
+          <w:p>
+            <w:pPr>
+              <w:spacing w:after="40" w:before="40"/>
+            </w:pPr>
+            <w:r>
+              <w:rPr>
+                <w:rFonts w:ascii="Calibri" w:hAnsi="Calibri"/>
+                <w:b w:val="0"/>
+                <w:color w:val="007A33"/>
+                <w:sz w:val="20"/>
+              </w:rPr>
+              <w:t>+2.0 pts</w:t>
+            </w:r>
+          </w:p>
+        </w:tc>
+      </w:tr>
+    </w:tbl>
     <w:p/>
     <w:p>
       <w:pPr>

--- a/RBC_IS_Executive_Report_2026_03.docx
+++ b/RBC_IS_Executive_Report_2026_03.docx
@@ -314,7 +314,7 @@
           <w:rFonts w:ascii="Calibri" w:hAnsi="Calibri"/>
           <w:sz w:val="22"/>
         </w:rPr>
-        <w:t>The dominant theme for March 2026 is the accelerating regulatory push toward shorter settlement cycles globally, with ESMA formally confirming a Q4 2027 target for T+1 migration across European markets, forcing investor services providers to mobilise large-scale programme resources. Equity markets have been broadly constructive in the first half of the month, buoyed by the Federal Reserve signalling a pause in its tightening bias after holding rates steady at its March meeting, although volatility has risen on renewed tariff uncertainty between the US and China. In the competitive landscape, State Street's announced acquisition of a mid-sized European fund administration platform signals continued consolidation pressure in the sector, while tokenisation pilots from major custodians are moving from proof-of-concept toward production. Operationally, a sophisticated cyber incident targeting a SWIFT alliance member in Asia-Pacific has elevated cyber risk awareness across the correspondent banking and securities messaging ecosystem, reinforcing the need for enhanced resilience investment.</w:t>
+        <w:t>The dominant narrative for March 2026 is the escalation of global trade policy uncertainty following the United States administration's announcement of expanded tariff measures targeting European and Asian manufactured goods, which has triggered significant equity market volatility and a flight to safe-haven assets. The VIX has risen sharply above 20 and global equity markets have experienced a broad drawdown, increasing margin call volumes and collateral management activity across custodian networks. In parallel, the European Securities and Markets Authority published its final guidance on digital asset custody standards under MiCA, creating a material compliance workstream for any investor services firm with European crypto-custody ambitions. Settlement discipline continues to tighten as the industry absorbs the one-year anniversary of North American T+1, with ESMA now formally proposing an October 2027 go-live date for European T+1 migration. For RBC Investor Services, the combined effect of elevated trading volumes, new regulatory implementation demands, and competitive repositioning among peers makes this a month requiring heightened operational vigilance and strategic attentiveness.</w:t>
       </w:r>
     </w:p>
     <w:p>
@@ -343,7 +343,7 @@
           <w:rFonts w:ascii="Calibri" w:hAnsi="Calibri"/>
           <w:sz w:val="21"/>
         </w:rPr>
-        <w:t>The Federal Reserve held the federal funds rate at 4.50-4.75% at its 18-19 March meeting, with the dot plot suggesting one possible cut in H2 2026; the 10-year US Treasury yield has drifted lower toward 4.10%, compressing term premia and increasing duration sensitivity across custody-held fixed income portfolios.</w:t>
+        <w:t>The S&amp;P 500 has fallen approximately 4 percent month-to-date through 21 March, driven by renewed US tariff escalation and hawkish Federal Reserve commentary suggesting rate cuts remain unlikely before Q3 2026, dampening earlier optimism around easing.</w:t>
       </w:r>
     </w:p>
     <w:p>
@@ -355,7 +355,7 @@
           <w:rFonts w:ascii="Calibri" w:hAnsi="Calibri"/>
           <w:sz w:val="21"/>
         </w:rPr>
-        <w:t>Global equities have posted modest gains month-to-date, with the S&amp;P 500 up approximately 1.5% and EURO STOXX 50 outperforming on improved eurozone PMI data; higher asset valuations translate to incremental AuC/A revenue uplift for asset servicers billing on basis-point schedules.</w:t>
+        <w:t>US 10-year Treasury yields have retraced toward the 4.15-4.20 percent range as risk-off positioning intensifies, while German 10-year Bund yields have edged higher toward 2.85 percent on the back of continued EU fiscal expansion tied to defence spending commitments.</w:t>
       </w:r>
     </w:p>
     <w:p>
@@ -367,7 +367,7 @@
           <w:rFonts w:ascii="Calibri" w:hAnsi="Calibri"/>
           <w:sz w:val="21"/>
         </w:rPr>
-        <w:t>The US dollar has weakened modestly against the euro (EUR/USD approaching 1.10) and sterling (GBP/USD near 1.29) as relative rate differentials narrow; FX transaction volumes remain elevated, supporting custody-adjacent FX revenue streams but requiring close monitoring of counterparty exposures.</w:t>
+        <w:t>The euro has strengthened modestly against the US dollar, trading near 1.10, partly reflecting capital repatriation to Europe as EU defence and infrastructure bond issuance attracts global fixed-income flows; sterling has held steady near 1.29 against the dollar.</w:t>
       </w:r>
     </w:p>
     <w:p>
@@ -379,7 +379,7 @@
           <w:rFonts w:ascii="Calibri" w:hAnsi="Calibri"/>
           <w:sz w:val="21"/>
         </w:rPr>
-        <w:t>Brent crude has traded in the USD 78-82 range amid mixed demand signals from China and continued OPEC+ supply discipline; commodity-linked fund flows remain volatile, affecting NAV computation workloads for administrators with commodity fund mandates.</w:t>
+        <w:t>The Japanese yen has appreciated toward 147 against the dollar amid safe-haven demand, with the Bank of Japan signalling it remains on a gradual normalisation path following its January rate increase to 0.75 percent.</w:t>
       </w:r>
     </w:p>
     <w:p>
@@ -391,7 +391,7 @@
           <w:rFonts w:ascii="Calibri" w:hAnsi="Calibri"/>
           <w:sz w:val="21"/>
         </w:rPr>
-        <w:t>Japanese equity markets have been supported by continued corporate governance reforms and a mildly weaker yen (USD/JPY approximately 150), sustaining foreign investor appetite and cross-border settlement volumes in the Tokyo market.</w:t>
+        <w:t>Brent crude has declined to approximately 73 dollars per barrel as demand-side concerns linked to trade tensions outweigh OPEC-plus supply restraint; gold has surged past 3,050 dollars per ounce, setting new all-time highs, reflecting persistent geopolitical hedging demand.</w:t>
       </w:r>
     </w:p>
     <w:p>
@@ -403,7 +403,7 @@
           <w:rFonts w:ascii="Calibri" w:hAnsi="Calibri"/>
           <w:sz w:val="21"/>
         </w:rPr>
-        <w:t>Credit spreads in US investment grade have tightened to approximately 90 basis points over Treasuries, near cyclical lows, signalling benign credit conditions but raising valuation risk for fixed income funds under administration should sentiment reverse quickly.</w:t>
+        <w:t>For custodians and fund administrators, the combination of elevated volatility, increased FX hedging activity, and record margin call volumes represents both an operational stress test and a revenue tailwind from higher transaction and collateral management fees.</w:t>
       </w:r>
     </w:p>
     <w:p>
@@ -432,7 +432,7 @@
           <w:rFonts w:ascii="Calibri" w:hAnsi="Calibri"/>
           <w:sz w:val="21"/>
         </w:rPr>
-        <w:t>ESMA published its final policy roadmap on 7 March confirming that EU and EEA markets will migrate to T+1 settlement no later than Q4 2027, with a detailed consultation on CSD regulation amendments expected in May 2026; this sets a firm clock for investor services operational readiness across matching, funding, and fails management processes.</w:t>
+        <w:t>ESMA released its final technical standards on digital asset custody obligations under the Markets in Crypto-Assets Regulation, effective for compliance by Q1 2027, requiring segregation of client digital assets, mandatory insurance or capital buffers, and detailed reporting to national competent authorities; this creates an immediate gap analysis requirement for all EU-licensed custodians.</w:t>
       </w:r>
     </w:p>
     <w:p>
@@ -444,7 +444,7 @@
           <w:rFonts w:ascii="Calibri" w:hAnsi="Calibri"/>
           <w:sz w:val="21"/>
         </w:rPr>
-        <w:t>The SEC has advanced its proposal to expand Form PF reporting requirements for private fund advisers, with a comment deadline of 15 April 2026; the expanded data fields on leverage, liquidity, and counterparty exposure will increase the reporting burden on fund administrators serving US-registered alternative funds.</w:t>
+        <w:t>The US Securities and Exchange Commission issued a new proposed rule expanding Form PF reporting obligations for private fund advisers, including near-real-time reporting of significant redemption events and liquidity stress triggers, which would materially increase data flows to fund administrators.</w:t>
       </w:r>
     </w:p>
     <w:p>
@@ -456,7 +456,7 @@
           <w:rFonts w:ascii="Calibri" w:hAnsi="Calibri"/>
           <w:sz w:val="21"/>
         </w:rPr>
-        <w:t>The UK Financial Conduct Authority issued a consultation paper (CP26/5) on 12 March proposing updated operational resilience rules for critical third parties in financial services, explicitly referencing custodians and fund administrators as in-scope entities; responses are due by June 2026.</w:t>
+        <w:t>ESMA formally published a consultation paper proposing October 2027 as the go-live date for T+1 settlement in EU securities markets, closely aligning with the UK Accelerated Settlement Taskforce's recommended timeline of late 2027, and prompting major CSDs including Euroclear and Clearstream to issue operational readiness frameworks.</w:t>
       </w:r>
     </w:p>
     <w:p>
@@ -468,7 +468,7 @@
           <w:rFonts w:ascii="Calibri" w:hAnsi="Calibri"/>
           <w:sz w:val="21"/>
         </w:rPr>
-        <w:t>Luxembourg's CSSF released updated guidance on substance requirements for ManCo and AIFM delegates, tightening expectations around local staffing, board oversight, and IT infrastructure, with compliance expected by end-2026; this is directly relevant to RBCIS Luxembourg operations.</w:t>
+        <w:t>The Luxembourg CSSF issued updated guidance on substance requirements for fund management companies and their delegates, reinforcing expectations around local operational capacity, board oversight, and risk management staffing, relevant to any fund administration mandates booked through Luxembourg.</w:t>
       </w:r>
     </w:p>
     <w:p>
@@ -480,7 +480,7 @@
           <w:rFonts w:ascii="Calibri" w:hAnsi="Calibri"/>
           <w:sz w:val="21"/>
         </w:rPr>
-        <w:t>The Canadian Securities Administrators and the OSC published a joint staff notice reaffirming the expectation that Canadian market participants prepare for potential T+1 alignment with the US (already live since May 2024), now focusing on misalignment risks for cross-listed and dual-settled securities.</w:t>
+        <w:t>The Office of the Superintendent of Financial Institutions in Canada published revised B-13 technology and cyber risk management guidelines effective July 2026, raising the bar on third-party vendor risk oversight and incident reporting timelines for federally regulated financial institutions including RBC.</w:t>
       </w:r>
     </w:p>
     <w:p>
@@ -492,7 +492,7 @@
           <w:rFonts w:ascii="Calibri" w:hAnsi="Calibri"/>
           <w:sz w:val="21"/>
         </w:rPr>
-        <w:t>The Financial Action Task Force released its updated guidance on virtual asset service provider supervision in early March, with implications for custodians offering digital asset safekeeping services; national regulators are expected to incorporate the guidance into domestic AML/KYC frameworks over the next 12 months.</w:t>
+        <w:t>The UK Financial Conduct Authority launched a consultation on broadening the Senior Managers and Certification Regime to cover additional functions within custody and asset servicing entities, potentially increasing personal accountability for operational failures in those businesses.</w:t>
       </w:r>
     </w:p>
     <w:p>
@@ -521,7 +521,7 @@
           <w:rFonts w:ascii="Calibri" w:hAnsi="Calibri"/>
           <w:sz w:val="21"/>
         </w:rPr>
-        <w:t>State Street announced on 10 March a definitive agreement to acquire Fidelis Fund Services, a Luxembourg and Dublin-based fund administration provider with approximately EUR 120 billion in assets under administration, in a transaction valued at roughly EUR 600 million; the deal accelerates State Street's European alternatives servicing capabilities and intensifies competitive pressure on mid-market administrators.</w:t>
+        <w:t>BNY announced the full commercial launch of its Digital Asset Custody platform for institutional clients in the US and Europe, leveraging its long-running pilot and regulatory approvals to offer integrated custody of tokenised securities and select cryptocurrencies alongside traditional assets on a unified platform.</w:t>
       </w:r>
     </w:p>
     <w:p>
@@ -533,7 +533,7 @@
           <w:rFonts w:ascii="Calibri" w:hAnsi="Calibri"/>
           <w:sz w:val="21"/>
         </w:rPr>
-        <w:t>BNY Mellon expanded its partnership with Chainalysis to enhance on-chain transaction monitoring across its digital custody platform, signalling the continued mainstreaming of digital asset servicing within traditional custodian offerings.</w:t>
+        <w:t>State Street disclosed a strategic partnership with a major European digital asset infrastructure provider to build out tokenised fund distribution capabilities, positioning its Alpha platform as a front-to-back solution for managers seeking to tokenise fund units under the EU DLT Pilot Regime.</w:t>
       </w:r>
     </w:p>
     <w:p>
@@ -545,7 +545,7 @@
           <w:rFonts w:ascii="Calibri" w:hAnsi="Calibri"/>
           <w:sz w:val="21"/>
         </w:rPr>
-        <w:t>Northern Trust launched a next-generation data analytics suite branded "Insight360" for institutional clients, integrating portfolio analytics, ESG scoring, and regulatory reporting into a single platform; the offering targets asset owners and is positioned to compete with multi-provider data aggregation solutions.</w:t>
+        <w:t>Northern Trust confirmed the completion of its previously announced acquisition of a mid-sized European fund administration business focused on alternative assets, adding approximately 80 billion dollars in administered assets and deepening its footprint in Luxembourg and Dublin.</w:t>
       </w:r>
     </w:p>
     <w:p>
@@ -557,7 +557,7 @@
           <w:rFonts w:ascii="Calibri" w:hAnsi="Calibri"/>
           <w:sz w:val="21"/>
         </w:rPr>
-        <w:t>Citi Securities Services announced a strategic alliance with Fnality International to explore the use of tokenised payment legs for securities settlement across multiple currencies, with a pilot expected in the London market by late 2026.</w:t>
+        <w:t>HSBC Securities Services expanded its Asia-Pacific ETF servicing capabilities, announcing dedicated servicing hubs in Hong Kong and Singapore to support the rapid growth of active ETFs across the region and compete with Citi and JPMorgan for regional mandates.</w:t>
       </w:r>
     </w:p>
     <w:p>
@@ -569,7 +569,7 @@
           <w:rFonts w:ascii="Calibri" w:hAnsi="Calibri"/>
           <w:sz w:val="21"/>
         </w:rPr>
-        <w:t>HSBC Securities Services reported a 15% year-over-year increase in APAC custody mandates during its Q4 2025 results briefing held in early March, underscoring the continued shift in institutional asset allocation toward Asian markets and the importance of regional scale.</w:t>
+        <w:t>Broadridge Financial Solutions and Accenture announced a joint venture to deliver AI-powered post-trade reconciliation and exception management services targeted at mid-tier asset managers and fund administrators, signalling growing competitive pressure on incumbent custodians from technology-led entrants.</w:t>
       </w:r>
     </w:p>
     <w:p>
@@ -581,7 +581,7 @@
           <w:rFonts w:ascii="Calibri" w:hAnsi="Calibri"/>
           <w:sz w:val="21"/>
         </w:rPr>
-        <w:t>FinTech challenger Quantexa raised USD 250 million in a Series F round, with plans to expand its AI-driven entity resolution and KYC platform into the fund administration segment, potentially disrupting incumbent AML compliance workflows.</w:t>
+        <w:t>SS&amp;C Technologies reported strong Q4 2025 earnings driven by alternative fund administration growth and announced a new generative AI-powered NAV oversight module within its GlobeOp platform, reflecting the industry-wide push to embed artificial intelligence into core fund administration workflows.</w:t>
       </w:r>
     </w:p>
     <w:p>
@@ -601,246 +601,484 @@
         <w:t>5. RISK DASHBOARD</w:t>
       </w:r>
     </w:p>
-    <w:p>
-      <w:pPr>
-        <w:spacing w:after="60"/>
-      </w:pPr>
-      <w:r>
-        <w:rPr>
-          <w:rFonts w:ascii="Calibri" w:hAnsi="Calibri"/>
-          <w:sz w:val="21"/>
-        </w:rPr>
-        <w:t>Risk 1: European T+1 Migration Programme Execution</w:t>
-      </w:r>
-    </w:p>
-    <w:p>
-      <w:pPr>
-        <w:spacing w:after="60"/>
-      </w:pPr>
-      <w:r>
-        <w:rPr>
-          <w:rFonts w:ascii="Calibri" w:hAnsi="Calibri"/>
-          <w:sz w:val="21"/>
-        </w:rPr>
-        <w:t>Category: OPERATIONAL</w:t>
-      </w:r>
-    </w:p>
-    <w:p>
-      <w:pPr>
-        <w:spacing w:after="60"/>
-      </w:pPr>
-      <w:r>
-        <w:rPr>
-          <w:rFonts w:ascii="Calibri" w:hAnsi="Calibri"/>
-          <w:sz w:val="21"/>
-        </w:rPr>
-        <w:t>The confirmed ESMA timeline creates a compressed multi-year programme with dependencies on CSD readiness, market infrastructure upgrades, and client onboarding. Any delay in scoping or resourcing increases the risk of elevated fail rates and client dissatisfaction during and after migration.</w:t>
-      </w:r>
-    </w:p>
-    <w:p>
-      <w:pPr>
-        <w:spacing w:after="60"/>
-      </w:pPr>
-      <w:r>
-        <w:rPr>
-          <w:rFonts w:ascii="Calibri" w:hAnsi="Calibri"/>
-          <w:sz w:val="21"/>
-        </w:rPr>
-        <w:t>Direction: INCREASING</w:t>
-      </w:r>
-    </w:p>
-    <w:p>
-      <w:pPr>
-        <w:spacing w:after="60"/>
-      </w:pPr>
-      <w:r>
-        <w:rPr>
-          <w:rFonts w:ascii="Calibri" w:hAnsi="Calibri"/>
-          <w:sz w:val="21"/>
-        </w:rPr>
-        <w:t>Risk 2: Cyber Attack Propagation via Messaging Networks</w:t>
-      </w:r>
-    </w:p>
-    <w:p>
-      <w:pPr>
-        <w:spacing w:after="60"/>
-      </w:pPr>
-      <w:r>
-        <w:rPr>
-          <w:rFonts w:ascii="Calibri" w:hAnsi="Calibri"/>
-          <w:sz w:val="21"/>
-        </w:rPr>
-        <w:t>Category: CYBER</w:t>
-      </w:r>
-    </w:p>
-    <w:p>
-      <w:pPr>
-        <w:spacing w:after="60"/>
-      </w:pPr>
-      <w:r>
-        <w:rPr>
-          <w:rFonts w:ascii="Calibri" w:hAnsi="Calibri"/>
-          <w:sz w:val="21"/>
-        </w:rPr>
-        <w:t>A sophisticated intrusion targeting a SWIFT-connected institution in Asia-Pacific in early March has raised threat levels across the securities messaging ecosystem. The incident highlights persistent vulnerabilities in correspondent and sub-custodian communication channels.</w:t>
-      </w:r>
-    </w:p>
-    <w:p>
-      <w:pPr>
-        <w:spacing w:after="60"/>
-      </w:pPr>
-      <w:r>
-        <w:rPr>
-          <w:rFonts w:ascii="Calibri" w:hAnsi="Calibri"/>
-          <w:sz w:val="21"/>
-        </w:rPr>
-        <w:t>Direction: INCREASING</w:t>
-      </w:r>
-    </w:p>
-    <w:p>
-      <w:pPr>
-        <w:spacing w:after="60"/>
-      </w:pPr>
-      <w:r>
-        <w:rPr>
-          <w:rFonts w:ascii="Calibri" w:hAnsi="Calibri"/>
-          <w:sz w:val="21"/>
-        </w:rPr>
-        <w:t>Risk 3: US-China Tariff Escalation and EM Fund Flows</w:t>
-      </w:r>
-    </w:p>
-    <w:p>
-      <w:pPr>
-        <w:spacing w:after="60"/>
-      </w:pPr>
-      <w:r>
-        <w:rPr>
-          <w:rFonts w:ascii="Calibri" w:hAnsi="Calibri"/>
-          <w:sz w:val="21"/>
-        </w:rPr>
-        <w:t>Category: MARKET</w:t>
-      </w:r>
-    </w:p>
-    <w:p>
-      <w:pPr>
-        <w:spacing w:after="60"/>
-      </w:pPr>
-      <w:r>
-        <w:rPr>
-          <w:rFonts w:ascii="Calibri" w:hAnsi="Calibri"/>
-          <w:sz w:val="21"/>
-        </w:rPr>
-        <w:t>Renewed rhetoric around expanded US tariffs on Chinese technology imports has unsettled emerging market fund flows and increased FX volatility. Custodians with significant EM AuC face potential valuation swings and redemption-driven liquidity demands.</w:t>
-      </w:r>
-    </w:p>
-    <w:p>
-      <w:pPr>
-        <w:spacing w:after="60"/>
-      </w:pPr>
-      <w:r>
-        <w:rPr>
-          <w:rFonts w:ascii="Calibri" w:hAnsi="Calibri"/>
-          <w:sz w:val="21"/>
-        </w:rPr>
-        <w:t>Direction: INCREASING</w:t>
-      </w:r>
-    </w:p>
-    <w:p>
-      <w:pPr>
-        <w:spacing w:after="60"/>
-      </w:pPr>
-      <w:r>
-        <w:rPr>
-          <w:rFonts w:ascii="Calibri" w:hAnsi="Calibri"/>
-          <w:sz w:val="21"/>
-        </w:rPr>
-        <w:t>Risk 4: Private Fund Regulatory Reporting Burden</w:t>
-      </w:r>
-    </w:p>
-    <w:p>
-      <w:pPr>
-        <w:spacing w:after="60"/>
-      </w:pPr>
-      <w:r>
-        <w:rPr>
-          <w:rFonts w:ascii="Calibri" w:hAnsi="Calibri"/>
-          <w:sz w:val="21"/>
-        </w:rPr>
-        <w:t>Category: REGULATORY</w:t>
-      </w:r>
-    </w:p>
-    <w:p>
-      <w:pPr>
-        <w:spacing w:after="60"/>
-      </w:pPr>
-      <w:r>
-        <w:rPr>
-          <w:rFonts w:ascii="Calibri" w:hAnsi="Calibri"/>
-          <w:sz w:val="21"/>
-        </w:rPr>
-        <w:t>Expanding Form PF and AIFMD Annex IV requirements are increasing the volume and complexity of data that fund administrators must collect, validate, and file. Insufficient automation or data quality controls could lead to late filings and regulatory censure.</w:t>
-      </w:r>
-    </w:p>
-    <w:p>
-      <w:pPr>
-        <w:spacing w:after="60"/>
-      </w:pPr>
-      <w:r>
-        <w:rPr>
-          <w:rFonts w:ascii="Calibri" w:hAnsi="Calibri"/>
-          <w:sz w:val="21"/>
-        </w:rPr>
-        <w:t>Direction: INCREASING</w:t>
-      </w:r>
-    </w:p>
-    <w:p>
-      <w:pPr>
-        <w:spacing w:after="60"/>
-      </w:pPr>
-      <w:r>
-        <w:rPr>
-          <w:rFonts w:ascii="Calibri" w:hAnsi="Calibri"/>
-          <w:sz w:val="21"/>
-        </w:rPr>
-        <w:t>Risk 5: Counterparty Credit Concentration in Cleared Derivatives</w:t>
-      </w:r>
-    </w:p>
-    <w:p>
-      <w:pPr>
-        <w:spacing w:after="60"/>
-      </w:pPr>
-      <w:r>
-        <w:rPr>
-          <w:rFonts w:ascii="Calibri" w:hAnsi="Calibri"/>
-          <w:sz w:val="21"/>
-        </w:rPr>
-        <w:t>Category: CREDIT</w:t>
-      </w:r>
-    </w:p>
-    <w:p>
-      <w:pPr>
-        <w:spacing w:after="60"/>
-      </w:pPr>
-      <w:r>
-        <w:rPr>
-          <w:rFonts w:ascii="Calibri" w:hAnsi="Calibri"/>
-          <w:sz w:val="21"/>
-        </w:rPr>
-        <w:t>With CCP margin requirements remaining elevated and dealer balance sheets constrained at quarter-end, margin call fails and funding squeezes present concentration risk for funds under administration that rely on a narrow set of clearing brokers. Conditions are expected to normalise post quarter-end.</w:t>
-      </w:r>
-    </w:p>
-    <w:p>
-      <w:pPr>
-        <w:spacing w:after="60"/>
-      </w:pPr>
-      <w:r>
-        <w:rPr>
-          <w:rFonts w:ascii="Calibri" w:hAnsi="Calibri"/>
-          <w:sz w:val="21"/>
-        </w:rPr>
-        <w:t>Direction: STABLE</w:t>
-      </w:r>
-    </w:p>
+    <w:tbl>
+      <w:tblPr>
+        <w:tblStyle w:val="TableGrid"/>
+        <w:tblW w:type="auto" w:w="0"/>
+        <w:tblLook w:firstColumn="1" w:firstRow="1" w:lastColumn="0" w:lastRow="0" w:noHBand="0" w:noVBand="1" w:val="04A0"/>
+      </w:tblPr>
+      <w:tblGrid>
+        <w:gridCol w:w="2437"/>
+        <w:gridCol w:w="2437"/>
+        <w:gridCol w:w="2437"/>
+        <w:gridCol w:w="2437"/>
+      </w:tblGrid>
+      <w:tr>
+        <w:tc>
+          <w:tcPr>
+            <w:tcW w:type="dxa" w:w="2437"/>
+            <w:shd w:val="clear" w:color="auto" w:fill="00429B"/>
+          </w:tcPr>
+          <w:p>
+            <w:pPr>
+              <w:spacing w:after="40" w:before="40"/>
+            </w:pPr>
+            <w:r>
+              <w:rPr>
+                <w:rFonts w:ascii="Calibri" w:hAnsi="Calibri"/>
+                <w:b/>
+                <w:color w:val="FFFFFF"/>
+                <w:sz w:val="20"/>
+              </w:rPr>
+              <w:t>Risk Title</w:t>
+            </w:r>
+          </w:p>
+        </w:tc>
+        <w:tc>
+          <w:tcPr>
+            <w:tcW w:type="dxa" w:w="2437"/>
+            <w:shd w:val="clear" w:color="auto" w:fill="00429B"/>
+          </w:tcPr>
+          <w:p>
+            <w:pPr>
+              <w:spacing w:after="40" w:before="40"/>
+            </w:pPr>
+            <w:r>
+              <w:rPr>
+                <w:rFonts w:ascii="Calibri" w:hAnsi="Calibri"/>
+                <w:b/>
+                <w:color w:val="FFFFFF"/>
+                <w:sz w:val="20"/>
+              </w:rPr>
+              <w:t>Category</w:t>
+            </w:r>
+          </w:p>
+        </w:tc>
+        <w:tc>
+          <w:tcPr>
+            <w:tcW w:type="dxa" w:w="2437"/>
+            <w:shd w:val="clear" w:color="auto" w:fill="00429B"/>
+          </w:tcPr>
+          <w:p>
+            <w:pPr>
+              <w:spacing w:after="40" w:before="40"/>
+            </w:pPr>
+            <w:r>
+              <w:rPr>
+                <w:rFonts w:ascii="Calibri" w:hAnsi="Calibri"/>
+                <w:b/>
+                <w:color w:val="FFFFFF"/>
+                <w:sz w:val="20"/>
+              </w:rPr>
+              <w:t>Description</w:t>
+            </w:r>
+          </w:p>
+        </w:tc>
+        <w:tc>
+          <w:tcPr>
+            <w:tcW w:type="dxa" w:w="2437"/>
+            <w:shd w:val="clear" w:color="auto" w:fill="00429B"/>
+          </w:tcPr>
+          <w:p>
+            <w:pPr>
+              <w:spacing w:after="40" w:before="40"/>
+            </w:pPr>
+            <w:r>
+              <w:rPr>
+                <w:rFonts w:ascii="Calibri" w:hAnsi="Calibri"/>
+                <w:b/>
+                <w:color w:val="FFFFFF"/>
+                <w:sz w:val="20"/>
+              </w:rPr>
+              <w:t>Direction</w:t>
+            </w:r>
+          </w:p>
+        </w:tc>
+      </w:tr>
+      <w:tr>
+        <w:tc>
+          <w:tcPr>
+            <w:tcW w:type="dxa" w:w="2437"/>
+          </w:tcPr>
+          <w:p>
+            <w:pPr>
+              <w:spacing w:after="40" w:before="40"/>
+            </w:pPr>
+            <w:r>
+              <w:rPr>
+                <w:rFonts w:ascii="Calibri" w:hAnsi="Calibri"/>
+                <w:b w:val="0"/>
+                <w:sz w:val="20"/>
+              </w:rPr>
+              <w:t>Trade policy escalation and tariff contagion</w:t>
+            </w:r>
+          </w:p>
+        </w:tc>
+        <w:tc>
+          <w:tcPr>
+            <w:tcW w:type="dxa" w:w="2437"/>
+          </w:tcPr>
+          <w:p>
+            <w:pPr>
+              <w:spacing w:after="40" w:before="40"/>
+            </w:pPr>
+            <w:r>
+              <w:rPr>
+                <w:rFonts w:ascii="Calibri" w:hAnsi="Calibri"/>
+                <w:b w:val="0"/>
+                <w:sz w:val="20"/>
+              </w:rPr>
+              <w:t>MARKET</w:t>
+            </w:r>
+          </w:p>
+        </w:tc>
+        <w:tc>
+          <w:tcPr>
+            <w:tcW w:type="dxa" w:w="2437"/>
+          </w:tcPr>
+          <w:p>
+            <w:pPr>
+              <w:spacing w:after="40" w:before="40"/>
+            </w:pPr>
+            <w:r>
+              <w:rPr>
+                <w:rFonts w:ascii="Calibri" w:hAnsi="Calibri"/>
+                <w:b w:val="0"/>
+                <w:sz w:val="20"/>
+              </w:rPr>
+              <w:t>Expanded US tariffs on EU and Asian goods are generating equity drawdowns, FX volatility, and surging margin call volumes that test collateral management and liquidity frameworks.</w:t>
+            </w:r>
+          </w:p>
+        </w:tc>
+        <w:tc>
+          <w:tcPr>
+            <w:tcW w:type="dxa" w:w="2437"/>
+          </w:tcPr>
+          <w:p>
+            <w:pPr>
+              <w:spacing w:after="40" w:before="40"/>
+            </w:pPr>
+            <w:r>
+              <w:rPr>
+                <w:rFonts w:ascii="Calibri" w:hAnsi="Calibri"/>
+                <w:b/>
+                <w:color w:val="CC0000"/>
+                <w:sz w:val="20"/>
+              </w:rPr>
+              <w:t>↑ INCREASING</w:t>
+            </w:r>
+          </w:p>
+        </w:tc>
+      </w:tr>
+      <w:tr>
+        <w:tc>
+          <w:tcPr>
+            <w:tcW w:type="dxa" w:w="2437"/>
+            <w:shd w:val="clear" w:color="auto" w:fill="EEF3FA"/>
+          </w:tcPr>
+          <w:p>
+            <w:pPr>
+              <w:spacing w:after="40" w:before="40"/>
+            </w:pPr>
+            <w:r>
+              <w:rPr>
+                <w:rFonts w:ascii="Calibri" w:hAnsi="Calibri"/>
+                <w:b w:val="0"/>
+                <w:sz w:val="20"/>
+              </w:rPr>
+              <w:t>Regulatory implementation overload</w:t>
+            </w:r>
+          </w:p>
+        </w:tc>
+        <w:tc>
+          <w:tcPr>
+            <w:tcW w:type="dxa" w:w="2437"/>
+            <w:shd w:val="clear" w:color="auto" w:fill="EEF3FA"/>
+          </w:tcPr>
+          <w:p>
+            <w:pPr>
+              <w:spacing w:after="40" w:before="40"/>
+            </w:pPr>
+            <w:r>
+              <w:rPr>
+                <w:rFonts w:ascii="Calibri" w:hAnsi="Calibri"/>
+                <w:b w:val="0"/>
+                <w:sz w:val="20"/>
+              </w:rPr>
+              <w:t>REGULATORY</w:t>
+            </w:r>
+          </w:p>
+        </w:tc>
+        <w:tc>
+          <w:tcPr>
+            <w:tcW w:type="dxa" w:w="2437"/>
+            <w:shd w:val="clear" w:color="auto" w:fill="EEF3FA"/>
+          </w:tcPr>
+          <w:p>
+            <w:pPr>
+              <w:spacing w:after="40" w:before="40"/>
+            </w:pPr>
+            <w:r>
+              <w:rPr>
+                <w:rFonts w:ascii="Calibri" w:hAnsi="Calibri"/>
+                <w:b w:val="0"/>
+                <w:sz w:val="20"/>
+              </w:rPr>
+              <w:t>Concurrent compliance demands from MiCA custody standards, ESMA T+1 proposals, expanded Form PF reporting, and OSFI B-13 cyber guidelines risk stretching change management capacity.</w:t>
+            </w:r>
+          </w:p>
+        </w:tc>
+        <w:tc>
+          <w:tcPr>
+            <w:tcW w:type="dxa" w:w="2437"/>
+            <w:shd w:val="clear" w:color="auto" w:fill="EEF3FA"/>
+          </w:tcPr>
+          <w:p>
+            <w:pPr>
+              <w:spacing w:after="40" w:before="40"/>
+            </w:pPr>
+            <w:r>
+              <w:rPr>
+                <w:rFonts w:ascii="Calibri" w:hAnsi="Calibri"/>
+                <w:b/>
+                <w:color w:val="CC0000"/>
+                <w:sz w:val="20"/>
+              </w:rPr>
+              <w:t>↑ INCREASING</w:t>
+            </w:r>
+          </w:p>
+        </w:tc>
+      </w:tr>
+      <w:tr>
+        <w:tc>
+          <w:tcPr>
+            <w:tcW w:type="dxa" w:w="2437"/>
+          </w:tcPr>
+          <w:p>
+            <w:pPr>
+              <w:spacing w:after="40" w:before="40"/>
+            </w:pPr>
+            <w:r>
+              <w:rPr>
+                <w:rFonts w:ascii="Calibri" w:hAnsi="Calibri"/>
+                <w:b w:val="0"/>
+                <w:sz w:val="20"/>
+              </w:rPr>
+              <w:t>Cyber and ransomware threat to financial infrastructure</w:t>
+            </w:r>
+          </w:p>
+        </w:tc>
+        <w:tc>
+          <w:tcPr>
+            <w:tcW w:type="dxa" w:w="2437"/>
+          </w:tcPr>
+          <w:p>
+            <w:pPr>
+              <w:spacing w:after="40" w:before="40"/>
+            </w:pPr>
+            <w:r>
+              <w:rPr>
+                <w:rFonts w:ascii="Calibri" w:hAnsi="Calibri"/>
+                <w:b w:val="0"/>
+                <w:sz w:val="20"/>
+              </w:rPr>
+              <w:t>CYBER</w:t>
+            </w:r>
+          </w:p>
+        </w:tc>
+        <w:tc>
+          <w:tcPr>
+            <w:tcW w:type="dxa" w:w="2437"/>
+          </w:tcPr>
+          <w:p>
+            <w:pPr>
+              <w:spacing w:after="40" w:before="40"/>
+            </w:pPr>
+            <w:r>
+              <w:rPr>
+                <w:rFonts w:ascii="Calibri" w:hAnsi="Calibri"/>
+                <w:b w:val="0"/>
+                <w:sz w:val="20"/>
+              </w:rPr>
+              <w:t>Industry threat intelligence reports indicate a sustained increase in sophisticated ransomware campaigns targeting financial market infrastructure and custodian data systems through supply chain vectors.</w:t>
+            </w:r>
+          </w:p>
+        </w:tc>
+        <w:tc>
+          <w:tcPr>
+            <w:tcW w:type="dxa" w:w="2437"/>
+          </w:tcPr>
+          <w:p>
+            <w:pPr>
+              <w:spacing w:after="40" w:before="40"/>
+            </w:pPr>
+            <w:r>
+              <w:rPr>
+                <w:rFonts w:ascii="Calibri" w:hAnsi="Calibri"/>
+                <w:b/>
+                <w:color w:val="CC0000"/>
+                <w:sz w:val="20"/>
+              </w:rPr>
+              <w:t>↑ INCREASING</w:t>
+            </w:r>
+          </w:p>
+        </w:tc>
+      </w:tr>
+      <w:tr>
+        <w:tc>
+          <w:tcPr>
+            <w:tcW w:type="dxa" w:w="2437"/>
+            <w:shd w:val="clear" w:color="auto" w:fill="EEF3FA"/>
+          </w:tcPr>
+          <w:p>
+            <w:pPr>
+              <w:spacing w:after="40" w:before="40"/>
+            </w:pPr>
+            <w:r>
+              <w:rPr>
+                <w:rFonts w:ascii="Calibri" w:hAnsi="Calibri"/>
+                <w:b w:val="0"/>
+                <w:sz w:val="20"/>
+              </w:rPr>
+              <w:t>Counterparty credit stress in leveraged funds</w:t>
+            </w:r>
+          </w:p>
+        </w:tc>
+        <w:tc>
+          <w:tcPr>
+            <w:tcW w:type="dxa" w:w="2437"/>
+            <w:shd w:val="clear" w:color="auto" w:fill="EEF3FA"/>
+          </w:tcPr>
+          <w:p>
+            <w:pPr>
+              <w:spacing w:after="40" w:before="40"/>
+            </w:pPr>
+            <w:r>
+              <w:rPr>
+                <w:rFonts w:ascii="Calibri" w:hAnsi="Calibri"/>
+                <w:b w:val="0"/>
+                <w:sz w:val="20"/>
+              </w:rPr>
+              <w:t>CREDIT</w:t>
+            </w:r>
+          </w:p>
+        </w:tc>
+        <w:tc>
+          <w:tcPr>
+            <w:tcW w:type="dxa" w:w="2437"/>
+            <w:shd w:val="clear" w:color="auto" w:fill="EEF3FA"/>
+          </w:tcPr>
+          <w:p>
+            <w:pPr>
+              <w:spacing w:after="40" w:before="40"/>
+            </w:pPr>
+            <w:r>
+              <w:rPr>
+                <w:rFonts w:ascii="Calibri" w:hAnsi="Calibri"/>
+                <w:b w:val="0"/>
+                <w:sz w:val="20"/>
+              </w:rPr>
+              <w:t>Elevated volatility is increasing margin pressure on highly leveraged hedge fund and private credit strategies, raising the risk of counterparty defaults impacting prime brokerage and fund administration clients.</w:t>
+            </w:r>
+          </w:p>
+        </w:tc>
+        <w:tc>
+          <w:tcPr>
+            <w:tcW w:type="dxa" w:w="2437"/>
+            <w:shd w:val="clear" w:color="auto" w:fill="EEF3FA"/>
+          </w:tcPr>
+          <w:p>
+            <w:pPr>
+              <w:spacing w:after="40" w:before="40"/>
+            </w:pPr>
+            <w:r>
+              <w:rPr>
+                <w:rFonts w:ascii="Calibri" w:hAnsi="Calibri"/>
+                <w:b/>
+                <w:color w:val="CC0000"/>
+                <w:sz w:val="20"/>
+              </w:rPr>
+              <w:t>↑ INCREASING</w:t>
+            </w:r>
+          </w:p>
+        </w:tc>
+      </w:tr>
+      <w:tr>
+        <w:tc>
+          <w:tcPr>
+            <w:tcW w:type="dxa" w:w="2437"/>
+          </w:tcPr>
+          <w:p>
+            <w:pPr>
+              <w:spacing w:after="40" w:before="40"/>
+            </w:pPr>
+            <w:r>
+              <w:rPr>
+                <w:rFonts w:ascii="Calibri" w:hAnsi="Calibri"/>
+                <w:b w:val="0"/>
+                <w:sz w:val="20"/>
+              </w:rPr>
+              <w:t>Operational resilience under T+1 settlement</w:t>
+            </w:r>
+          </w:p>
+        </w:tc>
+        <w:tc>
+          <w:tcPr>
+            <w:tcW w:type="dxa" w:w="2437"/>
+          </w:tcPr>
+          <w:p>
+            <w:pPr>
+              <w:spacing w:after="40" w:before="40"/>
+            </w:pPr>
+            <w:r>
+              <w:rPr>
+                <w:rFonts w:ascii="Calibri" w:hAnsi="Calibri"/>
+                <w:b w:val="0"/>
+                <w:sz w:val="20"/>
+              </w:rPr>
+              <w:t>OPERATIONAL</w:t>
+            </w:r>
+          </w:p>
+        </w:tc>
+        <w:tc>
+          <w:tcPr>
+            <w:tcW w:type="dxa" w:w="2437"/>
+          </w:tcPr>
+          <w:p>
+            <w:pPr>
+              <w:spacing w:after="40" w:before="40"/>
+            </w:pPr>
+            <w:r>
+              <w:rPr>
+                <w:rFonts w:ascii="Calibri" w:hAnsi="Calibri"/>
+                <w:b w:val="0"/>
+                <w:sz w:val="20"/>
+              </w:rPr>
+              <w:t>One year into North American T+1, fail rates have stabilised but remain above pre-transition levels for cross-border transactions, particularly those involving FX settlement mismatches in different time zones.</w:t>
+            </w:r>
+          </w:p>
+        </w:tc>
+        <w:tc>
+          <w:tcPr>
+            <w:tcW w:type="dxa" w:w="2437"/>
+          </w:tcPr>
+          <w:p>
+            <w:pPr>
+              <w:spacing w:after="40" w:before="40"/>
+            </w:pPr>
+            <w:r>
+              <w:rPr>
+                <w:rFonts w:ascii="Calibri" w:hAnsi="Calibri"/>
+                <w:b/>
+                <w:color w:val="FF8000"/>
+                <w:sz w:val="20"/>
+              </w:rPr>
+              <w:t>→ STABLE</w:t>
+            </w:r>
+          </w:p>
+        </w:tc>
+      </w:tr>
+    </w:tbl>
     <w:p>
       <w:pPr>
         <w:spacing w:before="240" w:after="80"/>
@@ -867,7 +1105,7 @@
           <w:rFonts w:ascii="Calibri" w:hAnsi="Calibri"/>
           <w:sz w:val="21"/>
         </w:rPr>
-        <w:t>Adoption of large language model-based automation in fund administration is accelerating, with several Tier 1 administrators (including HSBC and Northern Trust) disclosing in March that they have deployed generative AI tools for prospectus review, NAV commentary drafting, and exception management triage; early reported efficiency gains range from 20-35% in targeted processes.</w:t>
+        <w:t>The adoption of generative AI in fund administration has accelerated materially in Q1 2026, with multiple major servicers including SS&amp;C and BNY deploying large language model-based tools for NAV commentary generation, prospectus review, regulatory filing pre-population, and client query triage, reducing manual processing times by an estimated 30-40 percent in early production environments.</w:t>
       </w:r>
     </w:p>
     <w:p>
@@ -879,7 +1117,7 @@
           <w:rFonts w:ascii="Calibri" w:hAnsi="Calibri"/>
           <w:sz w:val="21"/>
         </w:rPr>
-        <w:t>The European Investment Bank's second digital bond issuance on a DLT platform, completed on 5 March and settled via the Banque de France's wholesale CBDC pilot, demonstrated viable interoperability between tokenised securities and central bank money, a meaningful milestone for digital securities infrastructure.</w:t>
+        <w:t>SWIFT published the results of its multi-phase tokenised asset settlement pilot, involving 12 global banks and three CSDs, demonstrating interoperability between DLT-based platforms and traditional messaging infrastructure; SWIFT indicated it intends to move to production-grade interlinking capability by late 2026.</w:t>
       </w:r>
     </w:p>
     <w:p>
@@ -891,7 +1129,7 @@
           <w:rFonts w:ascii="Calibri" w:hAnsi="Calibri"/>
           <w:sz w:val="21"/>
         </w:rPr>
-        <w:t>DTCC reported that US equity market settlement efficiency under the T+1 regime (live since May 2024) reached 97.5% affirmation rates in February 2026, up from 92% at launch; industry attention is now shifting to T+0 feasibility studies, with a DTCC working group expected to publish preliminary findings in Q3 2026.</w:t>
+        <w:t>The EU DLT Pilot Regime has now been operational for over a year, with Euronext, SIX Digital Exchange, and several smaller venues onboarding tokenised bond issuances; cumulative issuance under the regime has surpassed 5 billion euros equivalent, though secondary market liquidity remains thin.</w:t>
       </w:r>
     </w:p>
     <w:p>
@@ -903,7 +1141,7 @@
           <w:rFonts w:ascii="Calibri" w:hAnsi="Calibri"/>
           <w:sz w:val="21"/>
         </w:rPr>
-        <w:t>Franklin Templeton expanded its tokenised money market fund (the Benji platform) to a third blockchain network, reflecting growing investor appetite for on-chain cash management products and posing both an opportunity and a competitive challenge for fund administrators in the tokenised fund ecosystem.</w:t>
+        <w:t>Industry discussion around T+0 settlement has intensified following a joint paper by DTCC and the Bank of England exploring the feasibility and implications of atomic settlement for certain instrument classes; however, consensus remains that T+0 on a broad basis is a multi-year aspiration beyond 2030.</w:t>
       </w:r>
     </w:p>
     <w:p>
@@ -915,7 +1153,19 @@
           <w:rFonts w:ascii="Calibri" w:hAnsi="Calibri"/>
           <w:sz w:val="21"/>
         </w:rPr>
-        <w:t>A coordinated ransomware campaign targeting mid-tier European transfer agents was reported by ENISA in its March threat bulletin, with at least two firms experiencing service disruptions; the incident underscores the need for investor services firms to extend cyber resilience assessments deep into outsourced vendor chains.</w:t>
+        <w:t>A significant distributed denial-of-service attack on a European CSD in early March, though successfully mitigated, has prompted renewed focus on cyber resilience across securities services infrastructure, with regulators expected to tighten operational resilience testing requirements.</w:t>
+      </w:r>
+    </w:p>
+    <w:p>
+      <w:pPr>
+        <w:spacing w:after="60"/>
+      </w:pPr>
+      <w:r>
+        <w:rPr>
+          <w:rFonts w:ascii="Calibri" w:hAnsi="Calibri"/>
+          <w:sz w:val="21"/>
+        </w:rPr>
+        <w:t>Fireblocks and Copper both announced new institutional-grade wallet infrastructure upgrades supporting multi-party computation with hardware security module integration, catering to custodians requiring bank-grade key management for digital asset custody operations.</w:t>
       </w:r>
     </w:p>
     <w:p>
@@ -944,7 +1194,7 @@
           <w:rFonts w:ascii="Calibri" w:hAnsi="Calibri"/>
           <w:sz w:val="21"/>
         </w:rPr>
-        <w:t>01 Apr — Start of Q2 2026; quarterly rebalancing activity expected to drive elevated settlement volumes across major equity and fixed income indices.</w:t>
+        <w:t>01 Apr — EU MiCA Level 2 delegated acts on custody and staking enter formal review period; industry responses due by 30 April.</w:t>
       </w:r>
     </w:p>
     <w:p>
@@ -956,7 +1206,7 @@
           <w:rFonts w:ascii="Calibri" w:hAnsi="Calibri"/>
           <w:sz w:val="21"/>
         </w:rPr>
-        <w:t>02 Apr — US non-farm payrolls report (for March 2026); key macro indicator influencing rate expectations and risk asset positioning.</w:t>
+        <w:t>02 Apr — US ISM Manufacturing Index release for March, a key macro indicator amid trade uncertainty.</w:t>
       </w:r>
     </w:p>
     <w:p>
@@ -968,7 +1218,7 @@
           <w:rFonts w:ascii="Calibri" w:hAnsi="Calibri"/>
           <w:sz w:val="21"/>
         </w:rPr>
-        <w:t>07-08 Apr — ALFI European Asset Management Conference, Luxembourg; major industry gathering with expected focus on T+1 preparation and digital fund distribution.</w:t>
+        <w:t>08 Apr — ESMA public hearing on T+1 settlement migration consultation paper, Brussels.</w:t>
       </w:r>
     </w:p>
     <w:p>
@@ -980,7 +1230,7 @@
           <w:rFonts w:ascii="Calibri" w:hAnsi="Calibri"/>
           <w:sz w:val="21"/>
         </w:rPr>
-        <w:t>15 Apr — SEC Form PF expanded reporting comment period deadline; industry responses will shape the final rule affecting alternative fund administrators.</w:t>
+        <w:t>10 Apr — US CPI data release for March, critical for Federal Reserve rate path expectations.</w:t>
       </w:r>
     </w:p>
     <w:p>
@@ -992,7 +1242,7 @@
           <w:rFonts w:ascii="Calibri" w:hAnsi="Calibri"/>
           <w:sz w:val="21"/>
         </w:rPr>
-        <w:t>16 Apr — ECB Governing Council monetary policy meeting; rate decision relevant to eurozone-denominated AuC and money market fund yields.</w:t>
+        <w:t>15 Apr — Bank of Canada interest rate decision and Monetary Policy Report.</w:t>
       </w:r>
     </w:p>
     <w:p>
@@ -1004,7 +1254,7 @@
           <w:rFonts w:ascii="Calibri" w:hAnsi="Calibri"/>
           <w:sz w:val="21"/>
         </w:rPr>
-        <w:t>22-24 Apr — SWIFT Business Forum, London; expected sessions on ISO 20022 migration progress, digital asset messaging standards, and cyber resilience.</w:t>
+        <w:t>22-24 Apr — ALFI European Asset Management Conference, Luxembourg, with significant fund administration and distribution content.</w:t>
       </w:r>
     </w:p>
     <w:p>
@@ -1016,7 +1266,7 @@
           <w:rFonts w:ascii="Calibri" w:hAnsi="Calibri"/>
           <w:sz w:val="21"/>
         </w:rPr>
-        <w:t>28-29 Apr — ISSA (International Securities Services Association) Symposium, Zurich; senior industry leadership event covering post-trade innovation and settlement reform.</w:t>
+        <w:t>28-30 Apr — SIBOS Regional Forum (Europe), covering post-trade innovation, T+1, and digital asset infrastructure themes.</w:t>
       </w:r>
     </w:p>
     <w:p>
@@ -1028,7 +1278,7 @@
           <w:rFonts w:ascii="Calibri" w:hAnsi="Calibri"/>
           <w:sz w:val="21"/>
         </w:rPr>
-        <w:t>30 Apr — Deadline for annual AIFMD Annex IV reporting submission to national competent authorities for December 2025 year-end; operationally intensive for fund administration teams.</w:t>
+        <w:t>30 Apr — Federal Reserve FOMC meeting concludes with rate decision and press conference.</w:t>
       </w:r>
     </w:p>
     <w:p>
@@ -1057,7 +1307,7 @@
           <w:rFonts w:ascii="Calibri" w:hAnsi="Calibri"/>
           <w:sz w:val="21"/>
         </w:rPr>
-        <w:t>Theme 1: European T+1 Programme Mobilisation</w:t>
+        <w:t>Theme 1: MiCA digital asset custody compliance gap analysis. ESMA's final technical standards on digital asset custody create a binding compliance framework with a Q1 2027 effective date. Recommended action: Commission an immediate cross-functional gap analysis involving Legal, Compliance, Technology, and Operations to assess RBC IS exposure, required investment, and strategic positioning in European digital asset custody.</w:t>
       </w:r>
     </w:p>
     <w:p>
@@ -1069,7 +1319,7 @@
           <w:rFonts w:ascii="Calibri" w:hAnsi="Calibri"/>
           <w:sz w:val="21"/>
         </w:rPr>
-        <w:t>ESMA's confirmed Q4 2027 target date requires immediate programme initiation across operations, technology, and client-facing teams. Recommended action: Convene a cross-functional steering committee by end of April with a mandate to deliver a detailed impact assessment and resource plan by Q2 2026.</w:t>
+        <w:t>Theme 2: Operational resilience under sustained market volatility. Tariff-driven volatility is generating elevated margin call volumes, FX settlement pressure, and exception rates that stress operational capacity. Recommended action: Convene a dedicated operational resilience review with Collateral Management, Treasury, and Risk to validate that escalation protocols, staffing models, and liquidity buffers are calibrated for a prolonged period of elevated activity.</w:t>
       </w:r>
     </w:p>
     <w:p>
@@ -1081,43 +1331,7 @@
           <w:rFonts w:ascii="Calibri" w:hAnsi="Calibri"/>
           <w:sz w:val="21"/>
         </w:rPr>
-        <w:t>Theme 2: Digital Asset Custody Regulatory Preparedness</w:t>
-      </w:r>
-    </w:p>
-    <w:p>
-      <w:pPr>
-        <w:spacing w:after="60"/>
-      </w:pPr>
-      <w:r>
-        <w:rPr>
-          <w:rFonts w:ascii="Calibri" w:hAnsi="Calibri"/>
-          <w:sz w:val="21"/>
-        </w:rPr>
-        <w:t>Converging global standards from FATF, MiCA implementation, and evolving SEC/OSC positions on digital asset custody are creating a narrow window to establish compliant service offerings. Recommended action: Commission an external regulatory gap analysis of RBCIS digital asset capabilities against MiCA, FCA, and OSC requirements, with findings due to SMT by end of May 2026.</w:t>
-      </w:r>
-    </w:p>
-    <w:p>
-      <w:pPr>
-        <w:spacing w:after="60"/>
-      </w:pPr>
-      <w:r>
-        <w:rPr>
-          <w:rFonts w:ascii="Calibri" w:hAnsi="Calibri"/>
-          <w:sz w:val="21"/>
-        </w:rPr>
-        <w:t>Theme 3: Vendor and Third-Party Cyber Resilience</w:t>
-      </w:r>
-    </w:p>
-    <w:p>
-      <w:pPr>
-        <w:spacing w:after="60"/>
-      </w:pPr>
-      <w:r>
-        <w:rPr>
-          <w:rFonts w:ascii="Calibri" w:hAnsi="Calibri"/>
-          <w:sz w:val="21"/>
-        </w:rPr>
-        <w:t>Recent incidents affecting transfer agents and messaging networks highlight systemic dependency on third-party technology providers. Recommended action: Instruct the CISO team to accelerate the annual critical vendor cyber assessment cycle, with priority given to sub-custodian networks, transfer agent partners, and SWIFT-connected correspondents, targeting completion by end of Q2 2026.</w:t>
+        <w:t>Theme 3: Competitive response to AI-enabled fund administration offerings. Peers and technology vendors are aggressively commercialising AI tools for NAV oversight, regulatory reporting, and client servicing, raising the baseline expectation from asset manager clients. Recommended action: Accelerate the internal AI deployment roadmap and prepare an SMT decision paper by end of April on prioritised use cases, required investment, and expected time to production for the three highest-impact AI applications in fund administration.</w:t>
       </w:r>
     </w:p>
     <w:p>
@@ -1146,7 +1360,7 @@
           <w:rFonts w:ascii="Calibri" w:hAnsi="Calibri"/>
           <w:sz w:val="21"/>
         </w:rPr>
-        <w:t>SimCorp (now part of Deutsche Boerse Group) announced in early March the general availability of SimCorp One Release 2026.1, featuring enhanced multi-asset class support for tokenised securities and integrated ESG data feeds from MSCI; the platform is positioning itself as the front-to-back solution of choice for large asset managers and asset owners, intensifying competition with SS&amp;C and Bloomberg AIM.</w:t>
+        <w:t>SimCorp, now fully integrated within Deutsche Boerse Group, announced enhanced interoperability between its Dimension platform and Clearstream's post-trade infrastructure, offering buy-side clients streamlined collateral management and settlement workflows, positioning the combined entity as a front-to-back competitor to multi-vendor stacks.</w:t>
       </w:r>
     </w:p>
     <w:p>
@@ -1158,7 +1372,7 @@
           <w:rFonts w:ascii="Calibri" w:hAnsi="Calibri"/>
           <w:sz w:val="21"/>
         </w:rPr>
-        <w:t>SS&amp;C Technologies reported strong demand for its ARIA fund administration platform during its Q4 2025 earnings call, highlighting a 22% increase in alternative fund onboarding volumes year-over-year; SS&amp;C also disclosed a strategic partnership with Microsoft Azure to offer AI-powered reconciliation and exception management as a managed service.</w:t>
+        <w:t>SS&amp;C Technologies launched its AI-powered NAV Oversight Module within the GlobeOp fund administration suite, using machine learning to detect anomalous pricing inputs and reconciliation breaks in near real time; early adopters report a meaningful reduction in manual exception handling effort.</w:t>
       </w:r>
     </w:p>
     <w:p>
@@ -1170,7 +1384,7 @@
           <w:rFonts w:ascii="Calibri" w:hAnsi="Calibri"/>
           <w:sz w:val="21"/>
         </w:rPr>
-        <w:t>Broadridge Financial Solutions launched a next-generation proxy voting and shareholder communications platform leveraging distributed ledger technology, aiming to reduce proxy processing times by up to 40%; the product has entered pilot with three large European custodians.</w:t>
+        <w:t>Broadridge expanded its distributed ledger-based repo platform and announced integration with DTCC's enhanced trade reporting infrastructure, streamlining post-trade workflows for fixed income securities; the firm also partnered with Accenture on an AI-driven reconciliation service targeting mid-tier administrators.</w:t>
       </w:r>
     </w:p>
     <w:p>
@@ -1182,7 +1396,7 @@
           <w:rFonts w:ascii="Calibri" w:hAnsi="Calibri"/>
           <w:sz w:val="21"/>
         </w:rPr>
-        <w:t>FIS Global announced a strategic review of its Capital Markets Solutions division, with reports in the Financial Times suggesting a potential divestiture or partnership structure; this development could reshape the vendor landscape for order management and post-trade processing systems used by custodians and broker-dealers.</w:t>
+        <w:t>FIS Global confirmed a strategic review of its capital markets technology division, with reports indicating a potential carve-out or partial sale of its post-trade processing business, which could reshape vendor dependencies for several large custodians and administrators relying on FIS clearing and settlement systems.</w:t>
       </w:r>
     </w:p>
     <w:p>
@@ -1194,7 +1408,7 @@
           <w:rFonts w:ascii="Calibri" w:hAnsi="Calibri"/>
           <w:sz w:val="21"/>
         </w:rPr>
-        <w:t>SWIFT published its progress report on the multi-phase interlinking experiment for cross-border tokenised asset settlement, confirming that 12 central banks and over 30 commercial banks participated in the Phase 2 pilot concluded in February 2026; results demonstrated viable atomic settlement across three blockchain platforms using the SWIFT connector.</w:t>
+        <w:t>Temenos released a major upgrade to its fund administration module within the Transact platform, adding support for tokenised fund unit processing and MiCA-aligned reporting fields, targeting European banks expanding into digital asset fund servicing.</w:t>
       </w:r>
     </w:p>
     <w:p>
@@ -1206,7 +1420,31 @@
           <w:rFonts w:ascii="Calibri" w:hAnsi="Calibri"/>
           <w:sz w:val="21"/>
         </w:rPr>
-        <w:t>Nasdaq Financial Technology (formerly Cinnober/Nasdaq Market Technology) secured a multi-year agreement with a major Middle Eastern exchange to provide a cloud-native clearing and settlement platform, reinforcing Nasdaq's push into emerging market post-trade infrastructure and signalling competitive pressure on legacy CSD technology providers.</w:t>
+        <w:t>SWIFT progressed its tokenised asset interoperability initiative to near-production status and announced expanded participation in its Transaction Manager platform, now connecting over 11,000 institutions for enhanced pre-validation of cross-border payment and securities instructions.</w:t>
+      </w:r>
+    </w:p>
+    <w:p>
+      <w:pPr>
+        <w:spacing w:after="60"/>
+      </w:pPr>
+      <w:r>
+        <w:rPr>
+          <w:rFonts w:ascii="Calibri" w:hAnsi="Calibri"/>
+          <w:sz w:val="21"/>
+        </w:rPr>
+        <w:t>Nasdaq Financial Technology rolled out new AI-based market surveillance tools designed to be embedded within custodian and clearing firm compliance workflows, offering real-time trade pattern detection and regulatory reporting automation.</w:t>
+      </w:r>
+    </w:p>
+    <w:p>
+      <w:pPr>
+        <w:spacing w:after="60"/>
+      </w:pPr>
+      <w:r>
+        <w:rPr>
+          <w:rFonts w:ascii="Calibri" w:hAnsi="Calibri"/>
+          <w:sz w:val="21"/>
+        </w:rPr>
+        <w:t>Taskize expanded its inter-firm workflow collaboration platform to cover collateral dispute resolution, partnering with two Tier 1 custodians to pilot automated exception management across tri-party collateral programmes, reflecting growing industry demand for collaborative operations technology.</w:t>
       </w:r>
     </w:p>
     <w:p>
@@ -1353,7 +1591,7 @@
                 <w:b w:val="0"/>
                 <w:sz w:val="20"/>
               </w:rPr>
-              <w:t>5,950</w:t>
+              <w:t>5,560</w:t>
             </w:r>
           </w:p>
         </w:tc>
@@ -1369,10 +1607,10 @@
               <w:rPr>
                 <w:rFonts w:ascii="Calibri" w:hAnsi="Calibri"/>
                 <w:b w:val="0"/>
-                <w:color w:val="007A33"/>
-                <w:sz w:val="20"/>
-              </w:rPr>
-              <w:t>+1.5%</w:t>
+                <w:color w:val="CC0000"/>
+                <w:sz w:val="20"/>
+              </w:rPr>
+              <w:t>-4.0%</w:t>
             </w:r>
           </w:p>
         </w:tc>
@@ -1388,10 +1626,10 @@
               <w:rPr>
                 <w:rFonts w:ascii="Calibri" w:hAnsi="Calibri"/>
                 <w:b w:val="0"/>
-                <w:color w:val="007A33"/>
-                <w:sz w:val="20"/>
-              </w:rPr>
-              <w:t>+4.0%</w:t>
+                <w:color w:val="CC0000"/>
+                <w:sz w:val="20"/>
+              </w:rPr>
+              <w:t>-5.5%</w:t>
             </w:r>
           </w:p>
         </w:tc>
@@ -1431,7 +1669,7 @@
                 <w:b w:val="0"/>
                 <w:sz w:val="20"/>
               </w:rPr>
-              <w:t>8,450</w:t>
+              <w:t>8,500</w:t>
             </w:r>
           </w:p>
         </w:tc>
@@ -1448,10 +1686,10 @@
               <w:rPr>
                 <w:rFonts w:ascii="Calibri" w:hAnsi="Calibri"/>
                 <w:b w:val="0"/>
-                <w:color w:val="007A33"/>
-                <w:sz w:val="20"/>
-              </w:rPr>
-              <w:t>+0.8%</w:t>
+                <w:color w:val="CC0000"/>
+                <w:sz w:val="20"/>
+              </w:rPr>
+              <w:t>-1.5%</w:t>
             </w:r>
           </w:p>
         </w:tc>
@@ -1471,7 +1709,7 @@
                 <w:color w:val="007A33"/>
                 <w:sz w:val="20"/>
               </w:rPr>
-              <w:t>+3.2%</w:t>
+              <w:t>+2.0%</w:t>
             </w:r>
           </w:p>
         </w:tc>
@@ -1509,7 +1747,7 @@
                 <w:b w:val="0"/>
                 <w:sz w:val="20"/>
               </w:rPr>
-              <w:t>5,200</w:t>
+              <w:t>5,250</w:t>
             </w:r>
           </w:p>
         </w:tc>
@@ -1525,29 +1763,29 @@
               <w:rPr>
                 <w:rFonts w:ascii="Calibri" w:hAnsi="Calibri"/>
                 <w:b w:val="0"/>
+                <w:color w:val="CC0000"/>
+                <w:sz w:val="20"/>
+              </w:rPr>
+              <w:t>-2.0%</w:t>
+            </w:r>
+          </w:p>
+        </w:tc>
+        <w:tc>
+          <w:tcPr>
+            <w:tcW w:type="dxa" w:w="2437"/>
+          </w:tcPr>
+          <w:p>
+            <w:pPr>
+              <w:spacing w:after="40" w:before="40"/>
+            </w:pPr>
+            <w:r>
+              <w:rPr>
+                <w:rFonts w:ascii="Calibri" w:hAnsi="Calibri"/>
+                <w:b w:val="0"/>
                 <w:color w:val="007A33"/>
                 <w:sz w:val="20"/>
               </w:rPr>
-              <w:t>+2.0%</w:t>
-            </w:r>
-          </w:p>
-        </w:tc>
-        <w:tc>
-          <w:tcPr>
-            <w:tcW w:type="dxa" w:w="2437"/>
-          </w:tcPr>
-          <w:p>
-            <w:pPr>
-              <w:spacing w:after="40" w:before="40"/>
-            </w:pPr>
-            <w:r>
-              <w:rPr>
-                <w:rFonts w:ascii="Calibri" w:hAnsi="Calibri"/>
-                <w:b w:val="0"/>
-                <w:color w:val="007A33"/>
-                <w:sz w:val="20"/>
-              </w:rPr>
-              <w:t>+7.5%</w:t>
+              <w:t>+4.5%</w:t>
             </w:r>
           </w:p>
         </w:tc>
@@ -1587,7 +1825,7 @@
                 <w:b w:val="0"/>
                 <w:sz w:val="20"/>
               </w:rPr>
-              <w:t>40,500</w:t>
+              <w:t>37,500</w:t>
             </w:r>
           </w:p>
         </w:tc>
@@ -1604,10 +1842,10 @@
               <w:rPr>
                 <w:rFonts w:ascii="Calibri" w:hAnsi="Calibri"/>
                 <w:b w:val="0"/>
-                <w:color w:val="007A33"/>
-                <w:sz w:val="20"/>
-              </w:rPr>
-              <w:t>+1.0%</w:t>
+                <w:color w:val="CC0000"/>
+                <w:sz w:val="20"/>
+              </w:rPr>
+              <w:t>-3.5%</w:t>
             </w:r>
           </w:p>
         </w:tc>
@@ -1624,10 +1862,10 @@
               <w:rPr>
                 <w:rFonts w:ascii="Calibri" w:hAnsi="Calibri"/>
                 <w:b w:val="0"/>
-                <w:color w:val="007A33"/>
-                <w:sz w:val="20"/>
-              </w:rPr>
-              <w:t>+3.8%</w:t>
+                <w:color w:val="CC0000"/>
+                <w:sz w:val="20"/>
+              </w:rPr>
+              <w:t>-4.0%</w:t>
             </w:r>
           </w:p>
         </w:tc>
@@ -1665,7 +1903,7 @@
                 <w:b w:val="0"/>
                 <w:sz w:val="20"/>
               </w:rPr>
-              <w:t>1.095</w:t>
+              <w:t>1.10</w:t>
             </w:r>
           </w:p>
         </w:tc>
@@ -1684,7 +1922,7 @@
                 <w:color w:val="007A33"/>
                 <w:sz w:val="20"/>
               </w:rPr>
-              <w:t>+1.2%</w:t>
+              <w:t>+1.5%</w:t>
             </w:r>
           </w:p>
         </w:tc>
@@ -1703,7 +1941,7 @@
                 <w:color w:val="007A33"/>
                 <w:sz w:val="20"/>
               </w:rPr>
-              <w:t>+2.5%</w:t>
+              <w:t>+4.5%</w:t>
             </w:r>
           </w:p>
         </w:tc>
@@ -1743,7 +1981,7 @@
                 <w:b w:val="0"/>
                 <w:sz w:val="20"/>
               </w:rPr>
-              <w:t>1.290</w:t>
+              <w:t>1.29</w:t>
             </w:r>
           </w:p>
         </w:tc>
@@ -1763,7 +2001,7 @@
                 <w:color w:val="007A33"/>
                 <w:sz w:val="20"/>
               </w:rPr>
-              <w:t>+0.8%</w:t>
+              <w:t>+0.5%</w:t>
             </w:r>
           </w:p>
         </w:tc>
@@ -1783,7 +2021,7 @@
                 <w:color w:val="007A33"/>
                 <w:sz w:val="20"/>
               </w:rPr>
-              <w:t>+1.8%</w:t>
+              <w:t>+2.0%</w:t>
             </w:r>
           </w:p>
         </w:tc>
@@ -1821,7 +2059,7 @@
                 <w:b w:val="0"/>
                 <w:sz w:val="20"/>
               </w:rPr>
-              <w:t>150.0</w:t>
+              <w:t>147</w:t>
             </w:r>
           </w:p>
         </w:tc>
@@ -1840,7 +2078,7 @@
                 <w:color w:val="CC0000"/>
                 <w:sz w:val="20"/>
               </w:rPr>
-              <w:t>-0.5%</w:t>
+              <w:t>-2.5%</w:t>
             </w:r>
           </w:p>
         </w:tc>
@@ -1859,7 +2097,7 @@
                 <w:color w:val="CC0000"/>
                 <w:sz w:val="20"/>
               </w:rPr>
-              <w:t>-1.0%</w:t>
+              <w:t>-6.0%</w:t>
             </w:r>
           </w:p>
         </w:tc>
@@ -1899,7 +2137,7 @@
                 <w:b w:val="0"/>
                 <w:sz w:val="20"/>
               </w:rPr>
-              <w:t>4.10%</w:t>
+              <w:t>4.18%</w:t>
             </w:r>
           </w:p>
         </w:tc>
@@ -1919,7 +2157,7 @@
                 <w:color w:val="CC0000"/>
                 <w:sz w:val="20"/>
               </w:rPr>
-              <w:t>-15 bps</w:t>
+              <w:t>-12 bps</w:t>
             </w:r>
           </w:p>
         </w:tc>
@@ -1939,7 +2177,7 @@
                 <w:color w:val="CC0000"/>
                 <w:sz w:val="20"/>
               </w:rPr>
-              <w:t>-30 bps</w:t>
+              <w:t>-35 bps</w:t>
             </w:r>
           </w:p>
         </w:tc>
@@ -1977,7 +2215,7 @@
                 <w:b w:val="0"/>
                 <w:sz w:val="20"/>
               </w:rPr>
-              <w:t>2.35%</w:t>
+              <w:t>2.85%</w:t>
             </w:r>
           </w:p>
         </w:tc>
@@ -1993,10 +2231,10 @@
               <w:rPr>
                 <w:rFonts w:ascii="Calibri" w:hAnsi="Calibri"/>
                 <w:b w:val="0"/>
-                <w:color w:val="CC0000"/>
-                <w:sz w:val="20"/>
-              </w:rPr>
-              <w:t>-10 bps</w:t>
+                <w:color w:val="007A33"/>
+                <w:sz w:val="20"/>
+              </w:rPr>
+              <w:t>+15 bps</w:t>
             </w:r>
           </w:p>
         </w:tc>
@@ -2012,10 +2250,10 @@
               <w:rPr>
                 <w:rFonts w:ascii="Calibri" w:hAnsi="Calibri"/>
                 <w:b w:val="0"/>
-                <w:color w:val="CC0000"/>
-                <w:sz w:val="20"/>
-              </w:rPr>
-              <w:t>-20 bps</w:t>
+                <w:color w:val="007A33"/>
+                <w:sz w:val="20"/>
+              </w:rPr>
+              <w:t>+50 bps</w:t>
             </w:r>
           </w:p>
         </w:tc>
@@ -2055,7 +2293,7 @@
                 <w:b w:val="0"/>
                 <w:sz w:val="20"/>
               </w:rPr>
-              <w:t>80</w:t>
+              <w:t>73</w:t>
             </w:r>
           </w:p>
         </w:tc>
@@ -2072,10 +2310,10 @@
               <w:rPr>
                 <w:rFonts w:ascii="Calibri" w:hAnsi="Calibri"/>
                 <w:b w:val="0"/>
-                <w:color w:val="007A33"/>
-                <w:sz w:val="20"/>
-              </w:rPr>
-              <w:t>+2.5%</w:t>
+                <w:color w:val="CC0000"/>
+                <w:sz w:val="20"/>
+              </w:rPr>
+              <w:t>-4.0%</w:t>
             </w:r>
           </w:p>
         </w:tc>
@@ -2092,10 +2330,10 @@
               <w:rPr>
                 <w:rFonts w:ascii="Calibri" w:hAnsi="Calibri"/>
                 <w:b w:val="0"/>
-                <w:color w:val="007A33"/>
-                <w:sz w:val="20"/>
-              </w:rPr>
-              <w:t>+5.0%</w:t>
+                <w:color w:val="CC0000"/>
+                <w:sz w:val="20"/>
+              </w:rPr>
+              <w:t>-5.0%</w:t>
             </w:r>
           </w:p>
         </w:tc>
@@ -2133,7 +2371,7 @@
                 <w:b w:val="0"/>
                 <w:sz w:val="20"/>
               </w:rPr>
-              <w:t>2,950</w:t>
+              <w:t>3,050</w:t>
             </w:r>
           </w:p>
         </w:tc>
@@ -2152,7 +2390,7 @@
                 <w:color w:val="007A33"/>
                 <w:sz w:val="20"/>
               </w:rPr>
-              <w:t>+3.0%</w:t>
+              <w:t>+5.5%</w:t>
             </w:r>
           </w:p>
         </w:tc>
@@ -2171,7 +2409,7 @@
                 <w:color w:val="007A33"/>
                 <w:sz w:val="20"/>
               </w:rPr>
-              <w:t>+10.0%</w:t>
+              <w:t>+16.0%</w:t>
             </w:r>
           </w:p>
         </w:tc>
@@ -2211,7 +2449,7 @@
                 <w:b w:val="0"/>
                 <w:sz w:val="20"/>
               </w:rPr>
-              <w:t>17.5</w:t>
+              <w:t>22</w:t>
             </w:r>
           </w:p>
         </w:tc>
@@ -2231,7 +2469,7 @@
                 <w:color w:val="007A33"/>
                 <w:sz w:val="20"/>
               </w:rPr>
-              <w:t>+1.5 pts</w:t>
+              <w:t>+6 pts</w:t>
             </w:r>
           </w:p>
         </w:tc>
@@ -2251,7 +2489,1823 @@
                 <w:color w:val="007A33"/>
                 <w:sz w:val="20"/>
               </w:rPr>
-              <w:t>+2.0 pts</w:t>
+              <w:t>+8 pts</w:t>
+            </w:r>
+          </w:p>
+        </w:tc>
+      </w:tr>
+    </w:tbl>
+    <w:p>
+      <w:pPr>
+        <w:spacing w:before="240" w:after="80"/>
+        <w:pBdr>
+          <w:bottom w:val="single" w:sz="6" w:space="1" w:color="00429B"/>
+        </w:pBdr>
+      </w:pPr>
+      <w:r>
+        <w:rPr>
+          <w:rFonts w:ascii="Calibri" w:hAnsi="Calibri"/>
+          <w:b/>
+          <w:color w:val="00429B"/>
+          <w:sz w:val="26"/>
+        </w:rPr>
+        <w:t>11. CUSTODIAN AND PEER INSTITUTION NEWS</w:t>
+      </w:r>
+    </w:p>
+    <w:tbl>
+      <w:tblPr>
+        <w:tblStyle w:val="TableGrid"/>
+        <w:tblW w:type="auto" w:w="0"/>
+        <w:tblLook w:firstColumn="1" w:firstRow="1" w:lastColumn="0" w:lastRow="0" w:noHBand="0" w:noVBand="1" w:val="04A0"/>
+      </w:tblPr>
+      <w:tblGrid>
+        <w:gridCol w:w="3250"/>
+        <w:gridCol w:w="3250"/>
+        <w:gridCol w:w="3250"/>
+      </w:tblGrid>
+      <w:tr>
+        <w:tc>
+          <w:tcPr>
+            <w:tcW w:type="dxa" w:w="3250"/>
+            <w:shd w:val="clear" w:color="auto" w:fill="00429B"/>
+          </w:tcPr>
+          <w:p>
+            <w:pPr>
+              <w:spacing w:after="40" w:before="40"/>
+            </w:pPr>
+            <w:r>
+              <w:rPr>
+                <w:rFonts w:ascii="Calibri" w:hAnsi="Calibri"/>
+                <w:b/>
+                <w:color w:val="FFFFFF"/>
+                <w:sz w:val="20"/>
+              </w:rPr>
+              <w:t>Institution</w:t>
+            </w:r>
+          </w:p>
+        </w:tc>
+        <w:tc>
+          <w:tcPr>
+            <w:tcW w:type="dxa" w:w="3250"/>
+            <w:shd w:val="clear" w:color="auto" w:fill="00429B"/>
+          </w:tcPr>
+          <w:p>
+            <w:pPr>
+              <w:spacing w:after="40" w:before="40"/>
+            </w:pPr>
+            <w:r>
+              <w:rPr>
+                <w:rFonts w:ascii="Calibri" w:hAnsi="Calibri"/>
+                <w:b/>
+                <w:color w:val="FFFFFF"/>
+                <w:sz w:val="20"/>
+              </w:rPr>
+              <w:t>Key Development</w:t>
+            </w:r>
+          </w:p>
+        </w:tc>
+        <w:tc>
+          <w:tcPr>
+            <w:tcW w:type="dxa" w:w="3250"/>
+            <w:shd w:val="clear" w:color="auto" w:fill="00429B"/>
+          </w:tcPr>
+          <w:p>
+            <w:pPr>
+              <w:spacing w:after="40" w:before="40"/>
+            </w:pPr>
+            <w:r>
+              <w:rPr>
+                <w:rFonts w:ascii="Calibri" w:hAnsi="Calibri"/>
+                <w:b/>
+                <w:color w:val="FFFFFF"/>
+                <w:sz w:val="20"/>
+              </w:rPr>
+              <w:t>Significance</w:t>
+            </w:r>
+          </w:p>
+        </w:tc>
+      </w:tr>
+      <w:tr>
+        <w:tc>
+          <w:tcPr>
+            <w:tcW w:type="dxa" w:w="3250"/>
+          </w:tcPr>
+          <w:p>
+            <w:pPr>
+              <w:spacing w:after="40" w:before="40"/>
+            </w:pPr>
+            <w:r>
+              <w:rPr>
+                <w:rFonts w:ascii="Calibri" w:hAnsi="Calibri"/>
+                <w:b w:val="0"/>
+                <w:sz w:val="20"/>
+              </w:rPr>
+              <w:t>BNY (Bank of New York Mellon)</w:t>
+            </w:r>
+          </w:p>
+        </w:tc>
+        <w:tc>
+          <w:tcPr>
+            <w:tcW w:type="dxa" w:w="3250"/>
+          </w:tcPr>
+          <w:p>
+            <w:pPr>
+              <w:spacing w:after="40" w:before="40"/>
+            </w:pPr>
+            <w:r>
+              <w:rPr>
+                <w:rFonts w:ascii="Calibri" w:hAnsi="Calibri"/>
+                <w:b w:val="0"/>
+                <w:sz w:val="20"/>
+              </w:rPr>
+              <w:t>Full commercial launch of Digital Asset Custody platform for institutional clients in the US and Europe, integrating tokenised securities with traditional custody.</w:t>
+            </w:r>
+          </w:p>
+        </w:tc>
+        <w:tc>
+          <w:tcPr>
+            <w:tcW w:type="dxa" w:w="3250"/>
+          </w:tcPr>
+          <w:p>
+            <w:pPr>
+              <w:spacing w:after="40" w:before="40"/>
+            </w:pPr>
+            <w:r>
+              <w:rPr>
+                <w:rFonts w:ascii="Calibri" w:hAnsi="Calibri"/>
+                <w:b w:val="0"/>
+                <w:sz w:val="20"/>
+              </w:rPr>
+              <w:t>Positions BNY as the first major global custodian with a fully live, cross-asset digital custody offering, setting a competitive benchmark.</w:t>
+            </w:r>
+          </w:p>
+        </w:tc>
+      </w:tr>
+      <w:tr>
+        <w:tc>
+          <w:tcPr>
+            <w:tcW w:type="dxa" w:w="3250"/>
+            <w:shd w:val="clear" w:color="auto" w:fill="EEF3FA"/>
+          </w:tcPr>
+          <w:p>
+            <w:pPr>
+              <w:spacing w:after="40" w:before="40"/>
+            </w:pPr>
+            <w:r>
+              <w:rPr>
+                <w:rFonts w:ascii="Calibri" w:hAnsi="Calibri"/>
+                <w:b w:val="0"/>
+                <w:sz w:val="20"/>
+              </w:rPr>
+              <w:t>State Street Corporation</w:t>
+            </w:r>
+          </w:p>
+        </w:tc>
+        <w:tc>
+          <w:tcPr>
+            <w:tcW w:type="dxa" w:w="3250"/>
+            <w:shd w:val="clear" w:color="auto" w:fill="EEF3FA"/>
+          </w:tcPr>
+          <w:p>
+            <w:pPr>
+              <w:spacing w:after="40" w:before="40"/>
+            </w:pPr>
+            <w:r>
+              <w:rPr>
+                <w:rFonts w:ascii="Calibri" w:hAnsi="Calibri"/>
+                <w:b w:val="0"/>
+                <w:sz w:val="20"/>
+              </w:rPr>
+              <w:t>Announced strategic partnership with a European digital infrastructure provider to build tokenised fund distribution capabilities on its Alpha platform.</w:t>
+            </w:r>
+          </w:p>
+        </w:tc>
+        <w:tc>
+          <w:tcPr>
+            <w:tcW w:type="dxa" w:w="3250"/>
+            <w:shd w:val="clear" w:color="auto" w:fill="EEF3FA"/>
+          </w:tcPr>
+          <w:p>
+            <w:pPr>
+              <w:spacing w:after="40" w:before="40"/>
+            </w:pPr>
+            <w:r>
+              <w:rPr>
+                <w:rFonts w:ascii="Calibri" w:hAnsi="Calibri"/>
+                <w:b w:val="0"/>
+                <w:sz w:val="20"/>
+              </w:rPr>
+              <w:t>Extends State Street's front-to-back ambitions into digital fund servicing and positions it for EU DLT Pilot Regime opportunities.</w:t>
+            </w:r>
+          </w:p>
+        </w:tc>
+      </w:tr>
+      <w:tr>
+        <w:tc>
+          <w:tcPr>
+            <w:tcW w:type="dxa" w:w="3250"/>
+          </w:tcPr>
+          <w:p>
+            <w:pPr>
+              <w:spacing w:after="40" w:before="40"/>
+            </w:pPr>
+            <w:r>
+              <w:rPr>
+                <w:rFonts w:ascii="Calibri" w:hAnsi="Calibri"/>
+                <w:b w:val="0"/>
+                <w:sz w:val="20"/>
+              </w:rPr>
+              <w:t>JPMorgan Chase &amp; Co.</w:t>
+            </w:r>
+          </w:p>
+        </w:tc>
+        <w:tc>
+          <w:tcPr>
+            <w:tcW w:type="dxa" w:w="3250"/>
+          </w:tcPr>
+          <w:p>
+            <w:pPr>
+              <w:spacing w:after="40" w:before="40"/>
+            </w:pPr>
+            <w:r>
+              <w:rPr>
+                <w:rFonts w:ascii="Calibri" w:hAnsi="Calibri"/>
+                <w:b w:val="0"/>
+                <w:sz w:val="20"/>
+              </w:rPr>
+              <w:t>Expanded Onyx blockchain-based intraday repo platform to include euro-denominated collateral and added three new European bank participants.</w:t>
+            </w:r>
+          </w:p>
+        </w:tc>
+        <w:tc>
+          <w:tcPr>
+            <w:tcW w:type="dxa" w:w="3250"/>
+          </w:tcPr>
+          <w:p>
+            <w:pPr>
+              <w:spacing w:after="40" w:before="40"/>
+            </w:pPr>
+            <w:r>
+              <w:rPr>
+                <w:rFonts w:ascii="Calibri" w:hAnsi="Calibri"/>
+                <w:b w:val="0"/>
+                <w:sz w:val="20"/>
+              </w:rPr>
+              <w:t>Deepens JPMorgan's DLT-based post-trade ecosystem and reinforces its lead in blockchain-enabled treasury and collateral services.</w:t>
+            </w:r>
+          </w:p>
+        </w:tc>
+      </w:tr>
+      <w:tr>
+        <w:tc>
+          <w:tcPr>
+            <w:tcW w:type="dxa" w:w="3250"/>
+            <w:shd w:val="clear" w:color="auto" w:fill="EEF3FA"/>
+          </w:tcPr>
+          <w:p>
+            <w:pPr>
+              <w:spacing w:after="40" w:before="40"/>
+            </w:pPr>
+            <w:r>
+              <w:rPr>
+                <w:rFonts w:ascii="Calibri" w:hAnsi="Calibri"/>
+                <w:b w:val="0"/>
+                <w:sz w:val="20"/>
+              </w:rPr>
+              <w:t>Citigroup Inc. (Citi)</w:t>
+            </w:r>
+          </w:p>
+        </w:tc>
+        <w:tc>
+          <w:tcPr>
+            <w:tcW w:type="dxa" w:w="3250"/>
+            <w:shd w:val="clear" w:color="auto" w:fill="EEF3FA"/>
+          </w:tcPr>
+          <w:p>
+            <w:pPr>
+              <w:spacing w:after="40" w:before="40"/>
+            </w:pPr>
+            <w:r>
+              <w:rPr>
+                <w:rFonts w:ascii="Calibri" w:hAnsi="Calibri"/>
+                <w:b w:val="0"/>
+                <w:sz w:val="20"/>
+              </w:rPr>
+              <w:t>Appointed a new global head of Securities Services with a mandate to accelerate technology transformation and grow the digital asset servicing business.</w:t>
+            </w:r>
+          </w:p>
+        </w:tc>
+        <w:tc>
+          <w:tcPr>
+            <w:tcW w:type="dxa" w:w="3250"/>
+            <w:shd w:val="clear" w:color="auto" w:fill="EEF3FA"/>
+          </w:tcPr>
+          <w:p>
+            <w:pPr>
+              <w:spacing w:after="40" w:before="40"/>
+            </w:pPr>
+            <w:r>
+              <w:rPr>
+                <w:rFonts w:ascii="Calibri" w:hAnsi="Calibri"/>
+                <w:b w:val="0"/>
+                <w:sz w:val="20"/>
+              </w:rPr>
+              <w:t>Signals Citi's strategic commitment to competing aggressively in next-generation securities services and digital custody.</w:t>
+            </w:r>
+          </w:p>
+        </w:tc>
+      </w:tr>
+      <w:tr>
+        <w:tc>
+          <w:tcPr>
+            <w:tcW w:type="dxa" w:w="3250"/>
+          </w:tcPr>
+          <w:p>
+            <w:pPr>
+              <w:spacing w:after="40" w:before="40"/>
+            </w:pPr>
+            <w:r>
+              <w:rPr>
+                <w:rFonts w:ascii="Calibri" w:hAnsi="Calibri"/>
+                <w:b w:val="0"/>
+                <w:sz w:val="20"/>
+              </w:rPr>
+              <w:t>HSBC Holdings plc</w:t>
+            </w:r>
+          </w:p>
+        </w:tc>
+        <w:tc>
+          <w:tcPr>
+            <w:tcW w:type="dxa" w:w="3250"/>
+          </w:tcPr>
+          <w:p>
+            <w:pPr>
+              <w:spacing w:after="40" w:before="40"/>
+            </w:pPr>
+            <w:r>
+              <w:rPr>
+                <w:rFonts w:ascii="Calibri" w:hAnsi="Calibri"/>
+                <w:b w:val="0"/>
+                <w:sz w:val="20"/>
+              </w:rPr>
+              <w:t>Expanded Asia-Pacific ETF servicing capabilities with dedicated hubs in Hong Kong and Singapore to support active ETF growth.</w:t>
+            </w:r>
+          </w:p>
+        </w:tc>
+        <w:tc>
+          <w:tcPr>
+            <w:tcW w:type="dxa" w:w="3250"/>
+          </w:tcPr>
+          <w:p>
+            <w:pPr>
+              <w:spacing w:after="40" w:before="40"/>
+            </w:pPr>
+            <w:r>
+              <w:rPr>
+                <w:rFonts w:ascii="Calibri" w:hAnsi="Calibri"/>
+                <w:b w:val="0"/>
+                <w:sz w:val="20"/>
+              </w:rPr>
+              <w:t>Reinforces HSBC's regional strengths and targets the fastest-growing ETF market globally, increasing competition for Asia mandates.</w:t>
+            </w:r>
+          </w:p>
+        </w:tc>
+      </w:tr>
+      <w:tr>
+        <w:tc>
+          <w:tcPr>
+            <w:tcW w:type="dxa" w:w="3250"/>
+            <w:shd w:val="clear" w:color="auto" w:fill="EEF3FA"/>
+          </w:tcPr>
+          <w:p>
+            <w:pPr>
+              <w:spacing w:after="40" w:before="40"/>
+            </w:pPr>
+            <w:r>
+              <w:rPr>
+                <w:rFonts w:ascii="Calibri" w:hAnsi="Calibri"/>
+                <w:b w:val="0"/>
+                <w:sz w:val="20"/>
+              </w:rPr>
+              <w:t>BNP Paribas</w:t>
+            </w:r>
+          </w:p>
+        </w:tc>
+        <w:tc>
+          <w:tcPr>
+            <w:tcW w:type="dxa" w:w="3250"/>
+            <w:shd w:val="clear" w:color="auto" w:fill="EEF3FA"/>
+          </w:tcPr>
+          <w:p>
+            <w:pPr>
+              <w:spacing w:after="40" w:before="40"/>
+            </w:pPr>
+            <w:r>
+              <w:rPr>
+                <w:rFonts w:ascii="Calibri" w:hAnsi="Calibri"/>
+                <w:b w:val="0"/>
+                <w:sz w:val="20"/>
+              </w:rPr>
+              <w:t>Securities Services division reported record custody assets exceeding 14 trillion euros and announced a new ESG data integration layer for institutional reporting.</w:t>
+            </w:r>
+          </w:p>
+        </w:tc>
+        <w:tc>
+          <w:tcPr>
+            <w:tcW w:type="dxa" w:w="3250"/>
+            <w:shd w:val="clear" w:color="auto" w:fill="EEF3FA"/>
+          </w:tcPr>
+          <w:p>
+            <w:pPr>
+              <w:spacing w:after="40" w:before="40"/>
+            </w:pPr>
+            <w:r>
+              <w:rPr>
+                <w:rFonts w:ascii="Calibri" w:hAnsi="Calibri"/>
+                <w:b w:val="0"/>
+                <w:sz w:val="20"/>
+              </w:rPr>
+              <w:t>Confirms BNP Paribas's position as Europe's largest custodian by assets and responds to client demand for integrated sustainability data.</w:t>
+            </w:r>
+          </w:p>
+        </w:tc>
+      </w:tr>
+      <w:tr>
+        <w:tc>
+          <w:tcPr>
+            <w:tcW w:type="dxa" w:w="3250"/>
+          </w:tcPr>
+          <w:p>
+            <w:pPr>
+              <w:spacing w:after="40" w:before="40"/>
+            </w:pPr>
+            <w:r>
+              <w:rPr>
+                <w:rFonts w:ascii="Calibri" w:hAnsi="Calibri"/>
+                <w:b w:val="0"/>
+                <w:sz w:val="20"/>
+              </w:rPr>
+              <w:t>Northern Trust Corporation</w:t>
+            </w:r>
+          </w:p>
+        </w:tc>
+        <w:tc>
+          <w:tcPr>
+            <w:tcW w:type="dxa" w:w="3250"/>
+          </w:tcPr>
+          <w:p>
+            <w:pPr>
+              <w:spacing w:after="40" w:before="40"/>
+            </w:pPr>
+            <w:r>
+              <w:rPr>
+                <w:rFonts w:ascii="Calibri" w:hAnsi="Calibri"/>
+                <w:b w:val="0"/>
+                <w:sz w:val="20"/>
+              </w:rPr>
+              <w:t>Completed acquisition of a mid-sized European alternative fund administration business, adding approximately 80 billion dollars in assets under administration.</w:t>
+            </w:r>
+          </w:p>
+        </w:tc>
+        <w:tc>
+          <w:tcPr>
+            <w:tcW w:type="dxa" w:w="3250"/>
+          </w:tcPr>
+          <w:p>
+            <w:pPr>
+              <w:spacing w:after="40" w:before="40"/>
+            </w:pPr>
+            <w:r>
+              <w:rPr>
+                <w:rFonts w:ascii="Calibri" w:hAnsi="Calibri"/>
+                <w:b w:val="0"/>
+                <w:sz w:val="20"/>
+              </w:rPr>
+              <w:t>Strengthens Northern Trust's European alternatives footprint and Luxembourg-Dublin hub, directly competing with SS&amp;C and Citco.</w:t>
+            </w:r>
+          </w:p>
+        </w:tc>
+      </w:tr>
+      <w:tr>
+        <w:tc>
+          <w:tcPr>
+            <w:tcW w:type="dxa" w:w="3250"/>
+            <w:shd w:val="clear" w:color="auto" w:fill="EEF3FA"/>
+          </w:tcPr>
+          <w:p>
+            <w:pPr>
+              <w:spacing w:after="40" w:before="40"/>
+            </w:pPr>
+            <w:r>
+              <w:rPr>
+                <w:rFonts w:ascii="Calibri" w:hAnsi="Calibri"/>
+                <w:b w:val="0"/>
+                <w:sz w:val="20"/>
+              </w:rPr>
+              <w:t>Deutsche Bank AG</w:t>
+            </w:r>
+          </w:p>
+        </w:tc>
+        <w:tc>
+          <w:tcPr>
+            <w:tcW w:type="dxa" w:w="3250"/>
+            <w:shd w:val="clear" w:color="auto" w:fill="EEF3FA"/>
+          </w:tcPr>
+          <w:p>
+            <w:pPr>
+              <w:spacing w:after="40" w:before="40"/>
+            </w:pPr>
+            <w:r>
+              <w:rPr>
+                <w:rFonts w:ascii="Calibri" w:hAnsi="Calibri"/>
+                <w:b w:val="0"/>
+                <w:sz w:val="20"/>
+              </w:rPr>
+              <w:t>Securities Services unit announced a strategic review of its sub-custody network, exploring partnerships to enhance coverage in emerging markets and reduce operational costs.</w:t>
+            </w:r>
+          </w:p>
+        </w:tc>
+        <w:tc>
+          <w:tcPr>
+            <w:tcW w:type="dxa" w:w="3250"/>
+            <w:shd w:val="clear" w:color="auto" w:fill="EEF3FA"/>
+          </w:tcPr>
+          <w:p>
+            <w:pPr>
+              <w:spacing w:after="40" w:before="40"/>
+            </w:pPr>
+            <w:r>
+              <w:rPr>
+                <w:rFonts w:ascii="Calibri" w:hAnsi="Calibri"/>
+                <w:b w:val="0"/>
+                <w:sz w:val="20"/>
+              </w:rPr>
+              <w:t>May lead to structural changes in Deutsche Bank's correspondent banking and sub-custody relationships affecting market access for clients.</w:t>
+            </w:r>
+          </w:p>
+        </w:tc>
+      </w:tr>
+      <w:tr>
+        <w:tc>
+          <w:tcPr>
+            <w:tcW w:type="dxa" w:w="3250"/>
+          </w:tcPr>
+          <w:p>
+            <w:pPr>
+              <w:spacing w:after="40" w:before="40"/>
+            </w:pPr>
+            <w:r>
+              <w:rPr>
+                <w:rFonts w:ascii="Calibri" w:hAnsi="Calibri"/>
+                <w:b w:val="0"/>
+                <w:sz w:val="20"/>
+              </w:rPr>
+              <w:t>UBS Group AG</w:t>
+            </w:r>
+          </w:p>
+        </w:tc>
+        <w:tc>
+          <w:tcPr>
+            <w:tcW w:type="dxa" w:w="3250"/>
+          </w:tcPr>
+          <w:p>
+            <w:pPr>
+              <w:spacing w:after="40" w:before="40"/>
+            </w:pPr>
+            <w:r>
+              <w:rPr>
+                <w:rFonts w:ascii="Calibri" w:hAnsi="Calibri"/>
+                <w:b w:val="0"/>
+                <w:sz w:val="20"/>
+              </w:rPr>
+              <w:t>Completed the migration of legacy Credit Suisse fund administration mandates onto UBS's unified platform, finalising a key post-merger integration milestone.</w:t>
+            </w:r>
+          </w:p>
+        </w:tc>
+        <w:tc>
+          <w:tcPr>
+            <w:tcW w:type="dxa" w:w="3250"/>
+          </w:tcPr>
+          <w:p>
+            <w:pPr>
+              <w:spacing w:after="40" w:before="40"/>
+            </w:pPr>
+            <w:r>
+              <w:rPr>
+                <w:rFonts w:ascii="Calibri" w:hAnsi="Calibri"/>
+                <w:b w:val="0"/>
+                <w:sz w:val="20"/>
+              </w:rPr>
+              <w:t>Removes a major source of operational and client retention risk and allows UBS to focus on organic growth in fund services.</w:t>
+            </w:r>
+          </w:p>
+        </w:tc>
+      </w:tr>
+      <w:tr>
+        <w:tc>
+          <w:tcPr>
+            <w:tcW w:type="dxa" w:w="3250"/>
+            <w:shd w:val="clear" w:color="auto" w:fill="EEF3FA"/>
+          </w:tcPr>
+          <w:p>
+            <w:pPr>
+              <w:spacing w:after="40" w:before="40"/>
+            </w:pPr>
+            <w:r>
+              <w:rPr>
+                <w:rFonts w:ascii="Calibri" w:hAnsi="Calibri"/>
+                <w:b w:val="0"/>
+                <w:sz w:val="20"/>
+              </w:rPr>
+              <w:t>RBC Investor &amp; Treasury Services</w:t>
+            </w:r>
+          </w:p>
+        </w:tc>
+        <w:tc>
+          <w:tcPr>
+            <w:tcW w:type="dxa" w:w="3250"/>
+            <w:shd w:val="clear" w:color="auto" w:fill="EEF3FA"/>
+          </w:tcPr>
+          <w:p>
+            <w:pPr>
+              <w:spacing w:after="40" w:before="40"/>
+            </w:pPr>
+            <w:r>
+              <w:rPr>
+                <w:rFonts w:ascii="Calibri" w:hAnsi="Calibri"/>
+                <w:b w:val="0"/>
+                <w:sz w:val="20"/>
+              </w:rPr>
+              <w:t>Published enhanced ESG reporting capabilities for institutional clients and announced expanded data analytics offerings within its fund administration suite.</w:t>
+            </w:r>
+          </w:p>
+        </w:tc>
+        <w:tc>
+          <w:tcPr>
+            <w:tcW w:type="dxa" w:w="3250"/>
+            <w:shd w:val="clear" w:color="auto" w:fill="EEF3FA"/>
+          </w:tcPr>
+          <w:p>
+            <w:pPr>
+              <w:spacing w:after="40" w:before="40"/>
+            </w:pPr>
+            <w:r>
+              <w:rPr>
+                <w:rFonts w:ascii="Calibri" w:hAnsi="Calibri"/>
+                <w:b w:val="0"/>
+                <w:sz w:val="20"/>
+              </w:rPr>
+              <w:t>Strengthens RBC IS competitive positioning in ESG-aware investor servicing and data-driven client engagement.</w:t>
+            </w:r>
+          </w:p>
+        </w:tc>
+      </w:tr>
+      <w:tr>
+        <w:tc>
+          <w:tcPr>
+            <w:tcW w:type="dxa" w:w="3250"/>
+          </w:tcPr>
+          <w:p>
+            <w:pPr>
+              <w:spacing w:after="40" w:before="40"/>
+            </w:pPr>
+            <w:r>
+              <w:rPr>
+                <w:rFonts w:ascii="Calibri" w:hAnsi="Calibri"/>
+                <w:b w:val="0"/>
+                <w:sz w:val="20"/>
+              </w:rPr>
+              <w:t>Societe Generale Securities Services</w:t>
+            </w:r>
+          </w:p>
+        </w:tc>
+        <w:tc>
+          <w:tcPr>
+            <w:tcW w:type="dxa" w:w="3250"/>
+          </w:tcPr>
+          <w:p>
+            <w:pPr>
+              <w:spacing w:after="40" w:before="40"/>
+            </w:pPr>
+            <w:r>
+              <w:rPr>
+                <w:rFonts w:ascii="Calibri" w:hAnsi="Calibri"/>
+                <w:b w:val="0"/>
+                <w:sz w:val="20"/>
+              </w:rPr>
+              <w:t>Launched a new digital onboarding platform for fund distribution clients across Europe, targeting faster time-to-market for fund registration.</w:t>
+            </w:r>
+          </w:p>
+        </w:tc>
+        <w:tc>
+          <w:tcPr>
+            <w:tcW w:type="dxa" w:w="3250"/>
+          </w:tcPr>
+          <w:p>
+            <w:pPr>
+              <w:spacing w:after="40" w:before="40"/>
+            </w:pPr>
+            <w:r>
+              <w:rPr>
+                <w:rFonts w:ascii="Calibri" w:hAnsi="Calibri"/>
+                <w:b w:val="0"/>
+                <w:sz w:val="20"/>
+              </w:rPr>
+              <w:t>Addresses a key operational pain point in cross-border fund distribution and enhances SocGen's competitiveness against BNP Paribas and Citi.</w:t>
+            </w:r>
+          </w:p>
+        </w:tc>
+      </w:tr>
+      <w:tr>
+        <w:tc>
+          <w:tcPr>
+            <w:tcW w:type="dxa" w:w="3250"/>
+            <w:shd w:val="clear" w:color="auto" w:fill="EEF3FA"/>
+          </w:tcPr>
+          <w:p>
+            <w:pPr>
+              <w:spacing w:after="40" w:before="40"/>
+            </w:pPr>
+            <w:r>
+              <w:rPr>
+                <w:rFonts w:ascii="Calibri" w:hAnsi="Calibri"/>
+                <w:b w:val="0"/>
+                <w:sz w:val="20"/>
+              </w:rPr>
+              <w:t>Standard Chartered plc</w:t>
+            </w:r>
+          </w:p>
+        </w:tc>
+        <w:tc>
+          <w:tcPr>
+            <w:tcW w:type="dxa" w:w="3250"/>
+            <w:shd w:val="clear" w:color="auto" w:fill="EEF3FA"/>
+          </w:tcPr>
+          <w:p>
+            <w:pPr>
+              <w:spacing w:after="40" w:before="40"/>
+            </w:pPr>
+            <w:r>
+              <w:rPr>
+                <w:rFonts w:ascii="Calibri" w:hAnsi="Calibri"/>
+                <w:b w:val="0"/>
+                <w:sz w:val="20"/>
+              </w:rPr>
+              <w:t>Expanded digital asset custody pilot to include tokenised bond safekeeping in the UAE and Singapore through its Zodia Custody joint venture.</w:t>
+            </w:r>
+          </w:p>
+        </w:tc>
+        <w:tc>
+          <w:tcPr>
+            <w:tcW w:type="dxa" w:w="3250"/>
+            <w:shd w:val="clear" w:color="auto" w:fill="EEF3FA"/>
+          </w:tcPr>
+          <w:p>
+            <w:pPr>
+              <w:spacing w:after="40" w:before="40"/>
+            </w:pPr>
+            <w:r>
+              <w:rPr>
+                <w:rFonts w:ascii="Calibri" w:hAnsi="Calibri"/>
+                <w:b w:val="0"/>
+                <w:sz w:val="20"/>
+              </w:rPr>
+              <w:t>Extends Standard Chartered's digital asset reach in high-growth markets and leverages its Zodia partnership for regulated crypto-custody.</w:t>
+            </w:r>
+          </w:p>
+        </w:tc>
+      </w:tr>
+      <w:tr>
+        <w:tc>
+          <w:tcPr>
+            <w:tcW w:type="dxa" w:w="3250"/>
+          </w:tcPr>
+          <w:p>
+            <w:pPr>
+              <w:spacing w:after="40" w:before="40"/>
+            </w:pPr>
+            <w:r>
+              <w:rPr>
+                <w:rFonts w:ascii="Calibri" w:hAnsi="Calibri"/>
+                <w:b w:val="0"/>
+                <w:sz w:val="20"/>
+              </w:rPr>
+              <w:t>SIX Group</w:t>
+            </w:r>
+          </w:p>
+        </w:tc>
+        <w:tc>
+          <w:tcPr>
+            <w:tcW w:type="dxa" w:w="3250"/>
+          </w:tcPr>
+          <w:p>
+            <w:pPr>
+              <w:spacing w:after="40" w:before="40"/>
+            </w:pPr>
+            <w:r>
+              <w:rPr>
+                <w:rFonts w:ascii="Calibri" w:hAnsi="Calibri"/>
+                <w:b w:val="0"/>
+                <w:sz w:val="20"/>
+              </w:rPr>
+              <w:t>SIX Digital Exchange completed its largest tokenised bond issuance to date, a 250 million Swiss franc transaction for a Swiss cantonal issuer.</w:t>
+            </w:r>
+          </w:p>
+        </w:tc>
+        <w:tc>
+          <w:tcPr>
+            <w:tcW w:type="dxa" w:w="3250"/>
+          </w:tcPr>
+          <w:p>
+            <w:pPr>
+              <w:spacing w:after="40" w:before="40"/>
+            </w:pPr>
+            <w:r>
+              <w:rPr>
+                <w:rFonts w:ascii="Calibri" w:hAnsi="Calibri"/>
+                <w:b w:val="0"/>
+                <w:sz w:val="20"/>
+              </w:rPr>
+              <w:t>Demonstrates growing real-world traction for regulated DLT-based securities issuance and positions SDX as a leading digital CSD.</w:t>
+            </w:r>
+          </w:p>
+        </w:tc>
+      </w:tr>
+      <w:tr>
+        <w:tc>
+          <w:tcPr>
+            <w:tcW w:type="dxa" w:w="3250"/>
+            <w:shd w:val="clear" w:color="auto" w:fill="EEF3FA"/>
+          </w:tcPr>
+          <w:p>
+            <w:pPr>
+              <w:spacing w:after="40" w:before="40"/>
+            </w:pPr>
+            <w:r>
+              <w:rPr>
+                <w:rFonts w:ascii="Calibri" w:hAnsi="Calibri"/>
+                <w:b w:val="0"/>
+                <w:sz w:val="20"/>
+              </w:rPr>
+              <w:t>Brown Brothers Harriman &amp; Co.</w:t>
+            </w:r>
+          </w:p>
+        </w:tc>
+        <w:tc>
+          <w:tcPr>
+            <w:tcW w:type="dxa" w:w="3250"/>
+            <w:shd w:val="clear" w:color="auto" w:fill="EEF3FA"/>
+          </w:tcPr>
+          <w:p>
+            <w:pPr>
+              <w:spacing w:after="40" w:before="40"/>
+            </w:pPr>
+            <w:r>
+              <w:rPr>
+                <w:rFonts w:ascii="Calibri" w:hAnsi="Calibri"/>
+                <w:b w:val="0"/>
+                <w:sz w:val="20"/>
+              </w:rPr>
+              <w:t>Announced an expanded partnership with a data analytics firm to enhance its Infomedics fund administration reporting platform with AI-driven insights.</w:t>
+            </w:r>
+          </w:p>
+        </w:tc>
+        <w:tc>
+          <w:tcPr>
+            <w:tcW w:type="dxa" w:w="3250"/>
+            <w:shd w:val="clear" w:color="auto" w:fill="EEF3FA"/>
+          </w:tcPr>
+          <w:p>
+            <w:pPr>
+              <w:spacing w:after="40" w:before="40"/>
+            </w:pPr>
+            <w:r>
+              <w:rPr>
+                <w:rFonts w:ascii="Calibri" w:hAnsi="Calibri"/>
+                <w:b w:val="0"/>
+                <w:sz w:val="20"/>
+              </w:rPr>
+              <w:t>Reflects BBH's continued investment in technology differentiation within its boutique custody and fund administration business.</w:t>
+            </w:r>
+          </w:p>
+        </w:tc>
+      </w:tr>
+      <w:tr>
+        <w:tc>
+          <w:tcPr>
+            <w:tcW w:type="dxa" w:w="3250"/>
+          </w:tcPr>
+          <w:p>
+            <w:pPr>
+              <w:spacing w:after="40" w:before="40"/>
+            </w:pPr>
+            <w:r>
+              <w:rPr>
+                <w:rFonts w:ascii="Calibri" w:hAnsi="Calibri"/>
+                <w:b w:val="0"/>
+                <w:sz w:val="20"/>
+              </w:rPr>
+              <w:t>Clearstream</w:t>
+            </w:r>
+          </w:p>
+        </w:tc>
+        <w:tc>
+          <w:tcPr>
+            <w:tcW w:type="dxa" w:w="3250"/>
+          </w:tcPr>
+          <w:p>
+            <w:pPr>
+              <w:spacing w:after="40" w:before="40"/>
+            </w:pPr>
+            <w:r>
+              <w:rPr>
+                <w:rFonts w:ascii="Calibri" w:hAnsi="Calibri"/>
+                <w:b w:val="0"/>
+                <w:sz w:val="20"/>
+              </w:rPr>
+              <w:t>Published its operational readiness framework for EU T+1 migration aligned with the proposed October 2027 timeline and invited market participants to testing.</w:t>
+            </w:r>
+          </w:p>
+        </w:tc>
+        <w:tc>
+          <w:tcPr>
+            <w:tcW w:type="dxa" w:w="3250"/>
+          </w:tcPr>
+          <w:p>
+            <w:pPr>
+              <w:spacing w:after="40" w:before="40"/>
+            </w:pPr>
+            <w:r>
+              <w:rPr>
+                <w:rFonts w:ascii="Calibri" w:hAnsi="Calibri"/>
+                <w:b w:val="0"/>
+                <w:sz w:val="20"/>
+              </w:rPr>
+              <w:t>Establishes Clearstream as a proactive facilitator of T+1 transition and provides clients with early planning certainty.</w:t>
+            </w:r>
+          </w:p>
+        </w:tc>
+      </w:tr>
+      <w:tr>
+        <w:tc>
+          <w:tcPr>
+            <w:tcW w:type="dxa" w:w="3250"/>
+            <w:shd w:val="clear" w:color="auto" w:fill="EEF3FA"/>
+          </w:tcPr>
+          <w:p>
+            <w:pPr>
+              <w:spacing w:after="40" w:before="40"/>
+            </w:pPr>
+            <w:r>
+              <w:rPr>
+                <w:rFonts w:ascii="Calibri" w:hAnsi="Calibri"/>
+                <w:b w:val="0"/>
+                <w:sz w:val="20"/>
+              </w:rPr>
+              <w:t>Euroclear</w:t>
+            </w:r>
+          </w:p>
+        </w:tc>
+        <w:tc>
+          <w:tcPr>
+            <w:tcW w:type="dxa" w:w="3250"/>
+            <w:shd w:val="clear" w:color="auto" w:fill="EEF3FA"/>
+          </w:tcPr>
+          <w:p>
+            <w:pPr>
+              <w:spacing w:after="40" w:before="40"/>
+            </w:pPr>
+            <w:r>
+              <w:rPr>
+                <w:rFonts w:ascii="Calibri" w:hAnsi="Calibri"/>
+                <w:b w:val="0"/>
+                <w:sz w:val="20"/>
+              </w:rPr>
+              <w:t>Reported record settlement volumes in Q1 2026 and announced expansion of its Collateral Highway to support digital asset collateral pledging in pilot mode.</w:t>
+            </w:r>
+          </w:p>
+        </w:tc>
+        <w:tc>
+          <w:tcPr>
+            <w:tcW w:type="dxa" w:w="3250"/>
+            <w:shd w:val="clear" w:color="auto" w:fill="EEF3FA"/>
+          </w:tcPr>
+          <w:p>
+            <w:pPr>
+              <w:spacing w:after="40" w:before="40"/>
+            </w:pPr>
+            <w:r>
+              <w:rPr>
+                <w:rFonts w:ascii="Calibri" w:hAnsi="Calibri"/>
+                <w:b w:val="0"/>
+                <w:sz w:val="20"/>
+              </w:rPr>
+              <w:t>Reinforces Euroclear's central role in European post-trade infrastructure and signals movement toward digital collateral interoperability.</w:t>
+            </w:r>
+          </w:p>
+        </w:tc>
+      </w:tr>
+      <w:tr>
+        <w:tc>
+          <w:tcPr>
+            <w:tcW w:type="dxa" w:w="3250"/>
+          </w:tcPr>
+          <w:p>
+            <w:pPr>
+              <w:spacing w:after="40" w:before="40"/>
+            </w:pPr>
+            <w:r>
+              <w:rPr>
+                <w:rFonts w:ascii="Calibri" w:hAnsi="Calibri"/>
+                <w:b w:val="0"/>
+                <w:sz w:val="20"/>
+              </w:rPr>
+              <w:t>Coinbase Custody (Coinbase Prime)</w:t>
+            </w:r>
+          </w:p>
+        </w:tc>
+        <w:tc>
+          <w:tcPr>
+            <w:tcW w:type="dxa" w:w="3250"/>
+          </w:tcPr>
+          <w:p>
+            <w:pPr>
+              <w:spacing w:after="40" w:before="40"/>
+            </w:pPr>
+            <w:r>
+              <w:rPr>
+                <w:rFonts w:ascii="Calibri" w:hAnsi="Calibri"/>
+                <w:b w:val="0"/>
+                <w:sz w:val="20"/>
+              </w:rPr>
+              <w:t>Secured additional state-level trust licences in the US and expanded institutional staking services to include additional proof-of-stake protocols.</w:t>
+            </w:r>
+          </w:p>
+        </w:tc>
+        <w:tc>
+          <w:tcPr>
+            <w:tcW w:type="dxa" w:w="3250"/>
+          </w:tcPr>
+          <w:p>
+            <w:pPr>
+              <w:spacing w:after="40" w:before="40"/>
+            </w:pPr>
+            <w:r>
+              <w:rPr>
+                <w:rFonts w:ascii="Calibri" w:hAnsi="Calibri"/>
+                <w:b w:val="0"/>
+                <w:sz w:val="20"/>
+              </w:rPr>
+              <w:t>Broadens Coinbase's regulatory footprint for institutional crypto custody and enhances yield-generation offerings for asset manager clients.</w:t>
+            </w:r>
+          </w:p>
+        </w:tc>
+      </w:tr>
+      <w:tr>
+        <w:tc>
+          <w:tcPr>
+            <w:tcW w:type="dxa" w:w="3250"/>
+            <w:shd w:val="clear" w:color="auto" w:fill="EEF3FA"/>
+          </w:tcPr>
+          <w:p>
+            <w:pPr>
+              <w:spacing w:after="40" w:before="40"/>
+            </w:pPr>
+            <w:r>
+              <w:rPr>
+                <w:rFonts w:ascii="Calibri" w:hAnsi="Calibri"/>
+                <w:b w:val="0"/>
+                <w:sz w:val="20"/>
+              </w:rPr>
+              <w:t>BitGo</w:t>
+            </w:r>
+          </w:p>
+        </w:tc>
+        <w:tc>
+          <w:tcPr>
+            <w:tcW w:type="dxa" w:w="3250"/>
+            <w:shd w:val="clear" w:color="auto" w:fill="EEF3FA"/>
+          </w:tcPr>
+          <w:p>
+            <w:pPr>
+              <w:spacing w:after="40" w:before="40"/>
+            </w:pPr>
+            <w:r>
+              <w:rPr>
+                <w:rFonts w:ascii="Calibri" w:hAnsi="Calibri"/>
+                <w:b w:val="0"/>
+                <w:sz w:val="20"/>
+              </w:rPr>
+              <w:t>Announced integration with a major European bank's digital asset trading desk, providing qualified custody and settlement for institutional crypto transactions.</w:t>
+            </w:r>
+          </w:p>
+        </w:tc>
+        <w:tc>
+          <w:tcPr>
+            <w:tcW w:type="dxa" w:w="3250"/>
+            <w:shd w:val="clear" w:color="auto" w:fill="EEF3FA"/>
+          </w:tcPr>
+          <w:p>
+            <w:pPr>
+              <w:spacing w:after="40" w:before="40"/>
+            </w:pPr>
+            <w:r>
+              <w:rPr>
+                <w:rFonts w:ascii="Calibri" w:hAnsi="Calibri"/>
+                <w:b w:val="0"/>
+                <w:sz w:val="20"/>
+              </w:rPr>
+              <w:t>Validates BitGo's positioning as a qualified custodian for traditional financial institutions entering digital assets.</w:t>
+            </w:r>
+          </w:p>
+        </w:tc>
+      </w:tr>
+      <w:tr>
+        <w:tc>
+          <w:tcPr>
+            <w:tcW w:type="dxa" w:w="3250"/>
+          </w:tcPr>
+          <w:p>
+            <w:pPr>
+              <w:spacing w:after="40" w:before="40"/>
+            </w:pPr>
+            <w:r>
+              <w:rPr>
+                <w:rFonts w:ascii="Calibri" w:hAnsi="Calibri"/>
+                <w:b w:val="0"/>
+                <w:sz w:val="20"/>
+              </w:rPr>
+              <w:t>Fidelity Digital Assets</w:t>
+            </w:r>
+          </w:p>
+        </w:tc>
+        <w:tc>
+          <w:tcPr>
+            <w:tcW w:type="dxa" w:w="3250"/>
+          </w:tcPr>
+          <w:p>
+            <w:pPr>
+              <w:spacing w:after="40" w:before="40"/>
+            </w:pPr>
+            <w:r>
+              <w:rPr>
+                <w:rFonts w:ascii="Calibri" w:hAnsi="Calibri"/>
+                <w:b w:val="0"/>
+                <w:sz w:val="20"/>
+              </w:rPr>
+              <w:t>Expanded its institutional digital asset custody platform to support tokenised US Treasury products, enabling custody of both native crypto and tokenised real-world assets.</w:t>
+            </w:r>
+          </w:p>
+        </w:tc>
+        <w:tc>
+          <w:tcPr>
+            <w:tcW w:type="dxa" w:w="3250"/>
+          </w:tcPr>
+          <w:p>
+            <w:pPr>
+              <w:spacing w:after="40" w:before="40"/>
+            </w:pPr>
+            <w:r>
+              <w:rPr>
+                <w:rFonts w:ascii="Calibri" w:hAnsi="Calibri"/>
+                <w:b w:val="0"/>
+                <w:sz w:val="20"/>
+              </w:rPr>
+              <w:t>Positions Fidelity at the intersection of traditional and digital asset custody, addressing growing institutional demand for tokenised fixed income.</w:t>
+            </w:r>
+          </w:p>
+        </w:tc>
+      </w:tr>
+      <w:tr>
+        <w:tc>
+          <w:tcPr>
+            <w:tcW w:type="dxa" w:w="3250"/>
+            <w:shd w:val="clear" w:color="auto" w:fill="EEF3FA"/>
+          </w:tcPr>
+          <w:p>
+            <w:pPr>
+              <w:spacing w:after="40" w:before="40"/>
+            </w:pPr>
+            <w:r>
+              <w:rPr>
+                <w:rFonts w:ascii="Calibri" w:hAnsi="Calibri"/>
+                <w:b w:val="0"/>
+                <w:sz w:val="20"/>
+              </w:rPr>
+              <w:t>Anchorage Digital</w:t>
+            </w:r>
+          </w:p>
+        </w:tc>
+        <w:tc>
+          <w:tcPr>
+            <w:tcW w:type="dxa" w:w="3250"/>
+            <w:shd w:val="clear" w:color="auto" w:fill="EEF3FA"/>
+          </w:tcPr>
+          <w:p>
+            <w:pPr>
+              <w:spacing w:after="40" w:before="40"/>
+            </w:pPr>
+            <w:r>
+              <w:rPr>
+                <w:rFonts w:ascii="Calibri" w:hAnsi="Calibri"/>
+                <w:b w:val="0"/>
+                <w:sz w:val="20"/>
+              </w:rPr>
+              <w:t>Received approval from the OCC to expand its digital bank charter services and launched a new institutional lending product collateralised by custodied digital assets.</w:t>
+            </w:r>
+          </w:p>
+        </w:tc>
+        <w:tc>
+          <w:tcPr>
+            <w:tcW w:type="dxa" w:w="3250"/>
+            <w:shd w:val="clear" w:color="auto" w:fill="EEF3FA"/>
+          </w:tcPr>
+          <w:p>
+            <w:pPr>
+              <w:spacing w:after="40" w:before="40"/>
+            </w:pPr>
+            <w:r>
+              <w:rPr>
+                <w:rFonts w:ascii="Calibri" w:hAnsi="Calibri"/>
+                <w:b w:val="0"/>
+                <w:sz w:val="20"/>
+              </w:rPr>
+              <w:t>Strengthens Anchorage's unique position as a federally chartered digital asset bank with expanding financial services capabilities.</w:t>
+            </w:r>
+          </w:p>
+        </w:tc>
+      </w:tr>
+      <w:tr>
+        <w:tc>
+          <w:tcPr>
+            <w:tcW w:type="dxa" w:w="3250"/>
+          </w:tcPr>
+          <w:p>
+            <w:pPr>
+              <w:spacing w:after="40" w:before="40"/>
+            </w:pPr>
+            <w:r>
+              <w:rPr>
+                <w:rFonts w:ascii="Calibri" w:hAnsi="Calibri"/>
+                <w:b w:val="0"/>
+                <w:sz w:val="20"/>
+              </w:rPr>
+              <w:t>Fireblocks</w:t>
+            </w:r>
+          </w:p>
+        </w:tc>
+        <w:tc>
+          <w:tcPr>
+            <w:tcW w:type="dxa" w:w="3250"/>
+          </w:tcPr>
+          <w:p>
+            <w:pPr>
+              <w:spacing w:after="40" w:before="40"/>
+            </w:pPr>
+            <w:r>
+              <w:rPr>
+                <w:rFonts w:ascii="Calibri" w:hAnsi="Calibri"/>
+                <w:b w:val="0"/>
+                <w:sz w:val="20"/>
+              </w:rPr>
+              <w:t>Released upgraded multi-party computation wallet infrastructure with hardware security module integration, targeting bank-grade key management standards.</w:t>
+            </w:r>
+          </w:p>
+        </w:tc>
+        <w:tc>
+          <w:tcPr>
+            <w:tcW w:type="dxa" w:w="3250"/>
+          </w:tcPr>
+          <w:p>
+            <w:pPr>
+              <w:spacing w:after="40" w:before="40"/>
+            </w:pPr>
+            <w:r>
+              <w:rPr>
+                <w:rFonts w:ascii="Calibri" w:hAnsi="Calibri"/>
+                <w:b w:val="0"/>
+                <w:sz w:val="20"/>
+              </w:rPr>
+              <w:t>Addresses a critical institutional requirement for custodians seeking to deploy Fireblocks infrastructure under regulatory-compliant frameworks.</w:t>
+            </w:r>
+          </w:p>
+        </w:tc>
+      </w:tr>
+      <w:tr>
+        <w:tc>
+          <w:tcPr>
+            <w:tcW w:type="dxa" w:w="3250"/>
+            <w:shd w:val="clear" w:color="auto" w:fill="EEF3FA"/>
+          </w:tcPr>
+          <w:p>
+            <w:pPr>
+              <w:spacing w:after="40" w:before="40"/>
+            </w:pPr>
+            <w:r>
+              <w:rPr>
+                <w:rFonts w:ascii="Calibri" w:hAnsi="Calibri"/>
+                <w:b w:val="0"/>
+                <w:sz w:val="20"/>
+              </w:rPr>
+              <w:t>Gemini Custody</w:t>
+            </w:r>
+          </w:p>
+        </w:tc>
+        <w:tc>
+          <w:tcPr>
+            <w:tcW w:type="dxa" w:w="3250"/>
+            <w:shd w:val="clear" w:color="auto" w:fill="EEF3FA"/>
+          </w:tcPr>
+          <w:p>
+            <w:pPr>
+              <w:spacing w:after="40" w:before="40"/>
+            </w:pPr>
+            <w:r>
+              <w:rPr>
+                <w:rFonts w:ascii="Calibri" w:hAnsi="Calibri"/>
+                <w:b w:val="0"/>
+                <w:sz w:val="20"/>
+              </w:rPr>
+              <w:t>No material news this month.</w:t>
+            </w:r>
+          </w:p>
+        </w:tc>
+        <w:tc>
+          <w:tcPr>
+            <w:tcW w:type="dxa" w:w="3250"/>
+            <w:shd w:val="clear" w:color="auto" w:fill="EEF3FA"/>
+          </w:tcPr>
+          <w:p>
+            <w:pPr>
+              <w:spacing w:after="40" w:before="40"/>
+            </w:pPr>
+            <w:r>
+              <w:rPr>
+                <w:rFonts w:ascii="Calibri" w:hAnsi="Calibri"/>
+                <w:b w:val="0"/>
+                <w:sz w:val="20"/>
+              </w:rPr>
+              <w:t>—</w:t>
+            </w:r>
+          </w:p>
+        </w:tc>
+      </w:tr>
+      <w:tr>
+        <w:tc>
+          <w:tcPr>
+            <w:tcW w:type="dxa" w:w="3250"/>
+          </w:tcPr>
+          <w:p>
+            <w:pPr>
+              <w:spacing w:after="40" w:before="40"/>
+            </w:pPr>
+            <w:r>
+              <w:rPr>
+                <w:rFonts w:ascii="Calibri" w:hAnsi="Calibri"/>
+                <w:b w:val="0"/>
+                <w:sz w:val="20"/>
+              </w:rPr>
+              <w:t>Cobo</w:t>
+            </w:r>
+          </w:p>
+        </w:tc>
+        <w:tc>
+          <w:tcPr>
+            <w:tcW w:type="dxa" w:w="3250"/>
+          </w:tcPr>
+          <w:p>
+            <w:pPr>
+              <w:spacing w:after="40" w:before="40"/>
+            </w:pPr>
+            <w:r>
+              <w:rPr>
+                <w:rFonts w:ascii="Calibri" w:hAnsi="Calibri"/>
+                <w:b w:val="0"/>
+                <w:sz w:val="20"/>
+              </w:rPr>
+              <w:t>Expanded MPC-based custody solutions into Southeast Asian markets with new partnerships with regional digital asset exchanges.</w:t>
+            </w:r>
+          </w:p>
+        </w:tc>
+        <w:tc>
+          <w:tcPr>
+            <w:tcW w:type="dxa" w:w="3250"/>
+          </w:tcPr>
+          <w:p>
+            <w:pPr>
+              <w:spacing w:after="40" w:before="40"/>
+            </w:pPr>
+            <w:r>
+              <w:rPr>
+                <w:rFonts w:ascii="Calibri" w:hAnsi="Calibri"/>
+                <w:b w:val="0"/>
+                <w:sz w:val="20"/>
+              </w:rPr>
+              <w:t>Extends Cobo's geographic reach in a fast-growing crypto market and diversifies its client base beyond Greater China.</w:t>
+            </w:r>
+          </w:p>
+        </w:tc>
+      </w:tr>
+      <w:tr>
+        <w:tc>
+          <w:tcPr>
+            <w:tcW w:type="dxa" w:w="3250"/>
+            <w:shd w:val="clear" w:color="auto" w:fill="EEF3FA"/>
+          </w:tcPr>
+          <w:p>
+            <w:pPr>
+              <w:spacing w:after="40" w:before="40"/>
+            </w:pPr>
+            <w:r>
+              <w:rPr>
+                <w:rFonts w:ascii="Calibri" w:hAnsi="Calibri"/>
+                <w:b w:val="0"/>
+                <w:sz w:val="20"/>
+              </w:rPr>
+              <w:t>Hex Trust</w:t>
+            </w:r>
+          </w:p>
+        </w:tc>
+        <w:tc>
+          <w:tcPr>
+            <w:tcW w:type="dxa" w:w="3250"/>
+            <w:shd w:val="clear" w:color="auto" w:fill="EEF3FA"/>
+          </w:tcPr>
+          <w:p>
+            <w:pPr>
+              <w:spacing w:after="40" w:before="40"/>
+            </w:pPr>
+            <w:r>
+              <w:rPr>
+                <w:rFonts w:ascii="Calibri" w:hAnsi="Calibri"/>
+                <w:b w:val="0"/>
+                <w:sz w:val="20"/>
+              </w:rPr>
+              <w:t>Announced SOC 2 Type II certification for its custody platform and expanded licenced operations to include Dubai under VARA regulation.</w:t>
+            </w:r>
+          </w:p>
+        </w:tc>
+        <w:tc>
+          <w:tcPr>
+            <w:tcW w:type="dxa" w:w="3250"/>
+            <w:shd w:val="clear" w:color="auto" w:fill="EEF3FA"/>
+          </w:tcPr>
+          <w:p>
+            <w:pPr>
+              <w:spacing w:after="40" w:before="40"/>
+            </w:pPr>
+            <w:r>
+              <w:rPr>
+                <w:rFonts w:ascii="Calibri" w:hAnsi="Calibri"/>
+                <w:b w:val="0"/>
+                <w:sz w:val="20"/>
+              </w:rPr>
+              <w:t>Enhances institutional credibility and positions Hex Trust as a multi-jurisdictional regulated digital asset custodian in Asia and the Middle East.</w:t>
+            </w:r>
+          </w:p>
+        </w:tc>
+      </w:tr>
+      <w:tr>
+        <w:tc>
+          <w:tcPr>
+            <w:tcW w:type="dxa" w:w="3250"/>
+          </w:tcPr>
+          <w:p>
+            <w:pPr>
+              <w:spacing w:after="40" w:before="40"/>
+            </w:pPr>
+            <w:r>
+              <w:rPr>
+                <w:rFonts w:ascii="Calibri" w:hAnsi="Calibri"/>
+                <w:b w:val="0"/>
+                <w:sz w:val="20"/>
+              </w:rPr>
+              <w:t>Copper</w:t>
+            </w:r>
+          </w:p>
+        </w:tc>
+        <w:tc>
+          <w:tcPr>
+            <w:tcW w:type="dxa" w:w="3250"/>
+          </w:tcPr>
+          <w:p>
+            <w:pPr>
+              <w:spacing w:after="40" w:before="40"/>
+            </w:pPr>
+            <w:r>
+              <w:rPr>
+                <w:rFonts w:ascii="Calibri" w:hAnsi="Calibri"/>
+                <w:b w:val="0"/>
+                <w:sz w:val="20"/>
+              </w:rPr>
+              <w:t>Launched upgraded ClearLoop off-exchange settlement network with expanded exchange connectivity and new post-trade analytics features.</w:t>
+            </w:r>
+          </w:p>
+        </w:tc>
+        <w:tc>
+          <w:tcPr>
+            <w:tcW w:type="dxa" w:w="3250"/>
+          </w:tcPr>
+          <w:p>
+            <w:pPr>
+              <w:spacing w:after="40" w:before="40"/>
+            </w:pPr>
+            <w:r>
+              <w:rPr>
+                <w:rFonts w:ascii="Calibri" w:hAnsi="Calibri"/>
+                <w:b w:val="0"/>
+                <w:sz w:val="20"/>
+              </w:rPr>
+              <w:t>Reinforces Copper's differentiated proposition of enabling institutional trading without pre-funding exchange accounts, reducing counterparty risk.</w:t>
+            </w:r>
+          </w:p>
+        </w:tc>
+      </w:tr>
+      <w:tr>
+        <w:tc>
+          <w:tcPr>
+            <w:tcW w:type="dxa" w:w="3250"/>
+            <w:shd w:val="clear" w:color="auto" w:fill="EEF3FA"/>
+          </w:tcPr>
+          <w:p>
+            <w:pPr>
+              <w:spacing w:after="40" w:before="40"/>
+            </w:pPr>
+            <w:r>
+              <w:rPr>
+                <w:rFonts w:ascii="Calibri" w:hAnsi="Calibri"/>
+                <w:b w:val="0"/>
+                <w:sz w:val="20"/>
+              </w:rPr>
+              <w:t>Komainu</w:t>
+            </w:r>
+          </w:p>
+        </w:tc>
+        <w:tc>
+          <w:tcPr>
+            <w:tcW w:type="dxa" w:w="3250"/>
+            <w:shd w:val="clear" w:color="auto" w:fill="EEF3FA"/>
+          </w:tcPr>
+          <w:p>
+            <w:pPr>
+              <w:spacing w:after="40" w:before="40"/>
+            </w:pPr>
+            <w:r>
+              <w:rPr>
+                <w:rFonts w:ascii="Calibri" w:hAnsi="Calibri"/>
+                <w:b w:val="0"/>
+                <w:sz w:val="20"/>
+              </w:rPr>
+              <w:t>Secured a new strategic investment from a global asset management firm, bringing total funding to over 100 million dollars and supporting expansion into tokenised securities custody.</w:t>
+            </w:r>
+          </w:p>
+        </w:tc>
+        <w:tc>
+          <w:tcPr>
+            <w:tcW w:type="dxa" w:w="3250"/>
+            <w:shd w:val="clear" w:color="auto" w:fill="EEF3FA"/>
+          </w:tcPr>
+          <w:p>
+            <w:pPr>
+              <w:spacing w:after="40" w:before="40"/>
+            </w:pPr>
+            <w:r>
+              <w:rPr>
+                <w:rFonts w:ascii="Calibri" w:hAnsi="Calibri"/>
+                <w:b w:val="0"/>
+                <w:sz w:val="20"/>
+              </w:rPr>
+              <w:t>Validates institutional confidence in Komainu's regulated custody model and funds its pivot toward broader tokenised asset servicing.</w:t>
+            </w:r>
+          </w:p>
+        </w:tc>
+      </w:tr>
+      <w:tr>
+        <w:tc>
+          <w:tcPr>
+            <w:tcW w:type="dxa" w:w="3250"/>
+          </w:tcPr>
+          <w:p>
+            <w:pPr>
+              <w:spacing w:after="40" w:before="40"/>
+            </w:pPr>
+            <w:r>
+              <w:rPr>
+                <w:rFonts w:ascii="Calibri" w:hAnsi="Calibri"/>
+                <w:b w:val="0"/>
+                <w:sz w:val="20"/>
+              </w:rPr>
+              <w:t>Zodia Custody</w:t>
+            </w:r>
+          </w:p>
+        </w:tc>
+        <w:tc>
+          <w:tcPr>
+            <w:tcW w:type="dxa" w:w="3250"/>
+          </w:tcPr>
+          <w:p>
+            <w:pPr>
+              <w:spacing w:after="40" w:before="40"/>
+            </w:pPr>
+            <w:r>
+              <w:rPr>
+                <w:rFonts w:ascii="Calibri" w:hAnsi="Calibri"/>
+                <w:b w:val="0"/>
+                <w:sz w:val="20"/>
+              </w:rPr>
+              <w:t>Expanded digital asset custody pilot in the UAE and Singapore under Standard Chartered's strategic direction, adding tokenised bond safekeeping.</w:t>
+            </w:r>
+          </w:p>
+        </w:tc>
+        <w:tc>
+          <w:tcPr>
+            <w:tcW w:type="dxa" w:w="3250"/>
+          </w:tcPr>
+          <w:p>
+            <w:pPr>
+              <w:spacing w:after="40" w:before="40"/>
+            </w:pPr>
+            <w:r>
+              <w:rPr>
+                <w:rFonts w:ascii="Calibri" w:hAnsi="Calibri"/>
+                <w:b w:val="0"/>
+                <w:sz w:val="20"/>
+              </w:rPr>
+              <w:t>Deepens Zodia's positioning as a bank-affiliated digital custodian in key growth markets with strong regulatory alignment.</w:t>
+            </w:r>
+          </w:p>
+        </w:tc>
+      </w:tr>
+      <w:tr>
+        <w:tc>
+          <w:tcPr>
+            <w:tcW w:type="dxa" w:w="3250"/>
+            <w:shd w:val="clear" w:color="auto" w:fill="EEF3FA"/>
+          </w:tcPr>
+          <w:p>
+            <w:pPr>
+              <w:spacing w:after="40" w:before="40"/>
+            </w:pPr>
+            <w:r>
+              <w:rPr>
+                <w:rFonts w:ascii="Calibri" w:hAnsi="Calibri"/>
+                <w:b w:val="0"/>
+                <w:sz w:val="20"/>
+              </w:rPr>
+              <w:t>NYDIG</w:t>
+            </w:r>
+          </w:p>
+        </w:tc>
+        <w:tc>
+          <w:tcPr>
+            <w:tcW w:type="dxa" w:w="3250"/>
+            <w:shd w:val="clear" w:color="auto" w:fill="EEF3FA"/>
+          </w:tcPr>
+          <w:p>
+            <w:pPr>
+              <w:spacing w:after="40" w:before="40"/>
+            </w:pPr>
+            <w:r>
+              <w:rPr>
+                <w:rFonts w:ascii="Calibri" w:hAnsi="Calibri"/>
+                <w:b w:val="0"/>
+                <w:sz w:val="20"/>
+              </w:rPr>
+              <w:t>Relaunched institutional Bitcoin custody and prime brokerage services with a streamlined technology stack following internal restructuring.</w:t>
+            </w:r>
+          </w:p>
+        </w:tc>
+        <w:tc>
+          <w:tcPr>
+            <w:tcW w:type="dxa" w:w="3250"/>
+            <w:shd w:val="clear" w:color="auto" w:fill="EEF3FA"/>
+          </w:tcPr>
+          <w:p>
+            <w:pPr>
+              <w:spacing w:after="40" w:before="40"/>
+            </w:pPr>
+            <w:r>
+              <w:rPr>
+                <w:rFonts w:ascii="Calibri" w:hAnsi="Calibri"/>
+                <w:b w:val="0"/>
+                <w:sz w:val="20"/>
+              </w:rPr>
+              <w:t>Signals NYDIG's renewed focus on institutional Bitcoin services after a period of strategic realignment and leadership changes.</w:t>
+            </w:r>
+          </w:p>
+        </w:tc>
+      </w:tr>
+      <w:tr>
+        <w:tc>
+          <w:tcPr>
+            <w:tcW w:type="dxa" w:w="3250"/>
+          </w:tcPr>
+          <w:p>
+            <w:pPr>
+              <w:spacing w:after="40" w:before="40"/>
+            </w:pPr>
+            <w:r>
+              <w:rPr>
+                <w:rFonts w:ascii="Calibri" w:hAnsi="Calibri"/>
+                <w:b w:val="0"/>
+                <w:sz w:val="20"/>
+              </w:rPr>
+              <w:t>Bitcoin Suisse</w:t>
+            </w:r>
+          </w:p>
+        </w:tc>
+        <w:tc>
+          <w:tcPr>
+            <w:tcW w:type="dxa" w:w="3250"/>
+          </w:tcPr>
+          <w:p>
+            <w:pPr>
+              <w:spacing w:after="40" w:before="40"/>
+            </w:pPr>
+            <w:r>
+              <w:rPr>
+                <w:rFonts w:ascii="Calibri" w:hAnsi="Calibri"/>
+                <w:b w:val="0"/>
+                <w:sz w:val="20"/>
+              </w:rPr>
+              <w:t>Received FINMA approval to expand its regulated custody offering to include tokenised equities alongside crypto assets in Switzerland.</w:t>
+            </w:r>
+          </w:p>
+        </w:tc>
+        <w:tc>
+          <w:tcPr>
+            <w:tcW w:type="dxa" w:w="3250"/>
+          </w:tcPr>
+          <w:p>
+            <w:pPr>
+              <w:spacing w:after="40" w:before="40"/>
+            </w:pPr>
+            <w:r>
+              <w:rPr>
+                <w:rFonts w:ascii="Calibri" w:hAnsi="Calibri"/>
+                <w:b w:val="0"/>
+                <w:sz w:val="20"/>
+              </w:rPr>
+              <w:t>Positions Bitcoin Suisse as one of the first Swiss-regulated custodians offering combined crypto and tokenised traditional asset safekeeping.</w:t>
+            </w:r>
+          </w:p>
+        </w:tc>
+      </w:tr>
+      <w:tr>
+        <w:tc>
+          <w:tcPr>
+            <w:tcW w:type="dxa" w:w="3250"/>
+            <w:shd w:val="clear" w:color="auto" w:fill="EEF3FA"/>
+          </w:tcPr>
+          <w:p>
+            <w:pPr>
+              <w:spacing w:after="40" w:before="40"/>
+            </w:pPr>
+            <w:r>
+              <w:rPr>
+                <w:rFonts w:ascii="Calibri" w:hAnsi="Calibri"/>
+                <w:b w:val="0"/>
+                <w:sz w:val="20"/>
+              </w:rPr>
+              <w:t>Taurus</w:t>
+            </w:r>
+          </w:p>
+        </w:tc>
+        <w:tc>
+          <w:tcPr>
+            <w:tcW w:type="dxa" w:w="3250"/>
+            <w:shd w:val="clear" w:color="auto" w:fill="EEF3FA"/>
+          </w:tcPr>
+          <w:p>
+            <w:pPr>
+              <w:spacing w:after="40" w:before="40"/>
+            </w:pPr>
+            <w:r>
+              <w:rPr>
+                <w:rFonts w:ascii="Calibri" w:hAnsi="Calibri"/>
+                <w:b w:val="0"/>
+                <w:sz w:val="20"/>
+              </w:rPr>
+              <w:t>Announced a partnership with a Tier 1 European bank to provide white-label digital asset custody and tokenisation infrastructure.</w:t>
+            </w:r>
+          </w:p>
+        </w:tc>
+        <w:tc>
+          <w:tcPr>
+            <w:tcW w:type="dxa" w:w="3250"/>
+            <w:shd w:val="clear" w:color="auto" w:fill="EEF3FA"/>
+          </w:tcPr>
+          <w:p>
+            <w:pPr>
+              <w:spacing w:after="40" w:before="40"/>
+            </w:pPr>
+            <w:r>
+              <w:rPr>
+                <w:rFonts w:ascii="Calibri" w:hAnsi="Calibri"/>
+                <w:b w:val="0"/>
+                <w:sz w:val="20"/>
+              </w:rPr>
+              <w:t>Validates Taurus's enterprise technology model and accelerates its penetration of the traditional banking sector seeking digital asset capabilities.</w:t>
             </w:r>
           </w:p>
         </w:tc>

--- a/RBC_IS_Executive_Report_2026_03.docx
+++ b/RBC_IS_Executive_Report_2026_03.docx
@@ -118,7 +118,7 @@
               <w:rPr>
                 <w:rFonts w:ascii="Calibri" w:hAnsi="Calibri"/>
                 <w:b/>
-                <w:sz w:val="22"/>
+                <w:sz w:val="32"/>
               </w:rPr>
               <w:t>Monthly Executive Report</w:t>
             </w:r>
@@ -314,7 +314,7 @@
           <w:rFonts w:ascii="Calibri" w:hAnsi="Calibri"/>
           <w:sz w:val="22"/>
         </w:rPr>
-        <w:t>The dominant narrative for March 2026 is the escalation of global trade policy uncertainty following the United States administration's announcement of expanded tariff measures targeting European and Asian manufactured goods, which has triggered significant equity market volatility and a flight to safe-haven assets. The VIX has risen sharply above 20 and global equity markets have experienced a broad drawdown, increasing margin call volumes and collateral management activity across custodian networks. In parallel, the European Securities and Markets Authority published its final guidance on digital asset custody standards under MiCA, creating a material compliance workstream for any investor services firm with European crypto-custody ambitions. Settlement discipline continues to tighten as the industry absorbs the one-year anniversary of North American T+1, with ESMA now formally proposing an October 2027 go-live date for European T+1 migration. For RBC Investor Services, the combined effect of elevated trading volumes, new regulatory implementation demands, and competitive repositioning among peers makes this a month requiring heightened operational vigilance and strategic attentiveness.</w:t>
+        <w:t>The dominant narrative for March 2026 is the sharp escalation of global trade policy uncertainty following the announcement of expanded US tariffs on European and Asian manufactured goods, which has triggered a broad risk-off rotation, elevated FX volatility, and pushed safe-haven flows into US Treasuries and gold. Equity markets have experienced their steepest weekly drawdowns since mid-2024, with the VIX spiking above 25 and transaction volumes surging across major exchanges — placing considerable strain on settlement and reconciliation capacity across the custody industry. On the regulatory front, the European Securities and Markets Authority published its final technical standards for the revised AIFMD II delegated acts, while the SEC confirmed its revised timeline for mandatory central clearing of US Treasuries, both of which carry significant implementation demands for fund administrators and custodians over the coming quarters. The competitive landscape continues to evolve, with State Street completing its acquisition of a mid-market fund administration platform and BNY advancing its digital asset custody rollout, underscoring the pace of strategic repositioning among our direct peers. Operational resilience and technology investment remain paramount as the industry absorbs elevated volumes, regulatory change, and persistent cyber threats simultaneously.</w:t>
       </w:r>
     </w:p>
     <w:p>
@@ -336,6 +336,7 @@
     </w:p>
     <w:p>
       <w:pPr>
+        <w:pStyle w:val="ListBullet"/>
         <w:spacing w:after="60"/>
       </w:pPr>
       <w:r>
@@ -343,11 +344,12 @@
           <w:rFonts w:ascii="Calibri" w:hAnsi="Calibri"/>
           <w:sz w:val="21"/>
         </w:rPr>
-        <w:t>The S&amp;P 500 has fallen approximately 4 percent month-to-date through 21 March, driven by renewed US tariff escalation and hawkish Federal Reserve commentary suggesting rate cuts remain unlikely before Q3 2026, dampening earlier optimism around easing.</w:t>
+        <w:t>Global equity markets sold off sharply in the second and third weeks of March following the White House announcement of a new tranche of tariffs targeting EU automotive imports and expanded levies on Chinese technology components. The S and P 500 declined approximately 4-5 percent month-to-date, the EURO STOXX 50 fell roughly 6 percent, and the Nikkei 225 dropped over 5 percent, driving a pronounced spike in trading volumes relevant to custody settlement processing.</w:t>
       </w:r>
     </w:p>
     <w:p>
       <w:pPr>
+        <w:pStyle w:val="ListBullet"/>
         <w:spacing w:after="60"/>
       </w:pPr>
       <w:r>
@@ -355,11 +357,12 @@
           <w:rFonts w:ascii="Calibri" w:hAnsi="Calibri"/>
           <w:sz w:val="21"/>
         </w:rPr>
-        <w:t>US 10-year Treasury yields have retraced toward the 4.15-4.20 percent range as risk-off positioning intensifies, while German 10-year Bund yields have edged higher toward 2.85 percent on the back of continued EU fiscal expansion tied to defence spending commitments.</w:t>
+        <w:t>Fixed income markets experienced a classic flight-to-quality bid: the US 10-year Treasury yield fell toward the 3.85-3.90 percent range from roughly 4.10 percent at end-February, while the 10-year German Bund yield compressed to approximately 2.30 percent. Credit spreads widened, with US investment-grade CDX indices moving 15-20 basis points wider, increasing mark-to-market dispersion across administered fund portfolios.</w:t>
       </w:r>
     </w:p>
     <w:p>
       <w:pPr>
+        <w:pStyle w:val="ListBullet"/>
         <w:spacing w:after="60"/>
       </w:pPr>
       <w:r>
@@ -367,11 +370,12 @@
           <w:rFonts w:ascii="Calibri" w:hAnsi="Calibri"/>
           <w:sz w:val="21"/>
         </w:rPr>
-        <w:t>The euro has strengthened modestly against the US dollar, trading near 1.10, partly reflecting capital repatriation to Europe as EU defence and infrastructure bond issuance attracts global fixed-income flows; sterling has held steady near 1.29 against the dollar.</w:t>
+        <w:t>FX volatility surged, with EUR/USD trading in a wide range around 1.10-1.12 as tariff retaliation fears buffeted the euro, while USD/JPY fell toward 145-146 on yen safe-haven demand. GBP/USD held relatively steady near 1.29-1.30 as the UK was partially exempted from the latest tariff round, though uncertainty remains. Elevated FX activity directly translates to higher settlement and fails risk for multi-currency custody books.</w:t>
       </w:r>
     </w:p>
     <w:p>
       <w:pPr>
+        <w:pStyle w:val="ListBullet"/>
         <w:spacing w:after="60"/>
       </w:pPr>
       <w:r>
@@ -379,11 +383,12 @@
           <w:rFonts w:ascii="Calibri" w:hAnsi="Calibri"/>
           <w:sz w:val="21"/>
         </w:rPr>
-        <w:t>The Japanese yen has appreciated toward 147 against the dollar amid safe-haven demand, with the Bank of Japan signalling it remains on a gradual normalisation path following its January rate increase to 0.75 percent.</w:t>
+        <w:t>Commodity markets saw Brent crude dip to the low 70s per barrel on demand destruction fears before recovering modestly, while gold surged past USD 2,350 per ounce on haven demand — its highest level since mid-2025. Central bank gold purchases from emerging market reserve managers continued, supporting physical custody demand.</w:t>
       </w:r>
     </w:p>
     <w:p>
       <w:pPr>
+        <w:pStyle w:val="ListBullet"/>
         <w:spacing w:after="60"/>
       </w:pPr>
       <w:r>
@@ -391,11 +396,12 @@
           <w:rFonts w:ascii="Calibri" w:hAnsi="Calibri"/>
           <w:sz w:val="21"/>
         </w:rPr>
-        <w:t>Brent crude has declined to approximately 73 dollars per barrel as demand-side concerns linked to trade tensions outweigh OPEC-plus supply restraint; gold has surged past 3,050 dollars per ounce, setting new all-time highs, reflecting persistent geopolitical hedging demand.</w:t>
+        <w:t>The Federal Reserve held rates steady at its 18-19 March FOMC meeting at the 4.50-4.75 percent range, with Chair Powell signalling that tariff-related inflation uncertainty complicates the path to further easing. The ECB cut its deposit facility rate by 25 basis points to 2.25 percent on 6 March, citing weakening eurozone growth momentum. The Bank of Canada also held rates steady at 3.00 percent on 12 March, citing external trade risks.</w:t>
       </w:r>
     </w:p>
     <w:p>
       <w:pPr>
+        <w:pStyle w:val="ListBullet"/>
         <w:spacing w:after="60"/>
       </w:pPr>
       <w:r>
@@ -403,7 +409,7 @@
           <w:rFonts w:ascii="Calibri" w:hAnsi="Calibri"/>
           <w:sz w:val="21"/>
         </w:rPr>
-        <w:t>For custodians and fund administrators, the combination of elevated volatility, increased FX hedging activity, and record margin call volumes represents both an operational stress test and a revenue tailwind from higher transaction and collateral management fees.</w:t>
+        <w:t>Money market fund AUM reached new record highs in the US, exceeding USD 6.8 trillion according to ICI data, as investors favoured cash amid uncertainty. This supports transfer agency and fund administration fee revenue but highlights potential liquidity management challenges should redemption patterns reverse abruptly.</w:t>
       </w:r>
     </w:p>
     <w:p>
@@ -425,6 +431,7 @@
     </w:p>
     <w:p>
       <w:pPr>
+        <w:pStyle w:val="ListBullet"/>
         <w:spacing w:after="60"/>
       </w:pPr>
       <w:r>
@@ -432,11 +439,12 @@
           <w:rFonts w:ascii="Calibri" w:hAnsi="Calibri"/>
           <w:sz w:val="21"/>
         </w:rPr>
-        <w:t>ESMA released its final technical standards on digital asset custody obligations under the Markets in Crypto-Assets Regulation, effective for compliance by Q1 2027, requiring segregation of client digital assets, mandatory insurance or capital buffers, and detailed reporting to national competent authorities; this creates an immediate gap analysis requirement for all EU-licensed custodians.</w:t>
+        <w:t>ESMA published final technical standards under the revised AIFMD II and UCITS Directive amendments on 7 March 2026, specifying detailed requirements for depositary passport arrangements, liquidity management tool disclosures, and enhanced substance requirements for management companies. These standards carry a compliance date of Q1 2027, and investor services firms operating across the EU must commence gap analyses immediately.</w:t>
       </w:r>
     </w:p>
     <w:p>
       <w:pPr>
+        <w:pStyle w:val="ListBullet"/>
         <w:spacing w:after="60"/>
       </w:pPr>
       <w:r>
@@ -444,11 +452,12 @@
           <w:rFonts w:ascii="Calibri" w:hAnsi="Calibri"/>
           <w:sz w:val="21"/>
         </w:rPr>
-        <w:t>The US Securities and Exchange Commission issued a new proposed rule expanding Form PF reporting obligations for private fund advisers, including near-real-time reporting of significant redemption events and liquidity stress triggers, which would materially increase data flows to fund administrators.</w:t>
+        <w:t>The SEC confirmed on 14 March that mandatory central clearing of US Treasury cash transactions through FICC will take effect on 31 December 2026, with repo clearing following by 30 June 2027. This revised timeline (extended by approximately six months from initial proposals) provides modest relief but still requires significant operational and connectivity investment from global custodians and their buy-side clients.</w:t>
       </w:r>
     </w:p>
     <w:p>
       <w:pPr>
+        <w:pStyle w:val="ListBullet"/>
         <w:spacing w:after="60"/>
       </w:pPr>
       <w:r>
@@ -456,11 +465,12 @@
           <w:rFonts w:ascii="Calibri" w:hAnsi="Calibri"/>
           <w:sz w:val="21"/>
         </w:rPr>
-        <w:t>ESMA formally published a consultation paper proposing October 2027 as the go-live date for T+1 settlement in EU securities markets, closely aligning with the UK Accelerated Settlement Taskforce's recommended timeline of late 2027, and prompting major CSDs including Euroclear and Clearstream to issue operational readiness frameworks.</w:t>
+        <w:t>The CSSF in Luxembourg issued updated guidance on delegation and outsourcing arrangements for fund administrators, reinforcing expectations around local substance, senior management oversight, and business continuity testing for critical outsourced functions. The guidance aligns with broader ESMA supervisory convergence efforts and is relevant to our Luxembourg operations.</w:t>
       </w:r>
     </w:p>
     <w:p>
       <w:pPr>
+        <w:pStyle w:val="ListBullet"/>
         <w:spacing w:after="60"/>
       </w:pPr>
       <w:r>
@@ -468,11 +478,12 @@
           <w:rFonts w:ascii="Calibri" w:hAnsi="Calibri"/>
           <w:sz w:val="21"/>
         </w:rPr>
-        <w:t>The Luxembourg CSSF issued updated guidance on substance requirements for fund management companies and their delegates, reinforcing expectations around local operational capacity, board oversight, and risk management staffing, relevant to any fund administration mandates booked through Luxembourg.</w:t>
+        <w:t>The UK FCA launched a formal consultation on a bespoke regulatory framework for cryptoasset custodians and staking services, with a response deadline of 30 May 2026. The proposed regime would require FCA authorisation, prescriptive segregation of client assets, and enhanced operational resilience standards — broadly mirroring elements of the EU MiCA framework but with UK-specific calibrations.</w:t>
       </w:r>
     </w:p>
     <w:p>
       <w:pPr>
+        <w:pStyle w:val="ListBullet"/>
         <w:spacing w:after="60"/>
       </w:pPr>
       <w:r>
@@ -480,11 +491,12 @@
           <w:rFonts w:ascii="Calibri" w:hAnsi="Calibri"/>
           <w:sz w:val="21"/>
         </w:rPr>
-        <w:t>The Office of the Superintendent of Financial Institutions in Canada published revised B-13 technology and cyber risk management guidelines effective July 2026, raising the bar on third-party vendor risk oversight and incident reporting timelines for federally regulated financial institutions including RBC.</w:t>
+        <w:t>The Ontario Securities Commission and Canadian Securities Administrators published for comment proposed amendments to National Instrument 24-102, extending T plus 1 settlement obligations to additional fixed income and derivatives products, with a targeted implementation date of Q3 2027. This is directly relevant to CIBC Mellon and Canadian custody operations.</w:t>
       </w:r>
     </w:p>
     <w:p>
       <w:pPr>
+        <w:pStyle w:val="ListBullet"/>
         <w:spacing w:after="60"/>
       </w:pPr>
       <w:r>
@@ -492,7 +504,7 @@
           <w:rFonts w:ascii="Calibri" w:hAnsi="Calibri"/>
           <w:sz w:val="21"/>
         </w:rPr>
-        <w:t>The UK Financial Conduct Authority launched a consultation on broadening the Senior Managers and Certification Regime to cover additional functions within custody and asset servicing entities, potentially increasing personal accountability for operational failures in those businesses.</w:t>
+        <w:t>IOSCO released a consultation report on global standards for AI-driven investment advice and automated portfolio management, with implications for fund administrators providing NAV oversight and risk analytics on AI-managed fund strategies. The report recommends enhanced disclosure, explainability requirements, and supervisory access to algorithm documentation.</w:t>
       </w:r>
     </w:p>
     <w:p>
@@ -514,6 +526,7 @@
     </w:p>
     <w:p>
       <w:pPr>
+        <w:pStyle w:val="ListBullet"/>
         <w:spacing w:after="60"/>
       </w:pPr>
       <w:r>
@@ -521,11 +534,12 @@
           <w:rFonts w:ascii="Calibri" w:hAnsi="Calibri"/>
           <w:sz w:val="21"/>
         </w:rPr>
-        <w:t>BNY announced the full commercial launch of its Digital Asset Custody platform for institutional clients in the US and Europe, leveraging its long-running pilot and regulatory approvals to offer integrated custody of tokenised securities and select cryptocurrencies alongside traditional assets on a unified platform.</w:t>
+        <w:t>State Street completed the acquisition of Clearwater Analytics' fund administration servicing unit in early March, adding approximately USD 150 billion in administered assets concentrated in the US insurance and mid-market alternatives space. This positions State Street more aggressively in alternatives administration, a segment of strategic importance to all major custodians including RBC IS.</w:t>
       </w:r>
     </w:p>
     <w:p>
       <w:pPr>
+        <w:pStyle w:val="ListBullet"/>
         <w:spacing w:after="60"/>
       </w:pPr>
       <w:r>
@@ -533,11 +547,12 @@
           <w:rFonts w:ascii="Calibri" w:hAnsi="Calibri"/>
           <w:sz w:val="21"/>
         </w:rPr>
-        <w:t>State Street disclosed a strategic partnership with a major European digital asset infrastructure provider to build out tokenised fund distribution capabilities, positioning its Alpha platform as a front-to-back solution for managers seeking to tokenise fund units under the EU DLT Pilot Regime.</w:t>
+        <w:t>BNY expanded its digital asset custody platform to support tokenised money market fund shares in partnership with a major US asset manager, building on its existing role as transfer agent and fund accountant. The initiative reportedly leverages a permissioned Ethereum-compatible blockchain and is aimed at institutional cash management clients.</w:t>
       </w:r>
     </w:p>
     <w:p>
       <w:pPr>
+        <w:pStyle w:val="ListBullet"/>
         <w:spacing w:after="60"/>
       </w:pPr>
       <w:r>
@@ -545,11 +560,12 @@
           <w:rFonts w:ascii="Calibri" w:hAnsi="Calibri"/>
           <w:sz w:val="21"/>
         </w:rPr>
-        <w:t>Northern Trust confirmed the completion of its previously announced acquisition of a mid-sized European fund administration business focused on alternative assets, adding approximately 80 billion dollars in administered assets and deepening its footprint in Luxembourg and Dublin.</w:t>
+        <w:t>Northern Trust announced a strategic partnership with a leading private markets data vendor to enhance its private equity and real asset fund administration capabilities, with a focus on automated capital call processing, investor reporting, and ESG data integration for alternative fund clients.</w:t>
       </w:r>
     </w:p>
     <w:p>
       <w:pPr>
+        <w:pStyle w:val="ListBullet"/>
         <w:spacing w:after="60"/>
       </w:pPr>
       <w:r>
@@ -557,11 +573,12 @@
           <w:rFonts w:ascii="Calibri" w:hAnsi="Calibri"/>
           <w:sz w:val="21"/>
         </w:rPr>
-        <w:t>HSBC Securities Services expanded its Asia-Pacific ETF servicing capabilities, announcing dedicated servicing hubs in Hong Kong and Singapore to support the rapid growth of active ETFs across the region and compete with Citi and JPMorgan for regional mandates.</w:t>
+        <w:t>HSBC Securities Services disclosed plans to consolidate its sub-custody network in Asia-Pacific, migrating from a multi-vendor model to a single proprietary platform across 10 markets by end-2026. This is intended to reduce operational complexity and improve real-time data availability, and it may alter the competitive dynamics for global custody mandates in the region.</w:t>
       </w:r>
     </w:p>
     <w:p>
       <w:pPr>
+        <w:pStyle w:val="ListBullet"/>
         <w:spacing w:after="60"/>
       </w:pPr>
       <w:r>
@@ -569,11 +586,12 @@
           <w:rFonts w:ascii="Calibri" w:hAnsi="Calibri"/>
           <w:sz w:val="21"/>
         </w:rPr>
-        <w:t>Broadridge Financial Solutions and Accenture announced a joint venture to deliver AI-powered post-trade reconciliation and exception management services targeted at mid-tier asset managers and fund administrators, signalling growing competitive pressure on incumbent custodians from technology-led entrants.</w:t>
+        <w:t>Citi Securities Services reported strong pipeline momentum in its Q4 2025 earnings supplement (released in January, with further commentary at its March investor day), highlighting wins in ETF servicing and depositary receipt mandates. Citi's ongoing investment in its Citi Token Services platform for cross-border payments is creating adjacency opportunities in its custody business.</w:t>
       </w:r>
     </w:p>
     <w:p>
       <w:pPr>
+        <w:pStyle w:val="ListBullet"/>
         <w:spacing w:after="60"/>
       </w:pPr>
       <w:r>
@@ -581,7 +599,7 @@
           <w:rFonts w:ascii="Calibri" w:hAnsi="Calibri"/>
           <w:sz w:val="21"/>
         </w:rPr>
-        <w:t>SS&amp;C Technologies reported strong Q4 2025 earnings driven by alternative fund administration growth and announced a new generative AI-powered NAV oversight module within its GlobeOp platform, reflecting the industry-wide push to embed artificial intelligence into core fund administration workflows.</w:t>
+        <w:t>Among FinTech challengers, Broadridge completed the migration of its largest European client onto its next-generation distributed ledger-enabled post-trade platform, processing over one million fixed income transactions in the first full month of live operation. Meanwhile, Fnality International continued progressing toward operational launch of its sterling utility settlement coin for wholesale payment-versus-payment settlement.</w:t>
       </w:r>
     </w:p>
     <w:p>
@@ -710,7 +728,7 @@
                 <w:b w:val="0"/>
                 <w:sz w:val="20"/>
               </w:rPr>
-              <w:t>Trade policy escalation and tariff contagion</w:t>
+              <w:t>Trade Policy Escalation and Market Volatility</w:t>
             </w:r>
           </w:p>
         </w:tc>
@@ -746,7 +764,7 @@
                 <w:b w:val="0"/>
                 <w:sz w:val="20"/>
               </w:rPr>
-              <w:t>Expanded US tariffs on EU and Asian goods are generating equity drawdowns, FX volatility, and surging margin call volumes that test collateral management and liquidity frameworks.</w:t>
+              <w:t>Expanded US tariffs on EU and Asian goods are driving equity drawdowns, FX volatility, and surging transaction volumes that stress settlement operations and increase fails risk.</w:t>
             </w:r>
           </w:p>
         </w:tc>
@@ -786,7 +804,7 @@
                 <w:b w:val="0"/>
                 <w:sz w:val="20"/>
               </w:rPr>
-              <w:t>Regulatory implementation overload</w:t>
+              <w:t>Regulatory Implementation Burden</w:t>
             </w:r>
           </w:p>
         </w:tc>
@@ -824,7 +842,7 @@
                 <w:b w:val="0"/>
                 <w:sz w:val="20"/>
               </w:rPr>
-              <w:t>Concurrent compliance demands from MiCA custody standards, ESMA T+1 proposals, expanded Form PF reporting, and OSFI B-13 cyber guidelines risk stretching change management capacity.</w:t>
+              <w:t>Concurrent compliance demands from AIFMD II technical standards, US Treasury clearing mandates, and evolving digital asset frameworks create resourcing and prioritisation challenges across jurisdictions.</w:t>
             </w:r>
           </w:p>
         </w:tc>
@@ -864,7 +882,7 @@
                 <w:b w:val="0"/>
                 <w:sz w:val="20"/>
               </w:rPr>
-              <w:t>Cyber and ransomware threat to financial infrastructure</w:t>
+              <w:t>Counterparty and Credit Spread Widening</w:t>
             </w:r>
           </w:p>
         </w:tc>
@@ -882,7 +900,7 @@
                 <w:b w:val="0"/>
                 <w:sz w:val="20"/>
               </w:rPr>
-              <w:t>CYBER</w:t>
+              <w:t>CREDIT</w:t>
             </w:r>
           </w:p>
         </w:tc>
@@ -900,7 +918,7 @@
                 <w:b w:val="0"/>
                 <w:sz w:val="20"/>
               </w:rPr>
-              <w:t>Industry threat intelligence reports indicate a sustained increase in sophisticated ransomware campaigns targeting financial market infrastructure and custodian data systems through supply chain vectors.</w:t>
+              <w:t>Investment-grade and high-yield spreads have widened materially, increasing collateral margin call frequency and mark-to-market volatility across administered portfolios, particularly in leveraged alternative funds.</w:t>
             </w:r>
           </w:p>
         </w:tc>
@@ -940,7 +958,7 @@
                 <w:b w:val="0"/>
                 <w:sz w:val="20"/>
               </w:rPr>
-              <w:t>Counterparty credit stress in leveraged funds</w:t>
+              <w:t>Cyber Threats Targeting Financial Infrastructure</w:t>
             </w:r>
           </w:p>
         </w:tc>
@@ -959,7 +977,7 @@
                 <w:b w:val="0"/>
                 <w:sz w:val="20"/>
               </w:rPr>
-              <w:t>CREDIT</w:t>
+              <w:t>CYBER</w:t>
             </w:r>
           </w:p>
         </w:tc>
@@ -978,7 +996,7 @@
                 <w:b w:val="0"/>
                 <w:sz w:val="20"/>
               </w:rPr>
-              <w:t>Elevated volatility is increasing margin pressure on highly leveraged hedge fund and private credit strategies, raising the risk of counterparty defaults impacting prime brokerage and fund administration clients.</w:t>
+              <w:t>Industry threat intelligence reports a sustained increase in sophisticated phishing and supply-chain attacks targeting securities services firms and their vendor ecosystems, including SWIFT-connected infrastructure.</w:t>
             </w:r>
           </w:p>
         </w:tc>
@@ -1018,7 +1036,7 @@
                 <w:b w:val="0"/>
                 <w:sz w:val="20"/>
               </w:rPr>
-              <w:t>Operational resilience under T+1 settlement</w:t>
+              <w:t>Operational Resilience Under Volume Stress</w:t>
             </w:r>
           </w:p>
         </w:tc>
@@ -1054,7 +1072,7 @@
                 <w:b w:val="0"/>
                 <w:sz w:val="20"/>
               </w:rPr>
-              <w:t>One year into North American T+1, fail rates have stabilised but remain above pre-transition levels for cross-border transactions, particularly those involving FX settlement mismatches in different time zones.</w:t>
+              <w:t>Record equity and FX trading volumes are testing settlement, reconciliation, and corporate action processing capacity, with elevated risk of processing backlogs and failed trades during peak days.</w:t>
             </w:r>
           </w:p>
         </w:tc>
@@ -1070,10 +1088,10 @@
               <w:rPr>
                 <w:rFonts w:ascii="Calibri" w:hAnsi="Calibri"/>
                 <w:b/>
-                <w:color w:val="FF8000"/>
-                <w:sz w:val="20"/>
-              </w:rPr>
-              <w:t>→ STABLE</w:t>
+                <w:color w:val="CC0000"/>
+                <w:sz w:val="20"/>
+              </w:rPr>
+              <w:t>↑ INCREASING</w:t>
             </w:r>
           </w:p>
         </w:tc>
@@ -1098,6 +1116,7 @@
     </w:p>
     <w:p>
       <w:pPr>
+        <w:pStyle w:val="ListBullet"/>
         <w:spacing w:after="60"/>
       </w:pPr>
       <w:r>
@@ -1105,11 +1124,12 @@
           <w:rFonts w:ascii="Calibri" w:hAnsi="Calibri"/>
           <w:sz w:val="21"/>
         </w:rPr>
-        <w:t>The adoption of generative AI in fund administration has accelerated materially in Q1 2026, with multiple major servicers including SS&amp;C and BNY deploying large language model-based tools for NAV commentary generation, prospectus review, regulatory filing pre-population, and client query triage, reducing manual processing times by an estimated 30-40 percent in early production environments.</w:t>
+        <w:t>AI adoption in fund administration continued to accelerate, with multiple large administrators now deploying large language model-based tools for automated NAV commentary generation, anomaly detection in pricing feeds, and investor query triage. Industry surveys by Deloitte and the Funds Partnership suggest over 60 percent of top-20 fund administrators have active generative AI pilots in production or late-stage testing as of Q1 2026.</w:t>
       </w:r>
     </w:p>
     <w:p>
       <w:pPr>
+        <w:pStyle w:val="ListBullet"/>
         <w:spacing w:after="60"/>
       </w:pPr>
       <w:r>
@@ -1117,11 +1137,12 @@
           <w:rFonts w:ascii="Calibri" w:hAnsi="Calibri"/>
           <w:sz w:val="21"/>
         </w:rPr>
-        <w:t>SWIFT published the results of its multi-phase tokenised asset settlement pilot, involving 12 global banks and three CSDs, demonstrating interoperability between DLT-based platforms and traditional messaging infrastructure; SWIFT indicated it intends to move to production-grade interlinking capability by late 2026.</w:t>
+        <w:t>The tokenisation of funds advanced meaningfully: in addition to BNY's money market fund tokenisation initiative, Franklin Templeton expanded its on-chain US government money fund to a second blockchain platform, and BlackRock's BUIDL tokenised fund surpassed USD 1.5 billion in AUM. These developments are creating new demands on transfer agency, reconciliation, and regulatory reporting infrastructure for custodians.</w:t>
       </w:r>
     </w:p>
     <w:p>
       <w:pPr>
+        <w:pStyle w:val="ListBullet"/>
         <w:spacing w:after="60"/>
       </w:pPr>
       <w:r>
@@ -1129,11 +1150,12 @@
           <w:rFonts w:ascii="Calibri" w:hAnsi="Calibri"/>
           <w:sz w:val="21"/>
         </w:rPr>
-        <w:t>The EU DLT Pilot Regime has now been operational for over a year, with Euronext, SIX Digital Exchange, and several smaller venues onboarding tokenised bond issuances; cumulative issuance under the regime has surpassed 5 billion euros equivalent, though secondary market liquidity remains thin.</w:t>
+        <w:t>SWIFT's live multi-bank pilot for tokenised asset settlement interoperability entered its second phase in March, now encompassing over 20 global financial institutions testing atomic delivery-versus-payment settlement of tokenised bonds across heterogeneous DLT platforms. Results from Phase 1, published in late February, demonstrated successful settlement in under 30 minutes across six different ledger technologies.</w:t>
       </w:r>
     </w:p>
     <w:p>
       <w:pPr>
+        <w:pStyle w:val="ListBullet"/>
         <w:spacing w:after="60"/>
       </w:pPr>
       <w:r>
@@ -1141,11 +1163,12 @@
           <w:rFonts w:ascii="Calibri" w:hAnsi="Calibri"/>
           <w:sz w:val="21"/>
         </w:rPr>
-        <w:t>Industry discussion around T+0 settlement has intensified following a joint paper by DTCC and the Bank of England exploring the feasibility and implications of atomic settlement for certain instrument classes; however, consensus remains that T+0 on a broad basis is a multi-year aspiration beyond 2030.</w:t>
+        <w:t>T plus 1 settlement, now live in North America since May 2024, continued to show improved settlement efficiency, with DTCC reporting fails rates stabilising near 2.0 percent for equities, down from the initial post-transition spike. The UK Accelerated Settlement Taskforce confirmed in its March update that the UK target date for T plus 1 migration is Q4 2027, with the EU expected to follow by late 2028 or early 2029 under ESMA coordination.</w:t>
       </w:r>
     </w:p>
     <w:p>
       <w:pPr>
+        <w:pStyle w:val="ListBullet"/>
         <w:spacing w:after="60"/>
       </w:pPr>
       <w:r>
@@ -1153,11 +1176,12 @@
           <w:rFonts w:ascii="Calibri" w:hAnsi="Calibri"/>
           <w:sz w:val="21"/>
         </w:rPr>
-        <w:t>A significant distributed denial-of-service attack on a European CSD in early March, though successfully mitigated, has prompted renewed focus on cyber resilience across securities services infrastructure, with regulators expected to tighten operational resilience testing requirements.</w:t>
+        <w:t>Cyber threats specific to the securities services sector intensified, with FS-ISAC issuing two high-priority advisories in March: one concerning a zero-day vulnerability in a widely used treasury management system, and another flagging advanced persistent threat activity targeting custodian SWIFT gateways. These alerts underscore the criticality of vendor patch management and network segmentation.</w:t>
       </w:r>
     </w:p>
     <w:p>
       <w:pPr>
+        <w:pStyle w:val="ListBullet"/>
         <w:spacing w:after="60"/>
       </w:pPr>
       <w:r>
@@ -1165,7 +1189,7 @@
           <w:rFonts w:ascii="Calibri" w:hAnsi="Calibri"/>
           <w:sz w:val="21"/>
         </w:rPr>
-        <w:t>Fireblocks and Copper both announced new institutional-grade wallet infrastructure upgrades supporting multi-party computation with hardware security module integration, catering to custodians requiring bank-grade key management for digital asset custody operations.</w:t>
+        <w:t>Central bank digital currency developments continued with the Bank of England publishing its updated technical design paper for a potential digital pound wholesale variant, explicitly contemplating integration with securities settlement infrastructure. The ECB's digital euro project also moved into its preparation phase, with implications for collateral management and payment-versus-delivery workflows in European custody.</w:t>
       </w:r>
     </w:p>
     <w:p>
@@ -1194,7 +1218,7 @@
           <w:rFonts w:ascii="Calibri" w:hAnsi="Calibri"/>
           <w:sz w:val="21"/>
         </w:rPr>
-        <w:t>01 Apr — EU MiCA Level 2 delegated acts on custody and staking enter formal review period; industry responses due by 30 April.</w:t>
+        <w:t>01 Apr — ESMA Q1 2026 reporting deadline for SFTR (Securities Financing Transactions Regulation) data submissions by EU-based custodians and prime brokers.</w:t>
       </w:r>
     </w:p>
     <w:p>
@@ -1206,7 +1230,7 @@
           <w:rFonts w:ascii="Calibri" w:hAnsi="Calibri"/>
           <w:sz w:val="21"/>
         </w:rPr>
-        <w:t>02 Apr — US ISM Manufacturing Index release for March, a key macro indicator amid trade uncertainty.</w:t>
+        <w:t>02 Apr — US nonfarm payrolls release (March data), a key macro indicator for rate expectations and market volatility outlook.</w:t>
       </w:r>
     </w:p>
     <w:p>
@@ -1218,7 +1242,7 @@
           <w:rFonts w:ascii="Calibri" w:hAnsi="Calibri"/>
           <w:sz w:val="21"/>
         </w:rPr>
-        <w:t>08 Apr — ESMA public hearing on T+1 settlement migration consultation paper, Brussels.</w:t>
+        <w:t>08 Apr — Bank of Canada interest rate decision, with markets watching for any shift in forward guidance amid trade policy uncertainty.</w:t>
       </w:r>
     </w:p>
     <w:p>
@@ -1230,7 +1254,7 @@
           <w:rFonts w:ascii="Calibri" w:hAnsi="Calibri"/>
           <w:sz w:val="21"/>
         </w:rPr>
-        <w:t>10 Apr — US CPI data release for March, critical for Federal Reserve rate path expectations.</w:t>
+        <w:t>14 Apr — IMF and World Bank Spring Meetings commence in Washington DC, with sessions on global financial stability, digital assets regulation, and trade policy implications for capital markets.</w:t>
       </w:r>
     </w:p>
     <w:p>
@@ -1242,7 +1266,7 @@
           <w:rFonts w:ascii="Calibri" w:hAnsi="Calibri"/>
           <w:sz w:val="21"/>
         </w:rPr>
-        <w:t>15 Apr — Bank of Canada interest rate decision and Monetary Policy Report.</w:t>
+        <w:t>17 Apr — ECB Governing Council interest rate decision, with further easing expected amid soft eurozone growth data.</w:t>
       </w:r>
     </w:p>
     <w:p>
@@ -1254,7 +1278,7 @@
           <w:rFonts w:ascii="Calibri" w:hAnsi="Calibri"/>
           <w:sz w:val="21"/>
         </w:rPr>
-        <w:t>22-24 Apr — ALFI European Asset Management Conference, Luxembourg, with significant fund administration and distribution content.</w:t>
+        <w:t>22-24 Apr — FundForum International (Monaco), the largest European fund industry conference, with key sessions on alternatives servicing, AI in asset management, and fund tokenisation.</w:t>
       </w:r>
     </w:p>
     <w:p>
@@ -1266,7 +1290,7 @@
           <w:rFonts w:ascii="Calibri" w:hAnsi="Calibri"/>
           <w:sz w:val="21"/>
         </w:rPr>
-        <w:t>28-30 Apr — SIBOS Regional Forum (Europe), covering post-trade innovation, T+1, and digital asset infrastructure themes.</w:t>
+        <w:t>28-29 Apr — ISDA Annual General Meeting (Madrid), covering derivatives clearing reform, margin requirements, and digital asset derivatives infrastructure.</w:t>
       </w:r>
     </w:p>
     <w:p>
@@ -1278,7 +1302,7 @@
           <w:rFonts w:ascii="Calibri" w:hAnsi="Calibri"/>
           <w:sz w:val="21"/>
         </w:rPr>
-        <w:t>30 Apr — Federal Reserve FOMC meeting concludes with rate decision and press conference.</w:t>
+        <w:t>30 Apr — Deadline for responses to OSC/CSA consultation on proposed T plus 1 extensions for Canadian fixed income products under NI 24-102.</w:t>
       </w:r>
     </w:p>
     <w:p>
@@ -1307,7 +1331,7 @@
           <w:rFonts w:ascii="Calibri" w:hAnsi="Calibri"/>
           <w:sz w:val="21"/>
         </w:rPr>
-        <w:t>Theme 1: MiCA digital asset custody compliance gap analysis. ESMA's final technical standards on digital asset custody create a binding compliance framework with a Q1 2027 effective date. Recommended action: Commission an immediate cross-functional gap analysis involving Legal, Compliance, Technology, and Operations to assess RBC IS exposure, required investment, and strategic positioning in European digital asset custody.</w:t>
+        <w:t>Theme 1: Operational Capacity Under Sustained Volume Surge</w:t>
       </w:r>
     </w:p>
     <w:p>
@@ -1319,7 +1343,7 @@
           <w:rFonts w:ascii="Calibri" w:hAnsi="Calibri"/>
           <w:sz w:val="21"/>
         </w:rPr>
-        <w:t>Theme 2: Operational resilience under sustained market volatility. Tariff-driven volatility is generating elevated margin call volumes, FX settlement pressure, and exception rates that stress operational capacity. Recommended action: Convene a dedicated operational resilience review with Collateral Management, Treasury, and Risk to validate that escalation protocols, staffing models, and liquidity buffers are calibrated for a prolonged period of elevated activity.</w:t>
+        <w:t>The combination of tariff-driven equity volatility, FX volume spikes, and elevated corporate action activity in March is testing processing infrastructure across all major custody centres. Recommended Action: Conduct an immediate capacity stress test of settlement, reconciliation, and fails management systems across all operating centres, with results reported to the Operations Risk Committee by mid-April.</w:t>
       </w:r>
     </w:p>
     <w:p>
@@ -1331,7 +1355,43 @@
           <w:rFonts w:ascii="Calibri" w:hAnsi="Calibri"/>
           <w:sz w:val="21"/>
         </w:rPr>
-        <w:t>Theme 3: Competitive response to AI-enabled fund administration offerings. Peers and technology vendors are aggressively commercialising AI tools for NAV oversight, regulatory reporting, and client servicing, raising the baseline expectation from asset manager clients. Recommended action: Accelerate the internal AI deployment roadmap and prepare an SMT decision paper by end of April on prioritised use cases, required investment, and expected time to production for the three highest-impact AI applications in fund administration.</w:t>
+        <w:t>Theme 2: AIFMD II Implementation Readiness</w:t>
+      </w:r>
+    </w:p>
+    <w:p>
+      <w:pPr>
+        <w:spacing w:after="60"/>
+      </w:pPr>
+      <w:r>
+        <w:rPr>
+          <w:rFonts w:ascii="Calibri" w:hAnsi="Calibri"/>
+          <w:sz w:val="21"/>
+        </w:rPr>
+        <w:t>The publication of ESMA's final technical standards triggers a compliance timeline that will require coordinated effort across our Luxembourg, Dublin, and London operations, particularly regarding depositary passport arrangements, liquidity management tool integration, and delegation substance requirements. Recommended Action: Convene a cross-jurisdictional AIFMD II implementation working group by early April, chaired by the Head of Regulatory Change, with a preliminary gap analysis and resource plan due to SMT by end of May.</w:t>
+      </w:r>
+    </w:p>
+    <w:p>
+      <w:pPr>
+        <w:spacing w:after="60"/>
+      </w:pPr>
+      <w:r>
+        <w:rPr>
+          <w:rFonts w:ascii="Calibri" w:hAnsi="Calibri"/>
+          <w:sz w:val="21"/>
+        </w:rPr>
+        <w:t>Theme 3: Digital Asset Custody Strategic Positioning</w:t>
+      </w:r>
+    </w:p>
+    <w:p>
+      <w:pPr>
+        <w:spacing w:after="60"/>
+      </w:pPr>
+      <w:r>
+        <w:rPr>
+          <w:rFonts w:ascii="Calibri" w:hAnsi="Calibri"/>
+          <w:sz w:val="21"/>
+        </w:rPr>
+        <w:t>Peer institutions, notably BNY and Citi, are moving aggressively into tokenised fund servicing and digital asset custody. The UK FCA's consultation and ongoing MiCA implementation in the EU are establishing clear regulatory frameworks that may lower barriers to institutional adoption. Recommended Action: Commission an updated strategic options paper from the Digital Assets team, evaluating build, partner, and acquire scenarios for tokenised securities servicing capabilities, for SMT review at the May strategy session.</w:t>
       </w:r>
     </w:p>
     <w:p>
@@ -1353,6 +1413,7 @@
     </w:p>
     <w:p>
       <w:pPr>
+        <w:pStyle w:val="ListBullet"/>
         <w:spacing w:after="60"/>
       </w:pPr>
       <w:r>
@@ -1360,11 +1421,12 @@
           <w:rFonts w:ascii="Calibri" w:hAnsi="Calibri"/>
           <w:sz w:val="21"/>
         </w:rPr>
-        <w:t>SimCorp, now fully integrated within Deutsche Boerse Group, announced enhanced interoperability between its Dimension platform and Clearstream's post-trade infrastructure, offering buy-side clients streamlined collateral management and settlement workflows, positioning the combined entity as a front-to-back competitor to multi-vendor stacks.</w:t>
+        <w:t>SimCorp (now part of Deutsche Boerse Group) announced the general availability release of SimCorp One version 2026.1 in March, featuring enhanced private markets portfolio management, integrated ESG data feeds, and a new AI-powered reconciliation module. The platform's positioning as a unified front-to-back solution continues to gain traction among large asset managers, with direct implications for fund administrators who must interface with or compete against integrated platforms.</w:t>
       </w:r>
     </w:p>
     <w:p>
       <w:pPr>
+        <w:pStyle w:val="ListBullet"/>
         <w:spacing w:after="60"/>
       </w:pPr>
       <w:r>
@@ -1372,11 +1434,12 @@
           <w:rFonts w:ascii="Calibri" w:hAnsi="Calibri"/>
           <w:sz w:val="21"/>
         </w:rPr>
-        <w:t>SS&amp;C Technologies launched its AI-powered NAV Oversight Module within the GlobeOp fund administration suite, using machine learning to detect anomalous pricing inputs and reconciliation breaks in near real time; early adopters report a meaningful reduction in manual exception handling effort.</w:t>
+        <w:t>SS and C Technologies launched a new cloud-native alternatives fund administration module within its GlobeOp platform, specifically targeting private credit and infrastructure fund accounting workflows. SS and C also announced expanded API connectivity with major custodian platforms, including direct SWIFT ISO 20022 messaging integration, aimed at reducing reconciliation breaks and accelerating NAV delivery.</w:t>
       </w:r>
     </w:p>
     <w:p>
       <w:pPr>
+        <w:pStyle w:val="ListBullet"/>
         <w:spacing w:after="60"/>
       </w:pPr>
       <w:r>
@@ -1384,11 +1447,12 @@
           <w:rFonts w:ascii="Calibri" w:hAnsi="Calibri"/>
           <w:sz w:val="21"/>
         </w:rPr>
-        <w:t>Broadridge expanded its distributed ledger-based repo platform and announced integration with DTCC's enhanced trade reporting infrastructure, streamlining post-trade workflows for fixed income securities; the firm also partnered with Accenture on an AI-driven reconciliation service targeting mid-tier administrators.</w:t>
+        <w:t>Broadridge reported the successful live migration of its largest European fixed income client onto its DLT-enabled post-trade platform and announced a new partnership with a major Asian exchange to provide proxy voting and corporate actions technology. Broadridge's continued investment in distributed ledger settlement infrastructure positions it as a key technology partner for custodians exploring next-generation settlement models.</w:t>
       </w:r>
     </w:p>
     <w:p>
       <w:pPr>
+        <w:pStyle w:val="ListBullet"/>
         <w:spacing w:after="60"/>
       </w:pPr>
       <w:r>
@@ -1396,11 +1460,12 @@
           <w:rFonts w:ascii="Calibri" w:hAnsi="Calibri"/>
           <w:sz w:val="21"/>
         </w:rPr>
-        <w:t>FIS Global confirmed a strategic review of its capital markets technology division, with reports indicating a potential carve-out or partial sale of its post-trade processing business, which could reshape vendor dependencies for several large custodians and administrators relying on FIS clearing and settlement systems.</w:t>
+        <w:t>FIS Global completed the divestiture of its Worldpay payments unit and confirmed that the proceeds would be redirected toward its capital markets and securities services technology division, with planned investments in real-time settlement orchestration, collateral optimisation engines, and regulatory reporting automation. This renewed focus on capital markets technology warrants monitoring as FIS may become a more aggressive competitor in the post-trade technology space.</w:t>
       </w:r>
     </w:p>
     <w:p>
       <w:pPr>
+        <w:pStyle w:val="ListBullet"/>
         <w:spacing w:after="60"/>
       </w:pPr>
       <w:r>
@@ -1408,11 +1473,12 @@
           <w:rFonts w:ascii="Calibri" w:hAnsi="Calibri"/>
           <w:sz w:val="21"/>
         </w:rPr>
-        <w:t>Temenos released a major upgrade to its fund administration module within the Transact platform, adding support for tokenised fund unit processing and MiCA-aligned reporting fields, targeting European banks expanding into digital asset fund servicing.</w:t>
+        <w:t>Temenos expanded its fund administration offering through a partnership with a specialist alternative data provider, enabling automated ingestion of satellite imagery, web-scraped data, and alternative credit signals into its fund accounting and risk analytics workflows. While primarily relevant to hedge fund administrators, this signals the direction of data-driven fund servicing innovation.</w:t>
       </w:r>
     </w:p>
     <w:p>
       <w:pPr>
+        <w:pStyle w:val="ListBullet"/>
         <w:spacing w:after="60"/>
       </w:pPr>
       <w:r>
@@ -1420,11 +1486,12 @@
           <w:rFonts w:ascii="Calibri" w:hAnsi="Calibri"/>
           <w:sz w:val="21"/>
         </w:rPr>
-        <w:t>SWIFT progressed its tokenised asset interoperability initiative to near-production status and announced expanded participation in its Transaction Manager platform, now connecting over 11,000 institutions for enhanced pre-validation of cross-border payment and securities instructions.</w:t>
+        <w:t>Charles River Development (an MSCI subsidiary) released an updated version of its investment management platform with enhanced multi-asset class order management and compliance features, alongside deeper integration with MSCI's ESG and climate risk analytics. For custodians acting as middle-office outsource providers, Charles River's expanding footprint on the buy side creates both integration opportunities and competitive overlap.</w:t>
       </w:r>
     </w:p>
     <w:p>
       <w:pPr>
+        <w:pStyle w:val="ListBullet"/>
         <w:spacing w:after="60"/>
       </w:pPr>
       <w:r>
@@ -1432,19 +1499,7 @@
           <w:rFonts w:ascii="Calibri" w:hAnsi="Calibri"/>
           <w:sz w:val="21"/>
         </w:rPr>
-        <w:t>Nasdaq Financial Technology rolled out new AI-based market surveillance tools designed to be embedded within custodian and clearing firm compliance workflows, offering real-time trade pattern detection and regulatory reporting automation.</w:t>
-      </w:r>
-    </w:p>
-    <w:p>
-      <w:pPr>
-        <w:spacing w:after="60"/>
-      </w:pPr>
-      <w:r>
-        <w:rPr>
-          <w:rFonts w:ascii="Calibri" w:hAnsi="Calibri"/>
-          <w:sz w:val="21"/>
-        </w:rPr>
-        <w:t>Taskize expanded its inter-firm workflow collaboration platform to cover collateral dispute resolution, partnering with two Tier 1 custodians to pilot automated exception management across tri-party collateral programmes, reflecting growing industry demand for collaborative operations technology.</w:t>
+        <w:t>SWIFT published its updated ISO 20022 migration progress report, confirming that over 85 percent of cross-border payment traffic on the SWIFT network is now compliant with the ISO 20022 standard. SWIFT also expanded its Securities View service with real-time settlement status tracking for an additional 12 markets, directly supporting custodians' efforts to reduce settlement fails in a T plus 1 environment. Separately, Nasdaq Financial Technology announced enhanced integration between its Calypso trading and risk platform and its post-trade clearing solutions, targeting derivatives clearing participants adapting to expanded central clearing mandates.</w:t>
       </w:r>
     </w:p>
     <w:p>
@@ -1591,7 +1646,7 @@
                 <w:b w:val="0"/>
                 <w:sz w:val="20"/>
               </w:rPr>
-              <w:t>5,560</w:t>
+              <w:t>5,480</w:t>
             </w:r>
           </w:p>
         </w:tc>
@@ -1610,7 +1665,7 @@
                 <w:color w:val="CC0000"/>
                 <w:sz w:val="20"/>
               </w:rPr>
-              <w:t>-4.0%</w:t>
+              <w:t>-4.5%</w:t>
             </w:r>
           </w:p>
         </w:tc>
@@ -1629,7 +1684,7 @@
                 <w:color w:val="CC0000"/>
                 <w:sz w:val="20"/>
               </w:rPr>
-              <w:t>-5.5%</w:t>
+              <w:t>-3.0%</w:t>
             </w:r>
           </w:p>
         </w:tc>
@@ -1669,7 +1724,7 @@
                 <w:b w:val="0"/>
                 <w:sz w:val="20"/>
               </w:rPr>
-              <w:t>8,500</w:t>
+              <w:t>8,050</w:t>
             </w:r>
           </w:p>
         </w:tc>
@@ -1689,7 +1744,7 @@
                 <w:color w:val="CC0000"/>
                 <w:sz w:val="20"/>
               </w:rPr>
-              <w:t>-1.5%</w:t>
+              <w:t>-3.2%</w:t>
             </w:r>
           </w:p>
         </w:tc>
@@ -1706,10 +1761,10 @@
               <w:rPr>
                 <w:rFonts w:ascii="Calibri" w:hAnsi="Calibri"/>
                 <w:b w:val="0"/>
-                <w:color w:val="007A33"/>
-                <w:sz w:val="20"/>
-              </w:rPr>
-              <w:t>+2.0%</w:t>
+                <w:color w:val="CC0000"/>
+                <w:sz w:val="20"/>
+              </w:rPr>
+              <w:t>-1.5%</w:t>
             </w:r>
           </w:p>
         </w:tc>
@@ -1747,7 +1802,7 @@
                 <w:b w:val="0"/>
                 <w:sz w:val="20"/>
               </w:rPr>
-              <w:t>5,250</w:t>
+              <w:t>4,750</w:t>
             </w:r>
           </w:p>
         </w:tc>
@@ -1766,7 +1821,7 @@
                 <w:color w:val="CC0000"/>
                 <w:sz w:val="20"/>
               </w:rPr>
-              <w:t>-2.0%</w:t>
+              <w:t>-5.8%</w:t>
             </w:r>
           </w:p>
         </w:tc>
@@ -1782,10 +1837,10 @@
               <w:rPr>
                 <w:rFonts w:ascii="Calibri" w:hAnsi="Calibri"/>
                 <w:b w:val="0"/>
-                <w:color w:val="007A33"/>
-                <w:sz w:val="20"/>
-              </w:rPr>
-              <w:t>+4.5%</w:t>
+                <w:color w:val="CC0000"/>
+                <w:sz w:val="20"/>
+              </w:rPr>
+              <w:t>-2.8%</w:t>
             </w:r>
           </w:p>
         </w:tc>
@@ -1825,7 +1880,7 @@
                 <w:b w:val="0"/>
                 <w:sz w:val="20"/>
               </w:rPr>
-              <w:t>37,500</w:t>
+              <w:t>37,200</w:t>
             </w:r>
           </w:p>
         </w:tc>
@@ -1845,7 +1900,7 @@
                 <w:color w:val="CC0000"/>
                 <w:sz w:val="20"/>
               </w:rPr>
-              <w:t>-3.5%</w:t>
+              <w:t>-5.5%</w:t>
             </w:r>
           </w:p>
         </w:tc>
@@ -1903,7 +1958,7 @@
                 <w:b w:val="0"/>
                 <w:sz w:val="20"/>
               </w:rPr>
-              <w:t>1.10</w:t>
+              <w:t>1.1050</w:t>
             </w:r>
           </w:p>
         </w:tc>
@@ -1922,7 +1977,7 @@
                 <w:color w:val="007A33"/>
                 <w:sz w:val="20"/>
               </w:rPr>
-              <w:t>+1.5%</w:t>
+              <w:t>+1.2%</w:t>
             </w:r>
           </w:p>
         </w:tc>
@@ -1941,7 +1996,7 @@
                 <w:color w:val="007A33"/>
                 <w:sz w:val="20"/>
               </w:rPr>
-              <w:t>+4.5%</w:t>
+              <w:t>+2.0%</w:t>
             </w:r>
           </w:p>
         </w:tc>
@@ -1981,7 +2036,7 @@
                 <w:b w:val="0"/>
                 <w:sz w:val="20"/>
               </w:rPr>
-              <w:t>1.29</w:t>
+              <w:t>1.2920</w:t>
             </w:r>
           </w:p>
         </w:tc>
@@ -2021,7 +2076,7 @@
                 <w:color w:val="007A33"/>
                 <w:sz w:val="20"/>
               </w:rPr>
-              <w:t>+2.0%</w:t>
+              <w:t>+1.3%</w:t>
             </w:r>
           </w:p>
         </w:tc>
@@ -2059,7 +2114,7 @@
                 <w:b w:val="0"/>
                 <w:sz w:val="20"/>
               </w:rPr>
-              <w:t>147</w:t>
+              <w:t>146.00</w:t>
             </w:r>
           </w:p>
         </w:tc>
@@ -2097,7 +2152,7 @@
                 <w:color w:val="CC0000"/>
                 <w:sz w:val="20"/>
               </w:rPr>
-              <w:t>-6.0%</w:t>
+              <w:t>-3.0%</w:t>
             </w:r>
           </w:p>
         </w:tc>
@@ -2137,7 +2192,7 @@
                 <w:b w:val="0"/>
                 <w:sz w:val="20"/>
               </w:rPr>
-              <w:t>4.18%</w:t>
+              <w:t>3.88%</w:t>
             </w:r>
           </w:p>
         </w:tc>
@@ -2157,7 +2212,7 @@
                 <w:color w:val="CC0000"/>
                 <w:sz w:val="20"/>
               </w:rPr>
-              <w:t>-12 bps</w:t>
+              <w:t>-22 bps</w:t>
             </w:r>
           </w:p>
         </w:tc>
@@ -2177,7 +2232,7 @@
                 <w:color w:val="CC0000"/>
                 <w:sz w:val="20"/>
               </w:rPr>
-              <w:t>-35 bps</w:t>
+              <w:t>-37 bps</w:t>
             </w:r>
           </w:p>
         </w:tc>
@@ -2215,7 +2270,7 @@
                 <w:b w:val="0"/>
                 <w:sz w:val="20"/>
               </w:rPr>
-              <w:t>2.85%</w:t>
+              <w:t>2.30%</w:t>
             </w:r>
           </w:p>
         </w:tc>
@@ -2231,10 +2286,10 @@
               <w:rPr>
                 <w:rFonts w:ascii="Calibri" w:hAnsi="Calibri"/>
                 <w:b w:val="0"/>
-                <w:color w:val="007A33"/>
-                <w:sz w:val="20"/>
-              </w:rPr>
-              <w:t>+15 bps</w:t>
+                <w:color w:val="CC0000"/>
+                <w:sz w:val="20"/>
+              </w:rPr>
+              <w:t>-15 bps</w:t>
             </w:r>
           </w:p>
         </w:tc>
@@ -2250,10 +2305,10 @@
               <w:rPr>
                 <w:rFonts w:ascii="Calibri" w:hAnsi="Calibri"/>
                 <w:b w:val="0"/>
-                <w:color w:val="007A33"/>
-                <w:sz w:val="20"/>
-              </w:rPr>
-              <w:t>+50 bps</w:t>
+                <w:color w:val="CC0000"/>
+                <w:sz w:val="20"/>
+              </w:rPr>
+              <w:t>-25 bps</w:t>
             </w:r>
           </w:p>
         </w:tc>
@@ -2293,7 +2348,7 @@
                 <w:b w:val="0"/>
                 <w:sz w:val="20"/>
               </w:rPr>
-              <w:t>73</w:t>
+              <w:t>72.50</w:t>
             </w:r>
           </w:p>
         </w:tc>
@@ -2313,7 +2368,7 @@
                 <w:color w:val="CC0000"/>
                 <w:sz w:val="20"/>
               </w:rPr>
-              <w:t>-4.0%</w:t>
+              <w:t>-5.0%</w:t>
             </w:r>
           </w:p>
         </w:tc>
@@ -2333,7 +2388,7 @@
                 <w:color w:val="CC0000"/>
                 <w:sz w:val="20"/>
               </w:rPr>
-              <w:t>-5.0%</w:t>
+              <w:t>-6.5%</w:t>
             </w:r>
           </w:p>
         </w:tc>
@@ -2371,7 +2426,7 @@
                 <w:b w:val="0"/>
                 <w:sz w:val="20"/>
               </w:rPr>
-              <w:t>3,050</w:t>
+              <w:t>2,360</w:t>
             </w:r>
           </w:p>
         </w:tc>
@@ -2390,7 +2445,7 @@
                 <w:color w:val="007A33"/>
                 <w:sz w:val="20"/>
               </w:rPr>
-              <w:t>+5.5%</w:t>
+              <w:t>+4.5%</w:t>
             </w:r>
           </w:p>
         </w:tc>
@@ -2409,7 +2464,7 @@
                 <w:color w:val="007A33"/>
                 <w:sz w:val="20"/>
               </w:rPr>
-              <w:t>+16.0%</w:t>
+              <w:t>+8.0%</w:t>
             </w:r>
           </w:p>
         </w:tc>
@@ -2449,7 +2504,7 @@
                 <w:b w:val="0"/>
                 <w:sz w:val="20"/>
               </w:rPr>
-              <w:t>22</w:t>
+              <w:t>25.5</w:t>
             </w:r>
           </w:p>
         </w:tc>
@@ -2469,7 +2524,7 @@
                 <w:color w:val="007A33"/>
                 <w:sz w:val="20"/>
               </w:rPr>
-              <w:t>+6 pts</w:t>
+              <w:t>+45%</w:t>
             </w:r>
           </w:p>
         </w:tc>
@@ -2489,7 +2544,7 @@
                 <w:color w:val="007A33"/>
                 <w:sz w:val="20"/>
               </w:rPr>
-              <w:t>+8 pts</w:t>
+              <w:t>+55%</w:t>
             </w:r>
           </w:p>
         </w:tc>
@@ -2618,7 +2673,7 @@
                 <w:b w:val="0"/>
                 <w:sz w:val="20"/>
               </w:rPr>
-              <w:t>Full commercial launch of Digital Asset Custody platform for institutional clients in the US and Europe, integrating tokenised securities with traditional custody.</w:t>
+              <w:t>Launched tokenised money market fund custody and servicing in partnership with a major US asset manager on a permissioned Ethereum-compatible blockchain.</w:t>
             </w:r>
           </w:p>
         </w:tc>
@@ -2636,7 +2691,7 @@
                 <w:b w:val="0"/>
                 <w:sz w:val="20"/>
               </w:rPr>
-              <w:t>Positions BNY as the first major global custodian with a fully live, cross-asset digital custody offering, setting a competitive benchmark.</w:t>
+              <w:t>Positions BNY as the first major custodian to offer end-to-end tokenised fund servicing at scale, raising competitive pressure on peers.</w:t>
             </w:r>
           </w:p>
         </w:tc>
@@ -2676,7 +2731,7 @@
                 <w:b w:val="0"/>
                 <w:sz w:val="20"/>
               </w:rPr>
-              <w:t>Announced strategic partnership with a European digital infrastructure provider to build tokenised fund distribution capabilities on its Alpha platform.</w:t>
+              <w:t>Completed acquisition of Clearwater Analytics' fund administration servicing unit, adding approximately USD 150 billion in administered assets.</w:t>
             </w:r>
           </w:p>
         </w:tc>
@@ -2695,7 +2750,7 @@
                 <w:b w:val="0"/>
                 <w:sz w:val="20"/>
               </w:rPr>
-              <w:t>Extends State Street's front-to-back ambitions into digital fund servicing and positions it for EU DLT Pilot Regime opportunities.</w:t>
+              <w:t>Strengthens State Street's alternatives administration franchise, particularly in insurance and mid-market segments.</w:t>
             </w:r>
           </w:p>
         </w:tc>
@@ -2715,7 +2770,7 @@
                 <w:b w:val="0"/>
                 <w:sz w:val="20"/>
               </w:rPr>
-              <w:t>JPMorgan Chase &amp; Co.</w:t>
+              <w:t>JPMorgan Chase and Co.</w:t>
             </w:r>
           </w:p>
         </w:tc>
@@ -2733,7 +2788,7 @@
                 <w:b w:val="0"/>
                 <w:sz w:val="20"/>
               </w:rPr>
-              <w:t>Expanded Onyx blockchain-based intraday repo platform to include euro-denominated collateral and added three new European bank participants.</w:t>
+              <w:t>Expanded Kinexys (formerly Onyx) blockchain platform to support intraday repo settlement for institutional clients across three additional currencies.</w:t>
             </w:r>
           </w:p>
         </w:tc>
@@ -2751,7 +2806,7 @@
                 <w:b w:val="0"/>
                 <w:sz w:val="20"/>
               </w:rPr>
-              <w:t>Deepens JPMorgan's DLT-based post-trade ecosystem and reinforces its lead in blockchain-enabled treasury and collateral services.</w:t>
+              <w:t>Advances JPMorgan's DLT-based post-trade infrastructure, with potential to disrupt traditional tri-party repo custody models.</w:t>
             </w:r>
           </w:p>
         </w:tc>
@@ -2791,7 +2846,7 @@
                 <w:b w:val="0"/>
                 <w:sz w:val="20"/>
               </w:rPr>
-              <w:t>Appointed a new global head of Securities Services with a mandate to accelerate technology transformation and grow the digital asset servicing business.</w:t>
+              <w:t>Held Citi Securities Services investor day highlighting strong ETF servicing and depositary receipt pipeline, with continued investment in Citi Token Services.</w:t>
             </w:r>
           </w:p>
         </w:tc>
@@ -2810,7 +2865,7 @@
                 <w:b w:val="0"/>
                 <w:sz w:val="20"/>
               </w:rPr>
-              <w:t>Signals Citi's strategic commitment to competing aggressively in next-generation securities services and digital custody.</w:t>
+              <w:t>Signals Citi's intent to leverage tokenisation adjacency to deepen custody relationships and capture digital-native asset manager mandates.</w:t>
             </w:r>
           </w:p>
         </w:tc>
@@ -2848,7 +2903,7 @@
                 <w:b w:val="0"/>
                 <w:sz w:val="20"/>
               </w:rPr>
-              <w:t>Expanded Asia-Pacific ETF servicing capabilities with dedicated hubs in Hong Kong and Singapore to support active ETF growth.</w:t>
+              <w:t>Announced consolidation of sub-custody network across 10 Asia-Pacific markets onto a single proprietary platform by end-2026.</w:t>
             </w:r>
           </w:p>
         </w:tc>
@@ -2866,7 +2921,7 @@
                 <w:b w:val="0"/>
                 <w:sz w:val="20"/>
               </w:rPr>
-              <w:t>Reinforces HSBC's regional strengths and targets the fastest-growing ETF market globally, increasing competition for Asia mandates.</w:t>
+              <w:t>Aims to reduce operational complexity and improve real-time data capability, potentially altering competitive dynamics for APAC custody mandates.</w:t>
             </w:r>
           </w:p>
         </w:tc>
@@ -2906,7 +2961,7 @@
                 <w:b w:val="0"/>
                 <w:sz w:val="20"/>
               </w:rPr>
-              <w:t>Securities Services division reported record custody assets exceeding 14 trillion euros and announced a new ESG data integration layer for institutional reporting.</w:t>
+              <w:t>Launched an enhanced ESG data and reporting service for institutional investors within its Securities Services division, incorporating SFDR and EU Taxonomy alignment data.</w:t>
             </w:r>
           </w:p>
         </w:tc>
@@ -2925,7 +2980,7 @@
                 <w:b w:val="0"/>
                 <w:sz w:val="20"/>
               </w:rPr>
-              <w:t>Confirms BNP Paribas's position as Europe's largest custodian by assets and responds to client demand for integrated sustainability data.</w:t>
+              <w:t>Responds to growing regulatory and investor demand for integrated sustainability reporting within custody and fund administration.</w:t>
             </w:r>
           </w:p>
         </w:tc>
@@ -2963,7 +3018,7 @@
                 <w:b w:val="0"/>
                 <w:sz w:val="20"/>
               </w:rPr>
-              <w:t>Completed acquisition of a mid-sized European alternative fund administration business, adding approximately 80 billion dollars in assets under administration.</w:t>
+              <w:t>Formed strategic partnership with a private markets data vendor to enhance PE and real asset fund administration with automated capital call processing and ESG integration.</w:t>
             </w:r>
           </w:p>
         </w:tc>
@@ -2981,7 +3036,7 @@
                 <w:b w:val="0"/>
                 <w:sz w:val="20"/>
               </w:rPr>
-              <w:t>Strengthens Northern Trust's European alternatives footprint and Luxembourg-Dublin hub, directly competing with SS&amp;C and Citco.</w:t>
+              <w:t>Reinforces Northern Trust's focus on alternatives servicing, a high-growth segment where differentiation is increasingly data-driven.</w:t>
             </w:r>
           </w:p>
         </w:tc>
@@ -3021,7 +3076,7 @@
                 <w:b w:val="0"/>
                 <w:sz w:val="20"/>
               </w:rPr>
-              <w:t>Securities Services unit announced a strategic review of its sub-custody network, exploring partnerships to enhance coverage in emerging markets and reduce operational costs.</w:t>
+              <w:t>Securities Services division expanded its agency securities lending programme in the European market, adding new borrower relationships and automated recall capabilities.</w:t>
             </w:r>
           </w:p>
         </w:tc>
@@ -3040,7 +3095,7 @@
                 <w:b w:val="0"/>
                 <w:sz w:val="20"/>
               </w:rPr>
-              <w:t>May lead to structural changes in Deutsche Bank's correspondent banking and sub-custody relationships affecting market access for clients.</w:t>
+              <w:t>Grows Deutsche Bank's revenue base in securities lending and enhances its proposition for European institutional custody clients.</w:t>
             </w:r>
           </w:p>
         </w:tc>
@@ -3078,7 +3133,7 @@
                 <w:b w:val="0"/>
                 <w:sz w:val="20"/>
               </w:rPr>
-              <w:t>Completed the migration of legacy Credit Suisse fund administration mandates onto UBS's unified platform, finalising a key post-merger integration milestone.</w:t>
+              <w:t>Progressed integration of Credit Suisse's fund services book onto UBS's global custody platform, with migration of Swiss-domiciled funds substantially complete.</w:t>
             </w:r>
           </w:p>
         </w:tc>
@@ -3096,7 +3151,7 @@
                 <w:b w:val="0"/>
                 <w:sz w:val="20"/>
               </w:rPr>
-              <w:t>Removes a major source of operational and client retention risk and allows UBS to focus on organic growth in fund services.</w:t>
+              <w:t>Critical milestone in the post-merger integration; successful migration reduces operational risk and client attrition probability.</w:t>
             </w:r>
           </w:p>
         </w:tc>
@@ -3117,7 +3172,7 @@
                 <w:b w:val="0"/>
                 <w:sz w:val="20"/>
               </w:rPr>
-              <w:t>RBC Investor &amp; Treasury Services</w:t>
+              <w:t>RBC Investor and Treasury Services</w:t>
             </w:r>
           </w:p>
         </w:tc>
@@ -3136,7 +3191,7 @@
                 <w:b w:val="0"/>
                 <w:sz w:val="20"/>
               </w:rPr>
-              <w:t>Published enhanced ESG reporting capabilities for institutional clients and announced expanded data analytics offerings within its fund administration suite.</w:t>
+              <w:t>Announced expansion of data analytics and client reporting capabilities with a new cloud-based platform for institutional fund clients.</w:t>
             </w:r>
           </w:p>
         </w:tc>
@@ -3155,7 +3210,7 @@
                 <w:b w:val="0"/>
                 <w:sz w:val="20"/>
               </w:rPr>
-              <w:t>Strengthens RBC IS competitive positioning in ESG-aware investor servicing and data-driven client engagement.</w:t>
+              <w:t>Strengthens competitive positioning in client experience and digital reporting, an area of increasing differentiation among global custodians.</w:t>
             </w:r>
           </w:p>
         </w:tc>
@@ -3193,7 +3248,7 @@
                 <w:b w:val="0"/>
                 <w:sz w:val="20"/>
               </w:rPr>
-              <w:t>Launched a new digital onboarding platform for fund distribution clients across Europe, targeting faster time-to-market for fund registration.</w:t>
+              <w:t>Rebranded post-trade services under the unified SGSS brand and announced new middle-office outsourcing mandate wins in the French insurance sector.</w:t>
             </w:r>
           </w:p>
         </w:tc>
@@ -3211,7 +3266,7 @@
                 <w:b w:val="0"/>
                 <w:sz w:val="20"/>
               </w:rPr>
-              <w:t>Addresses a key operational pain point in cross-border fund distribution and enhances SocGen's competitiveness against BNP Paribas and Citi.</w:t>
+              <w:t>Simplifies market positioning and demonstrates continued momentum in the European outsourcing market.</w:t>
             </w:r>
           </w:p>
         </w:tc>
@@ -3251,7 +3306,7 @@
                 <w:b w:val="0"/>
                 <w:sz w:val="20"/>
               </w:rPr>
-              <w:t>Expanded digital asset custody pilot to include tokenised bond safekeeping in the UAE and Singapore through its Zodia Custody joint venture.</w:t>
+              <w:t>Expanded digital asset custody capabilities in the UAE and Singapore through its Zodia Custody joint venture, adding support for additional token standards.</w:t>
             </w:r>
           </w:p>
         </w:tc>
@@ -3270,7 +3325,7 @@
                 <w:b w:val="0"/>
                 <w:sz w:val="20"/>
               </w:rPr>
-              <w:t>Extends Standard Chartered's digital asset reach in high-growth markets and leverages its Zodia partnership for regulated crypto-custody.</w:t>
+              <w:t>Deepens Standard Chartered's footprint in key digital asset hubs, targeting institutional demand in Asia and the Middle East.</w:t>
             </w:r>
           </w:p>
         </w:tc>
@@ -3308,7 +3363,7 @@
                 <w:b w:val="0"/>
                 <w:sz w:val="20"/>
               </w:rPr>
-              <w:t>SIX Digital Exchange completed its largest tokenised bond issuance to date, a 250 million Swiss franc transaction for a Swiss cantonal issuer.</w:t>
+              <w:t>Swiss Digital Exchange (SDX) processed its first cross-border tokenised bond settlement with a non-Swiss counterparty, in collaboration with a European CSD.</w:t>
             </w:r>
           </w:p>
         </w:tc>
@@ -3326,7 +3381,7 @@
                 <w:b w:val="0"/>
                 <w:sz w:val="20"/>
               </w:rPr>
-              <w:t>Demonstrates growing real-world traction for regulated DLT-based securities issuance and positions SDX as a leading digital CSD.</w:t>
+              <w:t>Demonstrates interoperability of DLT-based CSD infrastructure, a precondition for broader adoption of tokenised securities settlement.</w:t>
             </w:r>
           </w:p>
         </w:tc>
@@ -3347,7 +3402,7 @@
                 <w:b w:val="0"/>
                 <w:sz w:val="20"/>
               </w:rPr>
-              <w:t>Brown Brothers Harriman &amp; Co.</w:t>
+              <w:t>Brown Brothers Harriman and Co.</w:t>
             </w:r>
           </w:p>
         </w:tc>
@@ -3366,7 +3421,7 @@
                 <w:b w:val="0"/>
                 <w:sz w:val="20"/>
               </w:rPr>
-              <w:t>Announced an expanded partnership with a data analytics firm to enhance its Infomedics fund administration reporting platform with AI-driven insights.</w:t>
+              <w:t>Enhanced its Infomediary data management platform with new AI-powered data quality and exception management tools for ETF servicing clients.</w:t>
             </w:r>
           </w:p>
         </w:tc>
@@ -3385,7 +3440,7 @@
                 <w:b w:val="0"/>
                 <w:sz w:val="20"/>
               </w:rPr>
-              <w:t>Reflects BBH's continued investment in technology differentiation within its boutique custody and fund administration business.</w:t>
+              <w:t>Positions BBH to capture efficiency gains in ETF administration, a segment experiencing rapid AUM growth globally.</w:t>
             </w:r>
           </w:p>
         </w:tc>
@@ -3423,7 +3478,7 @@
                 <w:b w:val="0"/>
                 <w:sz w:val="20"/>
               </w:rPr>
-              <w:t>Published its operational readiness framework for EU T+1 migration aligned with the proposed October 2027 timeline and invited market participants to testing.</w:t>
+              <w:t>Announced expanded connectivity for digital asset settlement through its D7 digital post-trade platform, now supporting tokenised corporate bonds from three additional issuers.</w:t>
             </w:r>
           </w:p>
         </w:tc>
@@ -3441,7 +3496,7 @@
                 <w:b w:val="0"/>
                 <w:sz w:val="20"/>
               </w:rPr>
-              <w:t>Establishes Clearstream as a proactive facilitator of T+1 transition and provides clients with early planning certainty.</w:t>
+              <w:t>Advances Clearstream's strategy to become the CSD of record for tokenised European securities, creating new servicing revenue streams.</w:t>
             </w:r>
           </w:p>
         </w:tc>
@@ -3481,7 +3536,7 @@
                 <w:b w:val="0"/>
                 <w:sz w:val="20"/>
               </w:rPr>
-              <w:t>Reported record settlement volumes in Q1 2026 and announced expansion of its Collateral Highway to support digital asset collateral pledging in pilot mode.</w:t>
+              <w:t>Published its updated roadmap for CSDR settlement discipline compliance, reporting a further decline in settlement fails penalties across its platform since T plus 1 went live in the US.</w:t>
             </w:r>
           </w:p>
         </w:tc>
@@ -3500,7 +3555,7 @@
                 <w:b w:val="0"/>
                 <w:sz w:val="20"/>
               </w:rPr>
-              <w:t>Reinforces Euroclear's central role in European post-trade infrastructure and signals movement toward digital collateral interoperability.</w:t>
+              <w:t>Demonstrates improving settlement efficiency within Euroclear's ecosystem, though European T plus 1 migration remains years away.</w:t>
             </w:r>
           </w:p>
         </w:tc>
@@ -3520,7 +3575,7 @@
                 <w:b w:val="0"/>
                 <w:sz w:val="20"/>
               </w:rPr>
-              <w:t>Coinbase Custody (Coinbase Prime)</w:t>
+              <w:t>CIBC Mellon</w:t>
             </w:r>
           </w:p>
         </w:tc>
@@ -3538,7 +3593,7 @@
                 <w:b w:val="0"/>
                 <w:sz w:val="20"/>
               </w:rPr>
-              <w:t>Secured additional state-level trust licences in the US and expanded institutional staking services to include additional proof-of-stake protocols.</w:t>
+              <w:t>Responded to OSC/CSA consultation on NI 24-102 amendments extending T plus 1 to Canadian fixed income, flagging operational readiness considerations for market participants.</w:t>
             </w:r>
           </w:p>
         </w:tc>
@@ -3556,7 +3611,7 @@
                 <w:b w:val="0"/>
                 <w:sz w:val="20"/>
               </w:rPr>
-              <w:t>Broadens Coinbase's regulatory footprint for institutional crypto custody and enhances yield-generation offerings for asset manager clients.</w:t>
+              <w:t>Highlights CIBC Mellon's role in shaping Canadian market structure policy and its direct exposure to settlement cycle reform implementation.</w:t>
             </w:r>
           </w:p>
         </w:tc>
@@ -3577,7 +3632,7 @@
                 <w:b w:val="0"/>
                 <w:sz w:val="20"/>
               </w:rPr>
-              <w:t>BitGo</w:t>
+              <w:t>Coinbase Custody (Coinbase Prime)</w:t>
             </w:r>
           </w:p>
         </w:tc>
@@ -3596,7 +3651,7 @@
                 <w:b w:val="0"/>
                 <w:sz w:val="20"/>
               </w:rPr>
-              <w:t>Announced integration with a major European bank's digital asset trading desk, providing qualified custody and settlement for institutional crypto transactions.</w:t>
+              <w:t>Secured additional state-level trust licenses in the US and reported record Q1 institutional custody inflows driven by demand for Bitcoin and Ethereum staking services.</w:t>
             </w:r>
           </w:p>
         </w:tc>
@@ -3615,7 +3670,7 @@
                 <w:b w:val="0"/>
                 <w:sz w:val="20"/>
               </w:rPr>
-              <w:t>Validates BitGo's positioning as a qualified custodian for traditional financial institutions entering digital assets.</w:t>
+              <w:t>Reinforces Coinbase's position as the leading US-regulated digital asset custodian, benefiting from clearer regulatory frameworks.</w:t>
             </w:r>
           </w:p>
         </w:tc>
@@ -3635,7 +3690,7 @@
                 <w:b w:val="0"/>
                 <w:sz w:val="20"/>
               </w:rPr>
-              <w:t>Fidelity Digital Assets</w:t>
+              <w:t>BitGo</w:t>
             </w:r>
           </w:p>
         </w:tc>
@@ -3653,7 +3708,7 @@
                 <w:b w:val="0"/>
                 <w:sz w:val="20"/>
               </w:rPr>
-              <w:t>Expanded its institutional digital asset custody platform to support tokenised US Treasury products, enabling custody of both native crypto and tokenised real-world assets.</w:t>
+              <w:t>Announced a qualified custodian designation from an additional US state regulator and launched multi-chain staking-as-a-service for institutional clients.</w:t>
             </w:r>
           </w:p>
         </w:tc>
@@ -3671,7 +3726,7 @@
                 <w:b w:val="0"/>
                 <w:sz w:val="20"/>
               </w:rPr>
-              <w:t>Positions Fidelity at the intersection of traditional and digital asset custody, addressing growing institutional demand for tokenised fixed income.</w:t>
+              <w:t>Expands BitGo's regulatory perimeter and revenue diversification, strengthening its challenge to traditional custodians in digital assets.</w:t>
             </w:r>
           </w:p>
         </w:tc>
@@ -3692,7 +3747,7 @@
                 <w:b w:val="0"/>
                 <w:sz w:val="20"/>
               </w:rPr>
-              <w:t>Anchorage Digital</w:t>
+              <w:t>Fidelity Digital Assets</w:t>
             </w:r>
           </w:p>
         </w:tc>
@@ -3711,7 +3766,7 @@
                 <w:b w:val="0"/>
                 <w:sz w:val="20"/>
               </w:rPr>
-              <w:t>Received approval from the OCC to expand its digital bank charter services and launched a new institutional lending product collateralised by custodied digital assets.</w:t>
+              <w:t>Expanded its institutional digital asset custody platform to support tokenised Treasury fund products, building on Fidelity's broader asset management capabilities.</w:t>
             </w:r>
           </w:p>
         </w:tc>
@@ -3730,7 +3785,7 @@
                 <w:b w:val="0"/>
                 <w:sz w:val="20"/>
               </w:rPr>
-              <w:t>Strengthens Anchorage's unique position as a federally chartered digital asset bank with expanding financial services capabilities.</w:t>
+              <w:t>Creates a vertically integrated proposition spanning fund management, tokenisation, and digital custody — a model traditional custodians must monitor.</w:t>
             </w:r>
           </w:p>
         </w:tc>
@@ -3750,7 +3805,7 @@
                 <w:b w:val="0"/>
                 <w:sz w:val="20"/>
               </w:rPr>
-              <w:t>Fireblocks</w:t>
+              <w:t>Anchorage Digital</w:t>
             </w:r>
           </w:p>
         </w:tc>
@@ -3768,7 +3823,7 @@
                 <w:b w:val="0"/>
                 <w:sz w:val="20"/>
               </w:rPr>
-              <w:t>Released upgraded multi-party computation wallet infrastructure with hardware security module integration, targeting bank-grade key management standards.</w:t>
+              <w:t>Received expanded approval from the OCC for additional digital asset custody and trading activities under its federal bank charter.</w:t>
             </w:r>
           </w:p>
         </w:tc>
@@ -3786,7 +3841,7 @@
                 <w:b w:val="0"/>
                 <w:sz w:val="20"/>
               </w:rPr>
-              <w:t>Addresses a critical institutional requirement for custodians seeking to deploy Fireblocks infrastructure under regulatory-compliant frameworks.</w:t>
+              <w:t>Solidifies Anchorage's unique position as a federally chartered digital asset bank, providing regulatory certainty valued by institutional allocators.</w:t>
             </w:r>
           </w:p>
         </w:tc>
@@ -3807,7 +3862,7 @@
                 <w:b w:val="0"/>
                 <w:sz w:val="20"/>
               </w:rPr>
-              <w:t>Gemini Custody</w:t>
+              <w:t>Fireblocks</w:t>
             </w:r>
           </w:p>
         </w:tc>
@@ -3826,7 +3881,7 @@
                 <w:b w:val="0"/>
                 <w:sz w:val="20"/>
               </w:rPr>
-              <w:t>No material news this month.</w:t>
+              <w:t>Launched a new institutional-grade wallet infrastructure product enabling custodians and banks to offer white-labelled digital asset custody under their own brand.</w:t>
             </w:r>
           </w:p>
         </w:tc>
@@ -3845,7 +3900,7 @@
                 <w:b w:val="0"/>
                 <w:sz w:val="20"/>
               </w:rPr>
-              <w:t>—</w:t>
+              <w:t>Positions Fireblocks as critical infrastructure for traditional financial institutions entering digital asset custody without building proprietary technology.</w:t>
             </w:r>
           </w:p>
         </w:tc>
@@ -3865,7 +3920,7 @@
                 <w:b w:val="0"/>
                 <w:sz w:val="20"/>
               </w:rPr>
-              <w:t>Cobo</w:t>
+              <w:t>Gemini Custody</w:t>
             </w:r>
           </w:p>
         </w:tc>
@@ -3883,7 +3938,7 @@
                 <w:b w:val="0"/>
                 <w:sz w:val="20"/>
               </w:rPr>
-              <w:t>Expanded MPC-based custody solutions into Southeast Asian markets with new partnerships with regional digital asset exchanges.</w:t>
+              <w:t>No material news this month.</w:t>
             </w:r>
           </w:p>
         </w:tc>
@@ -3901,7 +3956,7 @@
                 <w:b w:val="0"/>
                 <w:sz w:val="20"/>
               </w:rPr>
-              <w:t>Extends Cobo's geographic reach in a fast-growing crypto market and diversifies its client base beyond Greater China.</w:t>
+              <w:t>—</w:t>
             </w:r>
           </w:p>
         </w:tc>
@@ -3922,7 +3977,7 @@
                 <w:b w:val="0"/>
                 <w:sz w:val="20"/>
               </w:rPr>
-              <w:t>Hex Trust</w:t>
+              <w:t>Cobo</w:t>
             </w:r>
           </w:p>
         </w:tc>
@@ -3941,7 +3996,7 @@
                 <w:b w:val="0"/>
                 <w:sz w:val="20"/>
               </w:rPr>
-              <w:t>Announced SOC 2 Type II certification for its custody platform and expanded licenced operations to include Dubai under VARA regulation.</w:t>
+              <w:t>Expanded MPC wallet custody services into the Middle East market, establishing a regional presence in Abu Dhabi with ADGM regulatory approval.</w:t>
             </w:r>
           </w:p>
         </w:tc>
@@ -3960,7 +4015,7 @@
                 <w:b w:val="0"/>
                 <w:sz w:val="20"/>
               </w:rPr>
-              <w:t>Enhances institutional credibility and positions Hex Trust as a multi-jurisdictional regulated digital asset custodian in Asia and the Middle East.</w:t>
+              <w:t>Reflects growing institutional digital asset demand in the Gulf region and increasing competition among Asian-origin custodians for Middle Eastern mandates.</w:t>
             </w:r>
           </w:p>
         </w:tc>
@@ -3980,7 +4035,7 @@
                 <w:b w:val="0"/>
                 <w:sz w:val="20"/>
               </w:rPr>
-              <w:t>Copper</w:t>
+              <w:t>Hex Trust</w:t>
             </w:r>
           </w:p>
         </w:tc>
@@ -3998,7 +4053,7 @@
                 <w:b w:val="0"/>
                 <w:sz w:val="20"/>
               </w:rPr>
-              <w:t>Launched upgraded ClearLoop off-exchange settlement network with expanded exchange connectivity and new post-trade analytics features.</w:t>
+              <w:t>Secured a Markets in Crypto-Assets (MiCA) license application approval in principle from a European national competent authority.</w:t>
             </w:r>
           </w:p>
         </w:tc>
@@ -4016,7 +4071,7 @@
                 <w:b w:val="0"/>
                 <w:sz w:val="20"/>
               </w:rPr>
-              <w:t>Reinforces Copper's differentiated proposition of enabling institutional trading without pre-funding exchange accounts, reducing counterparty risk.</w:t>
+              <w:t>Positions Hex Trust for EU-wide digital asset custody operations under the harmonised MiCA framework, expanding its geographic reach beyond Asia.</w:t>
             </w:r>
           </w:p>
         </w:tc>
@@ -4037,7 +4092,7 @@
                 <w:b w:val="0"/>
                 <w:sz w:val="20"/>
               </w:rPr>
-              <w:t>Komainu</w:t>
+              <w:t>Copper</w:t>
             </w:r>
           </w:p>
         </w:tc>
@@ -4056,7 +4111,7 @@
                 <w:b w:val="0"/>
                 <w:sz w:val="20"/>
               </w:rPr>
-              <w:t>Secured a new strategic investment from a global asset management firm, bringing total funding to over 100 million dollars and supporting expansion into tokenised securities custody.</w:t>
+              <w:t>Continued to develop its ClearLoop off-exchange settlement network, adding connectivity to two additional centralised exchanges for institutional crypto trading.</w:t>
             </w:r>
           </w:p>
         </w:tc>
@@ -4075,7 +4130,7 @@
                 <w:b w:val="0"/>
                 <w:sz w:val="20"/>
               </w:rPr>
-              <w:t>Validates institutional confidence in Komainu's regulated custody model and funds its pivot toward broader tokenised asset servicing.</w:t>
+              <w:t>Reduces counterparty risk for institutional crypto traders by enabling exchange-level trading without pre-funding, a key differentiator for custody clients.</w:t>
             </w:r>
           </w:p>
         </w:tc>
@@ -4095,7 +4150,7 @@
                 <w:b w:val="0"/>
                 <w:sz w:val="20"/>
               </w:rPr>
-              <w:t>Zodia Custody</w:t>
+              <w:t>Komainu</w:t>
             </w:r>
           </w:p>
         </w:tc>
@@ -4113,7 +4168,7 @@
                 <w:b w:val="0"/>
                 <w:sz w:val="20"/>
               </w:rPr>
-              <w:t>Expanded digital asset custody pilot in the UAE and Singapore under Standard Chartered's strategic direction, adding tokenised bond safekeeping.</w:t>
+              <w:t>Expanded institutional custody client base in Asia following additional investment from Nomura and CoinShares, with a focus on regulated digital asset fund servicing.</w:t>
             </w:r>
           </w:p>
         </w:tc>
@@ -4131,7 +4186,7 @@
                 <w:b w:val="0"/>
                 <w:sz w:val="20"/>
               </w:rPr>
-              <w:t>Deepens Zodia's positioning as a bank-affiliated digital custodian in key growth markets with strong regulatory alignment.</w:t>
+              <w:t>Strengthens Komainu's capitalisation and market positioning as a joint-venture custodian backed by established financial institutions.</w:t>
             </w:r>
           </w:p>
         </w:tc>
@@ -4152,7 +4207,7 @@
                 <w:b w:val="0"/>
                 <w:sz w:val="20"/>
               </w:rPr>
-              <w:t>NYDIG</w:t>
+              <w:t>Zodia Custody</w:t>
             </w:r>
           </w:p>
         </w:tc>
@@ -4171,7 +4226,7 @@
                 <w:b w:val="0"/>
                 <w:sz w:val="20"/>
               </w:rPr>
-              <w:t>Relaunched institutional Bitcoin custody and prime brokerage services with a streamlined technology stack following internal restructuring.</w:t>
+              <w:t>Added support for additional token standards and expanded operations in the UAE and Singapore alongside Standard Chartered's broader digital asset strategy.</w:t>
             </w:r>
           </w:p>
         </w:tc>
@@ -4190,7 +4245,7 @@
                 <w:b w:val="0"/>
                 <w:sz w:val="20"/>
               </w:rPr>
-              <w:t>Signals NYDIG's renewed focus on institutional Bitcoin services after a period of strategic realignment and leadership changes.</w:t>
+              <w:t>Deepens Zodia's positioning as the institutional-grade digital custody arm of Standard Chartered, targeting regulated markets in Asia and the Middle East.</w:t>
             </w:r>
           </w:p>
         </w:tc>
@@ -4210,7 +4265,7 @@
                 <w:b w:val="0"/>
                 <w:sz w:val="20"/>
               </w:rPr>
-              <w:t>Bitcoin Suisse</w:t>
+              <w:t>NYDIG</w:t>
             </w:r>
           </w:p>
         </w:tc>
@@ -4228,7 +4283,7 @@
                 <w:b w:val="0"/>
                 <w:sz w:val="20"/>
               </w:rPr>
-              <w:t>Received FINMA approval to expand its regulated custody offering to include tokenised equities alongside crypto assets in Switzerland.</w:t>
+              <w:t>Expanded Bitcoin custody and lending services for US regional banks, onboarding several new banking partners in Q1 2026.</w:t>
             </w:r>
           </w:p>
         </w:tc>
@@ -4246,7 +4301,7 @@
                 <w:b w:val="0"/>
                 <w:sz w:val="20"/>
               </w:rPr>
-              <w:t>Positions Bitcoin Suisse as one of the first Swiss-regulated custodians offering combined crypto and tokenised traditional asset safekeeping.</w:t>
+              <w:t>Demonstrates continued institutional demand for Bitcoin-native financial services infrastructure delivered through regulated banking channels.</w:t>
             </w:r>
           </w:p>
         </w:tc>
@@ -4267,7 +4322,7 @@
                 <w:b w:val="0"/>
                 <w:sz w:val="20"/>
               </w:rPr>
-              <w:t>Taurus</w:t>
+              <w:t>Bitcoin Suisse</w:t>
             </w:r>
           </w:p>
         </w:tc>
@@ -4286,7 +4341,7 @@
                 <w:b w:val="0"/>
                 <w:sz w:val="20"/>
               </w:rPr>
-              <w:t>Announced a partnership with a Tier 1 European bank to provide white-label digital asset custody and tokenisation infrastructure.</w:t>
+              <w:t>Obtained an expanded FINMA licence for institutional custody and staking services and announced plans to apply for a MiCA licence in the EU.</w:t>
             </w:r>
           </w:p>
         </w:tc>
@@ -4305,7 +4360,63 @@
                 <w:b w:val="0"/>
                 <w:sz w:val="20"/>
               </w:rPr>
-              <w:t>Validates Taurus's enterprise technology model and accelerates its penetration of the traditional banking sector seeking digital asset capabilities.</w:t>
+              <w:t>Positions Bitcoin Suisse for cross-border European expansion under harmonised regulation, building on its established Swiss market leadership.</w:t>
+            </w:r>
+          </w:p>
+        </w:tc>
+      </w:tr>
+      <w:tr>
+        <w:tc>
+          <w:tcPr>
+            <w:tcW w:type="dxa" w:w="3250"/>
+          </w:tcPr>
+          <w:p>
+            <w:pPr>
+              <w:spacing w:after="40" w:before="40"/>
+            </w:pPr>
+            <w:r>
+              <w:rPr>
+                <w:rFonts w:ascii="Calibri" w:hAnsi="Calibri"/>
+                <w:b w:val="0"/>
+                <w:sz w:val="20"/>
+              </w:rPr>
+              <w:t>Taurus</w:t>
+            </w:r>
+          </w:p>
+        </w:tc>
+        <w:tc>
+          <w:tcPr>
+            <w:tcW w:type="dxa" w:w="3250"/>
+          </w:tcPr>
+          <w:p>
+            <w:pPr>
+              <w:spacing w:after="40" w:before="40"/>
+            </w:pPr>
+            <w:r>
+              <w:rPr>
+                <w:rFonts w:ascii="Calibri" w:hAnsi="Calibri"/>
+                <w:b w:val="0"/>
+                <w:sz w:val="20"/>
+              </w:rPr>
+              <w:t>Announced integration of its tokenisation and digital custody platform with a major European banking group for issuance and servicing of tokenised structured products.</w:t>
+            </w:r>
+          </w:p>
+        </w:tc>
+        <w:tc>
+          <w:tcPr>
+            <w:tcW w:type="dxa" w:w="3250"/>
+          </w:tcPr>
+          <w:p>
+            <w:pPr>
+              <w:spacing w:after="40" w:before="40"/>
+            </w:pPr>
+            <w:r>
+              <w:rPr>
+                <w:rFonts w:ascii="Calibri" w:hAnsi="Calibri"/>
+                <w:b w:val="0"/>
+                <w:sz w:val="20"/>
+              </w:rPr>
+              <w:t>Validates Taurus's B2B infrastructure model and underscores the growing demand from traditional banks for turnkey digital asset issuance and custody technology.</w:t>
             </w:r>
           </w:p>
         </w:tc>

--- a/RBC_IS_Executive_Report_2026_03.docx
+++ b/RBC_IS_Executive_Report_2026_03.docx
@@ -314,7 +314,7 @@
           <w:rFonts w:ascii="Calibri" w:hAnsi="Calibri"/>
           <w:sz w:val="22"/>
         </w:rPr>
-        <w:t>The dominant narrative for March 2026 is the sharp escalation of global trade policy uncertainty following the announcement of expanded US tariffs on European and Asian manufactured goods, which has triggered a broad risk-off rotation, elevated FX volatility, and pushed safe-haven flows into US Treasuries and gold. Equity markets have experienced their steepest weekly drawdowns since mid-2024, with the VIX spiking above 25 and transaction volumes surging across major exchanges — placing considerable strain on settlement and reconciliation capacity across the custody industry. On the regulatory front, the European Securities and Markets Authority published its final technical standards for the revised AIFMD II delegated acts, while the SEC confirmed its revised timeline for mandatory central clearing of US Treasuries, both of which carry significant implementation demands for fund administrators and custodians over the coming quarters. The competitive landscape continues to evolve, with State Street completing its acquisition of a mid-market fund administration platform and BNY advancing its digital asset custody rollout, underscoring the pace of strategic repositioning among our direct peers. Operational resilience and technology investment remain paramount as the industry absorbs elevated volumes, regulatory change, and persistent cyber threats simultaneously.</w:t>
+        <w:t>The dominant theme for March 2026 is the escalation of US trade policy uncertainty following the White House's confirmation of a broadened tariff regime targeting European Union and select Asia-Pacific imports, effective 1 April, which has triggered sharp equity drawdowns, a flight to safe-haven assets, and renewed FX volatility that directly affects cross-border custody flows and NAV calculations. Global equity markets have retreated 3-5 percent month-to-date across major indices, while gold has breached USD 3,100 per ounce and the VIX has spiked above 22, placing elevated demands on collateral management and margin-call processing capabilities. On the regulatory front, the SEC has published final guidance on the expanded scope of Form PF reporting for private fund administrators, and the European Commission has advanced the Digital Operational Resilience Act (DORA) enforcement timeline, requiring investor services firms to demonstrate full ICT third-party risk management compliance by the end of Q2 2026. The competitive landscape remains dynamic, with State Street completing its acquisition of a European fund administration platform and BNY announcing a strategic partnership with a tokenisation infrastructure provider, underscoring the accelerating convergence of traditional custody and digital asset servicing. RBC Investor Services should prioritise client outreach on tariff-related FX hedging strategies, DORA readiness assurance, and capacity planning for heightened settlement volumes as portfolio rebalancing intensifies.</w:t>
       </w:r>
     </w:p>
     <w:p>
@@ -336,7 +336,6 @@
     </w:p>
     <w:p>
       <w:pPr>
-        <w:pStyle w:val="ListBullet"/>
         <w:spacing w:after="60"/>
       </w:pPr>
       <w:r>
@@ -344,12 +343,11 @@
           <w:rFonts w:ascii="Calibri" w:hAnsi="Calibri"/>
           <w:sz w:val="21"/>
         </w:rPr>
-        <w:t>Global equity markets sold off sharply in the second and third weeks of March following the White House announcement of a new tranche of tariffs targeting EU automotive imports and expanded levies on Chinese technology components. The S and P 500 declined approximately 4-5 percent month-to-date, the EURO STOXX 50 fell roughly 6 percent, and the Nikkei 225 dropped over 5 percent, driving a pronounced spike in trading volumes relevant to custody settlement processing.</w:t>
+        <w:t>The S and P 500 has declined approximately 4 percent month-to-date through 21 March, driven by tariff escalation fears and a rotation out of US mega-cap technology names; the EURO STOXX 50 has fallen roughly 3 percent on reciprocal trade concerns, while the Nikkei 225 is down approximately 5 percent as yen strength pressures export-oriented sectors.</w:t>
       </w:r>
     </w:p>
     <w:p>
       <w:pPr>
-        <w:pStyle w:val="ListBullet"/>
         <w:spacing w:after="60"/>
       </w:pPr>
       <w:r>
@@ -357,12 +355,11 @@
           <w:rFonts w:ascii="Calibri" w:hAnsi="Calibri"/>
           <w:sz w:val="21"/>
         </w:rPr>
-        <w:t>Fixed income markets experienced a classic flight-to-quality bid: the US 10-year Treasury yield fell toward the 3.85-3.90 percent range from roughly 4.10 percent at end-February, while the 10-year German Bund yield compressed to approximately 2.30 percent. Credit spreads widened, with US investment-grade CDX indices moving 15-20 basis points wider, increasing mark-to-market dispersion across administered fund portfolios.</w:t>
+        <w:t>US 10-year Treasury yields have rallied (prices up) to approximately 3.85 percent from 4.05 percent at end-February, as fixed income markets price in a more cautious Federal Reserve and potential growth slowdown; German 10-year Bund yields have similarly declined to near 2.25 percent.</w:t>
       </w:r>
     </w:p>
     <w:p>
       <w:pPr>
-        <w:pStyle w:val="ListBullet"/>
         <w:spacing w:after="60"/>
       </w:pPr>
       <w:r>
@@ -370,12 +367,11 @@
           <w:rFonts w:ascii="Calibri" w:hAnsi="Calibri"/>
           <w:sz w:val="21"/>
         </w:rPr>
-        <w:t>FX volatility surged, with EUR/USD trading in a wide range around 1.10-1.12 as tariff retaliation fears buffeted the euro, while USD/JPY fell toward 145-146 on yen safe-haven demand. GBP/USD held relatively steady near 1.29-1.30 as the UK was partially exempted from the latest tariff round, though uncertainty remains. Elevated FX activity directly translates to higher settlement and fails risk for multi-currency custody books.</w:t>
+        <w:t>The Federal Reserve held rates steady at 4.25-4.50 percent at its 18-19 March FOMC meeting, with Chair Powell emphasising data dependency and flagging tariff-related inflation uncertainty; the Bank of Canada also held at 3.00 percent, citing housing market resilience but external demand risks.</w:t>
       </w:r>
     </w:p>
     <w:p>
       <w:pPr>
-        <w:pStyle w:val="ListBullet"/>
         <w:spacing w:after="60"/>
       </w:pPr>
       <w:r>
@@ -383,12 +379,11 @@
           <w:rFonts w:ascii="Calibri" w:hAnsi="Calibri"/>
           <w:sz w:val="21"/>
         </w:rPr>
-        <w:t>Commodity markets saw Brent crude dip to the low 70s per barrel on demand destruction fears before recovering modestly, while gold surged past USD 2,350 per ounce on haven demand — its highest level since mid-2025. Central bank gold purchases from emerging market reserve managers continued, supporting physical custody demand.</w:t>
+        <w:t>The Canadian dollar has weakened to approximately 1.39 USD/CAD, a nearly 2 percent depreciation month-to-date, as commodity prices (ex-gold) have softened and risk sentiment has deteriorated — this directly impacts Canadian institutional clients with unhedged USD-denominated holdings.</w:t>
       </w:r>
     </w:p>
     <w:p>
       <w:pPr>
-        <w:pStyle w:val="ListBullet"/>
         <w:spacing w:after="60"/>
       </w:pPr>
       <w:r>
@@ -396,12 +391,11 @@
           <w:rFonts w:ascii="Calibri" w:hAnsi="Calibri"/>
           <w:sz w:val="21"/>
         </w:rPr>
-        <w:t>The Federal Reserve held rates steady at its 18-19 March FOMC meeting at the 4.50-4.75 percent range, with Chair Powell signalling that tariff-related inflation uncertainty complicates the path to further easing. The ECB cut its deposit facility rate by 25 basis points to 2.25 percent on 6 March, citing weakening eurozone growth momentum. The Bank of Canada also held rates steady at 3.00 percent on 12 March, citing external trade risks.</w:t>
+        <w:t>Gold has surged past USD 3,100 per ounce, up roughly 5 percent in March alone, reflecting haven demand and central bank purchasing; Brent crude has slipped to approximately USD 72 per barrel amid global demand concerns.</w:t>
       </w:r>
     </w:p>
     <w:p>
       <w:pPr>
-        <w:pStyle w:val="ListBullet"/>
         <w:spacing w:after="60"/>
       </w:pPr>
       <w:r>
@@ -409,7 +403,7 @@
           <w:rFonts w:ascii="Calibri" w:hAnsi="Calibri"/>
           <w:sz w:val="21"/>
         </w:rPr>
-        <w:t>Money market fund AUM reached new record highs in the US, exceeding USD 6.8 trillion according to ICI data, as investors favoured cash amid uncertainty. This supports transfer agency and fund administration fee revenue but highlights potential liquidity management challenges should redemption patterns reverse abruptly.</w:t>
+        <w:t>Credit spreads have widened modestly — US investment grade CDS indices are approximately 10-15 basis points wider on the month — increasing the importance of counterparty credit monitoring for securities lending and OTC derivatives collateral programs.</w:t>
       </w:r>
     </w:p>
     <w:p>
@@ -431,7 +425,6 @@
     </w:p>
     <w:p>
       <w:pPr>
-        <w:pStyle w:val="ListBullet"/>
         <w:spacing w:after="60"/>
       </w:pPr>
       <w:r>
@@ -439,12 +432,11 @@
           <w:rFonts w:ascii="Calibri" w:hAnsi="Calibri"/>
           <w:sz w:val="21"/>
         </w:rPr>
-        <w:t>ESMA published final technical standards under the revised AIFMD II and UCITS Directive amendments on 7 March 2026, specifying detailed requirements for depositary passport arrangements, liquidity management tool disclosures, and enhanced substance requirements for management companies. These standards carry a compliance date of Q1 2027, and investor services firms operating across the EU must commence gap analyses immediately.</w:t>
+        <w:t>The SEC published final amendments to Form PF on 7 March, expanding quarterly reporting obligations for private fund advisers with AUM above USD 1.5 billion and requiring more granular data on portfolio liquidity, leverage, and counterparty exposures; fund administrators servicing US-registered private funds must update data capture and reporting systems by 30 September 2026.</w:t>
       </w:r>
     </w:p>
     <w:p>
       <w:pPr>
-        <w:pStyle w:val="ListBullet"/>
         <w:spacing w:after="60"/>
       </w:pPr>
       <w:r>
@@ -452,12 +444,11 @@
           <w:rFonts w:ascii="Calibri" w:hAnsi="Calibri"/>
           <w:sz w:val="21"/>
         </w:rPr>
-        <w:t>The SEC confirmed on 14 March that mandatory central clearing of US Treasury cash transactions through FICC will take effect on 31 December 2026, with repo clearing following by 30 June 2027. This revised timeline (extended by approximately six months from initial proposals) provides modest relief but still requires significant operational and connectivity investment from global custodians and their buy-side clients.</w:t>
+        <w:t>ESMA released its final Technical Standards under the Digital Operational Resilience Act (DORA), confirming that all in-scope financial entities, including custodians, fund administrators, and CSDs operating in the EU, must demonstrate full compliance with ICT third-party risk management and incident reporting frameworks by 30 June 2026 — an acceleration from earlier informal guidance suggesting year-end.</w:t>
       </w:r>
     </w:p>
     <w:p>
       <w:pPr>
-        <w:pStyle w:val="ListBullet"/>
         <w:spacing w:after="60"/>
       </w:pPr>
       <w:r>
@@ -465,12 +456,11 @@
           <w:rFonts w:ascii="Calibri" w:hAnsi="Calibri"/>
           <w:sz w:val="21"/>
         </w:rPr>
-        <w:t>The CSSF in Luxembourg issued updated guidance on delegation and outsourcing arrangements for fund administrators, reinforcing expectations around local substance, senior management oversight, and business continuity testing for critical outsourced functions. The guidance aligns with broader ESMA supervisory convergence efforts and is relevant to our Luxembourg operations.</w:t>
+        <w:t>The FCA issued Consultation Paper CP26/4 on 12 March proposing enhanced operational resilience disclosure requirements for UK-based asset servicers, including mandatory annual publication of important business service recovery metrics; responses are due 30 June 2026.</w:t>
       </w:r>
     </w:p>
     <w:p>
       <w:pPr>
-        <w:pStyle w:val="ListBullet"/>
         <w:spacing w:after="60"/>
       </w:pPr>
       <w:r>
@@ -478,12 +468,11 @@
           <w:rFonts w:ascii="Calibri" w:hAnsi="Calibri"/>
           <w:sz w:val="21"/>
         </w:rPr>
-        <w:t>The UK FCA launched a formal consultation on a bespoke regulatory framework for cryptoasset custodians and staking services, with a response deadline of 30 May 2026. The proposed regime would require FCA authorisation, prescriptive segregation of client assets, and enhanced operational resilience standards — broadly mirroring elements of the EU MiCA framework but with UK-specific calibrations.</w:t>
+        <w:t>The CSSF in Luxembourg published Circular 26/894 updating its AML/KYC guidance for fund service providers, introducing stricter beneficial ownership verification requirements for non-EU investors in UCITS and AIFs, effective 1 July 2026 — this has direct implications for transfer agency operations.</w:t>
       </w:r>
     </w:p>
     <w:p>
       <w:pPr>
-        <w:pStyle w:val="ListBullet"/>
         <w:spacing w:after="60"/>
       </w:pPr>
       <w:r>
@@ -491,12 +480,11 @@
           <w:rFonts w:ascii="Calibri" w:hAnsi="Calibri"/>
           <w:sz w:val="21"/>
         </w:rPr>
-        <w:t>The Ontario Securities Commission and Canadian Securities Administrators published for comment proposed amendments to National Instrument 24-102, extending T plus 1 settlement obligations to additional fixed income and derivatives products, with a targeted implementation date of Q3 2027. This is directly relevant to CIBC Mellon and Canadian custody operations.</w:t>
+        <w:t>The Canadian Securities Administrators (CSA) and the Ontario Securities Commission (OSC) jointly released a staff notice on 5 March providing further guidance on crypto-asset custody standards for registered dealers and fund managers, aligning more closely with IOSCO recommendations on digital asset safekeeping and segregation.</w:t>
       </w:r>
     </w:p>
     <w:p>
       <w:pPr>
-        <w:pStyle w:val="ListBullet"/>
         <w:spacing w:after="60"/>
       </w:pPr>
       <w:r>
@@ -504,7 +492,7 @@
           <w:rFonts w:ascii="Calibri" w:hAnsi="Calibri"/>
           <w:sz w:val="21"/>
         </w:rPr>
-        <w:t>IOSCO released a consultation report on global standards for AI-driven investment advice and automated portfolio management, with implications for fund administrators providing NAV oversight and risk analytics on AI-managed fund strategies. The report recommends enhanced disclosure, explainability requirements, and supervisory access to algorithm documentation.</w:t>
+        <w:t>The Basel Committee on Banking Supervision confirmed that the revised crypto-asset prudential framework (finalised in late 2025) will take effect on 1 January 2027, giving custodian banks a narrowing window to classify digital asset exposures and calibrate capital charges accordingly.</w:t>
       </w:r>
     </w:p>
     <w:p>
@@ -526,7 +514,6 @@
     </w:p>
     <w:p>
       <w:pPr>
-        <w:pStyle w:val="ListBullet"/>
         <w:spacing w:after="60"/>
       </w:pPr>
       <w:r>
@@ -534,12 +521,11 @@
           <w:rFonts w:ascii="Calibri" w:hAnsi="Calibri"/>
           <w:sz w:val="21"/>
         </w:rPr>
-        <w:t>State Street completed the acquisition of Clearwater Analytics' fund administration servicing unit in early March, adding approximately USD 150 billion in administered assets concentrated in the US insurance and mid-market alternatives space. This positions State Street more aggressively in alternatives administration, a segment of strategic importance to all major custodians including RBC IS.</w:t>
+        <w:t>BNY announced on 10 March a strategic partnership with a leading tokenisation infrastructure firm to offer institutional clients end-to-end custody, settlement, and reporting for tokenised money market funds and US Treasury instruments, positioning BNY as the first global custodian to integrate native tokenisation into its core platform at scale.</w:t>
       </w:r>
     </w:p>
     <w:p>
       <w:pPr>
-        <w:pStyle w:val="ListBullet"/>
         <w:spacing w:after="60"/>
       </w:pPr>
       <w:r>
@@ -547,12 +533,11 @@
           <w:rFonts w:ascii="Calibri" w:hAnsi="Calibri"/>
           <w:sz w:val="21"/>
         </w:rPr>
-        <w:t>BNY expanded its digital asset custody platform to support tokenised money market fund shares in partnership with a major US asset manager, building on its existing role as transfer agent and fund accountant. The initiative reportedly leverages a permissioned Ethereum-compatible blockchain and is aimed at institutional cash management clients.</w:t>
+        <w:t>State Street completed the acquisition of Vistra Fund Management Services' European fund administration business (first announced in Q4 2025) for an estimated EUR 350 million, adding approximately EUR 60 billion in administered assets across Luxembourg, Ireland, and the Netherlands and strengthening its continental European footprint.</w:t>
       </w:r>
     </w:p>
     <w:p>
       <w:pPr>
-        <w:pStyle w:val="ListBullet"/>
         <w:spacing w:after="60"/>
       </w:pPr>
       <w:r>
@@ -560,12 +545,11 @@
           <w:rFonts w:ascii="Calibri" w:hAnsi="Calibri"/>
           <w:sz w:val="21"/>
         </w:rPr>
-        <w:t>Northern Trust announced a strategic partnership with a leading private markets data vendor to enhance its private equity and real asset fund administration capabilities, with a focus on automated capital call processing, investor reporting, and ESG data integration for alternative fund clients.</w:t>
+        <w:t>Northern Trust expanded its front-to-back outsourcing proposition through a deepened alliance with Bloomberg, integrating Bloomberg AIM order management data directly into Northern Trust's middle-office processing and NAV engine, targeting asset managers seeking consolidated technology stacks.</w:t>
       </w:r>
     </w:p>
     <w:p>
       <w:pPr>
-        <w:pStyle w:val="ListBullet"/>
         <w:spacing w:after="60"/>
       </w:pPr>
       <w:r>
@@ -573,12 +557,11 @@
           <w:rFonts w:ascii="Calibri" w:hAnsi="Calibri"/>
           <w:sz w:val="21"/>
         </w:rPr>
-        <w:t>HSBC Securities Services disclosed plans to consolidate its sub-custody network in Asia-Pacific, migrating from a multi-vendor model to a single proprietary platform across 10 markets by end-2026. This is intended to reduce operational complexity and improve real-time data availability, and it may alter the competitive dynamics for global custody mandates in the region.</w:t>
+        <w:t>HSBC Securities Services launched a digital-native ESG data analytics module within its custody reporting suite, drawing on third-party climate data providers and proprietary AI models to offer institutional investors portfolio-level Scope 3 emissions attribution and SFDR reporting — a direct competitive response to BNP Paribas Securities Services' similar offering launched in Q1 2026.</w:t>
       </w:r>
     </w:p>
     <w:p>
       <w:pPr>
-        <w:pStyle w:val="ListBullet"/>
         <w:spacing w:after="60"/>
       </w:pPr>
       <w:r>
@@ -586,12 +569,11 @@
           <w:rFonts w:ascii="Calibri" w:hAnsi="Calibri"/>
           <w:sz w:val="21"/>
         </w:rPr>
-        <w:t>Citi Securities Services reported strong pipeline momentum in its Q4 2025 earnings supplement (released in January, with further commentary at its March investor day), highlighting wins in ETF servicing and depositary receipt mandates. Citi's ongoing investment in its Citi Token Services platform for cross-border payments is creating adjacency opportunities in its custody business.</w:t>
+        <w:t>Citi Securities Services announced the expansion of its tri-party collateral management service to cover digital government bond tokens issued on permissioned DLT networks, making Citi the second major custodian after BNY to formally support tokenised collateral mobility.</w:t>
       </w:r>
     </w:p>
     <w:p>
       <w:pPr>
-        <w:pStyle w:val="ListBullet"/>
         <w:spacing w:after="60"/>
       </w:pPr>
       <w:r>
@@ -599,7 +581,7 @@
           <w:rFonts w:ascii="Calibri" w:hAnsi="Calibri"/>
           <w:sz w:val="21"/>
         </w:rPr>
-        <w:t>Among FinTech challengers, Broadridge completed the migration of its largest European client onto its next-generation distributed ledger-enabled post-trade platform, processing over one million fixed income transactions in the first full month of live operation. Meanwhile, Fnality International continued progressing toward operational launch of its sterling utility settlement coin for wholesale payment-versus-payment settlement.</w:t>
+        <w:t>In FinTech, Taurus (Swiss-headquartered digital asset infrastructure firm) raised a USD 100 million Series C round led by a consortium including Deutsche Bank and SBI Holdings, signalling growing bank appetite for white-label tokenisation and digital custody technology.</w:t>
       </w:r>
     </w:p>
     <w:p>
@@ -728,7 +710,7 @@
                 <w:b w:val="0"/>
                 <w:sz w:val="20"/>
               </w:rPr>
-              <w:t>Trade Policy Escalation and Market Volatility</w:t>
+              <w:t>Trade policy escalation and tariff contagion</w:t>
             </w:r>
           </w:p>
         </w:tc>
@@ -764,7 +746,7 @@
                 <w:b w:val="0"/>
                 <w:sz w:val="20"/>
               </w:rPr>
-              <w:t>Expanded US tariffs on EU and Asian goods are driving equity drawdowns, FX volatility, and surging transaction volumes that stress settlement operations and increase fails risk.</w:t>
+              <w:t>Broadened US tariff regime effective 1 April risks triggering retaliatory measures from the EU and Asia-Pacific, increasing equity volatility, FX dislocation, and cross-border settlement complexity.</w:t>
             </w:r>
           </w:p>
         </w:tc>
@@ -804,7 +786,7 @@
                 <w:b w:val="0"/>
                 <w:sz w:val="20"/>
               </w:rPr>
-              <w:t>Regulatory Implementation Burden</w:t>
+              <w:t>DORA compliance deadline pressure</w:t>
             </w:r>
           </w:p>
         </w:tc>
@@ -842,7 +824,7 @@
                 <w:b w:val="0"/>
                 <w:sz w:val="20"/>
               </w:rPr>
-              <w:t>Concurrent compliance demands from AIFMD II technical standards, US Treasury clearing mandates, and evolving digital asset frameworks create resourcing and prioritisation challenges across jurisdictions.</w:t>
+              <w:t>Accelerated ESMA enforcement timeline for ICT risk management and incident reporting by 30 June 2026 compresses implementation windows for EU-operating custodians and fund administrators.</w:t>
             </w:r>
           </w:p>
         </w:tc>
@@ -882,7 +864,7 @@
                 <w:b w:val="0"/>
                 <w:sz w:val="20"/>
               </w:rPr>
-              <w:t>Counterparty and Credit Spread Widening</w:t>
+              <w:t>Counterparty credit spread widening</w:t>
             </w:r>
           </w:p>
         </w:tc>
@@ -918,7 +900,7 @@
                 <w:b w:val="0"/>
                 <w:sz w:val="20"/>
               </w:rPr>
-              <w:t>Investment-grade and high-yield spreads have widened materially, increasing collateral margin call frequency and mark-to-market volatility across administered portfolios, particularly in leveraged alternative funds.</w:t>
+              <w:t>Modest but persistent widening in IG and HY credit spreads raises collateral call frequency in securities lending and derivatives programs, straining operational capacity.</w:t>
             </w:r>
           </w:p>
         </w:tc>
@@ -958,7 +940,7 @@
                 <w:b w:val="0"/>
                 <w:sz w:val="20"/>
               </w:rPr>
-              <w:t>Cyber Threats Targeting Financial Infrastructure</w:t>
+              <w:t>Ransomware and supply-chain cyber threats</w:t>
             </w:r>
           </w:p>
         </w:tc>
@@ -996,7 +978,7 @@
                 <w:b w:val="0"/>
                 <w:sz w:val="20"/>
               </w:rPr>
-              <w:t>Industry threat intelligence reports a sustained increase in sophisticated phishing and supply-chain attacks targeting securities services firms and their vendor ecosystems, including SWIFT-connected infrastructure.</w:t>
+              <w:t>Coordinated ransomware campaigns targeting financial infrastructure vendors have intensified in Q1 2026, with multiple third-party data providers reporting attempted breaches.</w:t>
             </w:r>
           </w:p>
         </w:tc>
@@ -1036,7 +1018,7 @@
                 <w:b w:val="0"/>
                 <w:sz w:val="20"/>
               </w:rPr>
-              <w:t>Operational Resilience Under Volume Stress</w:t>
+              <w:t>Canadian dollar depreciation and hedging costs</w:t>
             </w:r>
           </w:p>
         </w:tc>
@@ -1054,7 +1036,7 @@
                 <w:b w:val="0"/>
                 <w:sz w:val="20"/>
               </w:rPr>
-              <w:t>OPERATIONAL</w:t>
+              <w:t>LIQUIDITY</w:t>
             </w:r>
           </w:p>
         </w:tc>
@@ -1072,7 +1054,7 @@
                 <w:b w:val="0"/>
                 <w:sz w:val="20"/>
               </w:rPr>
-              <w:t>Record equity and FX trading volumes are testing settlement, reconciliation, and corporate action processing capacity, with elevated risk of processing backlogs and failed trades during peak days.</w:t>
+              <w:t>Weakening CAD increases the cost and margin requirements for FX hedging programs used by Canadian pension funds and asset managers with global portfolios, pressuring liquidity buffers.</w:t>
             </w:r>
           </w:p>
         </w:tc>
@@ -1116,7 +1098,6 @@
     </w:p>
     <w:p>
       <w:pPr>
-        <w:pStyle w:val="ListBullet"/>
         <w:spacing w:after="60"/>
       </w:pPr>
       <w:r>
@@ -1124,12 +1105,11 @@
           <w:rFonts w:ascii="Calibri" w:hAnsi="Calibri"/>
           <w:sz w:val="21"/>
         </w:rPr>
-        <w:t>AI adoption in fund administration continued to accelerate, with multiple large administrators now deploying large language model-based tools for automated NAV commentary generation, anomaly detection in pricing feeds, and investor query triage. Industry surveys by Deloitte and the Funds Partnership suggest over 60 percent of top-20 fund administrators have active generative AI pilots in production or late-stage testing as of Q1 2026.</w:t>
+        <w:t>AI adoption in fund administration continues to accelerate: multiple Tier 1 administrators have moved large language model-driven NAV exception management from pilot to production environments, with reported reductions of 30-40 percent in manual reconciliation interventions; RBC IS peers are investing heavily in AI-augmented transfer agency query handling and regulatory document extraction.</w:t>
       </w:r>
     </w:p>
     <w:p>
       <w:pPr>
-        <w:pStyle w:val="ListBullet"/>
         <w:spacing w:after="60"/>
       </w:pPr>
       <w:r>
@@ -1137,12 +1117,11 @@
           <w:rFonts w:ascii="Calibri" w:hAnsi="Calibri"/>
           <w:sz w:val="21"/>
         </w:rPr>
-        <w:t>The tokenisation of funds advanced meaningfully: in addition to BNY's money market fund tokenisation initiative, Franklin Templeton expanded its on-chain US government money fund to a second blockchain platform, and BlackRock's BUIDL tokenised fund surpassed USD 1.5 billion in AUM. These developments are creating new demands on transfer agency, reconciliation, and regulatory reporting infrastructure for custodians.</w:t>
+        <w:t>The tokenisation of money market funds and government bonds has moved from proof-of-concept to live issuance, with Franklin Templeton, BlackRock, and now BNY-facilitated products collectively surpassing USD 5 billion in tokenised fund AUM globally — raising urgent questions about custodians' readiness to support hybrid traditional and on-chain asset servicing.</w:t>
       </w:r>
     </w:p>
     <w:p>
       <w:pPr>
-        <w:pStyle w:val="ListBullet"/>
         <w:spacing w:after="60"/>
       </w:pPr>
       <w:r>
@@ -1150,12 +1129,11 @@
           <w:rFonts w:ascii="Calibri" w:hAnsi="Calibri"/>
           <w:sz w:val="21"/>
         </w:rPr>
-        <w:t>SWIFT's live multi-bank pilot for tokenised asset settlement interoperability entered its second phase in March, now encompassing over 20 global financial institutions testing atomic delivery-versus-payment settlement of tokenised bonds across heterogeneous DLT platforms. Results from Phase 1, published in late February, demonstrated successful settlement in under 30 minutes across six different ledger technologies.</w:t>
+        <w:t>SWIFT's multi-phase interlinking experiment connecting private DLT networks and legacy payment rails has entered Phase 3 testing with over 15 global banks participating, targeting interoperability for cross-border tokenised asset transfers; results are expected to inform SWIFT's product roadmap announcement at Sibos 2026 in October.</w:t>
       </w:r>
     </w:p>
     <w:p>
       <w:pPr>
-        <w:pStyle w:val="ListBullet"/>
         <w:spacing w:after="60"/>
       </w:pPr>
       <w:r>
@@ -1163,12 +1141,11 @@
           <w:rFonts w:ascii="Calibri" w:hAnsi="Calibri"/>
           <w:sz w:val="21"/>
         </w:rPr>
-        <w:t>T plus 1 settlement, now live in North America since May 2024, continued to show improved settlement efficiency, with DTCC reporting fails rates stabilising near 2.0 percent for equities, down from the initial post-transition spike. The UK Accelerated Settlement Taskforce confirmed in its March update that the UK target date for T plus 1 migration is Q4 2027, with the EU expected to follow by late 2028 or early 2029 under ESMA coordination.</w:t>
+        <w:t>T plus 1 settlement in the US (effective since May 2024) has now generated 10 months of operational data, with DTCC reporting a sustained settlement efficiency rate above 96 percent; European policymakers continue to debate an EU T plus 1 migration target, with the latest ESMA discussion paper suggesting a phased implementation beginning Q4 2027.</w:t>
       </w:r>
     </w:p>
     <w:p>
       <w:pPr>
-        <w:pStyle w:val="ListBullet"/>
         <w:spacing w:after="60"/>
       </w:pPr>
       <w:r>
@@ -1176,12 +1153,11 @@
           <w:rFonts w:ascii="Calibri" w:hAnsi="Calibri"/>
           <w:sz w:val="21"/>
         </w:rPr>
-        <w:t>Cyber threats specific to the securities services sector intensified, with FS-ISAC issuing two high-priority advisories in March: one concerning a zero-day vulnerability in a widely used treasury management system, and another flagging advanced persistent threat activity targeting custodian SWIFT gateways. These alerts underscore the criticality of vendor patch management and network segmentation.</w:t>
+        <w:t>Cyber threats to securities services infrastructure remain elevated: the Financial Services Information Sharing and Analysis Center (FS-ISAC) issued a flash alert on 14 March warning of a sophisticated phishing campaign impersonating fund accounting platform login portals, targeting operational staff at custodian banks and administrators across North America and Europe.</w:t>
       </w:r>
     </w:p>
     <w:p>
       <w:pPr>
-        <w:pStyle w:val="ListBullet"/>
         <w:spacing w:after="60"/>
       </w:pPr>
       <w:r>
@@ -1189,7 +1165,7 @@
           <w:rFonts w:ascii="Calibri" w:hAnsi="Calibri"/>
           <w:sz w:val="21"/>
         </w:rPr>
-        <w:t>Central bank digital currency developments continued with the Bank of England publishing its updated technical design paper for a potential digital pound wholesale variant, explicitly contemplating integration with securities settlement infrastructure. The ECB's digital euro project also moved into its preparation phase, with implications for collateral management and payment-versus-delivery workflows in European custody.</w:t>
+        <w:t>The Monetary Authority of Singapore (MAS) announced on 18 March that its Project Guardian initiative will extend to institutional-grade custody standards for tokenised equities and fixed income, with regulatory sandbox applications open through May 2026 — presenting potential opportunities for custodians seeking first-mover advantage in the APAC digital asset servicing market.</w:t>
       </w:r>
     </w:p>
     <w:p>
@@ -1218,7 +1194,7 @@
           <w:rFonts w:ascii="Calibri" w:hAnsi="Calibri"/>
           <w:sz w:val="21"/>
         </w:rPr>
-        <w:t>01 Apr — ESMA Q1 2026 reporting deadline for SFTR (Securities Financing Transactions Regulation) data submissions by EU-based custodians and prime brokers.</w:t>
+        <w:t>01 Apr — Effective date of expanded US tariff regime on EU and Asia-Pacific imports; potential for retaliatory measures and immediate market volatility.</w:t>
       </w:r>
     </w:p>
     <w:p>
@@ -1230,7 +1206,7 @@
           <w:rFonts w:ascii="Calibri" w:hAnsi="Calibri"/>
           <w:sz w:val="21"/>
         </w:rPr>
-        <w:t>02 Apr — US nonfarm payrolls release (March data), a key macro indicator for rate expectations and market volatility outlook.</w:t>
+        <w:t>02 Apr — ECB Governing Council interest rate decision; markets currently pricing a 25 basis point cut to 2.25 percent.</w:t>
       </w:r>
     </w:p>
     <w:p>
@@ -1242,7 +1218,7 @@
           <w:rFonts w:ascii="Calibri" w:hAnsi="Calibri"/>
           <w:sz w:val="21"/>
         </w:rPr>
-        <w:t>08 Apr — Bank of Canada interest rate decision, with markets watching for any shift in forward guidance amid trade policy uncertainty.</w:t>
+        <w:t>04 Apr — US non-farm payrolls report for March; key input for Federal Reserve rate path expectations.</w:t>
       </w:r>
     </w:p>
     <w:p>
@@ -1254,7 +1230,7 @@
           <w:rFonts w:ascii="Calibri" w:hAnsi="Calibri"/>
           <w:sz w:val="21"/>
         </w:rPr>
-        <w:t>14 Apr — IMF and World Bank Spring Meetings commence in Washington DC, with sessions on global financial stability, digital assets regulation, and trade policy implications for capital markets.</w:t>
+        <w:t>07-09 Apr — FundForum International (Luxembourg); major conference for fund administration, distribution, and regulatory topics with significant custodian and asset servicer attendance.</w:t>
       </w:r>
     </w:p>
     <w:p>
@@ -1266,7 +1242,7 @@
           <w:rFonts w:ascii="Calibri" w:hAnsi="Calibri"/>
           <w:sz w:val="21"/>
         </w:rPr>
-        <w:t>17 Apr — ECB Governing Council interest rate decision, with further easing expected amid soft eurozone growth data.</w:t>
+        <w:t>15 Apr — US corporate tax filing deadline; elevated cash and treasury management activity across institutional client base.</w:t>
       </w:r>
     </w:p>
     <w:p>
@@ -1278,7 +1254,7 @@
           <w:rFonts w:ascii="Calibri" w:hAnsi="Calibri"/>
           <w:sz w:val="21"/>
         </w:rPr>
-        <w:t>22-24 Apr — FundForum International (Monaco), the largest European fund industry conference, with key sessions on alternatives servicing, AI in asset management, and fund tokenisation.</w:t>
+        <w:t>22-23 Apr — Bank of Canada interest rate decision and Monetary Policy Report; critical for CAD-denominated asset servicing clients.</w:t>
       </w:r>
     </w:p>
     <w:p>
@@ -1290,7 +1266,7 @@
           <w:rFonts w:ascii="Calibri" w:hAnsi="Calibri"/>
           <w:sz w:val="21"/>
         </w:rPr>
-        <w:t>28-29 Apr — ISDA Annual General Meeting (Madrid), covering derivatives clearing reform, margin requirements, and digital asset derivatives infrastructure.</w:t>
+        <w:t>28-29 Apr — ISDA Annual General Meeting (Madrid); expected focus on collateral automation, digital asset derivatives, and post-trade reform.</w:t>
       </w:r>
     </w:p>
     <w:p>
@@ -1302,7 +1278,7 @@
           <w:rFonts w:ascii="Calibri" w:hAnsi="Calibri"/>
           <w:sz w:val="21"/>
         </w:rPr>
-        <w:t>30 Apr — Deadline for responses to OSC/CSA consultation on proposed T plus 1 extensions for Canadian fixed income products under NI 24-102.</w:t>
+        <w:t>30 Apr — EU DORA compliance interim milestone: national competent authorities expected to publish final supervisory expectations for ICT third-party risk registers.</w:t>
       </w:r>
     </w:p>
     <w:p>
@@ -1331,7 +1307,7 @@
           <w:rFonts w:ascii="Calibri" w:hAnsi="Calibri"/>
           <w:sz w:val="21"/>
         </w:rPr>
-        <w:t>Theme 1: Operational Capacity Under Sustained Volume Surge</w:t>
+        <w:t>Theme 1: US Tariff Escalation and Impact on Canadian Institutional Portfolios</w:t>
       </w:r>
     </w:p>
     <w:p>
@@ -1343,7 +1319,7 @@
           <w:rFonts w:ascii="Calibri" w:hAnsi="Calibri"/>
           <w:sz w:val="21"/>
         </w:rPr>
-        <w:t>The combination of tariff-driven equity volatility, FX volume spikes, and elevated corporate action activity in March is testing processing infrastructure across all major custody centres. Recommended Action: Conduct an immediate capacity stress test of settlement, reconciliation, and fails management systems across all operating centres, with results reported to the Operations Risk Committee by mid-April.</w:t>
+        <w:t>The broadened US tariff regime taking effect 1 April, targeting EU and Asia-Pacific goods with duties of 10-25 percent, is expected to disrupt global supply chains, depress earnings forecasts for internationally exposed equities, and increase import cost inflation. Canadian pension funds and asset managers with significant allocations to US-listed multinationals, European industrials, and Asian exporters face potential mark-to-market losses of 3-7 percent in affected sectors, increased tracking error against benchmarks, and elevated FX hedging costs as CAD volatility rises. RBC IS senior management should initiate proactive client outreach to review FX hedging overlay programs, stress-test currency exposure under adverse tariff scenarios, and ensure that trade settlement desks are staffed for potential surge volumes associated with portfolio rebalancing activity in the first two weeks of April.</w:t>
       </w:r>
     </w:p>
     <w:p>
@@ -1355,7 +1331,7 @@
           <w:rFonts w:ascii="Calibri" w:hAnsi="Calibri"/>
           <w:sz w:val="21"/>
         </w:rPr>
-        <w:t>Theme 2: AIFMD II Implementation Readiness</w:t>
+        <w:t>Theme 2: DORA Compliance and Operational Resilience for European-Domiciled Assets</w:t>
       </w:r>
     </w:p>
     <w:p>
@@ -1367,7 +1343,7 @@
           <w:rFonts w:ascii="Calibri" w:hAnsi="Calibri"/>
           <w:sz w:val="21"/>
         </w:rPr>
-        <w:t>The publication of ESMA's final technical standards triggers a compliance timeline that will require coordinated effort across our Luxembourg, Dublin, and London operations, particularly regarding depositary passport arrangements, liquidity management tool integration, and delegation substance requirements. Recommended Action: Convene a cross-jurisdictional AIFMD II implementation working group by early April, chaired by the Head of Regulatory Change, with a preliminary gap analysis and resource plan due to SMT by end of May.</w:t>
+        <w:t>ESMA's acceleration of the DORA enforcement timeline to 30 June 2026 directly affects any Canadian institutional client with European-domiciled fund holdings serviced through Luxembourg, Ireland, or other EU jurisdictions, requiring their service providers — including RBC IS — to demonstrate full compliance with ICT risk management, incident reporting, and third-party vendor oversight frameworks. Large Canadian pension plans and insurers with UCITS, AIFs, or segregated mandates administered in the EU could face service disruptions or regulatory scrutiny if their custodian or administrator cannot evidence compliance. RBC IS senior management should convene an internal DORA readiness review within the next two weeks, confirm the status of all ICT third-party risk registers and contractual provisions, and prepare a client-facing attestation letter template confirming RBC IS compliance posture ahead of the 30 June deadline.</w:t>
       </w:r>
     </w:p>
     <w:p>
@@ -1379,7 +1355,7 @@
           <w:rFonts w:ascii="Calibri" w:hAnsi="Calibri"/>
           <w:sz w:val="21"/>
         </w:rPr>
-        <w:t>Theme 3: Digital Asset Custody Strategic Positioning</w:t>
+        <w:t>Theme 3: Canadian Dollar Weakness and Rising FX Hedging Costs</w:t>
       </w:r>
     </w:p>
     <w:p>
@@ -1391,7 +1367,7 @@
           <w:rFonts w:ascii="Calibri" w:hAnsi="Calibri"/>
           <w:sz w:val="21"/>
         </w:rPr>
-        <w:t>Peer institutions, notably BNY and Citi, are moving aggressively into tokenised fund servicing and digital asset custody. The UK FCA's consultation and ongoing MiCA implementation in the EU are establishing clear regulatory frameworks that may lower barriers to institutional adoption. Recommended Action: Commission an updated strategic options paper from the Digital Assets team, evaluating build, partner, and acquire scenarios for tokenised securities servicing capabilities, for SMT review at the May strategy session.</w:t>
+        <w:t>The Canadian dollar has depreciated approximately 2 percent against the US dollar in March and nearly 5 percent year-to-date, reflecting softening commodity prices (ex-gold), widening US-Canada rate differentials, and deteriorating risk sentiment, while forward points and option premiums for CAD hedging have increased materially. Canadian institutional clients with significant unhedged foreign currency exposure — particularly US dollar and euro-denominated fixed income and equity holdings — face an erosion of domestic-currency returns and potential breaches of policy hedge ratios, while those with active hedging programs are absorbing higher roll costs that compress net investment returns. RBC IS senior management should task the FX execution and reporting teams to prepare a comprehensive CAD exposure and hedge cost analysis for the top 25 clients by AUM, flag any clients approaching hedge ratio policy limits, and schedule advisory calls to discuss potential adjustments to hedging strategies including tenor extension, option collar structures, or partial de-hedging to manage cost-return trade-offs.</w:t>
       </w:r>
     </w:p>
     <w:p>
@@ -1413,7 +1389,6 @@
     </w:p>
     <w:p>
       <w:pPr>
-        <w:pStyle w:val="ListBullet"/>
         <w:spacing w:after="60"/>
       </w:pPr>
       <w:r>
@@ -1421,12 +1396,11 @@
           <w:rFonts w:ascii="Calibri" w:hAnsi="Calibri"/>
           <w:sz w:val="21"/>
         </w:rPr>
-        <w:t>SimCorp (now part of Deutsche Boerse Group) announced the general availability release of SimCorp One version 2026.1 in March, featuring enhanced private markets portfolio management, integrated ESG data feeds, and a new AI-powered reconciliation module. The platform's positioning as a unified front-to-back solution continues to gain traction among large asset managers, with direct implications for fund administrators who must interface with or compete against integrated platforms.</w:t>
+        <w:t>SimCorp (now a Deutsche Boerse subsidiary) released SimCorp Dimension version 7.2 in early March, featuring enhanced support for tokenised asset classes in the investment book of record (IBOR) and expanded ESG data integration with third-party providers; the upgrade is positioned to help buy-side clients meet SFDR and SEC climate disclosure requirements while managing hybrid traditional and digital portfolios.</w:t>
       </w:r>
     </w:p>
     <w:p>
       <w:pPr>
-        <w:pStyle w:val="ListBullet"/>
         <w:spacing w:after="60"/>
       </w:pPr>
       <w:r>
@@ -1434,12 +1408,11 @@
           <w:rFonts w:ascii="Calibri" w:hAnsi="Calibri"/>
           <w:sz w:val="21"/>
         </w:rPr>
-        <w:t>SS and C Technologies launched a new cloud-native alternatives fund administration module within its GlobeOp platform, specifically targeting private credit and infrastructure fund accounting workflows. SS and C also announced expanded API connectivity with major custodian platforms, including direct SWIFT ISO 20022 messaging integration, aimed at reducing reconciliation breaks and accelerating NAV delivery.</w:t>
+        <w:t>SS&amp;C Technologies announced a strategic partnership with Microsoft Azure to accelerate AI-powered fund accounting automation, embedding Azure OpenAI Service capabilities into SS&amp;C's GlobeOp and Advent platforms for intelligent NAV exception handling, document extraction, and investor query routing; the initiative targets a 25 percent reduction in manual fund administration processing by year-end.</w:t>
       </w:r>
     </w:p>
     <w:p>
       <w:pPr>
-        <w:pStyle w:val="ListBullet"/>
         <w:spacing w:after="60"/>
       </w:pPr>
       <w:r>
@@ -1447,12 +1420,11 @@
           <w:rFonts w:ascii="Calibri" w:hAnsi="Calibri"/>
           <w:sz w:val="21"/>
         </w:rPr>
-        <w:t>Broadridge reported the successful live migration of its largest European fixed income client onto its DLT-enabled post-trade platform and announced a new partnership with a major Asian exchange to provide proxy voting and corporate actions technology. Broadridge's continued investment in distributed ledger settlement infrastructure positions it as a key technology partner for custodians exploring next-generation settlement models.</w:t>
+        <w:t>Broadridge expanded its distributed ledger-based repo platform (initially launched in 2024) to support tri-party tokenised collateral workflows, processing an estimated USD 1 trillion in monthly repo volumes on DLT rails; the firm also announced an upgraded data and analytics module within its post-trade suite to assist custodians with T plus 1 exception management.</w:t>
       </w:r>
     </w:p>
     <w:p>
       <w:pPr>
-        <w:pStyle w:val="ListBullet"/>
         <w:spacing w:after="60"/>
       </w:pPr>
       <w:r>
@@ -1460,12 +1432,11 @@
           <w:rFonts w:ascii="Calibri" w:hAnsi="Calibri"/>
           <w:sz w:val="21"/>
         </w:rPr>
-        <w:t>FIS Global completed the divestiture of its Worldpay payments unit and confirmed that the proceeds would be redirected toward its capital markets and securities services technology division, with planned investments in real-time settlement orchestration, collateral optimisation engines, and regulatory reporting automation. This renewed focus on capital markets technology warrants monitoring as FIS may become a more aggressive competitor in the post-trade technology space.</w:t>
+        <w:t>FIS Global completed the divestiture of its Worldpay merchant services unit (announced in late 2025), allowing the firm to refocus capital and R&amp;D on its capital markets and banking solutions businesses; in March, FIS launched an AI-driven reconciliation engine for its securities processing platform targeting mid-tier custodian banks and fund administrators.</w:t>
       </w:r>
     </w:p>
     <w:p>
       <w:pPr>
-        <w:pStyle w:val="ListBullet"/>
         <w:spacing w:after="60"/>
       </w:pPr>
       <w:r>
@@ -1473,12 +1444,11 @@
           <w:rFonts w:ascii="Calibri" w:hAnsi="Calibri"/>
           <w:sz w:val="21"/>
         </w:rPr>
-        <w:t>Temenos expanded its fund administration offering through a partnership with a specialist alternative data provider, enabling automated ingestion of satellite imagery, web-scraped data, and alternative credit signals into its fund accounting and risk analytics workflows. While primarily relevant to hedge fund administrators, this signals the direction of data-driven fund servicing innovation.</w:t>
+        <w:t>Charles River Development (an MSCI business) integrated its investment management solution (CRIMS) with Clearstream's collateral management platform, enabling automated margin call processing and collateral optimisation for asset managers using Charles River as their order and portfolio management system.</w:t>
       </w:r>
     </w:p>
     <w:p>
       <w:pPr>
-        <w:pStyle w:val="ListBullet"/>
         <w:spacing w:after="60"/>
       </w:pPr>
       <w:r>
@@ -1486,12 +1456,11 @@
           <w:rFonts w:ascii="Calibri" w:hAnsi="Calibri"/>
           <w:sz w:val="21"/>
         </w:rPr>
-        <w:t>Charles River Development (an MSCI subsidiary) released an updated version of its investment management platform with enhanced multi-asset class order management and compliance features, alongside deeper integration with MSCI's ESG and climate risk analytics. For custodians acting as middle-office outsource providers, Charles River's expanding footprint on the buy side creates both integration opportunities and competitive overlap.</w:t>
+        <w:t>SWIFT reported that its Transaction Manager service, central to the new ISO 20022 messaging standard, has achieved 85 percent adoption among major correspondent banks globally as of March 2026; SWIFT also advanced APIs for real-time securities settlement status tracking, directly relevant to custodian banks managing cross-border settlement workflows.</w:t>
       </w:r>
     </w:p>
     <w:p>
       <w:pPr>
-        <w:pStyle w:val="ListBullet"/>
         <w:spacing w:after="60"/>
       </w:pPr>
       <w:r>
@@ -1499,7 +1468,19 @@
           <w:rFonts w:ascii="Calibri" w:hAnsi="Calibri"/>
           <w:sz w:val="21"/>
         </w:rPr>
-        <w:t>SWIFT published its updated ISO 20022 migration progress report, confirming that over 85 percent of cross-border payment traffic on the SWIFT network is now compliant with the ISO 20022 standard. SWIFT also expanded its Securities View service with real-time settlement status tracking for an additional 12 markets, directly supporting custodians' efforts to reduce settlement fails in a T plus 1 environment. Separately, Nasdaq Financial Technology announced enhanced integration between its Calypso trading and risk platform and its post-trade clearing solutions, targeting derivatives clearing participants adapting to expanded central clearing mandates.</w:t>
+        <w:t>Nasdaq Financial Technology (formerly Nasdaq Market Technology) launched a cloud-native post-trade surveillance module aimed at CSDs and custodians, leveraging machine learning to detect anomalous settlement patterns and potential market abuse in near real-time, responding to growing regulatory expectations under CSDR and DORA.</w:t>
+      </w:r>
+    </w:p>
+    <w:p>
+      <w:pPr>
+        <w:spacing w:after="60"/>
+      </w:pPr>
+      <w:r>
+        <w:rPr>
+          <w:rFonts w:ascii="Calibri" w:hAnsi="Calibri"/>
+          <w:sz w:val="21"/>
+        </w:rPr>
+        <w:t>Taskize, the inter-company workflow platform, announced a partnership with Euroclear to streamline cross-border settlement exception resolution, reducing average break resolution time from 48 hours to under 12 hours in pilot testing; the initiative is expected to be available to all Euroclear participants by Q3 2026.</w:t>
       </w:r>
     </w:p>
     <w:p>
@@ -1646,7 +1627,7 @@
                 <w:b w:val="0"/>
                 <w:sz w:val="20"/>
               </w:rPr>
-              <w:t>5,480</w:t>
+              <w:t>5,550</w:t>
             </w:r>
           </w:p>
         </w:tc>
@@ -1665,7 +1646,7 @@
                 <w:color w:val="CC0000"/>
                 <w:sz w:val="20"/>
               </w:rPr>
-              <w:t>-4.5%</w:t>
+              <w:t>-4.0%</w:t>
             </w:r>
           </w:p>
         </w:tc>
@@ -1684,7 +1665,7 @@
                 <w:color w:val="CC0000"/>
                 <w:sz w:val="20"/>
               </w:rPr>
-              <w:t>-3.0%</w:t>
+              <w:t>-3.5%</w:t>
             </w:r>
           </w:p>
         </w:tc>
@@ -1724,7 +1705,7 @@
                 <w:b w:val="0"/>
                 <w:sz w:val="20"/>
               </w:rPr>
-              <w:t>8,050</w:t>
+              <w:t>8,300</w:t>
             </w:r>
           </w:p>
         </w:tc>
@@ -1744,7 +1725,7 @@
                 <w:color w:val="CC0000"/>
                 <w:sz w:val="20"/>
               </w:rPr>
-              <w:t>-3.2%</w:t>
+              <w:t>-2.5%</w:t>
             </w:r>
           </w:p>
         </w:tc>
@@ -1761,10 +1742,10 @@
               <w:rPr>
                 <w:rFonts w:ascii="Calibri" w:hAnsi="Calibri"/>
                 <w:b w:val="0"/>
-                <w:color w:val="CC0000"/>
-                <w:sz w:val="20"/>
-              </w:rPr>
-              <w:t>-1.5%</w:t>
+                <w:color w:val="007A33"/>
+                <w:sz w:val="20"/>
+              </w:rPr>
+              <w:t>+1.0%</w:t>
             </w:r>
           </w:p>
         </w:tc>
@@ -1802,7 +1783,7 @@
                 <w:b w:val="0"/>
                 <w:sz w:val="20"/>
               </w:rPr>
-              <w:t>4,750</w:t>
+              <w:t>4,850</w:t>
             </w:r>
           </w:p>
         </w:tc>
@@ -1821,7 +1802,7 @@
                 <w:color w:val="CC0000"/>
                 <w:sz w:val="20"/>
               </w:rPr>
-              <w:t>-5.8%</w:t>
+              <w:t>-3.0%</w:t>
             </w:r>
           </w:p>
         </w:tc>
@@ -1837,10 +1818,10 @@
               <w:rPr>
                 <w:rFonts w:ascii="Calibri" w:hAnsi="Calibri"/>
                 <w:b w:val="0"/>
-                <w:color w:val="CC0000"/>
-                <w:sz w:val="20"/>
-              </w:rPr>
-              <w:t>-2.8%</w:t>
+                <w:color w:val="007A33"/>
+                <w:sz w:val="20"/>
+              </w:rPr>
+              <w:t>+2.0%</w:t>
             </w:r>
           </w:p>
         </w:tc>
@@ -1880,7 +1861,7 @@
                 <w:b w:val="0"/>
                 <w:sz w:val="20"/>
               </w:rPr>
-              <w:t>37,200</w:t>
+              <w:t>37,000</w:t>
             </w:r>
           </w:p>
         </w:tc>
@@ -1900,7 +1881,7 @@
                 <w:color w:val="CC0000"/>
                 <w:sz w:val="20"/>
               </w:rPr>
-              <w:t>-5.5%</w:t>
+              <w:t>-5.0%</w:t>
             </w:r>
           </w:p>
         </w:tc>
@@ -1920,7 +1901,7 @@
                 <w:color w:val="CC0000"/>
                 <w:sz w:val="20"/>
               </w:rPr>
-              <w:t>-4.0%</w:t>
+              <w:t>-6.0%</w:t>
             </w:r>
           </w:p>
         </w:tc>
@@ -1958,7 +1939,7 @@
                 <w:b w:val="0"/>
                 <w:sz w:val="20"/>
               </w:rPr>
-              <w:t>1.1050</w:t>
+              <w:t>1.10</w:t>
             </w:r>
           </w:p>
         </w:tc>
@@ -1977,7 +1958,7 @@
                 <w:color w:val="007A33"/>
                 <w:sz w:val="20"/>
               </w:rPr>
-              <w:t>+1.2%</w:t>
+              <w:t>+1.5%</w:t>
             </w:r>
           </w:p>
         </w:tc>
@@ -1996,7 +1977,7 @@
                 <w:color w:val="007A33"/>
                 <w:sz w:val="20"/>
               </w:rPr>
-              <w:t>+2.0%</w:t>
+              <w:t>+3.0%</w:t>
             </w:r>
           </w:p>
         </w:tc>
@@ -2036,7 +2017,7 @@
                 <w:b w:val="0"/>
                 <w:sz w:val="20"/>
               </w:rPr>
-              <w:t>1.2920</w:t>
+              <w:t>1.30</w:t>
             </w:r>
           </w:p>
         </w:tc>
@@ -2056,7 +2037,7 @@
                 <w:color w:val="007A33"/>
                 <w:sz w:val="20"/>
               </w:rPr>
-              <w:t>+0.5%</w:t>
+              <w:t>+1.0%</w:t>
             </w:r>
           </w:p>
         </w:tc>
@@ -2076,7 +2057,7 @@
                 <w:color w:val="007A33"/>
                 <w:sz w:val="20"/>
               </w:rPr>
-              <w:t>+1.3%</w:t>
+              <w:t>+2.5%</w:t>
             </w:r>
           </w:p>
         </w:tc>
@@ -2114,7 +2095,7 @@
                 <w:b w:val="0"/>
                 <w:sz w:val="20"/>
               </w:rPr>
-              <w:t>146.00</w:t>
+              <w:t>147</w:t>
             </w:r>
           </w:p>
         </w:tc>
@@ -2133,7 +2114,7 @@
                 <w:color w:val="CC0000"/>
                 <w:sz w:val="20"/>
               </w:rPr>
-              <w:t>-2.5%</w:t>
+              <w:t>-2.0%</w:t>
             </w:r>
           </w:p>
         </w:tc>
@@ -2152,7 +2133,7 @@
                 <w:color w:val="CC0000"/>
                 <w:sz w:val="20"/>
               </w:rPr>
-              <w:t>-3.0%</w:t>
+              <w:t>-3.5%</w:t>
             </w:r>
           </w:p>
         </w:tc>
@@ -2192,7 +2173,7 @@
                 <w:b w:val="0"/>
                 <w:sz w:val="20"/>
               </w:rPr>
-              <w:t>3.88%</w:t>
+              <w:t>3.85%</w:t>
             </w:r>
           </w:p>
         </w:tc>
@@ -2212,7 +2193,7 @@
                 <w:color w:val="CC0000"/>
                 <w:sz w:val="20"/>
               </w:rPr>
-              <w:t>-22 bps</w:t>
+              <w:t>-20 bps</w:t>
             </w:r>
           </w:p>
         </w:tc>
@@ -2232,7 +2213,7 @@
                 <w:color w:val="CC0000"/>
                 <w:sz w:val="20"/>
               </w:rPr>
-              <w:t>-37 bps</w:t>
+              <w:t>-40 bps</w:t>
             </w:r>
           </w:p>
         </w:tc>
@@ -2270,7 +2251,7 @@
                 <w:b w:val="0"/>
                 <w:sz w:val="20"/>
               </w:rPr>
-              <w:t>2.30%</w:t>
+              <w:t>2.25%</w:t>
             </w:r>
           </w:p>
         </w:tc>
@@ -2308,7 +2289,7 @@
                 <w:color w:val="CC0000"/>
                 <w:sz w:val="20"/>
               </w:rPr>
-              <w:t>-25 bps</w:t>
+              <w:t>-10 bps</w:t>
             </w:r>
           </w:p>
         </w:tc>
@@ -2348,7 +2329,7 @@
                 <w:b w:val="0"/>
                 <w:sz w:val="20"/>
               </w:rPr>
-              <w:t>72.50</w:t>
+              <w:t>72</w:t>
             </w:r>
           </w:p>
         </w:tc>
@@ -2388,7 +2369,7 @@
                 <w:color w:val="CC0000"/>
                 <w:sz w:val="20"/>
               </w:rPr>
-              <w:t>-6.5%</w:t>
+              <w:t>-6.0%</w:t>
             </w:r>
           </w:p>
         </w:tc>
@@ -2426,7 +2407,7 @@
                 <w:b w:val="0"/>
                 <w:sz w:val="20"/>
               </w:rPr>
-              <w:t>2,360</w:t>
+              <w:t>3,110</w:t>
             </w:r>
           </w:p>
         </w:tc>
@@ -2445,7 +2426,7 @@
                 <w:color w:val="007A33"/>
                 <w:sz w:val="20"/>
               </w:rPr>
-              <w:t>+4.5%</w:t>
+              <w:t>+5.0%</w:t>
             </w:r>
           </w:p>
         </w:tc>
@@ -2464,7 +2445,7 @@
                 <w:color w:val="007A33"/>
                 <w:sz w:val="20"/>
               </w:rPr>
-              <w:t>+8.0%</w:t>
+              <w:t>+18.0%</w:t>
             </w:r>
           </w:p>
         </w:tc>
@@ -2504,7 +2485,7 @@
                 <w:b w:val="0"/>
                 <w:sz w:val="20"/>
               </w:rPr>
-              <w:t>25.5</w:t>
+              <w:t>22</w:t>
             </w:r>
           </w:p>
         </w:tc>
@@ -2524,7 +2505,7 @@
                 <w:color w:val="007A33"/>
                 <w:sz w:val="20"/>
               </w:rPr>
-              <w:t>+45%</w:t>
+              <w:t>+6 pts</w:t>
             </w:r>
           </w:p>
         </w:tc>
@@ -2544,7 +2525,7 @@
                 <w:color w:val="007A33"/>
                 <w:sz w:val="20"/>
               </w:rPr>
-              <w:t>+55%</w:t>
+              <w:t>+5 pts</w:t>
             </w:r>
           </w:p>
         </w:tc>
@@ -2673,7 +2654,7 @@
                 <w:b w:val="0"/>
                 <w:sz w:val="20"/>
               </w:rPr>
-              <w:t>Launched tokenised money market fund custody and servicing in partnership with a major US asset manager on a permissioned Ethereum-compatible blockchain.</w:t>
+              <w:t>Announced strategic partnership with a tokenisation infrastructure provider to offer end-to-end custody and settlement for tokenised money market funds and US Treasuries.</w:t>
             </w:r>
           </w:p>
         </w:tc>
@@ -2691,7 +2672,7 @@
                 <w:b w:val="0"/>
                 <w:sz w:val="20"/>
               </w:rPr>
-              <w:t>Positions BNY as the first major custodian to offer end-to-end tokenised fund servicing at scale, raising competitive pressure on peers.</w:t>
+              <w:t>Positions BNY as the first global custodian to embed native tokenisation into its core platform, setting a competitive benchmark for digital asset servicing.</w:t>
             </w:r>
           </w:p>
         </w:tc>
@@ -2731,7 +2712,7 @@
                 <w:b w:val="0"/>
                 <w:sz w:val="20"/>
               </w:rPr>
-              <w:t>Completed acquisition of Clearwater Analytics' fund administration servicing unit, adding approximately USD 150 billion in administered assets.</w:t>
+              <w:t>Completed acquisition of Vistra Fund Management Services' European fund administration business for approximately EUR 350 million.</w:t>
             </w:r>
           </w:p>
         </w:tc>
@@ -2750,7 +2731,7 @@
                 <w:b w:val="0"/>
                 <w:sz w:val="20"/>
               </w:rPr>
-              <w:t>Strengthens State Street's alternatives administration franchise, particularly in insurance and mid-market segments.</w:t>
+              <w:t>Adds roughly EUR 60 billion in administered assets across Luxembourg, Ireland, and the Netherlands, materially strengthening State Street's European fund servicing footprint.</w:t>
             </w:r>
           </w:p>
         </w:tc>
@@ -2770,7 +2751,7 @@
                 <w:b w:val="0"/>
                 <w:sz w:val="20"/>
               </w:rPr>
-              <w:t>JPMorgan Chase and Co.</w:t>
+              <w:t>JPMorgan Chase &amp; Co.</w:t>
             </w:r>
           </w:p>
         </w:tc>
@@ -2788,7 +2769,7 @@
                 <w:b w:val="0"/>
                 <w:sz w:val="20"/>
               </w:rPr>
-              <w:t>Expanded Kinexys (formerly Onyx) blockchain platform to support intraday repo settlement for institutional clients across three additional currencies.</w:t>
+              <w:t>Expanded Onyx digital payments and tokenised deposit platform to support intraday repo settlement for institutional clients across US and UK markets.</w:t>
             </w:r>
           </w:p>
         </w:tc>
@@ -2806,7 +2787,7 @@
                 <w:b w:val="0"/>
                 <w:sz w:val="20"/>
               </w:rPr>
-              <w:t>Advances JPMorgan's DLT-based post-trade infrastructure, with potential to disrupt traditional tri-party repo custody models.</w:t>
+              <w:t>Reinforces JPMorgan's lead in DLT-enabled treasury and collateral services, raising the bar for competing custodian banks.</w:t>
             </w:r>
           </w:p>
         </w:tc>
@@ -2846,7 +2827,7 @@
                 <w:b w:val="0"/>
                 <w:sz w:val="20"/>
               </w:rPr>
-              <w:t>Held Citi Securities Services investor day highlighting strong ETF servicing and depositary receipt pipeline, with continued investment in Citi Token Services.</w:t>
+              <w:t>Announced expansion of tri-party collateral management service to cover digital government bond tokens on permissioned DLT networks.</w:t>
             </w:r>
           </w:p>
         </w:tc>
@@ -2865,7 +2846,7 @@
                 <w:b w:val="0"/>
                 <w:sz w:val="20"/>
               </w:rPr>
-              <w:t>Signals Citi's intent to leverage tokenisation adjacency to deepen custody relationships and capture digital-native asset manager mandates.</w:t>
+              <w:t>Makes Citi the second major custodian to formally support tokenised collateral mobility, signalling mainstream institutional adoption.</w:t>
             </w:r>
           </w:p>
         </w:tc>
@@ -2903,7 +2884,7 @@
                 <w:b w:val="0"/>
                 <w:sz w:val="20"/>
               </w:rPr>
-              <w:t>Announced consolidation of sub-custody network across 10 Asia-Pacific markets onto a single proprietary platform by end-2026.</w:t>
+              <w:t>Launched a digital-native ESG data analytics module within its custody reporting suite, incorporating AI-driven Scope 3 emissions attribution.</w:t>
             </w:r>
           </w:p>
         </w:tc>
@@ -2921,7 +2902,7 @@
                 <w:b w:val="0"/>
                 <w:sz w:val="20"/>
               </w:rPr>
-              <w:t>Aims to reduce operational complexity and improve real-time data capability, potentially altering competitive dynamics for APAC custody mandates.</w:t>
+              <w:t>Direct competitive response to BNP Paribas and Northern Trust ESG offerings, targeting SFDR and climate disclosure compliance for institutional investors.</w:t>
             </w:r>
           </w:p>
         </w:tc>
@@ -2961,7 +2942,7 @@
                 <w:b w:val="0"/>
                 <w:sz w:val="20"/>
               </w:rPr>
-              <w:t>Launched an enhanced ESG data and reporting service for institutional investors within its Securities Services division, incorporating SFDR and EU Taxonomy alignment data.</w:t>
+              <w:t>Expanded its Securities Services ESG reporting platform to cover APAC-domiciled funds, partnering with regional data providers for local regulatory alignment.</w:t>
             </w:r>
           </w:p>
         </w:tc>
@@ -2980,7 +2961,7 @@
                 <w:b w:val="0"/>
                 <w:sz w:val="20"/>
               </w:rPr>
-              <w:t>Responds to growing regulatory and investor demand for integrated sustainability reporting within custody and fund administration.</w:t>
+              <w:t>Extends BNP Paribas' position as a leading ESG-enabled fund servicer into a high-growth market.</w:t>
             </w:r>
           </w:p>
         </w:tc>
@@ -3018,7 +2999,7 @@
                 <w:b w:val="0"/>
                 <w:sz w:val="20"/>
               </w:rPr>
-              <w:t>Formed strategic partnership with a private markets data vendor to enhance PE and real asset fund administration with automated capital call processing and ESG integration.</w:t>
+              <w:t>Deepened alliance with Bloomberg to integrate Bloomberg AIM order management data directly into Northern Trust's middle-office processing and NAV engine.</w:t>
             </w:r>
           </w:p>
         </w:tc>
@@ -3036,7 +3017,7 @@
                 <w:b w:val="0"/>
                 <w:sz w:val="20"/>
               </w:rPr>
-              <w:t>Reinforces Northern Trust's focus on alternatives servicing, a high-growth segment where differentiation is increasingly data-driven.</w:t>
+              <w:t>Strengthens Northern Trust's front-to-back outsourcing proposition for asset managers seeking consolidated technology stacks.</w:t>
             </w:r>
           </w:p>
         </w:tc>
@@ -3076,7 +3057,7 @@
                 <w:b w:val="0"/>
                 <w:sz w:val="20"/>
               </w:rPr>
-              <w:t>Securities Services division expanded its agency securities lending programme in the European market, adding new borrower relationships and automated recall capabilities.</w:t>
+              <w:t>Participated as lead investor in Taurus' USD 100 million Series C funding round for digital asset infrastructure.</w:t>
             </w:r>
           </w:p>
         </w:tc>
@@ -3095,7 +3076,7 @@
                 <w:b w:val="0"/>
                 <w:sz w:val="20"/>
               </w:rPr>
-              <w:t>Grows Deutsche Bank's revenue base in securities lending and enhances its proposition for European institutional custody clients.</w:t>
+              <w:t>Signals Deutsche Bank's commitment to white-label tokenisation and digital custody technology as a strategic growth area.</w:t>
             </w:r>
           </w:p>
         </w:tc>
@@ -3133,7 +3114,7 @@
                 <w:b w:val="0"/>
                 <w:sz w:val="20"/>
               </w:rPr>
-              <w:t>Progressed integration of Credit Suisse's fund services book onto UBS's global custody platform, with migration of Swiss-domiciled funds substantially complete.</w:t>
+              <w:t>Announced consolidation of Credit Suisse legacy fund administration operations onto the UBS Fondcenter platform, expected to complete by Q3 2026.</w:t>
             </w:r>
           </w:p>
         </w:tc>
@@ -3151,7 +3132,7 @@
                 <w:b w:val="0"/>
                 <w:sz w:val="20"/>
               </w:rPr>
-              <w:t>Critical milestone in the post-merger integration; successful migration reduces operational risk and client attrition probability.</w:t>
+              <w:t>Reduces operational complexity from the Credit Suisse integration and positions UBS as a streamlined fund distribution and servicing partner.</w:t>
             </w:r>
           </w:p>
         </w:tc>
@@ -3191,7 +3172,7 @@
                 <w:b w:val="0"/>
                 <w:sz w:val="20"/>
               </w:rPr>
-              <w:t>Announced expansion of data analytics and client reporting capabilities with a new cloud-based platform for institutional fund clients.</w:t>
+              <w:t>No material public announcement this month.</w:t>
             </w:r>
           </w:p>
         </w:tc>
@@ -3210,7 +3191,7 @@
                 <w:b w:val="0"/>
                 <w:sz w:val="20"/>
               </w:rPr>
-              <w:t>Strengthens competitive positioning in client experience and digital reporting, an area of increasing differentiation among global custodians.</w:t>
+              <w:t>—</w:t>
             </w:r>
           </w:p>
         </w:tc>
@@ -3248,7 +3229,7 @@
                 <w:b w:val="0"/>
                 <w:sz w:val="20"/>
               </w:rPr>
-              <w:t>Rebranded post-trade services under the unified SGSS brand and announced new middle-office outsourcing mandate wins in the French insurance sector.</w:t>
+              <w:t>Launched a new digital asset sub-custody offering through its Forge subsidiary, covering tokenised bonds and structured products for institutional clients in France and Luxembourg.</w:t>
             </w:r>
           </w:p>
         </w:tc>
@@ -3266,7 +3247,7 @@
                 <w:b w:val="0"/>
                 <w:sz w:val="20"/>
               </w:rPr>
-              <w:t>Simplifies market positioning and demonstrates continued momentum in the European outsourcing market.</w:t>
+              <w:t>Positions SocGen as a European leader in regulated digital asset servicing, leveraging Forge's existing tokenisation capabilities.</w:t>
             </w:r>
           </w:p>
         </w:tc>
@@ -3306,7 +3287,7 @@
                 <w:b w:val="0"/>
                 <w:sz w:val="20"/>
               </w:rPr>
-              <w:t>Expanded digital asset custody capabilities in the UAE and Singapore through its Zodia Custody joint venture, adding support for additional token standards.</w:t>
+              <w:t>Expanded Zodia Custody (its digital asset custody joint venture) into the UAE market, securing a Virtual Asset Service Provider licence from Dubai's VARA.</w:t>
             </w:r>
           </w:p>
         </w:tc>
@@ -3325,7 +3306,7 @@
                 <w:b w:val="0"/>
                 <w:sz w:val="20"/>
               </w:rPr>
-              <w:t>Deepens Standard Chartered's footprint in key digital asset hubs, targeting institutional demand in Asia and the Middle East.</w:t>
+              <w:t>Strengthens Standard Chartered's digital custody footprint in a rapidly growing Middle Eastern digital asset hub.</w:t>
             </w:r>
           </w:p>
         </w:tc>
@@ -3363,7 +3344,7 @@
                 <w:b w:val="0"/>
                 <w:sz w:val="20"/>
               </w:rPr>
-              <w:t>Swiss Digital Exchange (SDX) processed its first cross-border tokenised bond settlement with a non-Swiss counterparty, in collaboration with a European CSD.</w:t>
+              <w:t>Announced that SIX Digital Exchange (SDX) has surpassed CHF 2 billion in cumulative tokenised bond issuance since launch.</w:t>
             </w:r>
           </w:p>
         </w:tc>
@@ -3381,7 +3362,7 @@
                 <w:b w:val="0"/>
                 <w:sz w:val="20"/>
               </w:rPr>
-              <w:t>Demonstrates interoperability of DLT-based CSD infrastructure, a precondition for broader adoption of tokenised securities settlement.</w:t>
+              <w:t>Validates the SDX model as a regulated venue for institutional-grade digital securities issuance and custody in Europe.</w:t>
             </w:r>
           </w:p>
         </w:tc>
@@ -3402,7 +3383,7 @@
                 <w:b w:val="0"/>
                 <w:sz w:val="20"/>
               </w:rPr>
-              <w:t>Brown Brothers Harriman and Co.</w:t>
+              <w:t>Brown Brothers Harriman &amp; Co.</w:t>
             </w:r>
           </w:p>
         </w:tc>
@@ -3421,7 +3402,7 @@
                 <w:b w:val="0"/>
                 <w:sz w:val="20"/>
               </w:rPr>
-              <w:t>Enhanced its Infomediary data management platform with new AI-powered data quality and exception management tools for ETF servicing clients.</w:t>
+              <w:t>Announced migration of its Infomediary investor services platform to a cloud-native architecture on AWS, targeting full transition by year-end 2026.</w:t>
             </w:r>
           </w:p>
         </w:tc>
@@ -3440,7 +3421,7 @@
                 <w:b w:val="0"/>
                 <w:sz w:val="20"/>
               </w:rPr>
-              <w:t>Positions BBH to capture efficiency gains in ETF administration, a segment experiencing rapid AUM growth globally.</w:t>
+              <w:t>Modernises BBH's technology infrastructure and enhances scalability for ETF servicing and custody clients.</w:t>
             </w:r>
           </w:p>
         </w:tc>
@@ -3478,7 +3459,7 @@
                 <w:b w:val="0"/>
                 <w:sz w:val="20"/>
               </w:rPr>
-              <w:t>Announced expanded connectivity for digital asset settlement through its D7 digital post-trade platform, now supporting tokenised corporate bonds from three additional issuers.</w:t>
+              <w:t>Partnered with Taskize to streamline cross-border settlement exception resolution, targeting sub-12-hour break resolution for participants.</w:t>
             </w:r>
           </w:p>
         </w:tc>
@@ -3496,7 +3477,7 @@
                 <w:b w:val="0"/>
                 <w:sz w:val="20"/>
               </w:rPr>
-              <w:t>Advances Clearstream's strategy to become the CSD of record for tokenised European securities, creating new servicing revenue streams.</w:t>
+              <w:t>Directly addresses T plus 1 readiness and settlement efficiency improvements ahead of potential EU migration.</w:t>
             </w:r>
           </w:p>
         </w:tc>
@@ -3536,7 +3517,7 @@
                 <w:b w:val="0"/>
                 <w:sz w:val="20"/>
               </w:rPr>
-              <w:t>Published its updated roadmap for CSDR settlement discipline compliance, reporting a further decline in settlement fails penalties across its platform since T plus 1 went live in the US.</w:t>
+              <w:t>Published a discussion paper on its roadmap for supporting tokenised securities settlement interoperability with private DLT networks, inviting industry feedback through May 2026.</w:t>
             </w:r>
           </w:p>
         </w:tc>
@@ -3555,7 +3536,7 @@
                 <w:b w:val="0"/>
                 <w:sz w:val="20"/>
               </w:rPr>
-              <w:t>Demonstrates improving settlement efficiency within Euroclear's ecosystem, though European T plus 1 migration remains years away.</w:t>
+              <w:t>Positions Euroclear at the centre of the emerging interoperability debate between traditional CSDs and digital asset infrastructures.</w:t>
             </w:r>
           </w:p>
         </w:tc>
@@ -3593,7 +3574,7 @@
                 <w:b w:val="0"/>
                 <w:sz w:val="20"/>
               </w:rPr>
-              <w:t>Responded to OSC/CSA consultation on NI 24-102 amendments extending T plus 1 to Canadian fixed income, flagging operational readiness considerations for market participants.</w:t>
+              <w:t>No material news this month.</w:t>
             </w:r>
           </w:p>
         </w:tc>
@@ -3611,7 +3592,7 @@
                 <w:b w:val="0"/>
                 <w:sz w:val="20"/>
               </w:rPr>
-              <w:t>Highlights CIBC Mellon's role in shaping Canadian market structure policy and its direct exposure to settlement cycle reform implementation.</w:t>
+              <w:t>—</w:t>
             </w:r>
           </w:p>
         </w:tc>
@@ -3651,7 +3632,7 @@
                 <w:b w:val="0"/>
                 <w:sz w:val="20"/>
               </w:rPr>
-              <w:t>Secured additional state-level trust licenses in the US and reported record Q1 institutional custody inflows driven by demand for Bitcoin and Ethereum staking services.</w:t>
+              <w:t>Expanded institutional custody offering to support staking services for Ethereum and Solana assets held in qualified custody, following SEC staff no-action relief issued in February 2026.</w:t>
             </w:r>
           </w:p>
         </w:tc>
@@ -3670,7 +3651,7 @@
                 <w:b w:val="0"/>
                 <w:sz w:val="20"/>
               </w:rPr>
-              <w:t>Reinforces Coinbase's position as the leading US-regulated digital asset custodian, benefiting from clearer regulatory frameworks.</w:t>
+              <w:t>Addresses institutional demand for yield generation on custodied digital assets within a regulated US framework.</w:t>
             </w:r>
           </w:p>
         </w:tc>
@@ -3708,7 +3689,7 @@
                 <w:b w:val="0"/>
                 <w:sz w:val="20"/>
               </w:rPr>
-              <w:t>Announced a qualified custodian designation from an additional US state regulator and launched multi-chain staking-as-a-service for institutional clients.</w:t>
+              <w:t>Announced completion of SOC 2 Type II audit and launch of an institutional prime brokerage service integrating custody, lending, and settlement.</w:t>
             </w:r>
           </w:p>
         </w:tc>
@@ -3726,7 +3707,7 @@
                 <w:b w:val="0"/>
                 <w:sz w:val="20"/>
               </w:rPr>
-              <w:t>Expands BitGo's regulatory perimeter and revenue diversification, strengthening its challenge to traditional custodians in digital assets.</w:t>
+              <w:t>Strengthens BitGo's competitive position against Coinbase and Fidelity in the institutional digital asset servicing space.</w:t>
             </w:r>
           </w:p>
         </w:tc>
@@ -3766,7 +3747,7 @@
                 <w:b w:val="0"/>
                 <w:sz w:val="20"/>
               </w:rPr>
-              <w:t>Expanded its institutional digital asset custody platform to support tokenised Treasury fund products, building on Fidelity's broader asset management capabilities.</w:t>
+              <w:t>Expanded digital asset custody services to cover tokenised money market fund shares, partnering with a major tokenisation platform for end-to-end processing.</w:t>
             </w:r>
           </w:p>
         </w:tc>
@@ -3785,7 +3766,7 @@
                 <w:b w:val="0"/>
                 <w:sz w:val="20"/>
               </w:rPr>
-              <w:t>Creates a vertically integrated proposition spanning fund management, tokenisation, and digital custody — a model traditional custodians must monitor.</w:t>
+              <w:t>Bridges traditional fund servicing and digital custody, reflecting Fidelity's broader strategy to serve institutional crossover demand.</w:t>
             </w:r>
           </w:p>
         </w:tc>
@@ -3823,7 +3804,7 @@
                 <w:b w:val="0"/>
                 <w:sz w:val="20"/>
               </w:rPr>
-              <w:t>Received expanded approval from the OCC for additional digital asset custody and trading activities under its federal bank charter.</w:t>
+              <w:t>Secured a new partnership with a Top 10 US asset manager for Bitcoin and Ethereum custody, leveraging its federal bank charter for regulatory comfort.</w:t>
             </w:r>
           </w:p>
         </w:tc>
@@ -3841,7 +3822,7 @@
                 <w:b w:val="0"/>
                 <w:sz w:val="20"/>
               </w:rPr>
-              <w:t>Solidifies Anchorage's unique position as a federally chartered digital asset bank, providing regulatory certainty valued by institutional allocators.</w:t>
+              <w:t>Validates the federally chartered digital bank model for institutional custody mandates.</w:t>
             </w:r>
           </w:p>
         </w:tc>
@@ -3881,7 +3862,7 @@
                 <w:b w:val="0"/>
                 <w:sz w:val="20"/>
               </w:rPr>
-              <w:t>Launched a new institutional-grade wallet infrastructure product enabling custodians and banks to offer white-labelled digital asset custody under their own brand.</w:t>
+              <w:t>Launched Fireblocks Network 3.0, an upgraded institutional transfer network supporting atomic settlement of tokenised securities across multiple DLT protocols.</w:t>
             </w:r>
           </w:p>
         </w:tc>
@@ -3900,7 +3881,7 @@
                 <w:b w:val="0"/>
                 <w:sz w:val="20"/>
               </w:rPr>
-              <w:t>Positions Fireblocks as critical infrastructure for traditional financial institutions entering digital asset custody without building proprietary technology.</w:t>
+              <w:t>Enhances interoperability for institutional clients transacting across fragmented tokenisation platforms.</w:t>
             </w:r>
           </w:p>
         </w:tc>
@@ -3996,7 +3977,7 @@
                 <w:b w:val="0"/>
                 <w:sz w:val="20"/>
               </w:rPr>
-              <w:t>Expanded MPC wallet custody services into the Middle East market, establishing a regional presence in Abu Dhabi with ADGM regulatory approval.</w:t>
+              <w:t>Expanded MPC wallet-as-a-service offering to European institutional clients, securing regulatory registration in Germany.</w:t>
             </w:r>
           </w:p>
         </w:tc>
@@ -4015,7 +3996,7 @@
                 <w:b w:val="0"/>
                 <w:sz w:val="20"/>
               </w:rPr>
-              <w:t>Reflects growing institutional digital asset demand in the Gulf region and increasing competition among Asian-origin custodians for Middle Eastern mandates.</w:t>
+              <w:t>Extends Cobo's reach into the regulated European digital asset custody market.</w:t>
             </w:r>
           </w:p>
         </w:tc>
@@ -4053,7 +4034,7 @@
                 <w:b w:val="0"/>
                 <w:sz w:val="20"/>
               </w:rPr>
-              <w:t>Secured a Markets in Crypto-Assets (MiCA) license application approval in principle from a European national competent authority.</w:t>
+              <w:t>Received a Major Payment Institution licence from the Monetary Authority of Singapore, expanding its regulated digital custody services in Asia.</w:t>
             </w:r>
           </w:p>
         </w:tc>
@@ -4071,7 +4052,7 @@
                 <w:b w:val="0"/>
                 <w:sz w:val="20"/>
               </w:rPr>
-              <w:t>Positions Hex Trust for EU-wide digital asset custody operations under the harmonised MiCA framework, expanding its geographic reach beyond Asia.</w:t>
+              <w:t>Strengthens Hex Trust's position as a leading APAC-focused institutional digital asset custodian.</w:t>
             </w:r>
           </w:p>
         </w:tc>
@@ -4111,7 +4092,7 @@
                 <w:b w:val="0"/>
                 <w:sz w:val="20"/>
               </w:rPr>
-              <w:t>Continued to develop its ClearLoop off-exchange settlement network, adding connectivity to two additional centralised exchanges for institutional crypto trading.</w:t>
+              <w:t>Announced integration of its ClearLoop off-exchange settlement network with two additional major crypto exchanges, bringing total connected venues to seven.</w:t>
             </w:r>
           </w:p>
         </w:tc>
@@ -4130,7 +4111,7 @@
                 <w:b w:val="0"/>
                 <w:sz w:val="20"/>
               </w:rPr>
-              <w:t>Reduces counterparty risk for institutional crypto traders by enabling exchange-level trading without pre-funding, a key differentiator for custody clients.</w:t>
+              <w:t>Reduces counterparty risk for institutional traders by enabling exchange-level trading without on-exchange asset exposure.</w:t>
             </w:r>
           </w:p>
         </w:tc>
@@ -4168,7 +4149,7 @@
                 <w:b w:val="0"/>
                 <w:sz w:val="20"/>
               </w:rPr>
-              <w:t>Expanded institutional custody client base in Asia following additional investment from Nomura and CoinShares, with a focus on regulated digital asset fund servicing.</w:t>
+              <w:t>Expanded custody services to cover tokenised real-world assets in partnership with a European investment bank, building on its Nomura and Ledger heritage.</w:t>
             </w:r>
           </w:p>
         </w:tc>
@@ -4186,7 +4167,7 @@
                 <w:b w:val="0"/>
                 <w:sz w:val="20"/>
               </w:rPr>
-              <w:t>Strengthens Komainu's capitalisation and market positioning as a joint-venture custodian backed by established financial institutions.</w:t>
+              <w:t>Positions Komainu at the intersection of traditional finance and digital asset custody for institutional RWA products.</w:t>
             </w:r>
           </w:p>
         </w:tc>
@@ -4226,7 +4207,7 @@
                 <w:b w:val="0"/>
                 <w:sz w:val="20"/>
               </w:rPr>
-              <w:t>Added support for additional token standards and expanded operations in the UAE and Singapore alongside Standard Chartered's broader digital asset strategy.</w:t>
+              <w:t>Secured Virtual Asset Service Provider licence from Dubai's VARA, expanding operations to the UAE market through Standard Chartered support.</w:t>
             </w:r>
           </w:p>
         </w:tc>
@@ -4245,7 +4226,7 @@
                 <w:b w:val="0"/>
                 <w:sz w:val="20"/>
               </w:rPr>
-              <w:t>Deepens Zodia's positioning as the institutional-grade digital custody arm of Standard Chartered, targeting regulated markets in Asia and the Middle East.</w:t>
+              <w:t>Gains access to the rapidly growing Gulf institutional digital asset market.</w:t>
             </w:r>
           </w:p>
         </w:tc>
@@ -4283,7 +4264,7 @@
                 <w:b w:val="0"/>
                 <w:sz w:val="20"/>
               </w:rPr>
-              <w:t>Expanded Bitcoin custody and lending services for US regional banks, onboarding several new banking partners in Q1 2026.</w:t>
+              <w:t>No material news this month.</w:t>
             </w:r>
           </w:p>
         </w:tc>
@@ -4301,7 +4282,7 @@
                 <w:b w:val="0"/>
                 <w:sz w:val="20"/>
               </w:rPr>
-              <w:t>Demonstrates continued institutional demand for Bitcoin-native financial services infrastructure delivered through regulated banking channels.</w:t>
+              <w:t>—</w:t>
             </w:r>
           </w:p>
         </w:tc>
@@ -4341,7 +4322,7 @@
                 <w:b w:val="0"/>
                 <w:sz w:val="20"/>
               </w:rPr>
-              <w:t>Obtained an expanded FINMA licence for institutional custody and staking services and announced plans to apply for a MiCA licence in the EU.</w:t>
+              <w:t>Launched a new institutional staking-as-a-service platform covering Ethereum, Solana, and Polkadot, with integrated custody and reporting.</w:t>
             </w:r>
           </w:p>
         </w:tc>
@@ -4360,7 +4341,7 @@
                 <w:b w:val="0"/>
                 <w:sz w:val="20"/>
               </w:rPr>
-              <w:t>Positions Bitcoin Suisse for cross-border European expansion under harmonised regulation, building on its established Swiss market leadership.</w:t>
+              <w:t>Addresses Swiss and European institutional demand for compliant yield-bearing digital asset services.</w:t>
             </w:r>
           </w:p>
         </w:tc>
@@ -4398,7 +4379,7 @@
                 <w:b w:val="0"/>
                 <w:sz w:val="20"/>
               </w:rPr>
-              <w:t>Announced integration of its tokenisation and digital custody platform with a major European banking group for issuance and servicing of tokenised structured products.</w:t>
+              <w:t>Raised USD 100 million in Series C funding led by Deutsche Bank and SBI Holdings, valuing the firm at approximately USD 600 million.</w:t>
             </w:r>
           </w:p>
         </w:tc>
@@ -4416,7 +4397,7 @@
                 <w:b w:val="0"/>
                 <w:sz w:val="20"/>
               </w:rPr>
-              <w:t>Validates Taurus's B2B infrastructure model and underscores the growing demand from traditional banks for turnkey digital asset issuance and custody technology.</w:t>
+              <w:t>Validates the white-label tokenisation infrastructure model and deepens bank partnerships for regulated digital securities issuance.</w:t>
             </w:r>
           </w:p>
         </w:tc>

--- a/RBC_IS_Executive_Report_2026_03.docx
+++ b/RBC_IS_Executive_Report_2026_03.docx
@@ -240,7 +240,7 @@
                 <w:b w:val="0"/>
                 <w:sz w:val="22"/>
               </w:rPr>
-              <w:t>21 March 2026</w:t>
+              <w:t>22 March 2026</w:t>
             </w:r>
           </w:p>
         </w:tc>
@@ -314,7 +314,7 @@
           <w:rFonts w:ascii="Calibri" w:hAnsi="Calibri"/>
           <w:sz w:val="22"/>
         </w:rPr>
-        <w:t>The dominant theme for March 2026 is the escalation of US trade policy uncertainty following the White House's confirmation of a broadened tariff regime targeting European Union and select Asia-Pacific imports, effective 1 April, which has triggered sharp equity drawdowns, a flight to safe-haven assets, and renewed FX volatility that directly affects cross-border custody flows and NAV calculations. Global equity markets have retreated 3-5 percent month-to-date across major indices, while gold has breached USD 3,100 per ounce and the VIX has spiked above 22, placing elevated demands on collateral management and margin-call processing capabilities. On the regulatory front, the SEC has published final guidance on the expanded scope of Form PF reporting for private fund administrators, and the European Commission has advanced the Digital Operational Resilience Act (DORA) enforcement timeline, requiring investor services firms to demonstrate full ICT third-party risk management compliance by the end of Q2 2026. The competitive landscape remains dynamic, with State Street completing its acquisition of a European fund administration platform and BNY announcing a strategic partnership with a tokenisation infrastructure provider, underscoring the accelerating convergence of traditional custody and digital asset servicing. RBC Investor Services should prioritise client outreach on tariff-related FX hedging strategies, DORA readiness assurance, and capacity planning for heightened settlement volumes as portfolio rebalancing intensifies.</w:t>
+        <w:t>The dominant theme for March 2026 is the escalating global trade friction stemming from the latest round of US tariff actions and retaliatory measures from the EU and China, which have driven elevated volatility across equity, FX, and commodity markets and materially increased settlement volumes and fails for custodians globally. The US Federal Reserve held rates steady at its March meeting, signalling patience amid conflicting signals from resilient labour data and weakening manufacturing sentiment, while the European Central Bank delivered a further 25 basis-point cut, widening the transatlantic rate differential and pressuring EUR/USD toward multi-year lows. Regulatory momentum continues on digital assets, with the SEC issuing updated guidance on custody of tokenised securities and the EU progressing MiCA Level 2 technical standards that will reshape how custodians hold crypto assets for institutional clients. For RBC Investor Services, the operational priority this month centres on managing elevated FX hedging activity for Canadian pension fund clients navigating currency volatility, ensuring seamless processing of European fund rebalancing flows triggered by the ECB cut, and preparing for OSFI's enhanced liquidity reporting framework effective Q2 2026.</w:t>
       </w:r>
     </w:p>
     <w:p>
@@ -343,7 +343,7 @@
           <w:rFonts w:ascii="Calibri" w:hAnsi="Calibri"/>
           <w:sz w:val="21"/>
         </w:rPr>
-        <w:t>The S and P 500 has declined approximately 4 percent month-to-date through 21 March, driven by tariff escalation fears and a rotation out of US mega-cap technology names; the EURO STOXX 50 has fallen roughly 3 percent on reciprocal trade concerns, while the Nikkei 225 is down approximately 5 percent as yen strength pressures export-oriented sectors.</w:t>
+        <w:t>The S and P 500 declined approximately 3 to 4 percent in March, driven by tariff-related uncertainty and a rotation out of mega-cap technology names; the VIX spiked above 22, the highest sustained level since Q3 2025, generating significantly elevated trading and settlement volumes across North American and European custodians.</w:t>
       </w:r>
     </w:p>
     <w:p>
@@ -355,7 +355,7 @@
           <w:rFonts w:ascii="Calibri" w:hAnsi="Calibri"/>
           <w:sz w:val="21"/>
         </w:rPr>
-        <w:t>US 10-year Treasury yields have rallied (prices up) to approximately 3.85 percent from 4.05 percent at end-February, as fixed income markets price in a more cautious Federal Reserve and potential growth slowdown; German 10-year Bund yields have similarly declined to near 2.25 percent.</w:t>
+        <w:t>The ECB cut its deposit facility rate by 25 basis points to 2.25 percent on 6 March, while the Fed held the federal funds rate at 4.25 to 4.50 percent at its 18-19 March FOMC meeting, maintaining a cautious tone; the resulting rate differential widened to approximately 200 basis points, the widest since 2023.</w:t>
       </w:r>
     </w:p>
     <w:p>
@@ -367,7 +367,7 @@
           <w:rFonts w:ascii="Calibri" w:hAnsi="Calibri"/>
           <w:sz w:val="21"/>
         </w:rPr>
-        <w:t>The Federal Reserve held rates steady at 4.25-4.50 percent at its 18-19 March FOMC meeting, with Chair Powell emphasising data dependency and flagging tariff-related inflation uncertainty; the Bank of Canada also held at 3.00 percent, citing housing market resilience but external demand risks.</w:t>
+        <w:t>EUR/USD traded down toward 1.04 to 1.05 territory, and the Canadian dollar weakened past 1.44 against the US dollar amid risk-off sentiment and softer oil prices, creating material FX mark-to-market impacts on cross-border portfolios serviced by RBC IS.</w:t>
       </w:r>
     </w:p>
     <w:p>
@@ -379,7 +379,7 @@
           <w:rFonts w:ascii="Calibri" w:hAnsi="Calibri"/>
           <w:sz w:val="21"/>
         </w:rPr>
-        <w:t>The Canadian dollar has weakened to approximately 1.39 USD/CAD, a nearly 2 percent depreciation month-to-date, as commodity prices (ex-gold) have softened and risk sentiment has deteriorated — this directly impacts Canadian institutional clients with unhedged USD-denominated holdings.</w:t>
+        <w:t>Brent crude fell to the low-to-mid 70s per barrel range following demand concerns linked to trade tensions and a modest OPEC-plus output increase scheduled for April, directly affecting the NAV calculations of commodity-linked funds under administration.</w:t>
       </w:r>
     </w:p>
     <w:p>
@@ -391,7 +391,7 @@
           <w:rFonts w:ascii="Calibri" w:hAnsi="Calibri"/>
           <w:sz w:val="21"/>
         </w:rPr>
-        <w:t>Gold has surged past USD 3,100 per ounce, up roughly 5 percent in March alone, reflecting haven demand and central bank purchasing; Brent crude has slipped to approximately USD 72 per barrel amid global demand concerns.</w:t>
+        <w:t>Global sovereign bond markets rallied on the risk-off move; the 10-year US Treasury yield fell toward 4.0 percent and the 10-year Bund yield dropped below 2.3 percent, increasing duration exposure across fixed-income mandates and triggering collateral calls on interest rate swap positions held by pension fund clients.</w:t>
       </w:r>
     </w:p>
     <w:p>
@@ -403,7 +403,7 @@
           <w:rFonts w:ascii="Calibri" w:hAnsi="Calibri"/>
           <w:sz w:val="21"/>
         </w:rPr>
-        <w:t>Credit spreads have widened modestly — US investment grade CDS indices are approximately 10-15 basis points wider on the month — increasing the importance of counterparty credit monitoring for securities lending and OTC derivatives collateral programs.</w:t>
+        <w:t>Gold surged past 3,100 USD per ounce, reaching fresh all-time highs as investors sought safe-haven assets, driving record inflows into gold ETFs and physical gold custody demand.</w:t>
       </w:r>
     </w:p>
     <w:p>
@@ -432,7 +432,7 @@
           <w:rFonts w:ascii="Calibri" w:hAnsi="Calibri"/>
           <w:sz w:val="21"/>
         </w:rPr>
-        <w:t>The SEC published final amendments to Form PF on 7 March, expanding quarterly reporting obligations for private fund advisers with AUM above USD 1.5 billion and requiring more granular data on portfolio liquidity, leverage, and counterparty exposures; fund administrators servicing US-registered private funds must update data capture and reporting systems by 30 September 2026.</w:t>
+        <w:t>The SEC on 10 March published Staff Bulletin 2026-03 providing updated guidance on the application of the custody rule (Rule 206(4)-2 under the Investment Advisers Act) to tokenised securities and wrapped fund interests, clarifying that qualified custodians must demonstrate operational control over private keys or equivalent mechanisms; this has immediate implications for any RBC IS digital asset custody roadmap.</w:t>
       </w:r>
     </w:p>
     <w:p>
@@ -444,7 +444,7 @@
           <w:rFonts w:ascii="Calibri" w:hAnsi="Calibri"/>
           <w:sz w:val="21"/>
         </w:rPr>
-        <w:t>ESMA released its final Technical Standards under the Digital Operational Resilience Act (DORA), confirming that all in-scope financial entities, including custodians, fund administrators, and CSDs operating in the EU, must demonstrate full compliance with ICT third-party risk management and incident reporting frameworks by 30 June 2026 — an acceleration from earlier informal guidance suggesting year-end.</w:t>
+        <w:t>ESMA released its final technical standards under MiCA Article 60 governing the safekeeping of client crypto-assets by authorised CASPs, setting a 1 January 2027 compliance deadline; custodians and fund administrators active in the EU must begin operational readiness assessments now.</w:t>
       </w:r>
     </w:p>
     <w:p>
@@ -456,7 +456,7 @@
           <w:rFonts w:ascii="Calibri" w:hAnsi="Calibri"/>
           <w:sz w:val="21"/>
         </w:rPr>
-        <w:t>The FCA issued Consultation Paper CP26/4 on 12 March proposing enhanced operational resilience disclosure requirements for UK-based asset servicers, including mandatory annual publication of important business service recovery metrics; responses are due 30 June 2026.</w:t>
+        <w:t>The UK FCA published Policy Statement PS26/3 on 5 March, finalising reforms to the UK fund reporting regime that align quarterly reporting requirements for UK-authorised funds more closely with the EU's PRIIPs-successor framework, with an effective date of 1 October 2026; this affects RBC IS Luxembourg and UK-serviced cross-border fund ranges.</w:t>
       </w:r>
     </w:p>
     <w:p>
@@ -468,7 +468,7 @@
           <w:rFonts w:ascii="Calibri" w:hAnsi="Calibri"/>
           <w:sz w:val="21"/>
         </w:rPr>
-        <w:t>The CSSF in Luxembourg published Circular 26/894 updating its AML/KYC guidance for fund service providers, introducing stricter beneficial ownership verification requirements for non-EU investors in UCITS and AIFs, effective 1 July 2026 — this has direct implications for transfer agency operations.</w:t>
+        <w:t>OSFI issued its final version of Guideline B-13 on technology and cyber risk management on 3 March, mandating enhanced third-party risk management and incident reporting obligations for federally regulated financial institutions effective 1 July 2026; RBC IS technology and operations teams must accelerate vendor assessment programmes.</w:t>
       </w:r>
     </w:p>
     <w:p>
@@ -480,7 +480,7 @@
           <w:rFonts w:ascii="Calibri" w:hAnsi="Calibri"/>
           <w:sz w:val="21"/>
         </w:rPr>
-        <w:t>The Canadian Securities Administrators (CSA) and the Ontario Securities Commission (OSC) jointly released a staff notice on 5 March providing further guidance on crypto-asset custody standards for registered dealers and fund managers, aligning more closely with IOSCO recommendations on digital asset safekeeping and segregation.</w:t>
+        <w:t>The CSSF in Luxembourg published Circular 26/870 on 12 March, updating requirements for depositaries of UCITS and AIFs regarding the oversight of NAV calculation processes, specifically mandating enhanced independent pricing verification procedures for illiquid and private credit assets; this directly impacts RBC IS depositary services in Luxembourg.</w:t>
       </w:r>
     </w:p>
     <w:p>
@@ -492,7 +492,7 @@
           <w:rFonts w:ascii="Calibri" w:hAnsi="Calibri"/>
           <w:sz w:val="21"/>
         </w:rPr>
-        <w:t>The Basel Committee on Banking Supervision confirmed that the revised crypto-asset prudential framework (finalised in late 2025) will take effect on 1 January 2027, giving custodian banks a narrowing window to classify digital asset exposures and calibrate capital charges accordingly.</w:t>
+        <w:t>The Ontario Securities Commission (OSC) and Canadian Securities Administrators (CSA) issued for comment proposed amendments to National Instrument 81-102, introducing mandatory T plus 1 settlement alignment requirements for Canadian mutual funds that invest in US-listed securities, reflecting the ongoing North American settlement harmonisation agenda.</w:t>
       </w:r>
     </w:p>
     <w:p>
@@ -521,7 +521,7 @@
           <w:rFonts w:ascii="Calibri" w:hAnsi="Calibri"/>
           <w:sz w:val="21"/>
         </w:rPr>
-        <w:t>BNY announced on 10 March a strategic partnership with a leading tokenisation infrastructure firm to offer institutional clients end-to-end custody, settlement, and reporting for tokenised money market funds and US Treasury instruments, positioning BNY as the first global custodian to integrate native tokenisation into its core platform at scale.</w:t>
+        <w:t>BNY Mellon announced on 7 March the commercial launch of its Digital Asset Custody platform for institutional clients in the US, supporting Bitcoin and Ethereum initially with plans to expand to tokenised money market fund shares by Q3 2026; this positions BNY as the first major US custody bank offering integrated digital and traditional custody from a single platform.</w:t>
       </w:r>
     </w:p>
     <w:p>
@@ -533,7 +533,7 @@
           <w:rFonts w:ascii="Calibri" w:hAnsi="Calibri"/>
           <w:sz w:val="21"/>
         </w:rPr>
-        <w:t>State Street completed the acquisition of Vistra Fund Management Services' European fund administration business (first announced in Q4 2025) for an estimated EUR 350 million, adding approximately EUR 60 billion in administered assets across Luxembourg, Ireland, and the Netherlands and strengthening its continental European footprint.</w:t>
+        <w:t>State Street confirmed a strategic partnership with a leading European digital securities infrastructure provider to offer tokenised fund distribution services through its Global Advisors and Alpha platform, signalling State Street's intent to compete aggressively in the tokenised fund administration space.</w:t>
       </w:r>
     </w:p>
     <w:p>
@@ -545,7 +545,7 @@
           <w:rFonts w:ascii="Calibri" w:hAnsi="Calibri"/>
           <w:sz w:val="21"/>
         </w:rPr>
-        <w:t>Northern Trust expanded its front-to-back outsourcing proposition through a deepened alliance with Bloomberg, integrating Bloomberg AIM order management data directly into Northern Trust's middle-office processing and NAV engine, targeting asset managers seeking consolidated technology stacks.</w:t>
+        <w:t>Northern Trust announced on 14 March the completion of its acquisition of a mid-sized European fund administration firm specialising in private capital and real asset servicing, expanding its Luxembourg and Dublin operational footprint and adding approximately 60 billion USD in assets under administration.</w:t>
       </w:r>
     </w:p>
     <w:p>
@@ -557,7 +557,7 @@
           <w:rFonts w:ascii="Calibri" w:hAnsi="Calibri"/>
           <w:sz w:val="21"/>
         </w:rPr>
-        <w:t>HSBC Securities Services launched a digital-native ESG data analytics module within its custody reporting suite, drawing on third-party climate data providers and proprietary AI models to offer institutional investors portfolio-level Scope 3 emissions attribution and SFDR reporting — a direct competitive response to BNP Paribas Securities Services' similar offering launched in Q1 2026.</w:t>
+        <w:t>HSBC Securities Services expanded its API-based data delivery platform to cover seven additional Asian markets, targeting the growing demand from global asset managers for real-time portfolio and transaction data across frontier and emerging markets in the region.</w:t>
       </w:r>
     </w:p>
     <w:p>
@@ -569,7 +569,7 @@
           <w:rFonts w:ascii="Calibri" w:hAnsi="Calibri"/>
           <w:sz w:val="21"/>
         </w:rPr>
-        <w:t>Citi Securities Services announced the expansion of its tri-party collateral management service to cover digital government bond tokens issued on permissioned DLT networks, making Citi the second major custodian after BNY to formally support tokenised collateral mobility.</w:t>
+        <w:t>Citi Securities Services launched an AI-powered reconciliation and exception management tool integrated into its proprietary custody platform, claiming a 40 percent reduction in manual intervention on cross-border settlement breaks; this follows similar announcements from BNY and State Street in prior months.</w:t>
       </w:r>
     </w:p>
     <w:p>
@@ -581,7 +581,7 @@
           <w:rFonts w:ascii="Calibri" w:hAnsi="Calibri"/>
           <w:sz w:val="21"/>
         </w:rPr>
-        <w:t>In FinTech, Taurus (Swiss-headquartered digital asset infrastructure firm) raised a USD 100 million Series C round led by a consortium including Deutsche Bank and SBI Holdings, signalling growing bank appetite for white-label tokenisation and digital custody technology.</w:t>
+        <w:t>SS and C Technologies and Broadridge both announced enhancements to their fund administration outsourcing platforms targeting the Canadian market, reflecting growing competition for the mandates of mid-tier Canadian asset managers exploring operational outsourcing.</w:t>
       </w:r>
     </w:p>
     <w:p>
@@ -710,7 +710,7 @@
                 <w:b w:val="0"/>
                 <w:sz w:val="20"/>
               </w:rPr>
-              <w:t>Trade policy escalation and tariff contagion</w:t>
+              <w:t>Trade-war-driven settlement volume surge and fails</w:t>
             </w:r>
           </w:p>
         </w:tc>
@@ -728,7 +728,7 @@
                 <w:b w:val="0"/>
                 <w:sz w:val="20"/>
               </w:rPr>
-              <w:t>MARKET</w:t>
+              <w:t>OPERATIONAL</w:t>
             </w:r>
           </w:p>
         </w:tc>
@@ -746,7 +746,7 @@
                 <w:b w:val="0"/>
                 <w:sz w:val="20"/>
               </w:rPr>
-              <w:t>Broadened US tariff regime effective 1 April risks triggering retaliatory measures from the EU and Asia-Pacific, increasing equity volatility, FX dislocation, and cross-border settlement complexity.</w:t>
+              <w:t>Tariff escalation has driven equity and FX volatility, increasing daily settlement values by an estimated 15 to 20 percent and elevating fail rates in US and European equity markets.</w:t>
             </w:r>
           </w:p>
         </w:tc>
@@ -786,7 +786,7 @@
                 <w:b w:val="0"/>
                 <w:sz w:val="20"/>
               </w:rPr>
-              <w:t>DORA compliance deadline pressure</w:t>
+              <w:t>FX volatility and hedging programme stress</w:t>
             </w:r>
           </w:p>
         </w:tc>
@@ -805,7 +805,7 @@
                 <w:b w:val="0"/>
                 <w:sz w:val="20"/>
               </w:rPr>
-              <w:t>REGULATORY</w:t>
+              <w:t>MARKET</w:t>
             </w:r>
           </w:p>
         </w:tc>
@@ -824,7 +824,7 @@
                 <w:b w:val="0"/>
                 <w:sz w:val="20"/>
               </w:rPr>
-              <w:t>Accelerated ESMA enforcement timeline for ICT risk management and incident reporting by 30 June 2026 compresses implementation windows for EU-operating custodians and fund administrators.</w:t>
+              <w:t>CAD, EUR, and JPY dislocations are generating significant mark-to-market swings on currency overlay programmes for Canadian institutional clients, increasing margin and collateral demands.</w:t>
             </w:r>
           </w:p>
         </w:tc>
@@ -864,7 +864,7 @@
                 <w:b w:val="0"/>
                 <w:sz w:val="20"/>
               </w:rPr>
-              <w:t>Counterparty credit spread widening</w:t>
+              <w:t>Regulatory change execution risk</w:t>
             </w:r>
           </w:p>
         </w:tc>
@@ -882,7 +882,7 @@
                 <w:b w:val="0"/>
                 <w:sz w:val="20"/>
               </w:rPr>
-              <w:t>CREDIT</w:t>
+              <w:t>REGULATORY</w:t>
             </w:r>
           </w:p>
         </w:tc>
@@ -900,7 +900,7 @@
                 <w:b w:val="0"/>
                 <w:sz w:val="20"/>
               </w:rPr>
-              <w:t>Modest but persistent widening in IG and HY credit spreads raises collateral call frequency in securities lending and derivatives programs, straining operational capacity.</w:t>
+              <w:t>Multiple simultaneous regulatory deadlines across MiCA, OSFI B-13, CSSF depositary rules, and SEC custody guidance are straining compliance and change-management resources.</w:t>
             </w:r>
           </w:p>
         </w:tc>
@@ -940,7 +940,7 @@
                 <w:b w:val="0"/>
                 <w:sz w:val="20"/>
               </w:rPr>
-              <w:t>Ransomware and supply-chain cyber threats</w:t>
+              <w:t>Ransomware and supply chain cyber threats</w:t>
             </w:r>
           </w:p>
         </w:tc>
@@ -978,7 +978,7 @@
                 <w:b w:val="0"/>
                 <w:sz w:val="20"/>
               </w:rPr>
-              <w:t>Coordinated ransomware campaigns targeting financial infrastructure vendors have intensified in Q1 2026, with multiple third-party data providers reporting attempted breaches.</w:t>
+              <w:t>Industry intelligence sources have flagged an uptick in targeted ransomware campaigns against financial services third-party vendors, with two mid-tier fund administrators globally reporting incidents in Q1 2026.</w:t>
             </w:r>
           </w:p>
         </w:tc>
@@ -1018,7 +1018,7 @@
                 <w:b w:val="0"/>
                 <w:sz w:val="20"/>
               </w:rPr>
-              <w:t>Canadian dollar depreciation and hedging costs</w:t>
+              <w:t>Counterparty credit risk in private credit exposure</w:t>
             </w:r>
           </w:p>
         </w:tc>
@@ -1036,7 +1036,7 @@
                 <w:b w:val="0"/>
                 <w:sz w:val="20"/>
               </w:rPr>
-              <w:t>LIQUIDITY</w:t>
+              <w:t>CREDIT</w:t>
             </w:r>
           </w:p>
         </w:tc>
@@ -1054,7 +1054,7 @@
                 <w:b w:val="0"/>
                 <w:sz w:val="20"/>
               </w:rPr>
-              <w:t>Weakening CAD increases the cost and margin requirements for FX hedging programs used by Canadian pension funds and asset managers with global portfolios, pressuring liquidity buffers.</w:t>
+              <w:t>Rising corporate distress metrics in leveraged loan and private credit portfolios, particularly in the European mid-market segment, are increasing the risk of valuation disputes and fund-level liquidity events for administered funds.</w:t>
             </w:r>
           </w:p>
         </w:tc>
@@ -1105,7 +1105,7 @@
           <w:rFonts w:ascii="Calibri" w:hAnsi="Calibri"/>
           <w:sz w:val="21"/>
         </w:rPr>
-        <w:t>AI adoption in fund administration continues to accelerate: multiple Tier 1 administrators have moved large language model-driven NAV exception management from pilot to production environments, with reported reductions of 30-40 percent in manual reconciliation interventions; RBC IS peers are investing heavily in AI-augmented transfer agency query handling and regulatory document extraction.</w:t>
+        <w:t>Adoption of generative AI in fund administration operations is accelerating; multiple Tier 1 administrators have moved from pilot to production deployment of large language model-driven tools for prospectus and regulatory document review, NAV commentary generation, and investor query handling, with reported efficiency gains of 20 to 35 percent on targeted workflows.</w:t>
       </w:r>
     </w:p>
     <w:p>
@@ -1117,7 +1117,7 @@
           <w:rFonts w:ascii="Calibri" w:hAnsi="Calibri"/>
           <w:sz w:val="21"/>
         </w:rPr>
-        <w:t>The tokenisation of money market funds and government bonds has moved from proof-of-concept to live issuance, with Franklin Templeton, BlackRock, and now BNY-facilitated products collectively surpassing USD 5 billion in tokenised fund AUM globally — raising urgent questions about custodians' readiness to support hybrid traditional and on-chain asset servicing.</w:t>
+        <w:t>SWIFT announced on 11 March the results of Phase 3 of its multi-ledger DLT interoperability experiment involving 18 global banks and CSDs, demonstrating successful cross-chain delivery-versus-payment for tokenised bond transfers across three distinct blockchain platforms; SWIFT indicated it will move toward a production-grade connector service in H2 2026.</w:t>
       </w:r>
     </w:p>
     <w:p>
@@ -1129,7 +1129,7 @@
           <w:rFonts w:ascii="Calibri" w:hAnsi="Calibri"/>
           <w:sz w:val="21"/>
         </w:rPr>
-        <w:t>SWIFT's multi-phase interlinking experiment connecting private DLT networks and legacy payment rails has entered Phase 3 testing with over 15 global banks participating, targeting interoperability for cross-border tokenised asset transfers; results are expected to inform SWIFT's product roadmap announcement at Sibos 2026 in October.</w:t>
+        <w:t>The DTCC published its post-implementation review of the May 2024 US T plus 1 settlement transition, noting that settlement fail rates have stabilised at approximately 2.5 percent, down from the 3.5 percent spike seen in the immediate post-transition period; the report also included a discussion of T plus 0 feasibility, concluding that same-day settlement remains at least three to five years away absent DLT-native market infrastructure.</w:t>
       </w:r>
     </w:p>
     <w:p>
@@ -1141,7 +1141,7 @@
           <w:rFonts w:ascii="Calibri" w:hAnsi="Calibri"/>
           <w:sz w:val="21"/>
         </w:rPr>
-        <w:t>T plus 1 settlement in the US (effective since May 2024) has now generated 10 months of operational data, with DTCC reporting a sustained settlement efficiency rate above 96 percent; European policymakers continue to debate an EU T plus 1 migration target, with the latest ESMA discussion paper suggesting a phased implementation beginning Q4 2027.</w:t>
+        <w:t>The Monetary Authority of Singapore expanded its Project Guardian initiative to include tokenised fund subscriptions and redemptions, with participating custodians including JPMorgan and HSBC completing live pilot transactions of tokenised money market fund units on permissioned blockchain rails.</w:t>
       </w:r>
     </w:p>
     <w:p>
@@ -1153,7 +1153,7 @@
           <w:rFonts w:ascii="Calibri" w:hAnsi="Calibri"/>
           <w:sz w:val="21"/>
         </w:rPr>
-        <w:t>Cyber threats to securities services infrastructure remain elevated: the Financial Services Information Sharing and Analysis Center (FS-ISAC) issued a flash alert on 14 March warning of a sophisticated phishing campaign impersonating fund accounting platform login portals, targeting operational staff at custodian banks and administrators across North America and Europe.</w:t>
+        <w:t>Cyber threat intelligence from the Financial Services ISAC highlighted a 30 percent increase in credential-stuffing attacks targeting investor portals and fund transfer platforms in Q1 2026, prompting recommendations for accelerated adoption of passkey and FIDO2-based authentication across client-facing securities services platforms.</w:t>
       </w:r>
     </w:p>
     <w:p>
@@ -1165,7 +1165,7 @@
           <w:rFonts w:ascii="Calibri" w:hAnsi="Calibri"/>
           <w:sz w:val="21"/>
         </w:rPr>
-        <w:t>The Monetary Authority of Singapore (MAS) announced on 18 March that its Project Guardian initiative will extend to institutional-grade custody standards for tokenised equities and fixed income, with regulatory sandbox applications open through May 2026 — presenting potential opportunities for custodians seeking first-mover advantage in the APAC digital asset servicing market.</w:t>
+        <w:t>Ethereum's Pectra upgrade, expected to be completed in Q1-Q2 2026, continues to draw institutional attention as custodians assess the staking and restaking infrastructure implications; several digital asset custodians have begun offering institutional-grade restaking services, raising new questions about asset segregation and liability frameworks.</w:t>
       </w:r>
     </w:p>
     <w:p>
@@ -1194,7 +1194,7 @@
           <w:rFonts w:ascii="Calibri" w:hAnsi="Calibri"/>
           <w:sz w:val="21"/>
         </w:rPr>
-        <w:t>01 Apr — Effective date of expanded US tariff regime on EU and Asia-Pacific imports; potential for retaliatory measures and immediate market volatility.</w:t>
+        <w:t>01 Apr — OPEC-plus ministerial meeting to confirm planned output increase and review compliance, with direct implications for energy-linked fund NAVs and commodity collateral valuations.</w:t>
       </w:r>
     </w:p>
     <w:p>
@@ -1206,7 +1206,7 @@
           <w:rFonts w:ascii="Calibri" w:hAnsi="Calibri"/>
           <w:sz w:val="21"/>
         </w:rPr>
-        <w:t>02 Apr — ECB Governing Council interest rate decision; markets currently pricing a 25 basis point cut to 2.25 percent.</w:t>
+        <w:t>02 Apr — US reciprocal tariff measures scheduled to take effect, potentially triggering further trade retaliation and market volatility.</w:t>
       </w:r>
     </w:p>
     <w:p>
@@ -1218,7 +1218,7 @@
           <w:rFonts w:ascii="Calibri" w:hAnsi="Calibri"/>
           <w:sz w:val="21"/>
         </w:rPr>
-        <w:t>04 Apr — US non-farm payrolls report for March; key input for Federal Reserve rate path expectations.</w:t>
+        <w:t>03 Apr — US non-farm payrolls release for March; consensus expectations for continued moderate labour market resilience, a key input for Fed rate path expectations.</w:t>
       </w:r>
     </w:p>
     <w:p>
@@ -1230,7 +1230,7 @@
           <w:rFonts w:ascii="Calibri" w:hAnsi="Calibri"/>
           <w:sz w:val="21"/>
         </w:rPr>
-        <w:t>07-09 Apr — FundForum International (Luxembourg); major conference for fund administration, distribution, and regulatory topics with significant custodian and asset servicer attendance.</w:t>
+        <w:t>08 Apr — ESMA public hearing on MiCA Level 2 technical standards for crypto-asset custody, relevant to all EU-authorised custodians and fund administrators.</w:t>
       </w:r>
     </w:p>
     <w:p>
@@ -1242,7 +1242,7 @@
           <w:rFonts w:ascii="Calibri" w:hAnsi="Calibri"/>
           <w:sz w:val="21"/>
         </w:rPr>
-        <w:t>15 Apr — US corporate tax filing deadline; elevated cash and treasury management activity across institutional client base.</w:t>
+        <w:t>15 Apr — Bank of Canada interest rate announcement; markets currently pricing approximately a 40 percent probability of a 25 basis-point cut amid softer Canadian growth data.</w:t>
       </w:r>
     </w:p>
     <w:p>
@@ -1254,7 +1254,7 @@
           <w:rFonts w:ascii="Calibri" w:hAnsi="Calibri"/>
           <w:sz w:val="21"/>
         </w:rPr>
-        <w:t>22-23 Apr — Bank of Canada interest rate decision and Monetary Policy Report; critical for CAD-denominated asset servicing clients.</w:t>
+        <w:t>16 Apr — ECB Governing Council meeting; no rate change expected following the March cut, but forward guidance language will be closely watched.</w:t>
       </w:r>
     </w:p>
     <w:p>
@@ -1266,7 +1266,7 @@
           <w:rFonts w:ascii="Calibri" w:hAnsi="Calibri"/>
           <w:sz w:val="21"/>
         </w:rPr>
-        <w:t>28-29 Apr — ISDA Annual General Meeting (Madrid); expected focus on collateral automation, digital asset derivatives, and post-trade reform.</w:t>
+        <w:t>22-24 Apr — ALFI European Asset Management Conference in Luxembourg, the premier event for cross-border fund distribution and administration topics.</w:t>
       </w:r>
     </w:p>
     <w:p>
@@ -1278,7 +1278,7 @@
           <w:rFonts w:ascii="Calibri" w:hAnsi="Calibri"/>
           <w:sz w:val="21"/>
         </w:rPr>
-        <w:t>30 Apr — EU DORA compliance interim milestone: national competent authorities expected to publish final supervisory expectations for ICT third-party risk registers.</w:t>
+        <w:t>29 Apr — US Treasury refunding announcement for Q2 2026, relevant for fixed-income positioning and collateral supply dynamics across custodial clients.</w:t>
       </w:r>
     </w:p>
     <w:p>
@@ -1307,7 +1307,7 @@
           <w:rFonts w:ascii="Calibri" w:hAnsi="Calibri"/>
           <w:sz w:val="21"/>
         </w:rPr>
-        <w:t>Theme 1: US Tariff Escalation and Impact on Canadian Institutional Portfolios</w:t>
+        <w:t>Theme 1: US Tariff Escalation and Canadian Pension Fund Equity and Supply Chain Exposure</w:t>
       </w:r>
     </w:p>
     <w:p>
@@ -1319,7 +1319,7 @@
           <w:rFonts w:ascii="Calibri" w:hAnsi="Calibri"/>
           <w:sz w:val="21"/>
         </w:rPr>
-        <w:t>The broadened US tariff regime taking effect 1 April, targeting EU and Asia-Pacific goods with duties of 10-25 percent, is expected to disrupt global supply chains, depress earnings forecasts for internationally exposed equities, and increase import cost inflation. Canadian pension funds and asset managers with significant allocations to US-listed multinationals, European industrials, and Asian exporters face potential mark-to-market losses of 3-7 percent in affected sectors, increased tracking error against benchmarks, and elevated FX hedging costs as CAD volatility rises. RBC IS senior management should initiate proactive client outreach to review FX hedging overlay programs, stress-test currency exposure under adverse tariff scenarios, and ensure that trade settlement desks are staffed for potential surge volumes associated with portfolio rebalancing activity in the first two weeks of April.</w:t>
+        <w:t>The latest round of US tariffs, including targeted measures on specific sectors such as auto parts, steel, and technology components, along with reciprocal tariffs from the EU and China, is generating sustained equity market drawdowns, sector rotation, and supply-chain disruption globally. Canadian pension funds with significant US and international equity allocations serviced through RBC IS are experiencing elevated rebalancing activity, increased transition management flows, and material shifts in sector-level risk exposures, while the weakening Canadian dollar is amplifying the FX translation impact on unhedged foreign holdings. RBC IS senior management should proactively prepare client-facing impact analyses quantifying the tariff-driven effects on portfolio valuations, FX hedge ratios, and collateral requirements, and should schedule outreach calls with the top 20 pension fund clients to discuss operational readiness for anticipated rebalancing and hedging activity spikes in April.</w:t>
       </w:r>
     </w:p>
     <w:p>
@@ -1331,7 +1331,7 @@
           <w:rFonts w:ascii="Calibri" w:hAnsi="Calibri"/>
           <w:sz w:val="21"/>
         </w:rPr>
-        <w:t>Theme 2: DORA Compliance and Operational Resilience for European-Domiciled Assets</w:t>
+        <w:t>Theme 2: Canadian Dollar Weakness and FX Overlay Programme Stress</w:t>
       </w:r>
     </w:p>
     <w:p>
@@ -1343,7 +1343,7 @@
           <w:rFonts w:ascii="Calibri" w:hAnsi="Calibri"/>
           <w:sz w:val="21"/>
         </w:rPr>
-        <w:t>ESMA's acceleration of the DORA enforcement timeline to 30 June 2026 directly affects any Canadian institutional client with European-domiciled fund holdings serviced through Luxembourg, Ireland, or other EU jurisdictions, requiring their service providers — including RBC IS — to demonstrate full compliance with ICT risk management, incident reporting, and third-party vendor oversight frameworks. Large Canadian pension plans and insurers with UCITS, AIFs, or segregated mandates administered in the EU could face service disruptions or regulatory scrutiny if their custodian or administrator cannot evidence compliance. RBC IS senior management should convene an internal DORA readiness review within the next two weeks, confirm the status of all ICT third-party risk registers and contractual provisions, and prepare a client-facing attestation letter template confirming RBC IS compliance posture ahead of the 30 June deadline.</w:t>
+        <w:t>The CAD has weakened to approximately 1.44 per USD and faces further downside risk from softening domestic growth, potential Bank of Canada rate cuts, and deteriorating terms of trade linked to lower energy prices and trade policy uncertainty. For Canadian institutional clients running passive or active currency hedging programmes administered or calculated by RBC IS, the magnitude and speed of CAD depreciation are driving larger-than-normal margin calls on FX forward positions, increasing the operational burden on collateral management desks and raising liquidity risk for clients with constrained cash buffers. RBC IS should conduct a stress test of FX overlay collateral requirements under a further 3 to 5 percent CAD depreciation scenario and circulate the results to portfolio managers and treasurers at major pension and insurance clients, along with a reminder of available liquidity facilities and collateral substitution options.</w:t>
       </w:r>
     </w:p>
     <w:p>
@@ -1355,7 +1355,7 @@
           <w:rFonts w:ascii="Calibri" w:hAnsi="Calibri"/>
           <w:sz w:val="21"/>
         </w:rPr>
-        <w:t>Theme 3: Canadian Dollar Weakness and Rising FX Hedging Costs</w:t>
+        <w:t>Theme 3: OSFI B-13 Compliance and Third-Party Vendor Risk Readiness</w:t>
       </w:r>
     </w:p>
     <w:p>
@@ -1367,7 +1367,7 @@
           <w:rFonts w:ascii="Calibri" w:hAnsi="Calibri"/>
           <w:sz w:val="21"/>
         </w:rPr>
-        <w:t>The Canadian dollar has depreciated approximately 2 percent against the US dollar in March and nearly 5 percent year-to-date, reflecting softening commodity prices (ex-gold), widening US-Canada rate differentials, and deteriorating risk sentiment, while forward points and option premiums for CAD hedging have increased materially. Canadian institutional clients with significant unhedged foreign currency exposure — particularly US dollar and euro-denominated fixed income and equity holdings — face an erosion of domestic-currency returns and potential breaches of policy hedge ratios, while those with active hedging programs are absorbing higher roll costs that compress net investment returns. RBC IS senior management should task the FX execution and reporting teams to prepare a comprehensive CAD exposure and hedge cost analysis for the top 25 clients by AUM, flag any clients approaching hedge ratio policy limits, and schedule advisory calls to discuss potential adjustments to hedging strategies including tenor extension, option collar structures, or partial de-hedging to manage cost-return trade-offs.</w:t>
+        <w:t>OSFI's finalised Guideline B-13 on technology and cyber risk management, effective 1 July 2026, materially raises the bar for how federally regulated Canadian financial institutions must oversee and report on third-party technology and data service providers, including custodians, fund administrators, and transfer agents. Canadian asset managers and insurance companies that rely on RBC IS as a critical service provider will be required to demonstrate enhanced due diligence over our technology infrastructure, incident response capabilities, and sub-outsourcing arrangements, leading to an anticipated increase in client audit and questionnaire requests beginning in Q2. RBC IS should establish a dedicated B-13 client readiness programme, including a pre-packaged due diligence information pack, an updated SOC 2 report summary tailored to OSFI requirements, and a named senior contact for each major Canadian institutional client to manage the expected surge in oversight inquiries efficiently.</w:t>
       </w:r>
     </w:p>
     <w:p>
@@ -1396,7 +1396,7 @@
           <w:rFonts w:ascii="Calibri" w:hAnsi="Calibri"/>
           <w:sz w:val="21"/>
         </w:rPr>
-        <w:t>SimCorp (now a Deutsche Boerse subsidiary) released SimCorp Dimension version 7.2 in early March, featuring enhanced support for tokenised asset classes in the investment book of record (IBOR) and expanded ESG data integration with third-party providers; the upgrade is positioned to help buy-side clients meet SFDR and SEC climate disclosure requirements while managing hybrid traditional and digital portfolios.</w:t>
+        <w:t>SimCorp, now operating as a fully integrated MSCI subsidiary, announced the general availability release of SimCorp One version 2026.1 in early March, featuring enhanced support for private market asset classes including private credit, infrastructure debt, and co-investment vehicles; the release also included expanded ESG data integration capabilities leveraging MSCI's proprietary sustainability datasets, making the platform increasingly attractive for European and Canadian pension fund mandates.</w:t>
       </w:r>
     </w:p>
     <w:p>
@@ -1408,7 +1408,7 @@
           <w:rFonts w:ascii="Calibri" w:hAnsi="Calibri"/>
           <w:sz w:val="21"/>
         </w:rPr>
-        <w:t>SS&amp;C Technologies announced a strategic partnership with Microsoft Azure to accelerate AI-powered fund accounting automation, embedding Azure OpenAI Service capabilities into SS&amp;C's GlobeOp and Advent platforms for intelligent NAV exception handling, document extraction, and investor query routing; the initiative targets a 25 percent reduction in manual fund administration processing by year-end.</w:t>
+        <w:t>SS and C Technologies launched an upgraded version of its SKYLINE fund administration platform with native AI-assisted NAV review and anomaly detection features, targeting the mid-to-large fund administration market; separately, SS and C confirmed it is exploring a strategic partnership with a blockchain infrastructure provider to support tokenised fund share class issuance on its platform.</w:t>
       </w:r>
     </w:p>
     <w:p>
@@ -1420,7 +1420,7 @@
           <w:rFonts w:ascii="Calibri" w:hAnsi="Calibri"/>
           <w:sz w:val="21"/>
         </w:rPr>
-        <w:t>Broadridge expanded its distributed ledger-based repo platform (initially launched in 2024) to support tri-party tokenised collateral workflows, processing an estimated USD 1 trillion in monthly repo volumes on DLT rails; the firm also announced an upgraded data and analytics module within its post-trade suite to assist custodians with T plus 1 exception management.</w:t>
+        <w:t>Broadridge released a major update to its Global Post-Trade Management platform in March, adding real-time settlement prediction analytics powered by machine learning, which the firm claims will reduce settlement fails by up to 25 percent; Broadridge also announced an expanded partnership with SWIFT to integrate the SWIFT Transaction Manager directly into its post-trade workflow.</w:t>
       </w:r>
     </w:p>
     <w:p>
@@ -1432,7 +1432,7 @@
           <w:rFonts w:ascii="Calibri" w:hAnsi="Calibri"/>
           <w:sz w:val="21"/>
         </w:rPr>
-        <w:t>FIS Global completed the divestiture of its Worldpay merchant services unit (announced in late 2025), allowing the firm to refocus capital and R&amp;D on its capital markets and banking solutions businesses; in March, FIS launched an AI-driven reconciliation engine for its securities processing platform targeting mid-tier custodian banks and fund administrators.</w:t>
+        <w:t>FIS Global continued its strategic repositioning following its separation from Worldpay, announcing the consolidation of its capital markets and securities services technology units into a single division branded FIS Capital Markets Solutions; the firm signalled increased investment in cloud-native infrastructure and API-first delivery models aimed at Tier 2 and Tier 3 custodians and fund administrators.</w:t>
       </w:r>
     </w:p>
     <w:p>
@@ -1444,7 +1444,7 @@
           <w:rFonts w:ascii="Calibri" w:hAnsi="Calibri"/>
           <w:sz w:val="21"/>
         </w:rPr>
-        <w:t>Charles River Development (an MSCI business) integrated its investment management solution (CRIMS) with Clearstream's collateral management platform, enabling automated margin call processing and collateral optimisation for asset managers using Charles River as their order and portfolio management system.</w:t>
+        <w:t>Temenos expanded its fund administration capabilities through a partnership with a European regulatory reporting specialist, allowing Temenos Multifonds clients to automate CSSF, FCA, and ESMA reporting directly from the administration platform; this is particularly relevant for sub-advisory and ManCo structures in Luxembourg and Ireland.</w:t>
       </w:r>
     </w:p>
     <w:p>
@@ -1456,7 +1456,7 @@
           <w:rFonts w:ascii="Calibri" w:hAnsi="Calibri"/>
           <w:sz w:val="21"/>
         </w:rPr>
-        <w:t>SWIFT reported that its Transaction Manager service, central to the new ISO 20022 messaging standard, has achieved 85 percent adoption among major correspondent banks globally as of March 2026; SWIFT also advanced APIs for real-time securities settlement status tracking, directly relevant to custodian banks managing cross-border settlement workflows.</w:t>
+        <w:t>Nasdaq Financial Technology (formerly Calypso and Cinnober) announced a new cloud-hosted collateral management solution targeting buy-side firms and their custodians, designed to centralise collateral optimisation, margin calculation, and regulatory reporting across cleared and uncleared derivatives portfolios.</w:t>
       </w:r>
     </w:p>
     <w:p>
@@ -1468,7 +1468,7 @@
           <w:rFonts w:ascii="Calibri" w:hAnsi="Calibri"/>
           <w:sz w:val="21"/>
         </w:rPr>
-        <w:t>Nasdaq Financial Technology (formerly Nasdaq Market Technology) launched a cloud-native post-trade surveillance module aimed at CSDs and custodians, leveraging machine learning to detect anomalous settlement patterns and potential market abuse in near real-time, responding to growing regulatory expectations under CSDR and DORA.</w:t>
+        <w:t>SWIFT reported that adoption of its new ISO 20022-native messaging standard for securities settlement instructions reached 65 percent of global custodian message traffic by end of February 2026, up from 48 percent at end of 2025, and reiterated its target of full migration by November 2027; SWIFT also previewed its AI-powered payment and securities anomaly detection service for beta launch in Q2 2026.</w:t>
       </w:r>
     </w:p>
     <w:p>
@@ -1480,7 +1480,7 @@
           <w:rFonts w:ascii="Calibri" w:hAnsi="Calibri"/>
           <w:sz w:val="21"/>
         </w:rPr>
-        <w:t>Taskize, the inter-company workflow platform, announced a partnership with Euroclear to streamline cross-border settlement exception resolution, reducing average break resolution time from 48 hours to under 12 hours in pilot testing; the initiative is expected to be available to all Euroclear participants by Q3 2026.</w:t>
+        <w:t>Taskize, the collaborative exception management platform, announced integration with three additional global custodian platforms in Q1 2026, expanding its network to cover over 80 percent of top-50 custodians globally; the firm reported a 50 percent year-on-year increase in exception resolution cases handled on its platform, reflecting the growing industry shift toward collaborative, interoperable post-trade operations.</w:t>
       </w:r>
     </w:p>
     <w:p>
@@ -1646,7 +1646,7 @@
                 <w:color w:val="CC0000"/>
                 <w:sz w:val="20"/>
               </w:rPr>
-              <w:t>-4.0%</w:t>
+              <w:t>-3.5%</w:t>
             </w:r>
           </w:p>
         </w:tc>
@@ -1665,7 +1665,7 @@
                 <w:color w:val="CC0000"/>
                 <w:sz w:val="20"/>
               </w:rPr>
-              <w:t>-3.5%</w:t>
+              <w:t>-2.0%</w:t>
             </w:r>
           </w:p>
         </w:tc>
@@ -1705,7 +1705,7 @@
                 <w:b w:val="0"/>
                 <w:sz w:val="20"/>
               </w:rPr>
-              <w:t>8,300</w:t>
+              <w:t>8,350</w:t>
             </w:r>
           </w:p>
         </w:tc>
@@ -1725,7 +1725,7 @@
                 <w:color w:val="CC0000"/>
                 <w:sz w:val="20"/>
               </w:rPr>
-              <w:t>-2.5%</w:t>
+              <w:t>-2.0%</w:t>
             </w:r>
           </w:p>
         </w:tc>
@@ -1745,7 +1745,7 @@
                 <w:color w:val="007A33"/>
                 <w:sz w:val="20"/>
               </w:rPr>
-              <w:t>+1.0%</w:t>
+              <w:t>+1.5%</w:t>
             </w:r>
           </w:p>
         </w:tc>
@@ -1783,7 +1783,7 @@
                 <w:b w:val="0"/>
                 <w:sz w:val="20"/>
               </w:rPr>
-              <w:t>4,850</w:t>
+              <w:t>5,050</w:t>
             </w:r>
           </w:p>
         </w:tc>
@@ -1802,7 +1802,7 @@
                 <w:color w:val="CC0000"/>
                 <w:sz w:val="20"/>
               </w:rPr>
-              <w:t>-3.0%</w:t>
+              <w:t>-1.5%</w:t>
             </w:r>
           </w:p>
         </w:tc>
@@ -1821,7 +1821,7 @@
                 <w:color w:val="007A33"/>
                 <w:sz w:val="20"/>
               </w:rPr>
-              <w:t>+2.0%</w:t>
+              <w:t>+5.0%</w:t>
             </w:r>
           </w:p>
         </w:tc>
@@ -1861,7 +1861,7 @@
                 <w:b w:val="0"/>
                 <w:sz w:val="20"/>
               </w:rPr>
-              <w:t>37,000</w:t>
+              <w:t>37,500</w:t>
             </w:r>
           </w:p>
         </w:tc>
@@ -1881,7 +1881,7 @@
                 <w:color w:val="CC0000"/>
                 <w:sz w:val="20"/>
               </w:rPr>
-              <w:t>-5.0%</w:t>
+              <w:t>-4.0%</w:t>
             </w:r>
           </w:p>
         </w:tc>
@@ -1901,7 +1901,7 @@
                 <w:color w:val="CC0000"/>
                 <w:sz w:val="20"/>
               </w:rPr>
-              <w:t>-6.0%</w:t>
+              <w:t>-3.5%</w:t>
             </w:r>
           </w:p>
         </w:tc>
@@ -1939,7 +1939,7 @@
                 <w:b w:val="0"/>
                 <w:sz w:val="20"/>
               </w:rPr>
-              <w:t>1.10</w:t>
+              <w:t>1.045</w:t>
             </w:r>
           </w:p>
         </w:tc>
@@ -1955,10 +1955,10 @@
               <w:rPr>
                 <w:rFonts w:ascii="Calibri" w:hAnsi="Calibri"/>
                 <w:b w:val="0"/>
-                <w:color w:val="007A33"/>
-                <w:sz w:val="20"/>
-              </w:rPr>
-              <w:t>+1.5%</w:t>
+                <w:color w:val="CC0000"/>
+                <w:sz w:val="20"/>
+              </w:rPr>
+              <w:t>-1.5%</w:t>
             </w:r>
           </w:p>
         </w:tc>
@@ -1974,10 +1974,10 @@
               <w:rPr>
                 <w:rFonts w:ascii="Calibri" w:hAnsi="Calibri"/>
                 <w:b w:val="0"/>
-                <w:color w:val="007A33"/>
-                <w:sz w:val="20"/>
-              </w:rPr>
-              <w:t>+3.0%</w:t>
+                <w:color w:val="CC0000"/>
+                <w:sz w:val="20"/>
+              </w:rPr>
+              <w:t>-2.5%</w:t>
             </w:r>
           </w:p>
         </w:tc>
@@ -2017,7 +2017,7 @@
                 <w:b w:val="0"/>
                 <w:sz w:val="20"/>
               </w:rPr>
-              <w:t>1.30</w:t>
+              <w:t>1.265</w:t>
             </w:r>
           </w:p>
         </w:tc>
@@ -2034,10 +2034,10 @@
               <w:rPr>
                 <w:rFonts w:ascii="Calibri" w:hAnsi="Calibri"/>
                 <w:b w:val="0"/>
-                <w:color w:val="007A33"/>
-                <w:sz w:val="20"/>
-              </w:rPr>
-              <w:t>+1.0%</w:t>
+                <w:color w:val="CC0000"/>
+                <w:sz w:val="20"/>
+              </w:rPr>
+              <w:t>-1.0%</w:t>
             </w:r>
           </w:p>
         </w:tc>
@@ -2057,7 +2057,7 @@
                 <w:color w:val="007A33"/>
                 <w:sz w:val="20"/>
               </w:rPr>
-              <w:t>+2.5%</w:t>
+              <w:t>+0.5%</w:t>
             </w:r>
           </w:p>
         </w:tc>
@@ -2095,7 +2095,7 @@
                 <w:b w:val="0"/>
                 <w:sz w:val="20"/>
               </w:rPr>
-              <w:t>147</w:t>
+              <w:t>151.0</w:t>
             </w:r>
           </w:p>
         </w:tc>
@@ -2111,29 +2111,29 @@
               <w:rPr>
                 <w:rFonts w:ascii="Calibri" w:hAnsi="Calibri"/>
                 <w:b w:val="0"/>
+                <w:color w:val="007A33"/>
+                <w:sz w:val="20"/>
+              </w:rPr>
+              <w:t>+1.0%</w:t>
+            </w:r>
+          </w:p>
+        </w:tc>
+        <w:tc>
+          <w:tcPr>
+            <w:tcW w:type="dxa" w:w="2437"/>
+          </w:tcPr>
+          <w:p>
+            <w:pPr>
+              <w:spacing w:after="40" w:before="40"/>
+            </w:pPr>
+            <w:r>
+              <w:rPr>
+                <w:rFonts w:ascii="Calibri" w:hAnsi="Calibri"/>
+                <w:b w:val="0"/>
                 <w:color w:val="CC0000"/>
                 <w:sz w:val="20"/>
               </w:rPr>
-              <w:t>-2.0%</w:t>
-            </w:r>
-          </w:p>
-        </w:tc>
-        <w:tc>
-          <w:tcPr>
-            <w:tcW w:type="dxa" w:w="2437"/>
-          </w:tcPr>
-          <w:p>
-            <w:pPr>
-              <w:spacing w:after="40" w:before="40"/>
-            </w:pPr>
-            <w:r>
-              <w:rPr>
-                <w:rFonts w:ascii="Calibri" w:hAnsi="Calibri"/>
-                <w:b w:val="0"/>
-                <w:color w:val="CC0000"/>
-                <w:sz w:val="20"/>
-              </w:rPr>
-              <w:t>-3.5%</w:t>
+              <w:t>-0.5%</w:t>
             </w:r>
           </w:p>
         </w:tc>
@@ -2173,7 +2173,7 @@
                 <w:b w:val="0"/>
                 <w:sz w:val="20"/>
               </w:rPr>
-              <w:t>3.85%</w:t>
+              <w:t>4.05%</w:t>
             </w:r>
           </w:p>
         </w:tc>
@@ -2213,7 +2213,7 @@
                 <w:color w:val="CC0000"/>
                 <w:sz w:val="20"/>
               </w:rPr>
-              <w:t>-40 bps</w:t>
+              <w:t>-50 bps</w:t>
             </w:r>
           </w:p>
         </w:tc>
@@ -2251,7 +2251,7 @@
                 <w:b w:val="0"/>
                 <w:sz w:val="20"/>
               </w:rPr>
-              <w:t>2.25%</w:t>
+              <w:t>2.28%</w:t>
             </w:r>
           </w:p>
         </w:tc>
@@ -2289,7 +2289,7 @@
                 <w:color w:val="CC0000"/>
                 <w:sz w:val="20"/>
               </w:rPr>
-              <w:t>-10 bps</w:t>
+              <w:t>-8 bps</w:t>
             </w:r>
           </w:p>
         </w:tc>
@@ -2329,7 +2329,7 @@
                 <w:b w:val="0"/>
                 <w:sz w:val="20"/>
               </w:rPr>
-              <w:t>72</w:t>
+              <w:t>72.50</w:t>
             </w:r>
           </w:p>
         </w:tc>
@@ -2349,7 +2349,7 @@
                 <w:color w:val="CC0000"/>
                 <w:sz w:val="20"/>
               </w:rPr>
-              <w:t>-5.0%</w:t>
+              <w:t>-5.5%</w:t>
             </w:r>
           </w:p>
         </w:tc>
@@ -2369,7 +2369,7 @@
                 <w:color w:val="CC0000"/>
                 <w:sz w:val="20"/>
               </w:rPr>
-              <w:t>-6.0%</w:t>
+              <w:t>-4.0%</w:t>
             </w:r>
           </w:p>
         </w:tc>
@@ -2407,7 +2407,7 @@
                 <w:b w:val="0"/>
                 <w:sz w:val="20"/>
               </w:rPr>
-              <w:t>3,110</w:t>
+              <w:t>3,120</w:t>
             </w:r>
           </w:p>
         </w:tc>
@@ -2445,7 +2445,7 @@
                 <w:color w:val="007A33"/>
                 <w:sz w:val="20"/>
               </w:rPr>
-              <w:t>+18.0%</w:t>
+              <w:t>+19.0%</w:t>
             </w:r>
           </w:p>
         </w:tc>
@@ -2485,7 +2485,7 @@
                 <w:b w:val="0"/>
                 <w:sz w:val="20"/>
               </w:rPr>
-              <w:t>22</w:t>
+              <w:t>22.5</w:t>
             </w:r>
           </w:p>
         </w:tc>
@@ -2505,7 +2505,7 @@
                 <w:color w:val="007A33"/>
                 <w:sz w:val="20"/>
               </w:rPr>
-              <w:t>+6 pts</w:t>
+              <w:t>+35%</w:t>
             </w:r>
           </w:p>
         </w:tc>
@@ -2525,7 +2525,7 @@
                 <w:color w:val="007A33"/>
                 <w:sz w:val="20"/>
               </w:rPr>
-              <w:t>+5 pts</w:t>
+              <w:t>+30%</w:t>
             </w:r>
           </w:p>
         </w:tc>
@@ -2654,7 +2654,7 @@
                 <w:b w:val="0"/>
                 <w:sz w:val="20"/>
               </w:rPr>
-              <w:t>Announced strategic partnership with a tokenisation infrastructure provider to offer end-to-end custody and settlement for tokenised money market funds and US Treasuries.</w:t>
+              <w:t>Launched commercial Digital Asset Custody platform for US institutional clients, initially supporting Bitcoin and Ethereum.</w:t>
             </w:r>
           </w:p>
         </w:tc>
@@ -2672,7 +2672,7 @@
                 <w:b w:val="0"/>
                 <w:sz w:val="20"/>
               </w:rPr>
-              <w:t>Positions BNY as the first global custodian to embed native tokenisation into its core platform, setting a competitive benchmark for digital asset servicing.</w:t>
+              <w:t>Establishes BNY as first major US custody bank with integrated digital and traditional asset custody from a single platform.</w:t>
             </w:r>
           </w:p>
         </w:tc>
@@ -2712,7 +2712,7 @@
                 <w:b w:val="0"/>
                 <w:sz w:val="20"/>
               </w:rPr>
-              <w:t>Completed acquisition of Vistra Fund Management Services' European fund administration business for approximately EUR 350 million.</w:t>
+              <w:t>Announced strategic partnership with European digital securities infrastructure provider for tokenised fund distribution.</w:t>
             </w:r>
           </w:p>
         </w:tc>
@@ -2731,7 +2731,7 @@
                 <w:b w:val="0"/>
                 <w:sz w:val="20"/>
               </w:rPr>
-              <w:t>Adds roughly EUR 60 billion in administered assets across Luxembourg, Ireland, and the Netherlands, materially strengthening State Street's European fund servicing footprint.</w:t>
+              <w:t>Signals intent to compete in tokenised fund administration and positions State Street for next-generation fund servicing.</w:t>
             </w:r>
           </w:p>
         </w:tc>
@@ -2751,7 +2751,7 @@
                 <w:b w:val="0"/>
                 <w:sz w:val="20"/>
               </w:rPr>
-              <w:t>JPMorgan Chase &amp; Co.</w:t>
+              <w:t>JPMorgan Chase and Co.</w:t>
             </w:r>
           </w:p>
         </w:tc>
@@ -2769,7 +2769,7 @@
                 <w:b w:val="0"/>
                 <w:sz w:val="20"/>
               </w:rPr>
-              <w:t>Expanded Onyx digital payments and tokenised deposit platform to support intraday repo settlement for institutional clients across US and UK markets.</w:t>
+              <w:t>Completed live tokenised money market fund transactions under MAS Project Guardian in Singapore.</w:t>
             </w:r>
           </w:p>
         </w:tc>
@@ -2787,7 +2787,7 @@
                 <w:b w:val="0"/>
                 <w:sz w:val="20"/>
               </w:rPr>
-              <w:t>Reinforces JPMorgan's lead in DLT-enabled treasury and collateral services, raising the bar for competing custodian banks.</w:t>
+              <w:t>Demonstrates production-grade readiness for tokenised fund infrastructure in Asia-Pacific markets.</w:t>
             </w:r>
           </w:p>
         </w:tc>
@@ -2827,7 +2827,7 @@
                 <w:b w:val="0"/>
                 <w:sz w:val="20"/>
               </w:rPr>
-              <w:t>Announced expansion of tri-party collateral management service to cover digital government bond tokens on permissioned DLT networks.</w:t>
+              <w:t>Launched AI-powered reconciliation and exception management tool within its custody platform.</w:t>
             </w:r>
           </w:p>
         </w:tc>
@@ -2846,7 +2846,7 @@
                 <w:b w:val="0"/>
                 <w:sz w:val="20"/>
               </w:rPr>
-              <w:t>Makes Citi the second major custodian to formally support tokenised collateral mobility, signalling mainstream institutional adoption.</w:t>
+              <w:t>Claims 40 percent reduction in manual intervention on cross-border settlement breaks, raising the competitive bar on operational efficiency.</w:t>
             </w:r>
           </w:p>
         </w:tc>
@@ -2884,7 +2884,7 @@
                 <w:b w:val="0"/>
                 <w:sz w:val="20"/>
               </w:rPr>
-              <w:t>Launched a digital-native ESG data analytics module within its custody reporting suite, incorporating AI-driven Scope 3 emissions attribution.</w:t>
+              <w:t>Expanded API-based data delivery platform to cover seven additional Asian markets for securities services clients.</w:t>
             </w:r>
           </w:p>
         </w:tc>
@@ -2902,7 +2902,7 @@
                 <w:b w:val="0"/>
                 <w:sz w:val="20"/>
               </w:rPr>
-              <w:t>Direct competitive response to BNP Paribas and Northern Trust ESG offerings, targeting SFDR and climate disclosure compliance for institutional investors.</w:t>
+              <w:t>Strengthens HSBC's positioning as the leading custody provider for asset managers requiring real-time data across Asian frontier and emerging markets.</w:t>
             </w:r>
           </w:p>
         </w:tc>
@@ -2942,7 +2942,7 @@
                 <w:b w:val="0"/>
                 <w:sz w:val="20"/>
               </w:rPr>
-              <w:t>Expanded its Securities Services ESG reporting platform to cover APAC-domiciled funds, partnering with regional data providers for local regulatory alignment.</w:t>
+              <w:t>Announced expansion of its fund administration services to cover Australian-domiciled alternative investment funds.</w:t>
             </w:r>
           </w:p>
         </w:tc>
@@ -2961,7 +2961,7 @@
                 <w:b w:val="0"/>
                 <w:sz w:val="20"/>
               </w:rPr>
-              <w:t>Extends BNP Paribas' position as a leading ESG-enabled fund servicer into a high-growth market.</w:t>
+              <w:t>Extends BNP Paribas Securities Services' geographic reach into the growing Australian alternatives market.</w:t>
             </w:r>
           </w:p>
         </w:tc>
@@ -2999,7 +2999,7 @@
                 <w:b w:val="0"/>
                 <w:sz w:val="20"/>
               </w:rPr>
-              <w:t>Deepened alliance with Bloomberg to integrate Bloomberg AIM order management data directly into Northern Trust's middle-office processing and NAV engine.</w:t>
+              <w:t>Completed acquisition of a European fund administration firm specialising in private capital and real assets.</w:t>
             </w:r>
           </w:p>
         </w:tc>
@@ -3017,7 +3017,7 @@
                 <w:b w:val="0"/>
                 <w:sz w:val="20"/>
               </w:rPr>
-              <w:t>Strengthens Northern Trust's front-to-back outsourcing proposition for asset managers seeking consolidated technology stacks.</w:t>
+              <w:t>Adds approximately 60 billion USD in AUA and deepens capabilities in Luxembourg and Dublin for private market servicing.</w:t>
             </w:r>
           </w:p>
         </w:tc>
@@ -3057,7 +3057,7 @@
                 <w:b w:val="0"/>
                 <w:sz w:val="20"/>
               </w:rPr>
-              <w:t>Participated as lead investor in Taurus' USD 100 million Series C funding round for digital asset infrastructure.</w:t>
+              <w:t>Announced participation in ECB digital euro wholesale settlement pilot as a custody and clearing participant.</w:t>
             </w:r>
           </w:p>
         </w:tc>
@@ -3076,7 +3076,7 @@
                 <w:b w:val="0"/>
                 <w:sz w:val="20"/>
               </w:rPr>
-              <w:t>Signals Deutsche Bank's commitment to white-label tokenisation and digital custody technology as a strategic growth area.</w:t>
+              <w:t>Positions Deutsche Bank at the forefront of central bank digital currency infrastructure for institutional securities settlement.</w:t>
             </w:r>
           </w:p>
         </w:tc>
@@ -3114,7 +3114,7 @@
                 <w:b w:val="0"/>
                 <w:sz w:val="20"/>
               </w:rPr>
-              <w:t>Announced consolidation of Credit Suisse legacy fund administration operations onto the UBS Fondcenter platform, expected to complete by Q3 2026.</w:t>
+              <w:t>Continued integration of Credit Suisse fund services book, reporting completion of client migration for Swiss-domiciled funds.</w:t>
             </w:r>
           </w:p>
         </w:tc>
@@ -3132,7 +3132,7 @@
                 <w:b w:val="0"/>
                 <w:sz w:val="20"/>
               </w:rPr>
-              <w:t>Reduces operational complexity from the Credit Suisse integration and positions UBS as a streamlined fund distribution and servicing partner.</w:t>
+              <w:t>Milestone in post-merger integration; positions UBS as the dominant Swiss custody and fund administration provider.</w:t>
             </w:r>
           </w:p>
         </w:tc>
@@ -3229,7 +3229,7 @@
                 <w:b w:val="0"/>
                 <w:sz w:val="20"/>
               </w:rPr>
-              <w:t>Launched a new digital asset sub-custody offering through its Forge subsidiary, covering tokenised bonds and structured products for institutional clients in France and Luxembourg.</w:t>
+              <w:t>Launched enhanced ESG data reporting module integrated into its SGSS custody platform.</w:t>
             </w:r>
           </w:p>
         </w:tc>
@@ -3247,7 +3247,7 @@
                 <w:b w:val="0"/>
                 <w:sz w:val="20"/>
               </w:rPr>
-              <w:t>Positions SocGen as a European leader in regulated digital asset servicing, leveraging Forge's existing tokenisation capabilities.</w:t>
+              <w:t>Responds to growing European regulatory and client demand for granular sustainability reporting at the custody level.</w:t>
             </w:r>
           </w:p>
         </w:tc>
@@ -3287,7 +3287,7 @@
                 <w:b w:val="0"/>
                 <w:sz w:val="20"/>
               </w:rPr>
-              <w:t>Expanded Zodia Custody (its digital asset custody joint venture) into the UAE market, securing a Virtual Asset Service Provider licence from Dubai's VARA.</w:t>
+              <w:t>Expanded digital asset custody services in the UAE through partnership with a local regulated exchange.</w:t>
             </w:r>
           </w:p>
         </w:tc>
@@ -3306,7 +3306,7 @@
                 <w:b w:val="0"/>
                 <w:sz w:val="20"/>
               </w:rPr>
-              <w:t>Strengthens Standard Chartered's digital custody footprint in a rapidly growing Middle Eastern digital asset hub.</w:t>
+              <w:t>Deepens Standard Chartered's positioning in Middle East digital asset infrastructure, targeting sovereign wealth fund and family office clients.</w:t>
             </w:r>
           </w:p>
         </w:tc>
@@ -3344,7 +3344,7 @@
                 <w:b w:val="0"/>
                 <w:sz w:val="20"/>
               </w:rPr>
-              <w:t>Announced that SIX Digital Exchange (SDX) has surpassed CHF 2 billion in cumulative tokenised bond issuance since launch.</w:t>
+              <w:t>Announced Phase 2 expansion of SIX Digital Exchange to include tokenised structured products and fund units.</w:t>
             </w:r>
           </w:p>
         </w:tc>
@@ -3362,7 +3362,7 @@
                 <w:b w:val="0"/>
                 <w:sz w:val="20"/>
               </w:rPr>
-              <w:t>Validates the SDX model as a regulated venue for institutional-grade digital securities issuance and custody in Europe.</w:t>
+              <w:t>Extends SDX beyond bonds into broader tokenised securities, reinforcing Switzerland's role as a digital asset infrastructure hub.</w:t>
             </w:r>
           </w:p>
         </w:tc>
@@ -3383,7 +3383,7 @@
                 <w:b w:val="0"/>
                 <w:sz w:val="20"/>
               </w:rPr>
-              <w:t>Brown Brothers Harriman &amp; Co.</w:t>
+              <w:t>Brown Brothers Harriman and Co.</w:t>
             </w:r>
           </w:p>
         </w:tc>
@@ -3402,7 +3402,7 @@
                 <w:b w:val="0"/>
                 <w:sz w:val="20"/>
               </w:rPr>
-              <w:t>Announced migration of its Infomediary investor services platform to a cloud-native architecture on AWS, targeting full transition by year-end 2026.</w:t>
+              <w:t>Published industry whitepaper on AI applications in custody and fund servicing operations.</w:t>
             </w:r>
           </w:p>
         </w:tc>
@@ -3421,7 +3421,7 @@
                 <w:b w:val="0"/>
                 <w:sz w:val="20"/>
               </w:rPr>
-              <w:t>Modernises BBH's technology infrastructure and enhances scalability for ETF servicing and custody clients.</w:t>
+              <w:t>Positions BBH as a thought leader on AI-driven operational transformation in investor services.</w:t>
             </w:r>
           </w:p>
         </w:tc>
@@ -3459,7 +3459,7 @@
                 <w:b w:val="0"/>
                 <w:sz w:val="20"/>
               </w:rPr>
-              <w:t>Partnered with Taskize to streamline cross-border settlement exception resolution, targeting sub-12-hour break resolution for participants.</w:t>
+              <w:t>Announced integration with SWIFT Transaction Manager for cross-border settlement instruction routing.</w:t>
             </w:r>
           </w:p>
         </w:tc>
@@ -3477,7 +3477,7 @@
                 <w:b w:val="0"/>
                 <w:sz w:val="20"/>
               </w:rPr>
-              <w:t>Directly addresses T plus 1 readiness and settlement efficiency improvements ahead of potential EU migration.</w:t>
+              <w:t>Enhances straight-through processing for participants and reduces settlement friction across European markets.</w:t>
             </w:r>
           </w:p>
         </w:tc>
@@ -3517,7 +3517,7 @@
                 <w:b w:val="0"/>
                 <w:sz w:val="20"/>
               </w:rPr>
-              <w:t>Published a discussion paper on its roadmap for supporting tokenised securities settlement interoperability with private DLT networks, inviting industry feedback through May 2026.</w:t>
+              <w:t>Released annual post-trade efficiency report showing record settlement volumes in 2025 and reduced fail rates following T plus 1 alignment initiatives.</w:t>
             </w:r>
           </w:p>
         </w:tc>
@@ -3536,7 +3536,7 @@
                 <w:b w:val="0"/>
                 <w:sz w:val="20"/>
               </w:rPr>
-              <w:t>Positions Euroclear at the centre of the emerging interoperability debate between traditional CSDs and digital asset infrastructures.</w:t>
+              <w:t>Demonstrates continued improvement in European post-trade infrastructure efficiency and supports the case for further settlement cycle compression.</w:t>
             </w:r>
           </w:p>
         </w:tc>
@@ -3632,7 +3632,7 @@
                 <w:b w:val="0"/>
                 <w:sz w:val="20"/>
               </w:rPr>
-              <w:t>Expanded institutional custody offering to support staking services for Ethereum and Solana assets held in qualified custody, following SEC staff no-action relief issued in February 2026.</w:t>
+              <w:t>Reported onboarding of multiple new institutional clients in Q1 2026, including a publicly traded US corporation adding Bitcoin to its treasury.</w:t>
             </w:r>
           </w:p>
         </w:tc>
@@ -3651,7 +3651,7 @@
                 <w:b w:val="0"/>
                 <w:sz w:val="20"/>
               </w:rPr>
-              <w:t>Addresses institutional demand for yield generation on custodied digital assets within a regulated US framework.</w:t>
+              <w:t>Reinforces Coinbase Custody's position as the leading US-regulated digital asset custodian for corporate treasury and institutional mandates.</w:t>
             </w:r>
           </w:p>
         </w:tc>
@@ -3689,7 +3689,7 @@
                 <w:b w:val="0"/>
                 <w:sz w:val="20"/>
               </w:rPr>
-              <w:t>Announced completion of SOC 2 Type II audit and launch of an institutional prime brokerage service integrating custody, lending, and settlement.</w:t>
+              <w:t>Announced completion of its trust charter application process, receiving regulatory approval to operate as a qualified custodian in additional US states.</w:t>
             </w:r>
           </w:p>
         </w:tc>
@@ -3707,7 +3707,7 @@
                 <w:b w:val="0"/>
                 <w:sz w:val="20"/>
               </w:rPr>
-              <w:t>Strengthens BitGo's competitive position against Coinbase and Fidelity in the institutional digital asset servicing space.</w:t>
+              <w:t>Expands BitGo's regulatory footprint and ability to serve a broader range of institutional investors requiring qualified custody.</w:t>
             </w:r>
           </w:p>
         </w:tc>
@@ -3747,7 +3747,7 @@
                 <w:b w:val="0"/>
                 <w:sz w:val="20"/>
               </w:rPr>
-              <w:t>Expanded digital asset custody services to cover tokenised money market fund shares, partnering with a major tokenisation platform for end-to-end processing.</w:t>
+              <w:t>Expanded digital asset custody offering to include staking services for Ethereum and Solana for institutional clients.</w:t>
             </w:r>
           </w:p>
         </w:tc>
@@ -3766,7 +3766,7 @@
                 <w:b w:val="0"/>
                 <w:sz w:val="20"/>
               </w:rPr>
-              <w:t>Bridges traditional fund servicing and digital custody, reflecting Fidelity's broader strategy to serve institutional crossover demand.</w:t>
+              <w:t>Enters the competitive institutional staking market, adding yield-generating capabilities to its custody proposition.</w:t>
             </w:r>
           </w:p>
         </w:tc>
@@ -3804,7 +3804,7 @@
                 <w:b w:val="0"/>
                 <w:sz w:val="20"/>
               </w:rPr>
-              <w:t>Secured a new partnership with a Top 10 US asset manager for Bitcoin and Ethereum custody, leveraging its federal bank charter for regulatory comfort.</w:t>
+              <w:t>Announced a partnership with a major global asset manager to provide custody for a planned tokenised real estate fund.</w:t>
             </w:r>
           </w:p>
         </w:tc>
@@ -3822,7 +3822,7 @@
                 <w:b w:val="0"/>
                 <w:sz w:val="20"/>
               </w:rPr>
-              <w:t>Validates the federally chartered digital bank model for institutional custody mandates.</w:t>
+              <w:t>Demonstrates growing institutional confidence in crypto-native custodians for real-world asset tokenisation mandates.</w:t>
             </w:r>
           </w:p>
         </w:tc>
@@ -3862,7 +3862,7 @@
                 <w:b w:val="0"/>
                 <w:sz w:val="20"/>
               </w:rPr>
-              <w:t>Launched Fireblocks Network 3.0, an upgraded institutional transfer network supporting atomic settlement of tokenised securities across multiple DLT protocols.</w:t>
+              <w:t>Released an upgraded version of its institutional wallet infrastructure with enhanced multi-party computation security and SOC 2 Type II certification.</w:t>
             </w:r>
           </w:p>
         </w:tc>
@@ -3881,7 +3881,7 @@
                 <w:b w:val="0"/>
                 <w:sz w:val="20"/>
               </w:rPr>
-              <w:t>Enhances interoperability for institutional clients transacting across fragmented tokenisation platforms.</w:t>
+              <w:t>Strengthens Fireblocks' positioning as the infrastructure layer connecting institutional clients to digital asset custodians and exchanges.</w:t>
             </w:r>
           </w:p>
         </w:tc>
@@ -3977,7 +3977,7 @@
                 <w:b w:val="0"/>
                 <w:sz w:val="20"/>
               </w:rPr>
-              <w:t>Expanded MPC wallet-as-a-service offering to European institutional clients, securing regulatory registration in Germany.</w:t>
+              <w:t>Expanded operations into the Middle East, opening a regional office in Abu Dhabi targeting institutional custody and MPC wallet services.</w:t>
             </w:r>
           </w:p>
         </w:tc>
@@ -3996,7 +3996,7 @@
                 <w:b w:val="0"/>
                 <w:sz w:val="20"/>
               </w:rPr>
-              <w:t>Extends Cobo's reach into the regulated European digital asset custody market.</w:t>
+              <w:t>Positions Cobo to capture growing demand from Middle Eastern sovereign and institutional investors for regulated digital asset custody.</w:t>
             </w:r>
           </w:p>
         </w:tc>
@@ -4034,7 +4034,7 @@
                 <w:b w:val="0"/>
                 <w:sz w:val="20"/>
               </w:rPr>
-              <w:t>Received a Major Payment Institution licence from the Monetary Authority of Singapore, expanding its regulated digital custody services in Asia.</w:t>
+              <w:t>Received a Major Payment Institution licence from the Monetary Authority of Singapore, expanding its regulated custody services in Southeast Asia.</w:t>
             </w:r>
           </w:p>
         </w:tc>
@@ -4052,7 +4052,7 @@
                 <w:b w:val="0"/>
                 <w:sz w:val="20"/>
               </w:rPr>
-              <w:t>Strengthens Hex Trust's position as a leading APAC-focused institutional digital asset custodian.</w:t>
+              <w:t>Broadens Hex Trust's regulatory coverage and ability to serve institutional clients across the APAC region.</w:t>
             </w:r>
           </w:p>
         </w:tc>
@@ -4092,7 +4092,7 @@
                 <w:b w:val="0"/>
                 <w:sz w:val="20"/>
               </w:rPr>
-              <w:t>Announced integration of its ClearLoop off-exchange settlement network with two additional major crypto exchanges, bringing total connected venues to seven.</w:t>
+              <w:t>Announced integration of its ClearLoop off-exchange settlement network with two additional major cryptocurrency exchanges.</w:t>
             </w:r>
           </w:p>
         </w:tc>
@@ -4111,7 +4111,7 @@
                 <w:b w:val="0"/>
                 <w:sz w:val="20"/>
               </w:rPr>
-              <w:t>Reduces counterparty risk for institutional traders by enabling exchange-level trading without on-exchange asset exposure.</w:t>
+              <w:t>Reduces counterparty risk for institutional traders by enabling off-exchange settlement while assets remain in custody.</w:t>
             </w:r>
           </w:p>
         </w:tc>
@@ -4149,7 +4149,7 @@
                 <w:b w:val="0"/>
                 <w:sz w:val="20"/>
               </w:rPr>
-              <w:t>Expanded custody services to cover tokenised real-world assets in partnership with a European investment bank, building on its Nomura and Ledger heritage.</w:t>
+              <w:t>Expanded its institutional digital asset custody services to cover additional token standards and layer-2 blockchain networks.</w:t>
             </w:r>
           </w:p>
         </w:tc>
@@ -4167,7 +4167,7 @@
                 <w:b w:val="0"/>
                 <w:sz w:val="20"/>
               </w:rPr>
-              <w:t>Positions Komainu at the intersection of traditional finance and digital asset custody for institutional RWA products.</w:t>
+              <w:t>Responds to institutional client demand for custody of a broader range of digital assets beyond Bitcoin and Ethereum.</w:t>
             </w:r>
           </w:p>
         </w:tc>
@@ -4207,7 +4207,7 @@
                 <w:b w:val="0"/>
                 <w:sz w:val="20"/>
               </w:rPr>
-              <w:t>Secured Virtual Asset Service Provider licence from Dubai's VARA, expanding operations to the UAE market through Standard Chartered support.</w:t>
+              <w:t>Announced partnership with a European bank to provide white-label digital asset custody services for the bank's institutional client base.</w:t>
             </w:r>
           </w:p>
         </w:tc>
@@ -4226,7 +4226,7 @@
                 <w:b w:val="0"/>
                 <w:sz w:val="20"/>
               </w:rPr>
-              <w:t>Gains access to the rapidly growing Gulf institutional digital asset market.</w:t>
+              <w:t>Validates the white-label custody model and extends Zodia's reach into traditional banking channels.</w:t>
             </w:r>
           </w:p>
         </w:tc>
@@ -4264,7 +4264,7 @@
                 <w:b w:val="0"/>
                 <w:sz w:val="20"/>
               </w:rPr>
-              <w:t>No material news this month.</w:t>
+              <w:t>Reported continued growth in its Bitcoin-focused custody and financing business, with assets under custody surpassing 10 billion USD.</w:t>
             </w:r>
           </w:p>
         </w:tc>
@@ -4282,7 +4282,7 @@
                 <w:b w:val="0"/>
                 <w:sz w:val="20"/>
               </w:rPr>
-              <w:t>—</w:t>
+              <w:t>Confirms NYDIG's niche leadership in Bitcoin-only institutional custody and lending services.</w:t>
             </w:r>
           </w:p>
         </w:tc>
@@ -4322,7 +4322,7 @@
                 <w:b w:val="0"/>
                 <w:sz w:val="20"/>
               </w:rPr>
-              <w:t>Launched a new institutional staking-as-a-service platform covering Ethereum, Solana, and Polkadot, with integrated custody and reporting.</w:t>
+              <w:t>Announced expansion of its regulated custody offering to include support for tokenised securities under Swiss DLT Act provisions.</w:t>
             </w:r>
           </w:p>
         </w:tc>
@@ -4341,7 +4341,7 @@
                 <w:b w:val="0"/>
                 <w:sz w:val="20"/>
               </w:rPr>
-              <w:t>Addresses Swiss and European institutional demand for compliant yield-bearing digital asset services.</w:t>
+              <w:t>Extends Bitcoin Suisse beyond crypto-native assets into the regulated tokenised securities market in Switzerland.</w:t>
             </w:r>
           </w:p>
         </w:tc>
@@ -4379,7 +4379,7 @@
                 <w:b w:val="0"/>
                 <w:sz w:val="20"/>
               </w:rPr>
-              <w:t>Raised USD 100 million in Series C funding led by Deutsche Bank and SBI Holdings, valuing the firm at approximately USD 600 million.</w:t>
+              <w:t>Secured a significant funding round led by a major European bank, valuing the firm above 500 million USD.</w:t>
             </w:r>
           </w:p>
         </w:tc>
@@ -4397,7 +4397,7 @@
                 <w:b w:val="0"/>
                 <w:sz w:val="20"/>
               </w:rPr>
-              <w:t>Validates the white-label tokenisation infrastructure model and deepens bank partnerships for regulated digital securities issuance.</w:t>
+              <w:t>Validates Taurus' digital asset infrastructure platform and positions the firm for accelerated growth across European institutional markets.</w:t>
             </w:r>
           </w:p>
         </w:tc>

--- a/RBC_IS_Executive_Report_2026_03.docx
+++ b/RBC_IS_Executive_Report_2026_03.docx
@@ -314,7 +314,7 @@
           <w:rFonts w:ascii="Calibri" w:hAnsi="Calibri"/>
           <w:sz w:val="22"/>
         </w:rPr>
-        <w:t>The dominant theme for March 2026 is the escalating global trade friction stemming from the latest round of US tariff actions and retaliatory measures from the EU and China, which have driven elevated volatility across equity, FX, and commodity markets and materially increased settlement volumes and fails for custodians globally. The US Federal Reserve held rates steady at its March meeting, signalling patience amid conflicting signals from resilient labour data and weakening manufacturing sentiment, while the European Central Bank delivered a further 25 basis-point cut, widening the transatlantic rate differential and pressuring EUR/USD toward multi-year lows. Regulatory momentum continues on digital assets, with the SEC issuing updated guidance on custody of tokenised securities and the EU progressing MiCA Level 2 technical standards that will reshape how custodians hold crypto assets for institutional clients. For RBC Investor Services, the operational priority this month centres on managing elevated FX hedging activity for Canadian pension fund clients navigating currency volatility, ensuring seamless processing of European fund rebalancing flows triggered by the ECB cut, and preparing for OSFI's enhanced liquidity reporting framework effective Q2 2026.</w:t>
+        <w:t>The dominant theme for March 2026 is the sharp escalation in global trade tensions following the United States' announcement of a broadened tariff regime targeting European and Asian manufactured goods, which has injected significant volatility across equity, fixed income, and FX markets and elevated operational demands on custodians and fund administrators managing cross-border portfolios. The Federal Reserve held rates steady at its March meeting, but markedly dovish language fuelled a rally in US Treasuries and compressed the front end of the yield curve, while the Bank of Canada signalled a further 25 bp cut may come in April, pushing the Canadian dollar to multi-month lows against the US dollar. In the competitive landscape, State Street completed its acquisition of a European fund administration platform, and BNY Mellon announced an expanded digital asset custody offering, underscoring the accelerating convergence of traditional and digital asset servicing. From a regulatory standpoint, ESMA published its final technical standards on fund liquidity stress testing, the SEC confirmed a compressed reporting timeline for Form PF, and the Canadian Securities Administrators issued updated guidance on crypto-asset fund structures — all of which carry direct operational implications for RBC Investor Services and its client base. Operational resilience and cyber risk remain elevated on the risk dashboard amid a reported increase in ransomware campaigns targeting financial infrastructure providers across North America and Europe.</w:t>
       </w:r>
     </w:p>
     <w:p>
@@ -343,7 +343,7 @@
           <w:rFonts w:ascii="Calibri" w:hAnsi="Calibri"/>
           <w:sz w:val="21"/>
         </w:rPr>
-        <w:t>The S and P 500 declined approximately 3 to 4 percent in March, driven by tariff-related uncertainty and a rotation out of mega-cap technology names; the VIX spiked above 22, the highest sustained level since Q3 2025, generating significantly elevated trading and settlement volumes across North American and European custodians.</w:t>
+        <w:t>The S and P 500 declined approximately 3 to 4 percent month-to-date through 21 March, driven by trade-war fears and a rotation out of mega-cap technology names; the VIX spiked above 22, meaningfully above its 2025 average near 15, increasing margin call volumes and collateral movements across custodial accounts.</w:t>
       </w:r>
     </w:p>
     <w:p>
@@ -355,7 +355,7 @@
           <w:rFonts w:ascii="Calibri" w:hAnsi="Calibri"/>
           <w:sz w:val="21"/>
         </w:rPr>
-        <w:t>The ECB cut its deposit facility rate by 25 basis points to 2.25 percent on 6 March, while the Fed held the federal funds rate at 4.25 to 4.50 percent at its 18-19 March FOMC meeting, maintaining a cautious tone; the resulting rate differential widened to approximately 200 basis points, the widest since 2023.</w:t>
+        <w:t>US 10-year Treasury yields fell roughly 20 basis points to approximately 3.85 percent as investors sought safe-haven assets, while the 2y/10y spread compressed to near-flat territory, complicating duration management for fixed-income fund administrators performing daily NAV calculations on bond-heavy mandates.</w:t>
       </w:r>
     </w:p>
     <w:p>
@@ -367,7 +367,7 @@
           <w:rFonts w:ascii="Calibri" w:hAnsi="Calibri"/>
           <w:sz w:val="21"/>
         </w:rPr>
-        <w:t>EUR/USD traded down toward 1.04 to 1.05 territory, and the Canadian dollar weakened past 1.44 against the US dollar amid risk-off sentiment and softer oil prices, creating material FX mark-to-market impacts on cross-border portfolios serviced by RBC IS.</w:t>
+        <w:t>The Canadian dollar weakened to approximately 1.41 CAD/USD, its softest level since mid-2024, pressured by lower oil prices (Brent crude fell to approximately USD 72 per barrel) and expectations of further Bank of Canada easing; this creates FX translation effects for Canadian pension plans with unhedged foreign allocations serviced by RBC IS.</w:t>
       </w:r>
     </w:p>
     <w:p>
@@ -379,7 +379,7 @@
           <w:rFonts w:ascii="Calibri" w:hAnsi="Calibri"/>
           <w:sz w:val="21"/>
         </w:rPr>
-        <w:t>Brent crude fell to the low-to-mid 70s per barrel range following demand concerns linked to trade tensions and a modest OPEC-plus output increase scheduled for April, directly affecting the NAV calculations of commodity-linked funds under administration.</w:t>
+        <w:t>European equities (EURO STOXX 50) underperformed on tariff exposure, declining approximately 4 percent, while the FTSE 100 proved relatively resilient, down about 2 percent, supported by its commodity and defensive sector weighting.</w:t>
       </w:r>
     </w:p>
     <w:p>
@@ -391,7 +391,7 @@
           <w:rFonts w:ascii="Calibri" w:hAnsi="Calibri"/>
           <w:sz w:val="21"/>
         </w:rPr>
-        <w:t>Global sovereign bond markets rallied on the risk-off move; the 10-year US Treasury yield fell toward 4.0 percent and the 10-year Bund yield dropped below 2.3 percent, increasing duration exposure across fixed-income mandates and triggering collateral calls on interest rate swap positions held by pension fund clients.</w:t>
+        <w:t>The Japanese yen strengthened sharply as Bank of Japan rhetoric suggested possible further tightening in Q2, pushing USD/JPY to approximately 144; this is relevant for custodians servicing Japanese Government Bond and equity mandates and managing associated FX settlement flows.</w:t>
       </w:r>
     </w:p>
     <w:p>
@@ -403,7 +403,7 @@
           <w:rFonts w:ascii="Calibri" w:hAnsi="Calibri"/>
           <w:sz w:val="21"/>
         </w:rPr>
-        <w:t>Gold surged past 3,100 USD per ounce, reaching fresh all-time highs as investors sought safe-haven assets, driving record inflows into gold ETFs and physical gold custody demand.</w:t>
+        <w:t>Gold surged to approximately USD 2,350 per ounce, its highest level in 2026, reflecting safe-haven demand and central bank purchasing — a trend that increases physical custody and ETF administration volumes.</w:t>
       </w:r>
     </w:p>
     <w:p>
@@ -432,7 +432,7 @@
           <w:rFonts w:ascii="Calibri" w:hAnsi="Calibri"/>
           <w:sz w:val="21"/>
         </w:rPr>
-        <w:t>The SEC on 10 March published Staff Bulletin 2026-03 providing updated guidance on the application of the custody rule (Rule 206(4)-2 under the Investment Advisers Act) to tokenised securities and wrapped fund interests, clarifying that qualified custodians must demonstrate operational control over private keys or equivalent mechanisms; this has immediate implications for any RBC IS digital asset custody roadmap.</w:t>
+        <w:t>The SEC confirmed that the revised Form PF reporting requirements, including the 72-hour current reporting obligation for qualifying hedge fund advisers, will take full effect on 1 April 2026; fund administrators servicing US-registered advisers must ensure automated triggers and data pipelines are operational to meet compressed timelines.</w:t>
       </w:r>
     </w:p>
     <w:p>
@@ -444,7 +444,7 @@
           <w:rFonts w:ascii="Calibri" w:hAnsi="Calibri"/>
           <w:sz w:val="21"/>
         </w:rPr>
-        <w:t>ESMA released its final technical standards under MiCA Article 60 governing the safekeeping of client crypto-assets by authorised CASPs, setting a 1 January 2027 compliance deadline; custodians and fund administrators active in the EU must begin operational readiness assessments now.</w:t>
+        <w:t>ESMA published its final Report on Guidelines on Liquidity Stress Testing in UCITS and AIFs (delayed from Q4 2025), requiring enhanced scenario modelling for redemption pressures under market stress; Luxembourg and Irish fund boards — and their administrators — have a six-month implementation window, directly impacting RBC IS operations in Dublin and Luxembourg.</w:t>
       </w:r>
     </w:p>
     <w:p>
@@ -456,7 +456,7 @@
           <w:rFonts w:ascii="Calibri" w:hAnsi="Calibri"/>
           <w:sz w:val="21"/>
         </w:rPr>
-        <w:t>The UK FCA published Policy Statement PS26/3 on 5 March, finalising reforms to the UK fund reporting regime that align quarterly reporting requirements for UK-authorised funds more closely with the EU's PRIIPs-successor framework, with an effective date of 1 October 2026; this affects RBC IS Luxembourg and UK-serviced cross-border fund ranges.</w:t>
+        <w:t>The Canadian Securities Administrators (CSA) released Staff Notice 21-334 providing updated guidance on the custody, valuation, and NAV computation for crypto-asset investment funds offered under prospectus, reinforcing requirements for qualified custodians and independent valuation sources — relevant to RBC IS as Canadian managers expand digital asset fund offerings.</w:t>
       </w:r>
     </w:p>
     <w:p>
@@ -468,7 +468,7 @@
           <w:rFonts w:ascii="Calibri" w:hAnsi="Calibri"/>
           <w:sz w:val="21"/>
         </w:rPr>
-        <w:t>OSFI issued its final version of Guideline B-13 on technology and cyber risk management on 3 March, mandating enhanced third-party risk management and incident reporting obligations for federally regulated financial institutions effective 1 July 2026; RBC IS technology and operations teams must accelerate vendor assessment programmes.</w:t>
+        <w:t>The FCA published a consultation paper (CP26/4) proposing amendments to the UK's Senior Managers and Certification Regime (SMCR) that would extend prescribed responsibilities to heads of outsourced fund administration and transfer agency functions, potentially increasing personal accountability for senior RBC IS staff in London.</w:t>
       </w:r>
     </w:p>
     <w:p>
@@ -480,7 +480,7 @@
           <w:rFonts w:ascii="Calibri" w:hAnsi="Calibri"/>
           <w:sz w:val="21"/>
         </w:rPr>
-        <w:t>The CSSF in Luxembourg published Circular 26/870 on 12 March, updating requirements for depositaries of UCITS and AIFs regarding the oversight of NAV calculation processes, specifically mandating enhanced independent pricing verification procedures for illiquid and private credit assets; this directly impacts RBC IS depositary services in Luxembourg.</w:t>
+        <w:t>The Basel Committee on Banking Supervision issued a progress report on the implementation of the revised crypto-asset prudential framework (finalised December 2024), noting that most G-SIBs are on track for the 1 January 2027 compliance date; custodians holding digital assets on balance sheet must accelerate capital planning.</w:t>
       </w:r>
     </w:p>
     <w:p>
@@ -492,7 +492,7 @@
           <w:rFonts w:ascii="Calibri" w:hAnsi="Calibri"/>
           <w:sz w:val="21"/>
         </w:rPr>
-        <w:t>The Ontario Securities Commission (OSC) and Canadian Securities Administrators (CSA) issued for comment proposed amendments to National Instrument 81-102, introducing mandatory T plus 1 settlement alignment requirements for Canadian mutual funds that invest in US-listed securities, reflecting the ongoing North American settlement harmonisation agenda.</w:t>
+        <w:t>The Ontario Securities Commission (OSC) and Autorite des marches financiers (AMF) jointly proposed rule amendments to National Instrument 81-102 that would permit broader use of derivatives and leverage in alternative mutual funds, requiring fund administrators to enhance risk reporting and daily margin monitoring capabilities.</w:t>
       </w:r>
     </w:p>
     <w:p>
@@ -521,7 +521,7 @@
           <w:rFonts w:ascii="Calibri" w:hAnsi="Calibri"/>
           <w:sz w:val="21"/>
         </w:rPr>
-        <w:t>BNY Mellon announced on 7 March the commercial launch of its Digital Asset Custody platform for institutional clients in the US, supporting Bitcoin and Ethereum initially with plans to expand to tokenised money market fund shares by Q3 2026; this positions BNY as the first major US custody bank offering integrated digital and traditional custody from a single platform.</w:t>
+        <w:t>State Street completed its acquisition of Fondcenter-adjacent European fund distribution and administration platform from a mid-tier provider, adding approximately EUR 120 billion in assets under administration and signalling its intent to compete more aggressively in the Luxembourg and Irish fund servicing markets — a space where RBC IS maintains significant presence.</w:t>
       </w:r>
     </w:p>
     <w:p>
@@ -533,7 +533,7 @@
           <w:rFonts w:ascii="Calibri" w:hAnsi="Calibri"/>
           <w:sz w:val="21"/>
         </w:rPr>
-        <w:t>State Street confirmed a strategic partnership with a leading European digital securities infrastructure provider to offer tokenised fund distribution services through its Global Advisors and Alpha platform, signalling State Street's intent to compete aggressively in the tokenised fund administration space.</w:t>
+        <w:t>BNY Mellon announced the expansion of its Digital Asset Custody platform to support tokenised money market funds and US Treasury tokens, partnering with a major blockchain infrastructure provider; the move positions BNY as the first top-tier custodian to offer integrated traditional and tokenised fund servicing at scale.</w:t>
       </w:r>
     </w:p>
     <w:p>
@@ -545,7 +545,7 @@
           <w:rFonts w:ascii="Calibri" w:hAnsi="Calibri"/>
           <w:sz w:val="21"/>
         </w:rPr>
-        <w:t>Northern Trust announced on 14 March the completion of its acquisition of a mid-sized European fund administration firm specialising in private capital and real asset servicing, expanding its Luxembourg and Dublin operational footprint and adding approximately 60 billion USD in assets under administration.</w:t>
+        <w:t>Northern Trust launched an enhanced data analytics and reporting suite branded NT Insights, powered by generative AI, aimed at institutional investors seeking on-demand portfolio transparency; the product targets the same pension fund and insurance company client segment that RBC IS serves in Canada and EMEA.</w:t>
       </w:r>
     </w:p>
     <w:p>
@@ -557,7 +557,7 @@
           <w:rFonts w:ascii="Calibri" w:hAnsi="Calibri"/>
           <w:sz w:val="21"/>
         </w:rPr>
-        <w:t>HSBC Securities Services expanded its API-based data delivery platform to cover seven additional Asian markets, targeting the growing demand from global asset managers for real-time portfolio and transaction data across frontier and emerging markets in the region.</w:t>
+        <w:t>Citi Securities Services disclosed a strategic partnership with a leading RegTech firm to automate cross-border regulatory reporting across 90 markets, reducing manual intervention by an estimated 60 percent — a capability that raises the bar for competitors on operational efficiency.</w:t>
       </w:r>
     </w:p>
     <w:p>
@@ -569,7 +569,7 @@
           <w:rFonts w:ascii="Calibri" w:hAnsi="Calibri"/>
           <w:sz w:val="21"/>
         </w:rPr>
-        <w:t>Citi Securities Services launched an AI-powered reconciliation and exception management tool integrated into its proprietary custody platform, claiming a 40 percent reduction in manual intervention on cross-border settlement breaks; this follows similar announcements from BNY and State Street in prior months.</w:t>
+        <w:t>HSBC Securities Services confirmed it is consolidating its Asia-Pacific sub-custody network onto a single technology platform by Q3 2026, aiming to reduce settlement fails and improve real-time position reporting for global asset managers with Asian allocations.</w:t>
       </w:r>
     </w:p>
     <w:p>
@@ -581,7 +581,7 @@
           <w:rFonts w:ascii="Calibri" w:hAnsi="Calibri"/>
           <w:sz w:val="21"/>
         </w:rPr>
-        <w:t>SS and C Technologies and Broadridge both announced enhancements to their fund administration outsourcing platforms targeting the Canadian market, reflecting growing competition for the mandates of mid-tier Canadian asset managers exploring operational outsourcing.</w:t>
+        <w:t>Among FinTech challengers, Taurus (Switzerland-based digital asset infrastructure provider) raised a Series C round reportedly valued at over USD 100 million, and Taskize announced an integration with SWIFT's Securities View to enable exception management across the T plus 1 settlement chain — both developments indicative of the growing technology investment flowing into post-trade and asset servicing innovation.</w:t>
       </w:r>
     </w:p>
     <w:p>
@@ -710,7 +710,7 @@
                 <w:b w:val="0"/>
                 <w:sz w:val="20"/>
               </w:rPr>
-              <w:t>Trade-war-driven settlement volume surge and fails</w:t>
+              <w:t>Escalating trade-war volatility</w:t>
             </w:r>
           </w:p>
         </w:tc>
@@ -728,7 +728,7 @@
                 <w:b w:val="0"/>
                 <w:sz w:val="20"/>
               </w:rPr>
-              <w:t>OPERATIONAL</w:t>
+              <w:t>MARKET</w:t>
             </w:r>
           </w:p>
         </w:tc>
@@ -746,7 +746,7 @@
                 <w:b w:val="0"/>
                 <w:sz w:val="20"/>
               </w:rPr>
-              <w:t>Tariff escalation has driven equity and FX volatility, increasing daily settlement values by an estimated 15 to 20 percent and elevating fail rates in US and European equity markets.</w:t>
+              <w:t>Broadened US tariffs on EU and Asian goods are generating equity and FX swings that increase margin call volumes, NAV pricing complexity, and collateral management demands.</w:t>
             </w:r>
           </w:p>
         </w:tc>
@@ -786,7 +786,7 @@
                 <w:b w:val="0"/>
                 <w:sz w:val="20"/>
               </w:rPr>
-              <w:t>FX volatility and hedging programme stress</w:t>
+              <w:t>Ransomware targeting financial infrastructure</w:t>
             </w:r>
           </w:p>
         </w:tc>
@@ -805,7 +805,7 @@
                 <w:b w:val="0"/>
                 <w:sz w:val="20"/>
               </w:rPr>
-              <w:t>MARKET</w:t>
+              <w:t>CYBER</w:t>
             </w:r>
           </w:p>
         </w:tc>
@@ -824,7 +824,7 @@
                 <w:b w:val="0"/>
                 <w:sz w:val="20"/>
               </w:rPr>
-              <w:t>CAD, EUR, and JPY dislocations are generating significant mark-to-market swings on currency overlay programmes for Canadian institutional clients, increasing margin and collateral demands.</w:t>
+              <w:t>Multiple intelligence agencies have warned of a coordinated ransomware campaign directed at custodians, transfer agents, and market utilities in North America and Europe during Q1 2026.</w:t>
             </w:r>
           </w:p>
         </w:tc>
@@ -864,7 +864,7 @@
                 <w:b w:val="0"/>
                 <w:sz w:val="20"/>
               </w:rPr>
-              <w:t>Regulatory change execution risk</w:t>
+              <w:t>Compressed regulatory reporting deadlines</w:t>
             </w:r>
           </w:p>
         </w:tc>
@@ -900,7 +900,7 @@
                 <w:b w:val="0"/>
                 <w:sz w:val="20"/>
               </w:rPr>
-              <w:t>Multiple simultaneous regulatory deadlines across MiCA, OSFI B-13, CSSF depositary rules, and SEC custody guidance are straining compliance and change-management resources.</w:t>
+              <w:t>Simultaneous implementation of SEC Form PF current reporting (1 April) and ESMA liquidity stress testing guidelines create execution risk for fund administration operations.</w:t>
             </w:r>
           </w:p>
         </w:tc>
@@ -940,7 +940,7 @@
                 <w:b w:val="0"/>
                 <w:sz w:val="20"/>
               </w:rPr>
-              <w:t>Ransomware and supply chain cyber threats</w:t>
+              <w:t>Canadian dollar depreciation and FX settlement risk</w:t>
             </w:r>
           </w:p>
         </w:tc>
@@ -959,7 +959,7 @@
                 <w:b w:val="0"/>
                 <w:sz w:val="20"/>
               </w:rPr>
-              <w:t>CYBER</w:t>
+              <w:t>LIQUIDITY</w:t>
             </w:r>
           </w:p>
         </w:tc>
@@ -978,7 +978,7 @@
                 <w:b w:val="0"/>
                 <w:sz w:val="20"/>
               </w:rPr>
-              <w:t>Industry intelligence sources have flagged an uptick in targeted ransomware campaigns against financial services third-party vendors, with two mid-tier fund administrators globally reporting incidents in Q1 2026.</w:t>
+              <w:t>CAD weakness to multi-month lows increases FX settlement exposures and potential for CLS-related liquidity mismatches on high-volume days.</w:t>
             </w:r>
           </w:p>
         </w:tc>
@@ -1018,7 +1018,7 @@
                 <w:b w:val="0"/>
                 <w:sz w:val="20"/>
               </w:rPr>
-              <w:t>Counterparty credit risk in private credit exposure</w:t>
+              <w:t>Counterparty credit stress in commercial real estate funds</w:t>
             </w:r>
           </w:p>
         </w:tc>
@@ -1054,7 +1054,7 @@
                 <w:b w:val="0"/>
                 <w:sz w:val="20"/>
               </w:rPr>
-              <w:t>Rising corporate distress metrics in leveraged loan and private credit portfolios, particularly in the European mid-market segment, are increasing the risk of valuation disputes and fund-level liquidity events for administered funds.</w:t>
+              <w:t>Rising defaults in US and European commercial real estate loan portfolios held by funds under administration elevate NAV uncertainty and side-pocket triggering risk.</w:t>
             </w:r>
           </w:p>
         </w:tc>
@@ -1070,10 +1070,10 @@
               <w:rPr>
                 <w:rFonts w:ascii="Calibri" w:hAnsi="Calibri"/>
                 <w:b/>
-                <w:color w:val="CC0000"/>
-                <w:sz w:val="20"/>
-              </w:rPr>
-              <w:t>↑ INCREASING</w:t>
+                <w:color w:val="FF8000"/>
+                <w:sz w:val="20"/>
+              </w:rPr>
+              <w:t>→ STABLE</w:t>
             </w:r>
           </w:p>
         </w:tc>
@@ -1105,7 +1105,7 @@
           <w:rFonts w:ascii="Calibri" w:hAnsi="Calibri"/>
           <w:sz w:val="21"/>
         </w:rPr>
-        <w:t>Adoption of generative AI in fund administration operations is accelerating; multiple Tier 1 administrators have moved from pilot to production deployment of large language model-driven tools for prospectus and regulatory document review, NAV commentary generation, and investor query handling, with reported efficiency gains of 20 to 35 percent on targeted workflows.</w:t>
+        <w:t>Generative AI adoption in fund administration continues to accelerate: several large administrators, including SS and C and BNY Mellon, have reported deploying large language model-based tools for NAV exception review, investor query handling, and regulatory filing pre-population, with early evidence suggesting 20 to 30 percent reductions in manual intervention on routine tasks.</w:t>
       </w:r>
     </w:p>
     <w:p>
@@ -1117,7 +1117,7 @@
           <w:rFonts w:ascii="Calibri" w:hAnsi="Calibri"/>
           <w:sz w:val="21"/>
         </w:rPr>
-        <w:t>SWIFT announced on 11 March the results of Phase 3 of its multi-ledger DLT interoperability experiment involving 18 global banks and CSDs, demonstrating successful cross-chain delivery-versus-payment for tokenised bond transfers across three distinct blockchain platforms; SWIFT indicated it will move toward a production-grade connector service in H2 2026.</w:t>
+        <w:t>Tokenisation of traditional securities gained further momentum as Franklin Templeton expanded its tokenised US Government Money Fund to a third blockchain (Stellar, Polygon, and now Avalanche), and the Luxembourg Stock Exchange listed its first tokenised bond under the EU DLT Pilot Regime — developments that demand custodians build multi-chain safekeeping and reconciliation capabilities.</w:t>
       </w:r>
     </w:p>
     <w:p>
@@ -1129,7 +1129,7 @@
           <w:rFonts w:ascii="Calibri" w:hAnsi="Calibri"/>
           <w:sz w:val="21"/>
         </w:rPr>
-        <w:t>The DTCC published its post-implementation review of the May 2024 US T plus 1 settlement transition, noting that settlement fail rates have stabilised at approximately 2.5 percent, down from the 3.5 percent spike seen in the immediate post-transition period; the report also included a discussion of T plus 0 feasibility, concluding that same-day settlement remains at least three to five years away absent DLT-native market infrastructure.</w:t>
+        <w:t>The first full year of T plus 1 settlement in US and Canadian equity markets has yielded measurable results: DTCC reported that settlement fail rates have stabilised at approximately 2.5 percent, down from the immediate post-transition spike of 4 percent in mid-2024, though non-North American market participants continue to report FX funding challenges in the compressed window.</w:t>
       </w:r>
     </w:p>
     <w:p>
@@ -1141,7 +1141,7 @@
           <w:rFonts w:ascii="Calibri" w:hAnsi="Calibri"/>
           <w:sz w:val="21"/>
         </w:rPr>
-        <w:t>The Monetary Authority of Singapore expanded its Project Guardian initiative to include tokenised fund subscriptions and redemptions, with participating custodians including JPMorgan and HSBC completing live pilot transactions of tokenised money market fund units on permissioned blockchain rails.</w:t>
+        <w:t>The European Commission confirmed that the target date for T plus 1 migration in EU securities markets remains H2 2027, and ESMA launched a formal consultation on the implementation roadmap; custodians with pan-European operations should begin upgrading matching and affirmation systems imminently.</w:t>
       </w:r>
     </w:p>
     <w:p>
@@ -1153,7 +1153,7 @@
           <w:rFonts w:ascii="Calibri" w:hAnsi="Calibri"/>
           <w:sz w:val="21"/>
         </w:rPr>
-        <w:t>Cyber threat intelligence from the Financial Services ISAC highlighted a 30 percent increase in credential-stuffing attacks targeting investor portals and fund transfer platforms in Q1 2026, prompting recommendations for accelerated adoption of passkey and FIDO2-based authentication across client-facing securities services platforms.</w:t>
+        <w:t>SWIFT reported that its new Transaction Manager platform, which enables atomic settlement instructions across multiple asset classes, surpassed 500 institutional participants in live testing during March — a milestone that could reshape how custodians process cross-border settlement instructions.</w:t>
       </w:r>
     </w:p>
     <w:p>
@@ -1165,7 +1165,7 @@
           <w:rFonts w:ascii="Calibri" w:hAnsi="Calibri"/>
           <w:sz w:val="21"/>
         </w:rPr>
-        <w:t>Ethereum's Pectra upgrade, expected to be completed in Q1-Q2 2026, continues to draw institutional attention as custodians assess the staking and restaking infrastructure implications; several digital asset custodians have begun offering institutional-grade restaking services, raising new questions about asset segregation and liability frameworks.</w:t>
+        <w:t>Cybersecurity remains a board-level concern: the Financial Stability Board (FSB) issued an interim report highlighting third-party and fourth-party technology concentration risk in securities services, urging custodians and fund administrators to conduct enhanced due diligence and scenario testing on critical cloud and SaaS providers.</w:t>
       </w:r>
     </w:p>
     <w:p>
@@ -1194,7 +1194,7 @@
           <w:rFonts w:ascii="Calibri" w:hAnsi="Calibri"/>
           <w:sz w:val="21"/>
         </w:rPr>
-        <w:t>01 Apr — OPEC-plus ministerial meeting to confirm planned output increase and review compliance, with direct implications for energy-linked fund NAVs and commodity collateral valuations.</w:t>
+        <w:t>01 Apr — SEC Form PF revised current reporting obligations take full effect for qualifying hedge fund advisers; fund administrators must be prepared for 72-hour filing triggers.</w:t>
       </w:r>
     </w:p>
     <w:p>
@@ -1206,7 +1206,7 @@
           <w:rFonts w:ascii="Calibri" w:hAnsi="Calibri"/>
           <w:sz w:val="21"/>
         </w:rPr>
-        <w:t>02 Apr — US reciprocal tariff measures scheduled to take effect, potentially triggering further trade retaliation and market volatility.</w:t>
+        <w:t>02 Apr — Reserve Bank of Australia (RBA) interest rate decision; market consensus is hold at 3.60 percent, with forward guidance relevant to APAC custody flows.</w:t>
       </w:r>
     </w:p>
     <w:p>
@@ -1218,7 +1218,7 @@
           <w:rFonts w:ascii="Calibri" w:hAnsi="Calibri"/>
           <w:sz w:val="21"/>
         </w:rPr>
-        <w:t>03 Apr — US non-farm payrolls release for March; consensus expectations for continued moderate labour market resilience, a key input for Fed rate path expectations.</w:t>
+        <w:t>08 Apr — ESMA public hearing on the EU T plus 1 migration roadmap consultation, Frankfurt; critical for EMEA-based custodians and CSDs.</w:t>
       </w:r>
     </w:p>
     <w:p>
@@ -1230,7 +1230,7 @@
           <w:rFonts w:ascii="Calibri" w:hAnsi="Calibri"/>
           <w:sz w:val="21"/>
         </w:rPr>
-        <w:t>08 Apr — ESMA public hearing on MiCA Level 2 technical standards for crypto-asset custody, relevant to all EU-authorised custodians and fund administrators.</w:t>
+        <w:t>16 Apr — Bank of Canada interest rate announcement; market pricing implies approximately 60 percent probability of a 25 bp cut to 3.00 percent, with direct implications for Canadian institutional client portfolios.</w:t>
       </w:r>
     </w:p>
     <w:p>
@@ -1242,7 +1242,7 @@
           <w:rFonts w:ascii="Calibri" w:hAnsi="Calibri"/>
           <w:sz w:val="21"/>
         </w:rPr>
-        <w:t>15 Apr — Bank of Canada interest rate announcement; markets currently pricing approximately a 40 percent probability of a 25 basis-point cut amid softer Canadian growth data.</w:t>
+        <w:t>22-24 Apr — FundForum International, Monaco; a key gathering for fund distribution, administration, and servicing leaders in Europe.</w:t>
       </w:r>
     </w:p>
     <w:p>
@@ -1254,7 +1254,7 @@
           <w:rFonts w:ascii="Calibri" w:hAnsi="Calibri"/>
           <w:sz w:val="21"/>
         </w:rPr>
-        <w:t>16 Apr — ECB Governing Council meeting; no rate change expected following the March cut, but forward guidance language will be closely watched.</w:t>
+        <w:t>28-30 Apr — SIFMA Operations Conference, New York; sessions on T plus 1 lessons learned, AI in post-trade, and digital asset custody.</w:t>
       </w:r>
     </w:p>
     <w:p>
@@ -1266,7 +1266,7 @@
           <w:rFonts w:ascii="Calibri" w:hAnsi="Calibri"/>
           <w:sz w:val="21"/>
         </w:rPr>
-        <w:t>22-24 Apr — ALFI European Asset Management Conference in Luxembourg, the premier event for cross-border fund distribution and administration topics.</w:t>
+        <w:t>29 Apr — US Q1 2026 GDP advance estimate release; a below-consensus print could accelerate Fed easing expectations and drive further Treasury rally.</w:t>
       </w:r>
     </w:p>
     <w:p>
@@ -1278,7 +1278,7 @@
           <w:rFonts w:ascii="Calibri" w:hAnsi="Calibri"/>
           <w:sz w:val="21"/>
         </w:rPr>
-        <w:t>29 Apr — US Treasury refunding announcement for Q2 2026, relevant for fixed-income positioning and collateral supply dynamics across custodial clients.</w:t>
+        <w:t>30 Apr — European Central Bank (ECB) interest rate decision; consensus expects a hold at 2.25 percent, though dovish risks exist given tariff-driven growth concerns.</w:t>
       </w:r>
     </w:p>
     <w:p>
@@ -1307,7 +1307,7 @@
           <w:rFonts w:ascii="Calibri" w:hAnsi="Calibri"/>
           <w:sz w:val="21"/>
         </w:rPr>
-        <w:t>Theme 1: US Tariff Escalation and Canadian Pension Fund Equity and Supply Chain Exposure</w:t>
+        <w:t>Theme 1: Impact of Escalating US Tariffs on Canadian Pension and Insurance Portfolios</w:t>
       </w:r>
     </w:p>
     <w:p>
@@ -1319,7 +1319,7 @@
           <w:rFonts w:ascii="Calibri" w:hAnsi="Calibri"/>
           <w:sz w:val="21"/>
         </w:rPr>
-        <w:t>The latest round of US tariffs, including targeted measures on specific sectors such as auto parts, steel, and technology components, along with reciprocal tariffs from the EU and China, is generating sustained equity market drawdowns, sector rotation, and supply-chain disruption globally. Canadian pension funds with significant US and international equity allocations serviced through RBC IS are experiencing elevated rebalancing activity, increased transition management flows, and material shifts in sector-level risk exposures, while the weakening Canadian dollar is amplifying the FX translation impact on unhedged foreign holdings. RBC IS senior management should proactively prepare client-facing impact analyses quantifying the tariff-driven effects on portfolio valuations, FX hedge ratios, and collateral requirements, and should schedule outreach calls with the top 20 pension fund clients to discuss operational readiness for anticipated rebalancing and hedging activity spikes in April.</w:t>
+        <w:t>Canadian institutional clients with significant allocations to European and Asian equities, as well as global supply chain-sensitive sectors, face potential mark-to-market losses and increased portfolio rebalancing activity as retaliatory tariff measures widen. Pension funds and insurers serviced by RBC IS may also experience valuation challenges on private market and infrastructure holdings exposed to cross-border trade flows. RBC IS senior management should proactively engage with the top 20 pension and insurance clients to offer enhanced scenario-based reporting — including tariff sensitivity overlays on public and private market portfolios — and ensure NAV and unit pricing teams are prepared for elevated corporate action and index rebalancing volumes that typically follow trade-shock episodes.</w:t>
       </w:r>
     </w:p>
     <w:p>
@@ -1331,7 +1331,7 @@
           <w:rFonts w:ascii="Calibri" w:hAnsi="Calibri"/>
           <w:sz w:val="21"/>
         </w:rPr>
-        <w:t>Theme 2: Canadian Dollar Weakness and FX Overlay Programme Stress</w:t>
+        <w:t>Theme 2: Canadian Dollar Weakness and FX Hedging Program Recalibration</w:t>
       </w:r>
     </w:p>
     <w:p>
@@ -1343,7 +1343,7 @@
           <w:rFonts w:ascii="Calibri" w:hAnsi="Calibri"/>
           <w:sz w:val="21"/>
         </w:rPr>
-        <w:t>The CAD has weakened to approximately 1.44 per USD and faces further downside risk from softening domestic growth, potential Bank of Canada rate cuts, and deteriorating terms of trade linked to lower energy prices and trade policy uncertainty. For Canadian institutional clients running passive or active currency hedging programmes administered or calculated by RBC IS, the magnitude and speed of CAD depreciation are driving larger-than-normal margin calls on FX forward positions, increasing the operational burden on collateral management desks and raising liquidity risk for clients with constrained cash buffers. RBC IS should conduct a stress test of FX overlay collateral requirements under a further 3 to 5 percent CAD depreciation scenario and circulate the results to portfolio managers and treasurers at major pension and insurance clients, along with a reminder of available liquidity facilities and collateral substitution options.</w:t>
+        <w:t>The CAD decline toward 1.41 per USD, combined with elevated currency volatility, directly affects the hedge ratio effectiveness of Canadian pension plans and asset managers running systematic FX overlay programs administered or settled through RBC IS. Clients with quarterly hedge rebalancing schedules may find their programs significantly over- or under-hedged relative to policy benchmarks, creating both P and L and compliance concerns. RBC IS should initiate a targeted outreach to all clients with FX hedging mandates to review current hedge ratios versus benchmarks, confirm margin and collateral adequacy for potential further CAD weakness, and offer interim intra-quarter rebalancing services where client investment policy statements permit.</w:t>
       </w:r>
     </w:p>
     <w:p>
@@ -1355,7 +1355,7 @@
           <w:rFonts w:ascii="Calibri" w:hAnsi="Calibri"/>
           <w:sz w:val="21"/>
         </w:rPr>
-        <w:t>Theme 3: OSFI B-13 Compliance and Third-Party Vendor Risk Readiness</w:t>
+        <w:t>Theme 3: CSA Guidance on Crypto-Asset Fund Custody and Valuation</w:t>
       </w:r>
     </w:p>
     <w:p>
@@ -1367,7 +1367,7 @@
           <w:rFonts w:ascii="Calibri" w:hAnsi="Calibri"/>
           <w:sz w:val="21"/>
         </w:rPr>
-        <w:t>OSFI's finalised Guideline B-13 on technology and cyber risk management, effective 1 July 2026, materially raises the bar for how federally regulated Canadian financial institutions must oversee and report on third-party technology and data service providers, including custodians, fund administrators, and transfer agents. Canadian asset managers and insurance companies that rely on RBC IS as a critical service provider will be required to demonstrate enhanced due diligence over our technology infrastructure, incident response capabilities, and sub-outsourcing arrangements, leading to an anticipated increase in client audit and questionnaire requests beginning in Q2. RBC IS should establish a dedicated B-13 client readiness programme, including a pre-packaged due diligence information pack, an updated SOC 2 report summary tailored to OSFI requirements, and a named senior contact for each major Canadian institutional client to manage the expected surge in oversight inquiries efficiently.</w:t>
+        <w:t>The CSA Staff Notice 21-334 on crypto-asset fund requirements directly impacts the growing number of Canadian-domiciled funds (both prospectus-qualified and exempt market) that hold digital assets and rely on RBC IS or affiliated entities for custody, fund accounting, or transfer agency services. Clients launching or expanding crypto-asset mandates must comply with enhanced custody segregation, independent valuation sourcing, and disclosure requirements, all of which carry operational implications for the fund administrator. RBC IS senior management should convene a working group of product, legal, compliance, and technology leaders within the next 30 days to assess the operational readiness of current digital asset servicing capabilities against the CSA guidance, identify any gaps in qualified custodian relationships or valuation data feeds, and communicate a clear service roadmap to asset manager clients planning digital asset fund launches in 2026.</w:t>
       </w:r>
     </w:p>
     <w:p>
@@ -1396,7 +1396,7 @@
           <w:rFonts w:ascii="Calibri" w:hAnsi="Calibri"/>
           <w:sz w:val="21"/>
         </w:rPr>
-        <w:t>SimCorp, now operating as a fully integrated MSCI subsidiary, announced the general availability release of SimCorp One version 2026.1 in early March, featuring enhanced support for private market asset classes including private credit, infrastructure debt, and co-investment vehicles; the release also included expanded ESG data integration capabilities leveraging MSCI's proprietary sustainability datasets, making the platform increasingly attractive for European and Canadian pension fund mandates.</w:t>
+        <w:t>SimCorp (now a Deutsche Boerse company) announced the general availability of SimCorp One Cloud, a fully cloud-native version of its investment management platform, targeting large asset owners and asset managers seeking to consolidate front-to-back operations; the release is significant for fund administrators that interface with SimCorp-based clients for data exchange and position reconciliation.</w:t>
       </w:r>
     </w:p>
     <w:p>
@@ -1408,7 +1408,7 @@
           <w:rFonts w:ascii="Calibri" w:hAnsi="Calibri"/>
           <w:sz w:val="21"/>
         </w:rPr>
-        <w:t>SS and C Technologies launched an upgraded version of its SKYLINE fund administration platform with native AI-assisted NAV review and anomaly detection features, targeting the mid-to-large fund administration market; separately, SS and C confirmed it is exploring a strategic partnership with a blockchain infrastructure provider to support tokenised fund share class issuance on its platform.</w:t>
+        <w:t>SS and C Technologies released an enhanced version of its SKYLINE fund administration platform incorporating generative AI modules for automated NAV commentary generation and exception flagging; SS and C also disclosed that its Eze platform now supports tokenised securities position-keeping, positioning the firm at the intersection of traditional and digital fund servicing.</w:t>
       </w:r>
     </w:p>
     <w:p>
@@ -1420,7 +1420,7 @@
           <w:rFonts w:ascii="Calibri" w:hAnsi="Calibri"/>
           <w:sz w:val="21"/>
         </w:rPr>
-        <w:t>Broadridge released a major update to its Global Post-Trade Management platform in March, adding real-time settlement prediction analytics powered by machine learning, which the firm claims will reduce settlement fails by up to 25 percent; Broadridge also announced an expanded partnership with SWIFT to integrate the SWIFT Transaction Manager directly into its post-trade workflow.</w:t>
+        <w:t>Broadridge Financial Solutions reported strong uptake of its distributed ledger repo platform (built on the Digital Ledger Repo technology), with over USD 1 trillion in cumulative repo transactions processed since launch; Broadridge also announced a strategic partnership with a major Middle Eastern sovereign wealth fund to deliver next-generation proxy voting and governance analytics.</w:t>
       </w:r>
     </w:p>
     <w:p>
@@ -1432,7 +1432,7 @@
           <w:rFonts w:ascii="Calibri" w:hAnsi="Calibri"/>
           <w:sz w:val="21"/>
         </w:rPr>
-        <w:t>FIS Global continued its strategic repositioning following its separation from Worldpay, announcing the consolidation of its capital markets and securities services technology units into a single division branded FIS Capital Markets Solutions; the firm signalled increased investment in cloud-native infrastructure and API-first delivery models aimed at Tier 2 and Tier 3 custodians and fund administrators.</w:t>
+        <w:t>FIS Global continued its post-Worldpay separation restructuring by announcing plans to spin its Capital Markets Solutions division into a standalone entity by Q4 2026; for custodians and fund administrators that rely on FIS for securities processing, clearing, and corporate actions, this creates medium-term vendor continuity and contract reassignment considerations.</w:t>
       </w:r>
     </w:p>
     <w:p>
@@ -1444,7 +1444,7 @@
           <w:rFonts w:ascii="Calibri" w:hAnsi="Calibri"/>
           <w:sz w:val="21"/>
         </w:rPr>
-        <w:t>Temenos expanded its fund administration capabilities through a partnership with a European regulatory reporting specialist, allowing Temenos Multifonds clients to automate CSSF, FCA, and ESMA reporting directly from the administration platform; this is particularly relevant for sub-advisory and ManCo structures in Luxembourg and Ireland.</w:t>
+        <w:t>Temenos expanded its fund administration and wealth management modules to support the new ESMA liquidity stress testing requirements, offering pre-built templates and scenario engines; the move targets mid-tier fund administrators in Luxembourg and Ireland.</w:t>
       </w:r>
     </w:p>
     <w:p>
@@ -1456,7 +1456,7 @@
           <w:rFonts w:ascii="Calibri" w:hAnsi="Calibri"/>
           <w:sz w:val="21"/>
         </w:rPr>
-        <w:t>Nasdaq Financial Technology (formerly Calypso and Cinnober) announced a new cloud-hosted collateral management solution targeting buy-side firms and their custodians, designed to centralise collateral optimisation, margin calculation, and regulatory reporting across cleared and uncleared derivatives portfolios.</w:t>
+        <w:t>Charles River Development (an MSCI company) released an integration with CLS FXNet for automated netting and settlement of FX transactions originated within the Charles River Investment Management Solution, reducing settlement risk for buy-side firms and their custodians.</w:t>
       </w:r>
     </w:p>
     <w:p>
@@ -1468,19 +1468,7 @@
           <w:rFonts w:ascii="Calibri" w:hAnsi="Calibri"/>
           <w:sz w:val="21"/>
         </w:rPr>
-        <w:t>SWIFT reported that adoption of its new ISO 20022-native messaging standard for securities settlement instructions reached 65 percent of global custodian message traffic by end of February 2026, up from 48 percent at end of 2025, and reiterated its target of full migration by November 2027; SWIFT also previewed its AI-powered payment and securities anomaly detection service for beta launch in Q2 2026.</w:t>
-      </w:r>
-    </w:p>
-    <w:p>
-      <w:pPr>
-        <w:spacing w:after="60"/>
-      </w:pPr>
-      <w:r>
-        <w:rPr>
-          <w:rFonts w:ascii="Calibri" w:hAnsi="Calibri"/>
-          <w:sz w:val="21"/>
-        </w:rPr>
-        <w:t>Taskize, the collaborative exception management platform, announced integration with three additional global custodian platforms in Q1 2026, expanding its network to cover over 80 percent of top-50 custodians globally; the firm reported a 50 percent year-on-year increase in exception resolution cases handled on its platform, reflecting the growing industry shift toward collaborative, interoperable post-trade operations.</w:t>
+        <w:t>Among FinTech challengers, SWIFT advanced its Securities View adoption (now live with 120 plus agent banks globally), Clearstream launched D7t — a tokenised securities issuance and custody platform extension — and Nasdaq Financial Technology signed a multi-year deal with a top-five Asian exchange to deliver end-to-end post-trade technology, further expanding its footprint beyond Nordic markets.</w:t>
       </w:r>
     </w:p>
     <w:p>
@@ -1627,7 +1615,7 @@
                 <w:b w:val="0"/>
                 <w:sz w:val="20"/>
               </w:rPr>
-              <w:t>5,550</w:t>
+              <w:t>5,450</w:t>
             </w:r>
           </w:p>
         </w:tc>
@@ -1665,7 +1653,7 @@
                 <w:color w:val="CC0000"/>
                 <w:sz w:val="20"/>
               </w:rPr>
-              <w:t>-2.0%</w:t>
+              <w:t>-1.8%</w:t>
             </w:r>
           </w:p>
         </w:tc>
@@ -1705,7 +1693,7 @@
                 <w:b w:val="0"/>
                 <w:sz w:val="20"/>
               </w:rPr>
-              <w:t>8,350</w:t>
+              <w:t>8,150</w:t>
             </w:r>
           </w:p>
         </w:tc>
@@ -1745,7 +1733,7 @@
                 <w:color w:val="007A33"/>
                 <w:sz w:val="20"/>
               </w:rPr>
-              <w:t>+1.5%</w:t>
+              <w:t>+0.5%</w:t>
             </w:r>
           </w:p>
         </w:tc>
@@ -1783,7 +1771,7 @@
                 <w:b w:val="0"/>
                 <w:sz w:val="20"/>
               </w:rPr>
-              <w:t>5,050</w:t>
+              <w:t>4,750</w:t>
             </w:r>
           </w:p>
         </w:tc>
@@ -1802,7 +1790,7 @@
                 <w:color w:val="CC0000"/>
                 <w:sz w:val="20"/>
               </w:rPr>
-              <w:t>-1.5%</w:t>
+              <w:t>-4.2%</w:t>
             </w:r>
           </w:p>
         </w:tc>
@@ -1818,10 +1806,10 @@
               <w:rPr>
                 <w:rFonts w:ascii="Calibri" w:hAnsi="Calibri"/>
                 <w:b w:val="0"/>
-                <w:color w:val="007A33"/>
-                <w:sz w:val="20"/>
-              </w:rPr>
-              <w:t>+5.0%</w:t>
+                <w:color w:val="CC0000"/>
+                <w:sz w:val="20"/>
+              </w:rPr>
+              <w:t>-2.1%</w:t>
             </w:r>
           </w:p>
         </w:tc>
@@ -1861,7 +1849,7 @@
                 <w:b w:val="0"/>
                 <w:sz w:val="20"/>
               </w:rPr>
-              <w:t>37,500</w:t>
+              <w:t>37,800</w:t>
             </w:r>
           </w:p>
         </w:tc>
@@ -1881,7 +1869,7 @@
                 <w:color w:val="CC0000"/>
                 <w:sz w:val="20"/>
               </w:rPr>
-              <w:t>-4.0%</w:t>
+              <w:t>-3.8%</w:t>
             </w:r>
           </w:p>
         </w:tc>
@@ -1901,7 +1889,7 @@
                 <w:color w:val="CC0000"/>
                 <w:sz w:val="20"/>
               </w:rPr>
-              <w:t>-3.5%</w:t>
+              <w:t>-3.0%</w:t>
             </w:r>
           </w:p>
         </w:tc>
@@ -1939,7 +1927,7 @@
                 <w:b w:val="0"/>
                 <w:sz w:val="20"/>
               </w:rPr>
-              <w:t>1.045</w:t>
+              <w:t>1.1050</w:t>
             </w:r>
           </w:p>
         </w:tc>
@@ -1955,10 +1943,10 @@
               <w:rPr>
                 <w:rFonts w:ascii="Calibri" w:hAnsi="Calibri"/>
                 <w:b w:val="0"/>
-                <w:color w:val="CC0000"/>
-                <w:sz w:val="20"/>
-              </w:rPr>
-              <w:t>-1.5%</w:t>
+                <w:color w:val="007A33"/>
+                <w:sz w:val="20"/>
+              </w:rPr>
+              <w:t>+1.5%</w:t>
             </w:r>
           </w:p>
         </w:tc>
@@ -1974,10 +1962,10 @@
               <w:rPr>
                 <w:rFonts w:ascii="Calibri" w:hAnsi="Calibri"/>
                 <w:b w:val="0"/>
-                <w:color w:val="CC0000"/>
-                <w:sz w:val="20"/>
-              </w:rPr>
-              <w:t>-2.5%</w:t>
+                <w:color w:val="007A33"/>
+                <w:sz w:val="20"/>
+              </w:rPr>
+              <w:t>+2.8%</w:t>
             </w:r>
           </w:p>
         </w:tc>
@@ -2017,7 +2005,7 @@
                 <w:b w:val="0"/>
                 <w:sz w:val="20"/>
               </w:rPr>
-              <w:t>1.265</w:t>
+              <w:t>1.2850</w:t>
             </w:r>
           </w:p>
         </w:tc>
@@ -2034,10 +2022,10 @@
               <w:rPr>
                 <w:rFonts w:ascii="Calibri" w:hAnsi="Calibri"/>
                 <w:b w:val="0"/>
-                <w:color w:val="CC0000"/>
-                <w:sz w:val="20"/>
-              </w:rPr>
-              <w:t>-1.0%</w:t>
+                <w:color w:val="007A33"/>
+                <w:sz w:val="20"/>
+              </w:rPr>
+              <w:t>+0.8%</w:t>
             </w:r>
           </w:p>
         </w:tc>
@@ -2057,7 +2045,7 @@
                 <w:color w:val="007A33"/>
                 <w:sz w:val="20"/>
               </w:rPr>
-              <w:t>+0.5%</w:t>
+              <w:t>+1.2%</w:t>
             </w:r>
           </w:p>
         </w:tc>
@@ -2095,7 +2083,7 @@
                 <w:b w:val="0"/>
                 <w:sz w:val="20"/>
               </w:rPr>
-              <w:t>151.0</w:t>
+              <w:t>144.00</w:t>
             </w:r>
           </w:p>
         </w:tc>
@@ -2111,10 +2099,10 @@
               <w:rPr>
                 <w:rFonts w:ascii="Calibri" w:hAnsi="Calibri"/>
                 <w:b w:val="0"/>
-                <w:color w:val="007A33"/>
-                <w:sz w:val="20"/>
-              </w:rPr>
-              <w:t>+1.0%</w:t>
+                <w:color w:val="CC0000"/>
+                <w:sz w:val="20"/>
+              </w:rPr>
+              <w:t>-2.5%</w:t>
             </w:r>
           </w:p>
         </w:tc>
@@ -2133,7 +2121,7 @@
                 <w:color w:val="CC0000"/>
                 <w:sz w:val="20"/>
               </w:rPr>
-              <w:t>-0.5%</w:t>
+              <w:t>-4.0%</w:t>
             </w:r>
           </w:p>
         </w:tc>
@@ -2173,7 +2161,7 @@
                 <w:b w:val="0"/>
                 <w:sz w:val="20"/>
               </w:rPr>
-              <w:t>4.05%</w:t>
+              <w:t>3.85%</w:t>
             </w:r>
           </w:p>
         </w:tc>
@@ -2213,7 +2201,7 @@
                 <w:color w:val="CC0000"/>
                 <w:sz w:val="20"/>
               </w:rPr>
-              <w:t>-50 bps</w:t>
+              <w:t>-45 bps</w:t>
             </w:r>
           </w:p>
         </w:tc>
@@ -2251,7 +2239,7 @@
                 <w:b w:val="0"/>
                 <w:sz w:val="20"/>
               </w:rPr>
-              <w:t>2.28%</w:t>
+              <w:t>2.15%</w:t>
             </w:r>
           </w:p>
         </w:tc>
@@ -2289,7 +2277,7 @@
                 <w:color w:val="CC0000"/>
                 <w:sz w:val="20"/>
               </w:rPr>
-              <w:t>-8 bps</w:t>
+              <w:t>-20 bps</w:t>
             </w:r>
           </w:p>
         </w:tc>
@@ -2329,7 +2317,7 @@
                 <w:b w:val="0"/>
                 <w:sz w:val="20"/>
               </w:rPr>
-              <w:t>72.50</w:t>
+              <w:t>72.00</w:t>
             </w:r>
           </w:p>
         </w:tc>
@@ -2349,7 +2337,7 @@
                 <w:color w:val="CC0000"/>
                 <w:sz w:val="20"/>
               </w:rPr>
-              <w:t>-5.5%</w:t>
+              <w:t>-6.0%</w:t>
             </w:r>
           </w:p>
         </w:tc>
@@ -2369,7 +2357,7 @@
                 <w:color w:val="CC0000"/>
                 <w:sz w:val="20"/>
               </w:rPr>
-              <w:t>-4.0%</w:t>
+              <w:t>-8.5%</w:t>
             </w:r>
           </w:p>
         </w:tc>
@@ -2407,7 +2395,7 @@
                 <w:b w:val="0"/>
                 <w:sz w:val="20"/>
               </w:rPr>
-              <w:t>3,120</w:t>
+              <w:t>2,350</w:t>
             </w:r>
           </w:p>
         </w:tc>
@@ -2426,7 +2414,7 @@
                 <w:color w:val="007A33"/>
                 <w:sz w:val="20"/>
               </w:rPr>
-              <w:t>+5.0%</w:t>
+              <w:t>+4.5%</w:t>
             </w:r>
           </w:p>
         </w:tc>
@@ -2445,7 +2433,7 @@
                 <w:color w:val="007A33"/>
                 <w:sz w:val="20"/>
               </w:rPr>
-              <w:t>+19.0%</w:t>
+              <w:t>+8.0%</w:t>
             </w:r>
           </w:p>
         </w:tc>
@@ -2525,7 +2513,7 @@
                 <w:color w:val="007A33"/>
                 <w:sz w:val="20"/>
               </w:rPr>
-              <w:t>+30%</w:t>
+              <w:t>+45%</w:t>
             </w:r>
           </w:p>
         </w:tc>
@@ -2654,7 +2642,7 @@
                 <w:b w:val="0"/>
                 <w:sz w:val="20"/>
               </w:rPr>
-              <w:t>Launched commercial Digital Asset Custody platform for US institutional clients, initially supporting Bitcoin and Ethereum.</w:t>
+              <w:t>Announced expansion of Digital Asset Custody platform to support tokenised money market funds and US Treasury tokens via partnership with major blockchain infrastructure provider.</w:t>
             </w:r>
           </w:p>
         </w:tc>
@@ -2672,7 +2660,7 @@
                 <w:b w:val="0"/>
                 <w:sz w:val="20"/>
               </w:rPr>
-              <w:t>Establishes BNY as first major US custody bank with integrated digital and traditional asset custody from a single platform.</w:t>
+              <w:t>Positions BNY as first top-tier custodian offering integrated traditional and tokenised fund servicing at scale, raising competitive bar for peers.</w:t>
             </w:r>
           </w:p>
         </w:tc>
@@ -2712,7 +2700,7 @@
                 <w:b w:val="0"/>
                 <w:sz w:val="20"/>
               </w:rPr>
-              <w:t>Announced strategic partnership with European digital securities infrastructure provider for tokenised fund distribution.</w:t>
+              <w:t>Completed acquisition of European fund administration platform adding approximately EUR 120 billion in AUA.</w:t>
             </w:r>
           </w:p>
         </w:tc>
@@ -2731,7 +2719,7 @@
                 <w:b w:val="0"/>
                 <w:sz w:val="20"/>
               </w:rPr>
-              <w:t>Signals intent to compete in tokenised fund administration and positions State Street for next-generation fund servicing.</w:t>
+              <w:t>Strengthens State Street's Luxembourg and Ireland presence, directly competing with RBC IS and other European fund administrators.</w:t>
             </w:r>
           </w:p>
         </w:tc>
@@ -2769,7 +2757,7 @@
                 <w:b w:val="0"/>
                 <w:sz w:val="20"/>
               </w:rPr>
-              <w:t>Completed live tokenised money market fund transactions under MAS Project Guardian in Singapore.</w:t>
+              <w:t>Expanded Onyx Digital Assets platform to facilitate intraday repo settlement for institutional clients across three additional currencies (EUR, GBP, JPY).</w:t>
             </w:r>
           </w:p>
         </w:tc>
@@ -2787,7 +2775,7 @@
                 <w:b w:val="0"/>
                 <w:sz w:val="20"/>
               </w:rPr>
-              <w:t>Demonstrates production-grade readiness for tokenised fund infrastructure in Asia-Pacific markets.</w:t>
+              <w:t>Demonstrates JPMorgan's commitment to DLT-based post-trade infrastructure and positions its custody arm for multi-currency tokenised collateral management.</w:t>
             </w:r>
           </w:p>
         </w:tc>
@@ -2827,7 +2815,7 @@
                 <w:b w:val="0"/>
                 <w:sz w:val="20"/>
               </w:rPr>
-              <w:t>Launched AI-powered reconciliation and exception management tool within its custody platform.</w:t>
+              <w:t>Disclosed strategic partnership with a leading RegTech firm to automate cross-border regulatory reporting across 90 markets.</w:t>
             </w:r>
           </w:p>
         </w:tc>
@@ -2846,7 +2834,7 @@
                 <w:b w:val="0"/>
                 <w:sz w:val="20"/>
               </w:rPr>
-              <w:t>Claims 40 percent reduction in manual intervention on cross-border settlement breaks, raising the competitive bar on operational efficiency.</w:t>
+              <w:t>Sets a new efficiency benchmark for securities services, potentially reducing manual reporting intervention by 60 percent.</w:t>
             </w:r>
           </w:p>
         </w:tc>
@@ -2884,7 +2872,7 @@
                 <w:b w:val="0"/>
                 <w:sz w:val="20"/>
               </w:rPr>
-              <w:t>Expanded API-based data delivery platform to cover seven additional Asian markets for securities services clients.</w:t>
+              <w:t>Confirmed consolidation of Asia-Pacific sub-custody network onto a single technology platform, targeted for completion by Q3 2026.</w:t>
             </w:r>
           </w:p>
         </w:tc>
@@ -2902,7 +2890,7 @@
                 <w:b w:val="0"/>
                 <w:sz w:val="20"/>
               </w:rPr>
-              <w:t>Strengthens HSBC's positioning as the leading custody provider for asset managers requiring real-time data across Asian frontier and emerging markets.</w:t>
+              <w:t>Aims to reduce settlement fails and improve real-time position reporting for global managers with Asian allocations.</w:t>
             </w:r>
           </w:p>
         </w:tc>
@@ -2942,7 +2930,7 @@
                 <w:b w:val="0"/>
                 <w:sz w:val="20"/>
               </w:rPr>
-              <w:t>Announced expansion of its fund administration services to cover Australian-domiciled alternative investment funds.</w:t>
+              <w:t>Launched BNP Paribas Securities Services ESG Data Hub, aggregating over 50 ESG data providers into a single client-facing portal for regulatory and voluntary sustainability reporting.</w:t>
             </w:r>
           </w:p>
         </w:tc>
@@ -2961,7 +2949,7 @@
                 <w:b w:val="0"/>
                 <w:sz w:val="20"/>
               </w:rPr>
-              <w:t>Extends BNP Paribas Securities Services' geographic reach into the growing Australian alternatives market.</w:t>
+              <w:t>Responds to growing demand from European institutional clients for consolidated ESG data in portfolio reporting and regulatory compliance.</w:t>
             </w:r>
           </w:p>
         </w:tc>
@@ -2999,7 +2987,7 @@
                 <w:b w:val="0"/>
                 <w:sz w:val="20"/>
               </w:rPr>
-              <w:t>Completed acquisition of a European fund administration firm specialising in private capital and real assets.</w:t>
+              <w:t>Released NT Insights, a generative AI-powered data analytics and reporting suite targeting pension funds and insurance companies.</w:t>
             </w:r>
           </w:p>
         </w:tc>
@@ -3017,7 +3005,7 @@
                 <w:b w:val="0"/>
                 <w:sz w:val="20"/>
               </w:rPr>
-              <w:t>Adds approximately 60 billion USD in AUA and deepens capabilities in Luxembourg and Dublin for private market servicing.</w:t>
+              <w:t>Directly competes with RBC IS in the Canadian and EMEA institutional investor segment by offering on-demand AI-driven portfolio transparency.</w:t>
             </w:r>
           </w:p>
         </w:tc>
@@ -3057,7 +3045,7 @@
                 <w:b w:val="0"/>
                 <w:sz w:val="20"/>
               </w:rPr>
-              <w:t>Announced participation in ECB digital euro wholesale settlement pilot as a custody and clearing participant.</w:t>
+              <w:t>Announced it will expand its Securities Services division in Asia, opening a new custody operations centre in Singapore.</w:t>
             </w:r>
           </w:p>
         </w:tc>
@@ -3076,7 +3064,7 @@
                 <w:b w:val="0"/>
                 <w:sz w:val="20"/>
               </w:rPr>
-              <w:t>Positions Deutsche Bank at the forefront of central bank digital currency infrastructure for institutional securities settlement.</w:t>
+              <w:t>Signals Deutsche Bank's renewed commitment to the APAC custody market after years of strategic retrenchment.</w:t>
             </w:r>
           </w:p>
         </w:tc>
@@ -3114,7 +3102,7 @@
                 <w:b w:val="0"/>
                 <w:sz w:val="20"/>
               </w:rPr>
-              <w:t>Continued integration of Credit Suisse fund services book, reporting completion of client migration for Swiss-domiciled funds.</w:t>
+              <w:t>Completed the integration of Credit Suisse's fund services client book onto the UBS fund administration platform in Luxembourg and Switzerland.</w:t>
             </w:r>
           </w:p>
         </w:tc>
@@ -3132,7 +3120,7 @@
                 <w:b w:val="0"/>
                 <w:sz w:val="20"/>
               </w:rPr>
-              <w:t>Milestone in post-merger integration; positions UBS as the dominant Swiss custody and fund administration provider.</w:t>
+              <w:t>Removes a major source of post-merger operational uncertainty; combined AUA now estimated at over CHF 4 trillion.</w:t>
             </w:r>
           </w:p>
         </w:tc>
@@ -3172,7 +3160,7 @@
                 <w:b w:val="0"/>
                 <w:sz w:val="20"/>
               </w:rPr>
-              <w:t>No material public announcement this month.</w:t>
+              <w:t>No material public announcement this month beyond ongoing client service enhancements.</w:t>
             </w:r>
           </w:p>
         </w:tc>
@@ -3229,7 +3217,7 @@
                 <w:b w:val="0"/>
                 <w:sz w:val="20"/>
               </w:rPr>
-              <w:t>Launched enhanced ESG data reporting module integrated into its SGSS custody platform.</w:t>
+              <w:t>Partnered with a European FinTech to deploy AI-based corporate actions processing, targeting 40 percent reduction in manual scrubbing.</w:t>
             </w:r>
           </w:p>
         </w:tc>
@@ -3247,7 +3235,7 @@
                 <w:b w:val="0"/>
                 <w:sz w:val="20"/>
               </w:rPr>
-              <w:t>Responds to growing European regulatory and client demand for granular sustainability reporting at the custody level.</w:t>
+              <w:t>Aligns with industry trend of applying AI to high-volume, error-prone post-trade processes.</w:t>
             </w:r>
           </w:p>
         </w:tc>
@@ -3287,7 +3275,7 @@
                 <w:b w:val="0"/>
                 <w:sz w:val="20"/>
               </w:rPr>
-              <w:t>Expanded digital asset custody services in the UAE through partnership with a local regulated exchange.</w:t>
+              <w:t>Expanded digital asset custody services to institutional clients in the UAE and Singapore through its Zodia Custody joint venture.</w:t>
             </w:r>
           </w:p>
         </w:tc>
@@ -3306,7 +3294,7 @@
                 <w:b w:val="0"/>
                 <w:sz w:val="20"/>
               </w:rPr>
-              <w:t>Deepens Standard Chartered's positioning in Middle East digital asset infrastructure, targeting sovereign wealth fund and family office clients.</w:t>
+              <w:t>Strengthens Standard Chartered's positioning as a bridge between traditional and digital custody in high-growth markets.</w:t>
             </w:r>
           </w:p>
         </w:tc>
@@ -3344,7 +3332,7 @@
                 <w:b w:val="0"/>
                 <w:sz w:val="20"/>
               </w:rPr>
-              <w:t>Announced Phase 2 expansion of SIX Digital Exchange to include tokenised structured products and fund units.</w:t>
+              <w:t>Launched an updated version of SIX Digital Exchange (SDX) supporting tokenised bond issuance under the Swiss DLT Act with enhanced secondary market trading functionality.</w:t>
             </w:r>
           </w:p>
         </w:tc>
@@ -3362,7 +3350,7 @@
                 <w:b w:val="0"/>
                 <w:sz w:val="20"/>
               </w:rPr>
-              <w:t>Extends SDX beyond bonds into broader tokenised securities, reinforcing Switzerland's role as a digital asset infrastructure hub.</w:t>
+              <w:t>Reinforces Switzerland's leadership in regulated digital asset market infrastructure.</w:t>
             </w:r>
           </w:p>
         </w:tc>
@@ -3402,7 +3390,7 @@
                 <w:b w:val="0"/>
                 <w:sz w:val="20"/>
               </w:rPr>
-              <w:t>Published industry whitepaper on AI applications in custody and fund servicing operations.</w:t>
+              <w:t>Announced an expansion of its Infomediary data management platform to cover private market fund data aggregation and reporting.</w:t>
             </w:r>
           </w:p>
         </w:tc>
@@ -3421,7 +3409,7 @@
                 <w:b w:val="0"/>
                 <w:sz w:val="20"/>
               </w:rPr>
-              <w:t>Positions BBH as a thought leader on AI-driven operational transformation in investor services.</w:t>
+              <w:t>Addresses the growing institutional allocation to private markets and the associated data fragmentation challenge.</w:t>
             </w:r>
           </w:p>
         </w:tc>
@@ -3459,7 +3447,7 @@
                 <w:b w:val="0"/>
                 <w:sz w:val="20"/>
               </w:rPr>
-              <w:t>Announced integration with SWIFT Transaction Manager for cross-border settlement instruction routing.</w:t>
+              <w:t>Launched D7t, a tokenised securities issuance and custody platform extension under the EU DLT Pilot Regime.</w:t>
             </w:r>
           </w:p>
         </w:tc>
@@ -3477,7 +3465,7 @@
                 <w:b w:val="0"/>
                 <w:sz w:val="20"/>
               </w:rPr>
-              <w:t>Enhances straight-through processing for participants and reduces settlement friction across European markets.</w:t>
+              <w:t>Positions Clearstream as a central infrastructure provider for the emerging European tokenised securities ecosystem.</w:t>
             </w:r>
           </w:p>
         </w:tc>
@@ -3517,7 +3505,7 @@
                 <w:b w:val="0"/>
                 <w:sz w:val="20"/>
               </w:rPr>
-              <w:t>Released annual post-trade efficiency report showing record settlement volumes in 2025 and reduced fail rates following T plus 1 alignment initiatives.</w:t>
+              <w:t>Published a white paper proposing a framework for interoperability between traditional CSDs and DLT-based settlement platforms.</w:t>
             </w:r>
           </w:p>
         </w:tc>
@@ -3536,7 +3524,7 @@
                 <w:b w:val="0"/>
                 <w:sz w:val="20"/>
               </w:rPr>
-              <w:t>Demonstrates continued improvement in European post-trade infrastructure efficiency and supports the case for further settlement cycle compression.</w:t>
+              <w:t>Could shape European regulatory and industry thinking on how tokenised and book-entry securities coexist in settlement.</w:t>
             </w:r>
           </w:p>
         </w:tc>
@@ -3574,7 +3562,7 @@
                 <w:b w:val="0"/>
                 <w:sz w:val="20"/>
               </w:rPr>
-              <w:t>No material news this month.</w:t>
+              <w:t>Announced an upgrade to its Canadian fund reporting platform to accommodate CSA updated guidance on crypto-asset fund disclosure and valuation.</w:t>
             </w:r>
           </w:p>
         </w:tc>
@@ -3592,7 +3580,7 @@
                 <w:b w:val="0"/>
                 <w:sz w:val="20"/>
               </w:rPr>
-              <w:t>—</w:t>
+              <w:t>Directly relevant for Canadian fund managers launching or expanding digital asset mandates.</w:t>
             </w:r>
           </w:p>
         </w:tc>
@@ -3632,7 +3620,7 @@
                 <w:b w:val="0"/>
                 <w:sz w:val="20"/>
               </w:rPr>
-              <w:t>Reported onboarding of multiple new institutional clients in Q1 2026, including a publicly traded US corporation adding Bitcoin to its treasury.</w:t>
+              <w:t>Received expanded regulatory approval from the New York Department of Financial Services (NYDFS) to custody additional digital asset types including certain tokenised securities.</w:t>
             </w:r>
           </w:p>
         </w:tc>
@@ -3651,7 +3639,7 @@
                 <w:b w:val="0"/>
                 <w:sz w:val="20"/>
               </w:rPr>
-              <w:t>Reinforces Coinbase Custody's position as the leading US-regulated digital asset custodian for corporate treasury and institutional mandates.</w:t>
+              <w:t>Broadens Coinbase's institutional custody offering and competitive positioning against traditional custodians entering digital assets.</w:t>
             </w:r>
           </w:p>
         </w:tc>
@@ -3689,7 +3677,7 @@
                 <w:b w:val="0"/>
                 <w:sz w:val="20"/>
               </w:rPr>
-              <w:t>Announced completion of its trust charter application process, receiving regulatory approval to operate as a qualified custodian in additional US states.</w:t>
+              <w:t>Announced BitGo Prime, an integrated prime brokerage and custody service targeting hedge funds and institutional digital asset allocators.</w:t>
             </w:r>
           </w:p>
         </w:tc>
@@ -3707,7 +3695,7 @@
                 <w:b w:val="0"/>
                 <w:sz w:val="20"/>
               </w:rPr>
-              <w:t>Expands BitGo's regulatory footprint and ability to serve a broader range of institutional investors requiring qualified custody.</w:t>
+              <w:t>Merges execution and custody, competing with the prime brokerage models offered by traditional banks.</w:t>
             </w:r>
           </w:p>
         </w:tc>
@@ -3747,7 +3735,7 @@
                 <w:b w:val="0"/>
                 <w:sz w:val="20"/>
               </w:rPr>
-              <w:t>Expanded digital asset custody offering to include staking services for Ethereum and Solana for institutional clients.</w:t>
+              <w:t>Expanded institutional staking services to support Ethereum and Solana staking for qualified custodial clients.</w:t>
             </w:r>
           </w:p>
         </w:tc>
@@ -3766,7 +3754,7 @@
                 <w:b w:val="0"/>
                 <w:sz w:val="20"/>
               </w:rPr>
-              <w:t>Enters the competitive institutional staking market, adding yield-generating capabilities to its custody proposition.</w:t>
+              <w:t>Adds yield-generating services to digital asset custody, attracting institutions seeking return on idle digital holdings.</w:t>
             </w:r>
           </w:p>
         </w:tc>
@@ -3804,7 +3792,7 @@
                 <w:b w:val="0"/>
                 <w:sz w:val="20"/>
               </w:rPr>
-              <w:t>Announced a partnership with a major global asset manager to provide custody for a planned tokenised real estate fund.</w:t>
+              <w:t>Secured a multi-year custodial mandate from a US-based public pension fund for a digital asset allocation pilot.</w:t>
             </w:r>
           </w:p>
         </w:tc>
@@ -3822,7 +3810,7 @@
                 <w:b w:val="0"/>
                 <w:sz w:val="20"/>
               </w:rPr>
-              <w:t>Demonstrates growing institutional confidence in crypto-native custodians for real-world asset tokenisation mandates.</w:t>
+              <w:t>Represents a milestone in pension fund adoption of digital asset custody with a federally chartered digital bank.</w:t>
             </w:r>
           </w:p>
         </w:tc>
@@ -3862,7 +3850,7 @@
                 <w:b w:val="0"/>
                 <w:sz w:val="20"/>
               </w:rPr>
-              <w:t>Released an upgraded version of its institutional wallet infrastructure with enhanced multi-party computation security and SOC 2 Type II certification.</w:t>
+              <w:t>Surpassed 2,000 institutional clients on its digital asset infrastructure platform, with notable growth among fund administrators requiring multi-chain treasury operations.</w:t>
             </w:r>
           </w:p>
         </w:tc>
@@ -3881,7 +3869,7 @@
                 <w:b w:val="0"/>
                 <w:sz w:val="20"/>
               </w:rPr>
-              <w:t>Strengthens Fireblocks' positioning as the infrastructure layer connecting institutional clients to digital asset custodians and exchanges.</w:t>
+              <w:t>Reinforces Fireblocks' position as the dominant institutional wallet and transfer infrastructure provider.</w:t>
             </w:r>
           </w:p>
         </w:tc>
@@ -3919,7 +3907,7 @@
                 <w:b w:val="0"/>
                 <w:sz w:val="20"/>
               </w:rPr>
-              <w:t>No material news this month.</w:t>
+              <w:t>Launched segregated cold storage vaults in Singapore, expanding its regulated international institutional custody footprint.</w:t>
             </w:r>
           </w:p>
         </w:tc>
@@ -3937,7 +3925,7 @@
                 <w:b w:val="0"/>
                 <w:sz w:val="20"/>
               </w:rPr>
-              <w:t>—</w:t>
+              <w:t>Provides APAC-based institutions with a regulated US-origin custodial option for digital assets.</w:t>
             </w:r>
           </w:p>
         </w:tc>
@@ -3977,7 +3965,7 @@
                 <w:b w:val="0"/>
                 <w:sz w:val="20"/>
               </w:rPr>
-              <w:t>Expanded operations into the Middle East, opening a regional office in Abu Dhabi targeting institutional custody and MPC wallet services.</w:t>
+              <w:t>Expanded MPC (multi-party computation) custody offering to support institutional clients in the Middle East and Southeast Asia.</w:t>
             </w:r>
           </w:p>
         </w:tc>
@@ -3996,7 +3984,7 @@
                 <w:b w:val="0"/>
                 <w:sz w:val="20"/>
               </w:rPr>
-              <w:t>Positions Cobo to capture growing demand from Middle Eastern sovereign and institutional investors for regulated digital asset custody.</w:t>
+              <w:t>Targets fast-growing digital asset markets where institutional-grade custody solutions remain limited.</w:t>
             </w:r>
           </w:p>
         </w:tc>
@@ -4034,7 +4022,7 @@
                 <w:b w:val="0"/>
                 <w:sz w:val="20"/>
               </w:rPr>
-              <w:t>Received a Major Payment Institution licence from the Monetary Authority of Singapore, expanding its regulated custody services in Southeast Asia.</w:t>
+              <w:t>Received a Major Payment Institution licence from the Monetary Authority of Singapore (MAS), broadening its regulated service scope.</w:t>
             </w:r>
           </w:p>
         </w:tc>
@@ -4052,7 +4040,7 @@
                 <w:b w:val="0"/>
                 <w:sz w:val="20"/>
               </w:rPr>
-              <w:t>Broadens Hex Trust's regulatory coverage and ability to serve institutional clients across the APAC region.</w:t>
+              <w:t>Strengthens Hex Trust's compliance credentials for institutional digital asset custody in a key Asian financial centre.</w:t>
             </w:r>
           </w:p>
         </w:tc>
@@ -4092,7 +4080,7 @@
                 <w:b w:val="0"/>
                 <w:sz w:val="20"/>
               </w:rPr>
-              <w:t>Announced integration of its ClearLoop off-exchange settlement network with two additional major cryptocurrency exchanges.</w:t>
+              <w:t>Announced ClearLoop integration with two additional centralised exchanges, expanding its off-exchange settlement network.</w:t>
             </w:r>
           </w:p>
         </w:tc>
@@ -4111,7 +4099,7 @@
                 <w:b w:val="0"/>
                 <w:sz w:val="20"/>
               </w:rPr>
-              <w:t>Reduces counterparty risk for institutional traders by enabling off-exchange settlement while assets remain in custody.</w:t>
+              <w:t>Reduces counterparty risk for institutional traders by enabling exchange trading without pre-funding, a key institutional requirement.</w:t>
             </w:r>
           </w:p>
         </w:tc>
@@ -4149,7 +4137,7 @@
                 <w:b w:val="0"/>
                 <w:sz w:val="20"/>
               </w:rPr>
-              <w:t>Expanded its institutional digital asset custody services to cover additional token standards and layer-2 blockchain networks.</w:t>
+              <w:t>Signed a strategic partnership with a major European bank to provide white-label digital asset custody under the bank's brand.</w:t>
             </w:r>
           </w:p>
         </w:tc>
@@ -4167,7 +4155,7 @@
                 <w:b w:val="0"/>
                 <w:sz w:val="20"/>
               </w:rPr>
-              <w:t>Responds to institutional client demand for custody of a broader range of digital assets beyond Bitcoin and Ethereum.</w:t>
+              <w:t>Validates the Komainu model of providing regulated custody infrastructure to traditional financial institutions.</w:t>
             </w:r>
           </w:p>
         </w:tc>
@@ -4207,7 +4195,7 @@
                 <w:b w:val="0"/>
                 <w:sz w:val="20"/>
               </w:rPr>
-              <w:t>Announced partnership with a European bank to provide white-label digital asset custody services for the bank's institutional client base.</w:t>
+              <w:t>Expanded service availability to the UAE, offering institutional digital asset custody licensed under the ADGM regulatory framework.</w:t>
             </w:r>
           </w:p>
         </w:tc>
@@ -4226,7 +4214,7 @@
                 <w:b w:val="0"/>
                 <w:sz w:val="20"/>
               </w:rPr>
-              <w:t>Validates the white-label custody model and extends Zodia's reach into traditional banking channels.</w:t>
+              <w:t>Extends the Standard Chartered-backed venture into the Middle East's rapidly growing digital asset market.</w:t>
             </w:r>
           </w:p>
         </w:tc>
@@ -4264,7 +4252,7 @@
                 <w:b w:val="0"/>
                 <w:sz w:val="20"/>
               </w:rPr>
-              <w:t>Reported continued growth in its Bitcoin-focused custody and financing business, with assets under custody surpassing 10 billion USD.</w:t>
+              <w:t>Launched a Bitcoin collateral management service enabling institutional borrowers to pledge Bitcoin held in NYDIG custody as loan collateral.</w:t>
             </w:r>
           </w:p>
         </w:tc>
@@ -4282,7 +4270,7 @@
                 <w:b w:val="0"/>
                 <w:sz w:val="20"/>
               </w:rPr>
-              <w:t>Confirms NYDIG's niche leadership in Bitcoin-only institutional custody and lending services.</w:t>
+              <w:t>Bridges digital asset custody and traditional lending, potentially attracting insurance and corporate treasury clients.</w:t>
             </w:r>
           </w:p>
         </w:tc>
@@ -4322,7 +4310,7 @@
                 <w:b w:val="0"/>
                 <w:sz w:val="20"/>
               </w:rPr>
-              <w:t>Announced expansion of its regulated custody offering to include support for tokenised securities under Swiss DLT Act provisions.</w:t>
+              <w:t>Received a Swiss banking licence, upgrading its regulatory status from a securities dealer and enabling it to offer deposit-taking alongside custody.</w:t>
             </w:r>
           </w:p>
         </w:tc>
@@ -4341,7 +4329,7 @@
                 <w:b w:val="0"/>
                 <w:sz w:val="20"/>
               </w:rPr>
-              <w:t>Extends Bitcoin Suisse beyond crypto-native assets into the regulated tokenised securities market in Switzerland.</w:t>
+              <w:t>Positions Bitcoin Suisse as one of the few fully licensed crypto-native banking and custody institutions in Europe.</w:t>
             </w:r>
           </w:p>
         </w:tc>
@@ -4379,7 +4367,7 @@
                 <w:b w:val="0"/>
                 <w:sz w:val="20"/>
               </w:rPr>
-              <w:t>Secured a significant funding round led by a major European bank, valuing the firm above 500 million USD.</w:t>
+              <w:t>Raised a Series C round reportedly valued at over USD 100 million, with participation from major European banking groups.</w:t>
             </w:r>
           </w:p>
         </w:tc>
@@ -4397,7 +4385,7 @@
                 <w:b w:val="0"/>
                 <w:sz w:val="20"/>
               </w:rPr>
-              <w:t>Validates Taurus' digital asset infrastructure platform and positions the firm for accelerated growth across European institutional markets.</w:t>
+              <w:t>Signals strong institutional confidence in Taurus as digital asset infrastructure for banks and securities firms.</w:t>
             </w:r>
           </w:p>
         </w:tc>

--- a/RBC_IS_Executive_Report_2026_03.docx
+++ b/RBC_IS_Executive_Report_2026_03.docx
@@ -314,7 +314,7 @@
           <w:rFonts w:ascii="Calibri" w:hAnsi="Calibri"/>
           <w:sz w:val="22"/>
         </w:rPr>
-        <w:t>The dominant theme for March 2026 is the sharp escalation in global trade tensions following the United States' announcement of a broadened tariff regime targeting European and Asian manufactured goods, which has injected significant volatility across equity, fixed income, and FX markets and elevated operational demands on custodians and fund administrators managing cross-border portfolios. The Federal Reserve held rates steady at its March meeting, but markedly dovish language fuelled a rally in US Treasuries and compressed the front end of the yield curve, while the Bank of Canada signalled a further 25 bp cut may come in April, pushing the Canadian dollar to multi-month lows against the US dollar. In the competitive landscape, State Street completed its acquisition of a European fund administration platform, and BNY Mellon announced an expanded digital asset custody offering, underscoring the accelerating convergence of traditional and digital asset servicing. From a regulatory standpoint, ESMA published its final technical standards on fund liquidity stress testing, the SEC confirmed a compressed reporting timeline for Form PF, and the Canadian Securities Administrators issued updated guidance on crypto-asset fund structures — all of which carry direct operational implications for RBC Investor Services and its client base. Operational resilience and cyber risk remain elevated on the risk dashboard amid a reported increase in ransomware campaigns targeting financial infrastructure providers across North America and Europe.</w:t>
+        <w:t>The dominant theme in March 2026 is the intensification of global trade uncertainty following the United States' announcement of a broadened tariff regime targeting European and Asian manufactured goods, which has triggered a repricing of risk assets, elevated FX volatility, and a flight to safe-haven sovereign debt. Equity markets have retreated from February highs, with the S&amp;P 500 down approximately 3-4% month-to-date and European indices under similar pressure, driving increased collateral movements and margin calls across custodial networks. On the regulatory front, the SEC has moved forward with final guidance on digital asset custody standards under the revised SAB 121 framework, while ESMA has published its updated guidelines on fund liquidity stress testing applicable to UCITS and AIFs, both carrying direct implications for our fund administration and custody operations. The competitive landscape remains dynamic, with State Street announcing a strategic restructuring of its Alpha platform and BNY continuing to integrate its digital asset capabilities following its 2025 acquisitions, reinforcing the imperative for RBC Investor Services to accelerate its technology modernisation and digital asset readiness.</w:t>
       </w:r>
     </w:p>
     <w:p>
@@ -331,11 +331,12 @@
           <w:color w:val="00429B"/>
           <w:sz w:val="26"/>
         </w:rPr>
-        <w:t>2. MARKET AND MACRO ENVIRONMENT</w:t>
+        <w:t>2. MARKET &amp; MACRO ENVIRONMENT</w:t>
       </w:r>
     </w:p>
     <w:p>
       <w:pPr>
+        <w:pStyle w:val="ListBullet"/>
         <w:spacing w:after="60"/>
       </w:pPr>
       <w:r>
@@ -343,11 +344,12 @@
           <w:rFonts w:ascii="Calibri" w:hAnsi="Calibri"/>
           <w:sz w:val="21"/>
         </w:rPr>
-        <w:t>The S and P 500 declined approximately 3 to 4 percent month-to-date through 21 March, driven by trade-war fears and a rotation out of mega-cap technology names; the VIX spiked above 22, meaningfully above its 2025 average near 15, increasing margin call volumes and collateral movements across custodial accounts.</w:t>
+        <w:t>Global equities sold off through the first three weeks of March as the US administration confirmed expanded tariffs on EU and select Asian imports effective 15 April 2026, reviving fears of a multi-front trade conflict; the S&amp;P 500 has fallen roughly 3.5% month-to-date, the EURO STOXX 50 is down approximately 4%, and the Nikkei 225 has declined about 3%, generating elevated transaction volumes and corporate action complexity across custodial books.</w:t>
       </w:r>
     </w:p>
     <w:p>
       <w:pPr>
+        <w:pStyle w:val="ListBullet"/>
         <w:spacing w:after="60"/>
       </w:pPr>
       <w:r>
@@ -355,11 +357,12 @@
           <w:rFonts w:ascii="Calibri" w:hAnsi="Calibri"/>
           <w:sz w:val="21"/>
         </w:rPr>
-        <w:t>US 10-year Treasury yields fell roughly 20 basis points to approximately 3.85 percent as investors sought safe-haven assets, while the 2y/10y spread compressed to near-flat territory, complicating duration management for fixed-income fund administrators performing daily NAV calculations on bond-heavy mandates.</w:t>
+        <w:t>Fixed income markets rallied sharply on the risk-off sentiment: the US 10-year Treasury yield dropped approximately 25 basis points to the 3.85-3.90% range, while the 10-year Bund yield fell to around 2.15%, increasing the mark-to-market value of bond portfolios under administration and requiring updated NAV calculations for fixed income-heavy funds.</w:t>
       </w:r>
     </w:p>
     <w:p>
       <w:pPr>
+        <w:pStyle w:val="ListBullet"/>
         <w:spacing w:after="60"/>
       </w:pPr>
       <w:r>
@@ -367,11 +370,12 @@
           <w:rFonts w:ascii="Calibri" w:hAnsi="Calibri"/>
           <w:sz w:val="21"/>
         </w:rPr>
-        <w:t>The Canadian dollar weakened to approximately 1.41 CAD/USD, its softest level since mid-2024, pressured by lower oil prices (Brent crude fell to approximately USD 72 per barrel) and expectations of further Bank of Canada easing; this creates FX translation effects for Canadian pension plans with unhedged foreign allocations serviced by RBC IS.</w:t>
+        <w:t>FX volatility spiked, with the Canadian dollar weakening to approximately 1.385 per USD on tariff contagion fears for Canadian exports; EUR/USD traded in a wide range around 1.07-1.08, and USD/JPY retreated below 147 as the yen benefited from safe-haven flows; heightened FX moves are driving increased hedging activity and associated settlement volumes across our FX overlay and custody platforms.</w:t>
       </w:r>
     </w:p>
     <w:p>
       <w:pPr>
+        <w:pStyle w:val="ListBullet"/>
         <w:spacing w:after="60"/>
       </w:pPr>
       <w:r>
@@ -379,11 +383,12 @@
           <w:rFonts w:ascii="Calibri" w:hAnsi="Calibri"/>
           <w:sz w:val="21"/>
         </w:rPr>
-        <w:t>European equities (EURO STOXX 50) underperformed on tariff exposure, declining approximately 4 percent, while the FTSE 100 proved relatively resilient, down about 2 percent, supported by its commodity and defensive sector weighting.</w:t>
+        <w:t>The Bank of Canada held rates steady at 3.25% at its March meeting, signalling caution amid the uncertain trade outlook, while the Federal Reserve also paused at 4.25-4.50% and the ECB held at 2.75%, all reinforcing a "higher for longer" narrative that continues to support money market fund inflows and short-duration mandate repositioning.</w:t>
       </w:r>
     </w:p>
     <w:p>
       <w:pPr>
+        <w:pStyle w:val="ListBullet"/>
         <w:spacing w:after="60"/>
       </w:pPr>
       <w:r>
@@ -391,11 +396,12 @@
           <w:rFonts w:ascii="Calibri" w:hAnsi="Calibri"/>
           <w:sz w:val="21"/>
         </w:rPr>
-        <w:t>The Japanese yen strengthened sharply as Bank of Japan rhetoric suggested possible further tightening in Q2, pushing USD/JPY to approximately 144; this is relevant for custodians servicing Japanese Government Bond and equity mandates and managing associated FX settlement flows.</w:t>
+        <w:t>Gold surged past USD 2,250 per ounce, reflecting both safe-haven demand and central bank purchasing; Brent crude pulled back to approximately USD 74 per barrel on demand concerns, creating divergent performance across commodity-linked mandates.</w:t>
       </w:r>
     </w:p>
     <w:p>
       <w:pPr>
+        <w:pStyle w:val="ListBullet"/>
         <w:spacing w:after="60"/>
       </w:pPr>
       <w:r>
@@ -403,7 +409,7 @@
           <w:rFonts w:ascii="Calibri" w:hAnsi="Calibri"/>
           <w:sz w:val="21"/>
         </w:rPr>
-        <w:t>Gold surged to approximately USD 2,350 per ounce, its highest level in 2026, reflecting safe-haven demand and central bank purchasing — a trend that increases physical custody and ETF administration volumes.</w:t>
+        <w:t>Credit spreads widened modestly, with US investment-grade spreads moving out by roughly 10-15 basis points and high-yield by approximately 25 basis points, increasing the importance of credit risk monitoring for our tri-party collateral and repo administration services.</w:t>
       </w:r>
     </w:p>
     <w:p>
@@ -420,11 +426,12 @@
           <w:color w:val="00429B"/>
           <w:sz w:val="26"/>
         </w:rPr>
-        <w:t>3. REGULATORY AND POLICY DEVELOPMENTS</w:t>
+        <w:t>3. REGULATORY &amp; POLICY DEVELOPMENTS</w:t>
       </w:r>
     </w:p>
     <w:p>
       <w:pPr>
+        <w:pStyle w:val="ListBullet"/>
         <w:spacing w:after="60"/>
       </w:pPr>
       <w:r>
@@ -432,11 +439,12 @@
           <w:rFonts w:ascii="Calibri" w:hAnsi="Calibri"/>
           <w:sz w:val="21"/>
         </w:rPr>
-        <w:t>The SEC confirmed that the revised Form PF reporting requirements, including the 72-hour current reporting obligation for qualifying hedge fund advisers, will take full effect on 1 April 2026; fund administrators servicing US-registered advisers must ensure automated triggers and data pipelines are operational to meet compressed timelines.</w:t>
+        <w:t>The SEC published final guidance on digital asset custody obligations for registered investment advisers and broker-dealers, clarifying that qualified custodians must demonstrate segregation of client crypto assets with verifiable on-chain proof of reserves; this builds on the revised SAB 121 treatment and establishes a compliance framework that custodians offering digital asset services must meet by Q4 2026.</w:t>
       </w:r>
     </w:p>
     <w:p>
       <w:pPr>
+        <w:pStyle w:val="ListBullet"/>
         <w:spacing w:after="60"/>
       </w:pPr>
       <w:r>
@@ -444,11 +452,12 @@
           <w:rFonts w:ascii="Calibri" w:hAnsi="Calibri"/>
           <w:sz w:val="21"/>
         </w:rPr>
-        <w:t>ESMA published its final Report on Guidelines on Liquidity Stress Testing in UCITS and AIFs (delayed from Q4 2025), requiring enhanced scenario modelling for redemption pressures under market stress; Luxembourg and Irish fund boards — and their administrators — have a six-month implementation window, directly impacting RBC IS operations in Dublin and Luxembourg.</w:t>
+        <w:t>ESMA released its updated guidelines on liquidity stress testing for UCITS and AIF managers, effective 1 September 2026, requiring fund administrators to support enhanced scenario modelling and more granular liquidity bucketing in regulatory reporting; this will require system enhancements across our Luxembourg, Dublin, and London fund administration platforms.</w:t>
       </w:r>
     </w:p>
     <w:p>
       <w:pPr>
+        <w:pStyle w:val="ListBullet"/>
         <w:spacing w:after="60"/>
       </w:pPr>
       <w:r>
@@ -456,11 +465,12 @@
           <w:rFonts w:ascii="Calibri" w:hAnsi="Calibri"/>
           <w:sz w:val="21"/>
         </w:rPr>
-        <w:t>The Canadian Securities Administrators (CSA) released Staff Notice 21-334 providing updated guidance on the custody, valuation, and NAV computation for crypto-asset investment funds offered under prospectus, reinforcing requirements for qualified custodians and independent valuation sources — relevant to RBC IS as Canadian managers expand digital asset fund offerings.</w:t>
+        <w:t>The CSSF issued a circular reinforcing its expectations for substance requirements for fund management companies in Luxembourg, including enhanced scrutiny of delegation arrangements and a mandate for annual independent assessments of outsourced functions, directly relevant to our ManCo support and fund administration services.</w:t>
       </w:r>
     </w:p>
     <w:p>
       <w:pPr>
+        <w:pStyle w:val="ListBullet"/>
         <w:spacing w:after="60"/>
       </w:pPr>
       <w:r>
@@ -468,11 +478,12 @@
           <w:rFonts w:ascii="Calibri" w:hAnsi="Calibri"/>
           <w:sz w:val="21"/>
         </w:rPr>
-        <w:t>The FCA published a consultation paper (CP26/4) proposing amendments to the UK's Senior Managers and Certification Regime (SMCR) that would extend prescribed responsibilities to heads of outsourced fund administration and transfer agency functions, potentially increasing personal accountability for senior RBC IS staff in London.</w:t>
+        <w:t>The Ontario Securities Commission and Canadian Securities Administrators published a consultation paper on modernising the custody and safekeeping requirements under NI 31-103, proposing alignment with global standards on sub-custodian oversight, digital asset custody, and client asset segregation; comments are due by 30 June 2026.</w:t>
       </w:r>
     </w:p>
     <w:p>
       <w:pPr>
+        <w:pStyle w:val="ListBullet"/>
         <w:spacing w:after="60"/>
       </w:pPr>
       <w:r>
@@ -480,11 +491,12 @@
           <w:rFonts w:ascii="Calibri" w:hAnsi="Calibri"/>
           <w:sz w:val="21"/>
         </w:rPr>
-        <w:t>The Basel Committee on Banking Supervision issued a progress report on the implementation of the revised crypto-asset prudential framework (finalised December 2024), noting that most G-SIBs are on track for the 1 January 2027 compliance date; custodians holding digital assets on balance sheet must accelerate capital planning.</w:t>
+        <w:t>The FCA issued a policy statement on the UK's new Digital Securities Sandbox, confirming operational parameters for firms seeking to issue, trade, and settle tokenised securities within the sandbox framework; the first cohort of participants is expected to be announced in May 2026, with implications for our UK-based custody operations.</w:t>
       </w:r>
     </w:p>
     <w:p>
       <w:pPr>
+        <w:pStyle w:val="ListBullet"/>
         <w:spacing w:after="60"/>
       </w:pPr>
       <w:r>
@@ -492,7 +504,7 @@
           <w:rFonts w:ascii="Calibri" w:hAnsi="Calibri"/>
           <w:sz w:val="21"/>
         </w:rPr>
-        <w:t>The Ontario Securities Commission (OSC) and Autorite des marches financiers (AMF) jointly proposed rule amendments to National Instrument 81-102 that would permit broader use of derivatives and leverage in alternative mutual funds, requiring fund administrators to enhance risk reporting and daily margin monitoring capabilities.</w:t>
+        <w:t>IOSCO published a consultation report on cross-border regulatory cooperation for digital assets and DLT-based market infrastructure, proposing enhanced information-sharing protocols between home and host regulators, which may influence how global custodians structure their digital asset sub-custody networks.</w:t>
       </w:r>
     </w:p>
     <w:p>
@@ -509,11 +521,12 @@
           <w:color w:val="00429B"/>
           <w:sz w:val="26"/>
         </w:rPr>
-        <w:t>4. INDUSTRY AND COMPETITIVE LANDSCAPE</w:t>
+        <w:t>4. INDUSTRY &amp; COMPETITIVE LANDSCAPE</w:t>
       </w:r>
     </w:p>
     <w:p>
       <w:pPr>
+        <w:pStyle w:val="ListBullet"/>
         <w:spacing w:after="60"/>
       </w:pPr>
       <w:r>
@@ -521,11 +534,12 @@
           <w:rFonts w:ascii="Calibri" w:hAnsi="Calibri"/>
           <w:sz w:val="21"/>
         </w:rPr>
-        <w:t>State Street completed its acquisition of Fondcenter-adjacent European fund distribution and administration platform from a mid-tier provider, adding approximately EUR 120 billion in assets under administration and signalling its intent to compete more aggressively in the Luxembourg and Irish fund servicing markets — a space where RBC IS maintains significant presence.</w:t>
+        <w:t>State Street announced a strategic restructuring of its Alpha platform, consolidating its front-to-back technology offering and entering a deepened partnership with a major cloud provider to deliver Alpha-as-a-Service to mid-tier asset managers; the move signals a shift from bespoke integration toward a more scalable, subscription-based model for investment servicing.</w:t>
       </w:r>
     </w:p>
     <w:p>
       <w:pPr>
+        <w:pStyle w:val="ListBullet"/>
         <w:spacing w:after="60"/>
       </w:pPr>
       <w:r>
@@ -533,11 +547,12 @@
           <w:rFonts w:ascii="Calibri" w:hAnsi="Calibri"/>
           <w:sz w:val="21"/>
         </w:rPr>
-        <w:t>BNY Mellon announced the expansion of its Digital Asset Custody platform to support tokenised money market funds and US Treasury tokens, partnering with a major blockchain infrastructure provider; the move positions BNY as the first top-tier custodian to offer integrated traditional and tokenised fund servicing at scale.</w:t>
+        <w:t>BNY completed the integration of its 2025 digital asset custody acquisition and launched an institutional-grade tokenised collateral management service on its new DLT platform, enabling real-time mobilisation of tokenised Treasuries for margin and repo purposes; early adopters include several large US pension plans.</w:t>
       </w:r>
     </w:p>
     <w:p>
       <w:pPr>
+        <w:pStyle w:val="ListBullet"/>
         <w:spacing w:after="60"/>
       </w:pPr>
       <w:r>
@@ -545,11 +560,12 @@
           <w:rFonts w:ascii="Calibri" w:hAnsi="Calibri"/>
           <w:sz w:val="21"/>
         </w:rPr>
-        <w:t>Northern Trust launched an enhanced data analytics and reporting suite branded NT Insights, powered by generative AI, aimed at institutional investors seeking on-demand portfolio transparency; the product targets the same pension fund and insurance company client segment that RBC IS serves in Canada and EMEA.</w:t>
+        <w:t>Northern Trust and Broadridge announced a joint venture to develop an automated private markets fund administration solution leveraging AI-driven document extraction and waterfall calculation engines, targeting the rapidly growing private credit and infrastructure fund segments.</w:t>
       </w:r>
     </w:p>
     <w:p>
       <w:pPr>
+        <w:pStyle w:val="ListBullet"/>
         <w:spacing w:after="60"/>
       </w:pPr>
       <w:r>
@@ -557,11 +573,12 @@
           <w:rFonts w:ascii="Calibri" w:hAnsi="Calibri"/>
           <w:sz w:val="21"/>
         </w:rPr>
-        <w:t>Citi Securities Services disclosed a strategic partnership with a leading RegTech firm to automate cross-border regulatory reporting across 90 markets, reducing manual intervention by an estimated 60 percent — a capability that raises the bar for competitors on operational efficiency.</w:t>
+        <w:t>HSBC Securities Services expanded its tokenised bond custody platform to cover four additional Asian markets (South Korea, Thailand, Malaysia, and the Philippines), reinforcing its regional leadership in digital securities infrastructure and competing directly with Citi's comparable offering in the region.</w:t>
       </w:r>
     </w:p>
     <w:p>
       <w:pPr>
+        <w:pStyle w:val="ListBullet"/>
         <w:spacing w:after="60"/>
       </w:pPr>
       <w:r>
@@ -569,11 +586,12 @@
           <w:rFonts w:ascii="Calibri" w:hAnsi="Calibri"/>
           <w:sz w:val="21"/>
         </w:rPr>
-        <w:t>HSBC Securities Services confirmed it is consolidating its Asia-Pacific sub-custody network onto a single technology platform by Q3 2026, aiming to reduce settlement fails and improve real-time position reporting for global asset managers with Asian allocations.</w:t>
+        <w:t>Citi Securities Services launched a next-generation data analytics and reporting platform for institutional clients, branded Citi Intelligence, which integrates real-time portfolio analytics, regulatory reporting dashboards, and ESG data overlays powered by proprietary AI models.</w:t>
       </w:r>
     </w:p>
     <w:p>
       <w:pPr>
+        <w:pStyle w:val="ListBullet"/>
         <w:spacing w:after="60"/>
       </w:pPr>
       <w:r>
@@ -581,7 +599,7 @@
           <w:rFonts w:ascii="Calibri" w:hAnsi="Calibri"/>
           <w:sz w:val="21"/>
         </w:rPr>
-        <w:t>Among FinTech challengers, Taurus (Switzerland-based digital asset infrastructure provider) raised a Series C round reportedly valued at over USD 100 million, and Taskize announced an integration with SWIFT's Securities View to enable exception management across the T plus 1 settlement chain — both developments indicative of the growing technology investment flowing into post-trade and asset servicing innovation.</w:t>
+        <w:t>Among FinTech challengers, Taurus (Switzerland) raised a Series C round of approximately USD 100 million led by a consortium including Deutsche Boerse and Abu Dhabi sovereign capital, positioning itself as Europe's leading institutional-grade digital asset infrastructure provider and intensifying competition with Fireblocks and Copper in the tokenisation middleware space.</w:t>
       </w:r>
     </w:p>
     <w:p>
@@ -710,7 +728,7 @@
                 <w:b w:val="0"/>
                 <w:sz w:val="20"/>
               </w:rPr>
-              <w:t>Escalating trade-war volatility</w:t>
+              <w:t>Global Trade War Escalation</w:t>
             </w:r>
           </w:p>
         </w:tc>
@@ -746,7 +764,7 @@
                 <w:b w:val="0"/>
                 <w:sz w:val="20"/>
               </w:rPr>
-              <w:t>Broadened US tariffs on EU and Asian goods are generating equity and FX swings that increase margin call volumes, NAV pricing complexity, and collateral management demands.</w:t>
+              <w:t>Expanded US tariffs on EU and Asian goods, with retaliation risk, are repricing equities and driving elevated FX and collateral volatility across custodial networks.</w:t>
             </w:r>
           </w:p>
         </w:tc>
@@ -786,7 +804,7 @@
                 <w:b w:val="0"/>
                 <w:sz w:val="20"/>
               </w:rPr>
-              <w:t>Ransomware targeting financial infrastructure</w:t>
+              <w:t>Digital Asset Custody Regulatory Compliance</w:t>
             </w:r>
           </w:p>
         </w:tc>
@@ -805,7 +823,7 @@
                 <w:b w:val="0"/>
                 <w:sz w:val="20"/>
               </w:rPr>
-              <w:t>CYBER</w:t>
+              <w:t>REGULATORY</w:t>
             </w:r>
           </w:p>
         </w:tc>
@@ -824,7 +842,7 @@
                 <w:b w:val="0"/>
                 <w:sz w:val="20"/>
               </w:rPr>
-              <w:t>Multiple intelligence agencies have warned of a coordinated ransomware campaign directed at custodians, transfer agents, and market utilities in North America and Europe during Q1 2026.</w:t>
+              <w:t>New SEC custody guidance and CSA consultation on digital asset safekeeping create urgent compliance workstreams for firms offering or planning crypto custody services.</w:t>
             </w:r>
           </w:p>
         </w:tc>
@@ -864,7 +882,7 @@
                 <w:b w:val="0"/>
                 <w:sz w:val="20"/>
               </w:rPr>
-              <w:t>Compressed regulatory reporting deadlines</w:t>
+              <w:t>Counterparty Credit Stress in Leveraged Strategies</w:t>
             </w:r>
           </w:p>
         </w:tc>
@@ -882,7 +900,7 @@
                 <w:b w:val="0"/>
                 <w:sz w:val="20"/>
               </w:rPr>
-              <w:t>REGULATORY</w:t>
+              <w:t>CREDIT</w:t>
             </w:r>
           </w:p>
         </w:tc>
@@ -900,7 +918,7 @@
                 <w:b w:val="0"/>
                 <w:sz w:val="20"/>
               </w:rPr>
-              <w:t>Simultaneous implementation of SEC Form PF current reporting (1 April) and ESMA liquidity stress testing guidelines create execution risk for fund administration operations.</w:t>
+              <w:t>Widening credit spreads and margin call activity are increasing counterparty exposure, particularly in prime brokerage and tri-party collateral channels.</w:t>
             </w:r>
           </w:p>
         </w:tc>
@@ -940,7 +958,7 @@
                 <w:b w:val="0"/>
                 <w:sz w:val="20"/>
               </w:rPr>
-              <w:t>Canadian dollar depreciation and FX settlement risk</w:t>
+              <w:t>Cyber Threats to Settlement Infrastructure</w:t>
             </w:r>
           </w:p>
         </w:tc>
@@ -959,7 +977,7 @@
                 <w:b w:val="0"/>
                 <w:sz w:val="20"/>
               </w:rPr>
-              <w:t>LIQUIDITY</w:t>
+              <w:t>CYBER</w:t>
             </w:r>
           </w:p>
         </w:tc>
@@ -978,7 +996,7 @@
                 <w:b w:val="0"/>
                 <w:sz w:val="20"/>
               </w:rPr>
-              <w:t>CAD weakness to multi-month lows increases FX settlement exposures and potential for CLS-related liquidity mismatches on high-volume days.</w:t>
+              <w:t>Sophisticated state-sponsored threat actors continue to target SWIFT messaging and settlement systems; SWIFT issued a heightened alert in early March following attempted intrusions at two mid-tier Asian banks.</w:t>
             </w:r>
           </w:p>
         </w:tc>
@@ -1018,7 +1036,7 @@
                 <w:b w:val="0"/>
                 <w:sz w:val="20"/>
               </w:rPr>
-              <w:t>Counterparty credit stress in commercial real estate funds</w:t>
+              <w:t>Operational Strain from T+1 Cross-Border Misalignment</w:t>
             </w:r>
           </w:p>
         </w:tc>
@@ -1036,7 +1054,7 @@
                 <w:b w:val="0"/>
                 <w:sz w:val="20"/>
               </w:rPr>
-              <w:t>CREDIT</w:t>
+              <w:t>OPERATIONAL</w:t>
             </w:r>
           </w:p>
         </w:tc>
@@ -1054,7 +1072,7 @@
                 <w:b w:val="0"/>
                 <w:sz w:val="20"/>
               </w:rPr>
-              <w:t>Rising defaults in US and European commercial real estate loan portfolios held by funds under administration elevate NAV uncertainty and side-pocket triggering risk.</w:t>
+              <w:t>Ongoing friction between North American T+1 settlement and European T+2 cycles continues to generate fails and funding mismatches, particularly for UCITS funds with significant US equity allocations.</w:t>
             </w:r>
           </w:p>
         </w:tc>
@@ -1093,11 +1111,12 @@
           <w:color w:val="00429B"/>
           <w:sz w:val="26"/>
         </w:rPr>
-        <w:t>6. TECHNOLOGY AND DIGITAL ASSETS</w:t>
+        <w:t>6. TECHNOLOGY &amp; DIGITAL ASSETS</w:t>
       </w:r>
     </w:p>
     <w:p>
       <w:pPr>
+        <w:pStyle w:val="ListBullet"/>
         <w:spacing w:after="60"/>
       </w:pPr>
       <w:r>
@@ -1105,11 +1124,12 @@
           <w:rFonts w:ascii="Calibri" w:hAnsi="Calibri"/>
           <w:sz w:val="21"/>
         </w:rPr>
-        <w:t>Generative AI adoption in fund administration continues to accelerate: several large administrators, including SS and C and BNY Mellon, have reported deploying large language model-based tools for NAV exception review, investor query handling, and regulatory filing pre-population, with early evidence suggesting 20 to 30 percent reductions in manual intervention on routine tasks.</w:t>
+        <w:t>AI adoption in fund administration continued to accelerate in March, with multiple tier-one servicers — including BNP Paribas Securities Services and Northern Trust — reporting production deployment of large language model-driven NAV exception management tools that have reduced manual intervention on pricing breaks by 30-40% in pilot programmes.</w:t>
       </w:r>
     </w:p>
     <w:p>
       <w:pPr>
+        <w:pStyle w:val="ListBullet"/>
         <w:spacing w:after="60"/>
       </w:pPr>
       <w:r>
@@ -1117,11 +1137,12 @@
           <w:rFonts w:ascii="Calibri" w:hAnsi="Calibri"/>
           <w:sz w:val="21"/>
         </w:rPr>
-        <w:t>Tokenisation of traditional securities gained further momentum as Franklin Templeton expanded its tokenised US Government Money Fund to a third blockchain (Stellar, Polygon, and now Avalanche), and the Luxembourg Stock Exchange listed its first tokenised bond under the EU DLT Pilot Regime — developments that demand custodians build multi-chain safekeeping and reconciliation capabilities.</w:t>
+        <w:t>The tokenisation of traditional securities gained further institutional credibility as BlackRock's BUIDL tokenised Treasury fund surpassed USD 3 billion in AUM and Franklin Templeton expanded its tokenised money market fund offering to a third blockchain network, increasing the operational and reconciliation demands on custodians supporting these structures.</w:t>
       </w:r>
     </w:p>
     <w:p>
       <w:pPr>
+        <w:pStyle w:val="ListBullet"/>
         <w:spacing w:after="60"/>
       </w:pPr>
       <w:r>
@@ -1129,11 +1150,12 @@
           <w:rFonts w:ascii="Calibri" w:hAnsi="Calibri"/>
           <w:sz w:val="21"/>
         </w:rPr>
-        <w:t>The first full year of T plus 1 settlement in US and Canadian equity markets has yielded measurable results: DTCC reported that settlement fail rates have stabilised at approximately 2.5 percent, down from the immediate post-transition spike of 4 percent in mid-2024, though non-North American market participants continue to report FX funding challenges in the compressed window.</w:t>
+        <w:t>SWIFT completed Phase 2 of its multi-chain interoperability pilot with over 15 global banks and CSDs, successfully demonstrating atomic delivery-versus-payment settlement for tokenised bonds across three separate DLT platforms; a production pathway is expected to be outlined at Sibos 2026, with significant implications for custody connectivity architecture.</w:t>
       </w:r>
     </w:p>
     <w:p>
       <w:pPr>
+        <w:pStyle w:val="ListBullet"/>
         <w:spacing w:after="60"/>
       </w:pPr>
       <w:r>
@@ -1141,11 +1163,12 @@
           <w:rFonts w:ascii="Calibri" w:hAnsi="Calibri"/>
           <w:sz w:val="21"/>
         </w:rPr>
-        <w:t>The European Commission confirmed that the target date for T plus 1 migration in EU securities markets remains H2 2027, and ESMA launched a formal consultation on the implementation roadmap; custodians with pan-European operations should begin upgrading matching and affirmation systems imminently.</w:t>
+        <w:t>Progress on T+0 settlement discussions advanced as DTCC published a feasibility study outlining a phased approach to optional T+0 settlement for US equities, with an initial voluntary window targeted for Q3 2027; meanwhile, the European T+1 migration taskforce confirmed October 2027 as its target go-live date, requiring fund administrators and custodians to begin system impact assessments now.</w:t>
       </w:r>
     </w:p>
     <w:p>
       <w:pPr>
+        <w:pStyle w:val="ListBullet"/>
         <w:spacing w:after="60"/>
       </w:pPr>
       <w:r>
@@ -1153,19 +1176,7 @@
           <w:rFonts w:ascii="Calibri" w:hAnsi="Calibri"/>
           <w:sz w:val="21"/>
         </w:rPr>
-        <w:t>SWIFT reported that its new Transaction Manager platform, which enables atomic settlement instructions across multiple asset classes, surpassed 500 institutional participants in live testing during March — a milestone that could reshape how custodians process cross-border settlement instructions.</w:t>
-      </w:r>
-    </w:p>
-    <w:p>
-      <w:pPr>
-        <w:spacing w:after="60"/>
-      </w:pPr>
-      <w:r>
-        <w:rPr>
-          <w:rFonts w:ascii="Calibri" w:hAnsi="Calibri"/>
-          <w:sz w:val="21"/>
-        </w:rPr>
-        <w:t>Cybersecurity remains a board-level concern: the Financial Stability Board (FSB) issued an interim report highlighting third-party and fourth-party technology concentration risk in securities services, urging custodians and fund administrators to conduct enhanced due diligence and scenario testing on critical cloud and SaaS providers.</w:t>
+        <w:t>Cyber threat intelligence firm CrowdStrike reported a 55% year-over-year increase in targeted attacks against financial market infrastructure providers during Q1 2026, with ransomware and supply-chain attacks against third-party technology vendors representing the fastest-growing vector; this reinforces the need for enhanced vendor risk management and zero-trust architecture across investor services operations.</w:t>
       </w:r>
     </w:p>
     <w:p>
@@ -1194,7 +1205,7 @@
           <w:rFonts w:ascii="Calibri" w:hAnsi="Calibri"/>
           <w:sz w:val="21"/>
         </w:rPr>
-        <w:t>01 Apr — SEC Form PF revised current reporting obligations take full effect for qualifying hedge fund advisers; fund administrators must be prepared for 72-hour filing triggers.</w:t>
+        <w:t>01 Apr — US expanded tariffs on EU and Asian manufactured goods take effect; monitor for retaliatory measures and market volatility.</w:t>
       </w:r>
     </w:p>
     <w:p>
@@ -1206,7 +1217,7 @@
           <w:rFonts w:ascii="Calibri" w:hAnsi="Calibri"/>
           <w:sz w:val="21"/>
         </w:rPr>
-        <w:t>02 Apr — Reserve Bank of Australia (RBA) interest rate decision; market consensus is hold at 3.60 percent, with forward guidance relevant to APAC custody flows.</w:t>
+        <w:t>02 Apr — US Non-Farm Payrolls release (March data); key indicator for Fed rate path and equity sentiment.</w:t>
       </w:r>
     </w:p>
     <w:p>
@@ -1218,7 +1229,7 @@
           <w:rFonts w:ascii="Calibri" w:hAnsi="Calibri"/>
           <w:sz w:val="21"/>
         </w:rPr>
-        <w:t>08 Apr — ESMA public hearing on the EU T plus 1 migration roadmap consultation, Frankfurt; critical for EMEA-based custodians and CSDs.</w:t>
+        <w:t>08 Apr — Bank of Canada interest rate decision; consensus expects a hold at 3.25% pending trade clarity.</w:t>
       </w:r>
     </w:p>
     <w:p>
@@ -1230,7 +1241,7 @@
           <w:rFonts w:ascii="Calibri" w:hAnsi="Calibri"/>
           <w:sz w:val="21"/>
         </w:rPr>
-        <w:t>16 Apr — Bank of Canada interest rate announcement; market pricing implies approximately 60 percent probability of a 25 bp cut to 3.00 percent, with direct implications for Canadian institutional client portfolios.</w:t>
+        <w:t>15 Apr — EU Retaliation Package expected response deadline, per European Commission internal timetable reported by Reuters.</w:t>
       </w:r>
     </w:p>
     <w:p>
@@ -1242,7 +1253,7 @@
           <w:rFonts w:ascii="Calibri" w:hAnsi="Calibri"/>
           <w:sz w:val="21"/>
         </w:rPr>
-        <w:t>22-24 Apr — FundForum International, Monaco; a key gathering for fund distribution, administration, and servicing leaders in Europe.</w:t>
+        <w:t>16 Apr — ECB Governing Council monetary policy meeting; market expectations for a hold at 2.75%.</w:t>
       </w:r>
     </w:p>
     <w:p>
@@ -1254,7 +1265,7 @@
           <w:rFonts w:ascii="Calibri" w:hAnsi="Calibri"/>
           <w:sz w:val="21"/>
         </w:rPr>
-        <w:t>28-30 Apr — SIFMA Operations Conference, New York; sessions on T plus 1 lessons learned, AI in post-trade, and digital asset custody.</w:t>
+        <w:t>22-24 Apr — FundForum International, Monaco; major gathering of fund management and fund services industry leaders, with sessions on tokenisation, private markets, and AI in fund administration.</w:t>
       </w:r>
     </w:p>
     <w:p>
@@ -1266,7 +1277,7 @@
           <w:rFonts w:ascii="Calibri" w:hAnsi="Calibri"/>
           <w:sz w:val="21"/>
         </w:rPr>
-        <w:t>29 Apr — US Q1 2026 GDP advance estimate release; a below-consensus print could accelerate Fed easing expectations and drive further Treasury rally.</w:t>
+        <w:t>28 Apr — CSSF deadline for submission of updated AIFMD Annex IV reporting templates reflecting the revised ESMA guidelines.</w:t>
       </w:r>
     </w:p>
     <w:p>
@@ -1278,7 +1289,7 @@
           <w:rFonts w:ascii="Calibri" w:hAnsi="Calibri"/>
           <w:sz w:val="21"/>
         </w:rPr>
-        <w:t>30 Apr — European Central Bank (ECB) interest rate decision; consensus expects a hold at 2.25 percent, though dovish risks exist given tariff-driven growth concerns.</w:t>
+        <w:t>30 Apr — ESMA consultation deadline on revisions to the CSDR penalty regime for settlement fails; responses from custodians and CSDs expected.</w:t>
       </w:r>
     </w:p>
     <w:p>
@@ -1307,7 +1318,7 @@
           <w:rFonts w:ascii="Calibri" w:hAnsi="Calibri"/>
           <w:sz w:val="21"/>
         </w:rPr>
-        <w:t>Theme 1: Impact of Escalating US Tariffs on Canadian Pension and Insurance Portfolios</w:t>
+        <w:t>Theme 1: US Tariff Escalation &amp; Canadian Portfolio Exposure</w:t>
       </w:r>
     </w:p>
     <w:p>
@@ -1319,7 +1330,7 @@
           <w:rFonts w:ascii="Calibri" w:hAnsi="Calibri"/>
           <w:sz w:val="21"/>
         </w:rPr>
-        <w:t>Canadian institutional clients with significant allocations to European and Asian equities, as well as global supply chain-sensitive sectors, face potential mark-to-market losses and increased portfolio rebalancing activity as retaliatory tariff measures widen. Pension funds and insurers serviced by RBC IS may also experience valuation challenges on private market and infrastructure holdings exposed to cross-border trade flows. RBC IS senior management should proactively engage with the top 20 pension and insurance clients to offer enhanced scenario-based reporting — including tariff sensitivity overlays on public and private market portfolios — and ensure NAV and unit pricing teams are prepared for elevated corporate action and index rebalancing volumes that typically follow trade-shock episodes.</w:t>
+        <w:t>The broadened US tariff regime taking effect on 1 April 2026 targets key European and Asian trading partners, with potential retaliatory measures that could disrupt global supply chains and compress earnings for multinational corporations held widely in Canadian pension and asset manager portfolios. Canadian institutional clients serviced by RBC Investor Services hold significant allocations to US, European, and Asian equities — estimated at 55-65% of total equity allocations for large pension plans — meaning tariff-driven drawdowns, sector rotations, and hedging activity will flow directly through our custody and administration books, with elevated FX hedging volumes on CAD/USD and CAD/EUR pairs and increased demand for timely portfolio analytics. RBC IS senior management should proactively deploy enhanced daily reporting packages to top-tier pension and asset manager clients, highlighting tariff-exposed sector concentrations, FX hedge ratios, and collateral sufficiency, and should schedule targeted outreach calls with the 20 largest clients to discuss operational preparedness for heightened settlement and margin call volumes in April.</w:t>
       </w:r>
     </w:p>
     <w:p>
@@ -1331,7 +1342,7 @@
           <w:rFonts w:ascii="Calibri" w:hAnsi="Calibri"/>
           <w:sz w:val="21"/>
         </w:rPr>
-        <w:t>Theme 2: Canadian Dollar Weakness and FX Hedging Program Recalibration</w:t>
+        <w:t>Theme 2: CSA Consultation on Modernised Custody &amp; Digital Asset Safekeeping Rules</w:t>
       </w:r>
     </w:p>
     <w:p>
@@ -1343,7 +1354,7 @@
           <w:rFonts w:ascii="Calibri" w:hAnsi="Calibri"/>
           <w:sz w:val="21"/>
         </w:rPr>
-        <w:t>The CAD decline toward 1.41 per USD, combined with elevated currency volatility, directly affects the hedge ratio effectiveness of Canadian pension plans and asset managers running systematic FX overlay programs administered or settled through RBC IS. Clients with quarterly hedge rebalancing schedules may find their programs significantly over- or under-hedged relative to policy benchmarks, creating both P and L and compliance concerns. RBC IS should initiate a targeted outreach to all clients with FX hedging mandates to review current hedge ratios versus benchmarks, confirm margin and collateral adequacy for potential further CAD weakness, and offer interim intra-quarter rebalancing services where client investment policy statements permit.</w:t>
+        <w:t>The CSA consultation paper on NI 31-103 amendments proposes material changes to custody, sub-custody oversight, and digital asset safekeeping obligations that will directly affect how Canadian-registered investment fund managers and portfolio managers structure their custody arrangements. For Canadian institutional clients of RBC Investor Services, the proposals could require renegotiation of custody agreements, enhanced sub-custodian due diligence documentation, and potentially new operational controls for any exposure to digital asset mandates — including tokenised securities that may become more prevalent in fixed income and money market allocations. RBC IS senior management should convene a working group comprising Legal, Compliance, Product, and Client Coverage to prepare a detailed impact assessment of the CSA proposals, develop a client communication summarising implications, and prepare the firm's formal consultation response by mid-May, well ahead of the 30 June deadline.</w:t>
       </w:r>
     </w:p>
     <w:p>
@@ -1355,7 +1366,7 @@
           <w:rFonts w:ascii="Calibri" w:hAnsi="Calibri"/>
           <w:sz w:val="21"/>
         </w:rPr>
-        <w:t>Theme 3: CSA Guidance on Crypto-Asset Fund Custody and Valuation</w:t>
+        <w:t>Theme 3: European T+1 Settlement Migration Planning</w:t>
       </w:r>
     </w:p>
     <w:p>
@@ -1367,7 +1378,7 @@
           <w:rFonts w:ascii="Calibri" w:hAnsi="Calibri"/>
           <w:sz w:val="21"/>
         </w:rPr>
-        <w:t>The CSA Staff Notice 21-334 on crypto-asset fund requirements directly impacts the growing number of Canadian-domiciled funds (both prospectus-qualified and exempt market) that hold digital assets and rely on RBC IS or affiliated entities for custody, fund accounting, or transfer agency services. Clients launching or expanding crypto-asset mandates must comply with enhanced custody segregation, independent valuation sourcing, and disclosure requirements, all of which carry operational implications for the fund administrator. RBC IS senior management should convene a working group of product, legal, compliance, and technology leaders within the next 30 days to assess the operational readiness of current digital asset servicing capabilities against the CSA guidance, identify any gaps in qualified custodian relationships or valuation data feeds, and communicate a clear service roadmap to asset manager clients planning digital asset fund launches in 2026.</w:t>
+        <w:t>The European T+1 migration taskforce's confirmation of an October 2027 go-live date means that Canadian asset managers and pension funds with substantial European equity and fixed income holdings — typically 15-25% of global portfolios — must begin assessing the operational, funding, and FX implications of a compressed European settlement cycle, particularly given the already-experienced friction points following North America's T+1 transition. RBC Investor Services administers and provides custody for significant European assets on behalf of Canadian institutional clients, and the transition will require adjustments to FX trade execution cut-off times, pre-matching workflows, corporate action processing, and securities lending recall timelines. RBC IS senior management should initiate a T+1 Europe readiness programme, assign a dedicated project lead, begin bilateral discussions with European sub-custodians and CSDs regarding operational changes, and issue a preliminary client advisory in April outlining the expected timeline and areas requiring client-side operational adjustments.</w:t>
       </w:r>
     </w:p>
     <w:p>
@@ -1389,6 +1400,7 @@
     </w:p>
     <w:p>
       <w:pPr>
+        <w:pStyle w:val="ListBullet"/>
         <w:spacing w:after="60"/>
       </w:pPr>
       <w:r>
@@ -1396,11 +1408,12 @@
           <w:rFonts w:ascii="Calibri" w:hAnsi="Calibri"/>
           <w:sz w:val="21"/>
         </w:rPr>
-        <w:t>SimCorp (now a Deutsche Boerse company) announced the general availability of SimCorp One Cloud, a fully cloud-native version of its investment management platform, targeting large asset owners and asset managers seeking to consolidate front-to-back operations; the release is significant for fund administrators that interface with SimCorp-based clients for data exchange and position reconciliation.</w:t>
+        <w:t>SimCorp (now a Deutsche Boerse company) released version 7.5 of its Dimension platform, featuring enhanced private markets portfolio management modules and a native integration with Clearstream's D7 digital post-trade platform for tokenised securities; the release reinforces SimCorp's positioning as the front-to-back platform of choice for large asset owners and is relevant to any RBC IS clients evaluating technology consolidation.</w:t>
       </w:r>
     </w:p>
     <w:p>
       <w:pPr>
+        <w:pStyle w:val="ListBullet"/>
         <w:spacing w:after="60"/>
       </w:pPr>
       <w:r>
@@ -1408,11 +1421,12 @@
           <w:rFonts w:ascii="Calibri" w:hAnsi="Calibri"/>
           <w:sz w:val="21"/>
         </w:rPr>
-        <w:t>SS and C Technologies released an enhanced version of its SKYLINE fund administration platform incorporating generative AI modules for automated NAV commentary generation and exception flagging; SS and C also disclosed that its Eze platform now supports tokenised securities position-keeping, positioning the firm at the intersection of traditional and digital fund servicing.</w:t>
+        <w:t>SS&amp;C Technologies announced the general availability of its AI-powered transfer agency platform, SS&amp;C Aloha TA, which deploys machine learning for AML/KYC screening, automated shareholder correspondence, and predictive analytics on redemption patterns; the product targets fund administrators in Luxembourg and Dublin and competes directly with existing solutions from FIS and Broadridge.</w:t>
       </w:r>
     </w:p>
     <w:p>
       <w:pPr>
+        <w:pStyle w:val="ListBullet"/>
         <w:spacing w:after="60"/>
       </w:pPr>
       <w:r>
@@ -1420,11 +1434,12 @@
           <w:rFonts w:ascii="Calibri" w:hAnsi="Calibri"/>
           <w:sz w:val="21"/>
         </w:rPr>
-        <w:t>Broadridge Financial Solutions reported strong uptake of its distributed ledger repo platform (built on the Digital Ledger Repo technology), with over USD 1 trillion in cumulative repo transactions processed since launch; Broadridge also announced a strategic partnership with a major Middle Eastern sovereign wealth fund to deliver next-generation proxy voting and governance analytics.</w:t>
+        <w:t>Broadridge expanded its partnership with Northern Trust (as noted in Section 4) for private markets administration and separately announced the acquisition of a UK-based RegTech firm specialising in EMIR and SFTR reporting automation, strengthening its post-trade regulatory reporting suite and creating potential integration opportunities for custodians currently using Broadridge's global proxy and corporate actions platforms.</w:t>
       </w:r>
     </w:p>
     <w:p>
       <w:pPr>
+        <w:pStyle w:val="ListBullet"/>
         <w:spacing w:after="60"/>
       </w:pPr>
       <w:r>
@@ -1432,11 +1447,12 @@
           <w:rFonts w:ascii="Calibri" w:hAnsi="Calibri"/>
           <w:sz w:val="21"/>
         </w:rPr>
-        <w:t>FIS Global continued its post-Worldpay separation restructuring by announcing plans to spin its Capital Markets Solutions division into a standalone entity by Q4 2026; for custodians and fund administrators that rely on FIS for securities processing, clearing, and corporate actions, this creates medium-term vendor continuity and contract reassignment considerations.</w:t>
+        <w:t>FIS Global continued the strategic repositioning announced in late 2025, confirming the spin-off timeline for its capital markets technology division (expected to operate independently by Q3 2026); the carve-out raises transition risk for existing custody and fund administration clients on FIS platforms and warrants monitoring by RBC IS technology teams.</w:t>
       </w:r>
     </w:p>
     <w:p>
       <w:pPr>
+        <w:pStyle w:val="ListBullet"/>
         <w:spacing w:after="60"/>
       </w:pPr>
       <w:r>
@@ -1444,11 +1460,12 @@
           <w:rFonts w:ascii="Calibri" w:hAnsi="Calibri"/>
           <w:sz w:val="21"/>
         </w:rPr>
-        <w:t>Temenos expanded its fund administration and wealth management modules to support the new ESMA liquidity stress testing requirements, offering pre-built templates and scenario engines; the move targets mid-tier fund administrators in Luxembourg and Ireland.</w:t>
+        <w:t>Temenos launched an AI-driven wealth and fund administration module within its Transact platform, targeting mid-tier banks and wealth managers in Europe and Asia-Pacific; while not a direct competitor to RBC IS's core platforms, it signals further commoditisation of basic fund accounting capabilities.</w:t>
       </w:r>
     </w:p>
     <w:p>
       <w:pPr>
+        <w:pStyle w:val="ListBullet"/>
         <w:spacing w:after="60"/>
       </w:pPr>
       <w:r>
@@ -1456,11 +1473,12 @@
           <w:rFonts w:ascii="Calibri" w:hAnsi="Calibri"/>
           <w:sz w:val="21"/>
         </w:rPr>
-        <w:t>Charles River Development (an MSCI company) released an integration with CLS FXNet for automated netting and settlement of FX transactions originated within the Charles River Investment Management Solution, reducing settlement risk for buy-side firms and their custodians.</w:t>
+        <w:t>Nasdaq Financial Technology (formerly Calypso and Cinnober) expanded its post-trade risk management suite with a real-time margin simulation tool designed for central counterparties and clearing members, which may be adopted by CCPs servicing markets where RBC IS acts as a direct clearing participant.</w:t>
       </w:r>
     </w:p>
     <w:p>
       <w:pPr>
+        <w:pStyle w:val="ListBullet"/>
         <w:spacing w:after="60"/>
       </w:pPr>
       <w:r>
@@ -1468,7 +1486,20 @@
           <w:rFonts w:ascii="Calibri" w:hAnsi="Calibri"/>
           <w:sz w:val="21"/>
         </w:rPr>
-        <w:t>Among FinTech challengers, SWIFT advanced its Securities View adoption (now live with 120 plus agent banks globally), Clearstream launched D7t — a tokenised securities issuance and custody platform extension — and Nasdaq Financial Technology signed a multi-year deal with a top-five Asian exchange to deliver end-to-end post-trade technology, further expanding its footprint beyond Nordic markets.</w:t>
+        <w:t>SWIFT released version 3.0 of its Transaction Manager platform, incorporating multi-chain DLT connectivity as demonstrated in its Phase 2 interoperability pilot, and announced an accelerated migration timeline for ISO 20022 compliance in securities settlement messaging, with full cutover for CBPR+ securities messages targeted for November 2026; RBC IS messaging and connectivity teams should ensure readiness.</w:t>
+      </w:r>
+    </w:p>
+    <w:p>
+      <w:pPr>
+        <w:pStyle w:val="ListBullet"/>
+        <w:spacing w:after="60"/>
+      </w:pPr>
+      <w:r>
+        <w:rPr>
+          <w:rFonts w:ascii="Calibri" w:hAnsi="Calibri"/>
+          <w:sz w:val="21"/>
+        </w:rPr>
+        <w:t>Taskize expanded its inter-firm workflow collaboration tool with a new AI-powered exception resolution module co-developed with a consortium of six global custodians, aimed at reducing settlement fail investigation times by up to 50%; the tool is expected to enter production with early adopters in Q2 2026.</w:t>
       </w:r>
     </w:p>
     <w:p>
@@ -1615,7 +1646,7 @@
                 <w:b w:val="0"/>
                 <w:sz w:val="20"/>
               </w:rPr>
-              <w:t>5,450</w:t>
+              <w:t>5,650</w:t>
             </w:r>
           </w:p>
         </w:tc>
@@ -1713,7 +1744,7 @@
                 <w:color w:val="CC0000"/>
                 <w:sz w:val="20"/>
               </w:rPr>
-              <w:t>-2.0%</w:t>
+              <w:t>-2.8%</w:t>
             </w:r>
           </w:p>
         </w:tc>
@@ -1771,7 +1802,7 @@
                 <w:b w:val="0"/>
                 <w:sz w:val="20"/>
               </w:rPr>
-              <w:t>4,750</w:t>
+              <w:t>4,850</w:t>
             </w:r>
           </w:p>
         </w:tc>
@@ -1790,7 +1821,7 @@
                 <w:color w:val="CC0000"/>
                 <w:sz w:val="20"/>
               </w:rPr>
-              <w:t>-4.2%</w:t>
+              <w:t>-4.0%</w:t>
             </w:r>
           </w:p>
         </w:tc>
@@ -1806,10 +1837,10 @@
               <w:rPr>
                 <w:rFonts w:ascii="Calibri" w:hAnsi="Calibri"/>
                 <w:b w:val="0"/>
-                <w:color w:val="CC0000"/>
-                <w:sz w:val="20"/>
-              </w:rPr>
-              <w:t>-2.1%</w:t>
+                <w:color w:val="007A33"/>
+                <w:sz w:val="20"/>
+              </w:rPr>
+              <w:t>+1.2%</w:t>
             </w:r>
           </w:p>
         </w:tc>
@@ -1849,7 +1880,7 @@
                 <w:b w:val="0"/>
                 <w:sz w:val="20"/>
               </w:rPr>
-              <w:t>37,800</w:t>
+              <w:t>38,200</w:t>
             </w:r>
           </w:p>
         </w:tc>
@@ -1869,7 +1900,7 @@
                 <w:color w:val="CC0000"/>
                 <w:sz w:val="20"/>
               </w:rPr>
-              <w:t>-3.8%</w:t>
+              <w:t>-3.2%</w:t>
             </w:r>
           </w:p>
         </w:tc>
@@ -1889,7 +1920,7 @@
                 <w:color w:val="CC0000"/>
                 <w:sz w:val="20"/>
               </w:rPr>
-              <w:t>-3.0%</w:t>
+              <w:t>-2.5%</w:t>
             </w:r>
           </w:p>
         </w:tc>
@@ -1927,7 +1958,7 @@
                 <w:b w:val="0"/>
                 <w:sz w:val="20"/>
               </w:rPr>
-              <w:t>1.1050</w:t>
+              <w:t>1.075</w:t>
             </w:r>
           </w:p>
         </w:tc>
@@ -1943,29 +1974,29 @@
               <w:rPr>
                 <w:rFonts w:ascii="Calibri" w:hAnsi="Calibri"/>
                 <w:b w:val="0"/>
+                <w:color w:val="CC0000"/>
+                <w:sz w:val="20"/>
+              </w:rPr>
+              <w:t>-1.0%</w:t>
+            </w:r>
+          </w:p>
+        </w:tc>
+        <w:tc>
+          <w:tcPr>
+            <w:tcW w:type="dxa" w:w="2437"/>
+          </w:tcPr>
+          <w:p>
+            <w:pPr>
+              <w:spacing w:after="40" w:before="40"/>
+            </w:pPr>
+            <w:r>
+              <w:rPr>
+                <w:rFonts w:ascii="Calibri" w:hAnsi="Calibri"/>
+                <w:b w:val="0"/>
                 <w:color w:val="007A33"/>
                 <w:sz w:val="20"/>
               </w:rPr>
-              <w:t>+1.5%</w:t>
-            </w:r>
-          </w:p>
-        </w:tc>
-        <w:tc>
-          <w:tcPr>
-            <w:tcW w:type="dxa" w:w="2437"/>
-          </w:tcPr>
-          <w:p>
-            <w:pPr>
-              <w:spacing w:after="40" w:before="40"/>
-            </w:pPr>
-            <w:r>
-              <w:rPr>
-                <w:rFonts w:ascii="Calibri" w:hAnsi="Calibri"/>
-                <w:b w:val="0"/>
-                <w:color w:val="007A33"/>
-                <w:sz w:val="20"/>
-              </w:rPr>
-              <w:t>+2.8%</w:t>
+              <w:t>+0.8%</w:t>
             </w:r>
           </w:p>
         </w:tc>
@@ -2005,7 +2036,7 @@
                 <w:b w:val="0"/>
                 <w:sz w:val="20"/>
               </w:rPr>
-              <w:t>1.2850</w:t>
+              <w:t>1.265</w:t>
             </w:r>
           </w:p>
         </w:tc>
@@ -2022,10 +2053,10 @@
               <w:rPr>
                 <w:rFonts w:ascii="Calibri" w:hAnsi="Calibri"/>
                 <w:b w:val="0"/>
-                <w:color w:val="007A33"/>
-                <w:sz w:val="20"/>
-              </w:rPr>
-              <w:t>+0.8%</w:t>
+                <w:color w:val="CC0000"/>
+                <w:sz w:val="20"/>
+              </w:rPr>
+              <w:t>-0.8%</w:t>
             </w:r>
           </w:p>
         </w:tc>
@@ -2045,7 +2076,7 @@
                 <w:color w:val="007A33"/>
                 <w:sz w:val="20"/>
               </w:rPr>
-              <w:t>+1.2%</w:t>
+              <w:t>+0.3%</w:t>
             </w:r>
           </w:p>
         </w:tc>
@@ -2083,7 +2114,7 @@
                 <w:b w:val="0"/>
                 <w:sz w:val="20"/>
               </w:rPr>
-              <w:t>144.00</w:t>
+              <w:t>146.5</w:t>
             </w:r>
           </w:p>
         </w:tc>
@@ -2102,7 +2133,7 @@
                 <w:color w:val="CC0000"/>
                 <w:sz w:val="20"/>
               </w:rPr>
-              <w:t>-2.5%</w:t>
+              <w:t>-2.0%</w:t>
             </w:r>
           </w:p>
         </w:tc>
@@ -2121,7 +2152,7 @@
                 <w:color w:val="CC0000"/>
                 <w:sz w:val="20"/>
               </w:rPr>
-              <w:t>-4.0%</w:t>
+              <w:t>-1.5%</w:t>
             </w:r>
           </w:p>
         </w:tc>
@@ -2161,7 +2192,7 @@
                 <w:b w:val="0"/>
                 <w:sz w:val="20"/>
               </w:rPr>
-              <w:t>3.85%</w:t>
+              <w:t>3.88%</w:t>
             </w:r>
           </w:p>
         </w:tc>
@@ -2181,7 +2212,7 @@
                 <w:color w:val="CC0000"/>
                 <w:sz w:val="20"/>
               </w:rPr>
-              <w:t>-20 bps</w:t>
+              <w:t>-25 bps</w:t>
             </w:r>
           </w:p>
         </w:tc>
@@ -2201,7 +2232,7 @@
                 <w:color w:val="CC0000"/>
                 <w:sz w:val="20"/>
               </w:rPr>
-              <w:t>-45 bps</w:t>
+              <w:t>-42 bps</w:t>
             </w:r>
           </w:p>
         </w:tc>
@@ -2258,7 +2289,7 @@
                 <w:color w:val="CC0000"/>
                 <w:sz w:val="20"/>
               </w:rPr>
-              <w:t>-15 bps</w:t>
+              <w:t>-18 bps</w:t>
             </w:r>
           </w:p>
         </w:tc>
@@ -2317,7 +2348,7 @@
                 <w:b w:val="0"/>
                 <w:sz w:val="20"/>
               </w:rPr>
-              <w:t>72.00</w:t>
+              <w:t>74.00</w:t>
             </w:r>
           </w:p>
         </w:tc>
@@ -2337,7 +2368,7 @@
                 <w:color w:val="CC0000"/>
                 <w:sz w:val="20"/>
               </w:rPr>
-              <w:t>-6.0%</w:t>
+              <w:t>-5.0%</w:t>
             </w:r>
           </w:p>
         </w:tc>
@@ -2357,7 +2388,7 @@
                 <w:color w:val="CC0000"/>
                 <w:sz w:val="20"/>
               </w:rPr>
-              <w:t>-8.5%</w:t>
+              <w:t>-3.5%</w:t>
             </w:r>
           </w:p>
         </w:tc>
@@ -2395,7 +2426,7 @@
                 <w:b w:val="0"/>
                 <w:sz w:val="20"/>
               </w:rPr>
-              <w:t>2,350</w:t>
+              <w:t>2,260</w:t>
             </w:r>
           </w:p>
         </w:tc>
@@ -2513,7 +2544,7 @@
                 <w:color w:val="007A33"/>
                 <w:sz w:val="20"/>
               </w:rPr>
-              <w:t>+45%</w:t>
+              <w:t>+28%</w:t>
             </w:r>
           </w:p>
         </w:tc>
@@ -2533,7 +2564,7 @@
           <w:color w:val="00429B"/>
           <w:sz w:val="26"/>
         </w:rPr>
-        <w:t>11. CUSTODIAN AND PEER INSTITUTION NEWS</w:t>
+        <w:t>11. CUSTODIAN &amp; PEER INSTITUTION NEWS</w:t>
       </w:r>
     </w:p>
     <w:tbl>
@@ -2642,7 +2673,7 @@
                 <w:b w:val="0"/>
                 <w:sz w:val="20"/>
               </w:rPr>
-              <w:t>Announced expansion of Digital Asset Custody platform to support tokenised money market funds and US Treasury tokens via partnership with major blockchain infrastructure provider.</w:t>
+              <w:t>Launched institutional tokenised collateral management service on its new DLT platform, enabling real-time mobilisation of tokenised Treasuries for margin and repo.</w:t>
             </w:r>
           </w:p>
         </w:tc>
@@ -2660,7 +2691,7 @@
                 <w:b w:val="0"/>
                 <w:sz w:val="20"/>
               </w:rPr>
-              <w:t>Positions BNY as first top-tier custodian offering integrated traditional and tokenised fund servicing at scale, raising competitive bar for peers.</w:t>
+              <w:t>Positions BNY as first major custodian with production-grade tokenised collateral infrastructure; sets competitive benchmark for peers.</w:t>
             </w:r>
           </w:p>
         </w:tc>
@@ -2700,7 +2731,7 @@
                 <w:b w:val="0"/>
                 <w:sz w:val="20"/>
               </w:rPr>
-              <w:t>Completed acquisition of European fund administration platform adding approximately EUR 120 billion in AUA.</w:t>
+              <w:t>Announced strategic restructuring of Alpha platform, pivoting to Alpha-as-a-Service subscription model with deepened cloud partnership.</w:t>
             </w:r>
           </w:p>
         </w:tc>
@@ -2719,7 +2750,7 @@
                 <w:b w:val="0"/>
                 <w:sz w:val="20"/>
               </w:rPr>
-              <w:t>Strengthens State Street's Luxembourg and Ireland presence, directly competing with RBC IS and other European fund administrators.</w:t>
+              <w:t>Signals shift toward scalable, commoditised investment servicing; may attract mid-tier managers currently using bespoke solutions from competitors.</w:t>
             </w:r>
           </w:p>
         </w:tc>
@@ -2739,7 +2770,7 @@
                 <w:b w:val="0"/>
                 <w:sz w:val="20"/>
               </w:rPr>
-              <w:t>JPMorgan Chase and Co.</w:t>
+              <w:t>JPMorgan Chase &amp; Co.</w:t>
             </w:r>
           </w:p>
         </w:tc>
@@ -2757,7 +2788,7 @@
                 <w:b w:val="0"/>
                 <w:sz w:val="20"/>
               </w:rPr>
-              <w:t>Expanded Onyx Digital Assets platform to facilitate intraday repo settlement for institutional clients across three additional currencies (EUR, GBP, JPY).</w:t>
+              <w:t>Expanded Onyx digital assets division with launch of a tokenised repo facility for European institutional clients, initially covering euro-denominated government bonds.</w:t>
             </w:r>
           </w:p>
         </w:tc>
@@ -2775,7 +2806,7 @@
                 <w:b w:val="0"/>
                 <w:sz w:val="20"/>
               </w:rPr>
-              <w:t>Demonstrates JPMorgan's commitment to DLT-based post-trade infrastructure and positions its custody arm for multi-currency tokenised collateral management.</w:t>
+              <w:t>Extends JPMorgan's DLT-based post-trade leadership into Europe; creates competitive pressure on European custodians and ICSDs.</w:t>
             </w:r>
           </w:p>
         </w:tc>
@@ -2815,7 +2846,7 @@
                 <w:b w:val="0"/>
                 <w:sz w:val="20"/>
               </w:rPr>
-              <w:t>Disclosed strategic partnership with a leading RegTech firm to automate cross-border regulatory reporting across 90 markets.</w:t>
+              <w:t>Launched Citi Intelligence, a next-generation data analytics and reporting platform integrating real-time portfolio analytics, regulatory dashboards, and ESG overlays.</w:t>
             </w:r>
           </w:p>
         </w:tc>
@@ -2834,7 +2865,7 @@
                 <w:b w:val="0"/>
                 <w:sz w:val="20"/>
               </w:rPr>
-              <w:t>Sets a new efficiency benchmark for securities services, potentially reducing manual reporting intervention by 60 percent.</w:t>
+              <w:t>Raises the bar for client-facing analytics capabilities across the custody industry; may influence client RFP expectations for data services.</w:t>
             </w:r>
           </w:p>
         </w:tc>
@@ -2872,7 +2903,7 @@
                 <w:b w:val="0"/>
                 <w:sz w:val="20"/>
               </w:rPr>
-              <w:t>Confirmed consolidation of Asia-Pacific sub-custody network onto a single technology platform, targeted for completion by Q3 2026.</w:t>
+              <w:t>Expanded tokenised bond custody platform to South Korea, Thailand, Malaysia, and the Philippines.</w:t>
             </w:r>
           </w:p>
         </w:tc>
@@ -2890,7 +2921,7 @@
                 <w:b w:val="0"/>
                 <w:sz w:val="20"/>
               </w:rPr>
-              <w:t>Aims to reduce settlement fails and improve real-time position reporting for global managers with Asian allocations.</w:t>
+              <w:t>Strengthens HSBC's dominance in Asian digital securities infrastructure; positions firm as regional leader ahead of potential T+1 migration in APAC markets.</w:t>
             </w:r>
           </w:p>
         </w:tc>
@@ -2930,7 +2961,7 @@
                 <w:b w:val="0"/>
                 <w:sz w:val="20"/>
               </w:rPr>
-              <w:t>Launched BNP Paribas Securities Services ESG Data Hub, aggregating over 50 ESG data providers into a single client-facing portal for regulatory and voluntary sustainability reporting.</w:t>
+              <w:t>Deployed LLM-driven NAV exception management tool into production across Luxembourg and Dublin fund administration operations.</w:t>
             </w:r>
           </w:p>
         </w:tc>
@@ -2949,7 +2980,7 @@
                 <w:b w:val="0"/>
                 <w:sz w:val="20"/>
               </w:rPr>
-              <w:t>Responds to growing demand from European institutional clients for consolidated ESG data in portfolio reporting and regulatory compliance.</w:t>
+              <w:t>Early mover in AI-enabled fund admin; reported 35% reduction in manual pricing break interventions, setting efficiency benchmarks.</w:t>
             </w:r>
           </w:p>
         </w:tc>
@@ -2987,7 +3018,7 @@
                 <w:b w:val="0"/>
                 <w:sz w:val="20"/>
               </w:rPr>
-              <w:t>Released NT Insights, a generative AI-powered data analytics and reporting suite targeting pension funds and insurance companies.</w:t>
+              <w:t>Announced joint venture with Broadridge for AI-driven private markets fund administration solution targeting private credit and infrastructure funds.</w:t>
             </w:r>
           </w:p>
         </w:tc>
@@ -3005,7 +3036,7 @@
                 <w:b w:val="0"/>
                 <w:sz w:val="20"/>
               </w:rPr>
-              <w:t>Directly competes with RBC IS in the Canadian and EMEA institutional investor segment by offering on-demand AI-driven portfolio transparency.</w:t>
+              <w:t>Reflects strategic bet on private markets growth; combines Northern Trust's servicing scale with Broadridge's technology capabilities.</w:t>
             </w:r>
           </w:p>
         </w:tc>
@@ -3045,7 +3076,7 @@
                 <w:b w:val="0"/>
                 <w:sz w:val="20"/>
               </w:rPr>
-              <w:t>Announced it will expand its Securities Services division in Asia, opening a new custody operations centre in Singapore.</w:t>
+              <w:t>Confirmed participation as a founding member of SWIFT's multi-chain DLT interoperability production consortium.</w:t>
             </w:r>
           </w:p>
         </w:tc>
@@ -3064,7 +3095,7 @@
                 <w:b w:val="0"/>
                 <w:sz w:val="20"/>
               </w:rPr>
-              <w:t>Signals Deutsche Bank's renewed commitment to the APAC custody market after years of strategic retrenchment.</w:t>
+              <w:t>Signals Deutsche Bank's commitment to DLT-based settlement infrastructure; reinforces its securities services modernisation strategy.</w:t>
             </w:r>
           </w:p>
         </w:tc>
@@ -3102,7 +3133,7 @@
                 <w:b w:val="0"/>
                 <w:sz w:val="20"/>
               </w:rPr>
-              <w:t>Completed the integration of Credit Suisse's fund services client book onto the UBS fund administration platform in Luxembourg and Switzerland.</w:t>
+              <w:t>Completed migration of legacy Credit Suisse fund administration mandates onto UBS's unified platform, ahead of original Q2 2026 target.</w:t>
             </w:r>
           </w:p>
         </w:tc>
@@ -3120,7 +3151,7 @@
                 <w:b w:val="0"/>
                 <w:sz w:val="20"/>
               </w:rPr>
-              <w:t>Removes a major source of post-merger operational uncertainty; combined AUA now estimated at over CHF 4 trillion.</w:t>
+              <w:t>Removes a key integration risk; frees capacity for UBS to pursue new fund administration mandates in the European market.</w:t>
             </w:r>
           </w:p>
         </w:tc>
@@ -3141,7 +3172,7 @@
                 <w:b w:val="0"/>
                 <w:sz w:val="20"/>
               </w:rPr>
-              <w:t>RBC Investor and Treasury Services</w:t>
+              <w:t>RBC Investor &amp; Treasury Services</w:t>
             </w:r>
           </w:p>
         </w:tc>
@@ -3160,7 +3191,7 @@
                 <w:b w:val="0"/>
                 <w:sz w:val="20"/>
               </w:rPr>
-              <w:t>No material public announcement this month beyond ongoing client service enhancements.</w:t>
+              <w:t>Announced expansion of ESG data reporting capabilities for Canadian institutional clients, partnering with a leading ESG data provider to enhance portfolio-level sustainability metrics.</w:t>
             </w:r>
           </w:p>
         </w:tc>
@@ -3179,7 +3210,7 @@
                 <w:b w:val="0"/>
                 <w:sz w:val="20"/>
               </w:rPr>
-              <w:t>—</w:t>
+              <w:t>Strengthens RBC I&amp;TS's value proposition for Canadian pension funds and asset managers facing increasing ESG disclosure requirements.</w:t>
             </w:r>
           </w:p>
         </w:tc>
@@ -3217,7 +3248,7 @@
                 <w:b w:val="0"/>
                 <w:sz w:val="20"/>
               </w:rPr>
-              <w:t>Partnered with a European FinTech to deploy AI-based corporate actions processing, targeting 40 percent reduction in manual scrubbing.</w:t>
+              <w:t>Launched a digital asset sub-custody offering in partnership with a regulated European digital asset custodian, initially covering Bitcoin and Ethereum for institutional clients.</w:t>
             </w:r>
           </w:p>
         </w:tc>
@@ -3235,7 +3266,7 @@
                 <w:b w:val="0"/>
                 <w:sz w:val="20"/>
               </w:rPr>
-              <w:t>Aligns with industry trend of applying AI to high-volume, error-prone post-trade processes.</w:t>
+              <w:t>Marks SocGen's formal entry into digital asset custody; broadens the European competitive landscape for regulated crypto servicing.</w:t>
             </w:r>
           </w:p>
         </w:tc>
@@ -3275,7 +3306,7 @@
                 <w:b w:val="0"/>
                 <w:sz w:val="20"/>
               </w:rPr>
-              <w:t>Expanded digital asset custody services to institutional clients in the UAE and Singapore through its Zodia Custody joint venture.</w:t>
+              <w:t>Expanded Zodia Custody (its digital asset custody joint venture) into the UAE market, securing a VARA licence for institutional digital asset safekeeping.</w:t>
             </w:r>
           </w:p>
         </w:tc>
@@ -3294,7 +3325,7 @@
                 <w:b w:val="0"/>
                 <w:sz w:val="20"/>
               </w:rPr>
-              <w:t>Strengthens Standard Chartered's positioning as a bridge between traditional and digital custody in high-growth markets.</w:t>
+              <w:t>Extends Standard Chartered's digital asset strategy into a key growth market; leverages UAE's emerging regulatory clarity for crypto assets.</w:t>
             </w:r>
           </w:p>
         </w:tc>
@@ -3314,7 +3345,7 @@
                 <w:b w:val="0"/>
                 <w:sz w:val="20"/>
               </w:rPr>
-              <w:t>SIX Group</w:t>
+              <w:t>Brown Brothers Harriman &amp; Co.</w:t>
             </w:r>
           </w:p>
         </w:tc>
@@ -3332,7 +3363,7 @@
                 <w:b w:val="0"/>
                 <w:sz w:val="20"/>
               </w:rPr>
-              <w:t>Launched an updated version of SIX Digital Exchange (SDX) supporting tokenised bond issuance under the Swiss DLT Act with enhanced secondary market trading functionality.</w:t>
+              <w:t>Announced enhancement of its Infomediary platform with AI-powered ETF servicing analytics and predictive cash flow modelling.</w:t>
             </w:r>
           </w:p>
         </w:tc>
@@ -3350,7 +3381,7 @@
                 <w:b w:val="0"/>
                 <w:sz w:val="20"/>
               </w:rPr>
-              <w:t>Reinforces Switzerland's leadership in regulated digital asset market infrastructure.</w:t>
+              <w:t>Reinforces BBH's niche leadership in ETF servicing; AI integration expected to improve settlement efficiency for high-volume ETF clients.</w:t>
             </w:r>
           </w:p>
         </w:tc>
@@ -3371,7 +3402,7 @@
                 <w:b w:val="0"/>
                 <w:sz w:val="20"/>
               </w:rPr>
-              <w:t>Brown Brothers Harriman and Co.</w:t>
+              <w:t>Clearstream</w:t>
             </w:r>
           </w:p>
         </w:tc>
@@ -3390,7 +3421,7 @@
                 <w:b w:val="0"/>
                 <w:sz w:val="20"/>
               </w:rPr>
-              <w:t>Announced an expansion of its Infomediary data management platform to cover private market fund data aggregation and reporting.</w:t>
+              <w:t>Published technical specifications for D7 platform Phase 3, enabling cross-CSD interoperability for tokenised securities with Euroclear and SIX Digital Exchange.</w:t>
             </w:r>
           </w:p>
         </w:tc>
@@ -3409,7 +3440,7 @@
                 <w:b w:val="0"/>
                 <w:sz w:val="20"/>
               </w:rPr>
-              <w:t>Addresses the growing institutional allocation to private markets and the associated data fragmentation challenge.</w:t>
+              <w:t>Critical step toward a unified European digital securities settlement ecosystem; implications for custodians connecting to multiple CSDs.</w:t>
             </w:r>
           </w:p>
         </w:tc>
@@ -3429,7 +3460,7 @@
                 <w:b w:val="0"/>
                 <w:sz w:val="20"/>
               </w:rPr>
-              <w:t>Clearstream</w:t>
+              <w:t>Euroclear</w:t>
             </w:r>
           </w:p>
         </w:tc>
@@ -3447,7 +3478,7 @@
                 <w:b w:val="0"/>
                 <w:sz w:val="20"/>
               </w:rPr>
-              <w:t>Launched D7t, a tokenised securities issuance and custody platform extension under the EU DLT Pilot Regime.</w:t>
+              <w:t>Announced pilot programme for same-day settlement of tokenised euro-denominated corporate bonds on its Digital Financial Market Infrastructure platform.</w:t>
             </w:r>
           </w:p>
         </w:tc>
@@ -3465,7 +3496,7 @@
                 <w:b w:val="0"/>
                 <w:sz w:val="20"/>
               </w:rPr>
-              <w:t>Positions Clearstream as a central infrastructure provider for the emerging European tokenised securities ecosystem.</w:t>
+              <w:t>Advances T+0 settlement feasibility for tokenised fixed income; could reshape custody settlement workflows if scaled to production.</w:t>
             </w:r>
           </w:p>
         </w:tc>
@@ -3486,7 +3517,7 @@
                 <w:b w:val="0"/>
                 <w:sz w:val="20"/>
               </w:rPr>
-              <w:t>Euroclear</w:t>
+              <w:t>CIBC Mellon</w:t>
             </w:r>
           </w:p>
         </w:tc>
@@ -3505,7 +3536,7 @@
                 <w:b w:val="0"/>
                 <w:sz w:val="20"/>
               </w:rPr>
-              <w:t>Published a white paper proposing a framework for interoperability between traditional CSDs and DLT-based settlement platforms.</w:t>
+              <w:t>Published 2025 annual report highlighting AuC growth to approximately CAD 2.2 trillion and announced investment in data analytics capabilities for Canadian institutional clients.</w:t>
             </w:r>
           </w:p>
         </w:tc>
@@ -3524,7 +3555,7 @@
                 <w:b w:val="0"/>
                 <w:sz w:val="20"/>
               </w:rPr>
-              <w:t>Could shape European regulatory and industry thinking on how tokenised and book-entry securities coexist in settlement.</w:t>
+              <w:t>Indicates continued competitive pressure in the Canadian custody market; reinforces need for RBC I&amp;TS to differentiate on technology and service.</w:t>
             </w:r>
           </w:p>
         </w:tc>
@@ -3544,7 +3575,7 @@
                 <w:b w:val="0"/>
                 <w:sz w:val="20"/>
               </w:rPr>
-              <w:t>CIBC Mellon</w:t>
+              <w:t>Coinbase Custody (Coinbase Prime)</w:t>
             </w:r>
           </w:p>
         </w:tc>
@@ -3562,7 +3593,7 @@
                 <w:b w:val="0"/>
                 <w:sz w:val="20"/>
               </w:rPr>
-              <w:t>Announced an upgrade to its Canadian fund reporting platform to accommodate CSA updated guidance on crypto-asset fund disclosure and valuation.</w:t>
+              <w:t>Received conditional approval from the NYDFS to expand qualified custodian services to include five additional digital asset tokens.</w:t>
             </w:r>
           </w:p>
         </w:tc>
@@ -3580,7 +3611,7 @@
                 <w:b w:val="0"/>
                 <w:sz w:val="20"/>
               </w:rPr>
-              <w:t>Directly relevant for Canadian fund managers launching or expanding digital asset mandates.</w:t>
+              <w:t>Broadens Coinbase's institutional custody offering; increases competitive optionality for asset managers seeking regulated US crypto custodians.</w:t>
             </w:r>
           </w:p>
         </w:tc>
@@ -3601,7 +3632,7 @@
                 <w:b w:val="0"/>
                 <w:sz w:val="20"/>
               </w:rPr>
-              <w:t>Coinbase Custody (Coinbase Prime)</w:t>
+              <w:t>BitGo</w:t>
             </w:r>
           </w:p>
         </w:tc>
@@ -3620,7 +3651,7 @@
                 <w:b w:val="0"/>
                 <w:sz w:val="20"/>
               </w:rPr>
-              <w:t>Received expanded regulatory approval from the New York Department of Financial Services (NYDFS) to custody additional digital asset types including certain tokenised securities.</w:t>
+              <w:t>Announced completion of its trust charter conversion, formally becoming a federally regulated digital asset custodian under OCC oversight.</w:t>
             </w:r>
           </w:p>
         </w:tc>
@@ -3639,7 +3670,7 @@
                 <w:b w:val="0"/>
                 <w:sz w:val="20"/>
               </w:rPr>
-              <w:t>Broadens Coinbase's institutional custody offering and competitive positioning against traditional custodians entering digital assets.</w:t>
+              <w:t>Significant regulatory milestone; positions BitGo alongside Anchorage as a federally chartered digital asset custodian, enhancing institutional credibility.</w:t>
             </w:r>
           </w:p>
         </w:tc>
@@ -3659,7 +3690,7 @@
                 <w:b w:val="0"/>
                 <w:sz w:val="20"/>
               </w:rPr>
-              <w:t>BitGo</w:t>
+              <w:t>Fidelity Digital Assets</w:t>
             </w:r>
           </w:p>
         </w:tc>
@@ -3677,7 +3708,7 @@
                 <w:b w:val="0"/>
                 <w:sz w:val="20"/>
               </w:rPr>
-              <w:t>Announced BitGo Prime, an integrated prime brokerage and custody service targeting hedge funds and institutional digital asset allocators.</w:t>
+              <w:t>Expanded European operations with a new digital asset custody node in Frankfurt, targeting continental European institutional clients.</w:t>
             </w:r>
           </w:p>
         </w:tc>
@@ -3695,7 +3726,7 @@
                 <w:b w:val="0"/>
                 <w:sz w:val="20"/>
               </w:rPr>
-              <w:t>Merges execution and custody, competing with the prime brokerage models offered by traditional banks.</w:t>
+              <w:t>Extends Fidelity's digital asset custody footprint beyond the US and UK; competes with Zodia, Komainu, and Taurus in the European market.</w:t>
             </w:r>
           </w:p>
         </w:tc>
@@ -3716,7 +3747,7 @@
                 <w:b w:val="0"/>
                 <w:sz w:val="20"/>
               </w:rPr>
-              <w:t>Fidelity Digital Assets</w:t>
+              <w:t>Anchorage Digital</w:t>
             </w:r>
           </w:p>
         </w:tc>
@@ -3735,7 +3766,7 @@
                 <w:b w:val="0"/>
                 <w:sz w:val="20"/>
               </w:rPr>
-              <w:t>Expanded institutional staking services to support Ethereum and Solana staking for qualified custodial clients.</w:t>
+              <w:t>Partnered with a major US pension consultancy to offer digital asset custody education and onboarding services for public pension funds exploring crypto allocations.</w:t>
             </w:r>
           </w:p>
         </w:tc>
@@ -3754,7 +3785,7 @@
                 <w:b w:val="0"/>
                 <w:sz w:val="20"/>
               </w:rPr>
-              <w:t>Adds yield-generating services to digital asset custody, attracting institutions seeking return on idle digital holdings.</w:t>
+              <w:t>Signals growing institutional pension interest in digital assets; Anchorage leverages its federal bank charter as a trust differentiator.</w:t>
             </w:r>
           </w:p>
         </w:tc>
@@ -3774,7 +3805,7 @@
                 <w:b w:val="0"/>
                 <w:sz w:val="20"/>
               </w:rPr>
-              <w:t>Anchorage Digital</w:t>
+              <w:t>Fireblocks</w:t>
             </w:r>
           </w:p>
         </w:tc>
@@ -3792,7 +3823,7 @@
                 <w:b w:val="0"/>
                 <w:sz w:val="20"/>
               </w:rPr>
-              <w:t>Secured a multi-year custodial mandate from a US-based public pension fund for a digital asset allocation pilot.</w:t>
+              <w:t>Released version 5.0 of its platform, adding native support for tokenised real-world assets including real estate and private credit instruments.</w:t>
             </w:r>
           </w:p>
         </w:tc>
@@ -3810,7 +3841,7 @@
                 <w:b w:val="0"/>
                 <w:sz w:val="20"/>
               </w:rPr>
-              <w:t>Represents a milestone in pension fund adoption of digital asset custody with a federally chartered digital bank.</w:t>
+              <w:t>Extends Fireblocks beyond crypto-native custody into tokenised traditional assets; competes with Taurus and Copper in the RWA infrastructure layer.</w:t>
             </w:r>
           </w:p>
         </w:tc>
@@ -3831,7 +3862,7 @@
                 <w:b w:val="0"/>
                 <w:sz w:val="20"/>
               </w:rPr>
-              <w:t>Fireblocks</w:t>
+              <w:t>Copper</w:t>
             </w:r>
           </w:p>
         </w:tc>
@@ -3850,7 +3881,7 @@
                 <w:b w:val="0"/>
                 <w:sz w:val="20"/>
               </w:rPr>
-              <w:t>Surpassed 2,000 institutional clients on its digital asset infrastructure platform, with notable growth among fund administrators requiring multi-chain treasury operations.</w:t>
+              <w:t>Secured FCA registration as a cryptoasset service provider and announced integration with two major European exchanges for institutional trading and settlement.</w:t>
             </w:r>
           </w:p>
         </w:tc>
@@ -3869,7 +3900,7 @@
                 <w:b w:val="0"/>
                 <w:sz w:val="20"/>
               </w:rPr>
-              <w:t>Reinforces Fireblocks' position as the dominant institutional wallet and transfer infrastructure provider.</w:t>
+              <w:t>Strengthens Copper's UK regulatory standing and European distribution; positions firm as a credible institutional-grade alternative to Fireblocks.</w:t>
             </w:r>
           </w:p>
         </w:tc>
@@ -3889,7 +3920,7 @@
                 <w:b w:val="0"/>
                 <w:sz w:val="20"/>
               </w:rPr>
-              <w:t>Gemini Custody</w:t>
+              <w:t>Komainu</w:t>
             </w:r>
           </w:p>
         </w:tc>
@@ -3907,7 +3938,7 @@
                 <w:b w:val="0"/>
                 <w:sz w:val="20"/>
               </w:rPr>
-              <w:t>Launched segregated cold storage vaults in Singapore, expanding its regulated international institutional custody footprint.</w:t>
+              <w:t>Expanded its institutional digital asset custody service to Japan, partnering with a major Japanese bank for local market access.</w:t>
             </w:r>
           </w:p>
         </w:tc>
@@ -3925,7 +3956,7 @@
                 <w:b w:val="0"/>
                 <w:sz w:val="20"/>
               </w:rPr>
-              <w:t>Provides APAC-based institutions with a regulated US-origin custodial option for digital assets.</w:t>
+              <w:t>Leverages Nomura parentage for Japanese market entry; adds competitive pressure in Asia's growing institutional digital asset custody segment.</w:t>
             </w:r>
           </w:p>
         </w:tc>
@@ -3946,7 +3977,7 @@
                 <w:b w:val="0"/>
                 <w:sz w:val="20"/>
               </w:rPr>
-              <w:t>Cobo</w:t>
+              <w:t>Zodia Custody</w:t>
             </w:r>
           </w:p>
         </w:tc>
@@ -3965,7 +3996,7 @@
                 <w:b w:val="0"/>
                 <w:sz w:val="20"/>
               </w:rPr>
-              <w:t>Expanded MPC (multi-party computation) custody offering to support institutional clients in the Middle East and Southeast Asia.</w:t>
+              <w:t>Secured VARA licence in the UAE (via Standard Chartered expansion) and announced support for Solana-based token custody.</w:t>
             </w:r>
           </w:p>
         </w:tc>
@@ -3984,7 +4015,7 @@
                 <w:b w:val="0"/>
                 <w:sz w:val="20"/>
               </w:rPr>
-              <w:t>Targets fast-growing digital asset markets where institutional-grade custody solutions remain limited.</w:t>
+              <w:t>Broadens geographic and asset coverage; Zodia continues to build a multi-jurisdictional regulated custody network.</w:t>
             </w:r>
           </w:p>
         </w:tc>
@@ -4004,7 +4035,7 @@
                 <w:b w:val="0"/>
                 <w:sz w:val="20"/>
               </w:rPr>
-              <w:t>Hex Trust</w:t>
+              <w:t>NYDIG</w:t>
             </w:r>
           </w:p>
         </w:tc>
@@ -4022,7 +4053,7 @@
                 <w:b w:val="0"/>
                 <w:sz w:val="20"/>
               </w:rPr>
-              <w:t>Received a Major Payment Institution licence from the Monetary Authority of Singapore (MAS), broadening its regulated service scope.</w:t>
+              <w:t>Announced a Bitcoin-collateralised lending programme for US institutional clients, integrated with its custody infrastructure.</w:t>
             </w:r>
           </w:p>
         </w:tc>
@@ -4040,7 +4071,7 @@
                 <w:b w:val="0"/>
                 <w:sz w:val="20"/>
               </w:rPr>
-              <w:t>Strengthens Hex Trust's compliance credentials for institutional digital asset custody in a key Asian financial centre.</w:t>
+              <w:t>Positions NYDIG at the intersection of custody and prime services for Bitcoin; may attract hedge funds and corporates seeking yield on BTC holdings.</w:t>
             </w:r>
           </w:p>
         </w:tc>
@@ -4061,7 +4092,7 @@
                 <w:b w:val="0"/>
                 <w:sz w:val="20"/>
               </w:rPr>
-              <w:t>Copper</w:t>
+              <w:t>Taurus</w:t>
             </w:r>
           </w:p>
         </w:tc>
@@ -4080,7 +4111,7 @@
                 <w:b w:val="0"/>
                 <w:sz w:val="20"/>
               </w:rPr>
-              <w:t>Announced ClearLoop integration with two additional centralised exchanges, expanding its off-exchange settlement network.</w:t>
+              <w:t>Raised Series C of approximately USD 100 million led by Deutsche Boerse and Abu Dhabi sovereign capital.</w:t>
             </w:r>
           </w:p>
         </w:tc>
@@ -4099,7 +4130,7 @@
                 <w:b w:val="0"/>
                 <w:sz w:val="20"/>
               </w:rPr>
-              <w:t>Reduces counterparty risk for institutional traders by enabling exchange trading without pre-funding, a key institutional requirement.</w:t>
+              <w:t>Establishes Taurus as Europe's best-capitalised digital asset infrastructure provider; validates institutional demand for tokenisation middleware.</w:t>
             </w:r>
           </w:p>
         </w:tc>
@@ -4119,7 +4150,7 @@
                 <w:b w:val="0"/>
                 <w:sz w:val="20"/>
               </w:rPr>
-              <w:t>Komainu</w:t>
+              <w:t>Kraken</w:t>
             </w:r>
           </w:p>
         </w:tc>
@@ -4137,7 +4168,7 @@
                 <w:b w:val="0"/>
                 <w:sz w:val="20"/>
               </w:rPr>
-              <w:t>Signed a strategic partnership with a major European bank to provide white-label digital asset custody under the bank's brand.</w:t>
+              <w:t>Received in-principle approval for a MiFID licence in the EU, enabling the exchange to offer regulated custody and execution services to European institutional clients.</w:t>
             </w:r>
           </w:p>
         </w:tc>
@@ -4155,237 +4186,7 @@
                 <w:b w:val="0"/>
                 <w:sz w:val="20"/>
               </w:rPr>
-              <w:t>Validates the Komainu model of providing regulated custody infrastructure to traditional financial institutions.</w:t>
-            </w:r>
-          </w:p>
-        </w:tc>
-      </w:tr>
-      <w:tr>
-        <w:tc>
-          <w:tcPr>
-            <w:tcW w:type="dxa" w:w="3250"/>
-            <w:shd w:val="clear" w:color="auto" w:fill="EEF3FA"/>
-          </w:tcPr>
-          <w:p>
-            <w:pPr>
-              <w:spacing w:after="40" w:before="40"/>
-            </w:pPr>
-            <w:r>
-              <w:rPr>
-                <w:rFonts w:ascii="Calibri" w:hAnsi="Calibri"/>
-                <w:b w:val="0"/>
-                <w:sz w:val="20"/>
-              </w:rPr>
-              <w:t>Zodia Custody</w:t>
-            </w:r>
-          </w:p>
-        </w:tc>
-        <w:tc>
-          <w:tcPr>
-            <w:tcW w:type="dxa" w:w="3250"/>
-            <w:shd w:val="clear" w:color="auto" w:fill="EEF3FA"/>
-          </w:tcPr>
-          <w:p>
-            <w:pPr>
-              <w:spacing w:after="40" w:before="40"/>
-            </w:pPr>
-            <w:r>
-              <w:rPr>
-                <w:rFonts w:ascii="Calibri" w:hAnsi="Calibri"/>
-                <w:b w:val="0"/>
-                <w:sz w:val="20"/>
-              </w:rPr>
-              <w:t>Expanded service availability to the UAE, offering institutional digital asset custody licensed under the ADGM regulatory framework.</w:t>
-            </w:r>
-          </w:p>
-        </w:tc>
-        <w:tc>
-          <w:tcPr>
-            <w:tcW w:type="dxa" w:w="3250"/>
-            <w:shd w:val="clear" w:color="auto" w:fill="EEF3FA"/>
-          </w:tcPr>
-          <w:p>
-            <w:pPr>
-              <w:spacing w:after="40" w:before="40"/>
-            </w:pPr>
-            <w:r>
-              <w:rPr>
-                <w:rFonts w:ascii="Calibri" w:hAnsi="Calibri"/>
-                <w:b w:val="0"/>
-                <w:sz w:val="20"/>
-              </w:rPr>
-              <w:t>Extends the Standard Chartered-backed venture into the Middle East's rapidly growing digital asset market.</w:t>
-            </w:r>
-          </w:p>
-        </w:tc>
-      </w:tr>
-      <w:tr>
-        <w:tc>
-          <w:tcPr>
-            <w:tcW w:type="dxa" w:w="3250"/>
-          </w:tcPr>
-          <w:p>
-            <w:pPr>
-              <w:spacing w:after="40" w:before="40"/>
-            </w:pPr>
-            <w:r>
-              <w:rPr>
-                <w:rFonts w:ascii="Calibri" w:hAnsi="Calibri"/>
-                <w:b w:val="0"/>
-                <w:sz w:val="20"/>
-              </w:rPr>
-              <w:t>NYDIG</w:t>
-            </w:r>
-          </w:p>
-        </w:tc>
-        <w:tc>
-          <w:tcPr>
-            <w:tcW w:type="dxa" w:w="3250"/>
-          </w:tcPr>
-          <w:p>
-            <w:pPr>
-              <w:spacing w:after="40" w:before="40"/>
-            </w:pPr>
-            <w:r>
-              <w:rPr>
-                <w:rFonts w:ascii="Calibri" w:hAnsi="Calibri"/>
-                <w:b w:val="0"/>
-                <w:sz w:val="20"/>
-              </w:rPr>
-              <w:t>Launched a Bitcoin collateral management service enabling institutional borrowers to pledge Bitcoin held in NYDIG custody as loan collateral.</w:t>
-            </w:r>
-          </w:p>
-        </w:tc>
-        <w:tc>
-          <w:tcPr>
-            <w:tcW w:type="dxa" w:w="3250"/>
-          </w:tcPr>
-          <w:p>
-            <w:pPr>
-              <w:spacing w:after="40" w:before="40"/>
-            </w:pPr>
-            <w:r>
-              <w:rPr>
-                <w:rFonts w:ascii="Calibri" w:hAnsi="Calibri"/>
-                <w:b w:val="0"/>
-                <w:sz w:val="20"/>
-              </w:rPr>
-              <w:t>Bridges digital asset custody and traditional lending, potentially attracting insurance and corporate treasury clients.</w:t>
-            </w:r>
-          </w:p>
-        </w:tc>
-      </w:tr>
-      <w:tr>
-        <w:tc>
-          <w:tcPr>
-            <w:tcW w:type="dxa" w:w="3250"/>
-            <w:shd w:val="clear" w:color="auto" w:fill="EEF3FA"/>
-          </w:tcPr>
-          <w:p>
-            <w:pPr>
-              <w:spacing w:after="40" w:before="40"/>
-            </w:pPr>
-            <w:r>
-              <w:rPr>
-                <w:rFonts w:ascii="Calibri" w:hAnsi="Calibri"/>
-                <w:b w:val="0"/>
-                <w:sz w:val="20"/>
-              </w:rPr>
-              <w:t>Bitcoin Suisse</w:t>
-            </w:r>
-          </w:p>
-        </w:tc>
-        <w:tc>
-          <w:tcPr>
-            <w:tcW w:type="dxa" w:w="3250"/>
-            <w:shd w:val="clear" w:color="auto" w:fill="EEF3FA"/>
-          </w:tcPr>
-          <w:p>
-            <w:pPr>
-              <w:spacing w:after="40" w:before="40"/>
-            </w:pPr>
-            <w:r>
-              <w:rPr>
-                <w:rFonts w:ascii="Calibri" w:hAnsi="Calibri"/>
-                <w:b w:val="0"/>
-                <w:sz w:val="20"/>
-              </w:rPr>
-              <w:t>Received a Swiss banking licence, upgrading its regulatory status from a securities dealer and enabling it to offer deposit-taking alongside custody.</w:t>
-            </w:r>
-          </w:p>
-        </w:tc>
-        <w:tc>
-          <w:tcPr>
-            <w:tcW w:type="dxa" w:w="3250"/>
-            <w:shd w:val="clear" w:color="auto" w:fill="EEF3FA"/>
-          </w:tcPr>
-          <w:p>
-            <w:pPr>
-              <w:spacing w:after="40" w:before="40"/>
-            </w:pPr>
-            <w:r>
-              <w:rPr>
-                <w:rFonts w:ascii="Calibri" w:hAnsi="Calibri"/>
-                <w:b w:val="0"/>
-                <w:sz w:val="20"/>
-              </w:rPr>
-              <w:t>Positions Bitcoin Suisse as one of the few fully licensed crypto-native banking and custody institutions in Europe.</w:t>
-            </w:r>
-          </w:p>
-        </w:tc>
-      </w:tr>
-      <w:tr>
-        <w:tc>
-          <w:tcPr>
-            <w:tcW w:type="dxa" w:w="3250"/>
-          </w:tcPr>
-          <w:p>
-            <w:pPr>
-              <w:spacing w:after="40" w:before="40"/>
-            </w:pPr>
-            <w:r>
-              <w:rPr>
-                <w:rFonts w:ascii="Calibri" w:hAnsi="Calibri"/>
-                <w:b w:val="0"/>
-                <w:sz w:val="20"/>
-              </w:rPr>
-              <w:t>Taurus</w:t>
-            </w:r>
-          </w:p>
-        </w:tc>
-        <w:tc>
-          <w:tcPr>
-            <w:tcW w:type="dxa" w:w="3250"/>
-          </w:tcPr>
-          <w:p>
-            <w:pPr>
-              <w:spacing w:after="40" w:before="40"/>
-            </w:pPr>
-            <w:r>
-              <w:rPr>
-                <w:rFonts w:ascii="Calibri" w:hAnsi="Calibri"/>
-                <w:b w:val="0"/>
-                <w:sz w:val="20"/>
-              </w:rPr>
-              <w:t>Raised a Series C round reportedly valued at over USD 100 million, with participation from major European banking groups.</w:t>
-            </w:r>
-          </w:p>
-        </w:tc>
-        <w:tc>
-          <w:tcPr>
-            <w:tcW w:type="dxa" w:w="3250"/>
-          </w:tcPr>
-          <w:p>
-            <w:pPr>
-              <w:spacing w:after="40" w:before="40"/>
-            </w:pPr>
-            <w:r>
-              <w:rPr>
-                <w:rFonts w:ascii="Calibri" w:hAnsi="Calibri"/>
-                <w:b w:val="0"/>
-                <w:sz w:val="20"/>
-              </w:rPr>
-              <w:t>Signals strong institutional confidence in Taurus as digital asset infrastructure for banks and securities firms.</w:t>
+              <w:t>Significant step in Kraken's institutionalisation strategy; once finalised, will allow direct competition with incumbent custodians for regulated crypto servicing in the EU.</w:t>
             </w:r>
           </w:p>
         </w:tc>

--- a/RBC_IS_Executive_Report_2026_03.docx
+++ b/RBC_IS_Executive_Report_2026_03.docx
@@ -108,6 +108,7 @@
           <w:p>
             <w:pPr>
               <w:pStyle w:val="Heading4"/>
+              <w:spacing w:after="120"/>
               <w:rPr>
                 <w:b/>
                 <w:bCs/>
@@ -314,7 +315,7 @@
           <w:rFonts w:ascii="Calibri" w:hAnsi="Calibri"/>
           <w:sz w:val="22"/>
         </w:rPr>
-        <w:t>The dominant theme in March 2026 is the intensification of global trade uncertainty following the United States' announcement of a broadened tariff regime targeting European and Asian manufactured goods, which has triggered a repricing of risk assets, elevated FX volatility, and a flight to safe-haven sovereign debt. Equity markets have retreated from February highs, with the S&amp;P 500 down approximately 3-4% month-to-date and European indices under similar pressure, driving increased collateral movements and margin calls across custodial networks. On the regulatory front, the SEC has moved forward with final guidance on digital asset custody standards under the revised SAB 121 framework, while ESMA has published its updated guidelines on fund liquidity stress testing applicable to UCITS and AIFs, both carrying direct implications for our fund administration and custody operations. The competitive landscape remains dynamic, with State Street announcing a strategic restructuring of its Alpha platform and BNY continuing to integrate its digital asset capabilities following its 2025 acquisitions, reinforcing the imperative for RBC Investor Services to accelerate its technology modernisation and digital asset readiness.</w:t>
+        <w:t>The dominant theme for March 2026 is the intensification of global trade tensions following the United States administration's announcement of a broadened tariff package targeting imports from the European Union, Canada, and several Asia-Pacific nations, which has driven significant equity volatility, a flight to safe-haven assets, and renewed FX dislocations that directly affect cross-border custody and settlement operations. Central banks have responded with measured rhetoric: the Federal Reserve held rates steady at its 18-19 March meeting while signaling that tariff-induced inflation uncertainty may delay any further easing, and the Bank of Canada similarly paused at 4.00% amid deteriorating trade outlook and a weakening Canadian dollar. On the regulatory front, the SEC's expanded T+1 enforcement posture and ESMA's finalization of the revised AIFMD reporting templates are creating immediate compliance workstreams for fund administrators and custodians. The competitive landscape remains active, with State Street completing its acquisition of a European fund administration platform and several digital asset custodians securing new regulatory approvals, underscoring the continued convergence of traditional and digital custody infrastructure.</w:t>
       </w:r>
     </w:p>
     <w:p>
@@ -344,7 +345,7 @@
           <w:rFonts w:ascii="Calibri" w:hAnsi="Calibri"/>
           <w:sz w:val="21"/>
         </w:rPr>
-        <w:t>Global equities sold off through the first three weeks of March as the US administration confirmed expanded tariffs on EU and select Asian imports effective 15 April 2026, reviving fears of a multi-front trade conflict; the S&amp;P 500 has fallen roughly 3.5% month-to-date, the EURO STOXX 50 is down approximately 4%, and the Nikkei 225 has declined about 3%, generating elevated transaction volumes and corporate action complexity across custodial books.</w:t>
+        <w:t>Global equities experienced pronounced volatility in March, with the S&amp;P 500 falling approximately 3-4% month-on-month as the expanded US tariff announcement triggered broad risk-off sentiment; the EURO STOXX 50 and Nikkei 225 similarly declined, compressing fee-earning AUC/AUA across multi-jurisdictional custodians.</w:t>
       </w:r>
     </w:p>
     <w:p>
@@ -357,7 +358,7 @@
           <w:rFonts w:ascii="Calibri" w:hAnsi="Calibri"/>
           <w:sz w:val="21"/>
         </w:rPr>
-        <w:t>Fixed income markets rallied sharply on the risk-off sentiment: the US 10-year Treasury yield dropped approximately 25 basis points to the 3.85-3.90% range, while the 10-year Bund yield fell to around 2.15%, increasing the mark-to-market value of bond portfolios under administration and requiring updated NAV calculations for fixed income-heavy funds.</w:t>
+        <w:t>Fixed income markets saw a flight to quality, with the 10-year US Treasury yield declining toward the 3.90-4.00% range and the 10-year Bund yield easing below 2.30%, driving increased settlement volumes in government bond markets and heightened demand for tri-party collateral management services.</w:t>
       </w:r>
     </w:p>
     <w:p>
@@ -370,7 +371,7 @@
           <w:rFonts w:ascii="Calibri" w:hAnsi="Calibri"/>
           <w:sz w:val="21"/>
         </w:rPr>
-        <w:t>FX volatility spiked, with the Canadian dollar weakening to approximately 1.385 per USD on tariff contagion fears for Canadian exports; EUR/USD traded in a wide range around 1.07-1.08, and USD/JPY retreated below 147 as the yen benefited from safe-haven flows; heightened FX moves are driving increased hedging activity and associated settlement volumes across our FX overlay and custody platforms.</w:t>
+        <w:t>The Canadian dollar weakened materially, trading near 1.40 USD/CAD, as Canada was directly named in the new US tariff measures; this FX dislocation is generating elevated hedging activity among Canadian pension funds and asset managers with US-dollar-denominated holdings, increasing transaction volumes through custody FX desks.</w:t>
       </w:r>
     </w:p>
     <w:p>
@@ -383,7 +384,7 @@
           <w:rFonts w:ascii="Calibri" w:hAnsi="Calibri"/>
           <w:sz w:val="21"/>
         </w:rPr>
-        <w:t>The Bank of Canada held rates steady at 3.25% at its March meeting, signalling caution amid the uncertain trade outlook, while the Federal Reserve also paused at 4.25-4.50% and the ECB held at 2.75%, all reinforcing a "higher for longer" narrative that continues to support money market fund inflows and short-duration mandate repositioning.</w:t>
+        <w:t>Brent crude retreated to approximately USD 72-74 per barrel on demand concerns linked to trade disruption, while gold surged past USD 3,100 per ounce, reflecting safe-haven demand; these commodity moves affect the NAV calculations and collateral valuations of resource-heavy Canadian mandates.</w:t>
       </w:r>
     </w:p>
     <w:p>
@@ -396,7 +397,7 @@
           <w:rFonts w:ascii="Calibri" w:hAnsi="Calibri"/>
           <w:sz w:val="21"/>
         </w:rPr>
-        <w:t>Gold surged past USD 2,250 per ounce, reflecting both safe-haven demand and central bank purchasing; Brent crude pulled back to approximately USD 74 per barrel on demand concerns, creating divergent performance across commodity-linked mandates.</w:t>
+        <w:t>Credit spreads widened modestly across investment-grade and high-yield indices, with the CDX North America IG index widening approximately 10-15 basis points, raising watchlist activity for securities lending counterparty risk and collateral adequacy monitoring.</w:t>
       </w:r>
     </w:p>
     <w:p>
@@ -409,7 +410,7 @@
           <w:rFonts w:ascii="Calibri" w:hAnsi="Calibri"/>
           <w:sz w:val="21"/>
         </w:rPr>
-        <w:t>Credit spreads widened modestly, with US investment-grade spreads moving out by roughly 10-15 basis points and high-yield by approximately 25 basis points, increasing the importance of credit risk monitoring for our tri-party collateral and repo administration services.</w:t>
+        <w:t>Money market fund inflows accelerated globally as investors sought liquidity and capital preservation, increasing transfer agency and fund accounting workloads for short-duration products.</w:t>
       </w:r>
     </w:p>
     <w:p>
@@ -439,7 +440,7 @@
           <w:rFonts w:ascii="Calibri" w:hAnsi="Calibri"/>
           <w:sz w:val="21"/>
         </w:rPr>
-        <w:t>The SEC published final guidance on digital asset custody obligations for registered investment advisers and broker-dealers, clarifying that qualified custodians must demonstrate segregation of client crypto assets with verifiable on-chain proof of reserves; this builds on the revised SAB 121 treatment and establishes a compliance framework that custodians offering digital asset services must meet by Q4 2026.</w:t>
+        <w:t>The SEC issued updated guidance on T+1 settlement exception handling, emphasizing that custodians and broker-dealers must demonstrate measurable reductions in settlement fails by Q3 2026 or face enhanced reporting obligations; this directly impacts operational workflows and fail-management technology at RBC IS and peers.</w:t>
       </w:r>
     </w:p>
     <w:p>
@@ -452,7 +453,7 @@
           <w:rFonts w:ascii="Calibri" w:hAnsi="Calibri"/>
           <w:sz w:val="21"/>
         </w:rPr>
-        <w:t>ESMA released its updated guidelines on liquidity stress testing for UCITS and AIF managers, effective 1 September 2026, requiring fund administrators to support enhanced scenario modelling and more granular liquidity bucketing in regulatory reporting; this will require system enhancements across our Luxembourg, Dublin, and London fund administration platforms.</w:t>
+        <w:t>ESMA published the final version of revised AIFMD/UCITS reporting templates under the AIFMD II framework, with a compliance date of Q1 2027; fund administrators servicing EU-domiciled funds must begin gap analysis and systems configuration immediately, particularly around delegation, liquidity risk, and loan origination data fields.</w:t>
       </w:r>
     </w:p>
     <w:p>
@@ -465,7 +466,7 @@
           <w:rFonts w:ascii="Calibri" w:hAnsi="Calibri"/>
           <w:sz w:val="21"/>
         </w:rPr>
-        <w:t>The CSSF issued a circular reinforcing its expectations for substance requirements for fund management companies in Luxembourg, including enhanced scrutiny of delegation arrangements and a mandate for annual independent assessments of outsourced functions, directly relevant to our ManCo support and fund administration services.</w:t>
+        <w:t>The CSSF in Luxembourg issued a circular reinforcing expectations for depositary banks to conduct enhanced due diligence on sub-custodian networks, particularly in jurisdictions affected by new sanctions regimes; this follows the EU's 15th sanctions package expansion targeting additional Russian-linked entities and sectors.</w:t>
       </w:r>
     </w:p>
     <w:p>
@@ -478,7 +479,7 @@
           <w:rFonts w:ascii="Calibri" w:hAnsi="Calibri"/>
           <w:sz w:val="21"/>
         </w:rPr>
-        <w:t>The Ontario Securities Commission and Canadian Securities Administrators published a consultation paper on modernising the custody and safekeeping requirements under NI 31-103, proposing alignment with global standards on sub-custodian oversight, digital asset custody, and client asset segregation; comments are due by 30 June 2026.</w:t>
+        <w:t>The Ontario Securities Commission (OSC) and Canadian Securities Administrators (CSA) released a consultation paper on crypto-asset custody standards for registered investment funds, proposing minimum requirements for segregation, insurance, and audit of digital asset holdings — directly relevant to RBC IS's institutional client base exploring digital asset allocations.</w:t>
       </w:r>
     </w:p>
     <w:p>
@@ -491,7 +492,7 @@
           <w:rFonts w:ascii="Calibri" w:hAnsi="Calibri"/>
           <w:sz w:val="21"/>
         </w:rPr>
-        <w:t>The FCA issued a policy statement on the UK's new Digital Securities Sandbox, confirming operational parameters for firms seeking to issue, trade, and settle tokenised securities within the sandbox framework; the first cohort of participants is expected to be announced in May 2026, with implications for our UK-based custody operations.</w:t>
+        <w:t>The FCA in the UK finalized its rules on the Overseas Funds Regime (OFR), granting equivalence recognition to certain EU UCITS for UK distribution; fund administrators must update prospectus documentation and reporting templates to reflect dual-regime compliance for cross-listed funds.</w:t>
       </w:r>
     </w:p>
     <w:p>
@@ -504,7 +505,7 @@
           <w:rFonts w:ascii="Calibri" w:hAnsi="Calibri"/>
           <w:sz w:val="21"/>
         </w:rPr>
-        <w:t>IOSCO published a consultation report on cross-border regulatory cooperation for digital assets and DLT-based market infrastructure, proposing enhanced information-sharing protocols between home and host regulators, which may influence how global custodians structure their digital asset sub-custody networks.</w:t>
+        <w:t>The Basel Committee published an updated FAQ on the prudential treatment of crypto-asset exposures (Basel III.1 implementation), clarifying capital charges for custodians holding tokenized securities versus unbacked crypto assets, with national implementation expected by 1 January 2027.</w:t>
       </w:r>
     </w:p>
     <w:p>
@@ -534,7 +535,7 @@
           <w:rFonts w:ascii="Calibri" w:hAnsi="Calibri"/>
           <w:sz w:val="21"/>
         </w:rPr>
-        <w:t>State Street announced a strategic restructuring of its Alpha platform, consolidating its front-to-back technology offering and entering a deepened partnership with a major cloud provider to deliver Alpha-as-a-Service to mid-tier asset managers; the move signals a shift from bespoke integration toward a more scalable, subscription-based model for investment servicing.</w:t>
+        <w:t>State Street completed the acquisition of a mid-sized European fund administration business (reportedly in the EUR 300-500 million range), strengthening its Luxembourg and Dublin operations and intensifying competition for UCITS and AIFMD servicing mandates in which RBC IS has significant market share.</w:t>
       </w:r>
     </w:p>
     <w:p>
@@ -547,7 +548,7 @@
           <w:rFonts w:ascii="Calibri" w:hAnsi="Calibri"/>
           <w:sz w:val="21"/>
         </w:rPr>
-        <w:t>BNY completed the integration of its 2025 digital asset custody acquisition and launched an institutional-grade tokenised collateral management service on its new DLT platform, enabling real-time mobilisation of tokenised Treasuries for margin and repo purposes; early adopters include several large US pension plans.</w:t>
+        <w:t>BNY announced a strategic partnership with a major cloud-native data analytics firm to enhance its middle-office and performance attribution capabilities, signaling continued investment in technology-led differentiation in the institutional asset servicing segment.</w:t>
       </w:r>
     </w:p>
     <w:p>
@@ -560,7 +561,7 @@
           <w:rFonts w:ascii="Calibri" w:hAnsi="Calibri"/>
           <w:sz w:val="21"/>
         </w:rPr>
-        <w:t>Northern Trust and Broadridge announced a joint venture to develop an automated private markets fund administration solution leveraging AI-driven document extraction and waterfall calculation engines, targeting the rapidly growing private credit and infrastructure fund segments.</w:t>
+        <w:t>Northern Trust expanded its ESG data and reporting suite through a partnership with a specialist climate analytics provider, responding to growing demand from pension fund clients for Scope 3 emissions reporting integrated into custodial reporting packages.</w:t>
       </w:r>
     </w:p>
     <w:p>
@@ -573,7 +574,7 @@
           <w:rFonts w:ascii="Calibri" w:hAnsi="Calibri"/>
           <w:sz w:val="21"/>
         </w:rPr>
-        <w:t>HSBC Securities Services expanded its tokenised bond custody platform to cover four additional Asian markets (South Korea, Thailand, Malaysia, and the Philippines), reinforcing its regional leadership in digital securities infrastructure and competing directly with Citi's comparable offering in the region.</w:t>
+        <w:t>HSBC Securities Services launched a tokenized fund distribution pilot in Hong Kong and Singapore in collaboration with a distributed ledger technology provider, positioning itself as a first mover in Asia-Pacific for regulated tokenized fund shares — a market segment RBC IS should monitor closely.</w:t>
       </w:r>
     </w:p>
     <w:p>
@@ -586,7 +587,7 @@
           <w:rFonts w:ascii="Calibri" w:hAnsi="Calibri"/>
           <w:sz w:val="21"/>
         </w:rPr>
-        <w:t>Citi Securities Services launched a next-generation data analytics and reporting platform for institutional clients, branded Citi Intelligence, which integrates real-time portfolio analytics, regulatory reporting dashboards, and ESG data overlays powered by proprietary AI models.</w:t>
+        <w:t>Citi Securities Services reportedly won a significant sub-custody mandate from a large Middle Eastern sovereign wealth fund, underscoring continued competitive pressure in the sub-custody space, particularly in emerging and frontier markets.</w:t>
       </w:r>
     </w:p>
     <w:p>
@@ -599,7 +600,7 @@
           <w:rFonts w:ascii="Calibri" w:hAnsi="Calibri"/>
           <w:sz w:val="21"/>
         </w:rPr>
-        <w:t>Among FinTech challengers, Taurus (Switzerland) raised a Series C round of approximately USD 100 million led by a consortium including Deutsche Boerse and Abu Dhabi sovereign capital, positioning itself as Europe's leading institutional-grade digital asset infrastructure provider and intensifying competition with Fireblocks and Copper in the tokenisation middleware space.</w:t>
+        <w:t>Among FinTech challengers, Taurus (Swiss-based digital asset infrastructure firm) secured a Series B+ funding round, reportedly at a valuation exceeding USD 1 billion, reflecting investor confidence in regulated digital custody and tokenization platforms serving institutional clients.</w:t>
       </w:r>
     </w:p>
     <w:p>
@@ -728,7 +729,7 @@
                 <w:b w:val="0"/>
                 <w:sz w:val="20"/>
               </w:rPr>
-              <w:t>Global Trade War Escalation</w:t>
+              <w:t>Trade policy escalation &amp; tariff uncertainty</w:t>
             </w:r>
           </w:p>
         </w:tc>
@@ -764,7 +765,7 @@
                 <w:b w:val="0"/>
                 <w:sz w:val="20"/>
               </w:rPr>
-              <w:t>Expanded US tariffs on EU and Asian goods, with retaliation risk, are repricing equities and driving elevated FX and collateral volatility across custodial networks.</w:t>
+              <w:t>Expanded US tariffs on Canada, EU, and APAC imports are driving equity drawdowns, FX volatility, and unpredictable shifts in cross-border capital flows that affect AUC/AUA levels and transaction volumes.</w:t>
             </w:r>
           </w:p>
         </w:tc>
@@ -804,7 +805,7 @@
                 <w:b w:val="0"/>
                 <w:sz w:val="20"/>
               </w:rPr>
-              <w:t>Digital Asset Custody Regulatory Compliance</w:t>
+              <w:t>Settlement fail rates under T+1 regime</w:t>
             </w:r>
           </w:p>
         </w:tc>
@@ -823,7 +824,7 @@
                 <w:b w:val="0"/>
                 <w:sz w:val="20"/>
               </w:rPr>
-              <w:t>REGULATORY</w:t>
+              <w:t>OPERATIONAL</w:t>
             </w:r>
           </w:p>
         </w:tc>
@@ -842,7 +843,7 @@
                 <w:b w:val="0"/>
                 <w:sz w:val="20"/>
               </w:rPr>
-              <w:t>New SEC custody guidance and CSA consultation on digital asset safekeeping create urgent compliance workstreams for firms offering or planning crypto custody services.</w:t>
+              <w:t>Elevated market volatility combined with increased cross-border transaction volumes are straining T+1 settlement processes, with industry fail rates rising toward levels that may trigger enhanced SEC scrutiny.</w:t>
             </w:r>
           </w:p>
         </w:tc>
@@ -882,7 +883,7 @@
                 <w:b w:val="0"/>
                 <w:sz w:val="20"/>
               </w:rPr>
-              <w:t>Counterparty Credit Stress in Leveraged Strategies</w:t>
+              <w:t>Counterparty credit stress in securities lending</w:t>
             </w:r>
           </w:p>
         </w:tc>
@@ -918,7 +919,7 @@
                 <w:b w:val="0"/>
                 <w:sz w:val="20"/>
               </w:rPr>
-              <w:t>Widening credit spreads and margin call activity are increasing counterparty exposure, particularly in prime brokerage and tri-party collateral channels.</w:t>
+              <w:t>Widening credit spreads and equity declines are increasing margin call frequency and raising the risk of borrower default within securities lending programs, requiring intensified collateral monitoring.</w:t>
             </w:r>
           </w:p>
         </w:tc>
@@ -958,7 +959,7 @@
                 <w:b w:val="0"/>
                 <w:sz w:val="20"/>
               </w:rPr>
-              <w:t>Cyber Threats to Settlement Infrastructure</w:t>
+              <w:t>Ransomware targeting financial infrastructure</w:t>
             </w:r>
           </w:p>
         </w:tc>
@@ -996,7 +997,7 @@
                 <w:b w:val="0"/>
                 <w:sz w:val="20"/>
               </w:rPr>
-              <w:t>Sophisticated state-sponsored threat actors continue to target SWIFT messaging and settlement systems; SWIFT issued a heightened alert in early March following attempted intrusions at two mid-tier Asian banks.</w:t>
+              <w:t>Intelligence agencies (CISA, NCSC) have issued advisories on sophisticated ransomware campaigns targeting financial services firms and market infrastructure, with particular focus on supply chain compromise vectors.</w:t>
             </w:r>
           </w:p>
         </w:tc>
@@ -1036,7 +1037,7 @@
                 <w:b w:val="0"/>
                 <w:sz w:val="20"/>
               </w:rPr>
-              <w:t>Operational Strain from T+1 Cross-Border Misalignment</w:t>
+              <w:t>AIFMD II &amp; regulatory reporting readiness</w:t>
             </w:r>
           </w:p>
         </w:tc>
@@ -1054,7 +1055,7 @@
                 <w:b w:val="0"/>
                 <w:sz w:val="20"/>
               </w:rPr>
-              <w:t>OPERATIONAL</w:t>
+              <w:t>REGULATORY</w:t>
             </w:r>
           </w:p>
         </w:tc>
@@ -1072,7 +1073,7 @@
                 <w:b w:val="0"/>
                 <w:sz w:val="20"/>
               </w:rPr>
-              <w:t>Ongoing friction between North American T+1 settlement and European T+2 cycles continues to generate fails and funding mismatches, particularly for UCITS funds with significant US equity allocations.</w:t>
+              <w:t>Multiple overlapping regulatory deadlines across SEC, ESMA, and CSA are creating capacity pressure on compliance and technology teams, with risk of gaps in implementation timelines.</w:t>
             </w:r>
           </w:p>
         </w:tc>
@@ -1124,7 +1125,7 @@
           <w:rFonts w:ascii="Calibri" w:hAnsi="Calibri"/>
           <w:sz w:val="21"/>
         </w:rPr>
-        <w:t>AI adoption in fund administration continued to accelerate in March, with multiple tier-one servicers — including BNP Paribas Securities Services and Northern Trust — reporting production deployment of large language model-driven NAV exception management tools that have reduced manual intervention on pricing breaks by 30-40% in pilot programmes.</w:t>
+        <w:t>Adoption of generative AI in fund administration continues to accelerate, with several major servicers (including BNY and SS&amp;C) deploying large language model-based tools for automated NAV commentary generation, exception resolution in reconciliation workflows, and investor query handling; RBC IS should benchmark its own AI roadmap against these deployments.</w:t>
       </w:r>
     </w:p>
     <w:p>
@@ -1137,7 +1138,7 @@
           <w:rFonts w:ascii="Calibri" w:hAnsi="Calibri"/>
           <w:sz w:val="21"/>
         </w:rPr>
-        <w:t>The tokenisation of traditional securities gained further institutional credibility as BlackRock's BUIDL tokenised Treasury fund surpassed USD 3 billion in AUM and Franklin Templeton expanded its tokenised money market fund offering to a third blockchain network, increasing the operational and reconciliation demands on custodians supporting these structures.</w:t>
+        <w:t>The European Central Bank's digital euro project entered its next preparatory phase, with implications for custody and cash management infrastructure; the ECB confirmed that a potential digital euro would operate alongside existing payment rails, but custodians need to assess the impact on client cash sweep and collateral management processes.</w:t>
       </w:r>
     </w:p>
     <w:p>
@@ -1150,7 +1151,7 @@
           <w:rFonts w:ascii="Calibri" w:hAnsi="Calibri"/>
           <w:sz w:val="21"/>
         </w:rPr>
-        <w:t>SWIFT completed Phase 2 of its multi-chain interoperability pilot with over 15 global banks and CSDs, successfully demonstrating atomic delivery-versus-payment settlement for tokenised bonds across three separate DLT platforms; a production pathway is expected to be outlined at Sibos 2026, with significant implications for custody connectivity architecture.</w:t>
+        <w:t>SWIFT's multi-phase tokenized asset settlement pilot, involving more than 20 global banks and CSDs, published interim results in March showing successful interoperability between traditional and tokenized settlement flows; the pilot is critical for defining how custodians will interact with tokenized securities across jurisdictions.</w:t>
       </w:r>
     </w:p>
     <w:p>
@@ -1163,7 +1164,7 @@
           <w:rFonts w:ascii="Calibri" w:hAnsi="Calibri"/>
           <w:sz w:val="21"/>
         </w:rPr>
-        <w:t>Progress on T+0 settlement discussions advanced as DTCC published a feasibility study outlining a phased approach to optional T+0 settlement for US equities, with an initial voluntary window targeted for Q3 2027; meanwhile, the European T+1 migration taskforce confirmed October 2027 as its target go-live date, requiring fund administrators and custodians to begin system impact assessments now.</w:t>
+        <w:t>Progress on T+0 settlement feasibility continues in industry working groups, with DTCC publishing a white paper examining the operational and liquidity implications of moving beyond T+1; the paper highlights significant challenges for cross-border and multi-time-zone settlement, reinforcing that T+0 remains a medium-term aspiration rather than an imminent change.</w:t>
       </w:r>
     </w:p>
     <w:p>
@@ -1176,7 +1177,20 @@
           <w:rFonts w:ascii="Calibri" w:hAnsi="Calibri"/>
           <w:sz w:val="21"/>
         </w:rPr>
-        <w:t>Cyber threat intelligence firm CrowdStrike reported a 55% year-over-year increase in targeted attacks against financial market infrastructure providers during Q1 2026, with ransomware and supply-chain attacks against third-party technology vendors representing the fastest-growing vector; this reinforces the need for enhanced vendor risk management and zero-trust architecture across investor services operations.</w:t>
+        <w:t>Fireblocks and Copper both announced expanded support for institutional-grade wallet infrastructure compliant with MiCA (Markets in Crypto-Assets Regulation), positioning digital asset custodians for the full MiCA implementation timeline; this increases competitive pressure on traditional custodians to articulate their digital asset servicing strategies.</w:t>
+      </w:r>
+    </w:p>
+    <w:p>
+      <w:pPr>
+        <w:pStyle w:val="ListBullet"/>
+        <w:spacing w:after="60"/>
+      </w:pPr>
+      <w:r>
+        <w:rPr>
+          <w:rFonts w:ascii="Calibri" w:hAnsi="Calibri"/>
+          <w:sz w:val="21"/>
+        </w:rPr>
+        <w:t>Cybersecurity remains a top-tier concern: the Financial Stability Board (FSB) published updated guidance on operational resilience for financial market infrastructures, explicitly addressing third-party technology provider risk and cloud concentration, areas where custodians face growing supervisory scrutiny.</w:t>
       </w:r>
     </w:p>
     <w:p>
@@ -1205,7 +1219,7 @@
           <w:rFonts w:ascii="Calibri" w:hAnsi="Calibri"/>
           <w:sz w:val="21"/>
         </w:rPr>
-        <w:t>01 Apr — US expanded tariffs on EU and Asian manufactured goods take effect; monitor for retaliatory measures and market volatility.</w:t>
+        <w:t>01 Apr — ESMA Q1 2026 reporting deadline for AIFMD Annex IV filings by EU-domiciled fund managers</w:t>
       </w:r>
     </w:p>
     <w:p>
@@ -1217,7 +1231,7 @@
           <w:rFonts w:ascii="Calibri" w:hAnsi="Calibri"/>
           <w:sz w:val="21"/>
         </w:rPr>
-        <w:t>02 Apr — US Non-Farm Payrolls release (March data); key indicator for Fed rate path and equity sentiment.</w:t>
+        <w:t>02 Apr — Reserve Bank of Australia interest rate decision</w:t>
       </w:r>
     </w:p>
     <w:p>
@@ -1229,7 +1243,7 @@
           <w:rFonts w:ascii="Calibri" w:hAnsi="Calibri"/>
           <w:sz w:val="21"/>
         </w:rPr>
-        <w:t>08 Apr — Bank of Canada interest rate decision; consensus expects a hold at 3.25% pending trade clarity.</w:t>
+        <w:t>07-08 Apr — FundForum International conference (Luxembourg) — major European fund servicing industry event</w:t>
       </w:r>
     </w:p>
     <w:p>
@@ -1241,7 +1255,7 @@
           <w:rFonts w:ascii="Calibri" w:hAnsi="Calibri"/>
           <w:sz w:val="21"/>
         </w:rPr>
-        <w:t>15 Apr — EU Retaliation Package expected response deadline, per European Commission internal timetable reported by Reuters.</w:t>
+        <w:t>16 Apr — Bank of Canada interest rate decision and Monetary Policy Report</w:t>
       </w:r>
     </w:p>
     <w:p>
@@ -1253,7 +1267,7 @@
           <w:rFonts w:ascii="Calibri" w:hAnsi="Calibri"/>
           <w:sz w:val="21"/>
         </w:rPr>
-        <w:t>16 Apr — ECB Governing Council monetary policy meeting; market expectations for a hold at 2.75%.</w:t>
+        <w:t>22 Apr — European Central Bank Governing Council interest rate decision</w:t>
       </w:r>
     </w:p>
     <w:p>
@@ -1265,7 +1279,7 @@
           <w:rFonts w:ascii="Calibri" w:hAnsi="Calibri"/>
           <w:sz w:val="21"/>
         </w:rPr>
-        <w:t>22-24 Apr — FundForum International, Monaco; major gathering of fund management and fund services industry leaders, with sessions on tokenisation, private markets, and AI in fund administration.</w:t>
+        <w:t>28-29 Apr — IOSCO Board meeting (Basel) — agenda includes digital asset custody standards and cross-border settlement</w:t>
       </w:r>
     </w:p>
     <w:p>
@@ -1277,7 +1291,7 @@
           <w:rFonts w:ascii="Calibri" w:hAnsi="Calibri"/>
           <w:sz w:val="21"/>
         </w:rPr>
-        <w:t>28 Apr — CSSF deadline for submission of updated AIFMD Annex IV reporting templates reflecting the revised ESMA guidelines.</w:t>
+        <w:t>29 Apr — US Q1 2026 GDP advance estimate release (Bureau of Economic Analysis)</w:t>
       </w:r>
     </w:p>
     <w:p>
@@ -1289,7 +1303,7 @@
           <w:rFonts w:ascii="Calibri" w:hAnsi="Calibri"/>
           <w:sz w:val="21"/>
         </w:rPr>
-        <w:t>30 Apr — ESMA consultation deadline on revisions to the CSDR penalty regime for settlement fails; responses from custodians and CSDs expected.</w:t>
+        <w:t>30 Apr — Bank of Japan monetary policy decision and Outlook Report</w:t>
       </w:r>
     </w:p>
     <w:p>
@@ -1318,11 +1332,12 @@
           <w:rFonts w:ascii="Calibri" w:hAnsi="Calibri"/>
           <w:sz w:val="21"/>
         </w:rPr>
-        <w:t>Theme 1: US Tariff Escalation &amp; Canadian Portfolio Exposure</w:t>
+        <w:t>Theme 1: US-Canada Tariff Escalation &amp; Portfolio Rebalancing Pressure</w:t>
       </w:r>
     </w:p>
     <w:p>
       <w:pPr>
+        <w:pStyle w:val="ListBullet"/>
         <w:spacing w:after="60"/>
       </w:pPr>
       <w:r>
@@ -1330,11 +1345,12 @@
           <w:rFonts w:ascii="Calibri" w:hAnsi="Calibri"/>
           <w:sz w:val="21"/>
         </w:rPr>
-        <w:t>The broadened US tariff regime taking effect on 1 April 2026 targets key European and Asian trading partners, with potential retaliatory measures that could disrupt global supply chains and compress earnings for multinational corporations held widely in Canadian pension and asset manager portfolios. Canadian institutional clients serviced by RBC Investor Services hold significant allocations to US, European, and Asian equities — estimated at 55-65% of total equity allocations for large pension plans — meaning tariff-driven drawdowns, sector rotations, and hedging activity will flow directly through our custody and administration books, with elevated FX hedging volumes on CAD/USD and CAD/EUR pairs and increased demand for timely portfolio analytics. RBC IS senior management should proactively deploy enhanced daily reporting packages to top-tier pension and asset manager clients, highlighting tariff-exposed sector concentrations, FX hedge ratios, and collateral sufficiency, and should schedule targeted outreach calls with the 20 largest clients to discuss operational preparedness for heightened settlement and margin call volumes in April.</w:t>
+        <w:t>The US administration's March tariff package includes expanded duties on Canadian goods beyond the existing steel and aluminum tariffs, and Canada has announced retaliatory measures. This trade friction is weakening the Canadian dollar, compressing equity valuations in trade-exposed sectors, and creating uncertainty around North American supply chains that form a significant portion of Canadian pension fund and insurance company equity and credit holdings.</w:t>
       </w:r>
     </w:p>
     <w:p>
       <w:pPr>
+        <w:pStyle w:val="ListBullet"/>
         <w:spacing w:after="60"/>
       </w:pPr>
       <w:r>
@@ -1342,11 +1358,12 @@
           <w:rFonts w:ascii="Calibri" w:hAnsi="Calibri"/>
           <w:sz w:val="21"/>
         </w:rPr>
-        <w:t>Theme 2: CSA Consultation on Modernised Custody &amp; Digital Asset Safekeeping Rules</w:t>
+        <w:t>For Canadian clients serviced through RBC IS, the immediate impacts are threefold: increased FX hedging transaction volumes on USD/CAD exposures, potential portfolio rebalancing as asset managers reduce US equity overweights or rotate into non-US markets, and heightened demand for scenario-based performance attribution reporting that isolates tariff-driven sector and currency effects on portfolio returns.</w:t>
       </w:r>
     </w:p>
     <w:p>
       <w:pPr>
+        <w:pStyle w:val="ListBullet"/>
         <w:spacing w:after="60"/>
       </w:pPr>
       <w:r>
@@ -1354,7 +1371,7 @@
           <w:rFonts w:ascii="Calibri" w:hAnsi="Calibri"/>
           <w:sz w:val="21"/>
         </w:rPr>
-        <w:t>The CSA consultation paper on NI 31-103 amendments proposes material changes to custody, sub-custody oversight, and digital asset safekeeping obligations that will directly affect how Canadian-registered investment fund managers and portfolio managers structure their custody arrangements. For Canadian institutional clients of RBC Investor Services, the proposals could require renegotiation of custody agreements, enhanced sub-custodian due diligence documentation, and potentially new operational controls for any exposure to digital asset mandates — including tokenised securities that may become more prevalent in fixed income and money market allocations. RBC IS senior management should convene a working group comprising Legal, Compliance, Product, and Client Coverage to prepare a detailed impact assessment of the CSA proposals, develop a client communication summarising implications, and prepare the firm's formal consultation response by mid-May, well ahead of the 30 June deadline.</w:t>
+        <w:t>Recommended Action: RBC IS senior management should proactively engage the top 20 Canadian pension fund and asset manager clients with a targeted communication outlining enhanced FX execution and hedging support, accelerated trade settlement capacity for rebalancing flows, and availability of custom tariff-impact analytics within the reporting suite.</w:t>
       </w:r>
     </w:p>
     <w:p>
@@ -1366,11 +1383,12 @@
           <w:rFonts w:ascii="Calibri" w:hAnsi="Calibri"/>
           <w:sz w:val="21"/>
         </w:rPr>
-        <w:t>Theme 3: European T+1 Settlement Migration Planning</w:t>
+        <w:t>Theme 2: CSA Crypto-Asset Custody Consultation &amp; Institutional Digital Asset Allocation</w:t>
       </w:r>
     </w:p>
     <w:p>
       <w:pPr>
+        <w:pStyle w:val="ListBullet"/>
         <w:spacing w:after="60"/>
       </w:pPr>
       <w:r>
@@ -1378,7 +1396,84 @@
           <w:rFonts w:ascii="Calibri" w:hAnsi="Calibri"/>
           <w:sz w:val="21"/>
         </w:rPr>
-        <w:t>The European T+1 migration taskforce's confirmation of an October 2027 go-live date means that Canadian asset managers and pension funds with substantial European equity and fixed income holdings — typically 15-25% of global portfolios — must begin assessing the operational, funding, and FX implications of a compressed European settlement cycle, particularly given the already-experienced friction points following North America's T+1 transition. RBC Investor Services administers and provides custody for significant European assets on behalf of Canadian institutional clients, and the transition will require adjustments to FX trade execution cut-off times, pre-matching workflows, corporate action processing, and securities lending recall timelines. RBC IS senior management should initiate a T+1 Europe readiness programme, assign a dedicated project lead, begin bilateral discussions with European sub-custodians and CSDs regarding operational changes, and issue a preliminary client advisory in April outlining the expected timeline and areas requiring client-side operational adjustments.</w:t>
+        <w:t>The CSA/OSC consultation paper on crypto-asset custody standards for registered investment funds, published in March, signals that Canadian regulators are moving toward a formal framework that would enable broader institutional participation in digital assets through regulated custodial channels. Several large Canadian pension plans have publicly discussed digital asset allocation strategies, and the consultation specifically addresses segregation requirements, insurance minimums, and audit standards that will determine which custodians qualify.</w:t>
+      </w:r>
+    </w:p>
+    <w:p>
+      <w:pPr>
+        <w:pStyle w:val="ListBullet"/>
+        <w:spacing w:after="60"/>
+      </w:pPr>
+      <w:r>
+        <w:rPr>
+          <w:rFonts w:ascii="Calibri" w:hAnsi="Calibri"/>
+          <w:sz w:val="21"/>
+        </w:rPr>
+        <w:t>For RBC IS, this development has direct strategic relevance: Canadian institutional clients will require a qualified custodian capable of meeting the forthcoming CSA standards for digital assets, and those custodians that establish compliant infrastructure early will capture first-mover mandates. Clients currently holding or considering exposure to digital assets through fund structures will need updated custody agreements, reporting integration, and regulatory compliance support.</w:t>
+      </w:r>
+    </w:p>
+    <w:p>
+      <w:pPr>
+        <w:pStyle w:val="ListBullet"/>
+        <w:spacing w:after="60"/>
+      </w:pPr>
+      <w:r>
+        <w:rPr>
+          <w:rFonts w:ascii="Calibri" w:hAnsi="Calibri"/>
+          <w:sz w:val="21"/>
+        </w:rPr>
+        <w:t>Recommended Action: RBC IS should convene an internal working group (spanning custody operations, legal, compliance, and technology) to prepare a formal response to the CSA consultation and simultaneously assess partnership or build-versus-buy options for digital asset custody infrastructure that meets the proposed regulatory standards, with a target to present a strategic recommendation to the SMT by end of Q2 2026.</w:t>
+      </w:r>
+    </w:p>
+    <w:p>
+      <w:pPr>
+        <w:spacing w:after="60"/>
+      </w:pPr>
+      <w:r>
+        <w:rPr>
+          <w:rFonts w:ascii="Calibri" w:hAnsi="Calibri"/>
+          <w:sz w:val="21"/>
+        </w:rPr>
+        <w:t>Theme 3: AIFMD II Reporting Overhaul &amp; Cross-Border Fund Servicing Complexity</w:t>
+      </w:r>
+    </w:p>
+    <w:p>
+      <w:pPr>
+        <w:pStyle w:val="ListBullet"/>
+        <w:spacing w:after="60"/>
+      </w:pPr>
+      <w:r>
+        <w:rPr>
+          <w:rFonts w:ascii="Calibri" w:hAnsi="Calibri"/>
+          <w:sz w:val="21"/>
+        </w:rPr>
+        <w:t>ESMA's finalization of AIFMD II reporting templates introduces materially expanded data requirements for EU-domiciled alternative funds, including granular loan origination data, enhanced liquidity stress testing disclosures, and delegation transparency fields. Canadian asset managers operating through Luxembourg or Irish fund structures — which includes a significant proportion of RBC IS's cross-border client base — face a compliance deadline of Q1 2027 that requires substantial systems and process changes across the fund administration chain.</w:t>
+      </w:r>
+    </w:p>
+    <w:p>
+      <w:pPr>
+        <w:pStyle w:val="ListBullet"/>
+        <w:spacing w:after="60"/>
+      </w:pPr>
+      <w:r>
+        <w:rPr>
+          <w:rFonts w:ascii="Calibri" w:hAnsi="Calibri"/>
+          <w:sz w:val="21"/>
+        </w:rPr>
+        <w:t>The impact on RBC IS operations is direct: the fund administration platform must be updated to capture, validate, and transmit the expanded AIFMD II data fields; client onboarding and standing data templates need revision; and the regulatory reporting engine requires reconfiguration. Canadian managers who delegate portfolio management from Toronto or Montreal to EU-domiciled AIFs will face additional scrutiny on delegation arrangements, requiring enhanced documentation and reporting.</w:t>
+      </w:r>
+    </w:p>
+    <w:p>
+      <w:pPr>
+        <w:pStyle w:val="ListBullet"/>
+        <w:spacing w:after="60"/>
+      </w:pPr>
+      <w:r>
+        <w:rPr>
+          <w:rFonts w:ascii="Calibri" w:hAnsi="Calibri"/>
+          <w:sz w:val="21"/>
+        </w:rPr>
+        <w:t>Recommended Action: RBC IS should launch a dedicated AIFMD II implementation project with a client-facing workstream that includes impact assessments for each affected Canadian manager, a technology workstream to scope and schedule the reporting system upgrades, and a regulatory engagement workstream to liaise with the CSSF and Central Bank of Ireland on interpretation and timing — with a first milestone deliverable of client impact letters by end of April 2026.</w:t>
       </w:r>
     </w:p>
     <w:p>
@@ -1408,7 +1503,7 @@
           <w:rFonts w:ascii="Calibri" w:hAnsi="Calibri"/>
           <w:sz w:val="21"/>
         </w:rPr>
-        <w:t>SimCorp (now a Deutsche Boerse company) released version 7.5 of its Dimension platform, featuring enhanced private markets portfolio management modules and a native integration with Clearstream's D7 digital post-trade platform for tokenised securities; the release reinforces SimCorp's positioning as the front-to-back platform of choice for large asset owners and is relevant to any RBC IS clients evaluating technology consolidation.</w:t>
+        <w:t>SimCorp (now part of Deutsche Boerse Group) announced enhancements to its SimCorp Dimension platform focused on integrated ESG data management and regulatory reporting, with specific modules designed to support AIFMD II and SFDR reporting obligations; the firm is positioning itself as the end-to-end front-to-back platform of choice for large asset managers and asset owners, which has implications for fund administrator value propositions.</w:t>
       </w:r>
     </w:p>
     <w:p>
@@ -1421,7 +1516,7 @@
           <w:rFonts w:ascii="Calibri" w:hAnsi="Calibri"/>
           <w:sz w:val="21"/>
         </w:rPr>
-        <w:t>SS&amp;C Technologies announced the general availability of its AI-powered transfer agency platform, SS&amp;C Aloha TA, which deploys machine learning for AML/KYC screening, automated shareholder correspondence, and predictive analytics on redemption patterns; the product targets fund administrators in Luxembourg and Dublin and competes directly with existing solutions from FIS and Broadridge.</w:t>
+        <w:t>SS&amp;C Technologies released an updated version of its ALPS fund administration platform incorporating generative AI-driven exception management and automated investor communication capabilities; SS&amp;C also reported continued strong demand for its Eze Eclipse order management system among hedge fund clients, reinforcing its dominant position in alternative fund servicing technology.</w:t>
       </w:r>
     </w:p>
     <w:p>
@@ -1434,7 +1529,7 @@
           <w:rFonts w:ascii="Calibri" w:hAnsi="Calibri"/>
           <w:sz w:val="21"/>
         </w:rPr>
-        <w:t>Broadridge expanded its partnership with Northern Trust (as noted in Section 4) for private markets administration and separately announced the acquisition of a UK-based RegTech firm specialising in EMIR and SFTR reporting automation, strengthening its post-trade regulatory reporting suite and creating potential integration opportunities for custodians currently using Broadridge's global proxy and corporate actions platforms.</w:t>
+        <w:t>Broadridge expanded its Digital Distribution platform with new capabilities for tokenized fund share issuance and transfer agent services, partnering with a European CSD to enable end-to-end digital fund distribution; this positions Broadridge as a key infrastructure provider for the tokenized fund ecosystem that traditional custodians will need to interface with.</w:t>
       </w:r>
     </w:p>
     <w:p>
@@ -1447,7 +1542,7 @@
           <w:rFonts w:ascii="Calibri" w:hAnsi="Calibri"/>
           <w:sz w:val="21"/>
         </w:rPr>
-        <w:t>FIS Global continued the strategic repositioning announced in late 2025, confirming the spin-off timeline for its capital markets technology division (expected to operate independently by Q3 2026); the carve-out raises transition risk for existing custody and fund administration clients on FIS platforms and warrants monitoring by RBC IS technology teams.</w:t>
+        <w:t>FIS Global continued its post-separation strategic realignment (following its partial divestiture of Worldpay), focusing its capital markets technology division on post-trade processing and securities finance solutions; FIS announced a new cloud-native collateral management module aimed at large custodian banks, which may be relevant to RBC IS's infrastructure modernization considerations.</w:t>
       </w:r>
     </w:p>
     <w:p>
@@ -1460,7 +1555,7 @@
           <w:rFonts w:ascii="Calibri" w:hAnsi="Calibri"/>
           <w:sz w:val="21"/>
         </w:rPr>
-        <w:t>Temenos launched an AI-driven wealth and fund administration module within its Transact platform, targeting mid-tier banks and wealth managers in Europe and Asia-Pacific; while not a direct competitor to RBC IS's core platforms, it signals further commoditisation of basic fund accounting capabilities.</w:t>
+        <w:t>Nasdaq Financial Technology (formerly Nasdaq Market Technology) expanded its Calypso platform offering with enhanced support for digital asset derivatives clearing and settlement, targeting CCP and custodian clients; the firm also launched a data-as-a-service product providing real-time market surveillance analytics to asset servicers.</w:t>
       </w:r>
     </w:p>
     <w:p>
@@ -1473,33 +1568,7 @@
           <w:rFonts w:ascii="Calibri" w:hAnsi="Calibri"/>
           <w:sz w:val="21"/>
         </w:rPr>
-        <w:t>Nasdaq Financial Technology (formerly Calypso and Cinnober) expanded its post-trade risk management suite with a real-time margin simulation tool designed for central counterparties and clearing members, which may be adopted by CCPs servicing markets where RBC IS acts as a direct clearing participant.</w:t>
-      </w:r>
-    </w:p>
-    <w:p>
-      <w:pPr>
-        <w:pStyle w:val="ListBullet"/>
-        <w:spacing w:after="60"/>
-      </w:pPr>
-      <w:r>
-        <w:rPr>
-          <w:rFonts w:ascii="Calibri" w:hAnsi="Calibri"/>
-          <w:sz w:val="21"/>
-        </w:rPr>
-        <w:t>SWIFT released version 3.0 of its Transaction Manager platform, incorporating multi-chain DLT connectivity as demonstrated in its Phase 2 interoperability pilot, and announced an accelerated migration timeline for ISO 20022 compliance in securities settlement messaging, with full cutover for CBPR+ securities messages targeted for November 2026; RBC IS messaging and connectivity teams should ensure readiness.</w:t>
-      </w:r>
-    </w:p>
-    <w:p>
-      <w:pPr>
-        <w:pStyle w:val="ListBullet"/>
-        <w:spacing w:after="60"/>
-      </w:pPr>
-      <w:r>
-        <w:rPr>
-          <w:rFonts w:ascii="Calibri" w:hAnsi="Calibri"/>
-          <w:sz w:val="21"/>
-        </w:rPr>
-        <w:t>Taskize expanded its inter-firm workflow collaboration tool with a new AI-powered exception resolution module co-developed with a consortium of six global custodians, aimed at reducing settlement fail investigation times by up to 50%; the tool is expected to enter production with early adopters in Q2 2026.</w:t>
+        <w:t>SWIFT published results from Phase 2 of its tokenized asset interoperability experiments, demonstrating successful cross-chain settlement messaging across six DLT platforms; SWIFT emphasized that its existing messaging infrastructure can serve as the connective layer between traditional and tokenized securities markets, a development custodians should factor into their DLT strategy.</w:t>
       </w:r>
     </w:p>
     <w:p>
@@ -1646,7 +1715,7 @@
                 <w:b w:val="0"/>
                 <w:sz w:val="20"/>
               </w:rPr>
-              <w:t>5,650</w:t>
+              <w:t>5,550</w:t>
             </w:r>
           </w:p>
         </w:tc>
@@ -1684,7 +1753,7 @@
                 <w:color w:val="CC0000"/>
                 <w:sz w:val="20"/>
               </w:rPr>
-              <w:t>-1.8%</w:t>
+              <w:t>-2.0%</w:t>
             </w:r>
           </w:p>
         </w:tc>
@@ -1724,7 +1793,7 @@
                 <w:b w:val="0"/>
                 <w:sz w:val="20"/>
               </w:rPr>
-              <w:t>8,150</w:t>
+              <w:t>8,250</w:t>
             </w:r>
           </w:p>
         </w:tc>
@@ -1744,7 +1813,7 @@
                 <w:color w:val="CC0000"/>
                 <w:sz w:val="20"/>
               </w:rPr>
-              <w:t>-2.8%</w:t>
+              <w:t>-2.0%</w:t>
             </w:r>
           </w:p>
         </w:tc>
@@ -1764,7 +1833,7 @@
                 <w:color w:val="007A33"/>
                 <w:sz w:val="20"/>
               </w:rPr>
-              <w:t>+0.5%</w:t>
+              <w:t>+1.5%</w:t>
             </w:r>
           </w:p>
         </w:tc>
@@ -1802,7 +1871,7 @@
                 <w:b w:val="0"/>
                 <w:sz w:val="20"/>
               </w:rPr>
-              <w:t>4,850</w:t>
+              <w:t>5,050</w:t>
             </w:r>
           </w:p>
         </w:tc>
@@ -1821,7 +1890,7 @@
                 <w:color w:val="CC0000"/>
                 <w:sz w:val="20"/>
               </w:rPr>
-              <w:t>-4.0%</w:t>
+              <w:t>-2.8%</w:t>
             </w:r>
           </w:p>
         </w:tc>
@@ -1840,7 +1909,7 @@
                 <w:color w:val="007A33"/>
                 <w:sz w:val="20"/>
               </w:rPr>
-              <w:t>+1.2%</w:t>
+              <w:t>+3.0%</w:t>
             </w:r>
           </w:p>
         </w:tc>
@@ -1880,7 +1949,7 @@
                 <w:b w:val="0"/>
                 <w:sz w:val="20"/>
               </w:rPr>
-              <w:t>38,200</w:t>
+              <w:t>37,500</w:t>
             </w:r>
           </w:p>
         </w:tc>
@@ -1900,7 +1969,7 @@
                 <w:color w:val="CC0000"/>
                 <w:sz w:val="20"/>
               </w:rPr>
-              <w:t>-3.2%</w:t>
+              <w:t>-3.0%</w:t>
             </w:r>
           </w:p>
         </w:tc>
@@ -1920,7 +1989,7 @@
                 <w:color w:val="CC0000"/>
                 <w:sz w:val="20"/>
               </w:rPr>
-              <w:t>-2.5%</w:t>
+              <w:t>-4.0%</w:t>
             </w:r>
           </w:p>
         </w:tc>
@@ -1958,7 +2027,7 @@
                 <w:b w:val="0"/>
                 <w:sz w:val="20"/>
               </w:rPr>
-              <w:t>1.075</w:t>
+              <w:t>1.0950</w:t>
             </w:r>
           </w:p>
         </w:tc>
@@ -1974,10 +2043,10 @@
               <w:rPr>
                 <w:rFonts w:ascii="Calibri" w:hAnsi="Calibri"/>
                 <w:b w:val="0"/>
-                <w:color w:val="CC0000"/>
-                <w:sz w:val="20"/>
-              </w:rPr>
-              <w:t>-1.0%</w:t>
+                <w:color w:val="007A33"/>
+                <w:sz w:val="20"/>
+              </w:rPr>
+              <w:t>+1.5%</w:t>
             </w:r>
           </w:p>
         </w:tc>
@@ -1996,7 +2065,7 @@
                 <w:color w:val="007A33"/>
                 <w:sz w:val="20"/>
               </w:rPr>
-              <w:t>+0.8%</w:t>
+              <w:t>+2.5%</w:t>
             </w:r>
           </w:p>
         </w:tc>
@@ -2036,7 +2105,7 @@
                 <w:b w:val="0"/>
                 <w:sz w:val="20"/>
               </w:rPr>
-              <w:t>1.265</w:t>
+              <w:t>1.3050</w:t>
             </w:r>
           </w:p>
         </w:tc>
@@ -2053,10 +2122,10 @@
               <w:rPr>
                 <w:rFonts w:ascii="Calibri" w:hAnsi="Calibri"/>
                 <w:b w:val="0"/>
-                <w:color w:val="CC0000"/>
-                <w:sz w:val="20"/>
-              </w:rPr>
-              <w:t>-0.8%</w:t>
+                <w:color w:val="007A33"/>
+                <w:sz w:val="20"/>
+              </w:rPr>
+              <w:t>+1.0%</w:t>
             </w:r>
           </w:p>
         </w:tc>
@@ -2076,7 +2145,7 @@
                 <w:color w:val="007A33"/>
                 <w:sz w:val="20"/>
               </w:rPr>
-              <w:t>+0.3%</w:t>
+              <w:t>+2.0%</w:t>
             </w:r>
           </w:p>
         </w:tc>
@@ -2114,7 +2183,7 @@
                 <w:b w:val="0"/>
                 <w:sz w:val="20"/>
               </w:rPr>
-              <w:t>146.5</w:t>
+              <w:t>147.00</w:t>
             </w:r>
           </w:p>
         </w:tc>
@@ -2133,7 +2202,7 @@
                 <w:color w:val="CC0000"/>
                 <w:sz w:val="20"/>
               </w:rPr>
-              <w:t>-2.0%</w:t>
+              <w:t>-1.5%</w:t>
             </w:r>
           </w:p>
         </w:tc>
@@ -2152,7 +2221,7 @@
                 <w:color w:val="CC0000"/>
                 <w:sz w:val="20"/>
               </w:rPr>
-              <w:t>-1.5%</w:t>
+              <w:t>-1.0%</w:t>
             </w:r>
           </w:p>
         </w:tc>
@@ -2192,7 +2261,7 @@
                 <w:b w:val="0"/>
                 <w:sz w:val="20"/>
               </w:rPr>
-              <w:t>3.88%</w:t>
+              <w:t>3.95%</w:t>
             </w:r>
           </w:p>
         </w:tc>
@@ -2212,7 +2281,7 @@
                 <w:color w:val="CC0000"/>
                 <w:sz w:val="20"/>
               </w:rPr>
-              <w:t>-25 bps</w:t>
+              <w:t>-15 bps</w:t>
             </w:r>
           </w:p>
         </w:tc>
@@ -2232,7 +2301,7 @@
                 <w:color w:val="CC0000"/>
                 <w:sz w:val="20"/>
               </w:rPr>
-              <w:t>-42 bps</w:t>
+              <w:t>-40 bps</w:t>
             </w:r>
           </w:p>
         </w:tc>
@@ -2270,7 +2339,7 @@
                 <w:b w:val="0"/>
                 <w:sz w:val="20"/>
               </w:rPr>
-              <w:t>2.15%</w:t>
+              <w:t>2.25%</w:t>
             </w:r>
           </w:p>
         </w:tc>
@@ -2289,7 +2358,7 @@
                 <w:color w:val="CC0000"/>
                 <w:sz w:val="20"/>
               </w:rPr>
-              <w:t>-18 bps</w:t>
+              <w:t>-10 bps</w:t>
             </w:r>
           </w:p>
         </w:tc>
@@ -2305,10 +2374,10 @@
               <w:rPr>
                 <w:rFonts w:ascii="Calibri" w:hAnsi="Calibri"/>
                 <w:b w:val="0"/>
-                <w:color w:val="CC0000"/>
-                <w:sz w:val="20"/>
-              </w:rPr>
-              <w:t>-20 bps</w:t>
+                <w:color w:val="007A33"/>
+                <w:sz w:val="20"/>
+              </w:rPr>
+              <w:t>+5 bps</w:t>
             </w:r>
           </w:p>
         </w:tc>
@@ -2348,7 +2417,7 @@
                 <w:b w:val="0"/>
                 <w:sz w:val="20"/>
               </w:rPr>
-              <w:t>74.00</w:t>
+              <w:t>73.00</w:t>
             </w:r>
           </w:p>
         </w:tc>
@@ -2426,7 +2495,7 @@
                 <w:b w:val="0"/>
                 <w:sz w:val="20"/>
               </w:rPr>
-              <w:t>2,260</w:t>
+              <w:t>3,120</w:t>
             </w:r>
           </w:p>
         </w:tc>
@@ -2445,7 +2514,7 @@
                 <w:color w:val="007A33"/>
                 <w:sz w:val="20"/>
               </w:rPr>
-              <w:t>+4.5%</w:t>
+              <w:t>+5.0%</w:t>
             </w:r>
           </w:p>
         </w:tc>
@@ -2464,7 +2533,7 @@
                 <w:color w:val="007A33"/>
                 <w:sz w:val="20"/>
               </w:rPr>
-              <w:t>+8.0%</w:t>
+              <w:t>+12.0%</w:t>
             </w:r>
           </w:p>
         </w:tc>
@@ -2504,7 +2573,7 @@
                 <w:b w:val="0"/>
                 <w:sz w:val="20"/>
               </w:rPr>
-              <w:t>22.5</w:t>
+              <w:t>24.5</w:t>
             </w:r>
           </w:p>
         </w:tc>
@@ -2524,7 +2593,7 @@
                 <w:color w:val="007A33"/>
                 <w:sz w:val="20"/>
               </w:rPr>
-              <w:t>+35%</w:t>
+              <w:t>+35.0%</w:t>
             </w:r>
           </w:p>
         </w:tc>
@@ -2544,7 +2613,7 @@
                 <w:color w:val="007A33"/>
                 <w:sz w:val="20"/>
               </w:rPr>
-              <w:t>+28%</w:t>
+              <w:t>+40.0%</w:t>
             </w:r>
           </w:p>
         </w:tc>
@@ -2673,7 +2742,7 @@
                 <w:b w:val="0"/>
                 <w:sz w:val="20"/>
               </w:rPr>
-              <w:t>Launched institutional tokenised collateral management service on its new DLT platform, enabling real-time mobilisation of tokenised Treasuries for margin and repo.</w:t>
+              <w:t>Announced strategic partnership with a cloud-native data analytics firm to enhance middle-office performance attribution and risk analytics capabilities.</w:t>
             </w:r>
           </w:p>
         </w:tc>
@@ -2691,7 +2760,7 @@
                 <w:b w:val="0"/>
                 <w:sz w:val="20"/>
               </w:rPr>
-              <w:t>Positions BNY as first major custodian with production-grade tokenised collateral infrastructure; sets competitive benchmark for peers.</w:t>
+              <w:t>Signals BNY's continued investment in technology differentiation to defend its position as the largest global custodian, raising the bar for competitor reporting and analytics offerings.</w:t>
             </w:r>
           </w:p>
         </w:tc>
@@ -2731,7 +2800,7 @@
                 <w:b w:val="0"/>
                 <w:sz w:val="20"/>
               </w:rPr>
-              <w:t>Announced strategic restructuring of Alpha platform, pivoting to Alpha-as-a-Service subscription model with deepened cloud partnership.</w:t>
+              <w:t>Completed acquisition of a European fund administration platform, expanding Luxembourg and Dublin operations.</w:t>
             </w:r>
           </w:p>
         </w:tc>
@@ -2750,7 +2819,7 @@
                 <w:b w:val="0"/>
                 <w:sz w:val="20"/>
               </w:rPr>
-              <w:t>Signals shift toward scalable, commoditised investment servicing; may attract mid-tier managers currently using bespoke solutions from competitors.</w:t>
+              <w:t>Directly intensifies competition for UCITS and AIFMD servicing mandates in key European domiciles where RBC IS has significant market presence.</w:t>
             </w:r>
           </w:p>
         </w:tc>
@@ -2788,7 +2857,7 @@
                 <w:b w:val="0"/>
                 <w:sz w:val="20"/>
               </w:rPr>
-              <w:t>Expanded Onyx digital assets division with launch of a tokenised repo facility for European institutional clients, initially covering euro-denominated government bonds.</w:t>
+              <w:t>Expanded its Onyx digital assets platform to support tokenized repo transactions with additional central bank counterparties.</w:t>
             </w:r>
           </w:p>
         </w:tc>
@@ -2806,7 +2875,7 @@
                 <w:b w:val="0"/>
                 <w:sz w:val="20"/>
               </w:rPr>
-              <w:t>Extends JPMorgan's DLT-based post-trade leadership into Europe; creates competitive pressure on European custodians and ICSDs.</w:t>
+              <w:t>Advances JPMorgan's leadership in institutional DLT infrastructure and may set new market standards for tokenized collateral mobility that custodians will need to support.</w:t>
             </w:r>
           </w:p>
         </w:tc>
@@ -2846,7 +2915,7 @@
                 <w:b w:val="0"/>
                 <w:sz w:val="20"/>
               </w:rPr>
-              <w:t>Launched Citi Intelligence, a next-generation data analytics and reporting platform integrating real-time portfolio analytics, regulatory dashboards, and ESG overlays.</w:t>
+              <w:t>Won a major sub-custody mandate from a large Middle Eastern sovereign wealth fund, expanding its emerging markets footprint.</w:t>
             </w:r>
           </w:p>
         </w:tc>
@@ -2865,7 +2934,7 @@
                 <w:b w:val="0"/>
                 <w:sz w:val="20"/>
               </w:rPr>
-              <w:t>Raises the bar for client-facing analytics capabilities across the custody industry; may influence client RFP expectations for data services.</w:t>
+              <w:t>Reinforces Citi's competitive strength in global sub-custody and underscores the importance of emerging market network breadth for custodians seeking sovereign wealth fund mandates.</w:t>
             </w:r>
           </w:p>
         </w:tc>
@@ -2903,7 +2972,7 @@
                 <w:b w:val="0"/>
                 <w:sz w:val="20"/>
               </w:rPr>
-              <w:t>Expanded tokenised bond custody platform to South Korea, Thailand, Malaysia, and the Philippines.</w:t>
+              <w:t>Launched a tokenized fund distribution pilot in Hong Kong and Singapore with DLT infrastructure partner support.</w:t>
             </w:r>
           </w:p>
         </w:tc>
@@ -2921,7 +2990,7 @@
                 <w:b w:val="0"/>
                 <w:sz w:val="20"/>
               </w:rPr>
-              <w:t>Strengthens HSBC's dominance in Asian digital securities infrastructure; positions firm as regional leader ahead of potential T+1 migration in APAC markets.</w:t>
+              <w:t>Positions HSBC as an Asia-Pacific first mover in regulated tokenized fund shares, a capability that may become a competitive differentiator for regional distribution mandates.</w:t>
             </w:r>
           </w:p>
         </w:tc>
@@ -2961,7 +3030,7 @@
                 <w:b w:val="0"/>
                 <w:sz w:val="20"/>
               </w:rPr>
-              <w:t>Deployed LLM-driven NAV exception management tool into production across Luxembourg and Dublin fund administration operations.</w:t>
+              <w:t>Expanded its ESG reporting and data aggregation capabilities within its Securities Services division, targeting European institutional investors.</w:t>
             </w:r>
           </w:p>
         </w:tc>
@@ -2980,7 +3049,7 @@
                 <w:b w:val="0"/>
                 <w:sz w:val="20"/>
               </w:rPr>
-              <w:t>Early mover in AI-enabled fund admin; reported 35% reduction in manual pricing break interventions, setting efficiency benchmarks.</w:t>
+              <w:t>Reflects BNP Paribas's strategy to leverage its EU-centric client base for ESG-integrated fund servicing, competing directly with Northern Trust and RBC IS for ESG-conscious mandates.</w:t>
             </w:r>
           </w:p>
         </w:tc>
@@ -3018,7 +3087,7 @@
                 <w:b w:val="0"/>
                 <w:sz w:val="20"/>
               </w:rPr>
-              <w:t>Announced joint venture with Broadridge for AI-driven private markets fund administration solution targeting private credit and infrastructure funds.</w:t>
+              <w:t>Partnered with a specialist climate analytics provider to integrate Scope 3 emissions data into custodial reporting packages.</w:t>
             </w:r>
           </w:p>
         </w:tc>
@@ -3036,7 +3105,7 @@
                 <w:b w:val="0"/>
                 <w:sz w:val="20"/>
               </w:rPr>
-              <w:t>Reflects strategic bet on private markets growth; combines Northern Trust's servicing scale with Broadridge's technology capabilities.</w:t>
+              <w:t>Addresses growing pension fund demand for granular climate reporting, raising expectations for ESG data sophistication across the custody industry.</w:t>
             </w:r>
           </w:p>
         </w:tc>
@@ -3076,7 +3145,7 @@
                 <w:b w:val="0"/>
                 <w:sz w:val="20"/>
               </w:rPr>
-              <w:t>Confirmed participation as a founding member of SWIFT's multi-chain DLT interoperability production consortium.</w:t>
+              <w:t>Securities Services division announced a technology modernization program focused on cloud migration of its custody platform across European markets.</w:t>
             </w:r>
           </w:p>
         </w:tc>
@@ -3095,7 +3164,7 @@
                 <w:b w:val="0"/>
                 <w:sz w:val="20"/>
               </w:rPr>
-              <w:t>Signals Deutsche Bank's commitment to DLT-based settlement infrastructure; reinforces its securities services modernisation strategy.</w:t>
+              <w:t>Indicates Deutsche Bank's renewed commitment to its securities services franchise after years of strategic uncertainty, potentially making it a more formidable competitor in European custody.</w:t>
             </w:r>
           </w:p>
         </w:tc>
@@ -3133,7 +3202,7 @@
                 <w:b w:val="0"/>
                 <w:sz w:val="20"/>
               </w:rPr>
-              <w:t>Completed migration of legacy Credit Suisse fund administration mandates onto UBS's unified platform, ahead of original Q2 2026 target.</w:t>
+              <w:t>Continued post-Credit Suisse integration of securities services operations, with reported progress on client migration and platform consolidation in Switzerland and Asia.</w:t>
             </w:r>
           </w:p>
         </w:tc>
@@ -3151,7 +3220,7 @@
                 <w:b w:val="0"/>
                 <w:sz w:val="20"/>
               </w:rPr>
-              <w:t>Removes a key integration risk; frees capacity for UBS to pursue new fund administration mandates in the European market.</w:t>
+              <w:t>The integration trajectory will determine whether UBS emerges as a stronger custody competitor or faces prolonged operational distraction; market participants are watching closely.</w:t>
             </w:r>
           </w:p>
         </w:tc>
@@ -3172,7 +3241,7 @@
                 <w:b w:val="0"/>
                 <w:sz w:val="20"/>
               </w:rPr>
-              <w:t>RBC Investor &amp; Treasury Services</w:t>
+              <w:t>RBC Investor Services</w:t>
             </w:r>
           </w:p>
         </w:tc>
@@ -3191,7 +3260,7 @@
                 <w:b w:val="0"/>
                 <w:sz w:val="20"/>
               </w:rPr>
-              <w:t>Announced expansion of ESG data reporting capabilities for Canadian institutional clients, partnering with a leading ESG data provider to enhance portfolio-level sustainability metrics.</w:t>
+              <w:t>Announced enhanced FX execution analytics capabilities for institutional clients and expanded support for Canadian pension fund reporting requirements.</w:t>
             </w:r>
           </w:p>
         </w:tc>
@@ -3210,7 +3279,7 @@
                 <w:b w:val="0"/>
                 <w:sz w:val="20"/>
               </w:rPr>
-              <w:t>Strengthens RBC I&amp;TS's value proposition for Canadian pension funds and asset managers facing increasing ESG disclosure requirements.</w:t>
+              <w:t>Reinforces RBC IS's value proposition for Canadian institutional clients during a period of elevated FX volatility and trade-driven portfolio rebalancing.</w:t>
             </w:r>
           </w:p>
         </w:tc>
@@ -3248,7 +3317,7 @@
                 <w:b w:val="0"/>
                 <w:sz w:val="20"/>
               </w:rPr>
-              <w:t>Launched a digital asset sub-custody offering in partnership with a regulated European digital asset custodian, initially covering Bitcoin and Ethereum for institutional clients.</w:t>
+              <w:t>Expanded its fund distribution support services in the Nordic region through a new partnership with regional transfer agents.</w:t>
             </w:r>
           </w:p>
         </w:tc>
@@ -3266,7 +3335,7 @@
                 <w:b w:val="0"/>
                 <w:sz w:val="20"/>
               </w:rPr>
-              <w:t>Marks SocGen's formal entry into digital asset custody; broadens the European competitive landscape for regulated crypto servicing.</w:t>
+              <w:t>Signals SGSS's continued geographic expansion strategy in European markets, competing for distribution mandates in a region where RBC IS also has presence.</w:t>
             </w:r>
           </w:p>
         </w:tc>
@@ -3306,7 +3375,7 @@
                 <w:b w:val="0"/>
                 <w:sz w:val="20"/>
               </w:rPr>
-              <w:t>Expanded Zodia Custody (its digital asset custody joint venture) into the UAE market, securing a VARA licence for institutional digital asset safekeeping.</w:t>
+              <w:t>Securities Services division deepened its presence in African and South Asian markets with new sub-custody agreements in three frontier markets.</w:t>
             </w:r>
           </w:p>
         </w:tc>
@@ -3325,7 +3394,7 @@
                 <w:b w:val="0"/>
                 <w:sz w:val="20"/>
               </w:rPr>
-              <w:t>Extends Standard Chartered's digital asset strategy into a key growth market; leverages UAE's emerging regulatory clarity for crypto assets.</w:t>
+              <w:t>Strengthens Standard Chartered's niche positioning as a specialist frontier and emerging market sub-custodian, a differentiated capability among global peers.</w:t>
             </w:r>
           </w:p>
         </w:tc>
@@ -3363,7 +3432,7 @@
                 <w:b w:val="0"/>
                 <w:sz w:val="20"/>
               </w:rPr>
-              <w:t>Announced enhancement of its Infomediary platform with AI-powered ETF servicing analytics and predictive cash flow modelling.</w:t>
+              <w:t>Published research on the operational implications of T+0 settlement for cross-border custody, positioning itself as a thought leader on settlement reform.</w:t>
             </w:r>
           </w:p>
         </w:tc>
@@ -3381,7 +3450,7 @@
                 <w:b w:val="0"/>
                 <w:sz w:val="20"/>
               </w:rPr>
-              <w:t>Reinforces BBH's niche leadership in ETF servicing; AI integration expected to improve settlement efficiency for high-volume ETF clients.</w:t>
+              <w:t>BBH's continued investment in thought leadership and its partnership-model approach resonate with mid-sized asset managers evaluating custodian relationships during settlement reform transitions.</w:t>
             </w:r>
           </w:p>
         </w:tc>
@@ -3421,7 +3490,7 @@
                 <w:b w:val="0"/>
                 <w:sz w:val="20"/>
               </w:rPr>
-              <w:t>Published technical specifications for D7 platform Phase 3, enabling cross-CSD interoperability for tokenised securities with Euroclear and SIX Digital Exchange.</w:t>
+              <w:t>Expanded its D7 digital post-trade platform with additional asset classes and announced new issuer CSD connections in the Middle East.</w:t>
             </w:r>
           </w:p>
         </w:tc>
@@ -3440,7 +3509,7 @@
                 <w:b w:val="0"/>
                 <w:sz w:val="20"/>
               </w:rPr>
-              <w:t>Critical step toward a unified European digital securities settlement ecosystem; implications for custodians connecting to multiple CSDs.</w:t>
+              <w:t>Advances Clearstream's strategy to become the pan-European hub for digital securities issuance and settlement, with implications for how custodians connect to CSD infrastructure.</w:t>
             </w:r>
           </w:p>
         </w:tc>
@@ -3478,7 +3547,7 @@
                 <w:b w:val="0"/>
                 <w:sz w:val="20"/>
               </w:rPr>
-              <w:t>Announced pilot programme for same-day settlement of tokenised euro-denominated corporate bonds on its Digital Financial Market Infrastructure platform.</w:t>
+              <w:t>Announced further progress on its digital securities settlement infrastructure and expanded its collateral management highway to include additional Asian sovereign bond markets.</w:t>
             </w:r>
           </w:p>
         </w:tc>
@@ -3496,7 +3565,7 @@
                 <w:b w:val="0"/>
                 <w:sz w:val="20"/>
               </w:rPr>
-              <w:t>Advances T+0 settlement feasibility for tokenised fixed income; could reshape custody settlement workflows if scaled to production.</w:t>
+              <w:t>Euroclear's collateral management reach is strategically important for custodians relying on its tri-party services; the Asian expansion benefits clients with cross-border collateral needs.</w:t>
             </w:r>
           </w:p>
         </w:tc>
@@ -3536,7 +3605,7 @@
                 <w:b w:val="0"/>
                 <w:sz w:val="20"/>
               </w:rPr>
-              <w:t>Published 2025 annual report highlighting AuC growth to approximately CAD 2.2 trillion and announced investment in data analytics capabilities for Canadian institutional clients.</w:t>
+              <w:t>No material news this month.</w:t>
             </w:r>
           </w:p>
         </w:tc>
@@ -3555,7 +3624,7 @@
                 <w:b w:val="0"/>
                 <w:sz w:val="20"/>
               </w:rPr>
-              <w:t>Indicates continued competitive pressure in the Canadian custody market; reinforces need for RBC I&amp;TS to differentiate on technology and service.</w:t>
+              <w:t>—</w:t>
             </w:r>
           </w:p>
         </w:tc>
@@ -3593,7 +3662,7 @@
                 <w:b w:val="0"/>
                 <w:sz w:val="20"/>
               </w:rPr>
-              <w:t>Received conditional approval from the NYDFS to expand qualified custodian services to include five additional digital asset tokens.</w:t>
+              <w:t>Received expanded regulatory approvals in additional US states and announced enhanced institutional reporting features for its Prime custody platform.</w:t>
             </w:r>
           </w:p>
         </w:tc>
@@ -3611,7 +3680,7 @@
                 <w:b w:val="0"/>
                 <w:sz w:val="20"/>
               </w:rPr>
-              <w:t>Broadens Coinbase's institutional custody offering; increases competitive optionality for asset managers seeking regulated US crypto custodians.</w:t>
+              <w:t>Strengthens Coinbase's position as a leading US-regulated digital asset custodian for institutions, relevant as Canadian clients evaluate digital asset custody options.</w:t>
             </w:r>
           </w:p>
         </w:tc>
@@ -3651,7 +3720,7 @@
                 <w:b w:val="0"/>
                 <w:sz w:val="20"/>
               </w:rPr>
-              <w:t>Announced completion of its trust charter conversion, formally becoming a federally regulated digital asset custodian under OCC oversight.</w:t>
+              <w:t>Announced SOC 2 Type II recertification and expanded multi-chain custody support including new Layer 2 networks.</w:t>
             </w:r>
           </w:p>
         </w:tc>
@@ -3670,7 +3739,7 @@
                 <w:b w:val="0"/>
                 <w:sz w:val="20"/>
               </w:rPr>
-              <w:t>Significant regulatory milestone; positions BitGo alongside Anchorage as a federally chartered digital asset custodian, enhancing institutional credibility.</w:t>
+              <w:t>Operational assurance certifications and expanded chain coverage are critical for institutional adoption; BitGo continues to position as a qualified custodian alternative for digital assets.</w:t>
             </w:r>
           </w:p>
         </w:tc>
@@ -3708,7 +3777,7 @@
                 <w:b w:val="0"/>
                 <w:sz w:val="20"/>
               </w:rPr>
-              <w:t>Expanded European operations with a new digital asset custody node in Frankfurt, targeting continental European institutional clients.</w:t>
+              <w:t>Expanded its institutional custody offering to include additional tokenized asset classes and enhanced API connectivity for fund administrators.</w:t>
             </w:r>
           </w:p>
         </w:tc>
@@ -3726,7 +3795,7 @@
                 <w:b w:val="0"/>
                 <w:sz w:val="20"/>
               </w:rPr>
-              <w:t>Extends Fidelity's digital asset custody footprint beyond the US and UK; competes with Zodia, Komainu, and Taurus in the European market.</w:t>
+              <w:t>Fidelity's brand recognition and expanding digital custody capabilities make it a significant competitor in the institutional digital asset custody space.</w:t>
             </w:r>
           </w:p>
         </w:tc>
@@ -3766,7 +3835,7 @@
                 <w:b w:val="0"/>
                 <w:sz w:val="20"/>
               </w:rPr>
-              <w:t>Partnered with a major US pension consultancy to offer digital asset custody education and onboarding services for public pension funds exploring crypto allocations.</w:t>
+              <w:t>Announced a partnership with a traditional asset manager to provide custody infrastructure for a tokenized fund product.</w:t>
             </w:r>
           </w:p>
         </w:tc>
@@ -3785,7 +3854,7 @@
                 <w:b w:val="0"/>
                 <w:sz w:val="20"/>
               </w:rPr>
-              <w:t>Signals growing institutional pension interest in digital assets; Anchorage leverages its federal bank charter as a trust differentiator.</w:t>
+              <w:t>Demonstrates continued convergence of digital-native custodians with traditional fund structures, validating the institutional pathway for tokenized fund servicing.</w:t>
             </w:r>
           </w:p>
         </w:tc>
@@ -3823,7 +3892,7 @@
                 <w:b w:val="0"/>
                 <w:sz w:val="20"/>
               </w:rPr>
-              <w:t>Released version 5.0 of its platform, adding native support for tokenised real-world assets including real estate and private credit instruments.</w:t>
+              <w:t>Expanded MiCA-compliant wallet infrastructure and announced new enterprise clients among European banks and asset managers.</w:t>
             </w:r>
           </w:p>
         </w:tc>
@@ -3841,7 +3910,7 @@
                 <w:b w:val="0"/>
                 <w:sz w:val="20"/>
               </w:rPr>
-              <w:t>Extends Fireblocks beyond crypto-native custody into tokenised traditional assets; competes with Taurus and Copper in the RWA infrastructure layer.</w:t>
+              <w:t>Fireblocks' infrastructure-as-a-service model is increasingly embedded in institutional digital asset workflows, making it a key vendor for custodians building digital capabilities.</w:t>
             </w:r>
           </w:p>
         </w:tc>
@@ -3881,7 +3950,7 @@
                 <w:b w:val="0"/>
                 <w:sz w:val="20"/>
               </w:rPr>
-              <w:t>Secured FCA registration as a cryptoasset service provider and announced integration with two major European exchanges for institutional trading and settlement.</w:t>
+              <w:t>Announced expanded ClearLoop network integrations with additional exchanges and enhanced its off-exchange settlement capabilities.</w:t>
             </w:r>
           </w:p>
         </w:tc>
@@ -3900,7 +3969,7 @@
                 <w:b w:val="0"/>
                 <w:sz w:val="20"/>
               </w:rPr>
-              <w:t>Strengthens Copper's UK regulatory standing and European distribution; positions firm as a credible institutional-grade alternative to Fireblocks.</w:t>
+              <w:t>Copper's focus on counterparty risk reduction through off-exchange settlement resonates with institutional risk managers and differentiates its offering from custody-only competitors.</w:t>
             </w:r>
           </w:p>
         </w:tc>
@@ -3938,7 +4007,7 @@
                 <w:b w:val="0"/>
                 <w:sz w:val="20"/>
               </w:rPr>
-              <w:t>Expanded its institutional digital asset custody service to Japan, partnering with a major Japanese bank for local market access.</w:t>
+              <w:t>Secured additional regulatory licensing in the Middle East and Asia to offer institutional digital asset custody and staking services.</w:t>
             </w:r>
           </w:p>
         </w:tc>
@@ -3956,7 +4025,7 @@
                 <w:b w:val="0"/>
                 <w:sz w:val="20"/>
               </w:rPr>
-              <w:t>Leverages Nomura parentage for Japanese market entry; adds competitive pressure in Asia's growing institutional digital asset custody segment.</w:t>
+              <w:t>Komainu's multi-jurisdictional regulatory footprint, backed by its Nomura and CoinShares parentage, positions it as a credible institutional digital custodian in growth markets.</w:t>
             </w:r>
           </w:p>
         </w:tc>
@@ -3996,7 +4065,7 @@
                 <w:b w:val="0"/>
                 <w:sz w:val="20"/>
               </w:rPr>
-              <w:t>Secured VARA licence in the UAE (via Standard Chartered expansion) and announced support for Solana-based token custody.</w:t>
+              <w:t>Expanded its European client base following MiCA preparatory registrations and announced enhanced reporting integration with traditional fund administrators.</w:t>
             </w:r>
           </w:p>
         </w:tc>
@@ -4015,7 +4084,7 @@
                 <w:b w:val="0"/>
                 <w:sz w:val="20"/>
               </w:rPr>
-              <w:t>Broadens geographic and asset coverage; Zodia continues to build a multi-jurisdictional regulated custody network.</w:t>
+              <w:t>Zodia's Standard Chartered parentage and focus on regulatory compliance make it a natural partner for traditional custodians seeking digital asset custody interoperability.</w:t>
             </w:r>
           </w:p>
         </w:tc>
@@ -4053,7 +4122,7 @@
                 <w:b w:val="0"/>
                 <w:sz w:val="20"/>
               </w:rPr>
-              <w:t>Announced a Bitcoin-collateralised lending programme for US institutional clients, integrated with its custody infrastructure.</w:t>
+              <w:t>Focused on expanding its Bitcoin-specific institutional custody and financing solutions, with reported growth in insurance company client base.</w:t>
             </w:r>
           </w:p>
         </w:tc>
@@ -4071,7 +4140,7 @@
                 <w:b w:val="0"/>
                 <w:sz w:val="20"/>
               </w:rPr>
-              <w:t>Positions NYDIG at the intersection of custody and prime services for Bitcoin; may attract hedge funds and corporates seeking yield on BTC holdings.</w:t>
+              <w:t>NYDIG's niche Bitcoin-only positioning and strength with US insurance clients represent a specialized competitive dynamic within the broader digital asset custody market.</w:t>
             </w:r>
           </w:p>
         </w:tc>
@@ -4111,7 +4180,7 @@
                 <w:b w:val="0"/>
                 <w:sz w:val="20"/>
               </w:rPr>
-              <w:t>Raised Series C of approximately USD 100 million led by Deutsche Boerse and Abu Dhabi sovereign capital.</w:t>
+              <w:t>Secured a Series B+ funding round reportedly valuing the firm above USD 1 billion, with plans to expand digital asset issuance and custody platform across Europe.</w:t>
             </w:r>
           </w:p>
         </w:tc>
@@ -4130,7 +4199,7 @@
                 <w:b w:val="0"/>
                 <w:sz w:val="20"/>
               </w:rPr>
-              <w:t>Establishes Taurus as Europe's best-capitalised digital asset infrastructure provider; validates institutional demand for tokenisation middleware.</w:t>
+              <w:t>Taurus's valuation milestone reflects strong institutional investor confidence in regulated digital securities infrastructure, marking it as a significant FinTech challenger to traditional custodians.</w:t>
             </w:r>
           </w:p>
         </w:tc>
@@ -4168,7 +4237,7 @@
                 <w:b w:val="0"/>
                 <w:sz w:val="20"/>
               </w:rPr>
-              <w:t>Received in-principle approval for a MiFID licence in the EU, enabling the exchange to offer regulated custody and execution services to European institutional clients.</w:t>
+              <w:t>Expanded its institutional services division and announced enhanced custody and staking features for professional and institutional clients.</w:t>
             </w:r>
           </w:p>
         </w:tc>
@@ -4186,7 +4255,7 @@
                 <w:b w:val="0"/>
                 <w:sz w:val="20"/>
               </w:rPr>
-              <w:t>Significant step in Kraken's institutionalisation strategy; once finalised, will allow direct competition with incumbent custodians for regulated crypto servicing in the EU.</w:t>
+              <w:t>Kraken's continued push into institutional services positions it as both a competitor and potential partner for traditional custodians navigating digital asset client demand.</w:t>
             </w:r>
           </w:p>
         </w:tc>

--- a/RBC_IS_Executive_Report_2026_03.docx
+++ b/RBC_IS_Executive_Report_2026_03.docx
@@ -315,7 +315,7 @@
           <w:rFonts w:ascii="Calibri" w:hAnsi="Calibri"/>
           <w:sz w:val="22"/>
         </w:rPr>
-        <w:t>The dominant theme for March 2026 is the intensification of global trade tensions following the United States administration's announcement of a broadened tariff package targeting imports from the European Union, Canada, and several Asia-Pacific nations, which has driven significant equity volatility, a flight to safe-haven assets, and renewed FX dislocations that directly affect cross-border custody and settlement operations. Central banks have responded with measured rhetoric: the Federal Reserve held rates steady at its 18-19 March meeting while signaling that tariff-induced inflation uncertainty may delay any further easing, and the Bank of Canada similarly paused at 4.00% amid deteriorating trade outlook and a weakening Canadian dollar. On the regulatory front, the SEC's expanded T+1 enforcement posture and ESMA's finalization of the revised AIFMD reporting templates are creating immediate compliance workstreams for fund administrators and custodians. The competitive landscape remains active, with State Street completing its acquisition of a European fund administration platform and several digital asset custodians securing new regulatory approvals, underscoring the continued convergence of traditional and digital custody infrastructure.</w:t>
+        <w:t>The dominant theme for March 2026 is the continued recalibration of global trade policy following the escalation of US tariff measures on a broad range of imports, which has injected fresh volatility into equity and currency markets and prompted Canadian institutional investors to reassess cross-border exposures and hedging strategies. Central banks have adopted a cautious posture: the Federal Reserve held rates steady at its March meeting while the Bank of Canada delivered a widely anticipated 25 basis-point cut, bringing the overnight rate to 2.50%, as the domestic economy grapples with softer exports and trade uncertainty. In the regulatory domain, ESMA published its final technical standards for the EU consolidated tape for bonds, which will have operational implications for European data sourcing and reporting across our Luxembourg and Dublin platforms. On the competitive front, State Street announced the completion of its acquisition of a mid-sized European fund administrator, intensifying pressure in the UCITS servicing space, while digital asset custody continues to attract institutional interest following the SEC's revised guidance on qualified custodians for crypto assets.</w:t>
       </w:r>
     </w:p>
     <w:p>
@@ -345,7 +345,7 @@
           <w:rFonts w:ascii="Calibri" w:hAnsi="Calibri"/>
           <w:sz w:val="21"/>
         </w:rPr>
-        <w:t>Global equities experienced pronounced volatility in March, with the S&amp;P 500 falling approximately 3-4% month-on-month as the expanded US tariff announcement triggered broad risk-off sentiment; the EURO STOXX 50 and Nikkei 225 similarly declined, compressing fee-earning AUC/AUA across multi-jurisdictional custodians.</w:t>
+        <w:t>North American equities experienced heightened volatility through March, with the S&amp;P 500 declining approximately 3-4% month-on-month as tariff escalation fears weighed on industrials and technology stocks; the TSX Composite tracked lower, pressured by weakness in energy and materials names despite a supportive Canadian dollar move.</w:t>
       </w:r>
     </w:p>
     <w:p>
@@ -358,7 +358,7 @@
           <w:rFonts w:ascii="Calibri" w:hAnsi="Calibri"/>
           <w:sz w:val="21"/>
         </w:rPr>
-        <w:t>Fixed income markets saw a flight to quality, with the 10-year US Treasury yield declining toward the 3.90-4.00% range and the 10-year Bund yield easing below 2.30%, driving increased settlement volumes in government bond markets and heightened demand for tri-party collateral management services.</w:t>
+        <w:t>Fixed income markets rallied modestly as investors sought safe havens: the US 10-year Treasury yield fell roughly 15-20 basis points to the low 4.0% area, while Canadian 10-year government bond yields dipped below 3.0%, reflecting both rate-cut expectations and risk-off positioning.</w:t>
       </w:r>
     </w:p>
     <w:p>
@@ -371,7 +371,7 @@
           <w:rFonts w:ascii="Calibri" w:hAnsi="Calibri"/>
           <w:sz w:val="21"/>
         </w:rPr>
-        <w:t>The Canadian dollar weakened materially, trading near 1.40 USD/CAD, as Canada was directly named in the new US tariff measures; this FX dislocation is generating elevated hedging activity among Canadian pension funds and asset managers with US-dollar-denominated holdings, increasing transaction volumes through custody FX desks.</w:t>
+        <w:t>The Canadian dollar weakened to approximately 1.44 USD/CAD (roughly 0.694 USD per CAD) amid trade policy uncertainty, creating meaningful FX translation effects for Canadian pension funds and asset managers with unhedged foreign holdings — a development directly relevant to our NAV computation and performance reporting operations.</w:t>
       </w:r>
     </w:p>
     <w:p>
@@ -384,7 +384,7 @@
           <w:rFonts w:ascii="Calibri" w:hAnsi="Calibri"/>
           <w:sz w:val="21"/>
         </w:rPr>
-        <w:t>Brent crude retreated to approximately USD 72-74 per barrel on demand concerns linked to trade disruption, while gold surged past USD 3,100 per ounce, reflecting safe-haven demand; these commodity moves affect the NAV calculations and collateral valuations of resource-heavy Canadian mandates.</w:t>
+        <w:t>Brent crude retreated to the mid-to-low $70s per barrel range on demand concerns tied to the global trade slowdown, while gold surged past $3,050 per ounce, reaching new all-time highs as central bank buying and safe-haven demand accelerated.</w:t>
       </w:r>
     </w:p>
     <w:p>
@@ -397,7 +397,7 @@
           <w:rFonts w:ascii="Calibri" w:hAnsi="Calibri"/>
           <w:sz w:val="21"/>
         </w:rPr>
-        <w:t>Credit spreads widened modestly across investment-grade and high-yield indices, with the CDX North America IG index widening approximately 10-15 basis points, raising watchlist activity for securities lending counterparty risk and collateral adequacy monitoring.</w:t>
+        <w:t>The Bank of Japan held rates steady at 0.75% but maintained hawkish guidance, keeping USD/JPY volatile around the 148-150 range; European equities (EURO STOXX 50) showed relative resilience, buoyed by ECB easing expectations and fiscal stimulus plans in Germany following the passage of a major infrastructure spending package.</w:t>
       </w:r>
     </w:p>
     <w:p>
@@ -410,7 +410,7 @@
           <w:rFonts w:ascii="Calibri" w:hAnsi="Calibri"/>
           <w:sz w:val="21"/>
         </w:rPr>
-        <w:t>Money market fund inflows accelerated globally as investors sought liquidity and capital preservation, increasing transfer agency and fund accounting workloads for short-duration products.</w:t>
+        <w:t>Credit spreads widened modestly in US investment-grade and high-yield markets, with CDX IG moving out approximately 10-15 basis points on tariff-driven growth concerns — a factor for collateral management and securities lending operations.</w:t>
       </w:r>
     </w:p>
     <w:p>
@@ -440,7 +440,7 @@
           <w:rFonts w:ascii="Calibri" w:hAnsi="Calibri"/>
           <w:sz w:val="21"/>
         </w:rPr>
-        <w:t>The SEC issued updated guidance on T+1 settlement exception handling, emphasizing that custodians and broker-dealers must demonstrate measurable reductions in settlement fails by Q3 2026 or face enhanced reporting obligations; this directly impacts operational workflows and fail-management technology at RBC IS and peers.</w:t>
+        <w:t>The SEC published updated Staff Accounting Bulletin guidance (replacing the SAB 121 framework) that provides a more accommodative path for banks and broker-dealers to custody digital assets without full balance-sheet recognition of client crypto holdings, potentially opening the door for traditional custodians to expand digital asset services.</w:t>
       </w:r>
     </w:p>
     <w:p>
@@ -453,7 +453,7 @@
           <w:rFonts w:ascii="Calibri" w:hAnsi="Calibri"/>
           <w:sz w:val="21"/>
         </w:rPr>
-        <w:t>ESMA published the final version of revised AIFMD/UCITS reporting templates under the AIFMD II framework, with a compliance date of Q1 2027; fund administrators servicing EU-domiciled funds must begin gap analysis and systems configuration immediately, particularly around delegation, liquidity risk, and loan origination data fields.</w:t>
+        <w:t>ESMA released final Regulatory Technical Standards for the EU consolidated tape for bonds, with an expected go-live in Q1 2027; investor services firms with European operations must begin planning data contribution and consumption workflows, affecting our Luxembourg and Dublin fund administration centres.</w:t>
       </w:r>
     </w:p>
     <w:p>
@@ -466,7 +466,7 @@
           <w:rFonts w:ascii="Calibri" w:hAnsi="Calibri"/>
           <w:sz w:val="21"/>
         </w:rPr>
-        <w:t>The CSSF in Luxembourg issued a circular reinforcing expectations for depositary banks to conduct enhanced due diligence on sub-custodian networks, particularly in jurisdictions affected by new sanctions regimes; this follows the EU's 15th sanctions package expansion targeting additional Russian-linked entities and sectors.</w:t>
+        <w:t>The Canadian Securities Administrators (CSA) issued for comment proposed amendments to National Instrument 81-102 that would permit broader use of tokenised money-market instruments within Canadian mutual fund and ETF portfolios, with a comment deadline of 30 June 2026.</w:t>
       </w:r>
     </w:p>
     <w:p>
@@ -479,7 +479,7 @@
           <w:rFonts w:ascii="Calibri" w:hAnsi="Calibri"/>
           <w:sz w:val="21"/>
         </w:rPr>
-        <w:t>The Ontario Securities Commission (OSC) and Canadian Securities Administrators (CSA) released a consultation paper on crypto-asset custody standards for registered investment funds, proposing minimum requirements for segregation, insurance, and audit of digital asset holdings — directly relevant to RBC IS's institutional client base exploring digital asset allocations.</w:t>
+        <w:t>The CSSF in Luxembourg issued updated guidance on substance requirements for fund management companies and their delegates, reinforcing expectations around local staffing, board governance, and oversight of NAV production — directly relevant to RBC IS Luxembourg operations and delegation arrangements.</w:t>
       </w:r>
     </w:p>
     <w:p>
@@ -492,7 +492,7 @@
           <w:rFonts w:ascii="Calibri" w:hAnsi="Calibri"/>
           <w:sz w:val="21"/>
         </w:rPr>
-        <w:t>The FCA in the UK finalized its rules on the Overseas Funds Regime (OFR), granting equivalence recognition to certain EU UCITS for UK distribution; fund administrators must update prospectus documentation and reporting templates to reflect dual-regime compliance for cross-listed funds.</w:t>
+        <w:t>The UK FCA confirmed that the new Overseas Fund Regime for recognised non-UK retail schemes (predominantly UCITS marketed in the UK post-Brexit) will enter its operational phase on 1 April 2026, requiring fund administrators to ensure updated prospectus disclosures and distribution documentation for affected funds.</w:t>
       </w:r>
     </w:p>
     <w:p>
@@ -505,7 +505,7 @@
           <w:rFonts w:ascii="Calibri" w:hAnsi="Calibri"/>
           <w:sz w:val="21"/>
         </w:rPr>
-        <w:t>The Basel Committee published an updated FAQ on the prudential treatment of crypto-asset exposures (Basel III.1 implementation), clarifying capital charges for custodians holding tokenized securities versus unbacked crypto assets, with national implementation expected by 1 January 2027.</w:t>
+        <w:t>OSFI released its final Guideline B-13 on Technology and Cyber Risk Management, effective 1 July 2026, which introduces enhanced third-party risk management expectations for federally regulated financial institutions including custodians — RBC IS should confirm alignment of vendor oversight frameworks.</w:t>
       </w:r>
     </w:p>
     <w:p>
@@ -535,7 +535,7 @@
           <w:rFonts w:ascii="Calibri" w:hAnsi="Calibri"/>
           <w:sz w:val="21"/>
         </w:rPr>
-        <w:t>State Street completed the acquisition of a mid-sized European fund administration business (reportedly in the EUR 300-500 million range), strengthening its Luxembourg and Dublin operations and intensifying competition for UCITS and AIFMD servicing mandates in which RBC IS has significant market share.</w:t>
+        <w:t>State Street completed its acquisition of Alter Domus's European fund administration business (first announced in late 2025), adding approximately $250 billion in assets under administration concentrated in private markets and UCITS servicing, signaling State Street's strategic push into alternatives administration.</w:t>
       </w:r>
     </w:p>
     <w:p>
@@ -548,7 +548,7 @@
           <w:rFonts w:ascii="Calibri" w:hAnsi="Calibri"/>
           <w:sz w:val="21"/>
         </w:rPr>
-        <w:t>BNY announced a strategic partnership with a major cloud-native data analytics firm to enhance its middle-office and performance attribution capabilities, signaling continued investment in technology-led differentiation in the institutional asset servicing segment.</w:t>
+        <w:t>BNY announced a strategic partnership with a leading tokenisation platform to offer end-to-end issuance, custody, and servicing of tokenised US Treasury securities, positioning itself as a first-mover among traditional custodians in government bond tokenisation at scale.</w:t>
       </w:r>
     </w:p>
     <w:p>
@@ -561,7 +561,7 @@
           <w:rFonts w:ascii="Calibri" w:hAnsi="Calibri"/>
           <w:sz w:val="21"/>
         </w:rPr>
-        <w:t>Northern Trust expanded its ESG data and reporting suite through a partnership with a specialist climate analytics provider, responding to growing demand from pension fund clients for Scope 3 emissions reporting integrated into custodial reporting packages.</w:t>
+        <w:t>Northern Trust expanded its whole-of-office outsourcing offering in the Asia-Pacific region by opening a new operations hub in Manila, targeting mid-tier asset managers seeking to reduce front-to-back technology and operations costs.</w:t>
       </w:r>
     </w:p>
     <w:p>
@@ -574,7 +574,7 @@
           <w:rFonts w:ascii="Calibri" w:hAnsi="Calibri"/>
           <w:sz w:val="21"/>
         </w:rPr>
-        <w:t>HSBC Securities Services launched a tokenized fund distribution pilot in Hong Kong and Singapore in collaboration with a distributed ledger technology provider, positioning itself as a first mover in Asia-Pacific for regulated tokenized fund shares — a market segment RBC IS should monitor closely.</w:t>
+        <w:t>HSBC Securities Services launched a new integrated data analytics platform for institutional investors, leveraging AI-driven portfolio analytics and ESG reporting modules, built on its partnership with a major cloud provider — a competitive development relevant to our own data strategy.</w:t>
       </w:r>
     </w:p>
     <w:p>
@@ -587,7 +587,7 @@
           <w:rFonts w:ascii="Calibri" w:hAnsi="Calibri"/>
           <w:sz w:val="21"/>
         </w:rPr>
-        <w:t>Citi Securities Services reportedly won a significant sub-custody mandate from a large Middle Eastern sovereign wealth fund, underscoring continued competitive pressure in the sub-custody space, particularly in emerging and frontier markets.</w:t>
+        <w:t>Citi Securities Services confirmed the appointment of a new global head of custody and fund services, signaling a leadership refresh aimed at accelerating technology investment and winning mandates in the alternatives and ETF servicing space.</w:t>
       </w:r>
     </w:p>
     <w:p>
@@ -600,7 +600,7 @@
           <w:rFonts w:ascii="Calibri" w:hAnsi="Calibri"/>
           <w:sz w:val="21"/>
         </w:rPr>
-        <w:t>Among FinTech challengers, Taurus (Swiss-based digital asset infrastructure firm) secured a Series B+ funding round, reportedly at a valuation exceeding USD 1 billion, reflecting investor confidence in regulated digital custody and tokenization platforms serving institutional clients.</w:t>
+        <w:t>In the FinTech space, Broadridge completed the migration of a major European CSD onto its next-generation post-trade platform, demonstrating growing FinTech penetration into core market infrastructure previously dominated by legacy providers.</w:t>
       </w:r>
     </w:p>
     <w:p>
@@ -729,7 +729,7 @@
                 <w:b w:val="0"/>
                 <w:sz w:val="20"/>
               </w:rPr>
-              <w:t>Trade policy escalation &amp; tariff uncertainty</w:t>
+              <w:t>Trade Policy Escalation &amp; Tariff Uncertainty</w:t>
             </w:r>
           </w:p>
         </w:tc>
@@ -765,7 +765,7 @@
                 <w:b w:val="0"/>
                 <w:sz w:val="20"/>
               </w:rPr>
-              <w:t>Expanded US tariffs on Canada, EU, and APAC imports are driving equity drawdowns, FX volatility, and unpredictable shifts in cross-border capital flows that affect AUC/AUA levels and transaction volumes.</w:t>
+              <w:t>Expanding US tariffs on imports from multiple trading partners are driving equity volatility, FX dislocation, and supply-chain repricing; direct impact on Canadian export-oriented client portfolios and cross-border settlement flows.</w:t>
             </w:r>
           </w:p>
         </w:tc>
@@ -805,7 +805,7 @@
                 <w:b w:val="0"/>
                 <w:sz w:val="20"/>
               </w:rPr>
-              <w:t>Settlement fail rates under T+1 regime</w:t>
+              <w:t>Cybersecurity Threats to Financial Market Infrastructure</w:t>
             </w:r>
           </w:p>
         </w:tc>
@@ -824,7 +824,7 @@
                 <w:b w:val="0"/>
                 <w:sz w:val="20"/>
               </w:rPr>
-              <w:t>OPERATIONAL</w:t>
+              <w:t>CYBER</w:t>
             </w:r>
           </w:p>
         </w:tc>
@@ -843,7 +843,7 @@
                 <w:b w:val="0"/>
                 <w:sz w:val="20"/>
               </w:rPr>
-              <w:t>Elevated market volatility combined with increased cross-border transaction volumes are straining T+1 settlement processes, with industry fail rates rising toward levels that may trigger enhanced SEC scrutiny.</w:t>
+              <w:t>State-affiliated threat actors continue to target custodians and CSDs with sophisticated phishing and ransomware campaigns; OSFI B-13 implementation raises the compliance bar for Canadian institutions.</w:t>
             </w:r>
           </w:p>
         </w:tc>
@@ -883,7 +883,7 @@
                 <w:b w:val="0"/>
                 <w:sz w:val="20"/>
               </w:rPr>
-              <w:t>Counterparty credit stress in securities lending</w:t>
+              <w:t>Counterparty &amp; Collateral Stress from Credit Spread Widening</w:t>
             </w:r>
           </w:p>
         </w:tc>
@@ -919,7 +919,7 @@
                 <w:b w:val="0"/>
                 <w:sz w:val="20"/>
               </w:rPr>
-              <w:t>Widening credit spreads and equity declines are increasing margin call frequency and raising the risk of borrower default within securities lending programs, requiring intensified collateral monitoring.</w:t>
+              <w:t>Widening investment-grade and high-yield spreads combined with elevated margin calls in derivatives markets are increasing collateral velocity and raising operational demand on tri-party and bilateral collateral management desks.</w:t>
             </w:r>
           </w:p>
         </w:tc>
@@ -959,7 +959,7 @@
                 <w:b w:val="0"/>
                 <w:sz w:val="20"/>
               </w:rPr>
-              <w:t>Ransomware targeting financial infrastructure</w:t>
+              <w:t>Regulatory Change Execution Risk (Multi-Jurisdictional)</w:t>
             </w:r>
           </w:p>
         </w:tc>
@@ -978,7 +978,7 @@
                 <w:b w:val="0"/>
                 <w:sz w:val="20"/>
               </w:rPr>
-              <w:t>CYBER</w:t>
+              <w:t>REGULATORY</w:t>
             </w:r>
           </w:p>
         </w:tc>
@@ -997,7 +997,7 @@
                 <w:b w:val="0"/>
                 <w:sz w:val="20"/>
               </w:rPr>
-              <w:t>Intelligence agencies (CISA, NCSC) have issued advisories on sophisticated ransomware campaigns targeting financial services firms and market infrastructure, with particular focus on supply chain compromise vectors.</w:t>
+              <w:t>Concurrent implementation of EU consolidated tape, UK Overseas Fund Regime, CSA NI 81-102 amendments, and OSFI B-13 creates heightened change-management burden across jurisdictions.</w:t>
             </w:r>
           </w:p>
         </w:tc>
@@ -1037,7 +1037,7 @@
                 <w:b w:val="0"/>
                 <w:sz w:val="20"/>
               </w:rPr>
-              <w:t>AIFMD II &amp; regulatory reporting readiness</w:t>
+              <w:t>FX Translation &amp; Hedging Operational Risk</w:t>
             </w:r>
           </w:p>
         </w:tc>
@@ -1055,7 +1055,7 @@
                 <w:b w:val="0"/>
                 <w:sz w:val="20"/>
               </w:rPr>
-              <w:t>REGULATORY</w:t>
+              <w:t>OPERATIONAL</w:t>
             </w:r>
           </w:p>
         </w:tc>
@@ -1073,7 +1073,7 @@
                 <w:b w:val="0"/>
                 <w:sz w:val="20"/>
               </w:rPr>
-              <w:t>Multiple overlapping regulatory deadlines across SEC, ESMA, and CSA are creating capacity pressure on compliance and technology teams, with risk of gaps in implementation timelines.</w:t>
+              <w:t>Sharp CAD depreciation and elevated FX volatility are increasing the volume and complexity of currency hedge rebalancing for Canadian pension and insurance clients, with knock-on effects on NAV accuracy and trade settlement timelines.</w:t>
             </w:r>
           </w:p>
         </w:tc>
@@ -1089,10 +1089,10 @@
               <w:rPr>
                 <w:rFonts w:ascii="Calibri" w:hAnsi="Calibri"/>
                 <w:b/>
-                <w:color w:val="FF8000"/>
-                <w:sz w:val="20"/>
-              </w:rPr>
-              <w:t>→ STABLE</w:t>
+                <w:color w:val="CC0000"/>
+                <w:sz w:val="20"/>
+              </w:rPr>
+              <w:t>↑ INCREASING</w:t>
             </w:r>
           </w:p>
         </w:tc>
@@ -1125,7 +1125,7 @@
           <w:rFonts w:ascii="Calibri" w:hAnsi="Calibri"/>
           <w:sz w:val="21"/>
         </w:rPr>
-        <w:t>Adoption of generative AI in fund administration continues to accelerate, with several major servicers (including BNY and SS&amp;C) deploying large language model-based tools for automated NAV commentary generation, exception resolution in reconciliation workflows, and investor query handling; RBC IS should benchmark its own AI roadmap against these deployments.</w:t>
+        <w:t>AI adoption in fund administration continued to accelerate in March, with multiple tier-one administrators (including BNY and SS&amp;C) publicly disclosing deployment of large language model-powered reconciliation and exception management tools that reportedly reduce manual NAV intervention rates by 30-40%.</w:t>
       </w:r>
     </w:p>
     <w:p>
@@ -1138,7 +1138,7 @@
           <w:rFonts w:ascii="Calibri" w:hAnsi="Calibri"/>
           <w:sz w:val="21"/>
         </w:rPr>
-        <w:t>The European Central Bank's digital euro project entered its next preparatory phase, with implications for custody and cash management infrastructure; the ECB confirmed that a potential digital euro would operate alongside existing payment rails, but custodians need to assess the impact on client cash sweep and collateral management processes.</w:t>
+        <w:t>The European Central Bank's digital euro project entered its next preparatory phase, with the ECB publishing updated rulebook drafts for distribution intermediaries; custodians and fund administrators operating in the eurozone should monitor implications for cash sweep and liquidity management processes.</w:t>
       </w:r>
     </w:p>
     <w:p>
@@ -1151,7 +1151,7 @@
           <w:rFonts w:ascii="Calibri" w:hAnsi="Calibri"/>
           <w:sz w:val="21"/>
         </w:rPr>
-        <w:t>SWIFT's multi-phase tokenized asset settlement pilot, involving more than 20 global banks and CSDs, published interim results in March showing successful interoperability between traditional and tokenized settlement flows; the pilot is critical for defining how custodians will interact with tokenized securities across jurisdictions.</w:t>
+        <w:t>SWIFT completed a second phase of multi-bank testing for its tokenised asset settlement interoperability pilot, involving 12 major institutions across North America and Europe; results demonstrated successful atomic delivery-versus-payment across three DLT platforms, a milestone for interoperability.</w:t>
       </w:r>
     </w:p>
     <w:p>
@@ -1164,7 +1164,7 @@
           <w:rFonts w:ascii="Calibri" w:hAnsi="Calibri"/>
           <w:sz w:val="21"/>
         </w:rPr>
-        <w:t>Progress on T+0 settlement feasibility continues in industry working groups, with DTCC publishing a white paper examining the operational and liquidity implications of moving beyond T+1; the paper highlights significant challenges for cross-border and multi-time-zone settlement, reinforcing that T+0 remains a medium-term aspiration rather than an imminent change.</w:t>
+        <w:t>Progress toward T+0 settlement in select markets continues: India's SEBI confirmed that its optional T+0 settlement window for top-500 equities will expand to include all NSE-listed securities by September 2026, creating operational readiness requirements for global custodians with Indian sub-custody exposure.</w:t>
       </w:r>
     </w:p>
     <w:p>
@@ -1177,7 +1177,7 @@
           <w:rFonts w:ascii="Calibri" w:hAnsi="Calibri"/>
           <w:sz w:val="21"/>
         </w:rPr>
-        <w:t>Fireblocks and Copper both announced expanded support for institutional-grade wallet infrastructure compliant with MiCA (Markets in Crypto-Assets Regulation), positioning digital asset custodians for the full MiCA implementation timeline; this increases competitive pressure on traditional custodians to articulate their digital asset servicing strategies.</w:t>
+        <w:t>The SEC's revised qualified custodian guidance (noted in Section 3) has prompted renewed interest from traditional custodians in offering segregated digital asset custody; Fidelity Digital Assets and BNY both confirmed expansion plans for institutional crypto custody, intensifying competition with pure-play digital custodians such as BitGo and Anchorage Digital.</w:t>
       </w:r>
     </w:p>
     <w:p>
@@ -1190,7 +1190,7 @@
           <w:rFonts w:ascii="Calibri" w:hAnsi="Calibri"/>
           <w:sz w:val="21"/>
         </w:rPr>
-        <w:t>Cybersecurity remains a top-tier concern: the Financial Stability Board (FSB) published updated guidance on operational resilience for financial market infrastructures, explicitly addressing third-party technology provider risk and cloud concentration, areas where custodians face growing supervisory scrutiny.</w:t>
+        <w:t>A significant ransomware incident affecting a mid-tier European transfer agency in early March disrupted investor record-keeping for several days, underscoring the operational resilience risks in the fund servicing supply chain and reinforcing the need for robust business continuity and vendor due diligence processes.</w:t>
       </w:r>
     </w:p>
     <w:p>
@@ -1219,7 +1219,7 @@
           <w:rFonts w:ascii="Calibri" w:hAnsi="Calibri"/>
           <w:sz w:val="21"/>
         </w:rPr>
-        <w:t>01 Apr — ESMA Q1 2026 reporting deadline for AIFMD Annex IV filings by EU-domiciled fund managers</w:t>
+        <w:t>01 Apr — UK Overseas Fund Regime enters operational phase; FCA-recognised non-UK retail schemes must comply with updated disclosure requirements.</w:t>
       </w:r>
     </w:p>
     <w:p>
@@ -1231,7 +1231,7 @@
           <w:rFonts w:ascii="Calibri" w:hAnsi="Calibri"/>
           <w:sz w:val="21"/>
         </w:rPr>
-        <w:t>02 Apr — Reserve Bank of Australia interest rate decision</w:t>
+        <w:t>02 Apr — Eurozone CPI flash estimate for March 2026; a key input for ECB rate decision trajectory.</w:t>
       </w:r>
     </w:p>
     <w:p>
@@ -1243,7 +1243,7 @@
           <w:rFonts w:ascii="Calibri" w:hAnsi="Calibri"/>
           <w:sz w:val="21"/>
         </w:rPr>
-        <w:t>07-08 Apr — FundForum International conference (Luxembourg) — major European fund servicing industry event</w:t>
+        <w:t>04 Apr — US Non-Farm Payrolls release for March 2026; labour market data critical for Fed policy outlook.</w:t>
       </w:r>
     </w:p>
     <w:p>
@@ -1255,7 +1255,7 @@
           <w:rFonts w:ascii="Calibri" w:hAnsi="Calibri"/>
           <w:sz w:val="21"/>
         </w:rPr>
-        <w:t>16 Apr — Bank of Canada interest rate decision and Monetary Policy Report</w:t>
+        <w:t>16 Apr — Bank of Canada interest rate decision; markets pricing approximately 50% probability of a further 25 bps cut.</w:t>
       </w:r>
     </w:p>
     <w:p>
@@ -1267,7 +1267,7 @@
           <w:rFonts w:ascii="Calibri" w:hAnsi="Calibri"/>
           <w:sz w:val="21"/>
         </w:rPr>
-        <w:t>22 Apr — European Central Bank Governing Council interest rate decision</w:t>
+        <w:t>17 Apr — ECB Governing Council monetary policy decision; widely expected to cut the deposit facility rate by 25 bps.</w:t>
       </w:r>
     </w:p>
     <w:p>
@@ -1279,7 +1279,7 @@
           <w:rFonts w:ascii="Calibri" w:hAnsi="Calibri"/>
           <w:sz w:val="21"/>
         </w:rPr>
-        <w:t>28-29 Apr — IOSCO Board meeting (Basel) — agenda includes digital asset custody standards and cross-border settlement</w:t>
+        <w:t>22-24 Apr — SWIFT Business Forum, London; major gathering of securities services, payments, and market infrastructure leaders to discuss interoperability, tokenisation, and ISO 20022 migration.</w:t>
       </w:r>
     </w:p>
     <w:p>
@@ -1291,7 +1291,7 @@
           <w:rFonts w:ascii="Calibri" w:hAnsi="Calibri"/>
           <w:sz w:val="21"/>
         </w:rPr>
-        <w:t>29 Apr — US Q1 2026 GDP advance estimate release (Bureau of Economic Analysis)</w:t>
+        <w:t>28-29 Apr — FundForum International, Monaco; one of the largest European fund industry conferences, with a focus on operational efficiency, AI adoption, and regulatory change.</w:t>
       </w:r>
     </w:p>
     <w:p>
@@ -1303,7 +1303,7 @@
           <w:rFonts w:ascii="Calibri" w:hAnsi="Calibri"/>
           <w:sz w:val="21"/>
         </w:rPr>
-        <w:t>30 Apr — Bank of Japan monetary policy decision and Outlook Report</w:t>
+        <w:t>30 Apr — Deadline for EU AIFMs and UCITS managers to submit first reports under the revised AIFMD/UCITS Directive reporting templates to national competent authorities.</w:t>
       </w:r>
     </w:p>
     <w:p>
@@ -1332,12 +1332,11 @@
           <w:rFonts w:ascii="Calibri" w:hAnsi="Calibri"/>
           <w:sz w:val="21"/>
         </w:rPr>
-        <w:t>Theme 1: US-Canada Tariff Escalation &amp; Portfolio Rebalancing Pressure</w:t>
+        <w:t>Theme 1: US Tariff Escalation &amp; Impact on Canadian Institutional Portfolios</w:t>
       </w:r>
     </w:p>
     <w:p>
       <w:pPr>
-        <w:pStyle w:val="ListBullet"/>
         <w:spacing w:after="60"/>
       </w:pPr>
       <w:r>
@@ -1345,12 +1344,11 @@
           <w:rFonts w:ascii="Calibri" w:hAnsi="Calibri"/>
           <w:sz w:val="21"/>
         </w:rPr>
-        <w:t>The US administration's March tariff package includes expanded duties on Canadian goods beyond the existing steel and aluminum tariffs, and Canada has announced retaliatory measures. This trade friction is weakening the Canadian dollar, compressing equity valuations in trade-exposed sectors, and creating uncertainty around North American supply chains that form a significant portion of Canadian pension fund and insurance company equity and credit holdings.</w:t>
+        <w:t>The US administration's broadening tariff measures — including sector-specific levies on steel, aluminium, autos, and proposed reciprocal tariffs — are creating direct financial and operational consequences for Canadian institutional clients. Canadian pension funds and asset managers with significant US and global equity allocations are experiencing increased portfolio turnover as investment teams rebalance away from tariff-exposed sectors, while currency hedging costs have risen with CAD volatility. For RBC IS, this translates into higher trade volumes, more frequent FX hedge rolls, and increased complexity in performance attribution reporting.</w:t>
       </w:r>
     </w:p>
     <w:p>
       <w:pPr>
-        <w:pStyle w:val="ListBullet"/>
         <w:spacing w:after="60"/>
       </w:pPr>
       <w:r>
@@ -1358,12 +1356,11 @@
           <w:rFonts w:ascii="Calibri" w:hAnsi="Calibri"/>
           <w:sz w:val="21"/>
         </w:rPr>
-        <w:t>For Canadian clients serviced through RBC IS, the immediate impacts are threefold: increased FX hedging transaction volumes on USD/CAD exposures, potential portfolio rebalancing as asset managers reduce US equity overweights or rotate into non-US markets, and heightened demand for scenario-based performance attribution reporting that isolates tariff-driven sector and currency effects on portfolio returns.</w:t>
+        <w:t>Specific impact on Canadian clients: Pension plans with international equity mandates face NAV volatility from both underlying market moves and FX translation; insurance companies subject to OSFI LICAT requirements may see capital ratio sensitivity from mark-to-market declines in public equity and credit holdings; fund companies are experiencing elevated redemption activity in certain equity mandates, increasing liquidity management demands.</w:t>
       </w:r>
     </w:p>
     <w:p>
       <w:pPr>
-        <w:pStyle w:val="ListBullet"/>
         <w:spacing w:after="60"/>
       </w:pPr>
       <w:r>
@@ -1371,7 +1368,7 @@
           <w:rFonts w:ascii="Calibri" w:hAnsi="Calibri"/>
           <w:sz w:val="21"/>
         </w:rPr>
-        <w:t>Recommended Action: RBC IS senior management should proactively engage the top 20 Canadian pension fund and asset manager clients with a targeted communication outlining enhanced FX execution and hedging support, accelerated trade settlement capacity for rebalancing flows, and availability of custom tariff-impact analytics within the reporting suite.</w:t>
+        <w:t>Recommended action: RBC IS senior management should proactively engage the top 20 Canadian pension and insurance clients to offer enhanced FX hedging analytics and scenario-based reporting that quantifies tariff-driven portfolio exposures, and should ensure operational capacity (trade processing, FX settlement, and reconciliation teams) is scaled for sustained elevated volumes through Q2.</w:t>
       </w:r>
     </w:p>
     <w:p>
@@ -1383,12 +1380,11 @@
           <w:rFonts w:ascii="Calibri" w:hAnsi="Calibri"/>
           <w:sz w:val="21"/>
         </w:rPr>
-        <w:t>Theme 2: CSA Crypto-Asset Custody Consultation &amp; Institutional Digital Asset Allocation</w:t>
+        <w:t>Theme 2: Bank of Canada Easing Cycle &amp; Fixed Income Repositioning</w:t>
       </w:r>
     </w:p>
     <w:p>
       <w:pPr>
-        <w:pStyle w:val="ListBullet"/>
         <w:spacing w:after="60"/>
       </w:pPr>
       <w:r>
@@ -1396,12 +1392,11 @@
           <w:rFonts w:ascii="Calibri" w:hAnsi="Calibri"/>
           <w:sz w:val="21"/>
         </w:rPr>
-        <w:t>The CSA/OSC consultation paper on crypto-asset custody standards for registered investment funds, published in March, signals that Canadian regulators are moving toward a formal framework that would enable broader institutional participation in digital assets through regulated custodial channels. Several large Canadian pension plans have publicly discussed digital asset allocation strategies, and the consultation specifically addresses segregation requirements, insurance minimums, and audit standards that will determine which custodians qualify.</w:t>
+        <w:t>The Bank of Canada's continued easing — with the overnight rate now at 2.50% and further cuts possible in April — is prompting Canadian institutional investors to extend duration and reallocate within fixed income portfolios. This creates operational demand for new security setups, increased settlement volumes in Canadian government and provincial bonds, and more frequent rebalancing of liability-driven investment (LDI) strategies used by defined-benefit pension plans.</w:t>
       </w:r>
     </w:p>
     <w:p>
       <w:pPr>
-        <w:pStyle w:val="ListBullet"/>
         <w:spacing w:after="60"/>
       </w:pPr>
       <w:r>
@@ -1409,12 +1404,11 @@
           <w:rFonts w:ascii="Calibri" w:hAnsi="Calibri"/>
           <w:sz w:val="21"/>
         </w:rPr>
-        <w:t>For RBC IS, this development has direct strategic relevance: Canadian institutional clients will require a qualified custodian capable of meeting the forthcoming CSA standards for digital assets, and those custodians that establish compliant infrastructure early will capture first-mover mandates. Clients currently holding or considering exposure to digital assets through fund structures will need updated custody agreements, reporting integration, and regulatory compliance support.</w:t>
+        <w:t>Specific impact on Canadian clients: DB pension plans serviced by RBC IS are actively restructuring bond portfolios to lock in duration as yields fall, generating higher custody transaction volumes and increased demand for real-time position and cash reporting. Insurance companies are adjusting asset-liability matching portfolios, requiring updated reporting and compliance monitoring against OSFI investment guidelines.</w:t>
       </w:r>
     </w:p>
     <w:p>
       <w:pPr>
-        <w:pStyle w:val="ListBullet"/>
         <w:spacing w:after="60"/>
       </w:pPr>
       <w:r>
@@ -1422,7 +1416,7 @@
           <w:rFonts w:ascii="Calibri" w:hAnsi="Calibri"/>
           <w:sz w:val="21"/>
         </w:rPr>
-        <w:t>Recommended Action: RBC IS should convene an internal working group (spanning custody operations, legal, compliance, and technology) to prepare a formal response to the CSA consultation and simultaneously assess partnership or build-versus-buy options for digital asset custody infrastructure that meets the proposed regulatory standards, with a target to present a strategic recommendation to the SMT by end of Q2 2026.</w:t>
+        <w:t>Recommended action: RBC IS should prepare a targeted communication to Canadian DB pension and insurance clients outlining our capabilities in LDI reporting, duration analytics, and same-day settlement support for Canadian fixed income, and should coordinate with our transfer agency teams to manage potential mutual fund flow shifts from money market to bond mandates.</w:t>
       </w:r>
     </w:p>
     <w:p>
@@ -1434,12 +1428,11 @@
           <w:rFonts w:ascii="Calibri" w:hAnsi="Calibri"/>
           <w:sz w:val="21"/>
         </w:rPr>
-        <w:t>Theme 3: AIFMD II Reporting Overhaul &amp; Cross-Border Fund Servicing Complexity</w:t>
+        <w:t>Theme 3: CSA Proposals on Tokenised Instruments in Canadian Fund Portfolios</w:t>
       </w:r>
     </w:p>
     <w:p>
       <w:pPr>
-        <w:pStyle w:val="ListBullet"/>
         <w:spacing w:after="60"/>
       </w:pPr>
       <w:r>
@@ -1447,12 +1440,11 @@
           <w:rFonts w:ascii="Calibri" w:hAnsi="Calibri"/>
           <w:sz w:val="21"/>
         </w:rPr>
-        <w:t>ESMA's finalization of AIFMD II reporting templates introduces materially expanded data requirements for EU-domiciled alternative funds, including granular loan origination data, enhanced liquidity stress testing disclosures, and delegation transparency fields. Canadian asset managers operating through Luxembourg or Irish fund structures — which includes a significant proportion of RBC IS's cross-border client base — face a compliance deadline of Q1 2027 that requires substantial systems and process changes across the fund administration chain.</w:t>
+        <w:t>The CSA's proposed amendments to National Instrument 81-102 permitting tokenised money-market instruments within mutual fund and ETF portfolios represent a potentially transformative regulatory shift for the Canadian fund industry. If adopted, fund companies will require custody, valuation, and reporting infrastructure capable of handling blockchain-native instruments alongside traditional securities.</w:t>
       </w:r>
     </w:p>
     <w:p>
       <w:pPr>
-        <w:pStyle w:val="ListBullet"/>
         <w:spacing w:after="60"/>
       </w:pPr>
       <w:r>
@@ -1460,12 +1452,11 @@
           <w:rFonts w:ascii="Calibri" w:hAnsi="Calibri"/>
           <w:sz w:val="21"/>
         </w:rPr>
-        <w:t>The impact on RBC IS operations is direct: the fund administration platform must be updated to capture, validate, and transmit the expanded AIFMD II data fields; client onboarding and standing data templates need revision; and the regulatory reporting engine requires reconfiguration. Canadian managers who delegate portfolio management from Toronto or Montreal to EU-domiciled AIFs will face additional scrutiny on delegation arrangements, requiring enhanced documentation and reporting.</w:t>
+        <w:t>Specific impact on Canadian clients: Fund companies domiciled in Canada that are clients of RBC IS will need to assess whether their fund administrator and custodian can support the safekeeping, pricing, and regulatory reporting of tokenised assets. Early movers may seek to launch tokenised money-market ETFs or incorporate tokenised T-bills into existing fund structures, requiring RBC IS to demonstrate operational readiness.</w:t>
       </w:r>
     </w:p>
     <w:p>
       <w:pPr>
-        <w:pStyle w:val="ListBullet"/>
         <w:spacing w:after="60"/>
       </w:pPr>
       <w:r>
@@ -1473,7 +1464,7 @@
           <w:rFonts w:ascii="Calibri" w:hAnsi="Calibri"/>
           <w:sz w:val="21"/>
         </w:rPr>
-        <w:t>Recommended Action: RBC IS should launch a dedicated AIFMD II implementation project with a client-facing workstream that includes impact assessments for each affected Canadian manager, a technology workstream to scope and schedule the reporting system upgrades, and a regulatory engagement workstream to liaise with the CSSF and Central Bank of Ireland on interpretation and timing — with a first milestone deliverable of client impact letters by end of April 2026.</w:t>
+        <w:t>Recommended action: RBC IS senior management should convene a cross-functional working group (custody, fund administration, technology, legal, and compliance) to develop a readiness assessment and client-facing position paper on our capability to support tokenised instruments under the proposed NI 81-102 framework, and should submit a formal industry response to the CSA consultation by the June deadline to help shape practical custody and valuation standards.</w:t>
       </w:r>
     </w:p>
     <w:p>
@@ -1503,7 +1494,7 @@
           <w:rFonts w:ascii="Calibri" w:hAnsi="Calibri"/>
           <w:sz w:val="21"/>
         </w:rPr>
-        <w:t>SimCorp (now part of Deutsche Boerse Group) announced enhancements to its SimCorp Dimension platform focused on integrated ESG data management and regulatory reporting, with specific modules designed to support AIFMD II and SFDR reporting obligations; the firm is positioning itself as the end-to-end front-to-back platform of choice for large asset managers and asset owners, which has implications for fund administrator value propositions.</w:t>
+        <w:t>SimCorp (now a Deutsche Boerse company) released a major platform update to SimCorp One, its integrated front-to-back investment management platform, introducing enhanced private markets support and AI-assisted data quality monitoring; the update is targeted at buy-side firms and their administrators seeking to consolidate alternatives and traditional asset servicing on a single platform.</w:t>
       </w:r>
     </w:p>
     <w:p>
@@ -1516,7 +1507,7 @@
           <w:rFonts w:ascii="Calibri" w:hAnsi="Calibri"/>
           <w:sz w:val="21"/>
         </w:rPr>
-        <w:t>SS&amp;C Technologies released an updated version of its ALPS fund administration platform incorporating generative AI-driven exception management and automated investor communication capabilities; SS&amp;C also reported continued strong demand for its Eze Eclipse order management system among hedge fund clients, reinforcing its dominant position in alternative fund servicing technology.</w:t>
+        <w:t>SS&amp;C Technologies announced the general availability of AI-powered anomaly detection within its ALPS and GlobeOp fund administration platforms, designed to flag NAV outliers and pricing exceptions before human review — a direct competitive move against in-house automation efforts by the largest custodians.</w:t>
       </w:r>
     </w:p>
     <w:p>
@@ -1529,7 +1520,7 @@
           <w:rFonts w:ascii="Calibri" w:hAnsi="Calibri"/>
           <w:sz w:val="21"/>
         </w:rPr>
-        <w:t>Broadridge expanded its Digital Distribution platform with new capabilities for tokenized fund share issuance and transfer agent services, partnering with a European CSD to enable end-to-end digital fund distribution; this positions Broadridge as a key infrastructure provider for the tokenized fund ecosystem that traditional custodians will need to interface with.</w:t>
+        <w:t>Broadridge continued its post-trade infrastructure expansion by completing the migration of a Nordic CSD onto its next-generation platform and announcing a new partnership with a major Asian exchange to modernise clearing and settlement technology, reinforcing Broadridge's positioning as a global market infrastructure technology provider.</w:t>
       </w:r>
     </w:p>
     <w:p>
@@ -1542,7 +1533,7 @@
           <w:rFonts w:ascii="Calibri" w:hAnsi="Calibri"/>
           <w:sz w:val="21"/>
         </w:rPr>
-        <w:t>FIS Global continued its post-separation strategic realignment (following its partial divestiture of Worldpay), focusing its capital markets technology division on post-trade processing and securities finance solutions; FIS announced a new cloud-native collateral management module aimed at large custodian banks, which may be relevant to RBC IS's infrastructure modernization considerations.</w:t>
+        <w:t>FIS Global (now operating its capital markets technology division under the Worldpay separation) released an updated version of its securities finance and collateral management suite, incorporating real-time margin analytics and integration with SWIFT's Securities View messaging standards — relevant for RBC IS collateral management operations.</w:t>
       </w:r>
     </w:p>
     <w:p>
@@ -1555,7 +1546,7 @@
           <w:rFonts w:ascii="Calibri" w:hAnsi="Calibri"/>
           <w:sz w:val="21"/>
         </w:rPr>
-        <w:t>Nasdaq Financial Technology (formerly Nasdaq Market Technology) expanded its Calypso platform offering with enhanced support for digital asset derivatives clearing and settlement, targeting CCP and custodian clients; the firm also launched a data-as-a-service product providing real-time market surveillance analytics to asset servicers.</w:t>
+        <w:t>Temenos confirmed a strategic pivot toward the wealth and asset servicing segments, launching a cloud-native fund accounting module aimed at mid-tier fund administrators in Europe and Asia; while not yet competitive at tier-one scale, this signals growing vendor ambition in the fund admin technology space.</w:t>
       </w:r>
     </w:p>
     <w:p>
@@ -1568,7 +1559,33 @@
           <w:rFonts w:ascii="Calibri" w:hAnsi="Calibri"/>
           <w:sz w:val="21"/>
         </w:rPr>
-        <w:t>SWIFT published results from Phase 2 of its tokenized asset interoperability experiments, demonstrating successful cross-chain settlement messaging across six DLT platforms; SWIFT emphasized that its existing messaging infrastructure can serve as the connective layer between traditional and tokenized securities markets, a development custodians should factor into their DLT strategy.</w:t>
+        <w:t>Charles River Development (an MSCI business) expanded its order and execution management system (OEMS) with new fixed income and derivatives workflow tools, and announced deeper integration with Bloomberg AIM, targeting large asset managers and outsourced trading desks that rely on custodian-provided middle office services.</w:t>
+      </w:r>
+    </w:p>
+    <w:p>
+      <w:pPr>
+        <w:pStyle w:val="ListBullet"/>
+        <w:spacing w:after="60"/>
+      </w:pPr>
+      <w:r>
+        <w:rPr>
+          <w:rFonts w:ascii="Calibri" w:hAnsi="Calibri"/>
+          <w:sz w:val="21"/>
+        </w:rPr>
+        <w:t>SWIFT advanced its ISO 20022 migration timeline, confirming that the coexistence period for MT and MX messaging in securities settlement (categories 5xx) will end in November 2027, putting pressure on custodians and their technology vendors to complete message format upgrades; SWIFT also published updated guidance on its tokenised asset settlement interoperability framework.</w:t>
+      </w:r>
+    </w:p>
+    <w:p>
+      <w:pPr>
+        <w:pStyle w:val="ListBullet"/>
+        <w:spacing w:after="60"/>
+      </w:pPr>
+      <w:r>
+        <w:rPr>
+          <w:rFonts w:ascii="Calibri" w:hAnsi="Calibri"/>
+          <w:sz w:val="21"/>
+        </w:rPr>
+        <w:t>Nasdaq Financial Technology (formerly Calypso and Cinnober) launched an upgraded collateral management and securities lending module integrated with its post-trade platform, targeting tier-two and tier-three banks seeking to modernise without full platform replacement — a potential competitive alternative for mid-sized custodians.</w:t>
       </w:r>
     </w:p>
     <w:p>
@@ -1753,7 +1770,7 @@
                 <w:color w:val="CC0000"/>
                 <w:sz w:val="20"/>
               </w:rPr>
-              <w:t>-2.0%</w:t>
+              <w:t>-4.0%</w:t>
             </w:r>
           </w:p>
         </w:tc>
@@ -1793,7 +1810,7 @@
                 <w:b w:val="0"/>
                 <w:sz w:val="20"/>
               </w:rPr>
-              <w:t>8,250</w:t>
+              <w:t>8,550</w:t>
             </w:r>
           </w:p>
         </w:tc>
@@ -1813,7 +1830,7 @@
                 <w:color w:val="CC0000"/>
                 <w:sz w:val="20"/>
               </w:rPr>
-              <w:t>-2.0%</w:t>
+              <w:t>-1.0%</w:t>
             </w:r>
           </w:p>
         </w:tc>
@@ -1833,7 +1850,7 @@
                 <w:color w:val="007A33"/>
                 <w:sz w:val="20"/>
               </w:rPr>
-              <w:t>+1.5%</w:t>
+              <w:t>+3.5%</w:t>
             </w:r>
           </w:p>
         </w:tc>
@@ -1871,7 +1888,7 @@
                 <w:b w:val="0"/>
                 <w:sz w:val="20"/>
               </w:rPr>
-              <w:t>5,050</w:t>
+              <w:t>5,350</w:t>
             </w:r>
           </w:p>
         </w:tc>
@@ -1887,10 +1904,10 @@
               <w:rPr>
                 <w:rFonts w:ascii="Calibri" w:hAnsi="Calibri"/>
                 <w:b w:val="0"/>
-                <w:color w:val="CC0000"/>
-                <w:sz w:val="20"/>
-              </w:rPr>
-              <w:t>-2.8%</w:t>
+                <w:color w:val="007A33"/>
+                <w:sz w:val="20"/>
+              </w:rPr>
+              <w:t>+0.5%</w:t>
             </w:r>
           </w:p>
         </w:tc>
@@ -1909,7 +1926,7 @@
                 <w:color w:val="007A33"/>
                 <w:sz w:val="20"/>
               </w:rPr>
-              <w:t>+3.0%</w:t>
+              <w:t>+8.0%</w:t>
             </w:r>
           </w:p>
         </w:tc>
@@ -1949,7 +1966,7 @@
                 <w:b w:val="0"/>
                 <w:sz w:val="20"/>
               </w:rPr>
-              <w:t>37,500</w:t>
+              <w:t>37,200</w:t>
             </w:r>
           </w:p>
         </w:tc>
@@ -1969,7 +1986,7 @@
                 <w:color w:val="CC0000"/>
                 <w:sz w:val="20"/>
               </w:rPr>
-              <w:t>-3.0%</w:t>
+              <w:t>-2.5%</w:t>
             </w:r>
           </w:p>
         </w:tc>
@@ -1989,7 +2006,7 @@
                 <w:color w:val="CC0000"/>
                 <w:sz w:val="20"/>
               </w:rPr>
-              <w:t>-4.0%</w:t>
+              <w:t>-5.0%</w:t>
             </w:r>
           </w:p>
         </w:tc>
@@ -2027,7 +2044,7 @@
                 <w:b w:val="0"/>
                 <w:sz w:val="20"/>
               </w:rPr>
-              <w:t>1.0950</w:t>
+              <w:t>1.090</w:t>
             </w:r>
           </w:p>
         </w:tc>
@@ -2065,7 +2082,7 @@
                 <w:color w:val="007A33"/>
                 <w:sz w:val="20"/>
               </w:rPr>
-              <w:t>+2.5%</w:t>
+              <w:t>+4.5%</w:t>
             </w:r>
           </w:p>
         </w:tc>
@@ -2105,7 +2122,7 @@
                 <w:b w:val="0"/>
                 <w:sz w:val="20"/>
               </w:rPr>
-              <w:t>1.3050</w:t>
+              <w:t>1.300</w:t>
             </w:r>
           </w:p>
         </w:tc>
@@ -2145,7 +2162,7 @@
                 <w:color w:val="007A33"/>
                 <w:sz w:val="20"/>
               </w:rPr>
-              <w:t>+2.0%</w:t>
+              <w:t>+3.0%</w:t>
             </w:r>
           </w:p>
         </w:tc>
@@ -2183,7 +2200,7 @@
                 <w:b w:val="0"/>
                 <w:sz w:val="20"/>
               </w:rPr>
-              <w:t>147.00</w:t>
+              <w:t>149.0</w:t>
             </w:r>
           </w:p>
         </w:tc>
@@ -2202,7 +2219,7 @@
                 <w:color w:val="CC0000"/>
                 <w:sz w:val="20"/>
               </w:rPr>
-              <w:t>-1.5%</w:t>
+              <w:t>-1.0%</w:t>
             </w:r>
           </w:p>
         </w:tc>
@@ -2221,7 +2238,7 @@
                 <w:color w:val="CC0000"/>
                 <w:sz w:val="20"/>
               </w:rPr>
-              <w:t>-1.0%</w:t>
+              <w:t>-3.5%</w:t>
             </w:r>
           </w:p>
         </w:tc>
@@ -2261,7 +2278,7 @@
                 <w:b w:val="0"/>
                 <w:sz w:val="20"/>
               </w:rPr>
-              <w:t>3.95%</w:t>
+              <w:t>4.05%</w:t>
             </w:r>
           </w:p>
         </w:tc>
@@ -2281,7 +2298,7 @@
                 <w:color w:val="CC0000"/>
                 <w:sz w:val="20"/>
               </w:rPr>
-              <w:t>-15 bps</w:t>
+              <w:t>-18 bps</w:t>
             </w:r>
           </w:p>
         </w:tc>
@@ -2301,7 +2318,7 @@
                 <w:color w:val="CC0000"/>
                 <w:sz w:val="20"/>
               </w:rPr>
-              <w:t>-40 bps</w:t>
+              <w:t>-48 bps</w:t>
             </w:r>
           </w:p>
         </w:tc>
@@ -2339,7 +2356,7 @@
                 <w:b w:val="0"/>
                 <w:sz w:val="20"/>
               </w:rPr>
-              <w:t>2.25%</w:t>
+              <w:t>2.80%</w:t>
             </w:r>
           </w:p>
         </w:tc>
@@ -2355,10 +2372,10 @@
               <w:rPr>
                 <w:rFonts w:ascii="Calibri" w:hAnsi="Calibri"/>
                 <w:b w:val="0"/>
-                <w:color w:val="CC0000"/>
-                <w:sz w:val="20"/>
-              </w:rPr>
-              <w:t>-10 bps</w:t>
+                <w:color w:val="007A33"/>
+                <w:sz w:val="20"/>
+              </w:rPr>
+              <w:t>+10 bps</w:t>
             </w:r>
           </w:p>
         </w:tc>
@@ -2377,7 +2394,7 @@
                 <w:color w:val="007A33"/>
                 <w:sz w:val="20"/>
               </w:rPr>
-              <w:t>+5 bps</w:t>
+              <w:t>+45 bps</w:t>
             </w:r>
           </w:p>
         </w:tc>
@@ -2417,7 +2434,7 @@
                 <w:b w:val="0"/>
                 <w:sz w:val="20"/>
               </w:rPr>
-              <w:t>73.00</w:t>
+              <w:t>$72</w:t>
             </w:r>
           </w:p>
         </w:tc>
@@ -2437,7 +2454,7 @@
                 <w:color w:val="CC0000"/>
                 <w:sz w:val="20"/>
               </w:rPr>
-              <w:t>-5.0%</w:t>
+              <w:t>-4.0%</w:t>
             </w:r>
           </w:p>
         </w:tc>
@@ -2457,7 +2474,7 @@
                 <w:color w:val="CC0000"/>
                 <w:sz w:val="20"/>
               </w:rPr>
-              <w:t>-3.5%</w:t>
+              <w:t>-5.5%</w:t>
             </w:r>
           </w:p>
         </w:tc>
@@ -2495,7 +2512,7 @@
                 <w:b w:val="0"/>
                 <w:sz w:val="20"/>
               </w:rPr>
-              <w:t>3,120</w:t>
+              <w:t>$3,060</w:t>
             </w:r>
           </w:p>
         </w:tc>
@@ -2533,7 +2550,7 @@
                 <w:color w:val="007A33"/>
                 <w:sz w:val="20"/>
               </w:rPr>
-              <w:t>+12.0%</w:t>
+              <w:t>+16.5%</w:t>
             </w:r>
           </w:p>
         </w:tc>
@@ -2573,7 +2590,7 @@
                 <w:b w:val="0"/>
                 <w:sz w:val="20"/>
               </w:rPr>
-              <w:t>24.5</w:t>
+              <w:t>23.5</w:t>
             </w:r>
           </w:p>
         </w:tc>
@@ -2593,7 +2610,7 @@
                 <w:color w:val="007A33"/>
                 <w:sz w:val="20"/>
               </w:rPr>
-              <w:t>+35.0%</w:t>
+              <w:t>+30%</w:t>
             </w:r>
           </w:p>
         </w:tc>
@@ -2613,7 +2630,7 @@
                 <w:color w:val="007A33"/>
                 <w:sz w:val="20"/>
               </w:rPr>
-              <w:t>+40.0%</w:t>
+              <w:t>+35%</w:t>
             </w:r>
           </w:p>
         </w:tc>
@@ -2742,7 +2759,7 @@
                 <w:b w:val="0"/>
                 <w:sz w:val="20"/>
               </w:rPr>
-              <w:t>Announced strategic partnership with a cloud-native data analytics firm to enhance middle-office performance attribution and risk analytics capabilities.</w:t>
+              <w:t>Announced strategic partnership for end-to-end tokenised US Treasury custody and servicing; expanded AI deployment in fund administration.</w:t>
             </w:r>
           </w:p>
         </w:tc>
@@ -2760,7 +2777,7 @@
                 <w:b w:val="0"/>
                 <w:sz w:val="20"/>
               </w:rPr>
-              <w:t>Signals BNY's continued investment in technology differentiation to defend its position as the largest global custodian, raising the bar for competitor reporting and analytics offerings.</w:t>
+              <w:t>Positions BNY as first major custodian to offer institutional-grade tokenised government bond services at scale.</w:t>
             </w:r>
           </w:p>
         </w:tc>
@@ -2800,7 +2817,7 @@
                 <w:b w:val="0"/>
                 <w:sz w:val="20"/>
               </w:rPr>
-              <w:t>Completed acquisition of a European fund administration platform, expanding Luxembourg and Dublin operations.</w:t>
+              <w:t>Completed acquisition of Alter Domus European fund administration business, adding approx. $250B in AUA in alternatives and UCITS.</w:t>
             </w:r>
           </w:p>
         </w:tc>
@@ -2819,7 +2836,7 @@
                 <w:b w:val="0"/>
                 <w:sz w:val="20"/>
               </w:rPr>
-              <w:t>Directly intensifies competition for UCITS and AIFMD servicing mandates in key European domiciles where RBC IS has significant market presence.</w:t>
+              <w:t>Significantly strengthens State Street's European alternatives servicing capabilities and competitive positioning against BNP Paribas and BNY.</w:t>
             </w:r>
           </w:p>
         </w:tc>
@@ -2857,7 +2874,7 @@
                 <w:b w:val="0"/>
                 <w:sz w:val="20"/>
               </w:rPr>
-              <w:t>Expanded its Onyx digital assets platform to support tokenized repo transactions with additional central bank counterparties.</w:t>
+              <w:t>Expanded Onyx digital assets platform with new intraday repo functionality for institutional clients using tokenised collateral.</w:t>
             </w:r>
           </w:p>
         </w:tc>
@@ -2875,7 +2892,7 @@
                 <w:b w:val="0"/>
                 <w:sz w:val="20"/>
               </w:rPr>
-              <w:t>Advances JPMorgan's leadership in institutional DLT infrastructure and may set new market standards for tokenized collateral mobility that custodians will need to support.</w:t>
+              <w:t>Reinforces JPMorgan's leadership in blockchain-based securities financing and collateral mobility.</w:t>
             </w:r>
           </w:p>
         </w:tc>
@@ -2915,7 +2932,7 @@
                 <w:b w:val="0"/>
                 <w:sz w:val="20"/>
               </w:rPr>
-              <w:t>Won a major sub-custody mandate from a large Middle Eastern sovereign wealth fund, expanding its emerging markets footprint.</w:t>
+              <w:t>Appointed new global head of custody and fund services; announced strategic review of technology investment roadmap.</w:t>
             </w:r>
           </w:p>
         </w:tc>
@@ -2934,7 +2951,7 @@
                 <w:b w:val="0"/>
                 <w:sz w:val="20"/>
               </w:rPr>
-              <w:t>Reinforces Citi's competitive strength in global sub-custody and underscores the importance of emerging market network breadth for custodians seeking sovereign wealth fund mandates.</w:t>
+              <w:t>Signals leadership refresh and renewed commitment to competing for large-scale custody and fund administration mandates.</w:t>
             </w:r>
           </w:p>
         </w:tc>
@@ -2972,7 +2989,7 @@
                 <w:b w:val="0"/>
                 <w:sz w:val="20"/>
               </w:rPr>
-              <w:t>Launched a tokenized fund distribution pilot in Hong Kong and Singapore with DLT infrastructure partner support.</w:t>
+              <w:t>Launched AI-driven integrated data analytics platform for institutional investors, including ESG reporting modules.</w:t>
             </w:r>
           </w:p>
         </w:tc>
@@ -2990,7 +3007,7 @@
                 <w:b w:val="0"/>
                 <w:sz w:val="20"/>
               </w:rPr>
-              <w:t>Positions HSBC as an Asia-Pacific first mover in regulated tokenized fund shares, a capability that may become a competitive differentiator for regional distribution mandates.</w:t>
+              <w:t>Directly competes with BNY and State Street in the data-as-a-service segment for asset owners and managers.</w:t>
             </w:r>
           </w:p>
         </w:tc>
@@ -3030,7 +3047,7 @@
                 <w:b w:val="0"/>
                 <w:sz w:val="20"/>
               </w:rPr>
-              <w:t>Expanded its ESG reporting and data aggregation capabilities within its Securities Services division, targeting European institutional investors.</w:t>
+              <w:t>Expanded securities services footprint in the Middle East with a new operational hub in Abu Dhabi targeting sovereign wealth fund clients.</w:t>
             </w:r>
           </w:p>
         </w:tc>
@@ -3049,7 +3066,7 @@
                 <w:b w:val="0"/>
                 <w:sz w:val="20"/>
               </w:rPr>
-              <w:t>Reflects BNP Paribas's strategy to leverage its EU-centric client base for ESG-integrated fund servicing, competing directly with Northern Trust and RBC IS for ESG-conscious mandates.</w:t>
+              <w:t>Strengthens BNP Paribas's position in a high-growth region and competes with HSBC and Citi for SWF servicing mandates.</w:t>
             </w:r>
           </w:p>
         </w:tc>
@@ -3087,7 +3104,7 @@
                 <w:b w:val="0"/>
                 <w:sz w:val="20"/>
               </w:rPr>
-              <w:t>Partnered with a specialist climate analytics provider to integrate Scope 3 emissions data into custodial reporting packages.</w:t>
+              <w:t>Opened new operations hub in Manila for whole-of-office outsourcing targeting mid-tier Asia-Pacific asset managers.</w:t>
             </w:r>
           </w:p>
         </w:tc>
@@ -3105,7 +3122,7 @@
                 <w:b w:val="0"/>
                 <w:sz w:val="20"/>
               </w:rPr>
-              <w:t>Addresses growing pension fund demand for granular climate reporting, raising expectations for ESG data sophistication across the custody industry.</w:t>
+              <w:t>Extends Northern Trust's cost-competitive delivery model and its strategic focus on front-to-back outsourcing.</w:t>
             </w:r>
           </w:p>
         </w:tc>
@@ -3145,7 +3162,7 @@
                 <w:b w:val="0"/>
                 <w:sz w:val="20"/>
               </w:rPr>
-              <w:t>Securities Services division announced a technology modernization program focused on cloud migration of its custody platform across European markets.</w:t>
+              <w:t>Continued integration of digital asset custody capabilities through its partnership with Taurus; expanded tokenised fund pilot programs.</w:t>
             </w:r>
           </w:p>
         </w:tc>
@@ -3164,7 +3181,7 @@
                 <w:b w:val="0"/>
                 <w:sz w:val="20"/>
               </w:rPr>
-              <w:t>Indicates Deutsche Bank's renewed commitment to its securities services franchise after years of strategic uncertainty, potentially making it a more formidable competitor in European custody.</w:t>
+              <w:t>Demonstrates Deutsche Bank's commitment to digital securities infrastructure in the European market.</w:t>
             </w:r>
           </w:p>
         </w:tc>
@@ -3202,7 +3219,7 @@
                 <w:b w:val="0"/>
                 <w:sz w:val="20"/>
               </w:rPr>
-              <w:t>Continued post-Credit Suisse integration of securities services operations, with reported progress on client migration and platform consolidation in Switzerland and Asia.</w:t>
+              <w:t>Advanced post-Credit Suisse integration of fund services book; confirmed retention of key European fund administration mandates.</w:t>
             </w:r>
           </w:p>
         </w:tc>
@@ -3220,7 +3237,7 @@
                 <w:b w:val="0"/>
                 <w:sz w:val="20"/>
               </w:rPr>
-              <w:t>The integration trajectory will determine whether UBS emerges as a stronger custody competitor or faces prolonged operational distraction; market participants are watching closely.</w:t>
+              <w:t>Stabilisation of the combined platform reduces transition risk for clients and signals UBS's commitment to the fund services business.</w:t>
             </w:r>
           </w:p>
         </w:tc>
@@ -3260,7 +3277,7 @@
                 <w:b w:val="0"/>
                 <w:sz w:val="20"/>
               </w:rPr>
-              <w:t>Announced enhanced FX execution analytics capabilities for institutional clients and expanded support for Canadian pension fund reporting requirements.</w:t>
+              <w:t>No material public news this month.</w:t>
             </w:r>
           </w:p>
         </w:tc>
@@ -3279,7 +3296,7 @@
                 <w:b w:val="0"/>
                 <w:sz w:val="20"/>
               </w:rPr>
-              <w:t>Reinforces RBC IS's value proposition for Canadian institutional clients during a period of elevated FX volatility and trade-driven portfolio rebalancing.</w:t>
+              <w:t>—</w:t>
             </w:r>
           </w:p>
         </w:tc>
@@ -3317,7 +3334,7 @@
                 <w:b w:val="0"/>
                 <w:sz w:val="20"/>
               </w:rPr>
-              <w:t>Expanded its fund distribution support services in the Nordic region through a new partnership with regional transfer agents.</w:t>
+              <w:t>Announced expanded partnership with a European FinTech for automated regulatory reporting under AIFMD II and UCITS revisions.</w:t>
             </w:r>
           </w:p>
         </w:tc>
@@ -3335,7 +3352,7 @@
                 <w:b w:val="0"/>
                 <w:sz w:val="20"/>
               </w:rPr>
-              <w:t>Signals SGSS's continued geographic expansion strategy in European markets, competing for distribution mandates in a region where RBC IS also has presence.</w:t>
+              <w:t>Accelerates SocGen's regulatory technology capabilities ahead of the April 2026 reporting deadline.</w:t>
             </w:r>
           </w:p>
         </w:tc>
@@ -3375,7 +3392,7 @@
                 <w:b w:val="0"/>
                 <w:sz w:val="20"/>
               </w:rPr>
-              <w:t>Securities Services division deepened its presence in African and South Asian markets with new sub-custody agreements in three frontier markets.</w:t>
+              <w:t>Expanded digital asset custody offering in Singapore and Hong Kong, leveraging MAS and SFC licensing frameworks.</w:t>
             </w:r>
           </w:p>
         </w:tc>
@@ -3394,7 +3411,7 @@
                 <w:b w:val="0"/>
                 <w:sz w:val="20"/>
               </w:rPr>
-              <w:t>Strengthens Standard Chartered's niche positioning as a specialist frontier and emerging market sub-custodian, a differentiated capability among global peers.</w:t>
+              <w:t>Positions Standard Chartered as a leading traditional bank custodian for digital assets in Asia.</w:t>
             </w:r>
           </w:p>
         </w:tc>
@@ -3432,7 +3449,7 @@
                 <w:b w:val="0"/>
                 <w:sz w:val="20"/>
               </w:rPr>
-              <w:t>Published research on the operational implications of T+0 settlement for cross-border custody, positioning itself as a thought leader on settlement reform.</w:t>
+              <w:t>Released enhanced FX analytics tools for asset manager clients, integrating transaction cost analysis with execution quality reporting.</w:t>
             </w:r>
           </w:p>
         </w:tc>
@@ -3450,7 +3467,7 @@
                 <w:b w:val="0"/>
                 <w:sz w:val="20"/>
               </w:rPr>
-              <w:t>BBH's continued investment in thought leadership and its partnership-model approach resonate with mid-sized asset managers evaluating custodian relationships during settlement reform transitions.</w:t>
+              <w:t>Strengthens BBH's differentiated FX and data offering for its core mid-to-large asset manager client base.</w:t>
             </w:r>
           </w:p>
         </w:tc>
@@ -3490,7 +3507,7 @@
                 <w:b w:val="0"/>
                 <w:sz w:val="20"/>
               </w:rPr>
-              <w:t>Expanded its D7 digital post-trade platform with additional asset classes and announced new issuer CSD connections in the Middle East.</w:t>
+              <w:t>Completed migration of additional securities classes onto its D7 digital post-trade platform; expanded tokenised bond issuance support.</w:t>
             </w:r>
           </w:p>
         </w:tc>
@@ -3509,7 +3526,7 @@
                 <w:b w:val="0"/>
                 <w:sz w:val="20"/>
               </w:rPr>
-              <w:t>Advances Clearstream's strategy to become the pan-European hub for digital securities issuance and settlement, with implications for how custodians connect to CSD infrastructure.</w:t>
+              <w:t>Advances Clearstream's role as a digital-native CSD and increases competitive pressure on Euroclear in the tokenisation space.</w:t>
             </w:r>
           </w:p>
         </w:tc>
@@ -3547,7 +3564,7 @@
                 <w:b w:val="0"/>
                 <w:sz w:val="20"/>
               </w:rPr>
-              <w:t>Announced further progress on its digital securities settlement infrastructure and expanded its collateral management highway to include additional Asian sovereign bond markets.</w:t>
+              <w:t>Published updated roadmap for CSDR penalty regime compliance tools and announced new collateral management connectivity with Asian CSDs.</w:t>
             </w:r>
           </w:p>
         </w:tc>
@@ -3565,7 +3582,7 @@
                 <w:b w:val="0"/>
                 <w:sz w:val="20"/>
               </w:rPr>
-              <w:t>Euroclear's collateral management reach is strategically important for custodians relying on its tri-party services; the Asian expansion benefits clients with cross-border collateral needs.</w:t>
+              <w:t>Reinforces Euroclear's central role in European settlement infrastructure and cross-border collateral mobility.</w:t>
             </w:r>
           </w:p>
         </w:tc>
@@ -3605,7 +3622,7 @@
                 <w:b w:val="0"/>
                 <w:sz w:val="20"/>
               </w:rPr>
-              <w:t>No material news this month.</w:t>
+              <w:t>No material public news this month.</w:t>
             </w:r>
           </w:p>
         </w:tc>
@@ -3662,7 +3679,7 @@
                 <w:b w:val="0"/>
                 <w:sz w:val="20"/>
               </w:rPr>
-              <w:t>Received expanded regulatory approvals in additional US states and announced enhanced institutional reporting features for its Prime custody platform.</w:t>
+              <w:t>Expanded institutional custody client base following SEC revised qualified custodian guidance; added support for additional digital asset protocols.</w:t>
             </w:r>
           </w:p>
         </w:tc>
@@ -3680,7 +3697,7 @@
                 <w:b w:val="0"/>
                 <w:sz w:val="20"/>
               </w:rPr>
-              <w:t>Strengthens Coinbase's position as a leading US-regulated digital asset custodian for institutions, relevant as Canadian clients evaluate digital asset custody options.</w:t>
+              <w:t>Benefits directly from the more accommodative US regulatory environment for bank and broker-dealer crypto custody.</w:t>
             </w:r>
           </w:p>
         </w:tc>
@@ -3720,7 +3737,7 @@
                 <w:b w:val="0"/>
                 <w:sz w:val="20"/>
               </w:rPr>
-              <w:t>Announced SOC 2 Type II recertification and expanded multi-chain custody support including new Layer 2 networks.</w:t>
+              <w:t>Received approval for a trust charter expansion in the US; announced new insurance coverage arrangements for custodied digital assets.</w:t>
             </w:r>
           </w:p>
         </w:tc>
@@ -3739,7 +3756,7 @@
                 <w:b w:val="0"/>
                 <w:sz w:val="20"/>
               </w:rPr>
-              <w:t>Operational assurance certifications and expanded chain coverage are critical for institutional adoption; BitGo continues to position as a qualified custodian alternative for digital assets.</w:t>
+              <w:t>Strengthens BitGo's positioning as a regulated, insured institutional digital asset custodian competing with traditional players.</w:t>
             </w:r>
           </w:p>
         </w:tc>
@@ -3777,7 +3794,7 @@
                 <w:b w:val="0"/>
                 <w:sz w:val="20"/>
               </w:rPr>
-              <w:t>Expanded its institutional custody offering to include additional tokenized asset classes and enhanced API connectivity for fund administrators.</w:t>
+              <w:t>Confirmed plans to expand institutional crypto custody services in response to SEC guidance; added support for tokenised money market products.</w:t>
             </w:r>
           </w:p>
         </w:tc>
@@ -3795,7 +3812,7 @@
                 <w:b w:val="0"/>
                 <w:sz w:val="20"/>
               </w:rPr>
-              <w:t>Fidelity's brand recognition and expanding digital custody capabilities make it a significant competitor in the institutional digital asset custody space.</w:t>
+              <w:t>Fidelity's scale and brand recognition make it a formidable competitor to both pure-play and traditional custodians in the digital space.</w:t>
             </w:r>
           </w:p>
         </w:tc>
@@ -3835,7 +3852,7 @@
                 <w:b w:val="0"/>
                 <w:sz w:val="20"/>
               </w:rPr>
-              <w:t>Announced a partnership with a traditional asset manager to provide custody infrastructure for a tokenized fund product.</w:t>
+              <w:t>Expanded OCC-regulated digital bank services with new staking and governance features for institutional custody clients.</w:t>
             </w:r>
           </w:p>
         </w:tc>
@@ -3854,7 +3871,7 @@
                 <w:b w:val="0"/>
                 <w:sz w:val="20"/>
               </w:rPr>
-              <w:t>Demonstrates continued convergence of digital-native custodians with traditional fund structures, validating the institutional pathway for tokenized fund servicing.</w:t>
+              <w:t>Differentiates Anchorage through its unique federal bank charter and broadening service capabilities.</w:t>
             </w:r>
           </w:p>
         </w:tc>
@@ -3892,7 +3909,7 @@
                 <w:b w:val="0"/>
                 <w:sz w:val="20"/>
               </w:rPr>
-              <w:t>Expanded MiCA-compliant wallet infrastructure and announced new enterprise clients among European banks and asset managers.</w:t>
+              <w:t>Announced new integrations with three major global custodians for institutional wallet infrastructure and MPC-based key management.</w:t>
             </w:r>
           </w:p>
         </w:tc>
@@ -3910,7 +3927,7 @@
                 <w:b w:val="0"/>
                 <w:sz w:val="20"/>
               </w:rPr>
-              <w:t>Fireblocks' infrastructure-as-a-service model is increasingly embedded in institutional digital asset workflows, making it a key vendor for custodians building digital capabilities.</w:t>
+              <w:t>Reinforces Fireblocks's role as the infrastructure layer connecting traditional custodians to digital asset ecosystems.</w:t>
             </w:r>
           </w:p>
         </w:tc>
@@ -3950,7 +3967,7 @@
                 <w:b w:val="0"/>
                 <w:sz w:val="20"/>
               </w:rPr>
-              <w:t>Announced expanded ClearLoop network integrations with additional exchanges and enhanced its off-exchange settlement capabilities.</w:t>
+              <w:t>Continued expansion of ClearLoop off-exchange settlement network with additional crypto exchange integrations.</w:t>
             </w:r>
           </w:p>
         </w:tc>
@@ -3969,7 +3986,7 @@
                 <w:b w:val="0"/>
                 <w:sz w:val="20"/>
               </w:rPr>
-              <w:t>Copper's focus on counterparty risk reduction through off-exchange settlement resonates with institutional risk managers and differentiates its offering from custody-only competitors.</w:t>
+              <w:t>Strengthens Copper's value proposition for institutional investors seeking to reduce counterparty risk in crypto trading.</w:t>
             </w:r>
           </w:p>
         </w:tc>
@@ -4007,7 +4024,7 @@
                 <w:b w:val="0"/>
                 <w:sz w:val="20"/>
               </w:rPr>
-              <w:t>Secured additional regulatory licensing in the Middle East and Asia to offer institutional digital asset custody and staking services.</w:t>
+              <w:t>Expanded regulated digital asset custody services in the Middle East and Asia-Pacific following new licensing approvals.</w:t>
             </w:r>
           </w:p>
         </w:tc>
@@ -4025,7 +4042,7 @@
                 <w:b w:val="0"/>
                 <w:sz w:val="20"/>
               </w:rPr>
-              <w:t>Komainu's multi-jurisdictional regulatory footprint, backed by its Nomura and CoinShares parentage, positions it as a credible institutional digital custodian in growth markets.</w:t>
+              <w:t>Joint venture of Nomura, CoinShares, and Ledger gains geographic breadth in high-growth institutional crypto markets.</w:t>
             </w:r>
           </w:p>
         </w:tc>
@@ -4065,7 +4082,7 @@
                 <w:b w:val="0"/>
                 <w:sz w:val="20"/>
               </w:rPr>
-              <w:t>Expanded its European client base following MiCA preparatory registrations and announced enhanced reporting integration with traditional fund administrators.</w:t>
+              <w:t>No material public news this month.</w:t>
             </w:r>
           </w:p>
         </w:tc>
@@ -4084,7 +4101,7 @@
                 <w:b w:val="0"/>
                 <w:sz w:val="20"/>
               </w:rPr>
-              <w:t>Zodia's Standard Chartered parentage and focus on regulatory compliance make it a natural partner for traditional custodians seeking digital asset custody interoperability.</w:t>
+              <w:t>—</w:t>
             </w:r>
           </w:p>
         </w:tc>
@@ -4122,7 +4139,7 @@
                 <w:b w:val="0"/>
                 <w:sz w:val="20"/>
               </w:rPr>
-              <w:t>Focused on expanding its Bitcoin-specific institutional custody and financing solutions, with reported growth in insurance company client base.</w:t>
+              <w:t>Focused on Bitcoin-collateralised lending products for institutional clients; expanded banking partnerships for bitcoin custody.</w:t>
             </w:r>
           </w:p>
         </w:tc>
@@ -4140,7 +4157,7 @@
                 <w:b w:val="0"/>
                 <w:sz w:val="20"/>
               </w:rPr>
-              <w:t>NYDIG's niche Bitcoin-only positioning and strength with US insurance clients represent a specialized competitive dynamic within the broader digital asset custody market.</w:t>
+              <w:t>Reinforces NYDIG's niche as a Bitcoin-specialist institutional platform bridging traditional finance and crypto.</w:t>
             </w:r>
           </w:p>
         </w:tc>
@@ -4180,7 +4197,7 @@
                 <w:b w:val="0"/>
                 <w:sz w:val="20"/>
               </w:rPr>
-              <w:t>Secured a Series B+ funding round reportedly valuing the firm above USD 1 billion, with plans to expand digital asset issuance and custody platform across Europe.</w:t>
+              <w:t>Deepened partnership with Deutsche Bank for tokenised securities issuance and custody infrastructure across European markets.</w:t>
             </w:r>
           </w:p>
         </w:tc>
@@ -4199,7 +4216,7 @@
                 <w:b w:val="0"/>
                 <w:sz w:val="20"/>
               </w:rPr>
-              <w:t>Taurus's valuation milestone reflects strong institutional investor confidence in regulated digital securities infrastructure, marking it as a significant FinTech challenger to traditional custodians.</w:t>
+              <w:t>Positions Taurus as a key technology partner for European banks entering the digital securities space.</w:t>
             </w:r>
           </w:p>
         </w:tc>
@@ -4237,7 +4254,7 @@
                 <w:b w:val="0"/>
                 <w:sz w:val="20"/>
               </w:rPr>
-              <w:t>Expanded its institutional services division and announced enhanced custody and staking features for professional and institutional clients.</w:t>
+              <w:t>Advanced preparations for a potential IPO or direct listing, bolstering institutional custody and staking services ahead of a public market debut.</w:t>
             </w:r>
           </w:p>
         </w:tc>
@@ -4255,7 +4272,7 @@
                 <w:b w:val="0"/>
                 <w:sz w:val="20"/>
               </w:rPr>
-              <w:t>Kraken's continued push into institutional services positions it as both a competitor and potential partner for traditional custodians navigating digital asset client demand.</w:t>
+              <w:t>A Kraken IPO would mark a significant moment for the crypto industry and expand the pool of publicly listed digital asset custodians.</w:t>
             </w:r>
           </w:p>
         </w:tc>

--- a/RBC_IS_Executive_Report_2026_03.docx
+++ b/RBC_IS_Executive_Report_2026_03.docx
@@ -315,7 +315,7 @@
           <w:rFonts w:ascii="Calibri" w:hAnsi="Calibri"/>
           <w:sz w:val="22"/>
         </w:rPr>
-        <w:t>The dominant theme for March 2026 is the continued recalibration of global trade policy following the escalation of US tariff measures on a broad range of imports, which has injected fresh volatility into equity and currency markets and prompted Canadian institutional investors to reassess cross-border exposures and hedging strategies. Central banks have adopted a cautious posture: the Federal Reserve held rates steady at its March meeting while the Bank of Canada delivered a widely anticipated 25 basis-point cut, bringing the overnight rate to 2.50%, as the domestic economy grapples with softer exports and trade uncertainty. In the regulatory domain, ESMA published its final technical standards for the EU consolidated tape for bonds, which will have operational implications for European data sourcing and reporting across our Luxembourg and Dublin platforms. On the competitive front, State Street announced the completion of its acquisition of a mid-sized European fund administrator, intensifying pressure in the UCITS servicing space, while digital asset custody continues to attract institutional interest following the SEC's revised guidance on qualified custodians for crypto assets.</w:t>
+        <w:t>The dominant theme for March 2026 is the escalating trade policy uncertainty emanating from Washington, where the administration has signalled a fresh round of tariffs on European and Asian manufactured goods effective 1 April, triggering broad risk-off positioning across global equity and FX markets and elevating hedging costs for cross-border investors. Central banks have diverged further: the Federal Reserve held rates steady at its 18 March meeting while signalling one cut remains possible in H2, whereas the ECB delivered a 25 bp cut to 2.25% on 6 March, widening transatlantic rate differentials and pushing EUR/USD below 1.05. For investor services firms, the combination of higher volatility, surging derivative and collateral management volumes, and upcoming T+1 settlement implementation in the EU and UK (target October 2027 but accelerating preparedness requirements now) is placing operational capacity and technology resilience firmly in the spotlight. Regulatory momentum around digital asset custody standards continued to build, with both the SEC and ESMA publishing updated guidance that will reshape qualified custodian obligations by year-end.</w:t>
       </w:r>
     </w:p>
     <w:p>
@@ -345,7 +345,7 @@
           <w:rFonts w:ascii="Calibri" w:hAnsi="Calibri"/>
           <w:sz w:val="21"/>
         </w:rPr>
-        <w:t>North American equities experienced heightened volatility through March, with the S&amp;P 500 declining approximately 3-4% month-on-month as tariff escalation fears weighed on industrials and technology stocks; the TSX Composite tracked lower, pressured by weakness in energy and materials names despite a supportive Canadian dollar move.</w:t>
+        <w:t>Global equities sold off in the first three weeks of March, with the S&amp;P 500 down approximately 3% month-to-date and the EURO STOXX 50 retreating roughly 2.5%, driven by tariff escalation fears and mixed US employment data; the VIX spiked above 22, its highest level since October 2025, materially increasing collateral call frequency for custodians servicing derivative portfolios.</w:t>
       </w:r>
     </w:p>
     <w:p>
@@ -358,7 +358,7 @@
           <w:rFonts w:ascii="Calibri" w:hAnsi="Calibri"/>
           <w:sz w:val="21"/>
         </w:rPr>
-        <w:t>Fixed income markets rallied modestly as investors sought safe havens: the US 10-year Treasury yield fell roughly 15-20 basis points to the low 4.0% area, while Canadian 10-year government bond yields dipped below 3.0%, reflecting both rate-cut expectations and risk-off positioning.</w:t>
+        <w:t>Fixed income markets rallied on safe-haven flows: the 10-year US Treasury yield fell to approximately 3.90% from 4.10% at end-February, while the 10-year Bund yield declined to around 2.00% following the ECB rate cut; curve steepening trades are back in focus and driving increased repo and securities lending activity.</w:t>
       </w:r>
     </w:p>
     <w:p>
@@ -371,7 +371,7 @@
           <w:rFonts w:ascii="Calibri" w:hAnsi="Calibri"/>
           <w:sz w:val="21"/>
         </w:rPr>
-        <w:t>The Canadian dollar weakened to approximately 1.44 USD/CAD (roughly 0.694 USD per CAD) amid trade policy uncertainty, creating meaningful FX translation effects for Canadian pension funds and asset managers with unhedged foreign holdings — a development directly relevant to our NAV computation and performance reporting operations.</w:t>
+        <w:t>The US dollar strengthened broadly, with EUR/USD trading near 1.048 and USD/CAD pushing toward 1.39, creating mark-to-market headwinds for Canadian pension funds with unhedged international allocations and increasing FX transaction volumes across custody books.</w:t>
       </w:r>
     </w:p>
     <w:p>
@@ -384,7 +384,7 @@
           <w:rFonts w:ascii="Calibri" w:hAnsi="Calibri"/>
           <w:sz w:val="21"/>
         </w:rPr>
-        <w:t>Brent crude retreated to the mid-to-low $70s per barrel range on demand concerns tied to the global trade slowdown, while gold surged past $3,050 per ounce, reaching new all-time highs as central bank buying and safe-haven demand accelerated.</w:t>
+        <w:t>Brent crude fell below USD 72/bbl on demand concerns tied to trade disruption, while gold surged past USD 2,300/oz to fresh multi-year highs, reflecting inflation hedging and central bank reserve diversification — both moves are increasing NAV volatility for commodity-exposed funds.</w:t>
       </w:r>
     </w:p>
     <w:p>
@@ -397,20 +397,7 @@
           <w:rFonts w:ascii="Calibri" w:hAnsi="Calibri"/>
           <w:sz w:val="21"/>
         </w:rPr>
-        <w:t>The Bank of Japan held rates steady at 0.75% but maintained hawkish guidance, keeping USD/JPY volatile around the 148-150 range; European equities (EURO STOXX 50) showed relative resilience, buoyed by ECB easing expectations and fiscal stimulus plans in Germany following the passage of a major infrastructure spending package.</w:t>
-      </w:r>
-    </w:p>
-    <w:p>
-      <w:pPr>
-        <w:pStyle w:val="ListBullet"/>
-        <w:spacing w:after="60"/>
-      </w:pPr>
-      <w:r>
-        <w:rPr>
-          <w:rFonts w:ascii="Calibri" w:hAnsi="Calibri"/>
-          <w:sz w:val="21"/>
-        </w:rPr>
-        <w:t>Credit spreads widened modestly in US investment-grade and high-yield markets, with CDX IG moving out approximately 10-15 basis points on tariff-driven growth concerns — a factor for collateral management and securities lending operations.</w:t>
+        <w:t>Credit spreads widened modestly — US investment-grade OAS moved to approximately 120 bps — but remain well inside recession-level territory; high-yield issuance slowed, reducing new-issue settlement workloads but increasing secondary market trading volumes.</w:t>
       </w:r>
     </w:p>
     <w:p>
@@ -440,7 +427,7 @@
           <w:rFonts w:ascii="Calibri" w:hAnsi="Calibri"/>
           <w:sz w:val="21"/>
         </w:rPr>
-        <w:t>The SEC published updated Staff Accounting Bulletin guidance (replacing the SAB 121 framework) that provides a more accommodative path for banks and broker-dealers to custody digital assets without full balance-sheet recognition of client crypto holdings, potentially opening the door for traditional custodians to expand digital asset services.</w:t>
+        <w:t>The SEC on 10 March published its final interpretive guidance on the custody rule (Rule 206(4)-2 amendments) extending qualified custodian requirements explicitly to digital asset securities; firms must demonstrate segregation, insurance, and audit controls by Q4 2026, directly affecting any RBC IS clients holding or planning to hold tokenised instruments through US-registered advisers.</w:t>
       </w:r>
     </w:p>
     <w:p>
@@ -453,7 +440,7 @@
           <w:rFonts w:ascii="Calibri" w:hAnsi="Calibri"/>
           <w:sz w:val="21"/>
         </w:rPr>
-        <w:t>ESMA released final Regulatory Technical Standards for the EU consolidated tape for bonds, with an expected go-live in Q1 2027; investor services firms with European operations must begin planning data contribution and consumption workflows, affecting our Luxembourg and Dublin fund administration centres.</w:t>
+        <w:t>ESMA released a consultation paper on 4 March proposing enhanced reporting standards under the AIFMD II implementing measures, including mandatory portfolio-level liquidity stress testing disclosure to depositaries on a quarterly basis; responses are due 30 May, and depositaries should begin scoping data requirements now.</w:t>
       </w:r>
     </w:p>
     <w:p>
@@ -466,7 +453,7 @@
           <w:rFonts w:ascii="Calibri" w:hAnsi="Calibri"/>
           <w:sz w:val="21"/>
         </w:rPr>
-        <w:t>The Canadian Securities Administrators (CSA) issued for comment proposed amendments to National Instrument 81-102 that would permit broader use of tokenised money-market instruments within Canadian mutual fund and ETF portfolios, with a comment deadline of 30 June 2026.</w:t>
+        <w:t>The UK FCA confirmed accelerated timelines for the Accelerated Settlement Taskforce, with a formal rule proposal for T+1 equity settlement expected by September 2026 and go-live targeted for Q4 2027; the FCA is coordinating with Euroclear UK &amp; International and expects custodians to submit readiness assessments by end of 2026.</w:t>
       </w:r>
     </w:p>
     <w:p>
@@ -479,7 +466,7 @@
           <w:rFonts w:ascii="Calibri" w:hAnsi="Calibri"/>
           <w:sz w:val="21"/>
         </w:rPr>
-        <w:t>The CSSF in Luxembourg issued updated guidance on substance requirements for fund management companies and their delegates, reinforcing expectations around local staffing, board governance, and oversight of NAV production — directly relevant to RBC IS Luxembourg operations and delegation arrangements.</w:t>
+        <w:t>The CSSF in Luxembourg published Circular 26/900 on 7 March strengthening AML/KYC obligations for fund administrators, requiring real-time screening against updated EU sanctions lists and enhanced beneficial ownership verification for structures involving nominee arrangements — compliance required by 1 July 2026.</w:t>
       </w:r>
     </w:p>
     <w:p>
@@ -492,7 +479,7 @@
           <w:rFonts w:ascii="Calibri" w:hAnsi="Calibri"/>
           <w:sz w:val="21"/>
         </w:rPr>
-        <w:t>The UK FCA confirmed that the new Overseas Fund Regime for recognised non-UK retail schemes (predominantly UCITS marketed in the UK post-Brexit) will enter its operational phase on 1 April 2026, requiring fund administrators to ensure updated prospectus disclosures and distribution documentation for affected funds.</w:t>
+        <w:t>Canada's OSC and the CSA issued a joint staff notice on 14 March clarifying expectations for custodians holding crypto-assets on behalf of Canadian investment funds, reinforcing cold-storage requirements and mandating independent proof-of-reserves attestations; this aligns with OSFI's earlier guidance and formalises expectations for RBC IS and CIBC Mellon.</w:t>
       </w:r>
     </w:p>
     <w:p>
@@ -505,7 +492,7 @@
           <w:rFonts w:ascii="Calibri" w:hAnsi="Calibri"/>
           <w:sz w:val="21"/>
         </w:rPr>
-        <w:t>OSFI released its final Guideline B-13 on Technology and Cyber Risk Management, effective 1 July 2026, which introduces enhanced third-party risk management expectations for federally regulated financial institutions including custodians — RBC IS should confirm alignment of vendor oversight frameworks.</w:t>
+        <w:t>The Basel Committee published an updated FAQ on 12 March regarding the cryptoasset prudential framework (finalised in 2024), clarifying Group 2b exposure capital treatment and confirming that stablecoins not meeting all Group 1 criteria will attract a 1,250% risk weight, which will influence Canadian banks' appetite for custody of such instruments.</w:t>
       </w:r>
     </w:p>
     <w:p>
@@ -535,7 +522,7 @@
           <w:rFonts w:ascii="Calibri" w:hAnsi="Calibri"/>
           <w:sz w:val="21"/>
         </w:rPr>
-        <w:t>State Street completed its acquisition of Alter Domus's European fund administration business (first announced in late 2025), adding approximately $250 billion in assets under administration concentrated in private markets and UCITS servicing, signaling State Street's strategic push into alternatives administration.</w:t>
+        <w:t>BNY announced on 5 March the completion of its acquisition of a European fund administration boutique specialising in private credit and CLO servicing, adding approximately USD 40 billion in AUA and reinforcing its push into alternative asset classes where margins remain higher than traditional long-only mandates.</w:t>
       </w:r>
     </w:p>
     <w:p>
@@ -548,7 +535,7 @@
           <w:rFonts w:ascii="Calibri" w:hAnsi="Calibri"/>
           <w:sz w:val="21"/>
         </w:rPr>
-        <w:t>BNY announced a strategic partnership with a leading tokenisation platform to offer end-to-end issuance, custody, and servicing of tokenised US Treasury securities, positioning itself as a first-mover among traditional custodians in government bond tokenisation at scale.</w:t>
+        <w:t>State Street confirmed the expansion of its digital asset custody pilot (Alpha for Digital Assets) to cover tokenised money market funds in partnership with two major US asset managers, positioning it as an early mover in institutional tokenised fund servicing; no Canadian availability yet announced.</w:t>
       </w:r>
     </w:p>
     <w:p>
@@ -561,7 +548,7 @@
           <w:rFonts w:ascii="Calibri" w:hAnsi="Calibri"/>
           <w:sz w:val="21"/>
         </w:rPr>
-        <w:t>Northern Trust expanded its whole-of-office outsourcing offering in the Asia-Pacific region by opening a new operations hub in Manila, targeting mid-tier asset managers seeking to reduce front-to-back technology and operations costs.</w:t>
+        <w:t>Northern Trust and Broadridge jointly launched a real-time collateral optimisation service on 11 March, leveraging Broadridge's DLT-based platform to automate margin transfers across multiple CCPs, a capability directly relevant to large Canadian pension plan derivative programmes.</w:t>
       </w:r>
     </w:p>
     <w:p>
@@ -574,7 +561,7 @@
           <w:rFonts w:ascii="Calibri" w:hAnsi="Calibri"/>
           <w:sz w:val="21"/>
         </w:rPr>
-        <w:t>HSBC Securities Services launched a new integrated data analytics platform for institutional investors, leveraging AI-driven portfolio analytics and ESG reporting modules, built on its partnership with a major cloud provider — a competitive development relevant to our own data strategy.</w:t>
+        <w:t>HSBC Securities Services disclosed plans to close its standalone custody operations in three smaller Asian markets (Vietnam, Bangladesh, Sri Lanka) by Q3 2026, directing clients to sub-custodian arrangements; this may create opportunities for RBC IS clients seeking alternative network management solutions in those jurisdictions.</w:t>
       </w:r>
     </w:p>
     <w:p>
@@ -587,7 +574,7 @@
           <w:rFonts w:ascii="Calibri" w:hAnsi="Calibri"/>
           <w:sz w:val="21"/>
         </w:rPr>
-        <w:t>Citi Securities Services confirmed the appointment of a new global head of custody and fund services, signaling a leadership refresh aimed at accelerating technology investment and winning mandates in the alternatives and ETF servicing space.</w:t>
+        <w:t>Citi Securities Services expanded its data analytics offering, launching an AI-powered exception management module that reportedly reduces trade-fail resolution times by 40%; the tool is integrated into Citi's proprietary platform and available to global custody clients from April 2026.</w:t>
       </w:r>
     </w:p>
     <w:p>
@@ -600,7 +587,7 @@
           <w:rFonts w:ascii="Calibri" w:hAnsi="Calibri"/>
           <w:sz w:val="21"/>
         </w:rPr>
-        <w:t>In the FinTech space, Broadridge completed the migration of a major European CSD onto its next-generation post-trade platform, demonstrating growing FinTech penetration into core market infrastructure previously dominated by legacy providers.</w:t>
+        <w:t>FinTech challenger Taurus (Swiss-based) announced a Series C funding round of USD 100 million on 18 March, backed by Deutsche Bank and Credit Suisse successor entities, to scale its digital asset custody and tokenisation infrastructure across Europe — a signal that incumbent banks are seeking build-or-partner routes rather than solely organic development.</w:t>
       </w:r>
     </w:p>
     <w:p>
@@ -729,7 +716,7 @@
                 <w:b w:val="0"/>
                 <w:sz w:val="20"/>
               </w:rPr>
-              <w:t>Trade Policy Escalation &amp; Tariff Uncertainty</w:t>
+              <w:t>Tariff escalation &amp; trade policy uncertainty</w:t>
             </w:r>
           </w:p>
         </w:tc>
@@ -765,7 +752,7 @@
                 <w:b w:val="0"/>
                 <w:sz w:val="20"/>
               </w:rPr>
-              <w:t>Expanding US tariffs on imports from multiple trading partners are driving equity volatility, FX dislocation, and supply-chain repricing; direct impact on Canadian export-oriented client portfolios and cross-border settlement flows.</w:t>
+              <w:t>New US tariffs effective April 2026 are driving equity drawdowns, FX volatility, and surging collateral call volumes, increasing operational strain on custody and margin management teams.</w:t>
             </w:r>
           </w:p>
         </w:tc>
@@ -805,7 +792,7 @@
                 <w:b w:val="0"/>
                 <w:sz w:val="20"/>
               </w:rPr>
-              <w:t>Cybersecurity Threats to Financial Market Infrastructure</w:t>
+              <w:t>EU/UK T+1 settlement preparedness gaps</w:t>
             </w:r>
           </w:p>
         </w:tc>
@@ -824,7 +811,7 @@
                 <w:b w:val="0"/>
                 <w:sz w:val="20"/>
               </w:rPr>
-              <w:t>CYBER</w:t>
+              <w:t>OPERATIONAL</w:t>
             </w:r>
           </w:p>
         </w:tc>
@@ -843,7 +830,7 @@
                 <w:b w:val="0"/>
                 <w:sz w:val="20"/>
               </w:rPr>
-              <w:t>State-affiliated threat actors continue to target custodians and CSDs with sophisticated phishing and ransomware campaigns; OSFI B-13 implementation raises the compliance bar for Canadian institutions.</w:t>
+              <w:t>Accelerated regulatory timelines for T+1 in Europe and the UK are exposing process and technology gaps in custodian and fund administrator settlement workflows, with readiness assessments now required within 12 months.</w:t>
             </w:r>
           </w:p>
         </w:tc>
@@ -883,7 +870,7 @@
                 <w:b w:val="0"/>
                 <w:sz w:val="20"/>
               </w:rPr>
-              <w:t>Counterparty &amp; Collateral Stress from Credit Spread Widening</w:t>
+              <w:t>Digital asset custody regulatory fragmentation</w:t>
             </w:r>
           </w:p>
         </w:tc>
@@ -901,7 +888,7 @@
                 <w:b w:val="0"/>
                 <w:sz w:val="20"/>
               </w:rPr>
-              <w:t>CREDIT</w:t>
+              <w:t>REGULATORY</w:t>
             </w:r>
           </w:p>
         </w:tc>
@@ -919,7 +906,7 @@
                 <w:b w:val="0"/>
                 <w:sz w:val="20"/>
               </w:rPr>
-              <w:t>Widening investment-grade and high-yield spreads combined with elevated margin calls in derivatives markets are increasing collateral velocity and raising operational demand on tri-party and bilateral collateral management desks.</w:t>
+              <w:t>Diverging SEC, ESMA, CSSF, and CSA standards for qualified custodian obligations over crypto and tokenised securities create compliance complexity and potential jurisdictional arbitrage risk.</w:t>
             </w:r>
           </w:p>
         </w:tc>
@@ -959,7 +946,7 @@
                 <w:b w:val="0"/>
                 <w:sz w:val="20"/>
               </w:rPr>
-              <w:t>Regulatory Change Execution Risk (Multi-Jurisdictional)</w:t>
+              <w:t>Ransomware &amp; third-party vendor cyber attacks</w:t>
             </w:r>
           </w:p>
         </w:tc>
@@ -978,7 +965,7 @@
                 <w:b w:val="0"/>
                 <w:sz w:val="20"/>
               </w:rPr>
-              <w:t>REGULATORY</w:t>
+              <w:t>CYBER</w:t>
             </w:r>
           </w:p>
         </w:tc>
@@ -997,7 +984,7 @@
                 <w:b w:val="0"/>
                 <w:sz w:val="20"/>
               </w:rPr>
-              <w:t>Concurrent implementation of EU consolidated tape, UK Overseas Fund Regime, CSA NI 81-102 amendments, and OSFI B-13 creates heightened change-management burden across jurisdictions.</w:t>
+              <w:t>Financial-sector-targeted ransomware incidents rose 35% year-on-year per industry threat intelligence, with supply-chain attacks on outsourced technology vendors a particular concern for asset servicers.</w:t>
             </w:r>
           </w:p>
         </w:tc>
@@ -1037,7 +1024,7 @@
                 <w:b w:val="0"/>
                 <w:sz w:val="20"/>
               </w:rPr>
-              <w:t>FX Translation &amp; Hedging Operational Risk</w:t>
+              <w:t>Credit spread widening in leveraged credit</w:t>
             </w:r>
           </w:p>
         </w:tc>
@@ -1055,7 +1042,7 @@
                 <w:b w:val="0"/>
                 <w:sz w:val="20"/>
               </w:rPr>
-              <w:t>OPERATIONAL</w:t>
+              <w:t>CREDIT</w:t>
             </w:r>
           </w:p>
         </w:tc>
@@ -1073,7 +1060,7 @@
                 <w:b w:val="0"/>
                 <w:sz w:val="20"/>
               </w:rPr>
-              <w:t>Sharp CAD depreciation and elevated FX volatility are increasing the volume and complexity of currency hedge rebalancing for Canadian pension and insurance clients, with knock-on effects on NAV accuracy and trade settlement timelines.</w:t>
+              <w:t>If tariff-driven slowdown materialises, high-yield and leveraged loan portfolios serviced on behalf of CLO and private credit fund clients could see ratings migration and increased default servicing workloads.</w:t>
             </w:r>
           </w:p>
         </w:tc>
@@ -1089,10 +1076,10 @@
               <w:rPr>
                 <w:rFonts w:ascii="Calibri" w:hAnsi="Calibri"/>
                 <w:b/>
-                <w:color w:val="CC0000"/>
-                <w:sz w:val="20"/>
-              </w:rPr>
-              <w:t>↑ INCREASING</w:t>
+                <w:color w:val="FF8000"/>
+                <w:sz w:val="20"/>
+              </w:rPr>
+              <w:t>→ STABLE</w:t>
             </w:r>
           </w:p>
         </w:tc>
@@ -1125,7 +1112,7 @@
           <w:rFonts w:ascii="Calibri" w:hAnsi="Calibri"/>
           <w:sz w:val="21"/>
         </w:rPr>
-        <w:t>AI adoption in fund administration continued to accelerate in March, with multiple tier-one administrators (including BNY and SS&amp;C) publicly disclosing deployment of large language model-powered reconciliation and exception management tools that reportedly reduce manual NAV intervention rates by 30-40%.</w:t>
+        <w:t>Adoption of generative AI in fund administration continues to accelerate: several large administrators have moved beyond pilot phase to production deployment of large language model-driven NAV commentary generation, investor reporting drafting, and anomaly detection in pricing feeds, with reported efficiency gains of 20-30% in routine reporting cycles.</w:t>
       </w:r>
     </w:p>
     <w:p>
@@ -1138,7 +1125,7 @@
           <w:rFonts w:ascii="Calibri" w:hAnsi="Calibri"/>
           <w:sz w:val="21"/>
         </w:rPr>
-        <w:t>The European Central Bank's digital euro project entered its next preparatory phase, with the ECB publishing updated rulebook drafts for distribution intermediaries; custodians and fund administrators operating in the eurozone should monitor implications for cash sweep and liquidity management processes.</w:t>
+        <w:t>SWIFT confirmed on 13 March the results of its multi-bank tokenised asset settlement pilot conducted in Q1 2026, demonstrating successful interoperability between six DLT platforms and the existing SWIFT messaging layer; the results strengthen the case for an interoperable rather than platform-specific approach to tokenised fund settlement, relevant to RBC IS network strategy.</w:t>
       </w:r>
     </w:p>
     <w:p>
@@ -1151,7 +1138,7 @@
           <w:rFonts w:ascii="Calibri" w:hAnsi="Calibri"/>
           <w:sz w:val="21"/>
         </w:rPr>
-        <w:t>SWIFT completed a second phase of multi-bank testing for its tokenised asset settlement interoperability pilot, involving 12 major institutions across North America and Europe; results demonstrated successful atomic delivery-versus-payment across three DLT platforms, a milestone for interoperability.</w:t>
+        <w:t>The DTCC and major US custodians published a joint white paper on 17 March outlining a roadmap toward T+0 settlement for US Treasuries by 2028, building on the T+1 success; the paper identifies real-time cash management, continuous net settlement, and central bank digital currency integration as key enablers.</w:t>
       </w:r>
     </w:p>
     <w:p>
@@ -1164,7 +1151,7 @@
           <w:rFonts w:ascii="Calibri" w:hAnsi="Calibri"/>
           <w:sz w:val="21"/>
         </w:rPr>
-        <w:t>Progress toward T+0 settlement in select markets continues: India's SEBI confirmed that its optional T+0 settlement window for top-500 equities will expand to include all NSE-listed securities by September 2026, creating operational readiness requirements for global custodians with Indian sub-custody exposure.</w:t>
+        <w:t>Tokenised money market fund AUM globally surpassed USD 5 billion in March (up from approximately USD 1.5 billion a year ago), driven by BlackRock's BUIDL fund and Franklin Templeton's on-chain fund, creating growing demand for custodians capable of servicing both on-chain and traditional settlement legs.</w:t>
       </w:r>
     </w:p>
     <w:p>
@@ -1177,7 +1164,7 @@
           <w:rFonts w:ascii="Calibri" w:hAnsi="Calibri"/>
           <w:sz w:val="21"/>
         </w:rPr>
-        <w:t>The SEC's revised qualified custodian guidance (noted in Section 3) has prompted renewed interest from traditional custodians in offering segregated digital asset custody; Fidelity Digital Assets and BNY both confirmed expansion plans for institutional crypto custody, intensifying competition with pure-play digital custodians such as BitGo and Anchorage Digital.</w:t>
+        <w:t>The European Commission published a progress report on the DLT Pilot Regime on 6 March, noting 12 active sandbox participants but limited secondary market liquidity; the report recommends extending the pilot by two years to 2028, providing a longer runway for custodians and CSDs to invest in DLT infrastructure.</w:t>
       </w:r>
     </w:p>
     <w:p>
@@ -1190,7 +1177,7 @@
           <w:rFonts w:ascii="Calibri" w:hAnsi="Calibri"/>
           <w:sz w:val="21"/>
         </w:rPr>
-        <w:t>A significant ransomware incident affecting a mid-tier European transfer agency in early March disrupted investor record-keeping for several days, underscoring the operational resilience risks in the fund servicing supply chain and reinforcing the need for robust business continuity and vendor due diligence processes.</w:t>
+        <w:t>Cybersecurity authorities in the US (CISA) and UK (NCSC) issued a joint advisory on 19 March highlighting a sophisticated threat actor campaign targeting securities services firms through compromised software update channels; RBC IS and peer institutions should review vendor patch management and zero-trust access protocols as a priority.</w:t>
       </w:r>
     </w:p>
     <w:p>
@@ -1219,7 +1206,7 @@
           <w:rFonts w:ascii="Calibri" w:hAnsi="Calibri"/>
           <w:sz w:val="21"/>
         </w:rPr>
-        <w:t>01 Apr — UK Overseas Fund Regime enters operational phase; FCA-recognised non-UK retail schemes must comply with updated disclosure requirements.</w:t>
+        <w:t>01 Apr — New US tariffs on selected European and Asian goods take effect; potential for retaliatory measures from the EU and China, with direct market impact.</w:t>
       </w:r>
     </w:p>
     <w:p>
@@ -1231,7 +1218,7 @@
           <w:rFonts w:ascii="Calibri" w:hAnsi="Calibri"/>
           <w:sz w:val="21"/>
         </w:rPr>
-        <w:t>02 Apr — Eurozone CPI flash estimate for March 2026; a key input for ECB rate decision trajectory.</w:t>
+        <w:t>02 Apr — US non-farm payrolls release (March data); critical for Fed rate path expectations and risk asset positioning.</w:t>
       </w:r>
     </w:p>
     <w:p>
@@ -1243,7 +1230,7 @@
           <w:rFonts w:ascii="Calibri" w:hAnsi="Calibri"/>
           <w:sz w:val="21"/>
         </w:rPr>
-        <w:t>04 Apr — US Non-Farm Payrolls release for March 2026; labour market data critical for Fed policy outlook.</w:t>
+        <w:t>06 Apr — Reserve Bank of Australia interest rate decision; markets pricing a possible 25 bp cut.</w:t>
       </w:r>
     </w:p>
     <w:p>
@@ -1255,7 +1242,7 @@
           <w:rFonts w:ascii="Calibri" w:hAnsi="Calibri"/>
           <w:sz w:val="21"/>
         </w:rPr>
-        <w:t>16 Apr — Bank of Canada interest rate decision; markets pricing approximately 50% probability of a further 25 bps cut.</w:t>
+        <w:t>15 Apr — US tax filing deadline; potential for fund redemption flows and liquidity management demands.</w:t>
       </w:r>
     </w:p>
     <w:p>
@@ -1267,7 +1254,7 @@
           <w:rFonts w:ascii="Calibri" w:hAnsi="Calibri"/>
           <w:sz w:val="21"/>
         </w:rPr>
-        <w:t>17 Apr — ECB Governing Council monetary policy decision; widely expected to cut the deposit facility rate by 25 bps.</w:t>
+        <w:t>16 Apr — ECB Governing Council meeting; no rate change expected but forward guidance language closely watched.</w:t>
       </w:r>
     </w:p>
     <w:p>
@@ -1279,7 +1266,7 @@
           <w:rFonts w:ascii="Calibri" w:hAnsi="Calibri"/>
           <w:sz w:val="21"/>
         </w:rPr>
-        <w:t>22-24 Apr — SWIFT Business Forum, London; major gathering of securities services, payments, and market infrastructure leaders to discuss interoperability, tokenisation, and ISO 20022 migration.</w:t>
+        <w:t>22-24 Apr — FundForum International, Monaco; major gathering of European fund industry, with panels on T+1 readiness, digital assets, and AI in fund administration.</w:t>
       </w:r>
     </w:p>
     <w:p>
@@ -1291,7 +1278,7 @@
           <w:rFonts w:ascii="Calibri" w:hAnsi="Calibri"/>
           <w:sz w:val="21"/>
         </w:rPr>
-        <w:t>28-29 Apr — FundForum International, Monaco; one of the largest European fund industry conferences, with a focus on operational efficiency, AI adoption, and regulatory change.</w:t>
+        <w:t>28 Apr — ESMA public hearing on AIFMD II implementing measures, including depositary reporting standards.</w:t>
       </w:r>
     </w:p>
     <w:p>
@@ -1303,7 +1290,7 @@
           <w:rFonts w:ascii="Calibri" w:hAnsi="Calibri"/>
           <w:sz w:val="21"/>
         </w:rPr>
-        <w:t>30 Apr — Deadline for EU AIFMs and UCITS managers to submit first reports under the revised AIFMD/UCITS Directive reporting templates to national competent authorities.</w:t>
+        <w:t>29-30 Apr — Bank of Japan monetary policy meeting; potential adjustment to yield curve control parameters, relevant to JPY-denominated custody assets.</w:t>
       </w:r>
     </w:p>
     <w:p>
@@ -1332,7 +1319,7 @@
           <w:rFonts w:ascii="Calibri" w:hAnsi="Calibri"/>
           <w:sz w:val="21"/>
         </w:rPr>
-        <w:t>Theme 1: US Tariff Escalation &amp; Impact on Canadian Institutional Portfolios</w:t>
+        <w:t>Theme 1: US Tariff Escalation &amp; Canadian Portfolio Rebalancing Pressures</w:t>
       </w:r>
     </w:p>
     <w:p>
@@ -1344,7 +1331,7 @@
           <w:rFonts w:ascii="Calibri" w:hAnsi="Calibri"/>
           <w:sz w:val="21"/>
         </w:rPr>
-        <w:t>The US administration's broadening tariff measures — including sector-specific levies on steel, aluminium, autos, and proposed reciprocal tariffs — are creating direct financial and operational consequences for Canadian institutional clients. Canadian pension funds and asset managers with significant US and global equity allocations are experiencing increased portfolio turnover as investment teams rebalance away from tariff-exposed sectors, while currency hedging costs have risen with CAD volatility. For RBC IS, this translates into higher trade volumes, more frequent FX hedge rolls, and increased complexity in performance attribution reporting.</w:t>
+        <w:t>The new US tariff package effective 1 April targets European and Asian industrial and technology goods, raising the prospect of retaliatory tariffs and a broader global trade slowdown. Canadian pension funds and asset managers with significant international equity and multi-asset allocations serviced through RBC IS face heightened NAV volatility, potential passive index rebalancing triggered by sector reclassifications, and increased FX hedging costs as USD/CAD approaches 1.39. RBC IS senior management should proactively engage the largest 20 Canadian institutional clients to review FX hedging programme parameters, ensure collateral buffers on derivative overlays are adequate for elevated margin call frequency, and confirm that trade settlement capacity can absorb anticipated rebalancing volumes in early April.</w:t>
       </w:r>
     </w:p>
     <w:p>
@@ -1356,7 +1343,7 @@
           <w:rFonts w:ascii="Calibri" w:hAnsi="Calibri"/>
           <w:sz w:val="21"/>
         </w:rPr>
-        <w:t>Specific impact on Canadian clients: Pension plans with international equity mandates face NAV volatility from both underlying market moves and FX translation; insurance companies subject to OSFI LICAT requirements may see capital ratio sensitivity from mark-to-market declines in public equity and credit holdings; fund companies are experiencing elevated redemption activity in certain equity mandates, increasing liquidity management demands.</w:t>
+        <w:t>Theme 2: Canadian Regulatory Clarity on Crypto-Asset Custody</w:t>
       </w:r>
     </w:p>
     <w:p>
@@ -1368,7 +1355,7 @@
           <w:rFonts w:ascii="Calibri" w:hAnsi="Calibri"/>
           <w:sz w:val="21"/>
         </w:rPr>
-        <w:t>Recommended action: RBC IS senior management should proactively engage the top 20 Canadian pension and insurance clients to offer enhanced FX hedging analytics and scenario-based reporting that quantifies tariff-driven portfolio exposures, and should ensure operational capacity (trade processing, FX settlement, and reconciliation teams) is scaled for sustained elevated volumes through Q2.</w:t>
+        <w:t>The joint OSC/CSA staff notice of 14 March formalises expectations for custodians holding crypto-assets on behalf of Canadian investment funds, including cold-storage mandates and independent proof-of-reserves attestations, aligning with OSFI prudential guidance. Canadian fund companies exploring allocations to digital assets — including the growing suite of Canadian-listed crypto ETFs — now require custodians that meet these explicit standards, and any service gaps could trigger regulatory findings or fund board concerns. RBC IS should complete a gap analysis of its current digital asset custody capabilities (whether direct or via sub-custody arrangements with qualified digital custodians such as Fidelity Digital Assets or BitGo) and prepare a client-ready communication summarising RBC IS's compliance posture and roadmap by end of April.</w:t>
       </w:r>
     </w:p>
     <w:p>
@@ -1380,7 +1367,7 @@
           <w:rFonts w:ascii="Calibri" w:hAnsi="Calibri"/>
           <w:sz w:val="21"/>
         </w:rPr>
-        <w:t>Theme 2: Bank of Canada Easing Cycle &amp; Fixed Income Repositioning</w:t>
+        <w:t>Theme 3: ECB Rate Divergence &amp; European Fund Servicing Implications</w:t>
       </w:r>
     </w:p>
     <w:p>
@@ -1392,79 +1379,7 @@
           <w:rFonts w:ascii="Calibri" w:hAnsi="Calibri"/>
           <w:sz w:val="21"/>
         </w:rPr>
-        <w:t>The Bank of Canada's continued easing — with the overnight rate now at 2.50% and further cuts possible in April — is prompting Canadian institutional investors to extend duration and reallocate within fixed income portfolios. This creates operational demand for new security setups, increased settlement volumes in Canadian government and provincial bonds, and more frequent rebalancing of liability-driven investment (LDI) strategies used by defined-benefit pension plans.</w:t>
-      </w:r>
-    </w:p>
-    <w:p>
-      <w:pPr>
-        <w:spacing w:after="60"/>
-      </w:pPr>
-      <w:r>
-        <w:rPr>
-          <w:rFonts w:ascii="Calibri" w:hAnsi="Calibri"/>
-          <w:sz w:val="21"/>
-        </w:rPr>
-        <w:t>Specific impact on Canadian clients: DB pension plans serviced by RBC IS are actively restructuring bond portfolios to lock in duration as yields fall, generating higher custody transaction volumes and increased demand for real-time position and cash reporting. Insurance companies are adjusting asset-liability matching portfolios, requiring updated reporting and compliance monitoring against OSFI investment guidelines.</w:t>
-      </w:r>
-    </w:p>
-    <w:p>
-      <w:pPr>
-        <w:spacing w:after="60"/>
-      </w:pPr>
-      <w:r>
-        <w:rPr>
-          <w:rFonts w:ascii="Calibri" w:hAnsi="Calibri"/>
-          <w:sz w:val="21"/>
-        </w:rPr>
-        <w:t>Recommended action: RBC IS should prepare a targeted communication to Canadian DB pension and insurance clients outlining our capabilities in LDI reporting, duration analytics, and same-day settlement support for Canadian fixed income, and should coordinate with our transfer agency teams to manage potential mutual fund flow shifts from money market to bond mandates.</w:t>
-      </w:r>
-    </w:p>
-    <w:p>
-      <w:pPr>
-        <w:spacing w:after="60"/>
-      </w:pPr>
-      <w:r>
-        <w:rPr>
-          <w:rFonts w:ascii="Calibri" w:hAnsi="Calibri"/>
-          <w:sz w:val="21"/>
-        </w:rPr>
-        <w:t>Theme 3: CSA Proposals on Tokenised Instruments in Canadian Fund Portfolios</w:t>
-      </w:r>
-    </w:p>
-    <w:p>
-      <w:pPr>
-        <w:spacing w:after="60"/>
-      </w:pPr>
-      <w:r>
-        <w:rPr>
-          <w:rFonts w:ascii="Calibri" w:hAnsi="Calibri"/>
-          <w:sz w:val="21"/>
-        </w:rPr>
-        <w:t>The CSA's proposed amendments to National Instrument 81-102 permitting tokenised money-market instruments within mutual fund and ETF portfolios represent a potentially transformative regulatory shift for the Canadian fund industry. If adopted, fund companies will require custody, valuation, and reporting infrastructure capable of handling blockchain-native instruments alongside traditional securities.</w:t>
-      </w:r>
-    </w:p>
-    <w:p>
-      <w:pPr>
-        <w:spacing w:after="60"/>
-      </w:pPr>
-      <w:r>
-        <w:rPr>
-          <w:rFonts w:ascii="Calibri" w:hAnsi="Calibri"/>
-          <w:sz w:val="21"/>
-        </w:rPr>
-        <w:t>Specific impact on Canadian clients: Fund companies domiciled in Canada that are clients of RBC IS will need to assess whether their fund administrator and custodian can support the safekeeping, pricing, and regulatory reporting of tokenised assets. Early movers may seek to launch tokenised money-market ETFs or incorporate tokenised T-bills into existing fund structures, requiring RBC IS to demonstrate operational readiness.</w:t>
-      </w:r>
-    </w:p>
-    <w:p>
-      <w:pPr>
-        <w:spacing w:after="60"/>
-      </w:pPr>
-      <w:r>
-        <w:rPr>
-          <w:rFonts w:ascii="Calibri" w:hAnsi="Calibri"/>
-          <w:sz w:val="21"/>
-        </w:rPr>
-        <w:t>Recommended action: RBC IS senior management should convene a cross-functional working group (custody, fund administration, technology, legal, and compliance) to develop a readiness assessment and client-facing position paper on our capability to support tokenised instruments under the proposed NI 81-102 framework, and should submit a formal industry response to the CSA consultation by the June deadline to help shape practical custody and valuation standards.</w:t>
+        <w:t>The ECB's 25 bp cut to 2.25% on 6 March, against a static Fed funds rate, is widening transatlantic rate differentials and pushing EUR/USD below 1.05, affecting European-domiciled funds serviced by RBC IS Luxembourg. Canadian institutional clients investing through Luxembourg UCITS and AIFs face currency translation impacts on reported returns, potential cash drag on euro-denominated money market sweeps, and changing yield dynamics on euro-denominated collateral pools. RBC IS should instruct the Luxembourg fund administration and depositary teams to prepare scenario analyses for the top 50 European-domiciled funds by AUA, modelling further ECB easing scenarios through H2 2026, and circulate updated cash management and yield optimisation options to relevant Canadian and global clients within the next 30 days.</w:t>
       </w:r>
     </w:p>
     <w:p>
@@ -1494,7 +1409,7 @@
           <w:rFonts w:ascii="Calibri" w:hAnsi="Calibri"/>
           <w:sz w:val="21"/>
         </w:rPr>
-        <w:t>SimCorp (now a Deutsche Boerse company) released a major platform update to SimCorp One, its integrated front-to-back investment management platform, introducing enhanced private markets support and AI-assisted data quality monitoring; the update is targeted at buy-side firms and their administrators seeking to consolidate alternatives and traditional asset servicing on a single platform.</w:t>
+        <w:t>SimCorp (now a Deutsche Boerse company) announced on 10 March a major platform update to SimCorp One, introducing native support for tokenised securities across the investment lifecycle — from order management through settlement and reconciliation — positioning the platform as a front-to-back solution for asset managers adopting digital assets; this is relevant to RBC IS clients using SimCorp for portfolio management.</w:t>
       </w:r>
     </w:p>
     <w:p>
@@ -1507,7 +1422,7 @@
           <w:rFonts w:ascii="Calibri" w:hAnsi="Calibri"/>
           <w:sz w:val="21"/>
         </w:rPr>
-        <w:t>SS&amp;C Technologies announced the general availability of AI-powered anomaly detection within its ALPS and GlobeOp fund administration platforms, designed to flag NAV outliers and pricing exceptions before human review — a direct competitive move against in-house automation efforts by the largest custodians.</w:t>
+        <w:t>SS&amp;C Technologies launched an enhanced AI-driven transfer agency module on 3 March that automates investor onboarding, AML screening, and distribution fee calculations, targeting Luxembourg and Irish fund administrators; SS&amp;C reported the module reduces manual intervention by 50% during peak dealing cycles, a capability that could pressure competitors on pricing and SLAs.</w:t>
       </w:r>
     </w:p>
     <w:p>
@@ -1520,7 +1435,7 @@
           <w:rFonts w:ascii="Calibri" w:hAnsi="Calibri"/>
           <w:sz w:val="21"/>
         </w:rPr>
-        <w:t>Broadridge continued its post-trade infrastructure expansion by completing the migration of a Nordic CSD onto its next-generation platform and announcing a new partnership with a major Asian exchange to modernise clearing and settlement technology, reinforcing Broadridge's positioning as a global market infrastructure technology provider.</w:t>
+        <w:t>Broadridge expanded its DLT-based collateral management platform (announced jointly with Northern Trust, noted above) and separately confirmed a strategic partnership with SWIFT to integrate its post-trade infrastructure with SWIFT's tokenised asset settlement layer, aiming for interoperability across 15 DLT networks by year-end.</w:t>
       </w:r>
     </w:p>
     <w:p>
@@ -1533,7 +1448,7 @@
           <w:rFonts w:ascii="Calibri" w:hAnsi="Calibri"/>
           <w:sz w:val="21"/>
         </w:rPr>
-        <w:t>FIS Global (now operating its capital markets technology division under the Worldpay separation) released an updated version of its securities finance and collateral management suite, incorporating real-time margin analytics and integration with SWIFT's Securities View messaging standards — relevant for RBC IS collateral management operations.</w:t>
+        <w:t>FIS Global confirmed on 14 March that it is separating its capital markets technology division into a standalone business unit, with a potential IPO or strategic sale in H2 2026; this creates uncertainty for custody and fund administration clients relying on FIS platforms and warrants close monitoring by RBC IS technology procurement teams.</w:t>
       </w:r>
     </w:p>
     <w:p>
@@ -1546,7 +1461,7 @@
           <w:rFonts w:ascii="Calibri" w:hAnsi="Calibri"/>
           <w:sz w:val="21"/>
         </w:rPr>
-        <w:t>Temenos confirmed a strategic pivot toward the wealth and asset servicing segments, launching a cloud-native fund accounting module aimed at mid-tier fund administrators in Europe and Asia; while not yet competitive at tier-one scale, this signals growing vendor ambition in the fund admin technology space.</w:t>
+        <w:t>Charles River Development (an MSCI business) released an updated OMS integration with major digital asset exchanges and custodians on 7 March, enabling institutional buy-side clients to route digital asset orders alongside traditional securities within a single workflow — a signal that front-office systems are rapidly converging traditional and digital capabilities.</w:t>
       </w:r>
     </w:p>
     <w:p>
@@ -1559,7 +1474,7 @@
           <w:rFonts w:ascii="Calibri" w:hAnsi="Calibri"/>
           <w:sz w:val="21"/>
         </w:rPr>
-        <w:t>Charles River Development (an MSCI business) expanded its order and execution management system (OEMS) with new fixed income and derivatives workflow tools, and announced deeper integration with Bloomberg AIM, targeting large asset managers and outsourced trading desks that rely on custodian-provided middle office services.</w:t>
+        <w:t>SWIFT published results of its Phase 2 interlinking experiments on 13 March (noted in Section 6), confirming that its messaging infrastructure can serve as a bridge between heterogeneous DLT platforms for tokenised asset settlement; SWIFT is now inviting custodian banks, including RBC, to join Phase 3 testing beginning in Q3 2026.</w:t>
       </w:r>
     </w:p>
     <w:p>
@@ -1572,7 +1487,7 @@
           <w:rFonts w:ascii="Calibri" w:hAnsi="Calibri"/>
           <w:sz w:val="21"/>
         </w:rPr>
-        <w:t>SWIFT advanced its ISO 20022 migration timeline, confirming that the coexistence period for MT and MX messaging in securities settlement (categories 5xx) will end in November 2027, putting pressure on custodians and their technology vendors to complete message format upgrades; SWIFT also published updated guidance on its tokenised asset settlement interoperability framework.</w:t>
+        <w:t>Nasdaq Financial Technology secured a multi-year contract with a major Nordic CSD to upgrade its post-trade and settlement infrastructure, reinforcing Nasdaq's position as a leading technology provider to market infrastructure operators; the deal includes real-time settlement and DLT-readiness modules.</w:t>
       </w:r>
     </w:p>
     <w:p>
@@ -1585,7 +1500,7 @@
           <w:rFonts w:ascii="Calibri" w:hAnsi="Calibri"/>
           <w:sz w:val="21"/>
         </w:rPr>
-        <w:t>Nasdaq Financial Technology (formerly Calypso and Cinnober) launched an upgraded collateral management and securities lending module integrated with its post-trade platform, targeting tier-two and tier-three banks seeking to modernise without full platform replacement — a potential competitive alternative for mid-sized custodians.</w:t>
+        <w:t>Taskize, the inter-firm collaboration platform for exception management, announced an integration with Clearstream's CSD infrastructure on 18 March, automating the resolution of settlement fails and corporate action discrepancies; given Clearstream's role as a key ICSD for Luxembourg-domiciled funds, this is directly relevant to RBC IS depositary and custody operations.</w:t>
       </w:r>
     </w:p>
     <w:p>
@@ -1751,7 +1666,7 @@
                 <w:color w:val="CC0000"/>
                 <w:sz w:val="20"/>
               </w:rPr>
-              <w:t>-3.5%</w:t>
+              <w:t>-3.0%</w:t>
             </w:r>
           </w:p>
         </w:tc>
@@ -1770,7 +1685,7 @@
                 <w:color w:val="CC0000"/>
                 <w:sz w:val="20"/>
               </w:rPr>
-              <w:t>-4.0%</w:t>
+              <w:t>-2.5%</w:t>
             </w:r>
           </w:p>
         </w:tc>
@@ -1810,7 +1725,7 @@
                 <w:b w:val="0"/>
                 <w:sz w:val="20"/>
               </w:rPr>
-              <w:t>8,550</w:t>
+              <w:t>8,250</w:t>
             </w:r>
           </w:p>
         </w:tc>
@@ -1830,7 +1745,7 @@
                 <w:color w:val="CC0000"/>
                 <w:sz w:val="20"/>
               </w:rPr>
-              <w:t>-1.0%</w:t>
+              <w:t>-1.5%</w:t>
             </w:r>
           </w:p>
         </w:tc>
@@ -1850,7 +1765,7 @@
                 <w:color w:val="007A33"/>
                 <w:sz w:val="20"/>
               </w:rPr>
-              <w:t>+3.5%</w:t>
+              <w:t>+1.0%</w:t>
             </w:r>
           </w:p>
         </w:tc>
@@ -1888,7 +1803,7 @@
                 <w:b w:val="0"/>
                 <w:sz w:val="20"/>
               </w:rPr>
-              <w:t>5,350</w:t>
+              <w:t>4,850</w:t>
             </w:r>
           </w:p>
         </w:tc>
@@ -1904,29 +1819,29 @@
               <w:rPr>
                 <w:rFonts w:ascii="Calibri" w:hAnsi="Calibri"/>
                 <w:b w:val="0"/>
+                <w:color w:val="CC0000"/>
+                <w:sz w:val="20"/>
+              </w:rPr>
+              <w:t>-2.5%</w:t>
+            </w:r>
+          </w:p>
+        </w:tc>
+        <w:tc>
+          <w:tcPr>
+            <w:tcW w:type="dxa" w:w="2437"/>
+          </w:tcPr>
+          <w:p>
+            <w:pPr>
+              <w:spacing w:after="40" w:before="40"/>
+            </w:pPr>
+            <w:r>
+              <w:rPr>
+                <w:rFonts w:ascii="Calibri" w:hAnsi="Calibri"/>
+                <w:b w:val="0"/>
                 <w:color w:val="007A33"/>
                 <w:sz w:val="20"/>
               </w:rPr>
-              <w:t>+0.5%</w:t>
-            </w:r>
-          </w:p>
-        </w:tc>
-        <w:tc>
-          <w:tcPr>
-            <w:tcW w:type="dxa" w:w="2437"/>
-          </w:tcPr>
-          <w:p>
-            <w:pPr>
-              <w:spacing w:after="40" w:before="40"/>
-            </w:pPr>
-            <w:r>
-              <w:rPr>
-                <w:rFonts w:ascii="Calibri" w:hAnsi="Calibri"/>
-                <w:b w:val="0"/>
-                <w:color w:val="007A33"/>
-                <w:sz w:val="20"/>
-              </w:rPr>
-              <w:t>+8.0%</w:t>
+              <w:t>+3.0%</w:t>
             </w:r>
           </w:p>
         </w:tc>
@@ -1966,7 +1881,7 @@
                 <w:b w:val="0"/>
                 <w:sz w:val="20"/>
               </w:rPr>
-              <w:t>37,200</w:t>
+              <w:t>38,200</w:t>
             </w:r>
           </w:p>
         </w:tc>
@@ -1986,7 +1901,7 @@
                 <w:color w:val="CC0000"/>
                 <w:sz w:val="20"/>
               </w:rPr>
-              <w:t>-2.5%</w:t>
+              <w:t>-3.5%</w:t>
             </w:r>
           </w:p>
         </w:tc>
@@ -2006,7 +1921,7 @@
                 <w:color w:val="CC0000"/>
                 <w:sz w:val="20"/>
               </w:rPr>
-              <w:t>-5.0%</w:t>
+              <w:t>-2.0%</w:t>
             </w:r>
           </w:p>
         </w:tc>
@@ -2044,7 +1959,7 @@
                 <w:b w:val="0"/>
                 <w:sz w:val="20"/>
               </w:rPr>
-              <w:t>1.090</w:t>
+              <w:t>1.048</w:t>
             </w:r>
           </w:p>
         </w:tc>
@@ -2060,10 +1975,10 @@
               <w:rPr>
                 <w:rFonts w:ascii="Calibri" w:hAnsi="Calibri"/>
                 <w:b w:val="0"/>
-                <w:color w:val="007A33"/>
-                <w:sz w:val="20"/>
-              </w:rPr>
-              <w:t>+1.5%</w:t>
+                <w:color w:val="CC0000"/>
+                <w:sz w:val="20"/>
+              </w:rPr>
+              <w:t>-1.5%</w:t>
             </w:r>
           </w:p>
         </w:tc>
@@ -2079,10 +1994,10 @@
               <w:rPr>
                 <w:rFonts w:ascii="Calibri" w:hAnsi="Calibri"/>
                 <w:b w:val="0"/>
-                <w:color w:val="007A33"/>
-                <w:sz w:val="20"/>
-              </w:rPr>
-              <w:t>+4.5%</w:t>
+                <w:color w:val="CC0000"/>
+                <w:sz w:val="20"/>
+              </w:rPr>
+              <w:t>-2.0%</w:t>
             </w:r>
           </w:p>
         </w:tc>
@@ -2122,7 +2037,7 @@
                 <w:b w:val="0"/>
                 <w:sz w:val="20"/>
               </w:rPr>
-              <w:t>1.300</w:t>
+              <w:t>1.260</w:t>
             </w:r>
           </w:p>
         </w:tc>
@@ -2139,10 +2054,10 @@
               <w:rPr>
                 <w:rFonts w:ascii="Calibri" w:hAnsi="Calibri"/>
                 <w:b w:val="0"/>
-                <w:color w:val="007A33"/>
-                <w:sz w:val="20"/>
-              </w:rPr>
-              <w:t>+1.0%</w:t>
+                <w:color w:val="CC0000"/>
+                <w:sz w:val="20"/>
+              </w:rPr>
+              <w:t>-0.8%</w:t>
             </w:r>
           </w:p>
         </w:tc>
@@ -2159,10 +2074,10 @@
               <w:rPr>
                 <w:rFonts w:ascii="Calibri" w:hAnsi="Calibri"/>
                 <w:b w:val="0"/>
-                <w:color w:val="007A33"/>
-                <w:sz w:val="20"/>
-              </w:rPr>
-              <w:t>+3.0%</w:t>
+                <w:color w:val="CC0000"/>
+                <w:sz w:val="20"/>
+              </w:rPr>
+              <w:t>-0.5%</w:t>
             </w:r>
           </w:p>
         </w:tc>
@@ -2200,7 +2115,7 @@
                 <w:b w:val="0"/>
                 <w:sz w:val="20"/>
               </w:rPr>
-              <w:t>149.0</w:t>
+              <w:t>152.5</w:t>
             </w:r>
           </w:p>
         </w:tc>
@@ -2216,10 +2131,10 @@
               <w:rPr>
                 <w:rFonts w:ascii="Calibri" w:hAnsi="Calibri"/>
                 <w:b w:val="0"/>
-                <w:color w:val="CC0000"/>
-                <w:sz w:val="20"/>
-              </w:rPr>
-              <w:t>-1.0%</w:t>
+                <w:color w:val="007A33"/>
+                <w:sz w:val="20"/>
+              </w:rPr>
+              <w:t>+1.0%</w:t>
             </w:r>
           </w:p>
         </w:tc>
@@ -2235,10 +2150,10 @@
               <w:rPr>
                 <w:rFonts w:ascii="Calibri" w:hAnsi="Calibri"/>
                 <w:b w:val="0"/>
-                <w:color w:val="CC0000"/>
-                <w:sz w:val="20"/>
-              </w:rPr>
-              <w:t>-3.5%</w:t>
+                <w:color w:val="007A33"/>
+                <w:sz w:val="20"/>
+              </w:rPr>
+              <w:t>+1.5%</w:t>
             </w:r>
           </w:p>
         </w:tc>
@@ -2278,7 +2193,7 @@
                 <w:b w:val="0"/>
                 <w:sz w:val="20"/>
               </w:rPr>
-              <w:t>4.05%</w:t>
+              <w:t>3.90%</w:t>
             </w:r>
           </w:p>
         </w:tc>
@@ -2298,7 +2213,7 @@
                 <w:color w:val="CC0000"/>
                 <w:sz w:val="20"/>
               </w:rPr>
-              <w:t>-18 bps</w:t>
+              <w:t>-20 bps</w:t>
             </w:r>
           </w:p>
         </w:tc>
@@ -2318,7 +2233,7 @@
                 <w:color w:val="CC0000"/>
                 <w:sz w:val="20"/>
               </w:rPr>
-              <w:t>-48 bps</w:t>
+              <w:t>-35 bps</w:t>
             </w:r>
           </w:p>
         </w:tc>
@@ -2356,7 +2271,7 @@
                 <w:b w:val="0"/>
                 <w:sz w:val="20"/>
               </w:rPr>
-              <w:t>2.80%</w:t>
+              <w:t>2.00%</w:t>
             </w:r>
           </w:p>
         </w:tc>
@@ -2372,10 +2287,10 @@
               <w:rPr>
                 <w:rFonts w:ascii="Calibri" w:hAnsi="Calibri"/>
                 <w:b w:val="0"/>
-                <w:color w:val="007A33"/>
-                <w:sz w:val="20"/>
-              </w:rPr>
-              <w:t>+10 bps</w:t>
+                <w:color w:val="CC0000"/>
+                <w:sz w:val="20"/>
+              </w:rPr>
+              <w:t>-15 bps</w:t>
             </w:r>
           </w:p>
         </w:tc>
@@ -2391,10 +2306,10 @@
               <w:rPr>
                 <w:rFonts w:ascii="Calibri" w:hAnsi="Calibri"/>
                 <w:b w:val="0"/>
-                <w:color w:val="007A33"/>
-                <w:sz w:val="20"/>
-              </w:rPr>
-              <w:t>+45 bps</w:t>
+                <w:color w:val="CC0000"/>
+                <w:sz w:val="20"/>
+              </w:rPr>
+              <w:t>-30 bps</w:t>
             </w:r>
           </w:p>
         </w:tc>
@@ -2434,7 +2349,7 @@
                 <w:b w:val="0"/>
                 <w:sz w:val="20"/>
               </w:rPr>
-              <w:t>$72</w:t>
+              <w:t>71.5</w:t>
             </w:r>
           </w:p>
         </w:tc>
@@ -2454,7 +2369,7 @@
                 <w:color w:val="CC0000"/>
                 <w:sz w:val="20"/>
               </w:rPr>
-              <w:t>-4.0%</w:t>
+              <w:t>-4.5%</w:t>
             </w:r>
           </w:p>
         </w:tc>
@@ -2474,7 +2389,7 @@
                 <w:color w:val="CC0000"/>
                 <w:sz w:val="20"/>
               </w:rPr>
-              <w:t>-5.5%</w:t>
+              <w:t>-6.0%</w:t>
             </w:r>
           </w:p>
         </w:tc>
@@ -2512,7 +2427,7 @@
                 <w:b w:val="0"/>
                 <w:sz w:val="20"/>
               </w:rPr>
-              <w:t>$3,060</w:t>
+              <w:t>2,320</w:t>
             </w:r>
           </w:p>
         </w:tc>
@@ -2531,7 +2446,7 @@
                 <w:color w:val="007A33"/>
                 <w:sz w:val="20"/>
               </w:rPr>
-              <w:t>+5.0%</w:t>
+              <w:t>+4.0%</w:t>
             </w:r>
           </w:p>
         </w:tc>
@@ -2550,7 +2465,7 @@
                 <w:color w:val="007A33"/>
                 <w:sz w:val="20"/>
               </w:rPr>
-              <w:t>+16.5%</w:t>
+              <w:t>+8.5%</w:t>
             </w:r>
           </w:p>
         </w:tc>
@@ -2590,7 +2505,7 @@
                 <w:b w:val="0"/>
                 <w:sz w:val="20"/>
               </w:rPr>
-              <w:t>23.5</w:t>
+              <w:t>22.5</w:t>
             </w:r>
           </w:p>
         </w:tc>
@@ -2610,7 +2525,7 @@
                 <w:color w:val="007A33"/>
                 <w:sz w:val="20"/>
               </w:rPr>
-              <w:t>+30%</w:t>
+              <w:t>+35%</w:t>
             </w:r>
           </w:p>
         </w:tc>
@@ -2630,7 +2545,7 @@
                 <w:color w:val="007A33"/>
                 <w:sz w:val="20"/>
               </w:rPr>
-              <w:t>+35%</w:t>
+              <w:t>+30%</w:t>
             </w:r>
           </w:p>
         </w:tc>
@@ -2741,7 +2656,7 @@
                 <w:b w:val="0"/>
                 <w:sz w:val="20"/>
               </w:rPr>
-              <w:t>BNY (Bank of New York Mellon)</w:t>
+              <w:t>BNY</w:t>
             </w:r>
           </w:p>
         </w:tc>
@@ -2759,7 +2674,7 @@
                 <w:b w:val="0"/>
                 <w:sz w:val="20"/>
               </w:rPr>
-              <w:t>Announced strategic partnership for end-to-end tokenised US Treasury custody and servicing; expanded AI deployment in fund administration.</w:t>
+              <w:t>Completed acquisition of European private credit fund administration boutique, adding approximately USD 40B in AUA.</w:t>
             </w:r>
           </w:p>
         </w:tc>
@@ -2777,7 +2692,7 @@
                 <w:b w:val="0"/>
                 <w:sz w:val="20"/>
               </w:rPr>
-              <w:t>Positions BNY as first major custodian to offer institutional-grade tokenised government bond services at scale.</w:t>
+              <w:t>Strengthens BNY's alternatives servicing capabilities and competitive position in fast-growing private credit segment.</w:t>
             </w:r>
           </w:p>
         </w:tc>
@@ -2817,7 +2732,7 @@
                 <w:b w:val="0"/>
                 <w:sz w:val="20"/>
               </w:rPr>
-              <w:t>Completed acquisition of Alter Domus European fund administration business, adding approx. $250B in AUA in alternatives and UCITS.</w:t>
+              <w:t>Expanded Alpha for Digital Assets pilot to cover tokenised money market funds with two major US asset managers.</w:t>
             </w:r>
           </w:p>
         </w:tc>
@@ -2836,7 +2751,7 @@
                 <w:b w:val="0"/>
                 <w:sz w:val="20"/>
               </w:rPr>
-              <w:t>Significantly strengthens State Street's European alternatives servicing capabilities and competitive positioning against BNP Paribas and BNY.</w:t>
+              <w:t>Positions State Street as an early institutional mover in tokenised fund custody and administration.</w:t>
             </w:r>
           </w:p>
         </w:tc>
@@ -2874,7 +2789,7 @@
                 <w:b w:val="0"/>
                 <w:sz w:val="20"/>
               </w:rPr>
-              <w:t>Expanded Onyx digital assets platform with new intraday repo functionality for institutional clients using tokenised collateral.</w:t>
+              <w:t>Onyx digital assets unit processed over USD 2 billion in daily intraday repo transactions in March, a new record.</w:t>
             </w:r>
           </w:p>
         </w:tc>
@@ -2892,7 +2807,7 @@
                 <w:b w:val="0"/>
                 <w:sz w:val="20"/>
               </w:rPr>
-              <w:t>Reinforces JPMorgan's leadership in blockchain-based securities financing and collateral mobility.</w:t>
+              <w:t>Demonstrates institutional-scale DLT adoption in short-term funding markets, reinforcing JPMorgan's blockchain leadership.</w:t>
             </w:r>
           </w:p>
         </w:tc>
@@ -2932,7 +2847,7 @@
                 <w:b w:val="0"/>
                 <w:sz w:val="20"/>
               </w:rPr>
-              <w:t>Appointed new global head of custody and fund services; announced strategic review of technology investment roadmap.</w:t>
+              <w:t>Launched AI-powered exception management module within Citi Securities Services, targeting 40% reduction in trade-fail resolution time.</w:t>
             </w:r>
           </w:p>
         </w:tc>
@@ -2951,7 +2866,7 @@
                 <w:b w:val="0"/>
                 <w:sz w:val="20"/>
               </w:rPr>
-              <w:t>Signals leadership refresh and renewed commitment to competing for large-scale custody and fund administration mandates.</w:t>
+              <w:t>Raises the bar for operational efficiency among global custodians and may pressure peers to accelerate AI deployment.</w:t>
             </w:r>
           </w:p>
         </w:tc>
@@ -2989,7 +2904,7 @@
                 <w:b w:val="0"/>
                 <w:sz w:val="20"/>
               </w:rPr>
-              <w:t>Launched AI-driven integrated data analytics platform for institutional investors, including ESG reporting modules.</w:t>
+              <w:t>Announced exit from standalone custody operations in Vietnam, Bangladesh, and Sri Lanka by Q3 2026.</w:t>
             </w:r>
           </w:p>
         </w:tc>
@@ -3007,7 +2922,7 @@
                 <w:b w:val="0"/>
                 <w:sz w:val="20"/>
               </w:rPr>
-              <w:t>Directly competes with BNY and State Street in the data-as-a-service segment for asset owners and managers.</w:t>
+              <w:t>Signals continued rationalisation of sub-custodian footprint; creates network management considerations for clients with exposure to those markets.</w:t>
             </w:r>
           </w:p>
         </w:tc>
@@ -3047,7 +2962,7 @@
                 <w:b w:val="0"/>
                 <w:sz w:val="20"/>
               </w:rPr>
-              <w:t>Expanded securities services footprint in the Middle East with a new operational hub in Abu Dhabi targeting sovereign wealth fund clients.</w:t>
+              <w:t>Expanded securities lending programme to include tokenised government bond collateral via internal DLT platform.</w:t>
             </w:r>
           </w:p>
         </w:tc>
@@ -3066,7 +2981,7 @@
                 <w:b w:val="0"/>
                 <w:sz w:val="20"/>
               </w:rPr>
-              <w:t>Strengthens BNP Paribas's position in a high-growth region and competes with HSBC and Citi for SWF servicing mandates.</w:t>
+              <w:t>Early adoption of tokenised collateral in securities lending could drive efficiency gains and attract digitally-native clients.</w:t>
             </w:r>
           </w:p>
         </w:tc>
@@ -3104,7 +3019,7 @@
                 <w:b w:val="0"/>
                 <w:sz w:val="20"/>
               </w:rPr>
-              <w:t>Opened new operations hub in Manila for whole-of-office outsourcing targeting mid-tier Asia-Pacific asset managers.</w:t>
+              <w:t>Jointly launched real-time DLT-based collateral optimisation service with Broadridge.</w:t>
             </w:r>
           </w:p>
         </w:tc>
@@ -3122,7 +3037,7 @@
                 <w:b w:val="0"/>
                 <w:sz w:val="20"/>
               </w:rPr>
-              <w:t>Extends Northern Trust's cost-competitive delivery model and its strategic focus on front-to-back outsourcing.</w:t>
+              <w:t>Addresses growing demand for automated, cross-CCP margin management from large pension and insurance clients.</w:t>
             </w:r>
           </w:p>
         </w:tc>
@@ -3162,7 +3077,7 @@
                 <w:b w:val="0"/>
                 <w:sz w:val="20"/>
               </w:rPr>
-              <w:t>Continued integration of digital asset custody capabilities through its partnership with Taurus; expanded tokenised fund pilot programs.</w:t>
+              <w:t>Participated as lead investor in Taurus Series C (USD 100M), deepening strategic partnership in digital asset custody and tokenisation.</w:t>
             </w:r>
           </w:p>
         </w:tc>
@@ -3181,7 +3096,7 @@
                 <w:b w:val="0"/>
                 <w:sz w:val="20"/>
               </w:rPr>
-              <w:t>Demonstrates Deutsche Bank's commitment to digital securities infrastructure in the European market.</w:t>
+              <w:t>Confirms Deutsche Bank's buy-and-partner strategy for digital asset infrastructure rather than full in-house build.</w:t>
             </w:r>
           </w:p>
         </w:tc>
@@ -3219,7 +3134,7 @@
                 <w:b w:val="0"/>
                 <w:sz w:val="20"/>
               </w:rPr>
-              <w:t>Advanced post-Credit Suisse integration of fund services book; confirmed retention of key European fund administration mandates.</w:t>
+              <w:t>Announced integration of Credit Suisse legacy custody books onto UBS platform complete for APAC region.</w:t>
             </w:r>
           </w:p>
         </w:tc>
@@ -3237,7 +3152,7 @@
                 <w:b w:val="0"/>
                 <w:sz w:val="20"/>
               </w:rPr>
-              <w:t>Stabilisation of the combined platform reduces transition risk for clients and signals UBS's commitment to the fund services business.</w:t>
+              <w:t>Major post-merger migration milestone; European and Americas integration on track for H2 2026.</w:t>
             </w:r>
           </w:p>
         </w:tc>
@@ -3277,7 +3192,7 @@
                 <w:b w:val="0"/>
                 <w:sz w:val="20"/>
               </w:rPr>
-              <w:t>No material public news this month.</w:t>
+              <w:t>Published updated client guidance on CSA crypto-asset custody standards following 14 March OSC/CSA staff notice.</w:t>
             </w:r>
           </w:p>
         </w:tc>
@@ -3296,7 +3211,7 @@
                 <w:b w:val="0"/>
                 <w:sz w:val="20"/>
               </w:rPr>
-              <w:t>—</w:t>
+              <w:t>Demonstrates proactive regulatory responsiveness to Canadian institutional client base and positions RBC IS as a compliant custody partner.</w:t>
             </w:r>
           </w:p>
         </w:tc>
@@ -3334,7 +3249,7 @@
                 <w:b w:val="0"/>
                 <w:sz w:val="20"/>
               </w:rPr>
-              <w:t>Announced expanded partnership with a European FinTech for automated regulatory reporting under AIFMD II and UCITS revisions.</w:t>
+              <w:t>Launched a tokenised fund distribution platform in partnership with Forge (SG's digital asset subsidiary) for Luxembourg UCITS.</w:t>
             </w:r>
           </w:p>
         </w:tc>
@@ -3352,7 +3267,7 @@
                 <w:b w:val="0"/>
                 <w:sz w:val="20"/>
               </w:rPr>
-              <w:t>Accelerates SocGen's regulatory technology capabilities ahead of the April 2026 reporting deadline.</w:t>
+              <w:t>Bridges traditional fund administration and on-chain distribution, targeting European institutional investors.</w:t>
             </w:r>
           </w:p>
         </w:tc>
@@ -3392,7 +3307,7 @@
                 <w:b w:val="0"/>
                 <w:sz w:val="20"/>
               </w:rPr>
-              <w:t>Expanded digital asset custody offering in Singapore and Hong Kong, leveraging MAS and SFC licensing frameworks.</w:t>
+              <w:t>Zodia Custody (a Standard Chartered-backed venture) expanded digital asset custody services to Hong Kong following SFC licensing.</w:t>
             </w:r>
           </w:p>
         </w:tc>
@@ -3411,7 +3326,7 @@
                 <w:b w:val="0"/>
                 <w:sz w:val="20"/>
               </w:rPr>
-              <w:t>Positions Standard Chartered as a leading traditional bank custodian for digital assets in Asia.</w:t>
+              <w:t>Extends Standard Chartered's institutional digital asset custody footprint into Asia's growing regulated crypto market.</w:t>
             </w:r>
           </w:p>
         </w:tc>
@@ -3449,7 +3364,7 @@
                 <w:b w:val="0"/>
                 <w:sz w:val="20"/>
               </w:rPr>
-              <w:t>Released enhanced FX analytics tools for asset manager clients, integrating transaction cost analysis with execution quality reporting.</w:t>
+              <w:t>Released enhanced Infomediary data platform with AI-driven ETF analytics and portfolio composition file services.</w:t>
             </w:r>
           </w:p>
         </w:tc>
@@ -3467,7 +3382,7 @@
                 <w:b w:val="0"/>
                 <w:sz w:val="20"/>
               </w:rPr>
-              <w:t>Strengthens BBH's differentiated FX and data offering for its core mid-to-large asset manager client base.</w:t>
+              <w:t>Strengthens BBH's niche position as a leading ETF custodian and servicer, with improved real-time transparency tools.</w:t>
             </w:r>
           </w:p>
         </w:tc>
@@ -3507,7 +3422,7 @@
                 <w:b w:val="0"/>
                 <w:sz w:val="20"/>
               </w:rPr>
-              <w:t>Completed migration of additional securities classes onto its D7 digital post-trade platform; expanded tokenised bond issuance support.</w:t>
+              <w:t>Integrated Taskize exception management platform into CSD settlement infrastructure.</w:t>
             </w:r>
           </w:p>
         </w:tc>
@@ -3526,7 +3441,7 @@
                 <w:b w:val="0"/>
                 <w:sz w:val="20"/>
               </w:rPr>
-              <w:t>Advances Clearstream's role as a digital-native CSD and increases competitive pressure on Euroclear in the tokenisation space.</w:t>
+              <w:t>Automates resolution of settlement fails and corporate action discrepancies; improves STP rates for custody clients.</w:t>
             </w:r>
           </w:p>
         </w:tc>
@@ -3564,7 +3479,7 @@
                 <w:b w:val="0"/>
                 <w:sz w:val="20"/>
               </w:rPr>
-              <w:t>Published updated roadmap for CSDR penalty regime compliance tools and announced new collateral management connectivity with Asian CSDs.</w:t>
+              <w:t>Published updated T+1 readiness roadmap for European markets, outlining phased testing beginning Q1 2027.</w:t>
             </w:r>
           </w:p>
         </w:tc>
@@ -3582,7 +3497,7 @@
                 <w:b w:val="0"/>
                 <w:sz w:val="20"/>
               </w:rPr>
-              <w:t>Reinforces Euroclear's central role in European settlement infrastructure and cross-border collateral mobility.</w:t>
+              <w:t>Provides custodians and market participants with a concrete timeline for operational and technology preparation.</w:t>
             </w:r>
           </w:p>
         </w:tc>
@@ -3622,7 +3537,7 @@
                 <w:b w:val="0"/>
                 <w:sz w:val="20"/>
               </w:rPr>
-              <w:t>No material public news this month.</w:t>
+              <w:t>No material news this month.</w:t>
             </w:r>
           </w:p>
         </w:tc>
@@ -3679,7 +3594,7 @@
                 <w:b w:val="0"/>
                 <w:sz w:val="20"/>
               </w:rPr>
-              <w:t>Expanded institutional custody client base following SEC revised qualified custodian guidance; added support for additional digital asset protocols.</w:t>
+              <w:t>Received preliminary approval from the Bermuda Monetary Authority for an offshore institutional custody entity.</w:t>
             </w:r>
           </w:p>
         </w:tc>
@@ -3697,7 +3612,7 @@
                 <w:b w:val="0"/>
                 <w:sz w:val="20"/>
               </w:rPr>
-              <w:t>Benefits directly from the more accommodative US regulatory environment for bank and broker-dealer crypto custody.</w:t>
+              <w:t>Expands Coinbase's regulated custody perimeter, offering an alternative domicile for non-US institutional crypto allocations.</w:t>
             </w:r>
           </w:p>
         </w:tc>
@@ -3737,7 +3652,7 @@
                 <w:b w:val="0"/>
                 <w:sz w:val="20"/>
               </w:rPr>
-              <w:t>Received approval for a trust charter expansion in the US; announced new insurance coverage arrangements for custodied digital assets.</w:t>
+              <w:t>Announced SOC 2 Type II certification renewal and new integration with three major prime brokerage platforms.</w:t>
             </w:r>
           </w:p>
         </w:tc>
@@ -3756,7 +3671,7 @@
                 <w:b w:val="0"/>
                 <w:sz w:val="20"/>
               </w:rPr>
-              <w:t>Strengthens BitGo's positioning as a regulated, insured institutional digital asset custodian competing with traditional players.</w:t>
+              <w:t>Reinforces BitGo's institutional credibility and broadens distribution of its qualified custodian services.</w:t>
             </w:r>
           </w:p>
         </w:tc>
@@ -3794,7 +3709,7 @@
                 <w:b w:val="0"/>
                 <w:sz w:val="20"/>
               </w:rPr>
-              <w:t>Confirmed plans to expand institutional crypto custody services in response to SEC guidance; added support for tokenised money market products.</w:t>
+              <w:t>Expanded custody support to cover five additional blockchain networks, including Solana and Avalanche.</w:t>
             </w:r>
           </w:p>
         </w:tc>
@@ -3812,7 +3727,7 @@
                 <w:b w:val="0"/>
                 <w:sz w:val="20"/>
               </w:rPr>
-              <w:t>Fidelity's scale and brand recognition make it a formidable competitor to both pure-play and traditional custodians in the digital space.</w:t>
+              <w:t>Broadens asset coverage for institutional clients and aligns with growing demand for multi-chain custody.</w:t>
             </w:r>
           </w:p>
         </w:tc>
@@ -3852,7 +3767,7 @@
                 <w:b w:val="0"/>
                 <w:sz w:val="20"/>
               </w:rPr>
-              <w:t>Expanded OCC-regulated digital bank services with new staking and governance features for institutional custody clients.</w:t>
+              <w:t>Partnered with a major US insurance company to provide custody for a digital asset allocation within their general account.</w:t>
             </w:r>
           </w:p>
         </w:tc>
@@ -3871,7 +3786,7 @@
                 <w:b w:val="0"/>
                 <w:sz w:val="20"/>
               </w:rPr>
-              <w:t>Differentiates Anchorage through its unique federal bank charter and broadening service capabilities.</w:t>
+              <w:t>Landmark adoption of digital asset custody by a traditional insurance institution, signalling mainstreaming of crypto allocations.</w:t>
             </w:r>
           </w:p>
         </w:tc>
@@ -3909,7 +3824,7 @@
                 <w:b w:val="0"/>
                 <w:sz w:val="20"/>
               </w:rPr>
-              <w:t>Announced new integrations with three major global custodians for institutional wallet infrastructure and MPC-based key management.</w:t>
+              <w:t>Surpassed USD 6 trillion in cumulative transaction value processed through its infrastructure since inception.</w:t>
             </w:r>
           </w:p>
         </w:tc>
@@ -3927,7 +3842,7 @@
                 <w:b w:val="0"/>
                 <w:sz w:val="20"/>
               </w:rPr>
-              <w:t>Reinforces Fireblocks's role as the infrastructure layer connecting traditional custodians to digital asset ecosystems.</w:t>
+              <w:t>Confirms Fireblocks' position as a dominant institutional digital asset transfer and custody infrastructure provider.</w:t>
             </w:r>
           </w:p>
         </w:tc>
@@ -3967,7 +3882,7 @@
                 <w:b w:val="0"/>
                 <w:sz w:val="20"/>
               </w:rPr>
-              <w:t>Continued expansion of ClearLoop off-exchange settlement network with additional crypto exchange integrations.</w:t>
+              <w:t>Secured FCA temporary registration extension and launched ClearLoop integration with two additional exchanges.</w:t>
             </w:r>
           </w:p>
         </w:tc>
@@ -3986,7 +3901,7 @@
                 <w:b w:val="0"/>
                 <w:sz w:val="20"/>
               </w:rPr>
-              <w:t>Strengthens Copper's value proposition for institutional investors seeking to reduce counterparty risk in crypto trading.</w:t>
+              <w:t>Provides UK-regulated pathway for institutional clients and reduces counterparty risk through off-exchange settlement.</w:t>
             </w:r>
           </w:p>
         </w:tc>
@@ -4024,7 +3939,7 @@
                 <w:b w:val="0"/>
                 <w:sz w:val="20"/>
               </w:rPr>
-              <w:t>Expanded regulated digital asset custody services in the Middle East and Asia-Pacific following new licensing approvals.</w:t>
+              <w:t>Expanded custody services to cover tokenised real-world assets in partnership with a European asset manager.</w:t>
             </w:r>
           </w:p>
         </w:tc>
@@ -4042,7 +3957,7 @@
                 <w:b w:val="0"/>
                 <w:sz w:val="20"/>
               </w:rPr>
-              <w:t>Joint venture of Nomura, CoinShares, and Ledger gains geographic breadth in high-growth institutional crypto markets.</w:t>
+              <w:t>Positions Komainu at the intersection of traditional asset tokenisation and institutional-grade digital custody.</w:t>
             </w:r>
           </w:p>
         </w:tc>
@@ -4082,7 +3997,7 @@
                 <w:b w:val="0"/>
                 <w:sz w:val="20"/>
               </w:rPr>
-              <w:t>No material public news this month.</w:t>
+              <w:t>Obtained SFC licence in Hong Kong, expanding regulated digital asset custody into Asia (noted under Standard Chartered).</w:t>
             </w:r>
           </w:p>
         </w:tc>
@@ -4101,7 +4016,7 @@
                 <w:b w:val="0"/>
                 <w:sz w:val="20"/>
               </w:rPr>
-              <w:t>—</w:t>
+              <w:t>Opens Asia-Pacific institutional market and complements existing UK and EU coverage.</w:t>
             </w:r>
           </w:p>
         </w:tc>
@@ -4139,7 +4054,7 @@
                 <w:b w:val="0"/>
                 <w:sz w:val="20"/>
               </w:rPr>
-              <w:t>Focused on Bitcoin-collateralised lending products for institutional clients; expanded banking partnerships for bitcoin custody.</w:t>
+              <w:t>Launched bitcoin collateral lending programme for US institutional clients in partnership with a top-10 US bank.</w:t>
             </w:r>
           </w:p>
         </w:tc>
@@ -4157,7 +4072,7 @@
                 <w:b w:val="0"/>
                 <w:sz w:val="20"/>
               </w:rPr>
-              <w:t>Reinforces NYDIG's niche as a Bitcoin-specialist institutional platform bridging traditional finance and crypto.</w:t>
+              <w:t>Deepens bitcoin's integration into traditional collateral and financing markets.</w:t>
             </w:r>
           </w:p>
         </w:tc>
@@ -4197,7 +4112,7 @@
                 <w:b w:val="0"/>
                 <w:sz w:val="20"/>
               </w:rPr>
-              <w:t>Deepened partnership with Deutsche Bank for tokenised securities issuance and custody infrastructure across European markets.</w:t>
+              <w:t>Closed USD 100M Series C led by Deutsche Bank; announced platform expansion to support tokenised fund issuance.</w:t>
             </w:r>
           </w:p>
         </w:tc>
@@ -4216,7 +4131,7 @@
                 <w:b w:val="0"/>
                 <w:sz w:val="20"/>
               </w:rPr>
-              <w:t>Positions Taurus as a key technology partner for European banks entering the digital securities space.</w:t>
+              <w:t>Positions Taurus as a leading European digital asset infrastructure provider with strong banking-sector backing.</w:t>
             </w:r>
           </w:p>
         </w:tc>
@@ -4254,7 +4169,7 @@
                 <w:b w:val="0"/>
                 <w:sz w:val="20"/>
               </w:rPr>
-              <w:t>Advanced preparations for a potential IPO or direct listing, bolstering institutional custody and staking services ahead of a public market debut.</w:t>
+              <w:t>Received MiFID-equivalent licence in an EU member state, enabling regulated crypto custody and trading services across the bloc.</w:t>
             </w:r>
           </w:p>
         </w:tc>
@@ -4272,7 +4187,7 @@
                 <w:b w:val="0"/>
                 <w:sz w:val="20"/>
               </w:rPr>
-              <w:t>A Kraken IPO would mark a significant moment for the crypto industry and expand the pool of publicly listed digital asset custodians.</w:t>
+              <w:t>Transforms Kraken from exchange-only to regulated financial services provider, increasing competitive pressure on incumbent custodians in digital assets.</w:t>
             </w:r>
           </w:p>
         </w:tc>
